--- a/thesis-final/SOTA_Report_v8-Chain.docx
+++ b/thesis-final/SOTA_Report_v8-Chain.docx
@@ -1597,6 +1597,405 @@
                 <w:sz w:val="16"/>
                 <w:szCs w:val="16"/>
               </w:rPr>
+              <w:t xml:space="preserve">FTEC (2019) [10]</w:t>
+            </w:r>
+          </w:p>
+        </w:tc>
+        <w:tc>
+          <w:tcPr>
+            <w:tcW w:type="dxa" w:w="2900"/>
+            <w:tcBorders>
+              <w:top w:val="single" w:color="D0CFC6" w:sz="4"/>
+              <w:left w:val="single" w:color="D0CFC6" w:sz="4"/>
+              <w:bottom w:val="single" w:color="D0CFC6" w:sz="4"/>
+              <w:right w:val="single" w:color="D0CFC6" w:sz="4"/>
+            </w:tcBorders>
+            <w:shd w:fill="EDEDE5" w:color="auto" w:val="clear"/>
+            <w:tcMar>
+              <w:top w:type="dxa" w:w="50"/>
+              <w:left w:type="dxa" w:w="90"/>
+              <w:bottom w:type="dxa" w:w="50"/>
+              <w:right w:type="dxa" w:w="90"/>
+            </w:tcMar>
+          </w:tcPr>
+          <w:p>
+            <w:pPr>
+              <w:jc w:val="left"/>
+            </w:pPr>
+            <w:r>
+              <w:rPr>
+                <w:rFonts w:ascii="Arial" w:cs="Arial" w:eastAsia="Arial" w:hAnsi="Arial"/>
+                <w:color w:val="323232"/>
+                <w:sz w:val="16"/>
+                <w:szCs w:val="16"/>
+              </w:rPr>
+              <w:t xml:space="preserve">HEED-based clustering with a backup CH for fault tolerance</w:t>
+            </w:r>
+          </w:p>
+        </w:tc>
+        <w:tc>
+          <w:tcPr>
+            <w:tcW w:type="dxa" w:w="1900"/>
+            <w:tcBorders>
+              <w:top w:val="single" w:color="D0CFC6" w:sz="4"/>
+              <w:left w:val="single" w:color="D0CFC6" w:sz="4"/>
+              <w:bottom w:val="single" w:color="D0CFC6" w:sz="4"/>
+              <w:right w:val="single" w:color="D0CFC6" w:sz="4"/>
+            </w:tcBorders>
+            <w:shd w:fill="EDEDE5" w:color="auto" w:val="clear"/>
+            <w:tcMar>
+              <w:top w:type="dxa" w:w="50"/>
+              <w:left w:type="dxa" w:w="90"/>
+              <w:bottom w:type="dxa" w:w="50"/>
+              <w:right w:type="dxa" w:w="90"/>
+            </w:tcMar>
+          </w:tcPr>
+          <w:p>
+            <w:pPr>
+              <w:jc w:val="left"/>
+            </w:pPr>
+            <w:r>
+              <w:rPr>
+                <w:rFonts w:ascii="Arial" w:cs="Arial" w:eastAsia="Arial" w:hAnsi="Arial"/>
+                <w:color w:val="323232"/>
+                <w:sz w:val="16"/>
+                <w:szCs w:val="16"/>
+              </w:rPr>
+              <w:t xml:space="preserve">CH failure is tolerated</w:t>
+            </w:r>
+          </w:p>
+        </w:tc>
+        <w:tc>
+          <w:tcPr>
+            <w:tcW w:type="dxa" w:w="2938"/>
+            <w:tcBorders>
+              <w:top w:val="single" w:color="D0CFC6" w:sz="4"/>
+              <w:left w:val="single" w:color="D0CFC6" w:sz="4"/>
+              <w:bottom w:val="single" w:color="D0CFC6" w:sz="4"/>
+              <w:right w:val="single" w:color="D0CFC6" w:sz="4"/>
+            </w:tcBorders>
+            <w:shd w:fill="EDEDE5" w:color="auto" w:val="clear"/>
+            <w:tcMar>
+              <w:top w:type="dxa" w:w="50"/>
+              <w:left w:type="dxa" w:w="90"/>
+              <w:bottom w:type="dxa" w:w="50"/>
+              <w:right w:type="dxa" w:w="90"/>
+            </w:tcMar>
+          </w:tcPr>
+          <w:p>
+            <w:pPr>
+              <w:jc w:val="left"/>
+            </w:pPr>
+            <w:r>
+              <w:rPr>
+                <w:rFonts w:ascii="Arial" w:cs="Arial" w:eastAsia="Arial" w:hAnsi="Arial"/>
+                <w:color w:val="323232"/>
+                <w:sz w:val="16"/>
+                <w:szCs w:val="16"/>
+              </w:rPr>
+              <w:t xml:space="preserve">No cluster reuse and no energy-based relay</w:t>
+            </w:r>
+          </w:p>
+        </w:tc>
+      </w:tr>
+      <w:tr>
+        <w:trPr>
+          <w:cantSplit/>
+        </w:trPr>
+        <w:tc>
+          <w:tcPr>
+            <w:tcW w:type="dxa" w:w="1900"/>
+            <w:tcBorders>
+              <w:top w:val="single" w:color="D0CFC6" w:sz="4"/>
+              <w:left w:val="single" w:color="D0CFC6" w:sz="4"/>
+              <w:bottom w:val="single" w:color="D0CFC6" w:sz="4"/>
+              <w:right w:val="single" w:color="D0CFC6" w:sz="4"/>
+            </w:tcBorders>
+            <w:shd w:fill="FFFFFF" w:color="auto" w:val="clear"/>
+            <w:tcMar>
+              <w:top w:type="dxa" w:w="50"/>
+              <w:left w:type="dxa" w:w="90"/>
+              <w:bottom w:type="dxa" w:w="50"/>
+              <w:right w:type="dxa" w:w="90"/>
+            </w:tcMar>
+          </w:tcPr>
+          <w:p>
+            <w:pPr>
+              <w:jc w:val="left"/>
+            </w:pPr>
+            <w:r>
+              <w:rPr>
+                <w:rFonts w:ascii="Arial" w:cs="Arial" w:eastAsia="Arial" w:hAnsi="Arial"/>
+                <w:color w:val="323232"/>
+                <w:sz w:val="16"/>
+                <w:szCs w:val="16"/>
+              </w:rPr>
+              <w:t xml:space="preserve">CH rotation review (2022) [11]</w:t>
+            </w:r>
+          </w:p>
+        </w:tc>
+        <w:tc>
+          <w:tcPr>
+            <w:tcW w:type="dxa" w:w="2900"/>
+            <w:tcBorders>
+              <w:top w:val="single" w:color="D0CFC6" w:sz="4"/>
+              <w:left w:val="single" w:color="D0CFC6" w:sz="4"/>
+              <w:bottom w:val="single" w:color="D0CFC6" w:sz="4"/>
+              <w:right w:val="single" w:color="D0CFC6" w:sz="4"/>
+            </w:tcBorders>
+            <w:shd w:fill="FFFFFF" w:color="auto" w:val="clear"/>
+            <w:tcMar>
+              <w:top w:type="dxa" w:w="50"/>
+              <w:left w:type="dxa" w:w="90"/>
+              <w:bottom w:type="dxa" w:w="50"/>
+              <w:right w:type="dxa" w:w="90"/>
+            </w:tcMar>
+          </w:tcPr>
+          <w:p>
+            <w:pPr>
+              <w:jc w:val="left"/>
+            </w:pPr>
+            <w:r>
+              <w:rPr>
+                <w:rFonts w:ascii="Arial" w:cs="Arial" w:eastAsia="Arial" w:hAnsi="Arial"/>
+                <w:color w:val="323232"/>
+                <w:sz w:val="16"/>
+                <w:szCs w:val="16"/>
+              </w:rPr>
+              <w:t xml:space="preserve">Survey of threshold-based and periodic CH rotation</w:t>
+            </w:r>
+          </w:p>
+        </w:tc>
+        <w:tc>
+          <w:tcPr>
+            <w:tcW w:type="dxa" w:w="1900"/>
+            <w:tcBorders>
+              <w:top w:val="single" w:color="D0CFC6" w:sz="4"/>
+              <w:left w:val="single" w:color="D0CFC6" w:sz="4"/>
+              <w:bottom w:val="single" w:color="D0CFC6" w:sz="4"/>
+              <w:right w:val="single" w:color="D0CFC6" w:sz="4"/>
+            </w:tcBorders>
+            <w:shd w:fill="FFFFFF" w:color="auto" w:val="clear"/>
+            <w:tcMar>
+              <w:top w:type="dxa" w:w="50"/>
+              <w:left w:type="dxa" w:w="90"/>
+              <w:bottom w:type="dxa" w:w="50"/>
+              <w:right w:type="dxa" w:w="90"/>
+            </w:tcMar>
+          </w:tcPr>
+          <w:p>
+            <w:pPr>
+              <w:jc w:val="left"/>
+            </w:pPr>
+            <w:r>
+              <w:rPr>
+                <w:rFonts w:ascii="Arial" w:cs="Arial" w:eastAsia="Arial" w:hAnsi="Arial"/>
+                <w:color w:val="323232"/>
+                <w:sz w:val="16"/>
+                <w:szCs w:val="16"/>
+              </w:rPr>
+              <w:t xml:space="preserve">Shows handover before depletion is known</w:t>
+            </w:r>
+          </w:p>
+        </w:tc>
+        <w:tc>
+          <w:tcPr>
+            <w:tcW w:type="dxa" w:w="2938"/>
+            <w:tcBorders>
+              <w:top w:val="single" w:color="D0CFC6" w:sz="4"/>
+              <w:left w:val="single" w:color="D0CFC6" w:sz="4"/>
+              <w:bottom w:val="single" w:color="D0CFC6" w:sz="4"/>
+              <w:right w:val="single" w:color="D0CFC6" w:sz="4"/>
+            </w:tcBorders>
+            <w:shd w:fill="FFFFFF" w:color="auto" w:val="clear"/>
+            <w:tcMar>
+              <w:top w:type="dxa" w:w="50"/>
+              <w:left w:type="dxa" w:w="90"/>
+              <w:bottom w:type="dxa" w:w="50"/>
+              <w:right w:type="dxa" w:w="90"/>
+            </w:tcMar>
+          </w:tcPr>
+          <w:p>
+            <w:pPr>
+              <w:jc w:val="left"/>
+            </w:pPr>
+            <w:r>
+              <w:rPr>
+                <w:rFonts w:ascii="Arial" w:cs="Arial" w:eastAsia="Arial" w:hAnsi="Arial"/>
+                <w:color w:val="323232"/>
+                <w:sz w:val="16"/>
+                <w:szCs w:val="16"/>
+              </w:rPr>
+              <w:t xml:space="preserve">Survey: no single integrated protocol</w:t>
+            </w:r>
+          </w:p>
+        </w:tc>
+      </w:tr>
+      <w:tr>
+        <w:trPr>
+          <w:cantSplit/>
+        </w:trPr>
+        <w:tc>
+          <w:tcPr>
+            <w:tcW w:type="dxa" w:w="1900"/>
+            <w:tcBorders>
+              <w:top w:val="single" w:color="D0CFC6" w:sz="4"/>
+              <w:left w:val="single" w:color="D0CFC6" w:sz="4"/>
+              <w:bottom w:val="single" w:color="D0CFC6" w:sz="4"/>
+              <w:right w:val="single" w:color="D0CFC6" w:sz="4"/>
+            </w:tcBorders>
+            <w:shd w:fill="EDEDE5" w:color="auto" w:val="clear"/>
+            <w:tcMar>
+              <w:top w:type="dxa" w:w="50"/>
+              <w:left w:type="dxa" w:w="90"/>
+              <w:bottom w:type="dxa" w:w="50"/>
+              <w:right w:type="dxa" w:w="90"/>
+            </w:tcMar>
+          </w:tcPr>
+          <w:p>
+            <w:pPr>
+              <w:jc w:val="left"/>
+            </w:pPr>
+            <w:r>
+              <w:rPr>
+                <w:rFonts w:ascii="Arial" w:cs="Arial" w:eastAsia="Arial" w:hAnsi="Arial"/>
+                <w:color w:val="323232"/>
+                <w:sz w:val="16"/>
+                <w:szCs w:val="16"/>
+              </w:rPr>
+              <w:t xml:space="preserve">EEUC (2005) [12], EAUCA (2021) [13]</w:t>
+            </w:r>
+          </w:p>
+        </w:tc>
+        <w:tc>
+          <w:tcPr>
+            <w:tcW w:type="dxa" w:w="2900"/>
+            <w:tcBorders>
+              <w:top w:val="single" w:color="D0CFC6" w:sz="4"/>
+              <w:left w:val="single" w:color="D0CFC6" w:sz="4"/>
+              <w:bottom w:val="single" w:color="D0CFC6" w:sz="4"/>
+              <w:right w:val="single" w:color="D0CFC6" w:sz="4"/>
+            </w:tcBorders>
+            <w:shd w:fill="EDEDE5" w:color="auto" w:val="clear"/>
+            <w:tcMar>
+              <w:top w:type="dxa" w:w="50"/>
+              <w:left w:type="dxa" w:w="90"/>
+              <w:bottom w:type="dxa" w:w="50"/>
+              <w:right w:type="dxa" w:w="90"/>
+            </w:tcMar>
+          </w:tcPr>
+          <w:p>
+            <w:pPr>
+              <w:jc w:val="left"/>
+            </w:pPr>
+            <w:r>
+              <w:rPr>
+                <w:rFonts w:ascii="Arial" w:cs="Arial" w:eastAsia="Arial" w:hAnsi="Arial"/>
+                <w:color w:val="323232"/>
+                <w:sz w:val="16"/>
+                <w:szCs w:val="16"/>
+              </w:rPr>
+              <w:t xml:space="preserve">Unequal clusters and multi-hop CH-to-CH relaying toward the sink</w:t>
+            </w:r>
+          </w:p>
+        </w:tc>
+        <w:tc>
+          <w:tcPr>
+            <w:tcW w:type="dxa" w:w="1900"/>
+            <w:tcBorders>
+              <w:top w:val="single" w:color="D0CFC6" w:sz="4"/>
+              <w:left w:val="single" w:color="D0CFC6" w:sz="4"/>
+              <w:bottom w:val="single" w:color="D0CFC6" w:sz="4"/>
+              <w:right w:val="single" w:color="D0CFC6" w:sz="4"/>
+            </w:tcBorders>
+            <w:shd w:fill="EDEDE5" w:color="auto" w:val="clear"/>
+            <w:tcMar>
+              <w:top w:type="dxa" w:w="50"/>
+              <w:left w:type="dxa" w:w="90"/>
+              <w:bottom w:type="dxa" w:w="50"/>
+              <w:right w:type="dxa" w:w="90"/>
+            </w:tcMar>
+          </w:tcPr>
+          <w:p>
+            <w:pPr>
+              <w:jc w:val="left"/>
+            </w:pPr>
+            <w:r>
+              <w:rPr>
+                <w:rFonts w:ascii="Arial" w:cs="Arial" w:eastAsia="Arial" w:hAnsi="Arial"/>
+                <w:color w:val="323232"/>
+                <w:sz w:val="16"/>
+                <w:szCs w:val="16"/>
+              </w:rPr>
+              <w:t xml:space="preserve">Balances the load near the sink</w:t>
+            </w:r>
+          </w:p>
+        </w:tc>
+        <w:tc>
+          <w:tcPr>
+            <w:tcW w:type="dxa" w:w="2938"/>
+            <w:tcBorders>
+              <w:top w:val="single" w:color="D0CFC6" w:sz="4"/>
+              <w:left w:val="single" w:color="D0CFC6" w:sz="4"/>
+              <w:bottom w:val="single" w:color="D0CFC6" w:sz="4"/>
+              <w:right w:val="single" w:color="D0CFC6" w:sz="4"/>
+            </w:tcBorders>
+            <w:shd w:fill="EDEDE5" w:color="auto" w:val="clear"/>
+            <w:tcMar>
+              <w:top w:type="dxa" w:w="50"/>
+              <w:left w:type="dxa" w:w="90"/>
+              <w:bottom w:type="dxa" w:w="50"/>
+              <w:right w:type="dxa" w:w="90"/>
+            </w:tcMar>
+          </w:tcPr>
+          <w:p>
+            <w:pPr>
+              <w:jc w:val="left"/>
+            </w:pPr>
+            <w:r>
+              <w:rPr>
+                <w:rFonts w:ascii="Arial" w:cs="Arial" w:eastAsia="Arial" w:hAnsi="Arial"/>
+                <w:color w:val="323232"/>
+                <w:sz w:val="16"/>
+                <w:szCs w:val="16"/>
+              </w:rPr>
+              <w:t xml:space="preserve">No failure recovery; relay is not decided by an energy test per round</w:t>
+            </w:r>
+          </w:p>
+        </w:tc>
+      </w:tr>
+      <w:tr>
+        <w:trPr>
+          <w:cantSplit/>
+        </w:trPr>
+        <w:tc>
+          <w:tcPr>
+            <w:tcW w:type="dxa" w:w="1900"/>
+            <w:tcBorders>
+              <w:top w:val="single" w:color="D0CFC6" w:sz="4"/>
+              <w:left w:val="single" w:color="D0CFC6" w:sz="4"/>
+              <w:bottom w:val="single" w:color="D0CFC6" w:sz="4"/>
+              <w:right w:val="single" w:color="D0CFC6" w:sz="4"/>
+            </w:tcBorders>
+            <w:shd w:fill="FFFFFF" w:color="auto" w:val="clear"/>
+            <w:tcMar>
+              <w:top w:type="dxa" w:w="50"/>
+              <w:left w:type="dxa" w:w="90"/>
+              <w:bottom w:type="dxa" w:w="50"/>
+              <w:right w:type="dxa" w:w="90"/>
+            </w:tcMar>
+          </w:tcPr>
+          <w:p>
+            <w:pPr>
+              <w:jc w:val="left"/>
+            </w:pPr>
+            <w:r>
+              <w:rPr>
+                <w:rFonts w:ascii="Arial" w:cs="Arial" w:eastAsia="Arial" w:hAnsi="Arial"/>
+                <w:color w:val="323232"/>
+                <w:sz w:val="16"/>
+                <w:szCs w:val="16"/>
+              </w:rPr>
               <w:t xml:space="preserve">TLC-LEACH (2024) [7], DL-HEED (2025) [8], RL-ILEACH (2026) [9]</w:t>
             </w:r>
           </w:p>
@@ -1610,7 +2009,7 @@
               <w:bottom w:val="single" w:color="D0CFC6" w:sz="4"/>
               <w:right w:val="single" w:color="D0CFC6" w:sz="4"/>
             </w:tcBorders>
-            <w:shd w:fill="EDEDE5" w:color="auto" w:val="clear"/>
+            <w:shd w:fill="FFFFFF" w:color="auto" w:val="clear"/>
             <w:tcMar>
               <w:top w:type="dxa" w:w="50"/>
               <w:left w:type="dxa" w:w="90"/>
@@ -1642,7 +2041,7 @@
               <w:bottom w:val="single" w:color="D0CFC6" w:sz="4"/>
               <w:right w:val="single" w:color="D0CFC6" w:sz="4"/>
             </w:tcBorders>
-            <w:shd w:fill="EDEDE5" w:color="auto" w:val="clear"/>
+            <w:shd w:fill="FFFFFF" w:color="auto" w:val="clear"/>
             <w:tcMar>
               <w:top w:type="dxa" w:w="50"/>
               <w:left w:type="dxa" w:w="90"/>
@@ -1674,7 +2073,7 @@
               <w:bottom w:val="single" w:color="D0CFC6" w:sz="4"/>
               <w:right w:val="single" w:color="D0CFC6" w:sz="4"/>
             </w:tcBorders>
-            <w:shd w:fill="EDEDE5" w:color="auto" w:val="clear"/>
+            <w:shd w:fill="FFFFFF" w:color="auto" w:val="clear"/>
             <w:tcMar>
               <w:top w:type="dxa" w:w="50"/>
               <w:left w:type="dxa" w:w="90"/>
@@ -1735,7 +2134,7 @@
           <w:sz w:val="21"/>
           <w:szCs w:val="21"/>
         </w:rPr>
-        <w:t xml:space="preserve">Each approach improves one part of the problem. None combines (1) energy- and connectivity-aware CH selection, (2) low-overhead multi-round cluster reuse, (3) cluster-head failure recovery and (4) an inter-cluster relay that adapts to where the sink is. The proposed protocol integrates all four.</w:t>
+        <w:t xml:space="preserve">Each approach improves one part of the problem. None combines (1) energy- and connectivity-aware CH selection, (2) low-overhead multi-round cluster reuse, (3) cluster-head failure recovery and (4) an inter-cluster relay that adapts to where the sink is. The proposed protocol integrates all four. Each mechanism exists individually in the literature (backup CH [10], threshold-based handover [11], multi-hop relay [12,13]); the contribution is their integration, the per-round energy test that decides every relay hop, and the controlled step-by-step evaluation under one two-slope radio model [14].</w:t>
       </w:r>
     </w:p>
     <w:p>
@@ -14512,6 +14911,156 @@
         <w:t xml:space="preserve">El-Sayed, Abd-Elgaber and Refaay, “An Intelligent RL Enhanced Improved LEACH Protocol for Prolonging WSN Lifetime,” Scientific Reports, 2026.</w:t>
       </w:r>
     </w:p>
+    <w:p>
+      <w:pPr>
+        <w:spacing w:after="80" w:before="0" w:line="276" w:lineRule="auto"/>
+      </w:pPr>
+      <w:r>
+        <w:rPr>
+          <w:rFonts w:ascii="Arial" w:cs="Arial" w:eastAsia="Arial" w:hAnsi="Arial"/>
+          <w:b/>
+          <w:bCs/>
+          <w:color w:val="323232"/>
+          <w:sz w:val="19"/>
+          <w:szCs w:val="19"/>
+        </w:rPr>
+        <w:t xml:space="preserve">[10] </w:t>
+      </w:r>
+      <w:r>
+        <w:rPr>
+          <w:rFonts w:ascii="Arial" w:cs="Arial" w:eastAsia="Arial" w:hAnsi="Arial"/>
+          <w:color w:val="323232"/>
+          <w:sz w:val="19"/>
+          <w:szCs w:val="19"/>
+        </w:rPr>
+        <w:t xml:space="preserve">J. Jassbi and S. Moridi, “Fault Tolerance and Energy Efficient Clustering Algorithm in Wireless Sensor Networks: FTEC,” Wireless Personal Communications, 2019. doi:10.1007/s11277-019-06281-6</w:t>
+      </w:r>
+    </w:p>
+    <w:p>
+      <w:pPr>
+        <w:spacing w:after="80" w:before="0" w:line="276" w:lineRule="auto"/>
+      </w:pPr>
+      <w:r>
+        <w:rPr>
+          <w:rFonts w:ascii="Arial" w:cs="Arial" w:eastAsia="Arial" w:hAnsi="Arial"/>
+          <w:b/>
+          <w:bCs/>
+          <w:color w:val="323232"/>
+          <w:sz w:val="19"/>
+          <w:szCs w:val="19"/>
+        </w:rPr>
+        <w:t xml:space="preserve">[11] </w:t>
+      </w:r>
+      <w:r>
+        <w:rPr>
+          <w:rFonts w:ascii="Arial" w:cs="Arial" w:eastAsia="Arial" w:hAnsi="Arial"/>
+          <w:color w:val="323232"/>
+          <w:sz w:val="19"/>
+          <w:szCs w:val="19"/>
+        </w:rPr>
+        <w:t xml:space="preserve">R. Pachlor, D. Shrimankar, K. K. Nagwanshi and M. Paliwal, “Cluster-Head Rotation Approaches in Sensor Networks: A Review,” arXiv:2206.08892, 2022.</w:t>
+      </w:r>
+    </w:p>
+    <w:p>
+      <w:pPr>
+        <w:spacing w:after="80" w:before="0" w:line="276" w:lineRule="auto"/>
+      </w:pPr>
+      <w:r>
+        <w:rPr>
+          <w:rFonts w:ascii="Arial" w:cs="Arial" w:eastAsia="Arial" w:hAnsi="Arial"/>
+          <w:b/>
+          <w:bCs/>
+          <w:color w:val="323232"/>
+          <w:sz w:val="19"/>
+          <w:szCs w:val="19"/>
+        </w:rPr>
+        <w:t xml:space="preserve">[12] </w:t>
+      </w:r>
+      <w:r>
+        <w:rPr>
+          <w:rFonts w:ascii="Arial" w:cs="Arial" w:eastAsia="Arial" w:hAnsi="Arial"/>
+          <w:color w:val="323232"/>
+          <w:sz w:val="19"/>
+          <w:szCs w:val="19"/>
+        </w:rPr>
+        <w:t xml:space="preserve">C. Li, M. Ye, G. Chen and J. Wu, “An Energy-Efficient Unequal Clustering Mechanism for Wireless Sensor Networks,” Proc. IEEE MASS, 2005.</w:t>
+      </w:r>
+    </w:p>
+    <w:p>
+      <w:pPr>
+        <w:spacing w:after="80" w:before="0" w:line="276" w:lineRule="auto"/>
+      </w:pPr>
+      <w:r>
+        <w:rPr>
+          <w:rFonts w:ascii="Arial" w:cs="Arial" w:eastAsia="Arial" w:hAnsi="Arial"/>
+          <w:b/>
+          <w:bCs/>
+          <w:color w:val="323232"/>
+          <w:sz w:val="19"/>
+          <w:szCs w:val="19"/>
+        </w:rPr>
+        <w:t xml:space="preserve">[13] </w:t>
+      </w:r>
+      <w:r>
+        <w:rPr>
+          <w:rFonts w:ascii="Arial" w:cs="Arial" w:eastAsia="Arial" w:hAnsi="Arial"/>
+          <w:color w:val="323232"/>
+          <w:sz w:val="19"/>
+          <w:szCs w:val="19"/>
+        </w:rPr>
+        <w:t xml:space="preserve">V. Chauhan and S. Soni, “Energy Aware Unequal Clustering Algorithm with Multi-hop Routing via Low Degree Relay Nodes for Wireless Sensor Networks,” J. Ambient Intelligence and Humanized Computing, vol. 12, pp. 2469–2482, 2021. doi:10.1007/s12652-020-02385-1</w:t>
+      </w:r>
+    </w:p>
+    <w:p>
+      <w:pPr>
+        <w:spacing w:after="80" w:before="0" w:line="276" w:lineRule="auto"/>
+      </w:pPr>
+      <w:r>
+        <w:rPr>
+          <w:rFonts w:ascii="Arial" w:cs="Arial" w:eastAsia="Arial" w:hAnsi="Arial"/>
+          <w:b/>
+          <w:bCs/>
+          <w:color w:val="323232"/>
+          <w:sz w:val="19"/>
+          <w:szCs w:val="19"/>
+        </w:rPr>
+        <w:t xml:space="preserve">[14] </w:t>
+      </w:r>
+      <w:r>
+        <w:rPr>
+          <w:rFonts w:ascii="Arial" w:cs="Arial" w:eastAsia="Arial" w:hAnsi="Arial"/>
+          <w:color w:val="323232"/>
+          <w:sz w:val="19"/>
+          <w:szCs w:val="19"/>
+        </w:rPr>
+        <w:t xml:space="preserve">W. B. Heinzelman, A. P. Chandrakasan and H. Balakrishnan, “An Application-Specific Protocol Architecture for Wireless Microsensor Networks,” IEEE Trans. Wireless Communications, 2002.</w:t>
+      </w:r>
+    </w:p>
+    <w:p>
+      <w:pPr>
+        <w:spacing w:after="80" w:before="0" w:line="276" w:lineRule="auto"/>
+      </w:pPr>
+      <w:r>
+        <w:rPr>
+          <w:rFonts w:ascii="Arial" w:cs="Arial" w:eastAsia="Arial" w:hAnsi="Arial"/>
+          <w:b/>
+          <w:bCs/>
+          <w:color w:val="323232"/>
+          <w:sz w:val="19"/>
+          <w:szCs w:val="19"/>
+        </w:rPr>
+        <w:t xml:space="preserve">[15] </w:t>
+      </w:r>
+      <w:r>
+        <w:rPr>
+          <w:rFonts w:ascii="Arial" w:cs="Arial" w:eastAsia="Arial" w:hAnsi="Arial"/>
+          <w:color w:val="323232"/>
+          <w:sz w:val="19"/>
+          <w:szCs w:val="19"/>
+        </w:rPr>
+        <w:t xml:space="preserve">ns-3 Network Simulator, release 3.41, https://www.nsnam.org</w:t>
+      </w:r>
+    </w:p>
     <w:sectPr>
       <w:footerReference w:type="default" r:id="rId7"/>
       <w:pgSz w:w="11906" w:h="16838" w:orient="portrait"/>

--- a/thesis-final/SOTA_Report_v8-Chain.docx
+++ b/thesis-final/SOTA_Report_v8-Chain.docx
@@ -3264,7 +3264,7 @@
           <w:sz w:val="21"/>
           <w:szCs w:val="21"/>
         </w:rPr>
-        <w:t xml:space="preserve">Before relying on the analytical energy model, a small IEEE 802.15.4 (LR-WPAN) scenario with real PHY/MAC layers, log-distance path loss and a per-state energy source was run in ns-3 (3 sensors + 1 sink, 1000 s): 300/300 packets delivered (PDR 100%), 120 bit/s throughput, 62.64 J consumed per node out of 100 J.</w:t>
+        <w:t xml:space="preserve">Before relying on the analytical energy model, a small IEEE 802.15.4 (LR-WPAN) scenario with real PHY/MAC layers, log-distance path loss and a per-state energy source was run in ns-3 (3 sensors + 1 sink, 1000 s): 300/300 packets delivered (PDR 100%), 120 bit/s throughput, 62.64 J consumed per node out of 100 J. All four nodes — sink included — spent the same energy because the receiver stays on (idle listening: 3.3 V × 19 mA × 999 s ≈ 62.6 J; transmitting took only ≈ 0.2 s in total). This is why clustering protocols let members sleep outside their TDMA slot, and why the 100-node study charges energy per transmitted and received bit.</w:t>
       </w:r>
     </w:p>
     <w:p>

--- a/thesis-final/SOTA_Report_v8-Chain.docx
+++ b/thesis-final/SOTA_Report_v8-Chain.docx
@@ -171,7 +171,7 @@
                 <w:sz w:val="20"/>
                 <w:szCs w:val="20"/>
               </w:rPr>
-              <w:t xml:space="preserve">FND 2621 / HND 2711 / LND 2756 rounds, PDR 99.27% — the latest first-node death of every protocol reproduced, and a higher PDR than any protocol with a comparable lifetime (H-LEACH Improved: FND 2347, PDR 97.33%; v7: FND 1551, PDR 98.43%). Only HEED and SH-LEACH deliver slightly more (99.7–99.8%), but their first node dies 1,200–2,300 rounds earlier.</w:t>
+              <w:t xml:space="preserve">FND 2621 / HND 2711 / LND 2756 rounds, PDR 99.27% — the latest first-node death of every protocol reproduced, and the highest PDR of every protocol whose first node survives past round 2000 (H-LEACH Improved: FND 2347, PDR 97.33%; EECH-HEED with sensing: FND 2502, PDR 92.14%). LEACH, PEGASIS, HEED and SH-LEACH Improved deliver 0.1–0.5 pp more (99.40–99.79%), but their first node dies 1,200–2,000 rounds earlier.</w:t>
             </w:r>
           </w:p>
           <w:p>
@@ -3654,7 +3654,7 @@
                 <w:sz w:val="17"/>
                 <w:szCs w:val="17"/>
               </w:rPr>
-              <w:t xml:space="preserve">1321</w:t>
+              <w:t xml:space="preserve">1327</w:t>
             </w:r>
           </w:p>
         </w:tc>
@@ -3688,7 +3688,7 @@
                 <w:sz w:val="17"/>
                 <w:szCs w:val="17"/>
               </w:rPr>
-              <w:t xml:space="preserve">1409</w:t>
+              <w:t xml:space="preserve">1383</w:t>
             </w:r>
           </w:p>
         </w:tc>
@@ -3722,7 +3722,7 @@
                 <w:sz w:val="17"/>
                 <w:szCs w:val="17"/>
               </w:rPr>
-              <w:t xml:space="preserve">1626</w:t>
+              <w:t xml:space="preserve">1586</w:t>
             </w:r>
           </w:p>
         </w:tc>
@@ -3756,7 +3756,7 @@
                 <w:sz w:val="17"/>
                 <w:szCs w:val="17"/>
               </w:rPr>
-              <w:t xml:space="preserve">1962</w:t>
+              <w:t xml:space="preserve">1842</w:t>
             </w:r>
           </w:p>
         </w:tc>
@@ -3790,7 +3790,7 @@
                 <w:sz w:val="17"/>
                 <w:szCs w:val="17"/>
               </w:rPr>
-              <w:t xml:space="preserve">98.37%</w:t>
+              <w:t xml:space="preserve">99.40%</w:t>
             </w:r>
           </w:p>
         </w:tc>
@@ -3897,7 +3897,7 @@
                 <w:sz w:val="17"/>
                 <w:szCs w:val="17"/>
               </w:rPr>
-              <w:t xml:space="preserve">1996</w:t>
+              <w:t xml:space="preserve">2259</w:t>
             </w:r>
           </w:p>
         </w:tc>
@@ -3931,7 +3931,7 @@
                 <w:sz w:val="17"/>
                 <w:szCs w:val="17"/>
               </w:rPr>
-              <w:t xml:space="preserve">323</w:t>
+              <w:t xml:space="preserve">634</w:t>
             </w:r>
           </w:p>
         </w:tc>
@@ -3965,7 +3965,7 @@
                 <w:sz w:val="17"/>
                 <w:szCs w:val="17"/>
               </w:rPr>
-              <w:t xml:space="preserve">570</w:t>
+              <w:t xml:space="preserve">1216</w:t>
             </w:r>
           </w:p>
         </w:tc>
@@ -3999,7 +3999,7 @@
                 <w:sz w:val="17"/>
                 <w:szCs w:val="17"/>
               </w:rPr>
-              <w:t xml:space="preserve">1362</w:t>
+              <w:t xml:space="preserve">1883</w:t>
             </w:r>
           </w:p>
         </w:tc>
@@ -4033,7 +4033,7 @@
                 <w:sz w:val="17"/>
                 <w:szCs w:val="17"/>
               </w:rPr>
-              <w:t xml:space="preserve">99.69%</w:t>
+              <w:t xml:space="preserve">99.68%</w:t>
             </w:r>
           </w:p>
         </w:tc>
@@ -4140,7 +4140,7 @@
                 <w:sz w:val="17"/>
                 <w:szCs w:val="17"/>
               </w:rPr>
-              <w:t xml:space="preserve">2167</w:t>
+              <w:t xml:space="preserve">2186</w:t>
             </w:r>
           </w:p>
         </w:tc>
@@ -4208,7 +4208,7 @@
                 <w:sz w:val="17"/>
                 <w:szCs w:val="17"/>
               </w:rPr>
-              <w:t xml:space="preserve">2353</w:t>
+              <w:t xml:space="preserve">2352</w:t>
             </w:r>
           </w:p>
         </w:tc>
@@ -4242,7 +4242,7 @@
                 <w:sz w:val="17"/>
                 <w:szCs w:val="17"/>
               </w:rPr>
-              <w:t xml:space="preserve">2887</w:t>
+              <w:t xml:space="preserve">3504</w:t>
             </w:r>
           </w:p>
         </w:tc>
@@ -4276,7 +4276,7 @@
                 <w:sz w:val="17"/>
                 <w:szCs w:val="17"/>
               </w:rPr>
-              <w:t xml:space="preserve">98.67%</w:t>
+              <w:t xml:space="preserve">99.42%</w:t>
             </w:r>
           </w:p>
         </w:tc>
@@ -5776,7 +5776,7 @@
           <w:sz w:val="21"/>
           <w:szCs w:val="21"/>
         </w:rPr>
-        <w:t xml:space="preserve">PEGASIS matched its paper within 2.3% on all three lifetime metrics. H-LEACH, as literally written, never elects a CH: with equal initial energy no node is strictly above the average, so a fallback was required just to run it; relaxing the gate to 0.8× the average let the energy-weighted rule actually decide, improving FND/HND/LND by 7.8–8.6% at no PDR cost. SH-LEACH applied a single probability doubling instead of HEED's iterative doubling; correcting it improved HND, LND and PDR but lowered FND (fewer, larger clusters). HEED gave the highest reliability (PDR 99.69%) but the shortest lifetime, because its iterative CH negotiation is paid every round. EECH-HEED reaches the longest raw lifetime only because its adaptive sensing transmits less often, so it is kept as context.</w:t>
+        <w:t xml:space="preserve">PEGASIS matched its paper within 0.3% on LND and within 3.1% on FND and HND; LEACH matched the paper's LND within 1.1%. HEED was run with 500 nodes as in the paper, which reports graphs only. While checking the codes against the papers, a reporting bug was found and fixed: a run that hit the round limit used to report its last death as LND; all protocols now run until the last node really dies. H-LEACH, as literally written, never elects a CH: with equal initial energy no node is strictly above the average, so a fallback was required just to run it; relaxing the gate to 0.8× the average let the energy-weighted rule actually decide, improving FND/HND/LND by 7.8–8.6% at no PDR cost. SH-LEACH applied a single probability doubling instead of HEED's iterative doubling; correcting it improved HND, LND and PDR but lowered FND (fewer, larger clusters). HEED kept a high PDR (99.68%) but the earliest first-node death (FND 634), because its iterative CH negotiation is paid every round. EECH-HEED reaches the longest raw lifetime only because its adaptive sensing transmits less often, so it is kept as context.</w:t>
       </w:r>
     </w:p>
     <w:p>

--- a/thesis-final/SOTA_Report_v8-Chain.docx
+++ b/thesis-final/SOTA_Report_v8-Chain.docx
@@ -171,7 +171,7 @@
                 <w:sz w:val="20"/>
                 <w:szCs w:val="20"/>
               </w:rPr>
-              <w:t xml:space="preserve">FND 2621 / HND 2711 / LND 2756 rounds, PDR 99.27% — the latest first-node death of every protocol reproduced, and the highest PDR of every protocol whose first node survives past round 2000 (H-LEACH Improved: FND 2347, PDR 97.33%; EECH-HEED with sensing: FND 2502, PDR 92.14%). LEACH, PEGASIS, HEED and SH-LEACH Improved deliver 0.1–0.5 pp more (99.40–99.79%), but their first node dies 1,200–2,000 rounds earlier.</w:t>
+              <w:t xml:space="preserve">FND 2621 / HND 2711 / LND 2756 rounds, PDR 99.27% — the latest first-node death of every protocol (best reproduced protocol: SH-LEACH Improved, FND 1480), and the highest PDR of every protocol whose first node survives past round 2000. Several reproduced protocols (LEACH, PEGASIS, HEED, H-LEACH, EECH-HEED) deliver up to 0.5 pp more (99.30–99.74%), but their first node dies 1,100–2,000 rounds earlier.</w:t>
             </w:r>
           </w:p>
           <w:p>
@@ -353,7 +353,7 @@
           <w:sz w:val="21"/>
           <w:szCs w:val="21"/>
         </w:rPr>
-        <w:t xml:space="preserve">Targeted corrections of two literature hybrids whose published algorithms could not work as described (H-LEACH deadlock, SH-LEACH single doubling).</w:t>
+        <w:t xml:space="preserve">Targeted corrections of two literature hybrids whose published algorithms could not work as described (H-LEACH deadlock, SH-LEACH ever-growing CH probability), plus a rotation fix for EECH-HEED.</w:t>
       </w:r>
     </w:p>
     <w:p>
@@ -1230,7 +1230,7 @@
                 <w:sz w:val="16"/>
                 <w:szCs w:val="16"/>
               </w:rPr>
-              <w:t xml:space="preserve">LEACH + HEED-style probability doubling</w:t>
+              <w:t xml:space="preserve">LEACH threshold × energy ratio with a CH-selection counter (Eq. 3)</w:t>
             </w:r>
           </w:p>
         </w:tc>
@@ -1262,7 +1262,7 @@
                 <w:sz w:val="16"/>
                 <w:szCs w:val="16"/>
               </w:rPr>
-              <w:t xml:space="preserve">Delays first node death</w:t>
+              <w:t xml:space="preserve">Energy-balanced CH choice</w:t>
             </w:r>
           </w:p>
         </w:tc>
@@ -1294,7 +1294,7 @@
                 <w:sz w:val="16"/>
                 <w:szCs w:val="16"/>
               </w:rPr>
-              <w:t xml:space="preserve">Formula applies one doubling only; no failure recovery</w:t>
+              <w:t xml:space="preserve">Round factor never resets → ~29 CHs per round; no failure recovery</w:t>
             </w:r>
           </w:p>
         </w:tc>
@@ -1528,7 +1528,7 @@
                 <w:sz w:val="16"/>
                 <w:szCs w:val="16"/>
               </w:rPr>
-              <w:t xml:space="preserve">Longest raw lifetime (fewer transmissions)</w:t>
+              <w:t xml:space="preserve">Zone-aware election; sends only on significant change</w:t>
             </w:r>
           </w:p>
         </w:tc>
@@ -4383,7 +4383,7 @@
                 <w:sz w:val="17"/>
                 <w:szCs w:val="17"/>
               </w:rPr>
-              <w:t xml:space="preserve">884</w:t>
+              <w:t xml:space="preserve">689</w:t>
             </w:r>
           </w:p>
         </w:tc>
@@ -4417,7 +4417,7 @@
                 <w:sz w:val="17"/>
                 <w:szCs w:val="17"/>
               </w:rPr>
-              <w:t xml:space="preserve">1440</w:t>
+              <w:t xml:space="preserve">647</w:t>
             </w:r>
           </w:p>
         </w:tc>
@@ -4451,7 +4451,7 @@
                 <w:sz w:val="17"/>
                 <w:szCs w:val="17"/>
               </w:rPr>
-              <w:t xml:space="preserve">1584</w:t>
+              <w:t xml:space="preserve">702</w:t>
             </w:r>
           </w:p>
         </w:tc>
@@ -4485,7 +4485,7 @@
                 <w:sz w:val="17"/>
                 <w:szCs w:val="17"/>
               </w:rPr>
-              <w:t xml:space="preserve">1604</w:t>
+              <w:t xml:space="preserve">721</w:t>
             </w:r>
           </w:p>
         </w:tc>
@@ -4519,7 +4519,7 @@
                 <w:sz w:val="17"/>
                 <w:szCs w:val="17"/>
               </w:rPr>
-              <w:t xml:space="preserve">99.17%</w:t>
+              <w:t xml:space="preserve">98.58%</w:t>
             </w:r>
           </w:p>
         </w:tc>
@@ -4660,7 +4660,7 @@
                 <w:sz w:val="17"/>
                 <w:szCs w:val="17"/>
               </w:rPr>
-              <w:t xml:space="preserve">1247</w:t>
+              <w:t xml:space="preserve">1480</w:t>
             </w:r>
           </w:p>
         </w:tc>
@@ -4694,7 +4694,7 @@
                 <w:sz w:val="17"/>
                 <w:szCs w:val="17"/>
               </w:rPr>
-              <w:t xml:space="preserve">1600</w:t>
+              <w:t xml:space="preserve">1542</w:t>
             </w:r>
           </w:p>
         </w:tc>
@@ -4728,7 +4728,7 @@
                 <w:sz w:val="17"/>
                 <w:szCs w:val="17"/>
               </w:rPr>
-              <w:t xml:space="preserve">1649</w:t>
+              <w:t xml:space="preserve">1558</w:t>
             </w:r>
           </w:p>
         </w:tc>
@@ -4762,7 +4762,7 @@
                 <w:sz w:val="17"/>
                 <w:szCs w:val="17"/>
               </w:rPr>
-              <w:t xml:space="preserve">99.79%</w:t>
+              <w:t xml:space="preserve">99.21%</w:t>
             </w:r>
           </w:p>
         </w:tc>
@@ -4869,7 +4869,7 @@
                 <w:sz w:val="17"/>
                 <w:szCs w:val="17"/>
               </w:rPr>
-              <w:t xml:space="preserve">1210</w:t>
+              <w:t xml:space="preserve">1207</w:t>
             </w:r>
           </w:p>
         </w:tc>
@@ -4903,7 +4903,7 @@
                 <w:sz w:val="17"/>
                 <w:szCs w:val="17"/>
               </w:rPr>
-              <w:t xml:space="preserve">2177</w:t>
+              <w:t xml:space="preserve">1384</w:t>
             </w:r>
           </w:p>
         </w:tc>
@@ -4937,7 +4937,7 @@
                 <w:sz w:val="17"/>
                 <w:szCs w:val="17"/>
               </w:rPr>
-              <w:t xml:space="preserve">2255</w:t>
+              <w:t xml:space="preserve">1419</w:t>
             </w:r>
           </w:p>
         </w:tc>
@@ -4971,7 +4971,7 @@
                 <w:sz w:val="17"/>
                 <w:szCs w:val="17"/>
               </w:rPr>
-              <w:t xml:space="preserve">2305</w:t>
+              <w:t xml:space="preserve">1434</w:t>
             </w:r>
           </w:p>
         </w:tc>
@@ -5005,7 +5005,7 @@
                 <w:sz w:val="17"/>
                 <w:szCs w:val="17"/>
               </w:rPr>
-              <w:t xml:space="preserve">97.33%</w:t>
+              <w:t xml:space="preserve">99.30%</w:t>
             </w:r>
           </w:p>
         </w:tc>
@@ -5146,7 +5146,7 @@
                 <w:sz w:val="17"/>
                 <w:szCs w:val="17"/>
               </w:rPr>
-              <w:t xml:space="preserve">2347</w:t>
+              <w:t xml:space="preserve">1473</w:t>
             </w:r>
           </w:p>
         </w:tc>
@@ -5180,7 +5180,7 @@
                 <w:sz w:val="17"/>
                 <w:szCs w:val="17"/>
               </w:rPr>
-              <w:t xml:space="preserve">2449</w:t>
+              <w:t xml:space="preserve">1509</w:t>
             </w:r>
           </w:p>
         </w:tc>
@@ -5214,7 +5214,7 @@
                 <w:sz w:val="17"/>
                 <w:szCs w:val="17"/>
               </w:rPr>
-              <w:t xml:space="preserve">2499</w:t>
+              <w:t xml:space="preserve">1525</w:t>
             </w:r>
           </w:p>
         </w:tc>
@@ -5248,7 +5248,7 @@
                 <w:sz w:val="17"/>
                 <w:szCs w:val="17"/>
               </w:rPr>
-              <w:t xml:space="preserve">97.33%</w:t>
+              <w:t xml:space="preserve">99.36%</w:t>
             </w:r>
           </w:p>
         </w:tc>
@@ -5355,7 +5355,7 @@
                 <w:sz w:val="17"/>
                 <w:szCs w:val="17"/>
               </w:rPr>
-              <w:t xml:space="preserve">1129</w:t>
+              <w:t xml:space="preserve">3783</w:t>
             </w:r>
           </w:p>
         </w:tc>
@@ -5389,7 +5389,7 @@
                 <w:sz w:val="17"/>
                 <w:szCs w:val="17"/>
               </w:rPr>
-              <w:t xml:space="preserve">1653</w:t>
+              <w:t xml:space="preserve">1311</w:t>
             </w:r>
           </w:p>
         </w:tc>
@@ -5423,7 +5423,7 @@
                 <w:sz w:val="17"/>
                 <w:szCs w:val="17"/>
               </w:rPr>
-              <w:t xml:space="preserve">2134</w:t>
+              <w:t xml:space="preserve">1382</w:t>
             </w:r>
           </w:p>
         </w:tc>
@@ -5457,7 +5457,7 @@
                 <w:sz w:val="17"/>
                 <w:szCs w:val="17"/>
               </w:rPr>
-              <w:t xml:space="preserve">2184</w:t>
+              <w:t xml:space="preserve">1545</w:t>
             </w:r>
           </w:p>
         </w:tc>
@@ -5491,7 +5491,7 @@
                 <w:sz w:val="17"/>
                 <w:szCs w:val="17"/>
               </w:rPr>
-              <w:t xml:space="preserve">91.68%</w:t>
+              <w:t xml:space="preserve">99.74%</w:t>
             </w:r>
           </w:p>
         </w:tc>
@@ -5632,7 +5632,7 @@
                 <w:sz w:val="17"/>
                 <w:szCs w:val="17"/>
               </w:rPr>
-              <w:t xml:space="preserve">2502</w:t>
+              <w:t xml:space="preserve">1368</w:t>
             </w:r>
           </w:p>
         </w:tc>
@@ -5666,7 +5666,7 @@
                 <w:sz w:val="17"/>
                 <w:szCs w:val="17"/>
               </w:rPr>
-              <w:t xml:space="preserve">3758</w:t>
+              <w:t xml:space="preserve">1385</w:t>
             </w:r>
           </w:p>
         </w:tc>
@@ -5700,7 +5700,7 @@
                 <w:sz w:val="17"/>
                 <w:szCs w:val="17"/>
               </w:rPr>
-              <w:t xml:space="preserve">3808</w:t>
+              <w:t xml:space="preserve">1767</w:t>
             </w:r>
           </w:p>
         </w:tc>
@@ -5734,7 +5734,7 @@
                 <w:sz w:val="17"/>
                 <w:szCs w:val="17"/>
               </w:rPr>
-              <w:t xml:space="preserve">92.14%</w:t>
+              <w:t xml:space="preserve">99.51%</w:t>
             </w:r>
           </w:p>
         </w:tc>
@@ -5776,7 +5776,7 @@
           <w:sz w:val="21"/>
           <w:szCs w:val="21"/>
         </w:rPr>
-        <w:t xml:space="preserve">PEGASIS matched its paper within 0.3% on LND and within 3.1% on FND and HND; LEACH matched the paper's LND within 1.1%. HEED was run with 500 nodes as in the paper, which reports graphs only. While checking the codes against the papers, a reporting bug was found and fixed: a run that hit the round limit used to report its last death as LND; all protocols now run until the last node really dies. H-LEACH, as literally written, never elects a CH: with equal initial energy no node is strictly above the average, so a fallback was required just to run it; relaxing the gate to 0.8× the average let the energy-weighted rule actually decide, improving FND/HND/LND by 7.8–8.6% at no PDR cost. SH-LEACH applied a single probability doubling instead of HEED's iterative doubling; correcting it improved HND, LND and PDR but lowered FND (fewer, larger clusters). HEED kept a high PDR (99.68%) but the earliest first-node death (FND 634), because its iterative CH negotiation is paid every round. EECH-HEED reaches the longest raw lifetime only because its adaptive sensing transmits less often, so it is kept as context.</w:t>
+        <w:t xml:space="preserve">PEGASIS matched its paper within 0.3% on LND and within 3.1% on FND and HND; LEACH matched the paper's LND within 1.1%. HEED was run with 500 nodes as in the paper, which reports graphs only. While checking the codes against the papers, a reporting bug was found and fixed: a run that hit the round limit used to report its last death as LND; all protocols now run until the last node really dies. H-LEACH, as literally written, never elects a CH: with equal initial energy no node is strictly above the average, so a fallback was required just to run it; changing the gate to ‘≥ average’ and adding LEACH's G-set (each node is CH at most once per 10-round epoch) improved FND/HND/LND by 6.3–6.4%. SH-LEACH's Eq. 3 multiplies the probability by the round number, which is never reset, so about 29 nodes become CH every round; making that factor periodic (r mod 1/Cprob), as in LEACH, raised FND from 647 to 1480 (+129%) and LND from 721 to 1558. HEED kept a high PDR (99.68%) but the earliest first-node death (FND 634), because its iterative CH negotiation is paid every round. EECH-HEED was rebuilt from its equations (node degree in Zone 2, the Eq. 6 dynamic threshold with its G set, relays that pay for forwarding, Eq. 7 sensing): in its own scenario its FND is within 10% of the paper. In the unified environment its sensing is switched off, because it only makes nodes send less; there, Eq. 5 gives Zone-2 nodes a probability near 1, so the 1/P rotation stops working. Rotating Zone 2 at the paper's own 10% CH target raised FND by 4.3% and LND by 14.4%. It is kept as context.</w:t>
       </w:r>
     </w:p>
     <w:p>
@@ -5788,7 +5788,7 @@
       <w:r>
         <w:drawing>
           <wp:inline distT="0" distB="0" distL="0" distR="0">
-            <wp:extent cx="5943600" cy="3350029"/>
+            <wp:extent cx="5943600" cy="3355258"/>
             <wp:effectExtent t="0" r="0" b="0" l="0"/>
             <wp:docPr id="1" name="fig/families.png" descr="fig/families.png" title="fig/families.png"/>
             <wp:cNvGraphicFramePr>
@@ -5813,7 +5813,7 @@
                   <pic:spPr bwMode="auto">
                     <a:xfrm>
                       <a:off x="0" y="0"/>
-                      <a:ext cx="5943600" cy="3350029"/>
+                      <a:ext cx="5943600" cy="3355258"/>
                     </a:xfrm>
                     <a:prstGeom prst="rect">
                       <a:avLst/>

--- a/thesis-final/SOTA_Report_v8-Chain.docx
+++ b/thesis-final/SOTA_Report_v8-Chain.docx
@@ -30,7 +30,7 @@
           <w:sz w:val="28"/>
           <w:szCs w:val="28"/>
         </w:rPr>
-        <w:t xml:space="preserve">Energy-efficient clustering in WSNs — what we did, what we found, and the proposed v8-Chain</w:t>
+        <w:t xml:space="preserve">Energy-efficient clustering in WSNs — what we did, what we found, and the proposed protocol v8 (+ v8-Chain for a far base station)</w:t>
       </w:r>
     </w:p>
     <w:p>
@@ -119,7 +119,7 @@
           <w:sz w:val="23"/>
           <w:szCs w:val="23"/>
         </w:rPr>
-        <w:t xml:space="preserve">2. Setup</w:t>
+        <w:t xml:space="preserve">2. Setup and energy model</w:t>
       </w:r>
     </w:p>
     <w:p>
@@ -183,7 +183,7 @@
           <w:sz w:val="23"/>
           <w:szCs w:val="23"/>
         </w:rPr>
-        <w:t xml:space="preserve">6. Proposed protocol (v1 → v8-Chain)</w:t>
+        <w:t xml:space="preserve">6. Proposed protocol (v1 → v8, v8-Chain)</w:t>
       </w:r>
     </w:p>
     <w:p>
@@ -199,7 +199,7 @@
           <w:sz w:val="23"/>
           <w:szCs w:val="23"/>
         </w:rPr>
-        <w:t xml:space="preserve">7. Final comparison</w:t>
+        <w:t xml:space="preserve">7. Final comparison — BS at the centre</w:t>
       </w:r>
     </w:p>
     <w:p>
@@ -215,7 +215,7 @@
           <w:sz w:val="23"/>
           <w:szCs w:val="23"/>
         </w:rPr>
-        <w:t xml:space="preserve">8. Expected cost of security</w:t>
+        <w:t xml:space="preserve">8. Final comparison — BS far away</w:t>
       </w:r>
     </w:p>
     <w:p>
@@ -231,7 +231,7 @@
           <w:sz w:val="23"/>
           <w:szCs w:val="23"/>
         </w:rPr>
-        <w:t xml:space="preserve">9. Limitations</w:t>
+        <w:t xml:space="preserve">9. Expected cost of security</w:t>
       </w:r>
     </w:p>
     <w:p>
@@ -247,7 +247,23 @@
           <w:sz w:val="23"/>
           <w:szCs w:val="23"/>
         </w:rPr>
-        <w:t xml:space="preserve">10. Conclusion</w:t>
+        <w:t xml:space="preserve">10. Limitations</w:t>
+      </w:r>
+    </w:p>
+    <w:p>
+      <w:pPr>
+        <w:spacing w:after="90"/>
+        <w:ind w:left="0"/>
+      </w:pPr>
+      <w:r>
+        <w:rPr>
+          <w:b/>
+          <w:bCs/>
+          <w:color w:val="14213D"/>
+          <w:sz w:val="23"/>
+          <w:szCs w:val="23"/>
+        </w:rPr>
+        <w:t xml:space="preserve">11. Conclusion</w:t>
       </w:r>
     </w:p>
     <w:p>
@@ -341,7 +357,7 @@
         <w:spacing w:after="60" w:line="290"/>
       </w:pPr>
       <w:r>
-        <w:t xml:space="preserve">PROPOSED: built a new protocol one change at a time, v1 → v8-Chain.</w:t>
+        <w:t xml:space="preserve">PROPOSED: built a new protocol one change at a time, v1 → v8, plus v8-Chain for a far base station.</w:t>
       </w:r>
     </w:p>
     <w:p>
@@ -354,7 +370,7 @@
         <w:spacing w:after="60" w:line="290"/>
       </w:pPr>
       <w:r>
-        <w:t xml:space="preserve">Estimated the energy cost of adding hybrid cryptography.</w:t>
+        <w:t xml:space="preserve">Tested every protocol with the BS at the centre and far away, and estimated the cost of adding security.</w:t>
       </w:r>
     </w:p>
     <w:tbl>
@@ -408,7 +424,7 @@
               <w:spacing w:after="60"/>
             </w:pPr>
             <w:r>
-              <w:t xml:space="preserve">v8-Chain: FND 2501 · HND 2589 · LND 2631 · PDR 99.64%.</w:t>
+              <w:t xml:space="preserve">v8 (main protocol, BS at the centre): FND 2501 · HND 2589 · LND 2636 · PDR 99.65% — 69 % later first death than the best fixed hybrid (SH-LEACH+, 1480) and 81 % later than LEACH (1383).</w:t>
             </w:r>
           </w:p>
           <w:p>
@@ -416,7 +432,7 @@
               <w:spacing w:after="60"/>
             </w:pPr>
             <w:r>
-              <w:t xml:space="preserve">First node dies 69 % later than the best fixed hybrid (SH-LEACH+, 1480) and 81 % later than LEACH (1383).</w:t>
+              <w:t xml:space="preserve">v8-Chain (= v8 + energy-aware relay, for a far BS): FND 1671 with the BS at (50, −100) — 16 % over v8 and 18 % over the best other protocol.</w:t>
             </w:r>
           </w:p>
           <w:p>
@@ -424,7 +440,7 @@
               <w:spacing w:after="60"/>
             </w:pPr>
             <w:r>
-              <w:t xml:space="preserve">Stable over 8 random topologies (FND 2471 – 2531).</w:t>
+              <w:t xml:space="preserve">Stable over 8 random topologies (v8 FND 2471 – 2531).</w:t>
             </w:r>
           </w:p>
         </w:tc>
@@ -435,7 +451,7 @@
         <w:pStyle w:val="Heading1"/>
       </w:pPr>
       <w:r>
-        <w:t xml:space="preserve">2. Setup</w:t>
+        <w:t xml:space="preserve">2. Setup and energy model</w:t>
       </w:r>
     </w:p>
     <w:tbl>
@@ -1335,6 +1351,53 @@
       <w:pPr>
         <w:spacing w:after="120"/>
       </w:pPr>
+    </w:p>
+    <w:p>
+      <w:pPr>
+        <w:keepNext/>
+        <w:spacing w:after="40" w:before="120"/>
+        <w:jc w:val="center"/>
+      </w:pPr>
+      <w:r>
+        <w:drawing>
+          <wp:inline distT="0" distB="0" distL="0" distR="0">
+            <wp:extent cx="3295650" cy="1562100"/>
+            <wp:effectExtent t="0" r="0" b="0" l="0"/>
+            <wp:docPr id="1" name="eq_energy.png" descr="eq_energy.png" title="eq_energy.png"/>
+            <wp:cNvGraphicFramePr>
+              <a:graphicFrameLocks xmlns:a="http://schemas.openxmlformats.org/drawingml/2006/main" noChangeAspect="1"/>
+            </wp:cNvGraphicFramePr>
+            <a:graphic xmlns:a="http://schemas.openxmlformats.org/drawingml/2006/main">
+              <a:graphicData uri="http://schemas.openxmlformats.org/drawingml/2006/picture">
+                <pic:pic xmlns:pic="http://schemas.openxmlformats.org/drawingml/2006/picture">
+                  <pic:nvPicPr>
+                    <pic:cNvPr id="0" name="" descr=""/>
+                    <pic:cNvPicPr>
+                      <a:picLocks noChangeAspect="1" noChangeArrowheads="1"/>
+                    </pic:cNvPicPr>
+                  </pic:nvPicPr>
+                  <pic:blipFill>
+                    <a:blip r:embed="rId9" cstate="none"/>
+                    <a:srcRect/>
+                    <a:stretch>
+                      <a:fillRect/>
+                    </a:stretch>
+                  </pic:blipFill>
+                  <pic:spPr bwMode="auto">
+                    <a:xfrm>
+                      <a:off x="0" y="0"/>
+                      <a:ext cx="3295650" cy="1562100"/>
+                    </a:xfrm>
+                    <a:prstGeom prst="rect">
+                      <a:avLst/>
+                    </a:prstGeom>
+                  </pic:spPr>
+                </pic:pic>
+              </a:graphicData>
+            </a:graphic>
+          </wp:inline>
+        </w:drawing>
+      </w:r>
     </w:p>
     <w:p>
       <w:pPr>
@@ -1361,7 +1424,7 @@
                     </pic:cNvPicPr>
                   </pic:nvPicPr>
                   <pic:blipFill>
-                    <a:blip r:embed="rId9" cstate="none"/>
+                    <a:blip r:embed="rId10" cstate="none"/>
                     <a:srcRect/>
                     <a:stretch>
                       <a:fillRect/>
@@ -1425,7 +1488,156 @@
         <w:pStyle w:val="Heading2"/>
       </w:pPr>
       <w:r>
-        <w:t xml:space="preserve">3.1 ORIGINAL — paper settings</w:t>
+        <w:t xml:space="preserve">3.1 Key equations</w:t>
+      </w:r>
+    </w:p>
+    <w:p>
+      <w:pPr>
+        <w:keepNext/>
+        <w:spacing w:after="40" w:before="120"/>
+        <w:jc w:val="center"/>
+      </w:pPr>
+      <w:r>
+        <w:drawing>
+          <wp:inline distT="0" distB="0" distL="0" distR="0">
+            <wp:extent cx="4752975" cy="523875"/>
+            <wp:effectExtent t="0" r="0" b="0" l="0"/>
+            <wp:docPr id="1" name="eq_leach.png" descr="eq_leach.png" title="eq_leach.png"/>
+            <wp:cNvGraphicFramePr>
+              <a:graphicFrameLocks xmlns:a="http://schemas.openxmlformats.org/drawingml/2006/main" noChangeAspect="1"/>
+            </wp:cNvGraphicFramePr>
+            <a:graphic xmlns:a="http://schemas.openxmlformats.org/drawingml/2006/main">
+              <a:graphicData uri="http://schemas.openxmlformats.org/drawingml/2006/picture">
+                <pic:pic xmlns:pic="http://schemas.openxmlformats.org/drawingml/2006/picture">
+                  <pic:nvPicPr>
+                    <pic:cNvPr id="0" name="" descr=""/>
+                    <pic:cNvPicPr>
+                      <a:picLocks noChangeAspect="1" noChangeArrowheads="1"/>
+                    </pic:cNvPicPr>
+                  </pic:nvPicPr>
+                  <pic:blipFill>
+                    <a:blip r:embed="rId11" cstate="none"/>
+                    <a:srcRect/>
+                    <a:stretch>
+                      <a:fillRect/>
+                    </a:stretch>
+                  </pic:blipFill>
+                  <pic:spPr bwMode="auto">
+                    <a:xfrm>
+                      <a:off x="0" y="0"/>
+                      <a:ext cx="4752975" cy="523875"/>
+                    </a:xfrm>
+                    <a:prstGeom prst="rect">
+                      <a:avLst/>
+                    </a:prstGeom>
+                  </pic:spPr>
+                </pic:pic>
+              </a:graphicData>
+            </a:graphic>
+          </wp:inline>
+        </w:drawing>
+      </w:r>
+    </w:p>
+    <w:p>
+      <w:pPr>
+        <w:keepNext/>
+        <w:spacing w:after="40" w:before="120"/>
+        <w:jc w:val="center"/>
+      </w:pPr>
+      <w:r>
+        <w:drawing>
+          <wp:inline distT="0" distB="0" distL="0" distR="0">
+            <wp:extent cx="5124450" cy="457200"/>
+            <wp:effectExtent t="0" r="0" b="0" l="0"/>
+            <wp:docPr id="1" name="eq_heed.png" descr="eq_heed.png" title="eq_heed.png"/>
+            <wp:cNvGraphicFramePr>
+              <a:graphicFrameLocks xmlns:a="http://schemas.openxmlformats.org/drawingml/2006/main" noChangeAspect="1"/>
+            </wp:cNvGraphicFramePr>
+            <a:graphic xmlns:a="http://schemas.openxmlformats.org/drawingml/2006/main">
+              <a:graphicData uri="http://schemas.openxmlformats.org/drawingml/2006/picture">
+                <pic:pic xmlns:pic="http://schemas.openxmlformats.org/drawingml/2006/picture">
+                  <pic:nvPicPr>
+                    <pic:cNvPr id="0" name="" descr=""/>
+                    <pic:cNvPicPr>
+                      <a:picLocks noChangeAspect="1" noChangeArrowheads="1"/>
+                    </pic:cNvPicPr>
+                  </pic:nvPicPr>
+                  <pic:blipFill>
+                    <a:blip r:embed="rId12" cstate="none"/>
+                    <a:srcRect/>
+                    <a:stretch>
+                      <a:fillRect/>
+                    </a:stretch>
+                  </pic:blipFill>
+                  <pic:spPr bwMode="auto">
+                    <a:xfrm>
+                      <a:off x="0" y="0"/>
+                      <a:ext cx="5124450" cy="457200"/>
+                    </a:xfrm>
+                    <a:prstGeom prst="rect">
+                      <a:avLst/>
+                    </a:prstGeom>
+                  </pic:spPr>
+                </pic:pic>
+              </a:graphicData>
+            </a:graphic>
+          </wp:inline>
+        </w:drawing>
+      </w:r>
+    </w:p>
+    <w:p>
+      <w:pPr>
+        <w:keepNext/>
+        <w:spacing w:after="40" w:before="120"/>
+        <w:jc w:val="center"/>
+      </w:pPr>
+      <w:r>
+        <w:drawing>
+          <wp:inline distT="0" distB="0" distL="0" distR="0">
+            <wp:extent cx="2190750" cy="333375"/>
+            <wp:effectExtent t="0" r="0" b="0" l="0"/>
+            <wp:docPr id="1" name="eq_pegasis.png" descr="eq_pegasis.png" title="eq_pegasis.png"/>
+            <wp:cNvGraphicFramePr>
+              <a:graphicFrameLocks xmlns:a="http://schemas.openxmlformats.org/drawingml/2006/main" noChangeAspect="1"/>
+            </wp:cNvGraphicFramePr>
+            <a:graphic xmlns:a="http://schemas.openxmlformats.org/drawingml/2006/main">
+              <a:graphicData uri="http://schemas.openxmlformats.org/drawingml/2006/picture">
+                <pic:pic xmlns:pic="http://schemas.openxmlformats.org/drawingml/2006/picture">
+                  <pic:nvPicPr>
+                    <pic:cNvPr id="0" name="" descr=""/>
+                    <pic:cNvPicPr>
+                      <a:picLocks noChangeAspect="1" noChangeArrowheads="1"/>
+                    </pic:cNvPicPr>
+                  </pic:nvPicPr>
+                  <pic:blipFill>
+                    <a:blip r:embed="rId13" cstate="none"/>
+                    <a:srcRect/>
+                    <a:stretch>
+                      <a:fillRect/>
+                    </a:stretch>
+                  </pic:blipFill>
+                  <pic:spPr bwMode="auto">
+                    <a:xfrm>
+                      <a:off x="0" y="0"/>
+                      <a:ext cx="2190750" cy="333375"/>
+                    </a:xfrm>
+                    <a:prstGeom prst="rect">
+                      <a:avLst/>
+                    </a:prstGeom>
+                  </pic:spPr>
+                </pic:pic>
+              </a:graphicData>
+            </a:graphic>
+          </wp:inline>
+        </w:drawing>
+      </w:r>
+    </w:p>
+    <w:p>
+      <w:pPr>
+        <w:pStyle w:val="Heading2"/>
+      </w:pPr>
+      <w:r>
+        <w:t xml:space="preserve">3.2 ORIGINAL — paper settings, paper vs our code</w:t>
       </w:r>
     </w:p>
     <w:tbl>
@@ -3282,7 +3494,7 @@
                     </pic:cNvPicPr>
                   </pic:nvPicPr>
                   <pic:blipFill>
-                    <a:blip r:embed="rId10" cstate="none"/>
+                    <a:blip r:embed="rId14" cstate="none"/>
                     <a:srcRect/>
                     <a:stretch>
                       <a:fillRect/>
@@ -3325,7 +3537,7 @@
         <w:pStyle w:val="Heading2"/>
       </w:pPr>
       <w:r>
-        <w:t xml:space="preserve">3.2 EDITED — unified environment</w:t>
+        <w:t xml:space="preserve">3.3 EDITED — unified environment</w:t>
       </w:r>
     </w:p>
     <w:tbl>
@@ -4184,7 +4396,7 @@
                     </pic:cNvPicPr>
                   </pic:nvPicPr>
                   <pic:blipFill>
-                    <a:blip r:embed="rId11" cstate="none"/>
+                    <a:blip r:embed="rId15" cstate="none"/>
                     <a:srcRect/>
                     <a:stretch>
                       <a:fillRect/>
@@ -4227,7 +4439,7 @@
         <w:pStyle w:val="Heading2"/>
       </w:pPr>
       <w:r>
-        <w:t xml:space="preserve">3.3 Comparison — ORIGINAL vs EDITED</w:t>
+        <w:t xml:space="preserve">3.4 Comparison — ORIGINAL vs EDITED</w:t>
       </w:r>
     </w:p>
     <w:tbl>
@@ -5886,7 +6098,7 @@
                     </pic:cNvPicPr>
                   </pic:nvPicPr>
                   <pic:blipFill>
-                    <a:blip r:embed="rId12" cstate="none"/>
+                    <a:blip r:embed="rId16" cstate="none"/>
                     <a:srcRect/>
                     <a:stretch>
                       <a:fillRect/>
@@ -5926,10 +6138,14 @@
     </w:p>
     <w:p>
       <w:pPr>
-        <w:pStyle w:val="Heading2"/>
+        <w:spacing w:after="120" w:line="300"/>
       </w:pPr>
       <w:r>
-        <w:t xml:space="preserve">3.4 Why the numbers changed</w:t>
+        <w:rPr>
+          <w:b/>
+          <w:bCs/>
+        </w:rPr>
+        <w:t xml:space="preserve">Why the numbers changed:</w:t>
       </w:r>
     </w:p>
     <w:p>
@@ -5949,7 +6165,7 @@
         <w:t xml:space="preserve">LEACH ↑: </w:t>
       </w:r>
       <w:r>
-        <w:t xml:space="preserve">amplifier 10× cheaper (10 vs 100 pJ) and the BS at the centre instead of 100–150 m away; this saves more than the setup messages we added.</w:t>
+        <w:t xml:space="preserve">amplifier 10× cheaper (10 vs 100 pJ) and the BS at the centre instead of 100–150 m away.</w:t>
       </w:r>
     </w:p>
     <w:p>
@@ -5989,7 +6205,1016 @@
         <w:t xml:space="preserve">PEGASIS FND ↓, LND ↑: </w:t>
       </w:r>
       <w:r>
-        <w:t xml:space="preserve">a 4× bigger field gives one 91.5 m greedy chain link (above d0) that kills node 73 early; the cheap radio and central BS let the last nodes live very long.</w:t>
+        <w:t xml:space="preserve">a bigger field gives one 91.5 m greedy link (above d0) that kills node 73 early; the last nodes near the BS live very long.</w:t>
+      </w:r>
+    </w:p>
+    <w:p>
+      <w:pPr>
+        <w:pStyle w:val="Heading2"/>
+      </w:pPr>
+      <w:r>
+        <w:t xml:space="preserve">3.5 BS far away (50, −100)</w:t>
+      </w:r>
+    </w:p>
+    <w:tbl>
+      <w:tblPr>
+        <w:tblW w:type="dxa" w:w="9638"/>
+        <w:tblBorders>
+          <w:top w:val="single" w:color="auto" w:sz="4"/>
+          <w:left w:val="single" w:color="auto" w:sz="4"/>
+          <w:bottom w:val="single" w:color="auto" w:sz="4"/>
+          <w:right w:val="single" w:color="auto" w:sz="4"/>
+          <w:insideH w:val="single" w:color="auto" w:sz="4"/>
+          <w:insideV w:val="single" w:color="auto" w:sz="4"/>
+        </w:tblBorders>
+      </w:tblPr>
+      <w:tblGrid>
+        <w:gridCol w:w="1600"/>
+        <w:gridCol w:w="1300"/>
+        <w:gridCol w:w="1300"/>
+        <w:gridCol w:w="1300"/>
+        <w:gridCol w:w="1300"/>
+        <w:gridCol w:w="1300"/>
+        <w:gridCol w:w="1538"/>
+      </w:tblGrid>
+      <w:tr>
+        <w:trPr>
+          <w:cantSplit/>
+          <w:tblHeader/>
+        </w:trPr>
+        <w:tc>
+          <w:tcPr>
+            <w:tcW w:type="dxa" w:w="1600"/>
+            <w:tcBorders>
+              <w:top w:val="single" w:color="D9D8D2" w:sz="4"/>
+              <w:left w:val="single" w:color="D9D8D2" w:sz="4"/>
+              <w:bottom w:val="single" w:color="D9D8D2" w:sz="4"/>
+              <w:right w:val="single" w:color="D9D8D2" w:sz="4"/>
+            </w:tcBorders>
+            <w:shd w:fill="14213D" w:color="auto" w:val="clear"/>
+            <w:tcMar>
+              <w:top w:type="dxa" w:w="60"/>
+              <w:left w:type="dxa" w:w="100"/>
+              <w:bottom w:type="dxa" w:w="60"/>
+              <w:right w:type="dxa" w:w="100"/>
+            </w:tcMar>
+          </w:tcPr>
+          <w:p>
+            <w:pPr>
+              <w:jc w:val="left"/>
+            </w:pPr>
+            <w:r>
+              <w:rPr>
+                <w:b/>
+                <w:bCs/>
+                <w:color w:val="FFFFFF"/>
+                <w:sz w:val="18"/>
+                <w:szCs w:val="18"/>
+              </w:rPr>
+              <w:t xml:space="preserve">Protocol</w:t>
+            </w:r>
+          </w:p>
+        </w:tc>
+        <w:tc>
+          <w:tcPr>
+            <w:tcW w:type="dxa" w:w="1300"/>
+            <w:tcBorders>
+              <w:top w:val="single" w:color="D9D8D2" w:sz="4"/>
+              <w:left w:val="single" w:color="D9D8D2" w:sz="4"/>
+              <w:bottom w:val="single" w:color="D9D8D2" w:sz="4"/>
+              <w:right w:val="single" w:color="D9D8D2" w:sz="4"/>
+            </w:tcBorders>
+            <w:shd w:fill="14213D" w:color="auto" w:val="clear"/>
+            <w:tcMar>
+              <w:top w:type="dxa" w:w="60"/>
+              <w:left w:type="dxa" w:w="100"/>
+              <w:bottom w:type="dxa" w:w="60"/>
+              <w:right w:type="dxa" w:w="100"/>
+            </w:tcMar>
+          </w:tcPr>
+          <w:p>
+            <w:pPr>
+              <w:jc w:val="center"/>
+            </w:pPr>
+            <w:r>
+              <w:rPr>
+                <w:b/>
+                <w:bCs/>
+                <w:color w:val="FFFFFF"/>
+                <w:sz w:val="18"/>
+                <w:szCs w:val="18"/>
+              </w:rPr>
+              <w:t xml:space="preserve">FND centre</w:t>
+            </w:r>
+          </w:p>
+        </w:tc>
+        <w:tc>
+          <w:tcPr>
+            <w:tcW w:type="dxa" w:w="1300"/>
+            <w:tcBorders>
+              <w:top w:val="single" w:color="D9D8D2" w:sz="4"/>
+              <w:left w:val="single" w:color="D9D8D2" w:sz="4"/>
+              <w:bottom w:val="single" w:color="D9D8D2" w:sz="4"/>
+              <w:right w:val="single" w:color="D9D8D2" w:sz="4"/>
+            </w:tcBorders>
+            <w:shd w:fill="14213D" w:color="auto" w:val="clear"/>
+            <w:tcMar>
+              <w:top w:type="dxa" w:w="60"/>
+              <w:left w:type="dxa" w:w="100"/>
+              <w:bottom w:type="dxa" w:w="60"/>
+              <w:right w:type="dxa" w:w="100"/>
+            </w:tcMar>
+          </w:tcPr>
+          <w:p>
+            <w:pPr>
+              <w:jc w:val="center"/>
+            </w:pPr>
+            <w:r>
+              <w:rPr>
+                <w:b/>
+                <w:bCs/>
+                <w:color w:val="FFFFFF"/>
+                <w:sz w:val="18"/>
+                <w:szCs w:val="18"/>
+              </w:rPr>
+              <w:t xml:space="preserve">FND far</w:t>
+            </w:r>
+          </w:p>
+        </w:tc>
+        <w:tc>
+          <w:tcPr>
+            <w:tcW w:type="dxa" w:w="1300"/>
+            <w:tcBorders>
+              <w:top w:val="single" w:color="D9D8D2" w:sz="4"/>
+              <w:left w:val="single" w:color="D9D8D2" w:sz="4"/>
+              <w:bottom w:val="single" w:color="D9D8D2" w:sz="4"/>
+              <w:right w:val="single" w:color="D9D8D2" w:sz="4"/>
+            </w:tcBorders>
+            <w:shd w:fill="14213D" w:color="auto" w:val="clear"/>
+            <w:tcMar>
+              <w:top w:type="dxa" w:w="60"/>
+              <w:left w:type="dxa" w:w="100"/>
+              <w:bottom w:type="dxa" w:w="60"/>
+              <w:right w:type="dxa" w:w="100"/>
+            </w:tcMar>
+          </w:tcPr>
+          <w:p>
+            <w:pPr>
+              <w:jc w:val="center"/>
+            </w:pPr>
+            <w:r>
+              <w:rPr>
+                <w:b/>
+                <w:bCs/>
+                <w:color w:val="FFFFFF"/>
+                <w:sz w:val="18"/>
+                <w:szCs w:val="18"/>
+              </w:rPr>
+              <w:t xml:space="preserve">HND far</w:t>
+            </w:r>
+          </w:p>
+        </w:tc>
+        <w:tc>
+          <w:tcPr>
+            <w:tcW w:type="dxa" w:w="1300"/>
+            <w:tcBorders>
+              <w:top w:val="single" w:color="D9D8D2" w:sz="4"/>
+              <w:left w:val="single" w:color="D9D8D2" w:sz="4"/>
+              <w:bottom w:val="single" w:color="D9D8D2" w:sz="4"/>
+              <w:right w:val="single" w:color="D9D8D2" w:sz="4"/>
+            </w:tcBorders>
+            <w:shd w:fill="14213D" w:color="auto" w:val="clear"/>
+            <w:tcMar>
+              <w:top w:type="dxa" w:w="60"/>
+              <w:left w:type="dxa" w:w="100"/>
+              <w:bottom w:type="dxa" w:w="60"/>
+              <w:right w:type="dxa" w:w="100"/>
+            </w:tcMar>
+          </w:tcPr>
+          <w:p>
+            <w:pPr>
+              <w:jc w:val="center"/>
+            </w:pPr>
+            <w:r>
+              <w:rPr>
+                <w:b/>
+                <w:bCs/>
+                <w:color w:val="FFFFFF"/>
+                <w:sz w:val="18"/>
+                <w:szCs w:val="18"/>
+              </w:rPr>
+              <w:t xml:space="preserve">LND far</w:t>
+            </w:r>
+          </w:p>
+        </w:tc>
+        <w:tc>
+          <w:tcPr>
+            <w:tcW w:type="dxa" w:w="1300"/>
+            <w:tcBorders>
+              <w:top w:val="single" w:color="D9D8D2" w:sz="4"/>
+              <w:left w:val="single" w:color="D9D8D2" w:sz="4"/>
+              <w:bottom w:val="single" w:color="D9D8D2" w:sz="4"/>
+              <w:right w:val="single" w:color="D9D8D2" w:sz="4"/>
+            </w:tcBorders>
+            <w:shd w:fill="14213D" w:color="auto" w:val="clear"/>
+            <w:tcMar>
+              <w:top w:type="dxa" w:w="60"/>
+              <w:left w:type="dxa" w:w="100"/>
+              <w:bottom w:type="dxa" w:w="60"/>
+              <w:right w:type="dxa" w:w="100"/>
+            </w:tcMar>
+          </w:tcPr>
+          <w:p>
+            <w:pPr>
+              <w:jc w:val="center"/>
+            </w:pPr>
+            <w:r>
+              <w:rPr>
+                <w:b/>
+                <w:bCs/>
+                <w:color w:val="FFFFFF"/>
+                <w:sz w:val="18"/>
+                <w:szCs w:val="18"/>
+              </w:rPr>
+              <w:t xml:space="preserve">PDR far</w:t>
+            </w:r>
+          </w:p>
+        </w:tc>
+        <w:tc>
+          <w:tcPr>
+            <w:tcW w:type="dxa" w:w="1538"/>
+            <w:tcBorders>
+              <w:top w:val="single" w:color="D9D8D2" w:sz="4"/>
+              <w:left w:val="single" w:color="D9D8D2" w:sz="4"/>
+              <w:bottom w:val="single" w:color="D9D8D2" w:sz="4"/>
+              <w:right w:val="single" w:color="D9D8D2" w:sz="4"/>
+            </w:tcBorders>
+            <w:shd w:fill="14213D" w:color="auto" w:val="clear"/>
+            <w:tcMar>
+              <w:top w:type="dxa" w:w="60"/>
+              <w:left w:type="dxa" w:w="100"/>
+              <w:bottom w:type="dxa" w:w="60"/>
+              <w:right w:type="dxa" w:w="100"/>
+            </w:tcMar>
+          </w:tcPr>
+          <w:p>
+            <w:pPr>
+              <w:jc w:val="center"/>
+            </w:pPr>
+            <w:r>
+              <w:rPr>
+                <w:b/>
+                <w:bCs/>
+                <w:color w:val="FFFFFF"/>
+                <w:sz w:val="18"/>
+                <w:szCs w:val="18"/>
+              </w:rPr>
+              <w:t xml:space="preserve">FND change</w:t>
+            </w:r>
+          </w:p>
+        </w:tc>
+      </w:tr>
+      <w:tr>
+        <w:trPr>
+          <w:cantSplit/>
+        </w:trPr>
+        <w:tc>
+          <w:tcPr>
+            <w:tcW w:type="dxa" w:w="1600"/>
+            <w:tcBorders>
+              <w:top w:val="single" w:color="D9D8D2" w:sz="4"/>
+              <w:left w:val="single" w:color="D9D8D2" w:sz="4"/>
+              <w:bottom w:val="single" w:color="D9D8D2" w:sz="4"/>
+              <w:right w:val="single" w:color="D9D8D2" w:sz="4"/>
+            </w:tcBorders>
+            <w:shd w:fill="FFFFFF" w:color="auto" w:val="clear"/>
+            <w:tcMar>
+              <w:top w:type="dxa" w:w="60"/>
+              <w:left w:type="dxa" w:w="100"/>
+              <w:bottom w:type="dxa" w:w="60"/>
+              <w:right w:type="dxa" w:w="100"/>
+            </w:tcMar>
+          </w:tcPr>
+          <w:p>
+            <w:pPr>
+              <w:jc w:val="left"/>
+            </w:pPr>
+            <w:r>
+              <w:rPr>
+                <w:color w:val="1F1F1D"/>
+                <w:sz w:val="18"/>
+                <w:szCs w:val="18"/>
+              </w:rPr>
+              <w:t xml:space="preserve">LEACH</w:t>
+            </w:r>
+          </w:p>
+        </w:tc>
+        <w:tc>
+          <w:tcPr>
+            <w:tcW w:type="dxa" w:w="1300"/>
+            <w:tcBorders>
+              <w:top w:val="single" w:color="D9D8D2" w:sz="4"/>
+              <w:left w:val="single" w:color="D9D8D2" w:sz="4"/>
+              <w:bottom w:val="single" w:color="D9D8D2" w:sz="4"/>
+              <w:right w:val="single" w:color="D9D8D2" w:sz="4"/>
+            </w:tcBorders>
+            <w:shd w:fill="FFFFFF" w:color="auto" w:val="clear"/>
+            <w:tcMar>
+              <w:top w:type="dxa" w:w="60"/>
+              <w:left w:type="dxa" w:w="100"/>
+              <w:bottom w:type="dxa" w:w="60"/>
+              <w:right w:type="dxa" w:w="100"/>
+            </w:tcMar>
+          </w:tcPr>
+          <w:p>
+            <w:pPr>
+              <w:jc w:val="center"/>
+            </w:pPr>
+            <w:r>
+              <w:rPr>
+                <w:color w:val="1F1F1D"/>
+                <w:sz w:val="18"/>
+                <w:szCs w:val="18"/>
+              </w:rPr>
+              <w:t xml:space="preserve">1383</w:t>
+            </w:r>
+          </w:p>
+        </w:tc>
+        <w:tc>
+          <w:tcPr>
+            <w:tcW w:type="dxa" w:w="1300"/>
+            <w:tcBorders>
+              <w:top w:val="single" w:color="D9D8D2" w:sz="4"/>
+              <w:left w:val="single" w:color="D9D8D2" w:sz="4"/>
+              <w:bottom w:val="single" w:color="D9D8D2" w:sz="4"/>
+              <w:right w:val="single" w:color="D9D8D2" w:sz="4"/>
+            </w:tcBorders>
+            <w:shd w:fill="FFFFFF" w:color="auto" w:val="clear"/>
+            <w:tcMar>
+              <w:top w:type="dxa" w:w="60"/>
+              <w:left w:type="dxa" w:w="100"/>
+              <w:bottom w:type="dxa" w:w="60"/>
+              <w:right w:type="dxa" w:w="100"/>
+            </w:tcMar>
+          </w:tcPr>
+          <w:p>
+            <w:pPr>
+              <w:jc w:val="center"/>
+            </w:pPr>
+            <w:r>
+              <w:rPr>
+                <w:color w:val="1F1F1D"/>
+                <w:sz w:val="18"/>
+                <w:szCs w:val="18"/>
+              </w:rPr>
+              <w:t xml:space="preserve">988</w:t>
+            </w:r>
+          </w:p>
+        </w:tc>
+        <w:tc>
+          <w:tcPr>
+            <w:tcW w:type="dxa" w:w="1300"/>
+            <w:tcBorders>
+              <w:top w:val="single" w:color="D9D8D2" w:sz="4"/>
+              <w:left w:val="single" w:color="D9D8D2" w:sz="4"/>
+              <w:bottom w:val="single" w:color="D9D8D2" w:sz="4"/>
+              <w:right w:val="single" w:color="D9D8D2" w:sz="4"/>
+            </w:tcBorders>
+            <w:shd w:fill="FFFFFF" w:color="auto" w:val="clear"/>
+            <w:tcMar>
+              <w:top w:type="dxa" w:w="60"/>
+              <w:left w:type="dxa" w:w="100"/>
+              <w:bottom w:type="dxa" w:w="60"/>
+              <w:right w:type="dxa" w:w="100"/>
+            </w:tcMar>
+          </w:tcPr>
+          <w:p>
+            <w:pPr>
+              <w:jc w:val="center"/>
+            </w:pPr>
+            <w:r>
+              <w:rPr>
+                <w:color w:val="1F1F1D"/>
+                <w:sz w:val="18"/>
+                <w:szCs w:val="18"/>
+              </w:rPr>
+              <w:t xml:space="preserve">1230</w:t>
+            </w:r>
+          </w:p>
+        </w:tc>
+        <w:tc>
+          <w:tcPr>
+            <w:tcW w:type="dxa" w:w="1300"/>
+            <w:tcBorders>
+              <w:top w:val="single" w:color="D9D8D2" w:sz="4"/>
+              <w:left w:val="single" w:color="D9D8D2" w:sz="4"/>
+              <w:bottom w:val="single" w:color="D9D8D2" w:sz="4"/>
+              <w:right w:val="single" w:color="D9D8D2" w:sz="4"/>
+            </w:tcBorders>
+            <w:shd w:fill="FFFFFF" w:color="auto" w:val="clear"/>
+            <w:tcMar>
+              <w:top w:type="dxa" w:w="60"/>
+              <w:left w:type="dxa" w:w="100"/>
+              <w:bottom w:type="dxa" w:w="60"/>
+              <w:right w:type="dxa" w:w="100"/>
+            </w:tcMar>
+          </w:tcPr>
+          <w:p>
+            <w:pPr>
+              <w:jc w:val="center"/>
+            </w:pPr>
+            <w:r>
+              <w:rPr>
+                <w:color w:val="1F1F1D"/>
+                <w:sz w:val="18"/>
+                <w:szCs w:val="18"/>
+              </w:rPr>
+              <w:t xml:space="preserve">1652</w:t>
+            </w:r>
+          </w:p>
+        </w:tc>
+        <w:tc>
+          <w:tcPr>
+            <w:tcW w:type="dxa" w:w="1300"/>
+            <w:tcBorders>
+              <w:top w:val="single" w:color="D9D8D2" w:sz="4"/>
+              <w:left w:val="single" w:color="D9D8D2" w:sz="4"/>
+              <w:bottom w:val="single" w:color="D9D8D2" w:sz="4"/>
+              <w:right w:val="single" w:color="D9D8D2" w:sz="4"/>
+            </w:tcBorders>
+            <w:shd w:fill="FFFFFF" w:color="auto" w:val="clear"/>
+            <w:tcMar>
+              <w:top w:type="dxa" w:w="60"/>
+              <w:left w:type="dxa" w:w="100"/>
+              <w:bottom w:type="dxa" w:w="60"/>
+              <w:right w:type="dxa" w:w="100"/>
+            </w:tcMar>
+          </w:tcPr>
+          <w:p>
+            <w:pPr>
+              <w:jc w:val="center"/>
+            </w:pPr>
+            <w:r>
+              <w:rPr>
+                <w:color w:val="1F1F1D"/>
+                <w:sz w:val="18"/>
+                <w:szCs w:val="18"/>
+              </w:rPr>
+              <w:t xml:space="preserve">99.43%</w:t>
+            </w:r>
+          </w:p>
+        </w:tc>
+        <w:tc>
+          <w:tcPr>
+            <w:tcW w:type="dxa" w:w="1538"/>
+            <w:tcBorders>
+              <w:top w:val="single" w:color="D9D8D2" w:sz="4"/>
+              <w:left w:val="single" w:color="D9D8D2" w:sz="4"/>
+              <w:bottom w:val="single" w:color="D9D8D2" w:sz="4"/>
+              <w:right w:val="single" w:color="D9D8D2" w:sz="4"/>
+            </w:tcBorders>
+            <w:shd w:fill="FFFFFF" w:color="auto" w:val="clear"/>
+            <w:tcMar>
+              <w:top w:type="dxa" w:w="60"/>
+              <w:left w:type="dxa" w:w="100"/>
+              <w:bottom w:type="dxa" w:w="60"/>
+              <w:right w:type="dxa" w:w="100"/>
+            </w:tcMar>
+          </w:tcPr>
+          <w:p>
+            <w:pPr>
+              <w:jc w:val="center"/>
+            </w:pPr>
+            <w:r>
+              <w:rPr>
+                <w:color w:val="1F1F1D"/>
+                <w:sz w:val="18"/>
+                <w:szCs w:val="18"/>
+              </w:rPr>
+              <w:t xml:space="preserve">−28.6%</w:t>
+            </w:r>
+          </w:p>
+        </w:tc>
+      </w:tr>
+      <w:tr>
+        <w:trPr>
+          <w:cantSplit/>
+        </w:trPr>
+        <w:tc>
+          <w:tcPr>
+            <w:tcW w:type="dxa" w:w="1600"/>
+            <w:tcBorders>
+              <w:top w:val="single" w:color="D9D8D2" w:sz="4"/>
+              <w:left w:val="single" w:color="D9D8D2" w:sz="4"/>
+              <w:bottom w:val="single" w:color="D9D8D2" w:sz="4"/>
+              <w:right w:val="single" w:color="D9D8D2" w:sz="4"/>
+            </w:tcBorders>
+            <w:shd w:fill="F3F6FB" w:color="auto" w:val="clear"/>
+            <w:tcMar>
+              <w:top w:type="dxa" w:w="60"/>
+              <w:left w:type="dxa" w:w="100"/>
+              <w:bottom w:type="dxa" w:w="60"/>
+              <w:right w:type="dxa" w:w="100"/>
+            </w:tcMar>
+          </w:tcPr>
+          <w:p>
+            <w:pPr>
+              <w:jc w:val="left"/>
+            </w:pPr>
+            <w:r>
+              <w:rPr>
+                <w:color w:val="1F1F1D"/>
+                <w:sz w:val="18"/>
+                <w:szCs w:val="18"/>
+              </w:rPr>
+              <w:t xml:space="preserve">HEED</w:t>
+            </w:r>
+          </w:p>
+        </w:tc>
+        <w:tc>
+          <w:tcPr>
+            <w:tcW w:type="dxa" w:w="1300"/>
+            <w:tcBorders>
+              <w:top w:val="single" w:color="D9D8D2" w:sz="4"/>
+              <w:left w:val="single" w:color="D9D8D2" w:sz="4"/>
+              <w:bottom w:val="single" w:color="D9D8D2" w:sz="4"/>
+              <w:right w:val="single" w:color="D9D8D2" w:sz="4"/>
+            </w:tcBorders>
+            <w:shd w:fill="F3F6FB" w:color="auto" w:val="clear"/>
+            <w:tcMar>
+              <w:top w:type="dxa" w:w="60"/>
+              <w:left w:type="dxa" w:w="100"/>
+              <w:bottom w:type="dxa" w:w="60"/>
+              <w:right w:type="dxa" w:w="100"/>
+            </w:tcMar>
+          </w:tcPr>
+          <w:p>
+            <w:pPr>
+              <w:jc w:val="center"/>
+            </w:pPr>
+            <w:r>
+              <w:rPr>
+                <w:color w:val="1F1F1D"/>
+                <w:sz w:val="18"/>
+                <w:szCs w:val="18"/>
+              </w:rPr>
+              <w:t xml:space="preserve">634</w:t>
+            </w:r>
+          </w:p>
+        </w:tc>
+        <w:tc>
+          <w:tcPr>
+            <w:tcW w:type="dxa" w:w="1300"/>
+            <w:tcBorders>
+              <w:top w:val="single" w:color="D9D8D2" w:sz="4"/>
+              <w:left w:val="single" w:color="D9D8D2" w:sz="4"/>
+              <w:bottom w:val="single" w:color="D9D8D2" w:sz="4"/>
+              <w:right w:val="single" w:color="D9D8D2" w:sz="4"/>
+            </w:tcBorders>
+            <w:shd w:fill="F3F6FB" w:color="auto" w:val="clear"/>
+            <w:tcMar>
+              <w:top w:type="dxa" w:w="60"/>
+              <w:left w:type="dxa" w:w="100"/>
+              <w:bottom w:type="dxa" w:w="60"/>
+              <w:right w:type="dxa" w:w="100"/>
+            </w:tcMar>
+          </w:tcPr>
+          <w:p>
+            <w:pPr>
+              <w:jc w:val="center"/>
+            </w:pPr>
+            <w:r>
+              <w:rPr>
+                <w:color w:val="1F1F1D"/>
+                <w:sz w:val="18"/>
+                <w:szCs w:val="18"/>
+              </w:rPr>
+              <w:t xml:space="preserve">330</w:t>
+            </w:r>
+          </w:p>
+        </w:tc>
+        <w:tc>
+          <w:tcPr>
+            <w:tcW w:type="dxa" w:w="1300"/>
+            <w:tcBorders>
+              <w:top w:val="single" w:color="D9D8D2" w:sz="4"/>
+              <w:left w:val="single" w:color="D9D8D2" w:sz="4"/>
+              <w:bottom w:val="single" w:color="D9D8D2" w:sz="4"/>
+              <w:right w:val="single" w:color="D9D8D2" w:sz="4"/>
+            </w:tcBorders>
+            <w:shd w:fill="F3F6FB" w:color="auto" w:val="clear"/>
+            <w:tcMar>
+              <w:top w:type="dxa" w:w="60"/>
+              <w:left w:type="dxa" w:w="100"/>
+              <w:bottom w:type="dxa" w:w="60"/>
+              <w:right w:type="dxa" w:w="100"/>
+            </w:tcMar>
+          </w:tcPr>
+          <w:p>
+            <w:pPr>
+              <w:jc w:val="center"/>
+            </w:pPr>
+            <w:r>
+              <w:rPr>
+                <w:color w:val="1F1F1D"/>
+                <w:sz w:val="18"/>
+                <w:szCs w:val="18"/>
+              </w:rPr>
+              <w:t xml:space="preserve">774</w:t>
+            </w:r>
+          </w:p>
+        </w:tc>
+        <w:tc>
+          <w:tcPr>
+            <w:tcW w:type="dxa" w:w="1300"/>
+            <w:tcBorders>
+              <w:top w:val="single" w:color="D9D8D2" w:sz="4"/>
+              <w:left w:val="single" w:color="D9D8D2" w:sz="4"/>
+              <w:bottom w:val="single" w:color="D9D8D2" w:sz="4"/>
+              <w:right w:val="single" w:color="D9D8D2" w:sz="4"/>
+            </w:tcBorders>
+            <w:shd w:fill="F3F6FB" w:color="auto" w:val="clear"/>
+            <w:tcMar>
+              <w:top w:type="dxa" w:w="60"/>
+              <w:left w:type="dxa" w:w="100"/>
+              <w:bottom w:type="dxa" w:w="60"/>
+              <w:right w:type="dxa" w:w="100"/>
+            </w:tcMar>
+          </w:tcPr>
+          <w:p>
+            <w:pPr>
+              <w:jc w:val="center"/>
+            </w:pPr>
+            <w:r>
+              <w:rPr>
+                <w:color w:val="1F1F1D"/>
+                <w:sz w:val="18"/>
+                <w:szCs w:val="18"/>
+              </w:rPr>
+              <w:t xml:space="preserve">1374</w:t>
+            </w:r>
+          </w:p>
+        </w:tc>
+        <w:tc>
+          <w:tcPr>
+            <w:tcW w:type="dxa" w:w="1300"/>
+            <w:tcBorders>
+              <w:top w:val="single" w:color="D9D8D2" w:sz="4"/>
+              <w:left w:val="single" w:color="D9D8D2" w:sz="4"/>
+              <w:bottom w:val="single" w:color="D9D8D2" w:sz="4"/>
+              <w:right w:val="single" w:color="D9D8D2" w:sz="4"/>
+            </w:tcBorders>
+            <w:shd w:fill="F3F6FB" w:color="auto" w:val="clear"/>
+            <w:tcMar>
+              <w:top w:type="dxa" w:w="60"/>
+              <w:left w:type="dxa" w:w="100"/>
+              <w:bottom w:type="dxa" w:w="60"/>
+              <w:right w:type="dxa" w:w="100"/>
+            </w:tcMar>
+          </w:tcPr>
+          <w:p>
+            <w:pPr>
+              <w:jc w:val="center"/>
+            </w:pPr>
+            <w:r>
+              <w:rPr>
+                <w:color w:val="1F1F1D"/>
+                <w:sz w:val="18"/>
+                <w:szCs w:val="18"/>
+              </w:rPr>
+              <w:t xml:space="preserve">99.52%</w:t>
+            </w:r>
+          </w:p>
+        </w:tc>
+        <w:tc>
+          <w:tcPr>
+            <w:tcW w:type="dxa" w:w="1538"/>
+            <w:tcBorders>
+              <w:top w:val="single" w:color="D9D8D2" w:sz="4"/>
+              <w:left w:val="single" w:color="D9D8D2" w:sz="4"/>
+              <w:bottom w:val="single" w:color="D9D8D2" w:sz="4"/>
+              <w:right w:val="single" w:color="D9D8D2" w:sz="4"/>
+            </w:tcBorders>
+            <w:shd w:fill="F3F6FB" w:color="auto" w:val="clear"/>
+            <w:tcMar>
+              <w:top w:type="dxa" w:w="60"/>
+              <w:left w:type="dxa" w:w="100"/>
+              <w:bottom w:type="dxa" w:w="60"/>
+              <w:right w:type="dxa" w:w="100"/>
+            </w:tcMar>
+          </w:tcPr>
+          <w:p>
+            <w:pPr>
+              <w:jc w:val="center"/>
+            </w:pPr>
+            <w:r>
+              <w:rPr>
+                <w:color w:val="1F1F1D"/>
+                <w:sz w:val="18"/>
+                <w:szCs w:val="18"/>
+              </w:rPr>
+              <w:t xml:space="preserve">−47.9%</w:t>
+            </w:r>
+          </w:p>
+        </w:tc>
+      </w:tr>
+      <w:tr>
+        <w:trPr>
+          <w:cantSplit/>
+        </w:trPr>
+        <w:tc>
+          <w:tcPr>
+            <w:tcW w:type="dxa" w:w="1600"/>
+            <w:tcBorders>
+              <w:top w:val="single" w:color="D9D8D2" w:sz="4"/>
+              <w:left w:val="single" w:color="D9D8D2" w:sz="4"/>
+              <w:bottom w:val="single" w:color="D9D8D2" w:sz="4"/>
+              <w:right w:val="single" w:color="D9D8D2" w:sz="4"/>
+            </w:tcBorders>
+            <w:shd w:fill="FFFFFF" w:color="auto" w:val="clear"/>
+            <w:tcMar>
+              <w:top w:type="dxa" w:w="60"/>
+              <w:left w:type="dxa" w:w="100"/>
+              <w:bottom w:type="dxa" w:w="60"/>
+              <w:right w:type="dxa" w:w="100"/>
+            </w:tcMar>
+          </w:tcPr>
+          <w:p>
+            <w:pPr>
+              <w:jc w:val="left"/>
+            </w:pPr>
+            <w:r>
+              <w:rPr>
+                <w:color w:val="1F1F1D"/>
+                <w:sz w:val="18"/>
+                <w:szCs w:val="18"/>
+              </w:rPr>
+              <w:t xml:space="preserve">PEGASIS</w:t>
+            </w:r>
+          </w:p>
+        </w:tc>
+        <w:tc>
+          <w:tcPr>
+            <w:tcW w:type="dxa" w:w="1300"/>
+            <w:tcBorders>
+              <w:top w:val="single" w:color="D9D8D2" w:sz="4"/>
+              <w:left w:val="single" w:color="D9D8D2" w:sz="4"/>
+              <w:bottom w:val="single" w:color="D9D8D2" w:sz="4"/>
+              <w:right w:val="single" w:color="D9D8D2" w:sz="4"/>
+            </w:tcBorders>
+            <w:shd w:fill="FFFFFF" w:color="auto" w:val="clear"/>
+            <w:tcMar>
+              <w:top w:type="dxa" w:w="60"/>
+              <w:left w:type="dxa" w:w="100"/>
+              <w:bottom w:type="dxa" w:w="60"/>
+              <w:right w:type="dxa" w:w="100"/>
+            </w:tcMar>
+          </w:tcPr>
+          <w:p>
+            <w:pPr>
+              <w:jc w:val="center"/>
+            </w:pPr>
+            <w:r>
+              <w:rPr>
+                <w:color w:val="1F1F1D"/>
+                <w:sz w:val="18"/>
+                <w:szCs w:val="18"/>
+              </w:rPr>
+              <w:t xml:space="preserve">1324</w:t>
+            </w:r>
+          </w:p>
+        </w:tc>
+        <w:tc>
+          <w:tcPr>
+            <w:tcW w:type="dxa" w:w="1300"/>
+            <w:tcBorders>
+              <w:top w:val="single" w:color="D9D8D2" w:sz="4"/>
+              <w:left w:val="single" w:color="D9D8D2" w:sz="4"/>
+              <w:bottom w:val="single" w:color="D9D8D2" w:sz="4"/>
+              <w:right w:val="single" w:color="D9D8D2" w:sz="4"/>
+            </w:tcBorders>
+            <w:shd w:fill="FFFFFF" w:color="auto" w:val="clear"/>
+            <w:tcMar>
+              <w:top w:type="dxa" w:w="60"/>
+              <w:left w:type="dxa" w:w="100"/>
+              <w:bottom w:type="dxa" w:w="60"/>
+              <w:right w:type="dxa" w:w="100"/>
+            </w:tcMar>
+          </w:tcPr>
+          <w:p>
+            <w:pPr>
+              <w:jc w:val="center"/>
+            </w:pPr>
+            <w:r>
+              <w:rPr>
+                <w:color w:val="1F1F1D"/>
+                <w:sz w:val="18"/>
+                <w:szCs w:val="18"/>
+              </w:rPr>
+              <w:t xml:space="preserve">1374</w:t>
+            </w:r>
+          </w:p>
+        </w:tc>
+        <w:tc>
+          <w:tcPr>
+            <w:tcW w:type="dxa" w:w="1300"/>
+            <w:tcBorders>
+              <w:top w:val="single" w:color="D9D8D2" w:sz="4"/>
+              <w:left w:val="single" w:color="D9D8D2" w:sz="4"/>
+              <w:bottom w:val="single" w:color="D9D8D2" w:sz="4"/>
+              <w:right w:val="single" w:color="D9D8D2" w:sz="4"/>
+            </w:tcBorders>
+            <w:shd w:fill="FFFFFF" w:color="auto" w:val="clear"/>
+            <w:tcMar>
+              <w:top w:type="dxa" w:w="60"/>
+              <w:left w:type="dxa" w:w="100"/>
+              <w:bottom w:type="dxa" w:w="60"/>
+              <w:right w:type="dxa" w:w="100"/>
+            </w:tcMar>
+          </w:tcPr>
+          <w:p>
+            <w:pPr>
+              <w:jc w:val="center"/>
+            </w:pPr>
+            <w:r>
+              <w:rPr>
+                <w:color w:val="1F1F1D"/>
+                <w:sz w:val="18"/>
+                <w:szCs w:val="18"/>
+              </w:rPr>
+              <w:t xml:space="preserve">2176</w:t>
+            </w:r>
+          </w:p>
+        </w:tc>
+        <w:tc>
+          <w:tcPr>
+            <w:tcW w:type="dxa" w:w="1300"/>
+            <w:tcBorders>
+              <w:top w:val="single" w:color="D9D8D2" w:sz="4"/>
+              <w:left w:val="single" w:color="D9D8D2" w:sz="4"/>
+              <w:bottom w:val="single" w:color="D9D8D2" w:sz="4"/>
+              <w:right w:val="single" w:color="D9D8D2" w:sz="4"/>
+            </w:tcBorders>
+            <w:shd w:fill="FFFFFF" w:color="auto" w:val="clear"/>
+            <w:tcMar>
+              <w:top w:type="dxa" w:w="60"/>
+              <w:left w:type="dxa" w:w="100"/>
+              <w:bottom w:type="dxa" w:w="60"/>
+              <w:right w:type="dxa" w:w="100"/>
+            </w:tcMar>
+          </w:tcPr>
+          <w:p>
+            <w:pPr>
+              <w:jc w:val="center"/>
+            </w:pPr>
+            <w:r>
+              <w:rPr>
+                <w:color w:val="1F1F1D"/>
+                <w:sz w:val="18"/>
+                <w:szCs w:val="18"/>
+              </w:rPr>
+              <w:t xml:space="preserve">2713</w:t>
+            </w:r>
+          </w:p>
+        </w:tc>
+        <w:tc>
+          <w:tcPr>
+            <w:tcW w:type="dxa" w:w="1300"/>
+            <w:tcBorders>
+              <w:top w:val="single" w:color="D9D8D2" w:sz="4"/>
+              <w:left w:val="single" w:color="D9D8D2" w:sz="4"/>
+              <w:bottom w:val="single" w:color="D9D8D2" w:sz="4"/>
+              <w:right w:val="single" w:color="D9D8D2" w:sz="4"/>
+            </w:tcBorders>
+            <w:shd w:fill="FFFFFF" w:color="auto" w:val="clear"/>
+            <w:tcMar>
+              <w:top w:type="dxa" w:w="60"/>
+              <w:left w:type="dxa" w:w="100"/>
+              <w:bottom w:type="dxa" w:w="60"/>
+              <w:right w:type="dxa" w:w="100"/>
+            </w:tcMar>
+          </w:tcPr>
+          <w:p>
+            <w:pPr>
+              <w:jc w:val="center"/>
+            </w:pPr>
+            <w:r>
+              <w:rPr>
+                <w:color w:val="1F1F1D"/>
+                <w:sz w:val="18"/>
+                <w:szCs w:val="18"/>
+              </w:rPr>
+              <w:t xml:space="preserve">99.08%</w:t>
+            </w:r>
+          </w:p>
+        </w:tc>
+        <w:tc>
+          <w:tcPr>
+            <w:tcW w:type="dxa" w:w="1538"/>
+            <w:tcBorders>
+              <w:top w:val="single" w:color="D9D8D2" w:sz="4"/>
+              <w:left w:val="single" w:color="D9D8D2" w:sz="4"/>
+              <w:bottom w:val="single" w:color="D9D8D2" w:sz="4"/>
+              <w:right w:val="single" w:color="D9D8D2" w:sz="4"/>
+            </w:tcBorders>
+            <w:shd w:fill="FFFFFF" w:color="auto" w:val="clear"/>
+            <w:tcMar>
+              <w:top w:type="dxa" w:w="60"/>
+              <w:left w:type="dxa" w:w="100"/>
+              <w:bottom w:type="dxa" w:w="60"/>
+              <w:right w:type="dxa" w:w="100"/>
+            </w:tcMar>
+          </w:tcPr>
+          <w:p>
+            <w:pPr>
+              <w:jc w:val="center"/>
+            </w:pPr>
+            <w:r>
+              <w:rPr>
+                <w:color w:val="1F1F1D"/>
+                <w:sz w:val="18"/>
+                <w:szCs w:val="18"/>
+              </w:rPr>
+              <w:t xml:space="preserve">+3.8%</w:t>
+            </w:r>
+          </w:p>
+        </w:tc>
+      </w:tr>
+    </w:tbl>
+    <w:p>
+      <w:pPr>
+        <w:spacing w:after="120" w:line="300"/>
+      </w:pPr>
+      <w:r>
+        <w:t xml:space="preserve">LEACH and HEED lose 29 % and 48 % of their FND because every CH sends far (d⁴); PEGASIS keeps its FND because only one leader talks to the BS.</w:t>
+      </w:r>
+    </w:p>
+    <w:p>
+      <w:pPr>
+        <w:pStyle w:val="Heading2"/>
+      </w:pPr>
+      <w:r>
+        <w:t xml:space="preserve">3.6 Summary of the classic protocols</w:t>
+      </w:r>
+    </w:p>
+    <w:p>
+      <w:pPr>
+        <w:pStyle w:val="ListParagraph"/>
+        <w:numPr>
+          <w:ilvl w:val="0"/>
+          <w:numId w:val="3"/>
+        </w:numPr>
+        <w:spacing w:after="60" w:line="290"/>
+      </w:pPr>
+      <w:r>
+        <w:rPr>
+          <w:b/>
+          <w:bCs/>
+        </w:rPr>
+        <w:t xml:space="preserve">LEACH: </w:t>
+      </w:r>
+      <w:r>
+        <w:t xml:space="preserve">idea — random rotation with an epoch (set G); weakness — energy-blind; setup every round; FND paper settings 1035, unified centre 1383, unified far 988; PDR 99.40%.</w:t>
+      </w:r>
+    </w:p>
+    <w:p>
+      <w:pPr>
+        <w:pStyle w:val="ListParagraph"/>
+        <w:numPr>
+          <w:ilvl w:val="0"/>
+          <w:numId w:val="3"/>
+        </w:numPr>
+        <w:spacing w:after="60" w:line="290"/>
+      </w:pPr>
+      <w:r>
+        <w:rPr>
+          <w:b/>
+          <w:bCs/>
+        </w:rPr>
+        <w:t xml:space="preserve">HEED: </w:t>
+      </w:r>
+      <w:r>
+        <w:t xml:space="preserve">idea — residual energy + neighbours, iterative election; weakness — election messages every round; FND paper settings 734, unified centre 634, unified far 330; PDR 99.68%.</w:t>
+      </w:r>
+    </w:p>
+    <w:p>
+      <w:pPr>
+        <w:pStyle w:val="ListParagraph"/>
+        <w:numPr>
+          <w:ilvl w:val="0"/>
+          <w:numId w:val="3"/>
+        </w:numPr>
+        <w:spacing w:after="60" w:line="290"/>
+      </w:pPr>
+      <w:r>
+        <w:rPr>
+          <w:b/>
+          <w:bCs/>
+        </w:rPr>
+        <w:t xml:space="preserve">PEGASIS: </w:t>
+      </w:r>
+      <w:r>
+        <w:t xml:space="preserve">idea — one chain, one leader to the BS; weakness — long chain links, delay, single leader; FND paper settings 1616, unified centre 1324, unified far 1374; PDR 99.42%.</w:t>
       </w:r>
     </w:p>
     <w:p>
@@ -6013,7 +7238,156 @@
         <w:pStyle w:val="Heading2"/>
       </w:pPr>
       <w:r>
-        <w:t xml:space="preserve">4.1 ORIGINAL — paper settings</w:t>
+        <w:t xml:space="preserve">4.1 Key equations</w:t>
+      </w:r>
+    </w:p>
+    <w:p>
+      <w:pPr>
+        <w:keepNext/>
+        <w:spacing w:after="40" w:before="120"/>
+        <w:jc w:val="center"/>
+      </w:pPr>
+      <w:r>
+        <w:drawing>
+          <wp:inline distT="0" distB="0" distL="0" distR="0">
+            <wp:extent cx="4019550" cy="666750"/>
+            <wp:effectExtent t="0" r="0" b="0" l="0"/>
+            <wp:docPr id="1" name="eq_shleach.png" descr="eq_shleach.png" title="eq_shleach.png"/>
+            <wp:cNvGraphicFramePr>
+              <a:graphicFrameLocks xmlns:a="http://schemas.openxmlformats.org/drawingml/2006/main" noChangeAspect="1"/>
+            </wp:cNvGraphicFramePr>
+            <a:graphic xmlns:a="http://schemas.openxmlformats.org/drawingml/2006/main">
+              <a:graphicData uri="http://schemas.openxmlformats.org/drawingml/2006/picture">
+                <pic:pic xmlns:pic="http://schemas.openxmlformats.org/drawingml/2006/picture">
+                  <pic:nvPicPr>
+                    <pic:cNvPr id="0" name="" descr=""/>
+                    <pic:cNvPicPr>
+                      <a:picLocks noChangeAspect="1" noChangeArrowheads="1"/>
+                    </pic:cNvPicPr>
+                  </pic:nvPicPr>
+                  <pic:blipFill>
+                    <a:blip r:embed="rId17" cstate="none"/>
+                    <a:srcRect/>
+                    <a:stretch>
+                      <a:fillRect/>
+                    </a:stretch>
+                  </pic:blipFill>
+                  <pic:spPr bwMode="auto">
+                    <a:xfrm>
+                      <a:off x="0" y="0"/>
+                      <a:ext cx="4019550" cy="666750"/>
+                    </a:xfrm>
+                    <a:prstGeom prst="rect">
+                      <a:avLst/>
+                    </a:prstGeom>
+                  </pic:spPr>
+                </pic:pic>
+              </a:graphicData>
+            </a:graphic>
+          </wp:inline>
+        </w:drawing>
+      </w:r>
+    </w:p>
+    <w:p>
+      <w:pPr>
+        <w:keepNext/>
+        <w:spacing w:after="40" w:before="120"/>
+        <w:jc w:val="center"/>
+      </w:pPr>
+      <w:r>
+        <w:drawing>
+          <wp:inline distT="0" distB="0" distL="0" distR="0">
+            <wp:extent cx="5762625" cy="600075"/>
+            <wp:effectExtent t="0" r="0" b="0" l="0"/>
+            <wp:docPr id="1" name="eq_hleach.png" descr="eq_hleach.png" title="eq_hleach.png"/>
+            <wp:cNvGraphicFramePr>
+              <a:graphicFrameLocks xmlns:a="http://schemas.openxmlformats.org/drawingml/2006/main" noChangeAspect="1"/>
+            </wp:cNvGraphicFramePr>
+            <a:graphic xmlns:a="http://schemas.openxmlformats.org/drawingml/2006/main">
+              <a:graphicData uri="http://schemas.openxmlformats.org/drawingml/2006/picture">
+                <pic:pic xmlns:pic="http://schemas.openxmlformats.org/drawingml/2006/picture">
+                  <pic:nvPicPr>
+                    <pic:cNvPr id="0" name="" descr=""/>
+                    <pic:cNvPicPr>
+                      <a:picLocks noChangeAspect="1" noChangeArrowheads="1"/>
+                    </pic:cNvPicPr>
+                  </pic:nvPicPr>
+                  <pic:blipFill>
+                    <a:blip r:embed="rId18" cstate="none"/>
+                    <a:srcRect/>
+                    <a:stretch>
+                      <a:fillRect/>
+                    </a:stretch>
+                  </pic:blipFill>
+                  <pic:spPr bwMode="auto">
+                    <a:xfrm>
+                      <a:off x="0" y="0"/>
+                      <a:ext cx="5762625" cy="600075"/>
+                    </a:xfrm>
+                    <a:prstGeom prst="rect">
+                      <a:avLst/>
+                    </a:prstGeom>
+                  </pic:spPr>
+                </pic:pic>
+              </a:graphicData>
+            </a:graphic>
+          </wp:inline>
+        </w:drawing>
+      </w:r>
+    </w:p>
+    <w:p>
+      <w:pPr>
+        <w:keepNext/>
+        <w:spacing w:after="40" w:before="120"/>
+        <w:jc w:val="center"/>
+      </w:pPr>
+      <w:r>
+        <w:drawing>
+          <wp:inline distT="0" distB="0" distL="0" distR="0">
+            <wp:extent cx="5762625" cy="542925"/>
+            <wp:effectExtent t="0" r="0" b="0" l="0"/>
+            <wp:docPr id="1" name="eq_eech.png" descr="eq_eech.png" title="eq_eech.png"/>
+            <wp:cNvGraphicFramePr>
+              <a:graphicFrameLocks xmlns:a="http://schemas.openxmlformats.org/drawingml/2006/main" noChangeAspect="1"/>
+            </wp:cNvGraphicFramePr>
+            <a:graphic xmlns:a="http://schemas.openxmlformats.org/drawingml/2006/main">
+              <a:graphicData uri="http://schemas.openxmlformats.org/drawingml/2006/picture">
+                <pic:pic xmlns:pic="http://schemas.openxmlformats.org/drawingml/2006/picture">
+                  <pic:nvPicPr>
+                    <pic:cNvPr id="0" name="" descr=""/>
+                    <pic:cNvPicPr>
+                      <a:picLocks noChangeAspect="1" noChangeArrowheads="1"/>
+                    </pic:cNvPicPr>
+                  </pic:nvPicPr>
+                  <pic:blipFill>
+                    <a:blip r:embed="rId19" cstate="none"/>
+                    <a:srcRect/>
+                    <a:stretch>
+                      <a:fillRect/>
+                    </a:stretch>
+                  </pic:blipFill>
+                  <pic:spPr bwMode="auto">
+                    <a:xfrm>
+                      <a:off x="0" y="0"/>
+                      <a:ext cx="5762625" cy="542925"/>
+                    </a:xfrm>
+                    <a:prstGeom prst="rect">
+                      <a:avLst/>
+                    </a:prstGeom>
+                  </pic:spPr>
+                </pic:pic>
+              </a:graphicData>
+            </a:graphic>
+          </wp:inline>
+        </w:drawing>
+      </w:r>
+    </w:p>
+    <w:p>
+      <w:pPr>
+        <w:pStyle w:val="Heading2"/>
+      </w:pPr>
+      <w:r>
+        <w:t xml:space="preserve">4.2 ORIGINAL — paper settings, paper vs our code</w:t>
       </w:r>
     </w:p>
     <w:tbl>
@@ -7850,7 +9224,93 @@
         <w:pStyle w:val="Heading2"/>
       </w:pPr>
       <w:r>
-        <w:t xml:space="preserve">4.2 EDITED — flaws found</w:t>
+        <w:t xml:space="preserve">4.3 Each hybrid: idea, problems, fix and results</w:t>
+      </w:r>
+    </w:p>
+    <w:p>
+      <w:pPr>
+        <w:pStyle w:val="Heading3"/>
+      </w:pPr>
+      <w:r>
+        <w:t xml:space="preserve">SH-LEACH</w:t>
+      </w:r>
+    </w:p>
+    <w:p>
+      <w:pPr>
+        <w:spacing w:after="120" w:line="300"/>
+      </w:pPr>
+      <w:r>
+        <w:rPr>
+          <w:b/>
+          <w:bCs/>
+        </w:rPr>
+        <w:t xml:space="preserve">Idea. </w:t>
+      </w:r>
+      <w:r>
+        <w:t xml:space="preserve">LEACH + residual energy + the round number r in the probability.</w:t>
+      </w:r>
+    </w:p>
+    <w:p>
+      <w:pPr>
+        <w:spacing w:after="120" w:line="300"/>
+      </w:pPr>
+      <w:r>
+        <w:rPr>
+          <w:b/>
+          <w:bCs/>
+        </w:rPr>
+        <w:t xml:space="preserve">Problems found:</w:t>
+      </w:r>
+    </w:p>
+    <w:p>
+      <w:pPr>
+        <w:pStyle w:val="ListParagraph"/>
+        <w:numPr>
+          <w:ilvl w:val="0"/>
+          <w:numId w:val="3"/>
+        </w:numPr>
+        <w:spacing w:after="60" w:line="290"/>
+      </w:pPr>
+      <w:r>
+        <w:t xml:space="preserve">r is never reset, so the probability keeps growing.</w:t>
+      </w:r>
+    </w:p>
+    <w:p>
+      <w:pPr>
+        <w:pStyle w:val="ListParagraph"/>
+        <w:numPr>
+          <w:ilvl w:val="0"/>
+          <w:numId w:val="3"/>
+        </w:numPr>
+        <w:spacing w:after="60" w:line="290"/>
+      </w:pPr>
+      <w:r>
+        <w:t xml:space="preserve">CHs grow to 100 per round: every node sends alone to the BS (FND 647).</w:t>
+      </w:r>
+    </w:p>
+    <w:p>
+      <w:pPr>
+        <w:spacing w:after="120" w:line="300"/>
+      </w:pPr>
+      <w:r>
+        <w:rPr>
+          <w:b/>
+          <w:bCs/>
+        </w:rPr>
+        <w:t xml:space="preserve">Our fix:</w:t>
+      </w:r>
+    </w:p>
+    <w:p>
+      <w:pPr>
+        <w:pStyle w:val="ListParagraph"/>
+        <w:numPr>
+          <w:ilvl w:val="0"/>
+          <w:numId w:val="3"/>
+        </w:numPr>
+        <w:spacing w:after="60" w:line="290"/>
+      </w:pPr>
+      <w:r>
+        <w:t xml:space="preserve">r restarts every 1/C_prob = 10 rounds, like LEACH's epoch (one line of code).</w:t>
       </w:r>
     </w:p>
     <w:tbl>
@@ -7866,11 +9326,12 @@
         </w:tblBorders>
       </w:tblPr>
       <w:tblGrid>
-        <w:gridCol w:w="3638"/>
-        <w:gridCol w:w="1500"/>
-        <w:gridCol w:w="1500"/>
-        <w:gridCol w:w="1500"/>
-        <w:gridCol w:w="1500"/>
+        <w:gridCol w:w="3000"/>
+        <w:gridCol w:w="1200"/>
+        <w:gridCol w:w="1200"/>
+        <w:gridCol w:w="1200"/>
+        <w:gridCol w:w="1400"/>
+        <w:gridCol w:w="1638"/>
       </w:tblGrid>
       <w:tr>
         <w:trPr>
@@ -7879,7 +9340,7 @@
         </w:trPr>
         <w:tc>
           <w:tcPr>
-            <w:tcW w:type="dxa" w:w="3638"/>
+            <w:tcW w:type="dxa" w:w="3000"/>
             <w:tcBorders>
               <w:top w:val="single" w:color="D9D8D2" w:sz="4"/>
               <w:left w:val="single" w:color="D9D8D2" w:sz="4"/>
@@ -7906,13 +9367,13 @@
                 <w:sz w:val="18"/>
                 <w:szCs w:val="18"/>
               </w:rPr>
-              <w:t xml:space="preserve">Protocol</w:t>
-            </w:r>
-          </w:p>
-        </w:tc>
-        <w:tc>
-          <w:tcPr>
-            <w:tcW w:type="dxa" w:w="1500"/>
+              <w:t xml:space="preserve">Version</w:t>
+            </w:r>
+          </w:p>
+        </w:tc>
+        <w:tc>
+          <w:tcPr>
+            <w:tcW w:type="dxa" w:w="1200"/>
             <w:tcBorders>
               <w:top w:val="single" w:color="D9D8D2" w:sz="4"/>
               <w:left w:val="single" w:color="D9D8D2" w:sz="4"/>
@@ -7945,7 +9406,7 @@
         </w:tc>
         <w:tc>
           <w:tcPr>
-            <w:tcW w:type="dxa" w:w="1500"/>
+            <w:tcW w:type="dxa" w:w="1200"/>
             <w:tcBorders>
               <w:top w:val="single" w:color="D9D8D2" w:sz="4"/>
               <w:left w:val="single" w:color="D9D8D2" w:sz="4"/>
@@ -7978,7 +9439,7 @@
         </w:tc>
         <w:tc>
           <w:tcPr>
-            <w:tcW w:type="dxa" w:w="1500"/>
+            <w:tcW w:type="dxa" w:w="1200"/>
             <w:tcBorders>
               <w:top w:val="single" w:color="D9D8D2" w:sz="4"/>
               <w:left w:val="single" w:color="D9D8D2" w:sz="4"/>
@@ -8011,7 +9472,7 @@
         </w:tc>
         <w:tc>
           <w:tcPr>
-            <w:tcW w:type="dxa" w:w="1500"/>
+            <w:tcW w:type="dxa" w:w="1400"/>
             <w:tcBorders>
               <w:top w:val="single" w:color="D9D8D2" w:sz="4"/>
               <w:left w:val="single" w:color="D9D8D2" w:sz="4"/>
@@ -8039,6 +9500,39 @@
                 <w:szCs w:val="18"/>
               </w:rPr>
               <w:t xml:space="preserve">PDR</w:t>
+            </w:r>
+          </w:p>
+        </w:tc>
+        <w:tc>
+          <w:tcPr>
+            <w:tcW w:type="dxa" w:w="1638"/>
+            <w:tcBorders>
+              <w:top w:val="single" w:color="D9D8D2" w:sz="4"/>
+              <w:left w:val="single" w:color="D9D8D2" w:sz="4"/>
+              <w:bottom w:val="single" w:color="D9D8D2" w:sz="4"/>
+              <w:right w:val="single" w:color="D9D8D2" w:sz="4"/>
+            </w:tcBorders>
+            <w:shd w:fill="14213D" w:color="auto" w:val="clear"/>
+            <w:tcMar>
+              <w:top w:type="dxa" w:w="60"/>
+              <w:left w:type="dxa" w:w="100"/>
+              <w:bottom w:type="dxa" w:w="60"/>
+              <w:right w:type="dxa" w:w="100"/>
+            </w:tcMar>
+          </w:tcPr>
+          <w:p>
+            <w:pPr>
+              <w:jc w:val="center"/>
+            </w:pPr>
+            <w:r>
+              <w:rPr>
+                <w:b/>
+                <w:bCs/>
+                <w:color w:val="FFFFFF"/>
+                <w:sz w:val="18"/>
+                <w:szCs w:val="18"/>
+              </w:rPr>
+              <w:t xml:space="preserve">FND far BS</w:t>
             </w:r>
           </w:p>
         </w:tc>
@@ -8049,7 +9543,7 @@
         </w:trPr>
         <w:tc>
           <w:tcPr>
-            <w:tcW w:type="dxa" w:w="3638"/>
+            <w:tcW w:type="dxa" w:w="3000"/>
             <w:tcBorders>
               <w:top w:val="single" w:color="D9D8D2" w:sz="4"/>
               <w:left w:val="single" w:color="D9D8D2" w:sz="4"/>
@@ -8070,17 +9564,19 @@
             </w:pPr>
             <w:r>
               <w:rPr>
-                <w:color w:val="1F1F1D"/>
-                <w:sz w:val="18"/>
-                <w:szCs w:val="18"/>
-              </w:rPr>
-              <w:t xml:space="preserve">SH-LEACH</w:t>
-            </w:r>
-          </w:p>
-        </w:tc>
-        <w:tc>
-          <w:tcPr>
-            <w:tcW w:type="dxa" w:w="1500"/>
+                <w:b w:val="false"/>
+                <w:bCs w:val="false"/>
+                <w:color w:val="1F1F1D"/>
+                <w:sz w:val="18"/>
+                <w:szCs w:val="18"/>
+              </w:rPr>
+              <w:t xml:space="preserve">ORIGINAL (paper settings)</w:t>
+            </w:r>
+          </w:p>
+        </w:tc>
+        <w:tc>
+          <w:tcPr>
+            <w:tcW w:type="dxa" w:w="1200"/>
             <w:tcBorders>
               <w:top w:val="single" w:color="D9D8D2" w:sz="4"/>
               <w:left w:val="single" w:color="D9D8D2" w:sz="4"/>
@@ -8101,17 +9597,19 @@
             </w:pPr>
             <w:r>
               <w:rPr>
-                <w:color w:val="1F1F1D"/>
-                <w:sz w:val="18"/>
-                <w:szCs w:val="18"/>
-              </w:rPr>
-              <w:t xml:space="preserve">647</w:t>
-            </w:r>
-          </w:p>
-        </w:tc>
-        <w:tc>
-          <w:tcPr>
-            <w:tcW w:type="dxa" w:w="1500"/>
+                <w:b w:val="false"/>
+                <w:bCs w:val="false"/>
+                <w:color w:val="1F1F1D"/>
+                <w:sz w:val="18"/>
+                <w:szCs w:val="18"/>
+              </w:rPr>
+              <w:t xml:space="preserve">484</w:t>
+            </w:r>
+          </w:p>
+        </w:tc>
+        <w:tc>
+          <w:tcPr>
+            <w:tcW w:type="dxa" w:w="1200"/>
             <w:tcBorders>
               <w:top w:val="single" w:color="D9D8D2" w:sz="4"/>
               <w:left w:val="single" w:color="D9D8D2" w:sz="4"/>
@@ -8132,17 +9630,19 @@
             </w:pPr>
             <w:r>
               <w:rPr>
-                <w:color w:val="1F1F1D"/>
-                <w:sz w:val="18"/>
-                <w:szCs w:val="18"/>
-              </w:rPr>
-              <w:t xml:space="preserve">702</w:t>
-            </w:r>
-          </w:p>
-        </w:tc>
-        <w:tc>
-          <w:tcPr>
-            <w:tcW w:type="dxa" w:w="1500"/>
+                <w:b w:val="false"/>
+                <w:bCs w:val="false"/>
+                <w:color w:val="1F1F1D"/>
+                <w:sz w:val="18"/>
+                <w:szCs w:val="18"/>
+              </w:rPr>
+              <w:t xml:space="preserve">583</w:t>
+            </w:r>
+          </w:p>
+        </w:tc>
+        <w:tc>
+          <w:tcPr>
+            <w:tcW w:type="dxa" w:w="1200"/>
             <w:tcBorders>
               <w:top w:val="single" w:color="D9D8D2" w:sz="4"/>
               <w:left w:val="single" w:color="D9D8D2" w:sz="4"/>
@@ -8163,17 +9663,19 @@
             </w:pPr>
             <w:r>
               <w:rPr>
-                <w:color w:val="1F1F1D"/>
-                <w:sz w:val="18"/>
-                <w:szCs w:val="18"/>
-              </w:rPr>
-              <w:t xml:space="preserve">721</w:t>
-            </w:r>
-          </w:p>
-        </w:tc>
-        <w:tc>
-          <w:tcPr>
-            <w:tcW w:type="dxa" w:w="1500"/>
+                <w:b w:val="false"/>
+                <w:bCs w:val="false"/>
+                <w:color w:val="1F1F1D"/>
+                <w:sz w:val="18"/>
+                <w:szCs w:val="18"/>
+              </w:rPr>
+              <w:t xml:space="preserve">689</w:t>
+            </w:r>
+          </w:p>
+        </w:tc>
+        <w:tc>
+          <w:tcPr>
+            <w:tcW w:type="dxa" w:w="1400"/>
             <w:tcBorders>
               <w:top w:val="single" w:color="D9D8D2" w:sz="4"/>
               <w:left w:val="single" w:color="D9D8D2" w:sz="4"/>
@@ -8194,11 +9696,46 @@
             </w:pPr>
             <w:r>
               <w:rPr>
-                <w:color w:val="1F1F1D"/>
-                <w:sz w:val="18"/>
-                <w:szCs w:val="18"/>
-              </w:rPr>
-              <w:t xml:space="preserve">98.58%</w:t>
+                <w:b w:val="false"/>
+                <w:bCs w:val="false"/>
+                <w:color w:val="1F1F1D"/>
+                <w:sz w:val="18"/>
+                <w:szCs w:val="18"/>
+              </w:rPr>
+              <w:t xml:space="preserve">99.66%</w:t>
+            </w:r>
+          </w:p>
+        </w:tc>
+        <w:tc>
+          <w:tcPr>
+            <w:tcW w:type="dxa" w:w="1638"/>
+            <w:tcBorders>
+              <w:top w:val="single" w:color="D9D8D2" w:sz="4"/>
+              <w:left w:val="single" w:color="D9D8D2" w:sz="4"/>
+              <w:bottom w:val="single" w:color="D9D8D2" w:sz="4"/>
+              <w:right w:val="single" w:color="D9D8D2" w:sz="4"/>
+            </w:tcBorders>
+            <w:shd w:fill="FFFFFF" w:color="auto" w:val="clear"/>
+            <w:tcMar>
+              <w:top w:type="dxa" w:w="60"/>
+              <w:left w:type="dxa" w:w="100"/>
+              <w:bottom w:type="dxa" w:w="60"/>
+              <w:right w:type="dxa" w:w="100"/>
+            </w:tcMar>
+          </w:tcPr>
+          <w:p>
+            <w:pPr>
+              <w:jc w:val="center"/>
+            </w:pPr>
+            <w:r>
+              <w:rPr>
+                <w:b w:val="false"/>
+                <w:bCs w:val="false"/>
+                <w:color w:val="1F1F1D"/>
+                <w:sz w:val="18"/>
+                <w:szCs w:val="18"/>
+              </w:rPr>
+              <w:t xml:space="preserve">—</w:t>
             </w:r>
           </w:p>
         </w:tc>
@@ -8209,7 +9746,7 @@
         </w:trPr>
         <w:tc>
           <w:tcPr>
-            <w:tcW w:type="dxa" w:w="3638"/>
+            <w:tcW w:type="dxa" w:w="3000"/>
             <w:tcBorders>
               <w:top w:val="single" w:color="D9D8D2" w:sz="4"/>
               <w:left w:val="single" w:color="D9D8D2" w:sz="4"/>
@@ -8230,17 +9767,19 @@
             </w:pPr>
             <w:r>
               <w:rPr>
-                <w:color w:val="1F1F1D"/>
-                <w:sz w:val="18"/>
-                <w:szCs w:val="18"/>
-              </w:rPr>
-              <w:t xml:space="preserve">H-LEACH</w:t>
-            </w:r>
-          </w:p>
-        </w:tc>
-        <w:tc>
-          <w:tcPr>
-            <w:tcW w:type="dxa" w:w="1500"/>
+                <w:b w:val="false"/>
+                <w:bCs w:val="false"/>
+                <w:color w:val="1F1F1D"/>
+                <w:sz w:val="18"/>
+                <w:szCs w:val="18"/>
+              </w:rPr>
+              <w:t xml:space="preserve">EDITED (unified)</w:t>
+            </w:r>
+          </w:p>
+        </w:tc>
+        <w:tc>
+          <w:tcPr>
+            <w:tcW w:type="dxa" w:w="1200"/>
             <w:tcBorders>
               <w:top w:val="single" w:color="D9D8D2" w:sz="4"/>
               <w:left w:val="single" w:color="D9D8D2" w:sz="4"/>
@@ -8261,17 +9800,19 @@
             </w:pPr>
             <w:r>
               <w:rPr>
-                <w:color w:val="1F1F1D"/>
-                <w:sz w:val="18"/>
-                <w:szCs w:val="18"/>
-              </w:rPr>
-              <w:t xml:space="preserve">1384</w:t>
-            </w:r>
-          </w:p>
-        </w:tc>
-        <w:tc>
-          <w:tcPr>
-            <w:tcW w:type="dxa" w:w="1500"/>
+                <w:b w:val="false"/>
+                <w:bCs w:val="false"/>
+                <w:color w:val="1F1F1D"/>
+                <w:sz w:val="18"/>
+                <w:szCs w:val="18"/>
+              </w:rPr>
+              <w:t xml:space="preserve">647</w:t>
+            </w:r>
+          </w:p>
+        </w:tc>
+        <w:tc>
+          <w:tcPr>
+            <w:tcW w:type="dxa" w:w="1200"/>
             <w:tcBorders>
               <w:top w:val="single" w:color="D9D8D2" w:sz="4"/>
               <w:left w:val="single" w:color="D9D8D2" w:sz="4"/>
@@ -8292,17 +9833,19 @@
             </w:pPr>
             <w:r>
               <w:rPr>
-                <w:color w:val="1F1F1D"/>
-                <w:sz w:val="18"/>
-                <w:szCs w:val="18"/>
-              </w:rPr>
-              <w:t xml:space="preserve">1419</w:t>
-            </w:r>
-          </w:p>
-        </w:tc>
-        <w:tc>
-          <w:tcPr>
-            <w:tcW w:type="dxa" w:w="1500"/>
+                <w:b w:val="false"/>
+                <w:bCs w:val="false"/>
+                <w:color w:val="1F1F1D"/>
+                <w:sz w:val="18"/>
+                <w:szCs w:val="18"/>
+              </w:rPr>
+              <w:t xml:space="preserve">702</w:t>
+            </w:r>
+          </w:p>
+        </w:tc>
+        <w:tc>
+          <w:tcPr>
+            <w:tcW w:type="dxa" w:w="1200"/>
             <w:tcBorders>
               <w:top w:val="single" w:color="D9D8D2" w:sz="4"/>
               <w:left w:val="single" w:color="D9D8D2" w:sz="4"/>
@@ -8323,17 +9866,19 @@
             </w:pPr>
             <w:r>
               <w:rPr>
-                <w:color w:val="1F1F1D"/>
-                <w:sz w:val="18"/>
-                <w:szCs w:val="18"/>
-              </w:rPr>
-              <w:t xml:space="preserve">1434</w:t>
-            </w:r>
-          </w:p>
-        </w:tc>
-        <w:tc>
-          <w:tcPr>
-            <w:tcW w:type="dxa" w:w="1500"/>
+                <w:b w:val="false"/>
+                <w:bCs w:val="false"/>
+                <w:color w:val="1F1F1D"/>
+                <w:sz w:val="18"/>
+                <w:szCs w:val="18"/>
+              </w:rPr>
+              <w:t xml:space="preserve">721</w:t>
+            </w:r>
+          </w:p>
+        </w:tc>
+        <w:tc>
+          <w:tcPr>
+            <w:tcW w:type="dxa" w:w="1400"/>
             <w:tcBorders>
               <w:top w:val="single" w:color="D9D8D2" w:sz="4"/>
               <w:left w:val="single" w:color="D9D8D2" w:sz="4"/>
@@ -8354,11 +9899,46 @@
             </w:pPr>
             <w:r>
               <w:rPr>
-                <w:color w:val="1F1F1D"/>
-                <w:sz w:val="18"/>
-                <w:szCs w:val="18"/>
-              </w:rPr>
-              <w:t xml:space="preserve">99.30%</w:t>
+                <w:b w:val="false"/>
+                <w:bCs w:val="false"/>
+                <w:color w:val="1F1F1D"/>
+                <w:sz w:val="18"/>
+                <w:szCs w:val="18"/>
+              </w:rPr>
+              <w:t xml:space="preserve">98.58%</w:t>
+            </w:r>
+          </w:p>
+        </w:tc>
+        <w:tc>
+          <w:tcPr>
+            <w:tcW w:type="dxa" w:w="1638"/>
+            <w:tcBorders>
+              <w:top w:val="single" w:color="D9D8D2" w:sz="4"/>
+              <w:left w:val="single" w:color="D9D8D2" w:sz="4"/>
+              <w:bottom w:val="single" w:color="D9D8D2" w:sz="4"/>
+              <w:right w:val="single" w:color="D9D8D2" w:sz="4"/>
+            </w:tcBorders>
+            <w:shd w:fill="F3F6FB" w:color="auto" w:val="clear"/>
+            <w:tcMar>
+              <w:top w:type="dxa" w:w="60"/>
+              <w:left w:type="dxa" w:w="100"/>
+              <w:bottom w:type="dxa" w:w="60"/>
+              <w:right w:type="dxa" w:w="100"/>
+            </w:tcMar>
+          </w:tcPr>
+          <w:p>
+            <w:pPr>
+              <w:jc w:val="center"/>
+            </w:pPr>
+            <w:r>
+              <w:rPr>
+                <w:b w:val="false"/>
+                <w:bCs w:val="false"/>
+                <w:color w:val="1F1F1D"/>
+                <w:sz w:val="18"/>
+                <w:szCs w:val="18"/>
+              </w:rPr>
+              <w:t xml:space="preserve">390</w:t>
             </w:r>
           </w:p>
         </w:tc>
@@ -8369,14 +9949,14 @@
         </w:trPr>
         <w:tc>
           <w:tcPr>
-            <w:tcW w:type="dxa" w:w="3638"/>
-            <w:tcBorders>
-              <w:top w:val="single" w:color="D9D8D2" w:sz="4"/>
-              <w:left w:val="single" w:color="D9D8D2" w:sz="4"/>
-              <w:bottom w:val="single" w:color="D9D8D2" w:sz="4"/>
-              <w:right w:val="single" w:color="D9D8D2" w:sz="4"/>
-            </w:tcBorders>
-            <w:shd w:fill="FFFFFF" w:color="auto" w:val="clear"/>
+            <w:tcW w:type="dxa" w:w="3000"/>
+            <w:tcBorders>
+              <w:top w:val="single" w:color="D9D8D2" w:sz="4"/>
+              <w:left w:val="single" w:color="D9D8D2" w:sz="4"/>
+              <w:bottom w:val="single" w:color="D9D8D2" w:sz="4"/>
+              <w:right w:val="single" w:color="D9D8D2" w:sz="4"/>
+            </w:tcBorders>
+            <w:shd w:fill="DCE9FA" w:color="auto" w:val="clear"/>
             <w:tcMar>
               <w:top w:type="dxa" w:w="60"/>
               <w:left w:type="dxa" w:w="100"/>
@@ -8390,295 +9970,178 @@
             </w:pPr>
             <w:r>
               <w:rPr>
-                <w:color w:val="1F1F1D"/>
-                <w:sz w:val="18"/>
-                <w:szCs w:val="18"/>
-              </w:rPr>
-              <w:t xml:space="preserve">EECH-HEED</w:t>
-            </w:r>
-          </w:p>
-        </w:tc>
-        <w:tc>
-          <w:tcPr>
-            <w:tcW w:type="dxa" w:w="1500"/>
-            <w:tcBorders>
-              <w:top w:val="single" w:color="D9D8D2" w:sz="4"/>
-              <w:left w:val="single" w:color="D9D8D2" w:sz="4"/>
-              <w:bottom w:val="single" w:color="D9D8D2" w:sz="4"/>
-              <w:right w:val="single" w:color="D9D8D2" w:sz="4"/>
-            </w:tcBorders>
-            <w:shd w:fill="FFFFFF" w:color="auto" w:val="clear"/>
-            <w:tcMar>
-              <w:top w:type="dxa" w:w="60"/>
-              <w:left w:type="dxa" w:w="100"/>
-              <w:bottom w:type="dxa" w:w="60"/>
-              <w:right w:type="dxa" w:w="100"/>
-            </w:tcMar>
-          </w:tcPr>
-          <w:p>
-            <w:pPr>
-              <w:jc w:val="center"/>
-            </w:pPr>
-            <w:r>
-              <w:rPr>
-                <w:color w:val="1F1F1D"/>
-                <w:sz w:val="18"/>
-                <w:szCs w:val="18"/>
-              </w:rPr>
-              <w:t xml:space="preserve">1311</w:t>
-            </w:r>
-          </w:p>
-        </w:tc>
-        <w:tc>
-          <w:tcPr>
-            <w:tcW w:type="dxa" w:w="1500"/>
-            <w:tcBorders>
-              <w:top w:val="single" w:color="D9D8D2" w:sz="4"/>
-              <w:left w:val="single" w:color="D9D8D2" w:sz="4"/>
-              <w:bottom w:val="single" w:color="D9D8D2" w:sz="4"/>
-              <w:right w:val="single" w:color="D9D8D2" w:sz="4"/>
-            </w:tcBorders>
-            <w:shd w:fill="FFFFFF" w:color="auto" w:val="clear"/>
-            <w:tcMar>
-              <w:top w:type="dxa" w:w="60"/>
-              <w:left w:type="dxa" w:w="100"/>
-              <w:bottom w:type="dxa" w:w="60"/>
-              <w:right w:type="dxa" w:w="100"/>
-            </w:tcMar>
-          </w:tcPr>
-          <w:p>
-            <w:pPr>
-              <w:jc w:val="center"/>
-            </w:pPr>
-            <w:r>
-              <w:rPr>
-                <w:color w:val="1F1F1D"/>
-                <w:sz w:val="18"/>
-                <w:szCs w:val="18"/>
-              </w:rPr>
-              <w:t xml:space="preserve">1382</w:t>
-            </w:r>
-          </w:p>
-        </w:tc>
-        <w:tc>
-          <w:tcPr>
-            <w:tcW w:type="dxa" w:w="1500"/>
-            <w:tcBorders>
-              <w:top w:val="single" w:color="D9D8D2" w:sz="4"/>
-              <w:left w:val="single" w:color="D9D8D2" w:sz="4"/>
-              <w:bottom w:val="single" w:color="D9D8D2" w:sz="4"/>
-              <w:right w:val="single" w:color="D9D8D2" w:sz="4"/>
-            </w:tcBorders>
-            <w:shd w:fill="FFFFFF" w:color="auto" w:val="clear"/>
-            <w:tcMar>
-              <w:top w:type="dxa" w:w="60"/>
-              <w:left w:type="dxa" w:w="100"/>
-              <w:bottom w:type="dxa" w:w="60"/>
-              <w:right w:type="dxa" w:w="100"/>
-            </w:tcMar>
-          </w:tcPr>
-          <w:p>
-            <w:pPr>
-              <w:jc w:val="center"/>
-            </w:pPr>
-            <w:r>
-              <w:rPr>
-                <w:color w:val="1F1F1D"/>
-                <w:sz w:val="18"/>
-                <w:szCs w:val="18"/>
-              </w:rPr>
-              <w:t xml:space="preserve">1545</w:t>
-            </w:r>
-          </w:p>
-        </w:tc>
-        <w:tc>
-          <w:tcPr>
-            <w:tcW w:type="dxa" w:w="1500"/>
-            <w:tcBorders>
-              <w:top w:val="single" w:color="D9D8D2" w:sz="4"/>
-              <w:left w:val="single" w:color="D9D8D2" w:sz="4"/>
-              <w:bottom w:val="single" w:color="D9D8D2" w:sz="4"/>
-              <w:right w:val="single" w:color="D9D8D2" w:sz="4"/>
-            </w:tcBorders>
-            <w:shd w:fill="FFFFFF" w:color="auto" w:val="clear"/>
-            <w:tcMar>
-              <w:top w:type="dxa" w:w="60"/>
-              <w:left w:type="dxa" w:w="100"/>
-              <w:bottom w:type="dxa" w:w="60"/>
-              <w:right w:type="dxa" w:w="100"/>
-            </w:tcMar>
-          </w:tcPr>
-          <w:p>
-            <w:pPr>
-              <w:jc w:val="center"/>
-            </w:pPr>
-            <w:r>
-              <w:rPr>
-                <w:color w:val="1F1F1D"/>
-                <w:sz w:val="18"/>
-                <w:szCs w:val="18"/>
-              </w:rPr>
-              <w:t xml:space="preserve">99.74%</w:t>
-            </w:r>
-          </w:p>
-        </w:tc>
-      </w:tr>
-      <w:tr>
-        <w:trPr>
-          <w:cantSplit/>
-        </w:trPr>
-        <w:tc>
-          <w:tcPr>
-            <w:tcW w:type="dxa" w:w="3638"/>
-            <w:tcBorders>
-              <w:top w:val="single" w:color="D9D8D2" w:sz="4"/>
-              <w:left w:val="single" w:color="D9D8D2" w:sz="4"/>
-              <w:bottom w:val="single" w:color="D9D8D2" w:sz="4"/>
-              <w:right w:val="single" w:color="D9D8D2" w:sz="4"/>
-            </w:tcBorders>
-            <w:shd w:fill="F3F6FB" w:color="auto" w:val="clear"/>
-            <w:tcMar>
-              <w:top w:type="dxa" w:w="60"/>
-              <w:left w:type="dxa" w:w="100"/>
-              <w:bottom w:type="dxa" w:w="60"/>
-              <w:right w:type="dxa" w:w="100"/>
-            </w:tcMar>
-          </w:tcPr>
-          <w:p>
-            <w:pPr>
-              <w:jc w:val="left"/>
-            </w:pPr>
-            <w:r>
-              <w:rPr>
-                <w:color w:val="1F1F1D"/>
-                <w:sz w:val="18"/>
-                <w:szCs w:val="18"/>
-              </w:rPr>
-              <w:t xml:space="preserve">LEACH (reference)</w:t>
-            </w:r>
-          </w:p>
-        </w:tc>
-        <w:tc>
-          <w:tcPr>
-            <w:tcW w:type="dxa" w:w="1500"/>
-            <w:tcBorders>
-              <w:top w:val="single" w:color="D9D8D2" w:sz="4"/>
-              <w:left w:val="single" w:color="D9D8D2" w:sz="4"/>
-              <w:bottom w:val="single" w:color="D9D8D2" w:sz="4"/>
-              <w:right w:val="single" w:color="D9D8D2" w:sz="4"/>
-            </w:tcBorders>
-            <w:shd w:fill="F3F6FB" w:color="auto" w:val="clear"/>
-            <w:tcMar>
-              <w:top w:type="dxa" w:w="60"/>
-              <w:left w:type="dxa" w:w="100"/>
-              <w:bottom w:type="dxa" w:w="60"/>
-              <w:right w:type="dxa" w:w="100"/>
-            </w:tcMar>
-          </w:tcPr>
-          <w:p>
-            <w:pPr>
-              <w:jc w:val="center"/>
-            </w:pPr>
-            <w:r>
-              <w:rPr>
-                <w:color w:val="1F1F1D"/>
-                <w:sz w:val="18"/>
-                <w:szCs w:val="18"/>
-              </w:rPr>
-              <w:t xml:space="preserve">1383</w:t>
-            </w:r>
-          </w:p>
-        </w:tc>
-        <w:tc>
-          <w:tcPr>
-            <w:tcW w:type="dxa" w:w="1500"/>
-            <w:tcBorders>
-              <w:top w:val="single" w:color="D9D8D2" w:sz="4"/>
-              <w:left w:val="single" w:color="D9D8D2" w:sz="4"/>
-              <w:bottom w:val="single" w:color="D9D8D2" w:sz="4"/>
-              <w:right w:val="single" w:color="D9D8D2" w:sz="4"/>
-            </w:tcBorders>
-            <w:shd w:fill="F3F6FB" w:color="auto" w:val="clear"/>
-            <w:tcMar>
-              <w:top w:type="dxa" w:w="60"/>
-              <w:left w:type="dxa" w:w="100"/>
-              <w:bottom w:type="dxa" w:w="60"/>
-              <w:right w:type="dxa" w:w="100"/>
-            </w:tcMar>
-          </w:tcPr>
-          <w:p>
-            <w:pPr>
-              <w:jc w:val="center"/>
-            </w:pPr>
-            <w:r>
-              <w:rPr>
-                <w:color w:val="1F1F1D"/>
-                <w:sz w:val="18"/>
-                <w:szCs w:val="18"/>
-              </w:rPr>
-              <w:t xml:space="preserve">1586</w:t>
-            </w:r>
-          </w:p>
-        </w:tc>
-        <w:tc>
-          <w:tcPr>
-            <w:tcW w:type="dxa" w:w="1500"/>
-            <w:tcBorders>
-              <w:top w:val="single" w:color="D9D8D2" w:sz="4"/>
-              <w:left w:val="single" w:color="D9D8D2" w:sz="4"/>
-              <w:bottom w:val="single" w:color="D9D8D2" w:sz="4"/>
-              <w:right w:val="single" w:color="D9D8D2" w:sz="4"/>
-            </w:tcBorders>
-            <w:shd w:fill="F3F6FB" w:color="auto" w:val="clear"/>
-            <w:tcMar>
-              <w:top w:type="dxa" w:w="60"/>
-              <w:left w:type="dxa" w:w="100"/>
-              <w:bottom w:type="dxa" w:w="60"/>
-              <w:right w:type="dxa" w:w="100"/>
-            </w:tcMar>
-          </w:tcPr>
-          <w:p>
-            <w:pPr>
-              <w:jc w:val="center"/>
-            </w:pPr>
-            <w:r>
-              <w:rPr>
-                <w:color w:val="1F1F1D"/>
-                <w:sz w:val="18"/>
-                <w:szCs w:val="18"/>
-              </w:rPr>
-              <w:t xml:space="preserve">1842</w:t>
-            </w:r>
-          </w:p>
-        </w:tc>
-        <w:tc>
-          <w:tcPr>
-            <w:tcW w:type="dxa" w:w="1500"/>
-            <w:tcBorders>
-              <w:top w:val="single" w:color="D9D8D2" w:sz="4"/>
-              <w:left w:val="single" w:color="D9D8D2" w:sz="4"/>
-              <w:bottom w:val="single" w:color="D9D8D2" w:sz="4"/>
-              <w:right w:val="single" w:color="D9D8D2" w:sz="4"/>
-            </w:tcBorders>
-            <w:shd w:fill="F3F6FB" w:color="auto" w:val="clear"/>
-            <w:tcMar>
-              <w:top w:type="dxa" w:w="60"/>
-              <w:left w:type="dxa" w:w="100"/>
-              <w:bottom w:type="dxa" w:w="60"/>
-              <w:right w:type="dxa" w:w="100"/>
-            </w:tcMar>
-          </w:tcPr>
-          <w:p>
-            <w:pPr>
-              <w:jc w:val="center"/>
-            </w:pPr>
-            <w:r>
-              <w:rPr>
-                <w:color w:val="1F1F1D"/>
-                <w:sz w:val="18"/>
-                <w:szCs w:val="18"/>
-              </w:rPr>
-              <w:t xml:space="preserve">99.40%</w:t>
+                <w:b/>
+                <w:bCs/>
+                <w:color w:val="1F1F1D"/>
+                <w:sz w:val="18"/>
+                <w:szCs w:val="18"/>
+              </w:rPr>
+              <w:t xml:space="preserve">IMPROVED (our fix)</w:t>
+            </w:r>
+          </w:p>
+        </w:tc>
+        <w:tc>
+          <w:tcPr>
+            <w:tcW w:type="dxa" w:w="1200"/>
+            <w:tcBorders>
+              <w:top w:val="single" w:color="D9D8D2" w:sz="4"/>
+              <w:left w:val="single" w:color="D9D8D2" w:sz="4"/>
+              <w:bottom w:val="single" w:color="D9D8D2" w:sz="4"/>
+              <w:right w:val="single" w:color="D9D8D2" w:sz="4"/>
+            </w:tcBorders>
+            <w:shd w:fill="DCE9FA" w:color="auto" w:val="clear"/>
+            <w:tcMar>
+              <w:top w:type="dxa" w:w="60"/>
+              <w:left w:type="dxa" w:w="100"/>
+              <w:bottom w:type="dxa" w:w="60"/>
+              <w:right w:type="dxa" w:w="100"/>
+            </w:tcMar>
+          </w:tcPr>
+          <w:p>
+            <w:pPr>
+              <w:jc w:val="center"/>
+            </w:pPr>
+            <w:r>
+              <w:rPr>
+                <w:b/>
+                <w:bCs/>
+                <w:color w:val="1F1F1D"/>
+                <w:sz w:val="18"/>
+                <w:szCs w:val="18"/>
+              </w:rPr>
+              <w:t xml:space="preserve">1480</w:t>
+            </w:r>
+          </w:p>
+        </w:tc>
+        <w:tc>
+          <w:tcPr>
+            <w:tcW w:type="dxa" w:w="1200"/>
+            <w:tcBorders>
+              <w:top w:val="single" w:color="D9D8D2" w:sz="4"/>
+              <w:left w:val="single" w:color="D9D8D2" w:sz="4"/>
+              <w:bottom w:val="single" w:color="D9D8D2" w:sz="4"/>
+              <w:right w:val="single" w:color="D9D8D2" w:sz="4"/>
+            </w:tcBorders>
+            <w:shd w:fill="DCE9FA" w:color="auto" w:val="clear"/>
+            <w:tcMar>
+              <w:top w:type="dxa" w:w="60"/>
+              <w:left w:type="dxa" w:w="100"/>
+              <w:bottom w:type="dxa" w:w="60"/>
+              <w:right w:type="dxa" w:w="100"/>
+            </w:tcMar>
+          </w:tcPr>
+          <w:p>
+            <w:pPr>
+              <w:jc w:val="center"/>
+            </w:pPr>
+            <w:r>
+              <w:rPr>
+                <w:b/>
+                <w:bCs/>
+                <w:color w:val="1F1F1D"/>
+                <w:sz w:val="18"/>
+                <w:szCs w:val="18"/>
+              </w:rPr>
+              <w:t xml:space="preserve">1542</w:t>
+            </w:r>
+          </w:p>
+        </w:tc>
+        <w:tc>
+          <w:tcPr>
+            <w:tcW w:type="dxa" w:w="1200"/>
+            <w:tcBorders>
+              <w:top w:val="single" w:color="D9D8D2" w:sz="4"/>
+              <w:left w:val="single" w:color="D9D8D2" w:sz="4"/>
+              <w:bottom w:val="single" w:color="D9D8D2" w:sz="4"/>
+              <w:right w:val="single" w:color="D9D8D2" w:sz="4"/>
+            </w:tcBorders>
+            <w:shd w:fill="DCE9FA" w:color="auto" w:val="clear"/>
+            <w:tcMar>
+              <w:top w:type="dxa" w:w="60"/>
+              <w:left w:type="dxa" w:w="100"/>
+              <w:bottom w:type="dxa" w:w="60"/>
+              <w:right w:type="dxa" w:w="100"/>
+            </w:tcMar>
+          </w:tcPr>
+          <w:p>
+            <w:pPr>
+              <w:jc w:val="center"/>
+            </w:pPr>
+            <w:r>
+              <w:rPr>
+                <w:b/>
+                <w:bCs/>
+                <w:color w:val="1F1F1D"/>
+                <w:sz w:val="18"/>
+                <w:szCs w:val="18"/>
+              </w:rPr>
+              <w:t xml:space="preserve">1558</w:t>
+            </w:r>
+          </w:p>
+        </w:tc>
+        <w:tc>
+          <w:tcPr>
+            <w:tcW w:type="dxa" w:w="1400"/>
+            <w:tcBorders>
+              <w:top w:val="single" w:color="D9D8D2" w:sz="4"/>
+              <w:left w:val="single" w:color="D9D8D2" w:sz="4"/>
+              <w:bottom w:val="single" w:color="D9D8D2" w:sz="4"/>
+              <w:right w:val="single" w:color="D9D8D2" w:sz="4"/>
+            </w:tcBorders>
+            <w:shd w:fill="DCE9FA" w:color="auto" w:val="clear"/>
+            <w:tcMar>
+              <w:top w:type="dxa" w:w="60"/>
+              <w:left w:type="dxa" w:w="100"/>
+              <w:bottom w:type="dxa" w:w="60"/>
+              <w:right w:type="dxa" w:w="100"/>
+            </w:tcMar>
+          </w:tcPr>
+          <w:p>
+            <w:pPr>
+              <w:jc w:val="center"/>
+            </w:pPr>
+            <w:r>
+              <w:rPr>
+                <w:b/>
+                <w:bCs/>
+                <w:color w:val="1F1F1D"/>
+                <w:sz w:val="18"/>
+                <w:szCs w:val="18"/>
+              </w:rPr>
+              <w:t xml:space="preserve">99.21%</w:t>
+            </w:r>
+          </w:p>
+        </w:tc>
+        <w:tc>
+          <w:tcPr>
+            <w:tcW w:type="dxa" w:w="1638"/>
+            <w:tcBorders>
+              <w:top w:val="single" w:color="D9D8D2" w:sz="4"/>
+              <w:left w:val="single" w:color="D9D8D2" w:sz="4"/>
+              <w:bottom w:val="single" w:color="D9D8D2" w:sz="4"/>
+              <w:right w:val="single" w:color="D9D8D2" w:sz="4"/>
+            </w:tcBorders>
+            <w:shd w:fill="DCE9FA" w:color="auto" w:val="clear"/>
+            <w:tcMar>
+              <w:top w:type="dxa" w:w="60"/>
+              <w:left w:type="dxa" w:w="100"/>
+              <w:bottom w:type="dxa" w:w="60"/>
+              <w:right w:type="dxa" w:w="100"/>
+            </w:tcMar>
+          </w:tcPr>
+          <w:p>
+            <w:pPr>
+              <w:jc w:val="center"/>
+            </w:pPr>
+            <w:r>
+              <w:rPr>
+                <w:b/>
+                <w:bCs/>
+                <w:color w:val="1F1F1D"/>
+                <w:sz w:val="18"/>
+                <w:szCs w:val="18"/>
+              </w:rPr>
+              <w:t xml:space="preserve">1388</w:t>
             </w:r>
           </w:p>
         </w:tc>
@@ -8686,8 +10149,110 @@
     </w:tbl>
     <w:p>
       <w:pPr>
-        <w:spacing w:after="120"/>
+        <w:spacing w:after="120" w:line="300"/>
       </w:pPr>
+      <w:r>
+        <w:t xml:space="preserve">Result of the fix: FND 647 → 1480 (+128.7%) with the BS at the centre; 390 → 1388 (+255.9%) with the BS far away.</w:t>
+      </w:r>
+    </w:p>
+    <w:p>
+      <w:pPr>
+        <w:pStyle w:val="Heading3"/>
+      </w:pPr>
+      <w:r>
+        <w:t xml:space="preserve">H-LEACH</w:t>
+      </w:r>
+    </w:p>
+    <w:p>
+      <w:pPr>
+        <w:spacing w:after="120" w:line="300"/>
+      </w:pPr>
+      <w:r>
+        <w:rPr>
+          <w:b/>
+          <w:bCs/>
+        </w:rPr>
+        <w:t xml:space="preserve">Idea. </w:t>
+      </w:r>
+      <w:r>
+        <w:t xml:space="preserve">LEACH threshold with a personal, energy-based probability; a node may be CH only if its energy is above the network average.</w:t>
+      </w:r>
+    </w:p>
+    <w:p>
+      <w:pPr>
+        <w:spacing w:after="120" w:line="300"/>
+      </w:pPr>
+      <w:r>
+        <w:rPr>
+          <w:b/>
+          <w:bCs/>
+        </w:rPr>
+        <w:t xml:space="preserve">Problems found:</w:t>
+      </w:r>
+    </w:p>
+    <w:p>
+      <w:pPr>
+        <w:pStyle w:val="ListParagraph"/>
+        <w:numPr>
+          <w:ilvl w:val="0"/>
+          <w:numId w:val="3"/>
+        </w:numPr>
+        <w:spacing w:after="60" w:line="290"/>
+      </w:pPr>
+      <w:r>
+        <w:t xml:space="preserve">With equal starting energy nobody is above the average → no CH in round 1 (deadlock).</w:t>
+      </w:r>
+    </w:p>
+    <w:p>
+      <w:pPr>
+        <w:pStyle w:val="ListParagraph"/>
+        <w:numPr>
+          <w:ilvl w:val="0"/>
+          <w:numId w:val="3"/>
+        </w:numPr>
+        <w:spacing w:after="60" w:line="290"/>
+      </w:pPr>
+      <w:r>
+        <w:t xml:space="preserve">No G-set → bursts of up to 59 CHs; the same node can repeat.</w:t>
+      </w:r>
+    </w:p>
+    <w:p>
+      <w:pPr>
+        <w:spacing w:after="120" w:line="300"/>
+      </w:pPr>
+      <w:r>
+        <w:rPr>
+          <w:b/>
+          <w:bCs/>
+        </w:rPr>
+        <w:t xml:space="preserve">Our fix:</w:t>
+      </w:r>
+    </w:p>
+    <w:p>
+      <w:pPr>
+        <w:pStyle w:val="ListParagraph"/>
+        <w:numPr>
+          <w:ilvl w:val="0"/>
+          <w:numId w:val="3"/>
+        </w:numPr>
+        <w:spacing w:after="60" w:line="290"/>
+      </w:pPr>
+      <w:r>
+        <w:t xml:space="preserve">"E &gt; average" → "E ≥ average".</w:t>
+      </w:r>
+    </w:p>
+    <w:p>
+      <w:pPr>
+        <w:pStyle w:val="ListParagraph"/>
+        <w:numPr>
+          <w:ilvl w:val="0"/>
+          <w:numId w:val="3"/>
+        </w:numPr>
+        <w:spacing w:after="60" w:line="290"/>
+      </w:pPr>
+      <w:r>
+        <w:t xml:space="preserve">LEACH G-set restored.</w:t>
+      </w:r>
     </w:p>
     <w:tbl>
       <w:tblPr>
@@ -8702,9 +10267,12 @@
         </w:tblBorders>
       </w:tblPr>
       <w:tblGrid>
-        <w:gridCol w:w="1900"/>
-        <w:gridCol w:w="4000"/>
-        <w:gridCol w:w="3738"/>
+        <w:gridCol w:w="3000"/>
+        <w:gridCol w:w="1200"/>
+        <w:gridCol w:w="1200"/>
+        <w:gridCol w:w="1200"/>
+        <w:gridCol w:w="1400"/>
+        <w:gridCol w:w="1638"/>
       </w:tblGrid>
       <w:tr>
         <w:trPr>
@@ -8713,7 +10281,7 @@
         </w:trPr>
         <w:tc>
           <w:tcPr>
-            <w:tcW w:type="dxa" w:w="1900"/>
+            <w:tcW w:type="dxa" w:w="3000"/>
             <w:tcBorders>
               <w:top w:val="single" w:color="D9D8D2" w:sz="4"/>
               <w:left w:val="single" w:color="D9D8D2" w:sz="4"/>
@@ -8740,13 +10308,13 @@
                 <w:sz w:val="18"/>
                 <w:szCs w:val="18"/>
               </w:rPr>
-              <w:t xml:space="preserve">Protocol</w:t>
-            </w:r>
-          </w:p>
-        </w:tc>
-        <w:tc>
-          <w:tcPr>
-            <w:tcW w:type="dxa" w:w="4000"/>
+              <w:t xml:space="preserve">Version</w:t>
+            </w:r>
+          </w:p>
+        </w:tc>
+        <w:tc>
+          <w:tcPr>
+            <w:tcW w:type="dxa" w:w="1200"/>
             <w:tcBorders>
               <w:top w:val="single" w:color="D9D8D2" w:sz="4"/>
               <w:left w:val="single" w:color="D9D8D2" w:sz="4"/>
@@ -8763,7 +10331,7 @@
           </w:tcPr>
           <w:p>
             <w:pPr>
-              <w:jc w:val="left"/>
+              <w:jc w:val="center"/>
             </w:pPr>
             <w:r>
               <w:rPr>
@@ -8773,13 +10341,13 @@
                 <w:sz w:val="18"/>
                 <w:szCs w:val="18"/>
               </w:rPr>
-              <w:t xml:space="preserve">Flaw found (EDITED)</w:t>
-            </w:r>
-          </w:p>
-        </w:tc>
-        <w:tc>
-          <w:tcPr>
-            <w:tcW w:type="dxa" w:w="3738"/>
+              <w:t xml:space="preserve">FND</w:t>
+            </w:r>
+          </w:p>
+        </w:tc>
+        <w:tc>
+          <w:tcPr>
+            <w:tcW w:type="dxa" w:w="1200"/>
             <w:tcBorders>
               <w:top w:val="single" w:color="D9D8D2" w:sz="4"/>
               <w:left w:val="single" w:color="D9D8D2" w:sz="4"/>
@@ -8796,7 +10364,7 @@
           </w:tcPr>
           <w:p>
             <w:pPr>
-              <w:jc w:val="left"/>
+              <w:jc w:val="center"/>
             </w:pPr>
             <w:r>
               <w:rPr>
@@ -8806,7 +10374,106 @@
                 <w:sz w:val="18"/>
                 <w:szCs w:val="18"/>
               </w:rPr>
-              <w:t xml:space="preserve">Our fix (IMPROVED)</w:t>
+              <w:t xml:space="preserve">HND</w:t>
+            </w:r>
+          </w:p>
+        </w:tc>
+        <w:tc>
+          <w:tcPr>
+            <w:tcW w:type="dxa" w:w="1200"/>
+            <w:tcBorders>
+              <w:top w:val="single" w:color="D9D8D2" w:sz="4"/>
+              <w:left w:val="single" w:color="D9D8D2" w:sz="4"/>
+              <w:bottom w:val="single" w:color="D9D8D2" w:sz="4"/>
+              <w:right w:val="single" w:color="D9D8D2" w:sz="4"/>
+            </w:tcBorders>
+            <w:shd w:fill="14213D" w:color="auto" w:val="clear"/>
+            <w:tcMar>
+              <w:top w:type="dxa" w:w="60"/>
+              <w:left w:type="dxa" w:w="100"/>
+              <w:bottom w:type="dxa" w:w="60"/>
+              <w:right w:type="dxa" w:w="100"/>
+            </w:tcMar>
+          </w:tcPr>
+          <w:p>
+            <w:pPr>
+              <w:jc w:val="center"/>
+            </w:pPr>
+            <w:r>
+              <w:rPr>
+                <w:b/>
+                <w:bCs/>
+                <w:color w:val="FFFFFF"/>
+                <w:sz w:val="18"/>
+                <w:szCs w:val="18"/>
+              </w:rPr>
+              <w:t xml:space="preserve">LND</w:t>
+            </w:r>
+          </w:p>
+        </w:tc>
+        <w:tc>
+          <w:tcPr>
+            <w:tcW w:type="dxa" w:w="1400"/>
+            <w:tcBorders>
+              <w:top w:val="single" w:color="D9D8D2" w:sz="4"/>
+              <w:left w:val="single" w:color="D9D8D2" w:sz="4"/>
+              <w:bottom w:val="single" w:color="D9D8D2" w:sz="4"/>
+              <w:right w:val="single" w:color="D9D8D2" w:sz="4"/>
+            </w:tcBorders>
+            <w:shd w:fill="14213D" w:color="auto" w:val="clear"/>
+            <w:tcMar>
+              <w:top w:type="dxa" w:w="60"/>
+              <w:left w:type="dxa" w:w="100"/>
+              <w:bottom w:type="dxa" w:w="60"/>
+              <w:right w:type="dxa" w:w="100"/>
+            </w:tcMar>
+          </w:tcPr>
+          <w:p>
+            <w:pPr>
+              <w:jc w:val="center"/>
+            </w:pPr>
+            <w:r>
+              <w:rPr>
+                <w:b/>
+                <w:bCs/>
+                <w:color w:val="FFFFFF"/>
+                <w:sz w:val="18"/>
+                <w:szCs w:val="18"/>
+              </w:rPr>
+              <w:t xml:space="preserve">PDR</w:t>
+            </w:r>
+          </w:p>
+        </w:tc>
+        <w:tc>
+          <w:tcPr>
+            <w:tcW w:type="dxa" w:w="1638"/>
+            <w:tcBorders>
+              <w:top w:val="single" w:color="D9D8D2" w:sz="4"/>
+              <w:left w:val="single" w:color="D9D8D2" w:sz="4"/>
+              <w:bottom w:val="single" w:color="D9D8D2" w:sz="4"/>
+              <w:right w:val="single" w:color="D9D8D2" w:sz="4"/>
+            </w:tcBorders>
+            <w:shd w:fill="14213D" w:color="auto" w:val="clear"/>
+            <w:tcMar>
+              <w:top w:type="dxa" w:w="60"/>
+              <w:left w:type="dxa" w:w="100"/>
+              <w:bottom w:type="dxa" w:w="60"/>
+              <w:right w:type="dxa" w:w="100"/>
+            </w:tcMar>
+          </w:tcPr>
+          <w:p>
+            <w:pPr>
+              <w:jc w:val="center"/>
+            </w:pPr>
+            <w:r>
+              <w:rPr>
+                <w:b/>
+                <w:bCs/>
+                <w:color w:val="FFFFFF"/>
+                <w:sz w:val="18"/>
+                <w:szCs w:val="18"/>
+              </w:rPr>
+              <w:t xml:space="preserve">FND far BS</w:t>
             </w:r>
           </w:p>
         </w:tc>
@@ -8817,7 +10484,7 @@
         </w:trPr>
         <w:tc>
           <w:tcPr>
-            <w:tcW w:type="dxa" w:w="1900"/>
+            <w:tcW w:type="dxa" w:w="3000"/>
             <w:tcBorders>
               <w:top w:val="single" w:color="D9D8D2" w:sz="4"/>
               <w:left w:val="single" w:color="D9D8D2" w:sz="4"/>
@@ -8838,17 +10505,19 @@
             </w:pPr>
             <w:r>
               <w:rPr>
-                <w:color w:val="1F1F1D"/>
-                <w:sz w:val="18"/>
-                <w:szCs w:val="18"/>
-              </w:rPr>
-              <w:t xml:space="preserve">SH-LEACH</w:t>
-            </w:r>
-          </w:p>
-        </w:tc>
-        <w:tc>
-          <w:tcPr>
-            <w:tcW w:type="dxa" w:w="4000"/>
+                <w:b w:val="false"/>
+                <w:bCs w:val="false"/>
+                <w:color w:val="1F1F1D"/>
+                <w:sz w:val="18"/>
+                <w:szCs w:val="18"/>
+              </w:rPr>
+              <w:t xml:space="preserve">ORIGINAL (paper settings)</w:t>
+            </w:r>
+          </w:p>
+        </w:tc>
+        <w:tc>
+          <w:tcPr>
+            <w:tcW w:type="dxa" w:w="1200"/>
             <w:tcBorders>
               <w:top w:val="single" w:color="D9D8D2" w:sz="4"/>
               <w:left w:val="single" w:color="D9D8D2" w:sz="4"/>
@@ -8865,21 +10534,23 @@
           </w:tcPr>
           <w:p>
             <w:pPr>
-              <w:jc w:val="left"/>
-            </w:pPr>
-            <w:r>
-              <w:rPr>
-                <w:color w:val="1F1F1D"/>
-                <w:sz w:val="18"/>
-                <w:szCs w:val="18"/>
-              </w:rPr>
-              <w:t xml:space="preserve">round counter r never resets → up to 100 CHs per round</w:t>
-            </w:r>
-          </w:p>
-        </w:tc>
-        <w:tc>
-          <w:tcPr>
-            <w:tcW w:type="dxa" w:w="3738"/>
+              <w:jc w:val="center"/>
+            </w:pPr>
+            <w:r>
+              <w:rPr>
+                <w:b w:val="false"/>
+                <w:bCs w:val="false"/>
+                <w:color w:val="1F1F1D"/>
+                <w:sz w:val="18"/>
+                <w:szCs w:val="18"/>
+              </w:rPr>
+              <w:t xml:space="preserve">1078</w:t>
+            </w:r>
+          </w:p>
+        </w:tc>
+        <w:tc>
+          <w:tcPr>
+            <w:tcW w:type="dxa" w:w="1200"/>
             <w:tcBorders>
               <w:top w:val="single" w:color="D9D8D2" w:sz="4"/>
               <w:left w:val="single" w:color="D9D8D2" w:sz="4"/>
@@ -8896,15 +10567,116 @@
           </w:tcPr>
           <w:p>
             <w:pPr>
-              <w:jc w:val="left"/>
-            </w:pPr>
-            <w:r>
-              <w:rPr>
-                <w:color w:val="1F1F1D"/>
-                <w:sz w:val="18"/>
-                <w:szCs w:val="18"/>
-              </w:rPr>
-              <w:t xml:space="preserve">counter restarts every 1/C_prob rounds</w:t>
+              <w:jc w:val="center"/>
+            </w:pPr>
+            <w:r>
+              <w:rPr>
+                <w:b w:val="false"/>
+                <w:bCs w:val="false"/>
+                <w:color w:val="1F1F1D"/>
+                <w:sz w:val="18"/>
+                <w:szCs w:val="18"/>
+              </w:rPr>
+              <w:t xml:space="preserve">1157</w:t>
+            </w:r>
+          </w:p>
+        </w:tc>
+        <w:tc>
+          <w:tcPr>
+            <w:tcW w:type="dxa" w:w="1200"/>
+            <w:tcBorders>
+              <w:top w:val="single" w:color="D9D8D2" w:sz="4"/>
+              <w:left w:val="single" w:color="D9D8D2" w:sz="4"/>
+              <w:bottom w:val="single" w:color="D9D8D2" w:sz="4"/>
+              <w:right w:val="single" w:color="D9D8D2" w:sz="4"/>
+            </w:tcBorders>
+            <w:shd w:fill="FFFFFF" w:color="auto" w:val="clear"/>
+            <w:tcMar>
+              <w:top w:type="dxa" w:w="60"/>
+              <w:left w:type="dxa" w:w="100"/>
+              <w:bottom w:type="dxa" w:w="60"/>
+              <w:right w:type="dxa" w:w="100"/>
+            </w:tcMar>
+          </w:tcPr>
+          <w:p>
+            <w:pPr>
+              <w:jc w:val="center"/>
+            </w:pPr>
+            <w:r>
+              <w:rPr>
+                <w:b w:val="false"/>
+                <w:bCs w:val="false"/>
+                <w:color w:val="1F1F1D"/>
+                <w:sz w:val="18"/>
+                <w:szCs w:val="18"/>
+              </w:rPr>
+              <w:t xml:space="preserve">1207</w:t>
+            </w:r>
+          </w:p>
+        </w:tc>
+        <w:tc>
+          <w:tcPr>
+            <w:tcW w:type="dxa" w:w="1400"/>
+            <w:tcBorders>
+              <w:top w:val="single" w:color="D9D8D2" w:sz="4"/>
+              <w:left w:val="single" w:color="D9D8D2" w:sz="4"/>
+              <w:bottom w:val="single" w:color="D9D8D2" w:sz="4"/>
+              <w:right w:val="single" w:color="D9D8D2" w:sz="4"/>
+            </w:tcBorders>
+            <w:shd w:fill="FFFFFF" w:color="auto" w:val="clear"/>
+            <w:tcMar>
+              <w:top w:type="dxa" w:w="60"/>
+              <w:left w:type="dxa" w:w="100"/>
+              <w:bottom w:type="dxa" w:w="60"/>
+              <w:right w:type="dxa" w:w="100"/>
+            </w:tcMar>
+          </w:tcPr>
+          <w:p>
+            <w:pPr>
+              <w:jc w:val="center"/>
+            </w:pPr>
+            <w:r>
+              <w:rPr>
+                <w:b w:val="false"/>
+                <w:bCs w:val="false"/>
+                <w:color w:val="1F1F1D"/>
+                <w:sz w:val="18"/>
+                <w:szCs w:val="18"/>
+              </w:rPr>
+              <w:t xml:space="preserve">95.04%</w:t>
+            </w:r>
+          </w:p>
+        </w:tc>
+        <w:tc>
+          <w:tcPr>
+            <w:tcW w:type="dxa" w:w="1638"/>
+            <w:tcBorders>
+              <w:top w:val="single" w:color="D9D8D2" w:sz="4"/>
+              <w:left w:val="single" w:color="D9D8D2" w:sz="4"/>
+              <w:bottom w:val="single" w:color="D9D8D2" w:sz="4"/>
+              <w:right w:val="single" w:color="D9D8D2" w:sz="4"/>
+            </w:tcBorders>
+            <w:shd w:fill="FFFFFF" w:color="auto" w:val="clear"/>
+            <w:tcMar>
+              <w:top w:type="dxa" w:w="60"/>
+              <w:left w:type="dxa" w:w="100"/>
+              <w:bottom w:type="dxa" w:w="60"/>
+              <w:right w:type="dxa" w:w="100"/>
+            </w:tcMar>
+          </w:tcPr>
+          <w:p>
+            <w:pPr>
+              <w:jc w:val="center"/>
+            </w:pPr>
+            <w:r>
+              <w:rPr>
+                <w:b w:val="false"/>
+                <w:bCs w:val="false"/>
+                <w:color w:val="1F1F1D"/>
+                <w:sz w:val="18"/>
+                <w:szCs w:val="18"/>
+              </w:rPr>
+              <w:t xml:space="preserve">—</w:t>
             </w:r>
           </w:p>
         </w:tc>
@@ -8915,7 +10687,7 @@
         </w:trPr>
         <w:tc>
           <w:tcPr>
-            <w:tcW w:type="dxa" w:w="1900"/>
+            <w:tcW w:type="dxa" w:w="3000"/>
             <w:tcBorders>
               <w:top w:val="single" w:color="D9D8D2" w:sz="4"/>
               <w:left w:val="single" w:color="D9D8D2" w:sz="4"/>
@@ -8936,17 +10708,19 @@
             </w:pPr>
             <w:r>
               <w:rPr>
-                <w:color w:val="1F1F1D"/>
-                <w:sz w:val="18"/>
-                <w:szCs w:val="18"/>
-              </w:rPr>
-              <w:t xml:space="preserve">H-LEACH</w:t>
-            </w:r>
-          </w:p>
-        </w:tc>
-        <w:tc>
-          <w:tcPr>
-            <w:tcW w:type="dxa" w:w="4000"/>
+                <w:b w:val="false"/>
+                <w:bCs w:val="false"/>
+                <w:color w:val="1F1F1D"/>
+                <w:sz w:val="18"/>
+                <w:szCs w:val="18"/>
+              </w:rPr>
+              <w:t xml:space="preserve">EDITED (unified)</w:t>
+            </w:r>
+          </w:p>
+        </w:tc>
+        <w:tc>
+          <w:tcPr>
+            <w:tcW w:type="dxa" w:w="1200"/>
             <w:tcBorders>
               <w:top w:val="single" w:color="D9D8D2" w:sz="4"/>
               <w:left w:val="single" w:color="D9D8D2" w:sz="4"/>
@@ -8963,21 +10737,23 @@
           </w:tcPr>
           <w:p>
             <w:pPr>
-              <w:jc w:val="left"/>
-            </w:pPr>
-            <w:r>
-              <w:rPr>
-                <w:color w:val="1F1F1D"/>
-                <w:sz w:val="18"/>
-                <w:szCs w:val="18"/>
-              </w:rPr>
-              <w:t xml:space="preserve">"E &gt; average" deadlocks with equal energy; no G-set → bursts of 59 CHs</w:t>
-            </w:r>
-          </w:p>
-        </w:tc>
-        <w:tc>
-          <w:tcPr>
-            <w:tcW w:type="dxa" w:w="3738"/>
+              <w:jc w:val="center"/>
+            </w:pPr>
+            <w:r>
+              <w:rPr>
+                <w:b w:val="false"/>
+                <w:bCs w:val="false"/>
+                <w:color w:val="1F1F1D"/>
+                <w:sz w:val="18"/>
+                <w:szCs w:val="18"/>
+              </w:rPr>
+              <w:t xml:space="preserve">1384</w:t>
+            </w:r>
+          </w:p>
+        </w:tc>
+        <w:tc>
+          <w:tcPr>
+            <w:tcW w:type="dxa" w:w="1200"/>
             <w:tcBorders>
               <w:top w:val="single" w:color="D9D8D2" w:sz="4"/>
               <w:left w:val="single" w:color="D9D8D2" w:sz="4"/>
@@ -8994,15 +10770,116 @@
           </w:tcPr>
           <w:p>
             <w:pPr>
-              <w:jc w:val="left"/>
-            </w:pPr>
-            <w:r>
-              <w:rPr>
-                <w:color w:val="1F1F1D"/>
-                <w:sz w:val="18"/>
-                <w:szCs w:val="18"/>
-              </w:rPr>
-              <w:t xml:space="preserve">"E ≥ average" + LEACH G-set</w:t>
+              <w:jc w:val="center"/>
+            </w:pPr>
+            <w:r>
+              <w:rPr>
+                <w:b w:val="false"/>
+                <w:bCs w:val="false"/>
+                <w:color w:val="1F1F1D"/>
+                <w:sz w:val="18"/>
+                <w:szCs w:val="18"/>
+              </w:rPr>
+              <w:t xml:space="preserve">1419</w:t>
+            </w:r>
+          </w:p>
+        </w:tc>
+        <w:tc>
+          <w:tcPr>
+            <w:tcW w:type="dxa" w:w="1200"/>
+            <w:tcBorders>
+              <w:top w:val="single" w:color="D9D8D2" w:sz="4"/>
+              <w:left w:val="single" w:color="D9D8D2" w:sz="4"/>
+              <w:bottom w:val="single" w:color="D9D8D2" w:sz="4"/>
+              <w:right w:val="single" w:color="D9D8D2" w:sz="4"/>
+            </w:tcBorders>
+            <w:shd w:fill="F3F6FB" w:color="auto" w:val="clear"/>
+            <w:tcMar>
+              <w:top w:type="dxa" w:w="60"/>
+              <w:left w:type="dxa" w:w="100"/>
+              <w:bottom w:type="dxa" w:w="60"/>
+              <w:right w:type="dxa" w:w="100"/>
+            </w:tcMar>
+          </w:tcPr>
+          <w:p>
+            <w:pPr>
+              <w:jc w:val="center"/>
+            </w:pPr>
+            <w:r>
+              <w:rPr>
+                <w:b w:val="false"/>
+                <w:bCs w:val="false"/>
+                <w:color w:val="1F1F1D"/>
+                <w:sz w:val="18"/>
+                <w:szCs w:val="18"/>
+              </w:rPr>
+              <w:t xml:space="preserve">1434</w:t>
+            </w:r>
+          </w:p>
+        </w:tc>
+        <w:tc>
+          <w:tcPr>
+            <w:tcW w:type="dxa" w:w="1400"/>
+            <w:tcBorders>
+              <w:top w:val="single" w:color="D9D8D2" w:sz="4"/>
+              <w:left w:val="single" w:color="D9D8D2" w:sz="4"/>
+              <w:bottom w:val="single" w:color="D9D8D2" w:sz="4"/>
+              <w:right w:val="single" w:color="D9D8D2" w:sz="4"/>
+            </w:tcBorders>
+            <w:shd w:fill="F3F6FB" w:color="auto" w:val="clear"/>
+            <w:tcMar>
+              <w:top w:type="dxa" w:w="60"/>
+              <w:left w:type="dxa" w:w="100"/>
+              <w:bottom w:type="dxa" w:w="60"/>
+              <w:right w:type="dxa" w:w="100"/>
+            </w:tcMar>
+          </w:tcPr>
+          <w:p>
+            <w:pPr>
+              <w:jc w:val="center"/>
+            </w:pPr>
+            <w:r>
+              <w:rPr>
+                <w:b w:val="false"/>
+                <w:bCs w:val="false"/>
+                <w:color w:val="1F1F1D"/>
+                <w:sz w:val="18"/>
+                <w:szCs w:val="18"/>
+              </w:rPr>
+              <w:t xml:space="preserve">99.30%</w:t>
+            </w:r>
+          </w:p>
+        </w:tc>
+        <w:tc>
+          <w:tcPr>
+            <w:tcW w:type="dxa" w:w="1638"/>
+            <w:tcBorders>
+              <w:top w:val="single" w:color="D9D8D2" w:sz="4"/>
+              <w:left w:val="single" w:color="D9D8D2" w:sz="4"/>
+              <w:bottom w:val="single" w:color="D9D8D2" w:sz="4"/>
+              <w:right w:val="single" w:color="D9D8D2" w:sz="4"/>
+            </w:tcBorders>
+            <w:shd w:fill="F3F6FB" w:color="auto" w:val="clear"/>
+            <w:tcMar>
+              <w:top w:type="dxa" w:w="60"/>
+              <w:left w:type="dxa" w:w="100"/>
+              <w:bottom w:type="dxa" w:w="60"/>
+              <w:right w:type="dxa" w:w="100"/>
+            </w:tcMar>
+          </w:tcPr>
+          <w:p>
+            <w:pPr>
+              <w:jc w:val="center"/>
+            </w:pPr>
+            <w:r>
+              <w:rPr>
+                <w:b w:val="false"/>
+                <w:bCs w:val="false"/>
+                <w:color w:val="1F1F1D"/>
+                <w:sz w:val="18"/>
+                <w:szCs w:val="18"/>
+              </w:rPr>
+              <w:t xml:space="preserve">1121</w:t>
             </w:r>
           </w:p>
         </w:tc>
@@ -9013,14 +10890,14 @@
         </w:trPr>
         <w:tc>
           <w:tcPr>
-            <w:tcW w:type="dxa" w:w="1900"/>
-            <w:tcBorders>
-              <w:top w:val="single" w:color="D9D8D2" w:sz="4"/>
-              <w:left w:val="single" w:color="D9D8D2" w:sz="4"/>
-              <w:bottom w:val="single" w:color="D9D8D2" w:sz="4"/>
-              <w:right w:val="single" w:color="D9D8D2" w:sz="4"/>
-            </w:tcBorders>
-            <w:shd w:fill="FFFFFF" w:color="auto" w:val="clear"/>
+            <w:tcW w:type="dxa" w:w="3000"/>
+            <w:tcBorders>
+              <w:top w:val="single" w:color="D9D8D2" w:sz="4"/>
+              <w:left w:val="single" w:color="D9D8D2" w:sz="4"/>
+              <w:bottom w:val="single" w:color="D9D8D2" w:sz="4"/>
+              <w:right w:val="single" w:color="D9D8D2" w:sz="4"/>
+            </w:tcBorders>
+            <w:shd w:fill="DCE9FA" w:color="auto" w:val="clear"/>
             <w:tcMar>
               <w:top w:type="dxa" w:w="60"/>
               <w:left w:type="dxa" w:w="100"/>
@@ -9034,78 +10911,1132 @@
             </w:pPr>
             <w:r>
               <w:rPr>
-                <w:color w:val="1F1F1D"/>
-                <w:sz w:val="18"/>
-                <w:szCs w:val="18"/>
-              </w:rPr>
-              <w:t xml:space="preserve">EECH-HEED</w:t>
-            </w:r>
-          </w:p>
-        </w:tc>
-        <w:tc>
-          <w:tcPr>
-            <w:tcW w:type="dxa" w:w="4000"/>
-            <w:tcBorders>
-              <w:top w:val="single" w:color="D9D8D2" w:sz="4"/>
-              <w:left w:val="single" w:color="D9D8D2" w:sz="4"/>
-              <w:bottom w:val="single" w:color="D9D8D2" w:sz="4"/>
-              <w:right w:val="single" w:color="D9D8D2" w:sz="4"/>
-            </w:tcBorders>
-            <w:shd w:fill="FFFFFF" w:color="auto" w:val="clear"/>
-            <w:tcMar>
-              <w:top w:type="dxa" w:w="60"/>
-              <w:left w:type="dxa" w:w="100"/>
-              <w:bottom w:type="dxa" w:w="60"/>
-              <w:right w:type="dxa" w:w="100"/>
-            </w:tcMar>
-          </w:tcPr>
-          <w:p>
-            <w:pPr>
-              <w:jc w:val="left"/>
-            </w:pPr>
-            <w:r>
-              <w:rPr>
-                <w:color w:val="1F1F1D"/>
-                <w:sz w:val="18"/>
-                <w:szCs w:val="18"/>
-              </w:rPr>
-              <w:t xml:space="preserve">zone 2: P ≈ 1 → rotation period of 1 round (a node was CH 221 times)</w:t>
-            </w:r>
-          </w:p>
-        </w:tc>
-        <w:tc>
-          <w:tcPr>
-            <w:tcW w:type="dxa" w:w="3738"/>
-            <w:tcBorders>
-              <w:top w:val="single" w:color="D9D8D2" w:sz="4"/>
-              <w:left w:val="single" w:color="D9D8D2" w:sz="4"/>
-              <w:bottom w:val="single" w:color="D9D8D2" w:sz="4"/>
-              <w:right w:val="single" w:color="D9D8D2" w:sz="4"/>
-            </w:tcBorders>
-            <w:shd w:fill="FFFFFF" w:color="auto" w:val="clear"/>
-            <w:tcMar>
-              <w:top w:type="dxa" w:w="60"/>
-              <w:left w:type="dxa" w:w="100"/>
-              <w:bottom w:type="dxa" w:w="60"/>
-              <w:right w:type="dxa" w:w="100"/>
-            </w:tcMar>
-          </w:tcPr>
-          <w:p>
-            <w:pPr>
-              <w:jc w:val="left"/>
-            </w:pPr>
-            <w:r>
-              <w:rPr>
-                <w:color w:val="1F1F1D"/>
-                <w:sz w:val="18"/>
-                <w:szCs w:val="18"/>
-              </w:rPr>
-              <w:t xml:space="preserve">zone-2 rotation at the paper's 10 %</w:t>
+                <w:b/>
+                <w:bCs/>
+                <w:color w:val="1F1F1D"/>
+                <w:sz w:val="18"/>
+                <w:szCs w:val="18"/>
+              </w:rPr>
+              <w:t xml:space="preserve">IMPROVED (our fix)</w:t>
+            </w:r>
+          </w:p>
+        </w:tc>
+        <w:tc>
+          <w:tcPr>
+            <w:tcW w:type="dxa" w:w="1200"/>
+            <w:tcBorders>
+              <w:top w:val="single" w:color="D9D8D2" w:sz="4"/>
+              <w:left w:val="single" w:color="D9D8D2" w:sz="4"/>
+              <w:bottom w:val="single" w:color="D9D8D2" w:sz="4"/>
+              <w:right w:val="single" w:color="D9D8D2" w:sz="4"/>
+            </w:tcBorders>
+            <w:shd w:fill="DCE9FA" w:color="auto" w:val="clear"/>
+            <w:tcMar>
+              <w:top w:type="dxa" w:w="60"/>
+              <w:left w:type="dxa" w:w="100"/>
+              <w:bottom w:type="dxa" w:w="60"/>
+              <w:right w:type="dxa" w:w="100"/>
+            </w:tcMar>
+          </w:tcPr>
+          <w:p>
+            <w:pPr>
+              <w:jc w:val="center"/>
+            </w:pPr>
+            <w:r>
+              <w:rPr>
+                <w:b/>
+                <w:bCs/>
+                <w:color w:val="1F1F1D"/>
+                <w:sz w:val="18"/>
+                <w:szCs w:val="18"/>
+              </w:rPr>
+              <w:t xml:space="preserve">1473</w:t>
+            </w:r>
+          </w:p>
+        </w:tc>
+        <w:tc>
+          <w:tcPr>
+            <w:tcW w:type="dxa" w:w="1200"/>
+            <w:tcBorders>
+              <w:top w:val="single" w:color="D9D8D2" w:sz="4"/>
+              <w:left w:val="single" w:color="D9D8D2" w:sz="4"/>
+              <w:bottom w:val="single" w:color="D9D8D2" w:sz="4"/>
+              <w:right w:val="single" w:color="D9D8D2" w:sz="4"/>
+            </w:tcBorders>
+            <w:shd w:fill="DCE9FA" w:color="auto" w:val="clear"/>
+            <w:tcMar>
+              <w:top w:type="dxa" w:w="60"/>
+              <w:left w:type="dxa" w:w="100"/>
+              <w:bottom w:type="dxa" w:w="60"/>
+              <w:right w:type="dxa" w:w="100"/>
+            </w:tcMar>
+          </w:tcPr>
+          <w:p>
+            <w:pPr>
+              <w:jc w:val="center"/>
+            </w:pPr>
+            <w:r>
+              <w:rPr>
+                <w:b/>
+                <w:bCs/>
+                <w:color w:val="1F1F1D"/>
+                <w:sz w:val="18"/>
+                <w:szCs w:val="18"/>
+              </w:rPr>
+              <w:t xml:space="preserve">1509</w:t>
+            </w:r>
+          </w:p>
+        </w:tc>
+        <w:tc>
+          <w:tcPr>
+            <w:tcW w:type="dxa" w:w="1200"/>
+            <w:tcBorders>
+              <w:top w:val="single" w:color="D9D8D2" w:sz="4"/>
+              <w:left w:val="single" w:color="D9D8D2" w:sz="4"/>
+              <w:bottom w:val="single" w:color="D9D8D2" w:sz="4"/>
+              <w:right w:val="single" w:color="D9D8D2" w:sz="4"/>
+            </w:tcBorders>
+            <w:shd w:fill="DCE9FA" w:color="auto" w:val="clear"/>
+            <w:tcMar>
+              <w:top w:type="dxa" w:w="60"/>
+              <w:left w:type="dxa" w:w="100"/>
+              <w:bottom w:type="dxa" w:w="60"/>
+              <w:right w:type="dxa" w:w="100"/>
+            </w:tcMar>
+          </w:tcPr>
+          <w:p>
+            <w:pPr>
+              <w:jc w:val="center"/>
+            </w:pPr>
+            <w:r>
+              <w:rPr>
+                <w:b/>
+                <w:bCs/>
+                <w:color w:val="1F1F1D"/>
+                <w:sz w:val="18"/>
+                <w:szCs w:val="18"/>
+              </w:rPr>
+              <w:t xml:space="preserve">1525</w:t>
+            </w:r>
+          </w:p>
+        </w:tc>
+        <w:tc>
+          <w:tcPr>
+            <w:tcW w:type="dxa" w:w="1400"/>
+            <w:tcBorders>
+              <w:top w:val="single" w:color="D9D8D2" w:sz="4"/>
+              <w:left w:val="single" w:color="D9D8D2" w:sz="4"/>
+              <w:bottom w:val="single" w:color="D9D8D2" w:sz="4"/>
+              <w:right w:val="single" w:color="D9D8D2" w:sz="4"/>
+            </w:tcBorders>
+            <w:shd w:fill="DCE9FA" w:color="auto" w:val="clear"/>
+            <w:tcMar>
+              <w:top w:type="dxa" w:w="60"/>
+              <w:left w:type="dxa" w:w="100"/>
+              <w:bottom w:type="dxa" w:w="60"/>
+              <w:right w:type="dxa" w:w="100"/>
+            </w:tcMar>
+          </w:tcPr>
+          <w:p>
+            <w:pPr>
+              <w:jc w:val="center"/>
+            </w:pPr>
+            <w:r>
+              <w:rPr>
+                <w:b/>
+                <w:bCs/>
+                <w:color w:val="1F1F1D"/>
+                <w:sz w:val="18"/>
+                <w:szCs w:val="18"/>
+              </w:rPr>
+              <w:t xml:space="preserve">99.36%</w:t>
+            </w:r>
+          </w:p>
+        </w:tc>
+        <w:tc>
+          <w:tcPr>
+            <w:tcW w:type="dxa" w:w="1638"/>
+            <w:tcBorders>
+              <w:top w:val="single" w:color="D9D8D2" w:sz="4"/>
+              <w:left w:val="single" w:color="D9D8D2" w:sz="4"/>
+              <w:bottom w:val="single" w:color="D9D8D2" w:sz="4"/>
+              <w:right w:val="single" w:color="D9D8D2" w:sz="4"/>
+            </w:tcBorders>
+            <w:shd w:fill="DCE9FA" w:color="auto" w:val="clear"/>
+            <w:tcMar>
+              <w:top w:type="dxa" w:w="60"/>
+              <w:left w:type="dxa" w:w="100"/>
+              <w:bottom w:type="dxa" w:w="60"/>
+              <w:right w:type="dxa" w:w="100"/>
+            </w:tcMar>
+          </w:tcPr>
+          <w:p>
+            <w:pPr>
+              <w:jc w:val="center"/>
+            </w:pPr>
+            <w:r>
+              <w:rPr>
+                <w:b/>
+                <w:bCs/>
+                <w:color w:val="1F1F1D"/>
+                <w:sz w:val="18"/>
+                <w:szCs w:val="18"/>
+              </w:rPr>
+              <w:t xml:space="preserve">1219</w:t>
             </w:r>
           </w:p>
         </w:tc>
       </w:tr>
     </w:tbl>
+    <w:p>
+      <w:pPr>
+        <w:spacing w:after="120" w:line="300"/>
+      </w:pPr>
+      <w:r>
+        <w:t xml:space="preserve">Result of the fix: FND 1384 → 1473 (+6.4%) with the BS at the centre; 1121 → 1219 (+8.7%) with the BS far away.</w:t>
+      </w:r>
+    </w:p>
+    <w:p>
+      <w:pPr>
+        <w:pStyle w:val="Heading3"/>
+      </w:pPr>
+      <w:r>
+        <w:t xml:space="preserve">EECH-HEED</w:t>
+      </w:r>
+    </w:p>
+    <w:p>
+      <w:pPr>
+        <w:spacing w:after="120" w:line="300"/>
+      </w:pPr>
+      <w:r>
+        <w:rPr>
+          <w:b/>
+          <w:bCs/>
+        </w:rPr>
+        <w:t xml:space="preserve">Idea. </w:t>
+      </w:r>
+      <w:r>
+        <w:t xml:space="preserve">Two zones: HEED near the BS, energy × node degree far away; relays between CHs; adaptive sensing.</w:t>
+      </w:r>
+    </w:p>
+    <w:p>
+      <w:pPr>
+        <w:spacing w:after="120" w:line="300"/>
+      </w:pPr>
+      <w:r>
+        <w:rPr>
+          <w:b/>
+          <w:bCs/>
+        </w:rPr>
+        <w:t xml:space="preserve">Problems found:</w:t>
+      </w:r>
+    </w:p>
+    <w:p>
+      <w:pPr>
+        <w:pStyle w:val="ListParagraph"/>
+        <w:numPr>
+          <w:ilvl w:val="0"/>
+          <w:numId w:val="3"/>
+        </w:numPr>
+        <w:spacing w:after="60" w:line="290"/>
+      </w:pPr>
+      <w:r>
+        <w:t xml:space="preserve">Zone 2: P ≈ 1 → rotation period 1/P ≈ 1 round → the G-set blocks nobody.</w:t>
+      </w:r>
+    </w:p>
+    <w:p>
+      <w:pPr>
+        <w:pStyle w:val="ListParagraph"/>
+        <w:numPr>
+          <w:ilvl w:val="0"/>
+          <w:numId w:val="3"/>
+        </w:numPr>
+        <w:spacing w:after="60" w:line="290"/>
+      </w:pPr>
+      <w:r>
+        <w:t xml:space="preserve">The same border nodes are CH every other round (221 times in 1000 rounds) and die first.</w:t>
+      </w:r>
+    </w:p>
+    <w:p>
+      <w:pPr>
+        <w:pStyle w:val="ListParagraph"/>
+        <w:numPr>
+          <w:ilvl w:val="0"/>
+          <w:numId w:val="3"/>
+        </w:numPr>
+        <w:spacing w:after="60" w:line="290"/>
+      </w:pPr>
+      <w:r>
+        <w:t xml:space="preserve">Its advantage in the paper comes from sensing less and ≈ 56 J of energy.</w:t>
+      </w:r>
+    </w:p>
+    <w:p>
+      <w:pPr>
+        <w:spacing w:after="120" w:line="300"/>
+      </w:pPr>
+      <w:r>
+        <w:rPr>
+          <w:b/>
+          <w:bCs/>
+        </w:rPr>
+        <w:t xml:space="preserve">Our fix:</w:t>
+      </w:r>
+    </w:p>
+    <w:p>
+      <w:pPr>
+        <w:pStyle w:val="ListParagraph"/>
+        <w:numPr>
+          <w:ilvl w:val="0"/>
+          <w:numId w:val="3"/>
+        </w:numPr>
+        <w:spacing w:after="60" w:line="290"/>
+      </w:pPr>
+      <w:r>
+        <w:t xml:space="preserve">Zone-2 rotation fixed at the paper's 10 % (10 rounds); energy × degree kept as a weight.</w:t>
+      </w:r>
+    </w:p>
+    <w:tbl>
+      <w:tblPr>
+        <w:tblW w:type="dxa" w:w="9638"/>
+        <w:tblBorders>
+          <w:top w:val="single" w:color="auto" w:sz="4"/>
+          <w:left w:val="single" w:color="auto" w:sz="4"/>
+          <w:bottom w:val="single" w:color="auto" w:sz="4"/>
+          <w:right w:val="single" w:color="auto" w:sz="4"/>
+          <w:insideH w:val="single" w:color="auto" w:sz="4"/>
+          <w:insideV w:val="single" w:color="auto" w:sz="4"/>
+        </w:tblBorders>
+      </w:tblPr>
+      <w:tblGrid>
+        <w:gridCol w:w="3000"/>
+        <w:gridCol w:w="1200"/>
+        <w:gridCol w:w="1200"/>
+        <w:gridCol w:w="1200"/>
+        <w:gridCol w:w="1400"/>
+        <w:gridCol w:w="1638"/>
+      </w:tblGrid>
+      <w:tr>
+        <w:trPr>
+          <w:cantSplit/>
+          <w:tblHeader/>
+        </w:trPr>
+        <w:tc>
+          <w:tcPr>
+            <w:tcW w:type="dxa" w:w="3000"/>
+            <w:tcBorders>
+              <w:top w:val="single" w:color="D9D8D2" w:sz="4"/>
+              <w:left w:val="single" w:color="D9D8D2" w:sz="4"/>
+              <w:bottom w:val="single" w:color="D9D8D2" w:sz="4"/>
+              <w:right w:val="single" w:color="D9D8D2" w:sz="4"/>
+            </w:tcBorders>
+            <w:shd w:fill="14213D" w:color="auto" w:val="clear"/>
+            <w:tcMar>
+              <w:top w:type="dxa" w:w="60"/>
+              <w:left w:type="dxa" w:w="100"/>
+              <w:bottom w:type="dxa" w:w="60"/>
+              <w:right w:type="dxa" w:w="100"/>
+            </w:tcMar>
+          </w:tcPr>
+          <w:p>
+            <w:pPr>
+              <w:jc w:val="left"/>
+            </w:pPr>
+            <w:r>
+              <w:rPr>
+                <w:b/>
+                <w:bCs/>
+                <w:color w:val="FFFFFF"/>
+                <w:sz w:val="18"/>
+                <w:szCs w:val="18"/>
+              </w:rPr>
+              <w:t xml:space="preserve">Version</w:t>
+            </w:r>
+          </w:p>
+        </w:tc>
+        <w:tc>
+          <w:tcPr>
+            <w:tcW w:type="dxa" w:w="1200"/>
+            <w:tcBorders>
+              <w:top w:val="single" w:color="D9D8D2" w:sz="4"/>
+              <w:left w:val="single" w:color="D9D8D2" w:sz="4"/>
+              <w:bottom w:val="single" w:color="D9D8D2" w:sz="4"/>
+              <w:right w:val="single" w:color="D9D8D2" w:sz="4"/>
+            </w:tcBorders>
+            <w:shd w:fill="14213D" w:color="auto" w:val="clear"/>
+            <w:tcMar>
+              <w:top w:type="dxa" w:w="60"/>
+              <w:left w:type="dxa" w:w="100"/>
+              <w:bottom w:type="dxa" w:w="60"/>
+              <w:right w:type="dxa" w:w="100"/>
+            </w:tcMar>
+          </w:tcPr>
+          <w:p>
+            <w:pPr>
+              <w:jc w:val="center"/>
+            </w:pPr>
+            <w:r>
+              <w:rPr>
+                <w:b/>
+                <w:bCs/>
+                <w:color w:val="FFFFFF"/>
+                <w:sz w:val="18"/>
+                <w:szCs w:val="18"/>
+              </w:rPr>
+              <w:t xml:space="preserve">FND</w:t>
+            </w:r>
+          </w:p>
+        </w:tc>
+        <w:tc>
+          <w:tcPr>
+            <w:tcW w:type="dxa" w:w="1200"/>
+            <w:tcBorders>
+              <w:top w:val="single" w:color="D9D8D2" w:sz="4"/>
+              <w:left w:val="single" w:color="D9D8D2" w:sz="4"/>
+              <w:bottom w:val="single" w:color="D9D8D2" w:sz="4"/>
+              <w:right w:val="single" w:color="D9D8D2" w:sz="4"/>
+            </w:tcBorders>
+            <w:shd w:fill="14213D" w:color="auto" w:val="clear"/>
+            <w:tcMar>
+              <w:top w:type="dxa" w:w="60"/>
+              <w:left w:type="dxa" w:w="100"/>
+              <w:bottom w:type="dxa" w:w="60"/>
+              <w:right w:type="dxa" w:w="100"/>
+            </w:tcMar>
+          </w:tcPr>
+          <w:p>
+            <w:pPr>
+              <w:jc w:val="center"/>
+            </w:pPr>
+            <w:r>
+              <w:rPr>
+                <w:b/>
+                <w:bCs/>
+                <w:color w:val="FFFFFF"/>
+                <w:sz w:val="18"/>
+                <w:szCs w:val="18"/>
+              </w:rPr>
+              <w:t xml:space="preserve">HND</w:t>
+            </w:r>
+          </w:p>
+        </w:tc>
+        <w:tc>
+          <w:tcPr>
+            <w:tcW w:type="dxa" w:w="1200"/>
+            <w:tcBorders>
+              <w:top w:val="single" w:color="D9D8D2" w:sz="4"/>
+              <w:left w:val="single" w:color="D9D8D2" w:sz="4"/>
+              <w:bottom w:val="single" w:color="D9D8D2" w:sz="4"/>
+              <w:right w:val="single" w:color="D9D8D2" w:sz="4"/>
+            </w:tcBorders>
+            <w:shd w:fill="14213D" w:color="auto" w:val="clear"/>
+            <w:tcMar>
+              <w:top w:type="dxa" w:w="60"/>
+              <w:left w:type="dxa" w:w="100"/>
+              <w:bottom w:type="dxa" w:w="60"/>
+              <w:right w:type="dxa" w:w="100"/>
+            </w:tcMar>
+          </w:tcPr>
+          <w:p>
+            <w:pPr>
+              <w:jc w:val="center"/>
+            </w:pPr>
+            <w:r>
+              <w:rPr>
+                <w:b/>
+                <w:bCs/>
+                <w:color w:val="FFFFFF"/>
+                <w:sz w:val="18"/>
+                <w:szCs w:val="18"/>
+              </w:rPr>
+              <w:t xml:space="preserve">LND</w:t>
+            </w:r>
+          </w:p>
+        </w:tc>
+        <w:tc>
+          <w:tcPr>
+            <w:tcW w:type="dxa" w:w="1400"/>
+            <w:tcBorders>
+              <w:top w:val="single" w:color="D9D8D2" w:sz="4"/>
+              <w:left w:val="single" w:color="D9D8D2" w:sz="4"/>
+              <w:bottom w:val="single" w:color="D9D8D2" w:sz="4"/>
+              <w:right w:val="single" w:color="D9D8D2" w:sz="4"/>
+            </w:tcBorders>
+            <w:shd w:fill="14213D" w:color="auto" w:val="clear"/>
+            <w:tcMar>
+              <w:top w:type="dxa" w:w="60"/>
+              <w:left w:type="dxa" w:w="100"/>
+              <w:bottom w:type="dxa" w:w="60"/>
+              <w:right w:type="dxa" w:w="100"/>
+            </w:tcMar>
+          </w:tcPr>
+          <w:p>
+            <w:pPr>
+              <w:jc w:val="center"/>
+            </w:pPr>
+            <w:r>
+              <w:rPr>
+                <w:b/>
+                <w:bCs/>
+                <w:color w:val="FFFFFF"/>
+                <w:sz w:val="18"/>
+                <w:szCs w:val="18"/>
+              </w:rPr>
+              <w:t xml:space="preserve">PDR</w:t>
+            </w:r>
+          </w:p>
+        </w:tc>
+        <w:tc>
+          <w:tcPr>
+            <w:tcW w:type="dxa" w:w="1638"/>
+            <w:tcBorders>
+              <w:top w:val="single" w:color="D9D8D2" w:sz="4"/>
+              <w:left w:val="single" w:color="D9D8D2" w:sz="4"/>
+              <w:bottom w:val="single" w:color="D9D8D2" w:sz="4"/>
+              <w:right w:val="single" w:color="D9D8D2" w:sz="4"/>
+            </w:tcBorders>
+            <w:shd w:fill="14213D" w:color="auto" w:val="clear"/>
+            <w:tcMar>
+              <w:top w:type="dxa" w:w="60"/>
+              <w:left w:type="dxa" w:w="100"/>
+              <w:bottom w:type="dxa" w:w="60"/>
+              <w:right w:type="dxa" w:w="100"/>
+            </w:tcMar>
+          </w:tcPr>
+          <w:p>
+            <w:pPr>
+              <w:jc w:val="center"/>
+            </w:pPr>
+            <w:r>
+              <w:rPr>
+                <w:b/>
+                <w:bCs/>
+                <w:color w:val="FFFFFF"/>
+                <w:sz w:val="18"/>
+                <w:szCs w:val="18"/>
+              </w:rPr>
+              <w:t xml:space="preserve">FND far BS</w:t>
+            </w:r>
+          </w:p>
+        </w:tc>
+      </w:tr>
+      <w:tr>
+        <w:trPr>
+          <w:cantSplit/>
+        </w:trPr>
+        <w:tc>
+          <w:tcPr>
+            <w:tcW w:type="dxa" w:w="3000"/>
+            <w:tcBorders>
+              <w:top w:val="single" w:color="D9D8D2" w:sz="4"/>
+              <w:left w:val="single" w:color="D9D8D2" w:sz="4"/>
+              <w:bottom w:val="single" w:color="D9D8D2" w:sz="4"/>
+              <w:right w:val="single" w:color="D9D8D2" w:sz="4"/>
+            </w:tcBorders>
+            <w:shd w:fill="FFFFFF" w:color="auto" w:val="clear"/>
+            <w:tcMar>
+              <w:top w:type="dxa" w:w="60"/>
+              <w:left w:type="dxa" w:w="100"/>
+              <w:bottom w:type="dxa" w:w="60"/>
+              <w:right w:type="dxa" w:w="100"/>
+            </w:tcMar>
+          </w:tcPr>
+          <w:p>
+            <w:pPr>
+              <w:jc w:val="left"/>
+            </w:pPr>
+            <w:r>
+              <w:rPr>
+                <w:b w:val="false"/>
+                <w:bCs w:val="false"/>
+                <w:color w:val="1F1F1D"/>
+                <w:sz w:val="18"/>
+                <w:szCs w:val="18"/>
+              </w:rPr>
+              <w:t xml:space="preserve">ORIGINAL (paper settings)</w:t>
+            </w:r>
+          </w:p>
+        </w:tc>
+        <w:tc>
+          <w:tcPr>
+            <w:tcW w:type="dxa" w:w="1200"/>
+            <w:tcBorders>
+              <w:top w:val="single" w:color="D9D8D2" w:sz="4"/>
+              <w:left w:val="single" w:color="D9D8D2" w:sz="4"/>
+              <w:bottom w:val="single" w:color="D9D8D2" w:sz="4"/>
+              <w:right w:val="single" w:color="D9D8D2" w:sz="4"/>
+            </w:tcBorders>
+            <w:shd w:fill="FFFFFF" w:color="auto" w:val="clear"/>
+            <w:tcMar>
+              <w:top w:type="dxa" w:w="60"/>
+              <w:left w:type="dxa" w:w="100"/>
+              <w:bottom w:type="dxa" w:w="60"/>
+              <w:right w:type="dxa" w:w="100"/>
+            </w:tcMar>
+          </w:tcPr>
+          <w:p>
+            <w:pPr>
+              <w:jc w:val="center"/>
+            </w:pPr>
+            <w:r>
+              <w:rPr>
+                <w:b w:val="false"/>
+                <w:bCs w:val="false"/>
+                <w:color w:val="1F1F1D"/>
+                <w:sz w:val="18"/>
+                <w:szCs w:val="18"/>
+              </w:rPr>
+              <w:t xml:space="preserve">1121</w:t>
+            </w:r>
+          </w:p>
+        </w:tc>
+        <w:tc>
+          <w:tcPr>
+            <w:tcW w:type="dxa" w:w="1200"/>
+            <w:tcBorders>
+              <w:top w:val="single" w:color="D9D8D2" w:sz="4"/>
+              <w:left w:val="single" w:color="D9D8D2" w:sz="4"/>
+              <w:bottom w:val="single" w:color="D9D8D2" w:sz="4"/>
+              <w:right w:val="single" w:color="D9D8D2" w:sz="4"/>
+            </w:tcBorders>
+            <w:shd w:fill="FFFFFF" w:color="auto" w:val="clear"/>
+            <w:tcMar>
+              <w:top w:type="dxa" w:w="60"/>
+              <w:left w:type="dxa" w:w="100"/>
+              <w:bottom w:type="dxa" w:w="60"/>
+              <w:right w:type="dxa" w:w="100"/>
+            </w:tcMar>
+          </w:tcPr>
+          <w:p>
+            <w:pPr>
+              <w:jc w:val="center"/>
+            </w:pPr>
+            <w:r>
+              <w:rPr>
+                <w:b w:val="false"/>
+                <w:bCs w:val="false"/>
+                <w:color w:val="1F1F1D"/>
+                <w:sz w:val="18"/>
+                <w:szCs w:val="18"/>
+              </w:rPr>
+              <w:t xml:space="preserve">1954</w:t>
+            </w:r>
+          </w:p>
+        </w:tc>
+        <w:tc>
+          <w:tcPr>
+            <w:tcW w:type="dxa" w:w="1200"/>
+            <w:tcBorders>
+              <w:top w:val="single" w:color="D9D8D2" w:sz="4"/>
+              <w:left w:val="single" w:color="D9D8D2" w:sz="4"/>
+              <w:bottom w:val="single" w:color="D9D8D2" w:sz="4"/>
+              <w:right w:val="single" w:color="D9D8D2" w:sz="4"/>
+            </w:tcBorders>
+            <w:shd w:fill="FFFFFF" w:color="auto" w:val="clear"/>
+            <w:tcMar>
+              <w:top w:type="dxa" w:w="60"/>
+              <w:left w:type="dxa" w:w="100"/>
+              <w:bottom w:type="dxa" w:w="60"/>
+              <w:right w:type="dxa" w:w="100"/>
+            </w:tcMar>
+          </w:tcPr>
+          <w:p>
+            <w:pPr>
+              <w:jc w:val="center"/>
+            </w:pPr>
+            <w:r>
+              <w:rPr>
+                <w:b w:val="false"/>
+                <w:bCs w:val="false"/>
+                <w:color w:val="1F1F1D"/>
+                <w:sz w:val="18"/>
+                <w:szCs w:val="18"/>
+              </w:rPr>
+              <w:t xml:space="preserve">3783</w:t>
+            </w:r>
+          </w:p>
+        </w:tc>
+        <w:tc>
+          <w:tcPr>
+            <w:tcW w:type="dxa" w:w="1400"/>
+            <w:tcBorders>
+              <w:top w:val="single" w:color="D9D8D2" w:sz="4"/>
+              <w:left w:val="single" w:color="D9D8D2" w:sz="4"/>
+              <w:bottom w:val="single" w:color="D9D8D2" w:sz="4"/>
+              <w:right w:val="single" w:color="D9D8D2" w:sz="4"/>
+            </w:tcBorders>
+            <w:shd w:fill="FFFFFF" w:color="auto" w:val="clear"/>
+            <w:tcMar>
+              <w:top w:type="dxa" w:w="60"/>
+              <w:left w:type="dxa" w:w="100"/>
+              <w:bottom w:type="dxa" w:w="60"/>
+              <w:right w:type="dxa" w:w="100"/>
+            </w:tcMar>
+          </w:tcPr>
+          <w:p>
+            <w:pPr>
+              <w:jc w:val="center"/>
+            </w:pPr>
+            <w:r>
+              <w:rPr>
+                <w:b w:val="false"/>
+                <w:bCs w:val="false"/>
+                <w:color w:val="1F1F1D"/>
+                <w:sz w:val="18"/>
+                <w:szCs w:val="18"/>
+              </w:rPr>
+              <w:t xml:space="preserve">99.78%</w:t>
+            </w:r>
+          </w:p>
+        </w:tc>
+        <w:tc>
+          <w:tcPr>
+            <w:tcW w:type="dxa" w:w="1638"/>
+            <w:tcBorders>
+              <w:top w:val="single" w:color="D9D8D2" w:sz="4"/>
+              <w:left w:val="single" w:color="D9D8D2" w:sz="4"/>
+              <w:bottom w:val="single" w:color="D9D8D2" w:sz="4"/>
+              <w:right w:val="single" w:color="D9D8D2" w:sz="4"/>
+            </w:tcBorders>
+            <w:shd w:fill="FFFFFF" w:color="auto" w:val="clear"/>
+            <w:tcMar>
+              <w:top w:type="dxa" w:w="60"/>
+              <w:left w:type="dxa" w:w="100"/>
+              <w:bottom w:type="dxa" w:w="60"/>
+              <w:right w:type="dxa" w:w="100"/>
+            </w:tcMar>
+          </w:tcPr>
+          <w:p>
+            <w:pPr>
+              <w:jc w:val="center"/>
+            </w:pPr>
+            <w:r>
+              <w:rPr>
+                <w:b w:val="false"/>
+                <w:bCs w:val="false"/>
+                <w:color w:val="1F1F1D"/>
+                <w:sz w:val="18"/>
+                <w:szCs w:val="18"/>
+              </w:rPr>
+              <w:t xml:space="preserve">—</w:t>
+            </w:r>
+          </w:p>
+        </w:tc>
+      </w:tr>
+      <w:tr>
+        <w:trPr>
+          <w:cantSplit/>
+        </w:trPr>
+        <w:tc>
+          <w:tcPr>
+            <w:tcW w:type="dxa" w:w="3000"/>
+            <w:tcBorders>
+              <w:top w:val="single" w:color="D9D8D2" w:sz="4"/>
+              <w:left w:val="single" w:color="D9D8D2" w:sz="4"/>
+              <w:bottom w:val="single" w:color="D9D8D2" w:sz="4"/>
+              <w:right w:val="single" w:color="D9D8D2" w:sz="4"/>
+            </w:tcBorders>
+            <w:shd w:fill="F3F6FB" w:color="auto" w:val="clear"/>
+            <w:tcMar>
+              <w:top w:type="dxa" w:w="60"/>
+              <w:left w:type="dxa" w:w="100"/>
+              <w:bottom w:type="dxa" w:w="60"/>
+              <w:right w:type="dxa" w:w="100"/>
+            </w:tcMar>
+          </w:tcPr>
+          <w:p>
+            <w:pPr>
+              <w:jc w:val="left"/>
+            </w:pPr>
+            <w:r>
+              <w:rPr>
+                <w:b w:val="false"/>
+                <w:bCs w:val="false"/>
+                <w:color w:val="1F1F1D"/>
+                <w:sz w:val="18"/>
+                <w:szCs w:val="18"/>
+              </w:rPr>
+              <w:t xml:space="preserve">EDITED (unified)</w:t>
+            </w:r>
+          </w:p>
+        </w:tc>
+        <w:tc>
+          <w:tcPr>
+            <w:tcW w:type="dxa" w:w="1200"/>
+            <w:tcBorders>
+              <w:top w:val="single" w:color="D9D8D2" w:sz="4"/>
+              <w:left w:val="single" w:color="D9D8D2" w:sz="4"/>
+              <w:bottom w:val="single" w:color="D9D8D2" w:sz="4"/>
+              <w:right w:val="single" w:color="D9D8D2" w:sz="4"/>
+            </w:tcBorders>
+            <w:shd w:fill="F3F6FB" w:color="auto" w:val="clear"/>
+            <w:tcMar>
+              <w:top w:type="dxa" w:w="60"/>
+              <w:left w:type="dxa" w:w="100"/>
+              <w:bottom w:type="dxa" w:w="60"/>
+              <w:right w:type="dxa" w:w="100"/>
+            </w:tcMar>
+          </w:tcPr>
+          <w:p>
+            <w:pPr>
+              <w:jc w:val="center"/>
+            </w:pPr>
+            <w:r>
+              <w:rPr>
+                <w:b w:val="false"/>
+                <w:bCs w:val="false"/>
+                <w:color w:val="1F1F1D"/>
+                <w:sz w:val="18"/>
+                <w:szCs w:val="18"/>
+              </w:rPr>
+              <w:t xml:space="preserve">1311</w:t>
+            </w:r>
+          </w:p>
+        </w:tc>
+        <w:tc>
+          <w:tcPr>
+            <w:tcW w:type="dxa" w:w="1200"/>
+            <w:tcBorders>
+              <w:top w:val="single" w:color="D9D8D2" w:sz="4"/>
+              <w:left w:val="single" w:color="D9D8D2" w:sz="4"/>
+              <w:bottom w:val="single" w:color="D9D8D2" w:sz="4"/>
+              <w:right w:val="single" w:color="D9D8D2" w:sz="4"/>
+            </w:tcBorders>
+            <w:shd w:fill="F3F6FB" w:color="auto" w:val="clear"/>
+            <w:tcMar>
+              <w:top w:type="dxa" w:w="60"/>
+              <w:left w:type="dxa" w:w="100"/>
+              <w:bottom w:type="dxa" w:w="60"/>
+              <w:right w:type="dxa" w:w="100"/>
+            </w:tcMar>
+          </w:tcPr>
+          <w:p>
+            <w:pPr>
+              <w:jc w:val="center"/>
+            </w:pPr>
+            <w:r>
+              <w:rPr>
+                <w:b w:val="false"/>
+                <w:bCs w:val="false"/>
+                <w:color w:val="1F1F1D"/>
+                <w:sz w:val="18"/>
+                <w:szCs w:val="18"/>
+              </w:rPr>
+              <w:t xml:space="preserve">1382</w:t>
+            </w:r>
+          </w:p>
+        </w:tc>
+        <w:tc>
+          <w:tcPr>
+            <w:tcW w:type="dxa" w:w="1200"/>
+            <w:tcBorders>
+              <w:top w:val="single" w:color="D9D8D2" w:sz="4"/>
+              <w:left w:val="single" w:color="D9D8D2" w:sz="4"/>
+              <w:bottom w:val="single" w:color="D9D8D2" w:sz="4"/>
+              <w:right w:val="single" w:color="D9D8D2" w:sz="4"/>
+            </w:tcBorders>
+            <w:shd w:fill="F3F6FB" w:color="auto" w:val="clear"/>
+            <w:tcMar>
+              <w:top w:type="dxa" w:w="60"/>
+              <w:left w:type="dxa" w:w="100"/>
+              <w:bottom w:type="dxa" w:w="60"/>
+              <w:right w:type="dxa" w:w="100"/>
+            </w:tcMar>
+          </w:tcPr>
+          <w:p>
+            <w:pPr>
+              <w:jc w:val="center"/>
+            </w:pPr>
+            <w:r>
+              <w:rPr>
+                <w:b w:val="false"/>
+                <w:bCs w:val="false"/>
+                <w:color w:val="1F1F1D"/>
+                <w:sz w:val="18"/>
+                <w:szCs w:val="18"/>
+              </w:rPr>
+              <w:t xml:space="preserve">1545</w:t>
+            </w:r>
+          </w:p>
+        </w:tc>
+        <w:tc>
+          <w:tcPr>
+            <w:tcW w:type="dxa" w:w="1400"/>
+            <w:tcBorders>
+              <w:top w:val="single" w:color="D9D8D2" w:sz="4"/>
+              <w:left w:val="single" w:color="D9D8D2" w:sz="4"/>
+              <w:bottom w:val="single" w:color="D9D8D2" w:sz="4"/>
+              <w:right w:val="single" w:color="D9D8D2" w:sz="4"/>
+            </w:tcBorders>
+            <w:shd w:fill="F3F6FB" w:color="auto" w:val="clear"/>
+            <w:tcMar>
+              <w:top w:type="dxa" w:w="60"/>
+              <w:left w:type="dxa" w:w="100"/>
+              <w:bottom w:type="dxa" w:w="60"/>
+              <w:right w:type="dxa" w:w="100"/>
+            </w:tcMar>
+          </w:tcPr>
+          <w:p>
+            <w:pPr>
+              <w:jc w:val="center"/>
+            </w:pPr>
+            <w:r>
+              <w:rPr>
+                <w:b w:val="false"/>
+                <w:bCs w:val="false"/>
+                <w:color w:val="1F1F1D"/>
+                <w:sz w:val="18"/>
+                <w:szCs w:val="18"/>
+              </w:rPr>
+              <w:t xml:space="preserve">99.74%</w:t>
+            </w:r>
+          </w:p>
+        </w:tc>
+        <w:tc>
+          <w:tcPr>
+            <w:tcW w:type="dxa" w:w="1638"/>
+            <w:tcBorders>
+              <w:top w:val="single" w:color="D9D8D2" w:sz="4"/>
+              <w:left w:val="single" w:color="D9D8D2" w:sz="4"/>
+              <w:bottom w:val="single" w:color="D9D8D2" w:sz="4"/>
+              <w:right w:val="single" w:color="D9D8D2" w:sz="4"/>
+            </w:tcBorders>
+            <w:shd w:fill="F3F6FB" w:color="auto" w:val="clear"/>
+            <w:tcMar>
+              <w:top w:type="dxa" w:w="60"/>
+              <w:left w:type="dxa" w:w="100"/>
+              <w:bottom w:type="dxa" w:w="60"/>
+              <w:right w:type="dxa" w:w="100"/>
+            </w:tcMar>
+          </w:tcPr>
+          <w:p>
+            <w:pPr>
+              <w:jc w:val="center"/>
+            </w:pPr>
+            <w:r>
+              <w:rPr>
+                <w:b w:val="false"/>
+                <w:bCs w:val="false"/>
+                <w:color w:val="1F1F1D"/>
+                <w:sz w:val="18"/>
+                <w:szCs w:val="18"/>
+              </w:rPr>
+              <w:t xml:space="preserve">932</w:t>
+            </w:r>
+          </w:p>
+        </w:tc>
+      </w:tr>
+      <w:tr>
+        <w:trPr>
+          <w:cantSplit/>
+        </w:trPr>
+        <w:tc>
+          <w:tcPr>
+            <w:tcW w:type="dxa" w:w="3000"/>
+            <w:tcBorders>
+              <w:top w:val="single" w:color="D9D8D2" w:sz="4"/>
+              <w:left w:val="single" w:color="D9D8D2" w:sz="4"/>
+              <w:bottom w:val="single" w:color="D9D8D2" w:sz="4"/>
+              <w:right w:val="single" w:color="D9D8D2" w:sz="4"/>
+            </w:tcBorders>
+            <w:shd w:fill="DCE9FA" w:color="auto" w:val="clear"/>
+            <w:tcMar>
+              <w:top w:type="dxa" w:w="60"/>
+              <w:left w:type="dxa" w:w="100"/>
+              <w:bottom w:type="dxa" w:w="60"/>
+              <w:right w:type="dxa" w:w="100"/>
+            </w:tcMar>
+          </w:tcPr>
+          <w:p>
+            <w:pPr>
+              <w:jc w:val="left"/>
+            </w:pPr>
+            <w:r>
+              <w:rPr>
+                <w:b/>
+                <w:bCs/>
+                <w:color w:val="1F1F1D"/>
+                <w:sz w:val="18"/>
+                <w:szCs w:val="18"/>
+              </w:rPr>
+              <w:t xml:space="preserve">IMPROVED (our fix)</w:t>
+            </w:r>
+          </w:p>
+        </w:tc>
+        <w:tc>
+          <w:tcPr>
+            <w:tcW w:type="dxa" w:w="1200"/>
+            <w:tcBorders>
+              <w:top w:val="single" w:color="D9D8D2" w:sz="4"/>
+              <w:left w:val="single" w:color="D9D8D2" w:sz="4"/>
+              <w:bottom w:val="single" w:color="D9D8D2" w:sz="4"/>
+              <w:right w:val="single" w:color="D9D8D2" w:sz="4"/>
+            </w:tcBorders>
+            <w:shd w:fill="DCE9FA" w:color="auto" w:val="clear"/>
+            <w:tcMar>
+              <w:top w:type="dxa" w:w="60"/>
+              <w:left w:type="dxa" w:w="100"/>
+              <w:bottom w:type="dxa" w:w="60"/>
+              <w:right w:type="dxa" w:w="100"/>
+            </w:tcMar>
+          </w:tcPr>
+          <w:p>
+            <w:pPr>
+              <w:jc w:val="center"/>
+            </w:pPr>
+            <w:r>
+              <w:rPr>
+                <w:b/>
+                <w:bCs/>
+                <w:color w:val="1F1F1D"/>
+                <w:sz w:val="18"/>
+                <w:szCs w:val="18"/>
+              </w:rPr>
+              <w:t xml:space="preserve">1368</w:t>
+            </w:r>
+          </w:p>
+        </w:tc>
+        <w:tc>
+          <w:tcPr>
+            <w:tcW w:type="dxa" w:w="1200"/>
+            <w:tcBorders>
+              <w:top w:val="single" w:color="D9D8D2" w:sz="4"/>
+              <w:left w:val="single" w:color="D9D8D2" w:sz="4"/>
+              <w:bottom w:val="single" w:color="D9D8D2" w:sz="4"/>
+              <w:right w:val="single" w:color="D9D8D2" w:sz="4"/>
+            </w:tcBorders>
+            <w:shd w:fill="DCE9FA" w:color="auto" w:val="clear"/>
+            <w:tcMar>
+              <w:top w:type="dxa" w:w="60"/>
+              <w:left w:type="dxa" w:w="100"/>
+              <w:bottom w:type="dxa" w:w="60"/>
+              <w:right w:type="dxa" w:w="100"/>
+            </w:tcMar>
+          </w:tcPr>
+          <w:p>
+            <w:pPr>
+              <w:jc w:val="center"/>
+            </w:pPr>
+            <w:r>
+              <w:rPr>
+                <w:b/>
+                <w:bCs/>
+                <w:color w:val="1F1F1D"/>
+                <w:sz w:val="18"/>
+                <w:szCs w:val="18"/>
+              </w:rPr>
+              <w:t xml:space="preserve">1385</w:t>
+            </w:r>
+          </w:p>
+        </w:tc>
+        <w:tc>
+          <w:tcPr>
+            <w:tcW w:type="dxa" w:w="1200"/>
+            <w:tcBorders>
+              <w:top w:val="single" w:color="D9D8D2" w:sz="4"/>
+              <w:left w:val="single" w:color="D9D8D2" w:sz="4"/>
+              <w:bottom w:val="single" w:color="D9D8D2" w:sz="4"/>
+              <w:right w:val="single" w:color="D9D8D2" w:sz="4"/>
+            </w:tcBorders>
+            <w:shd w:fill="DCE9FA" w:color="auto" w:val="clear"/>
+            <w:tcMar>
+              <w:top w:type="dxa" w:w="60"/>
+              <w:left w:type="dxa" w:w="100"/>
+              <w:bottom w:type="dxa" w:w="60"/>
+              <w:right w:type="dxa" w:w="100"/>
+            </w:tcMar>
+          </w:tcPr>
+          <w:p>
+            <w:pPr>
+              <w:jc w:val="center"/>
+            </w:pPr>
+            <w:r>
+              <w:rPr>
+                <w:b/>
+                <w:bCs/>
+                <w:color w:val="1F1F1D"/>
+                <w:sz w:val="18"/>
+                <w:szCs w:val="18"/>
+              </w:rPr>
+              <w:t xml:space="preserve">1767</w:t>
+            </w:r>
+          </w:p>
+        </w:tc>
+        <w:tc>
+          <w:tcPr>
+            <w:tcW w:type="dxa" w:w="1400"/>
+            <w:tcBorders>
+              <w:top w:val="single" w:color="D9D8D2" w:sz="4"/>
+              <w:left w:val="single" w:color="D9D8D2" w:sz="4"/>
+              <w:bottom w:val="single" w:color="D9D8D2" w:sz="4"/>
+              <w:right w:val="single" w:color="D9D8D2" w:sz="4"/>
+            </w:tcBorders>
+            <w:shd w:fill="DCE9FA" w:color="auto" w:val="clear"/>
+            <w:tcMar>
+              <w:top w:type="dxa" w:w="60"/>
+              <w:left w:type="dxa" w:w="100"/>
+              <w:bottom w:type="dxa" w:w="60"/>
+              <w:right w:type="dxa" w:w="100"/>
+            </w:tcMar>
+          </w:tcPr>
+          <w:p>
+            <w:pPr>
+              <w:jc w:val="center"/>
+            </w:pPr>
+            <w:r>
+              <w:rPr>
+                <w:b/>
+                <w:bCs/>
+                <w:color w:val="1F1F1D"/>
+                <w:sz w:val="18"/>
+                <w:szCs w:val="18"/>
+              </w:rPr>
+              <w:t xml:space="preserve">99.51%</w:t>
+            </w:r>
+          </w:p>
+        </w:tc>
+        <w:tc>
+          <w:tcPr>
+            <w:tcW w:type="dxa" w:w="1638"/>
+            <w:tcBorders>
+              <w:top w:val="single" w:color="D9D8D2" w:sz="4"/>
+              <w:left w:val="single" w:color="D9D8D2" w:sz="4"/>
+              <w:bottom w:val="single" w:color="D9D8D2" w:sz="4"/>
+              <w:right w:val="single" w:color="D9D8D2" w:sz="4"/>
+            </w:tcBorders>
+            <w:shd w:fill="DCE9FA" w:color="auto" w:val="clear"/>
+            <w:tcMar>
+              <w:top w:type="dxa" w:w="60"/>
+              <w:left w:type="dxa" w:w="100"/>
+              <w:bottom w:type="dxa" w:w="60"/>
+              <w:right w:type="dxa" w:w="100"/>
+            </w:tcMar>
+          </w:tcPr>
+          <w:p>
+            <w:pPr>
+              <w:jc w:val="center"/>
+            </w:pPr>
+            <w:r>
+              <w:rPr>
+                <w:b/>
+                <w:bCs/>
+                <w:color w:val="1F1F1D"/>
+                <w:sz w:val="18"/>
+                <w:szCs w:val="18"/>
+              </w:rPr>
+              <w:t xml:space="preserve">1412</w:t>
+            </w:r>
+          </w:p>
+        </w:tc>
+      </w:tr>
+    </w:tbl>
+    <w:p>
+      <w:pPr>
+        <w:spacing w:after="120" w:line="300"/>
+      </w:pPr>
+      <w:r>
+        <w:t xml:space="preserve">Result of the fix: FND 1311 → 1368 (+4.3%) with the BS at the centre; 932 → 1412 (+51.5%) with the BS far away.</w:t>
+      </w:r>
+    </w:p>
     <w:p>
       <w:pPr>
         <w:keepNext/>
@@ -9131,7 +12062,7 @@
                     </pic:cNvPicPr>
                   </pic:nvPicPr>
                   <pic:blipFill>
-                    <a:blip r:embed="rId13" cstate="none"/>
+                    <a:blip r:embed="rId20" cstate="none"/>
                     <a:srcRect/>
                     <a:stretch>
                       <a:fillRect/>
@@ -9171,10 +12102,57 @@
     </w:p>
     <w:p>
       <w:pPr>
+        <w:keepNext/>
+        <w:spacing w:after="40" w:before="120"/>
+        <w:jc w:val="center"/>
+      </w:pPr>
+      <w:r>
+        <w:drawing>
+          <wp:inline distT="0" distB="0" distL="0" distR="0">
+            <wp:extent cx="4019550" cy="1171575"/>
+            <wp:effectExtent t="0" r="0" b="0" l="0"/>
+            <wp:docPr id="1" name="eq_fixes.png" descr="eq_fixes.png" title="eq_fixes.png"/>
+            <wp:cNvGraphicFramePr>
+              <a:graphicFrameLocks xmlns:a="http://schemas.openxmlformats.org/drawingml/2006/main" noChangeAspect="1"/>
+            </wp:cNvGraphicFramePr>
+            <a:graphic xmlns:a="http://schemas.openxmlformats.org/drawingml/2006/main">
+              <a:graphicData uri="http://schemas.openxmlformats.org/drawingml/2006/picture">
+                <pic:pic xmlns:pic="http://schemas.openxmlformats.org/drawingml/2006/picture">
+                  <pic:nvPicPr>
+                    <pic:cNvPr id="0" name="" descr=""/>
+                    <pic:cNvPicPr>
+                      <a:picLocks noChangeAspect="1" noChangeArrowheads="1"/>
+                    </pic:cNvPicPr>
+                  </pic:nvPicPr>
+                  <pic:blipFill>
+                    <a:blip r:embed="rId21" cstate="none"/>
+                    <a:srcRect/>
+                    <a:stretch>
+                      <a:fillRect/>
+                    </a:stretch>
+                  </pic:blipFill>
+                  <pic:spPr bwMode="auto">
+                    <a:xfrm>
+                      <a:off x="0" y="0"/>
+                      <a:ext cx="4019550" cy="1171575"/>
+                    </a:xfrm>
+                    <a:prstGeom prst="rect">
+                      <a:avLst/>
+                    </a:prstGeom>
+                  </pic:spPr>
+                </pic:pic>
+              </a:graphicData>
+            </a:graphic>
+          </wp:inline>
+        </w:drawing>
+      </w:r>
+    </w:p>
+    <w:p>
+      <w:pPr>
         <w:pStyle w:val="Heading2"/>
       </w:pPr>
       <w:r>
-        <w:t xml:space="preserve">4.3 IMPROVED — after our fix</w:t>
+        <w:t xml:space="preserve">4.4 The three hybrids compared</w:t>
       </w:r>
     </w:p>
     <w:tbl>
@@ -9190,11 +12168,12 @@
         </w:tblBorders>
       </w:tblPr>
       <w:tblGrid>
-        <w:gridCol w:w="3638"/>
         <w:gridCol w:w="1500"/>
-        <w:gridCol w:w="1500"/>
-        <w:gridCol w:w="1500"/>
-        <w:gridCol w:w="1500"/>
+        <w:gridCol w:w="1800"/>
+        <w:gridCol w:w="1700"/>
+        <w:gridCol w:w="2000"/>
+        <w:gridCol w:w="1400"/>
+        <w:gridCol w:w="1238"/>
       </w:tblGrid>
       <w:tr>
         <w:trPr>
@@ -9203,7 +12182,7 @@
         </w:trPr>
         <w:tc>
           <w:tcPr>
-            <w:tcW w:type="dxa" w:w="3638"/>
+            <w:tcW w:type="dxa" w:w="1500"/>
             <w:tcBorders>
               <w:top w:val="single" w:color="D9D8D2" w:sz="4"/>
               <w:left w:val="single" w:color="D9D8D2" w:sz="4"/>
@@ -9236,7 +12215,7 @@
         </w:tc>
         <w:tc>
           <w:tcPr>
-            <w:tcW w:type="dxa" w:w="1500"/>
+            <w:tcW w:type="dxa" w:w="1800"/>
             <w:tcBorders>
               <w:top w:val="single" w:color="D9D8D2" w:sz="4"/>
               <w:left w:val="single" w:color="D9D8D2" w:sz="4"/>
@@ -9253,7 +12232,7 @@
           </w:tcPr>
           <w:p>
             <w:pPr>
-              <w:jc w:val="center"/>
+              <w:jc w:val="left"/>
             </w:pPr>
             <w:r>
               <w:rPr>
@@ -9263,13 +12242,13 @@
                 <w:sz w:val="18"/>
                 <w:szCs w:val="18"/>
               </w:rPr>
-              <w:t xml:space="preserve">FND</w:t>
-            </w:r>
-          </w:p>
-        </w:tc>
-        <w:tc>
-          <w:tcPr>
-            <w:tcW w:type="dxa" w:w="1500"/>
+              <w:t xml:space="preserve">Problem</w:t>
+            </w:r>
+          </w:p>
+        </w:tc>
+        <w:tc>
+          <w:tcPr>
+            <w:tcW w:type="dxa" w:w="1700"/>
             <w:tcBorders>
               <w:top w:val="single" w:color="D9D8D2" w:sz="4"/>
               <w:left w:val="single" w:color="D9D8D2" w:sz="4"/>
@@ -9286,7 +12265,7 @@
           </w:tcPr>
           <w:p>
             <w:pPr>
-              <w:jc w:val="center"/>
+              <w:jc w:val="left"/>
             </w:pPr>
             <w:r>
               <w:rPr>
@@ -9296,13 +12275,13 @@
                 <w:sz w:val="18"/>
                 <w:szCs w:val="18"/>
               </w:rPr>
-              <w:t xml:space="preserve">HND</w:t>
-            </w:r>
-          </w:p>
-        </w:tc>
-        <w:tc>
-          <w:tcPr>
-            <w:tcW w:type="dxa" w:w="1500"/>
+              <w:t xml:space="preserve">Fix</w:t>
+            </w:r>
+          </w:p>
+        </w:tc>
+        <w:tc>
+          <w:tcPr>
+            <w:tcW w:type="dxa" w:w="2000"/>
             <w:tcBorders>
               <w:top w:val="single" w:color="D9D8D2" w:sz="4"/>
               <w:left w:val="single" w:color="D9D8D2" w:sz="4"/>
@@ -9329,13 +12308,46 @@
                 <w:sz w:val="18"/>
                 <w:szCs w:val="18"/>
               </w:rPr>
-              <w:t xml:space="preserve">LND</w:t>
-            </w:r>
-          </w:p>
-        </w:tc>
-        <w:tc>
-          <w:tcPr>
-            <w:tcW w:type="dxa" w:w="1500"/>
+              <w:t xml:space="preserve">FND EDITED → IMPROVED</w:t>
+            </w:r>
+          </w:p>
+        </w:tc>
+        <w:tc>
+          <w:tcPr>
+            <w:tcW w:type="dxa" w:w="1400"/>
+            <w:tcBorders>
+              <w:top w:val="single" w:color="D9D8D2" w:sz="4"/>
+              <w:left w:val="single" w:color="D9D8D2" w:sz="4"/>
+              <w:bottom w:val="single" w:color="D9D8D2" w:sz="4"/>
+              <w:right w:val="single" w:color="D9D8D2" w:sz="4"/>
+            </w:tcBorders>
+            <w:shd w:fill="14213D" w:color="auto" w:val="clear"/>
+            <w:tcMar>
+              <w:top w:type="dxa" w:w="60"/>
+              <w:left w:type="dxa" w:w="100"/>
+              <w:bottom w:type="dxa" w:w="60"/>
+              <w:right w:type="dxa" w:w="100"/>
+            </w:tcMar>
+          </w:tcPr>
+          <w:p>
+            <w:pPr>
+              <w:jc w:val="center"/>
+            </w:pPr>
+            <w:r>
+              <w:rPr>
+                <w:b/>
+                <w:bCs/>
+                <w:color w:val="FFFFFF"/>
+                <w:sz w:val="18"/>
+                <w:szCs w:val="18"/>
+              </w:rPr>
+              <w:t xml:space="preserve">FND far (IMPROVED)</w:t>
+            </w:r>
+          </w:p>
+        </w:tc>
+        <w:tc>
+          <w:tcPr>
+            <w:tcW w:type="dxa" w:w="1238"/>
             <w:tcBorders>
               <w:top w:val="single" w:color="D9D8D2" w:sz="4"/>
               <w:left w:val="single" w:color="D9D8D2" w:sz="4"/>
@@ -9373,7 +12385,7 @@
         </w:trPr>
         <w:tc>
           <w:tcPr>
-            <w:tcW w:type="dxa" w:w="3638"/>
+            <w:tcW w:type="dxa" w:w="1500"/>
             <w:tcBorders>
               <w:top w:val="single" w:color="D9D8D2" w:sz="4"/>
               <w:left w:val="single" w:color="D9D8D2" w:sz="4"/>
@@ -9398,13 +12410,13 @@
                 <w:sz w:val="18"/>
                 <w:szCs w:val="18"/>
               </w:rPr>
-              <w:t xml:space="preserve">SH-LEACH+</w:t>
-            </w:r>
-          </w:p>
-        </w:tc>
-        <w:tc>
-          <w:tcPr>
-            <w:tcW w:type="dxa" w:w="1500"/>
+              <w:t xml:space="preserve">SH-LEACH</w:t>
+            </w:r>
+          </w:p>
+        </w:tc>
+        <w:tc>
+          <w:tcPr>
+            <w:tcW w:type="dxa" w:w="1800"/>
             <w:tcBorders>
               <w:top w:val="single" w:color="D9D8D2" w:sz="4"/>
               <w:left w:val="single" w:color="D9D8D2" w:sz="4"/>
@@ -9421,21 +12433,21 @@
           </w:tcPr>
           <w:p>
             <w:pPr>
-              <w:jc w:val="center"/>
-            </w:pPr>
-            <w:r>
-              <w:rPr>
-                <w:color w:val="1F1F1D"/>
-                <w:sz w:val="18"/>
-                <w:szCs w:val="18"/>
-              </w:rPr>
-              <w:t xml:space="preserve">1480</w:t>
-            </w:r>
-          </w:p>
-        </w:tc>
-        <w:tc>
-          <w:tcPr>
-            <w:tcW w:type="dxa" w:w="1500"/>
+              <w:jc w:val="left"/>
+            </w:pPr>
+            <w:r>
+              <w:rPr>
+                <w:color w:val="1F1F1D"/>
+                <w:sz w:val="18"/>
+                <w:szCs w:val="18"/>
+              </w:rPr>
+              <w:t xml:space="preserve">counter never resets</w:t>
+            </w:r>
+          </w:p>
+        </w:tc>
+        <w:tc>
+          <w:tcPr>
+            <w:tcW w:type="dxa" w:w="1700"/>
             <w:tcBorders>
               <w:top w:val="single" w:color="D9D8D2" w:sz="4"/>
               <w:left w:val="single" w:color="D9D8D2" w:sz="4"/>
@@ -9452,21 +12464,21 @@
           </w:tcPr>
           <w:p>
             <w:pPr>
-              <w:jc w:val="center"/>
-            </w:pPr>
-            <w:r>
-              <w:rPr>
-                <w:color w:val="1F1F1D"/>
-                <w:sz w:val="18"/>
-                <w:szCs w:val="18"/>
-              </w:rPr>
-              <w:t xml:space="preserve">1542</w:t>
-            </w:r>
-          </w:p>
-        </w:tc>
-        <w:tc>
-          <w:tcPr>
-            <w:tcW w:type="dxa" w:w="1500"/>
+              <w:jc w:val="left"/>
+            </w:pPr>
+            <w:r>
+              <w:rPr>
+                <w:color w:val="1F1F1D"/>
+                <w:sz w:val="18"/>
+                <w:szCs w:val="18"/>
+              </w:rPr>
+              <w:t xml:space="preserve">counter restarts</w:t>
+            </w:r>
+          </w:p>
+        </w:tc>
+        <w:tc>
+          <w:tcPr>
+            <w:tcW w:type="dxa" w:w="2000"/>
             <w:tcBorders>
               <w:top w:val="single" w:color="D9D8D2" w:sz="4"/>
               <w:left w:val="single" w:color="D9D8D2" w:sz="4"/>
@@ -9491,13 +12503,44 @@
                 <w:sz w:val="18"/>
                 <w:szCs w:val="18"/>
               </w:rPr>
-              <w:t xml:space="preserve">1558</w:t>
-            </w:r>
-          </w:p>
-        </w:tc>
-        <w:tc>
-          <w:tcPr>
-            <w:tcW w:type="dxa" w:w="1500"/>
+              <w:t xml:space="preserve">647 → 1480 (+128.7%)</w:t>
+            </w:r>
+          </w:p>
+        </w:tc>
+        <w:tc>
+          <w:tcPr>
+            <w:tcW w:type="dxa" w:w="1400"/>
+            <w:tcBorders>
+              <w:top w:val="single" w:color="D9D8D2" w:sz="4"/>
+              <w:left w:val="single" w:color="D9D8D2" w:sz="4"/>
+              <w:bottom w:val="single" w:color="D9D8D2" w:sz="4"/>
+              <w:right w:val="single" w:color="D9D8D2" w:sz="4"/>
+            </w:tcBorders>
+            <w:shd w:fill="FFFFFF" w:color="auto" w:val="clear"/>
+            <w:tcMar>
+              <w:top w:type="dxa" w:w="60"/>
+              <w:left w:type="dxa" w:w="100"/>
+              <w:bottom w:type="dxa" w:w="60"/>
+              <w:right w:type="dxa" w:w="100"/>
+            </w:tcMar>
+          </w:tcPr>
+          <w:p>
+            <w:pPr>
+              <w:jc w:val="center"/>
+            </w:pPr>
+            <w:r>
+              <w:rPr>
+                <w:color w:val="1F1F1D"/>
+                <w:sz w:val="18"/>
+                <w:szCs w:val="18"/>
+              </w:rPr>
+              <w:t xml:space="preserve">1388</w:t>
+            </w:r>
+          </w:p>
+        </w:tc>
+        <w:tc>
+          <w:tcPr>
+            <w:tcW w:type="dxa" w:w="1238"/>
             <w:tcBorders>
               <w:top w:val="single" w:color="D9D8D2" w:sz="4"/>
               <w:left w:val="single" w:color="D9D8D2" w:sz="4"/>
@@ -9533,7 +12576,7 @@
         </w:trPr>
         <w:tc>
           <w:tcPr>
-            <w:tcW w:type="dxa" w:w="3638"/>
+            <w:tcW w:type="dxa" w:w="1500"/>
             <w:tcBorders>
               <w:top w:val="single" w:color="D9D8D2" w:sz="4"/>
               <w:left w:val="single" w:color="D9D8D2" w:sz="4"/>
@@ -9558,13 +12601,13 @@
                 <w:sz w:val="18"/>
                 <w:szCs w:val="18"/>
               </w:rPr>
-              <w:t xml:space="preserve">H-LEACH+</w:t>
-            </w:r>
-          </w:p>
-        </w:tc>
-        <w:tc>
-          <w:tcPr>
-            <w:tcW w:type="dxa" w:w="1500"/>
+              <w:t xml:space="preserve">H-LEACH</w:t>
+            </w:r>
+          </w:p>
+        </w:tc>
+        <w:tc>
+          <w:tcPr>
+            <w:tcW w:type="dxa" w:w="1800"/>
             <w:tcBorders>
               <w:top w:val="single" w:color="D9D8D2" w:sz="4"/>
               <w:left w:val="single" w:color="D9D8D2" w:sz="4"/>
@@ -9581,21 +12624,21 @@
           </w:tcPr>
           <w:p>
             <w:pPr>
-              <w:jc w:val="center"/>
-            </w:pPr>
-            <w:r>
-              <w:rPr>
-                <w:color w:val="1F1F1D"/>
-                <w:sz w:val="18"/>
-                <w:szCs w:val="18"/>
-              </w:rPr>
-              <w:t xml:space="preserve">1473</w:t>
-            </w:r>
-          </w:p>
-        </w:tc>
-        <w:tc>
-          <w:tcPr>
-            <w:tcW w:type="dxa" w:w="1500"/>
+              <w:jc w:val="left"/>
+            </w:pPr>
+            <w:r>
+              <w:rPr>
+                <w:color w:val="1F1F1D"/>
+                <w:sz w:val="18"/>
+                <w:szCs w:val="18"/>
+              </w:rPr>
+              <w:t xml:space="preserve">deadlock + no G-set</w:t>
+            </w:r>
+          </w:p>
+        </w:tc>
+        <w:tc>
+          <w:tcPr>
+            <w:tcW w:type="dxa" w:w="1700"/>
             <w:tcBorders>
               <w:top w:val="single" w:color="D9D8D2" w:sz="4"/>
               <w:left w:val="single" w:color="D9D8D2" w:sz="4"/>
@@ -9612,21 +12655,21 @@
           </w:tcPr>
           <w:p>
             <w:pPr>
-              <w:jc w:val="center"/>
-            </w:pPr>
-            <w:r>
-              <w:rPr>
-                <w:color w:val="1F1F1D"/>
-                <w:sz w:val="18"/>
-                <w:szCs w:val="18"/>
-              </w:rPr>
-              <w:t xml:space="preserve">1509</w:t>
-            </w:r>
-          </w:p>
-        </w:tc>
-        <w:tc>
-          <w:tcPr>
-            <w:tcW w:type="dxa" w:w="1500"/>
+              <w:jc w:val="left"/>
+            </w:pPr>
+            <w:r>
+              <w:rPr>
+                <w:color w:val="1F1F1D"/>
+                <w:sz w:val="18"/>
+                <w:szCs w:val="18"/>
+              </w:rPr>
+              <w:t xml:space="preserve">≥ average + G-set</w:t>
+            </w:r>
+          </w:p>
+        </w:tc>
+        <w:tc>
+          <w:tcPr>
+            <w:tcW w:type="dxa" w:w="2000"/>
             <w:tcBorders>
               <w:top w:val="single" w:color="D9D8D2" w:sz="4"/>
               <w:left w:val="single" w:color="D9D8D2" w:sz="4"/>
@@ -9651,13 +12694,44 @@
                 <w:sz w:val="18"/>
                 <w:szCs w:val="18"/>
               </w:rPr>
-              <w:t xml:space="preserve">1525</w:t>
-            </w:r>
-          </w:p>
-        </w:tc>
-        <w:tc>
-          <w:tcPr>
-            <w:tcW w:type="dxa" w:w="1500"/>
+              <w:t xml:space="preserve">1384 → 1473 (+6.4%)</w:t>
+            </w:r>
+          </w:p>
+        </w:tc>
+        <w:tc>
+          <w:tcPr>
+            <w:tcW w:type="dxa" w:w="1400"/>
+            <w:tcBorders>
+              <w:top w:val="single" w:color="D9D8D2" w:sz="4"/>
+              <w:left w:val="single" w:color="D9D8D2" w:sz="4"/>
+              <w:bottom w:val="single" w:color="D9D8D2" w:sz="4"/>
+              <w:right w:val="single" w:color="D9D8D2" w:sz="4"/>
+            </w:tcBorders>
+            <w:shd w:fill="F3F6FB" w:color="auto" w:val="clear"/>
+            <w:tcMar>
+              <w:top w:type="dxa" w:w="60"/>
+              <w:left w:type="dxa" w:w="100"/>
+              <w:bottom w:type="dxa" w:w="60"/>
+              <w:right w:type="dxa" w:w="100"/>
+            </w:tcMar>
+          </w:tcPr>
+          <w:p>
+            <w:pPr>
+              <w:jc w:val="center"/>
+            </w:pPr>
+            <w:r>
+              <w:rPr>
+                <w:color w:val="1F1F1D"/>
+                <w:sz w:val="18"/>
+                <w:szCs w:val="18"/>
+              </w:rPr>
+              <w:t xml:space="preserve">1219</w:t>
+            </w:r>
+          </w:p>
+        </w:tc>
+        <w:tc>
+          <w:tcPr>
+            <w:tcW w:type="dxa" w:w="1238"/>
             <w:tcBorders>
               <w:top w:val="single" w:color="D9D8D2" w:sz="4"/>
               <w:left w:val="single" w:color="D9D8D2" w:sz="4"/>
@@ -9693,7 +12767,7 @@
         </w:trPr>
         <w:tc>
           <w:tcPr>
-            <w:tcW w:type="dxa" w:w="3638"/>
+            <w:tcW w:type="dxa" w:w="1500"/>
             <w:tcBorders>
               <w:top w:val="single" w:color="D9D8D2" w:sz="4"/>
               <w:left w:val="single" w:color="D9D8D2" w:sz="4"/>
@@ -9718,13 +12792,13 @@
                 <w:sz w:val="18"/>
                 <w:szCs w:val="18"/>
               </w:rPr>
-              <w:t xml:space="preserve">EECH-HEED+</w:t>
-            </w:r>
-          </w:p>
-        </w:tc>
-        <w:tc>
-          <w:tcPr>
-            <w:tcW w:type="dxa" w:w="1500"/>
+              <w:t xml:space="preserve">EECH-HEED</w:t>
+            </w:r>
+          </w:p>
+        </w:tc>
+        <w:tc>
+          <w:tcPr>
+            <w:tcW w:type="dxa" w:w="1800"/>
             <w:tcBorders>
               <w:top w:val="single" w:color="D9D8D2" w:sz="4"/>
               <w:left w:val="single" w:color="D9D8D2" w:sz="4"/>
@@ -9741,21 +12815,21 @@
           </w:tcPr>
           <w:p>
             <w:pPr>
-              <w:jc w:val="center"/>
-            </w:pPr>
-            <w:r>
-              <w:rPr>
-                <w:color w:val="1F1F1D"/>
-                <w:sz w:val="18"/>
-                <w:szCs w:val="18"/>
-              </w:rPr>
-              <w:t xml:space="preserve">1368</w:t>
-            </w:r>
-          </w:p>
-        </w:tc>
-        <w:tc>
-          <w:tcPr>
-            <w:tcW w:type="dxa" w:w="1500"/>
+              <w:jc w:val="left"/>
+            </w:pPr>
+            <w:r>
+              <w:rPr>
+                <w:color w:val="1F1F1D"/>
+                <w:sz w:val="18"/>
+                <w:szCs w:val="18"/>
+              </w:rPr>
+              <w:t xml:space="preserve">1-round rotation in zone 2</w:t>
+            </w:r>
+          </w:p>
+        </w:tc>
+        <w:tc>
+          <w:tcPr>
+            <w:tcW w:type="dxa" w:w="1700"/>
             <w:tcBorders>
               <w:top w:val="single" w:color="D9D8D2" w:sz="4"/>
               <w:left w:val="single" w:color="D9D8D2" w:sz="4"/>
@@ -9772,21 +12846,21 @@
           </w:tcPr>
           <w:p>
             <w:pPr>
-              <w:jc w:val="center"/>
-            </w:pPr>
-            <w:r>
-              <w:rPr>
-                <w:color w:val="1F1F1D"/>
-                <w:sz w:val="18"/>
-                <w:szCs w:val="18"/>
-              </w:rPr>
-              <w:t xml:space="preserve">1385</w:t>
-            </w:r>
-          </w:p>
-        </w:tc>
-        <w:tc>
-          <w:tcPr>
-            <w:tcW w:type="dxa" w:w="1500"/>
+              <w:jc w:val="left"/>
+            </w:pPr>
+            <w:r>
+              <w:rPr>
+                <w:color w:val="1F1F1D"/>
+                <w:sz w:val="18"/>
+                <w:szCs w:val="18"/>
+              </w:rPr>
+              <w:t xml:space="preserve">fixed 10-round rotation</w:t>
+            </w:r>
+          </w:p>
+        </w:tc>
+        <w:tc>
+          <w:tcPr>
+            <w:tcW w:type="dxa" w:w="2000"/>
             <w:tcBorders>
               <w:top w:val="single" w:color="D9D8D2" w:sz="4"/>
               <w:left w:val="single" w:color="D9D8D2" w:sz="4"/>
@@ -9811,13 +12885,44 @@
                 <w:sz w:val="18"/>
                 <w:szCs w:val="18"/>
               </w:rPr>
-              <w:t xml:space="preserve">1767</w:t>
-            </w:r>
-          </w:p>
-        </w:tc>
-        <w:tc>
-          <w:tcPr>
-            <w:tcW w:type="dxa" w:w="1500"/>
+              <w:t xml:space="preserve">1311 → 1368 (+4.3%)</w:t>
+            </w:r>
+          </w:p>
+        </w:tc>
+        <w:tc>
+          <w:tcPr>
+            <w:tcW w:type="dxa" w:w="1400"/>
+            <w:tcBorders>
+              <w:top w:val="single" w:color="D9D8D2" w:sz="4"/>
+              <w:left w:val="single" w:color="D9D8D2" w:sz="4"/>
+              <w:bottom w:val="single" w:color="D9D8D2" w:sz="4"/>
+              <w:right w:val="single" w:color="D9D8D2" w:sz="4"/>
+            </w:tcBorders>
+            <w:shd w:fill="FFFFFF" w:color="auto" w:val="clear"/>
+            <w:tcMar>
+              <w:top w:type="dxa" w:w="60"/>
+              <w:left w:type="dxa" w:w="100"/>
+              <w:bottom w:type="dxa" w:w="60"/>
+              <w:right w:type="dxa" w:w="100"/>
+            </w:tcMar>
+          </w:tcPr>
+          <w:p>
+            <w:pPr>
+              <w:jc w:val="center"/>
+            </w:pPr>
+            <w:r>
+              <w:rPr>
+                <w:color w:val="1F1F1D"/>
+                <w:sz w:val="18"/>
+                <w:szCs w:val="18"/>
+              </w:rPr>
+              <w:t xml:space="preserve">1412</w:t>
+            </w:r>
+          </w:p>
+        </w:tc>
+        <w:tc>
+          <w:tcPr>
+            <w:tcW w:type="dxa" w:w="1238"/>
             <w:tcBorders>
               <w:top w:val="single" w:color="D9D8D2" w:sz="4"/>
               <w:left w:val="single" w:color="D9D8D2" w:sz="4"/>
@@ -9853,7 +12958,7 @@
         </w:trPr>
         <w:tc>
           <w:tcPr>
-            <w:tcW w:type="dxa" w:w="3638"/>
+            <w:tcW w:type="dxa" w:w="1500"/>
             <w:tcBorders>
               <w:top w:val="single" w:color="D9D8D2" w:sz="4"/>
               <w:left w:val="single" w:color="D9D8D2" w:sz="4"/>
@@ -9884,7 +12989,7 @@
         </w:tc>
         <w:tc>
           <w:tcPr>
-            <w:tcW w:type="dxa" w:w="1500"/>
+            <w:tcW w:type="dxa" w:w="1800"/>
             <w:tcBorders>
               <w:top w:val="single" w:color="D9D8D2" w:sz="4"/>
               <w:left w:val="single" w:color="D9D8D2" w:sz="4"/>
@@ -9901,6 +13006,68 @@
           </w:tcPr>
           <w:p>
             <w:pPr>
+              <w:jc w:val="left"/>
+            </w:pPr>
+            <w:r>
+              <w:rPr>
+                <w:color w:val="1F1F1D"/>
+                <w:sz w:val="18"/>
+                <w:szCs w:val="18"/>
+              </w:rPr>
+              <w:t xml:space="preserve">—</w:t>
+            </w:r>
+          </w:p>
+        </w:tc>
+        <w:tc>
+          <w:tcPr>
+            <w:tcW w:type="dxa" w:w="1700"/>
+            <w:tcBorders>
+              <w:top w:val="single" w:color="D9D8D2" w:sz="4"/>
+              <w:left w:val="single" w:color="D9D8D2" w:sz="4"/>
+              <w:bottom w:val="single" w:color="D9D8D2" w:sz="4"/>
+              <w:right w:val="single" w:color="D9D8D2" w:sz="4"/>
+            </w:tcBorders>
+            <w:shd w:fill="F3F6FB" w:color="auto" w:val="clear"/>
+            <w:tcMar>
+              <w:top w:type="dxa" w:w="60"/>
+              <w:left w:type="dxa" w:w="100"/>
+              <w:bottom w:type="dxa" w:w="60"/>
+              <w:right w:type="dxa" w:w="100"/>
+            </w:tcMar>
+          </w:tcPr>
+          <w:p>
+            <w:pPr>
+              <w:jc w:val="left"/>
+            </w:pPr>
+            <w:r>
+              <w:rPr>
+                <w:color w:val="1F1F1D"/>
+                <w:sz w:val="18"/>
+                <w:szCs w:val="18"/>
+              </w:rPr>
+              <w:t xml:space="preserve">—</w:t>
+            </w:r>
+          </w:p>
+        </w:tc>
+        <w:tc>
+          <w:tcPr>
+            <w:tcW w:type="dxa" w:w="2000"/>
+            <w:tcBorders>
+              <w:top w:val="single" w:color="D9D8D2" w:sz="4"/>
+              <w:left w:val="single" w:color="D9D8D2" w:sz="4"/>
+              <w:bottom w:val="single" w:color="D9D8D2" w:sz="4"/>
+              <w:right w:val="single" w:color="D9D8D2" w:sz="4"/>
+            </w:tcBorders>
+            <w:shd w:fill="F3F6FB" w:color="auto" w:val="clear"/>
+            <w:tcMar>
+              <w:top w:type="dxa" w:w="60"/>
+              <w:left w:type="dxa" w:w="100"/>
+              <w:bottom w:type="dxa" w:w="60"/>
+              <w:right w:type="dxa" w:w="100"/>
+            </w:tcMar>
+          </w:tcPr>
+          <w:p>
+            <w:pPr>
               <w:jc w:val="center"/>
             </w:pPr>
             <w:r>
@@ -9915,7 +13082,7 @@
         </w:tc>
         <w:tc>
           <w:tcPr>
-            <w:tcW w:type="dxa" w:w="1500"/>
+            <w:tcW w:type="dxa" w:w="1400"/>
             <w:tcBorders>
               <w:top w:val="single" w:color="D9D8D2" w:sz="4"/>
               <w:left w:val="single" w:color="D9D8D2" w:sz="4"/>
@@ -9940,13 +13107,13 @@
                 <w:sz w:val="18"/>
                 <w:szCs w:val="18"/>
               </w:rPr>
-              <w:t xml:space="preserve">1586</w:t>
-            </w:r>
-          </w:p>
-        </w:tc>
-        <w:tc>
-          <w:tcPr>
-            <w:tcW w:type="dxa" w:w="1500"/>
+              <w:t xml:space="preserve">988</w:t>
+            </w:r>
+          </w:p>
+        </w:tc>
+        <w:tc>
+          <w:tcPr>
+            <w:tcW w:type="dxa" w:w="1238"/>
             <w:tcBorders>
               <w:top w:val="single" w:color="D9D8D2" w:sz="4"/>
               <w:left w:val="single" w:color="D9D8D2" w:sz="4"/>
@@ -9971,1990 +13138,7 @@
                 <w:sz w:val="18"/>
                 <w:szCs w:val="18"/>
               </w:rPr>
-              <w:t xml:space="preserve">1842</w:t>
-            </w:r>
-          </w:p>
-        </w:tc>
-        <w:tc>
-          <w:tcPr>
-            <w:tcW w:type="dxa" w:w="1500"/>
-            <w:tcBorders>
-              <w:top w:val="single" w:color="D9D8D2" w:sz="4"/>
-              <w:left w:val="single" w:color="D9D8D2" w:sz="4"/>
-              <w:bottom w:val="single" w:color="D9D8D2" w:sz="4"/>
-              <w:right w:val="single" w:color="D9D8D2" w:sz="4"/>
-            </w:tcBorders>
-            <w:shd w:fill="F3F6FB" w:color="auto" w:val="clear"/>
-            <w:tcMar>
-              <w:top w:type="dxa" w:w="60"/>
-              <w:left w:type="dxa" w:w="100"/>
-              <w:bottom w:type="dxa" w:w="60"/>
-              <w:right w:type="dxa" w:w="100"/>
-            </w:tcMar>
-          </w:tcPr>
-          <w:p>
-            <w:pPr>
-              <w:jc w:val="center"/>
-            </w:pPr>
-            <w:r>
-              <w:rPr>
-                <w:color w:val="1F1F1D"/>
-                <w:sz w:val="18"/>
-                <w:szCs w:val="18"/>
-              </w:rPr>
               <w:t xml:space="preserve">99.40%</w:t>
-            </w:r>
-          </w:p>
-        </w:tc>
-      </w:tr>
-    </w:tbl>
-    <w:p>
-      <w:pPr>
-        <w:pStyle w:val="Heading2"/>
-      </w:pPr>
-      <w:r>
-        <w:t xml:space="preserve">4.4 Comparison — ORIGINAL vs EDITED vs IMPROVED</w:t>
-      </w:r>
-    </w:p>
-    <w:tbl>
-      <w:tblPr>
-        <w:tblW w:type="dxa" w:w="9638"/>
-        <w:tblBorders>
-          <w:top w:val="single" w:color="auto" w:sz="4"/>
-          <w:left w:val="single" w:color="auto" w:sz="4"/>
-          <w:bottom w:val="single" w:color="auto" w:sz="4"/>
-          <w:right w:val="single" w:color="auto" w:sz="4"/>
-          <w:insideH w:val="single" w:color="auto" w:sz="4"/>
-          <w:insideV w:val="single" w:color="auto" w:sz="4"/>
-        </w:tblBorders>
-      </w:tblPr>
-      <w:tblGrid>
-        <w:gridCol w:w="1700"/>
-        <w:gridCol w:w="1100"/>
-        <w:gridCol w:w="1600"/>
-        <w:gridCol w:w="1600"/>
-        <w:gridCol w:w="1700"/>
-        <w:gridCol w:w="1938"/>
-      </w:tblGrid>
-      <w:tr>
-        <w:trPr>
-          <w:cantSplit/>
-          <w:tblHeader/>
-        </w:trPr>
-        <w:tc>
-          <w:tcPr>
-            <w:tcW w:type="dxa" w:w="1700"/>
-            <w:tcBorders>
-              <w:top w:val="single" w:color="D9D8D2" w:sz="4"/>
-              <w:left w:val="single" w:color="D9D8D2" w:sz="4"/>
-              <w:bottom w:val="single" w:color="D9D8D2" w:sz="4"/>
-              <w:right w:val="single" w:color="D9D8D2" w:sz="4"/>
-            </w:tcBorders>
-            <w:shd w:fill="14213D" w:color="auto" w:val="clear"/>
-            <w:tcMar>
-              <w:top w:type="dxa" w:w="60"/>
-              <w:left w:type="dxa" w:w="100"/>
-              <w:bottom w:type="dxa" w:w="60"/>
-              <w:right w:type="dxa" w:w="100"/>
-            </w:tcMar>
-          </w:tcPr>
-          <w:p>
-            <w:pPr>
-              <w:jc w:val="left"/>
-            </w:pPr>
-            <w:r>
-              <w:rPr>
-                <w:b/>
-                <w:bCs/>
-                <w:color w:val="FFFFFF"/>
-                <w:sz w:val="18"/>
-                <w:szCs w:val="18"/>
-              </w:rPr>
-              <w:t xml:space="preserve">Protocol</w:t>
-            </w:r>
-          </w:p>
-        </w:tc>
-        <w:tc>
-          <w:tcPr>
-            <w:tcW w:type="dxa" w:w="1100"/>
-            <w:tcBorders>
-              <w:top w:val="single" w:color="D9D8D2" w:sz="4"/>
-              <w:left w:val="single" w:color="D9D8D2" w:sz="4"/>
-              <w:bottom w:val="single" w:color="D9D8D2" w:sz="4"/>
-              <w:right w:val="single" w:color="D9D8D2" w:sz="4"/>
-            </w:tcBorders>
-            <w:shd w:fill="14213D" w:color="auto" w:val="clear"/>
-            <w:tcMar>
-              <w:top w:type="dxa" w:w="60"/>
-              <w:left w:type="dxa" w:w="100"/>
-              <w:bottom w:type="dxa" w:w="60"/>
-              <w:right w:type="dxa" w:w="100"/>
-            </w:tcMar>
-          </w:tcPr>
-          <w:p>
-            <w:pPr>
-              <w:jc w:val="center"/>
-            </w:pPr>
-            <w:r>
-              <w:rPr>
-                <w:b/>
-                <w:bCs/>
-                <w:color w:val="FFFFFF"/>
-                <w:sz w:val="18"/>
-                <w:szCs w:val="18"/>
-              </w:rPr>
-              <w:t xml:space="preserve">Metric</w:t>
-            </w:r>
-          </w:p>
-        </w:tc>
-        <w:tc>
-          <w:tcPr>
-            <w:tcW w:type="dxa" w:w="1600"/>
-            <w:tcBorders>
-              <w:top w:val="single" w:color="D9D8D2" w:sz="4"/>
-              <w:left w:val="single" w:color="D9D8D2" w:sz="4"/>
-              <w:bottom w:val="single" w:color="D9D8D2" w:sz="4"/>
-              <w:right w:val="single" w:color="D9D8D2" w:sz="4"/>
-            </w:tcBorders>
-            <w:shd w:fill="14213D" w:color="auto" w:val="clear"/>
-            <w:tcMar>
-              <w:top w:type="dxa" w:w="60"/>
-              <w:left w:type="dxa" w:w="100"/>
-              <w:bottom w:type="dxa" w:w="60"/>
-              <w:right w:type="dxa" w:w="100"/>
-            </w:tcMar>
-          </w:tcPr>
-          <w:p>
-            <w:pPr>
-              <w:jc w:val="center"/>
-            </w:pPr>
-            <w:r>
-              <w:rPr>
-                <w:b/>
-                <w:bCs/>
-                <w:color w:val="FFFFFF"/>
-                <w:sz w:val="18"/>
-                <w:szCs w:val="18"/>
-              </w:rPr>
-              <w:t xml:space="preserve">ORIGINAL</w:t>
-            </w:r>
-          </w:p>
-        </w:tc>
-        <w:tc>
-          <w:tcPr>
-            <w:tcW w:type="dxa" w:w="1600"/>
-            <w:tcBorders>
-              <w:top w:val="single" w:color="D9D8D2" w:sz="4"/>
-              <w:left w:val="single" w:color="D9D8D2" w:sz="4"/>
-              <w:bottom w:val="single" w:color="D9D8D2" w:sz="4"/>
-              <w:right w:val="single" w:color="D9D8D2" w:sz="4"/>
-            </w:tcBorders>
-            <w:shd w:fill="14213D" w:color="auto" w:val="clear"/>
-            <w:tcMar>
-              <w:top w:type="dxa" w:w="60"/>
-              <w:left w:type="dxa" w:w="100"/>
-              <w:bottom w:type="dxa" w:w="60"/>
-              <w:right w:type="dxa" w:w="100"/>
-            </w:tcMar>
-          </w:tcPr>
-          <w:p>
-            <w:pPr>
-              <w:jc w:val="center"/>
-            </w:pPr>
-            <w:r>
-              <w:rPr>
-                <w:b/>
-                <w:bCs/>
-                <w:color w:val="FFFFFF"/>
-                <w:sz w:val="18"/>
-                <w:szCs w:val="18"/>
-              </w:rPr>
-              <w:t xml:space="preserve">EDITED</w:t>
-            </w:r>
-          </w:p>
-        </w:tc>
-        <w:tc>
-          <w:tcPr>
-            <w:tcW w:type="dxa" w:w="1700"/>
-            <w:tcBorders>
-              <w:top w:val="single" w:color="D9D8D2" w:sz="4"/>
-              <w:left w:val="single" w:color="D9D8D2" w:sz="4"/>
-              <w:bottom w:val="single" w:color="D9D8D2" w:sz="4"/>
-              <w:right w:val="single" w:color="D9D8D2" w:sz="4"/>
-            </w:tcBorders>
-            <w:shd w:fill="14213D" w:color="auto" w:val="clear"/>
-            <w:tcMar>
-              <w:top w:type="dxa" w:w="60"/>
-              <w:left w:type="dxa" w:w="100"/>
-              <w:bottom w:type="dxa" w:w="60"/>
-              <w:right w:type="dxa" w:w="100"/>
-            </w:tcMar>
-          </w:tcPr>
-          <w:p>
-            <w:pPr>
-              <w:jc w:val="center"/>
-            </w:pPr>
-            <w:r>
-              <w:rPr>
-                <w:b/>
-                <w:bCs/>
-                <w:color w:val="FFFFFF"/>
-                <w:sz w:val="18"/>
-                <w:szCs w:val="18"/>
-              </w:rPr>
-              <w:t xml:space="preserve">IMPROVED</w:t>
-            </w:r>
-          </w:p>
-        </w:tc>
-        <w:tc>
-          <w:tcPr>
-            <w:tcW w:type="dxa" w:w="1938"/>
-            <w:tcBorders>
-              <w:top w:val="single" w:color="D9D8D2" w:sz="4"/>
-              <w:left w:val="single" w:color="D9D8D2" w:sz="4"/>
-              <w:bottom w:val="single" w:color="D9D8D2" w:sz="4"/>
-              <w:right w:val="single" w:color="D9D8D2" w:sz="4"/>
-            </w:tcBorders>
-            <w:shd w:fill="14213D" w:color="auto" w:val="clear"/>
-            <w:tcMar>
-              <w:top w:type="dxa" w:w="60"/>
-              <w:left w:type="dxa" w:w="100"/>
-              <w:bottom w:type="dxa" w:w="60"/>
-              <w:right w:type="dxa" w:w="100"/>
-            </w:tcMar>
-          </w:tcPr>
-          <w:p>
-            <w:pPr>
-              <w:jc w:val="center"/>
-            </w:pPr>
-            <w:r>
-              <w:rPr>
-                <w:b/>
-                <w:bCs/>
-                <w:color w:val="FFFFFF"/>
-                <w:sz w:val="18"/>
-                <w:szCs w:val="18"/>
-              </w:rPr>
-              <w:t xml:space="preserve">EDITED → IMPROVED</w:t>
-            </w:r>
-          </w:p>
-        </w:tc>
-      </w:tr>
-      <w:tr>
-        <w:trPr>
-          <w:cantSplit/>
-        </w:trPr>
-        <w:tc>
-          <w:tcPr>
-            <w:tcW w:type="dxa" w:w="1700"/>
-            <w:tcBorders>
-              <w:top w:val="single" w:color="D9D8D2" w:sz="4"/>
-              <w:left w:val="single" w:color="D9D8D2" w:sz="4"/>
-              <w:bottom w:val="single" w:color="D9D8D2" w:sz="4"/>
-              <w:right w:val="single" w:color="D9D8D2" w:sz="4"/>
-            </w:tcBorders>
-            <w:shd w:fill="FFFFFF" w:color="auto" w:val="clear"/>
-            <w:tcMar>
-              <w:top w:type="dxa" w:w="60"/>
-              <w:left w:type="dxa" w:w="100"/>
-              <w:bottom w:type="dxa" w:w="60"/>
-              <w:right w:type="dxa" w:w="100"/>
-            </w:tcMar>
-          </w:tcPr>
-          <w:p>
-            <w:pPr>
-              <w:jc w:val="left"/>
-            </w:pPr>
-            <w:r>
-              <w:rPr>
-                <w:color w:val="1F1F1D"/>
-                <w:sz w:val="18"/>
-                <w:szCs w:val="18"/>
-              </w:rPr>
-              <w:t xml:space="preserve">SH-LEACH</w:t>
-            </w:r>
-          </w:p>
-        </w:tc>
-        <w:tc>
-          <w:tcPr>
-            <w:tcW w:type="dxa" w:w="1100"/>
-            <w:tcBorders>
-              <w:top w:val="single" w:color="D9D8D2" w:sz="4"/>
-              <w:left w:val="single" w:color="D9D8D2" w:sz="4"/>
-              <w:bottom w:val="single" w:color="D9D8D2" w:sz="4"/>
-              <w:right w:val="single" w:color="D9D8D2" w:sz="4"/>
-            </w:tcBorders>
-            <w:shd w:fill="FFFFFF" w:color="auto" w:val="clear"/>
-            <w:tcMar>
-              <w:top w:type="dxa" w:w="60"/>
-              <w:left w:type="dxa" w:w="100"/>
-              <w:bottom w:type="dxa" w:w="60"/>
-              <w:right w:type="dxa" w:w="100"/>
-            </w:tcMar>
-          </w:tcPr>
-          <w:p>
-            <w:pPr>
-              <w:jc w:val="center"/>
-            </w:pPr>
-            <w:r>
-              <w:rPr>
-                <w:color w:val="1F1F1D"/>
-                <w:sz w:val="18"/>
-                <w:szCs w:val="18"/>
-              </w:rPr>
-              <w:t xml:space="preserve">FND</w:t>
-            </w:r>
-          </w:p>
-        </w:tc>
-        <w:tc>
-          <w:tcPr>
-            <w:tcW w:type="dxa" w:w="1600"/>
-            <w:tcBorders>
-              <w:top w:val="single" w:color="D9D8D2" w:sz="4"/>
-              <w:left w:val="single" w:color="D9D8D2" w:sz="4"/>
-              <w:bottom w:val="single" w:color="D9D8D2" w:sz="4"/>
-              <w:right w:val="single" w:color="D9D8D2" w:sz="4"/>
-            </w:tcBorders>
-            <w:shd w:fill="FFFFFF" w:color="auto" w:val="clear"/>
-            <w:tcMar>
-              <w:top w:type="dxa" w:w="60"/>
-              <w:left w:type="dxa" w:w="100"/>
-              <w:bottom w:type="dxa" w:w="60"/>
-              <w:right w:type="dxa" w:w="100"/>
-            </w:tcMar>
-          </w:tcPr>
-          <w:p>
-            <w:pPr>
-              <w:jc w:val="center"/>
-            </w:pPr>
-            <w:r>
-              <w:rPr>
-                <w:color w:val="1F1F1D"/>
-                <w:sz w:val="18"/>
-                <w:szCs w:val="18"/>
-              </w:rPr>
-              <w:t xml:space="preserve">484</w:t>
-            </w:r>
-          </w:p>
-        </w:tc>
-        <w:tc>
-          <w:tcPr>
-            <w:tcW w:type="dxa" w:w="1600"/>
-            <w:tcBorders>
-              <w:top w:val="single" w:color="D9D8D2" w:sz="4"/>
-              <w:left w:val="single" w:color="D9D8D2" w:sz="4"/>
-              <w:bottom w:val="single" w:color="D9D8D2" w:sz="4"/>
-              <w:right w:val="single" w:color="D9D8D2" w:sz="4"/>
-            </w:tcBorders>
-            <w:shd w:fill="FFFFFF" w:color="auto" w:val="clear"/>
-            <w:tcMar>
-              <w:top w:type="dxa" w:w="60"/>
-              <w:left w:type="dxa" w:w="100"/>
-              <w:bottom w:type="dxa" w:w="60"/>
-              <w:right w:type="dxa" w:w="100"/>
-            </w:tcMar>
-          </w:tcPr>
-          <w:p>
-            <w:pPr>
-              <w:jc w:val="center"/>
-            </w:pPr>
-            <w:r>
-              <w:rPr>
-                <w:color w:val="1F1F1D"/>
-                <w:sz w:val="18"/>
-                <w:szCs w:val="18"/>
-              </w:rPr>
-              <w:t xml:space="preserve">647</w:t>
-            </w:r>
-          </w:p>
-        </w:tc>
-        <w:tc>
-          <w:tcPr>
-            <w:tcW w:type="dxa" w:w="1700"/>
-            <w:tcBorders>
-              <w:top w:val="single" w:color="D9D8D2" w:sz="4"/>
-              <w:left w:val="single" w:color="D9D8D2" w:sz="4"/>
-              <w:bottom w:val="single" w:color="D9D8D2" w:sz="4"/>
-              <w:right w:val="single" w:color="D9D8D2" w:sz="4"/>
-            </w:tcBorders>
-            <w:shd w:fill="FFFFFF" w:color="auto" w:val="clear"/>
-            <w:tcMar>
-              <w:top w:type="dxa" w:w="60"/>
-              <w:left w:type="dxa" w:w="100"/>
-              <w:bottom w:type="dxa" w:w="60"/>
-              <w:right w:type="dxa" w:w="100"/>
-            </w:tcMar>
-          </w:tcPr>
-          <w:p>
-            <w:pPr>
-              <w:jc w:val="center"/>
-            </w:pPr>
-            <w:r>
-              <w:rPr>
-                <w:color w:val="1F1F1D"/>
-                <w:sz w:val="18"/>
-                <w:szCs w:val="18"/>
-              </w:rPr>
-              <w:t xml:space="preserve">1480</w:t>
-            </w:r>
-          </w:p>
-        </w:tc>
-        <w:tc>
-          <w:tcPr>
-            <w:tcW w:type="dxa" w:w="1938"/>
-            <w:tcBorders>
-              <w:top w:val="single" w:color="D9D8D2" w:sz="4"/>
-              <w:left w:val="single" w:color="D9D8D2" w:sz="4"/>
-              <w:bottom w:val="single" w:color="D9D8D2" w:sz="4"/>
-              <w:right w:val="single" w:color="D9D8D2" w:sz="4"/>
-            </w:tcBorders>
-            <w:shd w:fill="FFFFFF" w:color="auto" w:val="clear"/>
-            <w:tcMar>
-              <w:top w:type="dxa" w:w="60"/>
-              <w:left w:type="dxa" w:w="100"/>
-              <w:bottom w:type="dxa" w:w="60"/>
-              <w:right w:type="dxa" w:w="100"/>
-            </w:tcMar>
-          </w:tcPr>
-          <w:p>
-            <w:pPr>
-              <w:jc w:val="center"/>
-            </w:pPr>
-            <w:r>
-              <w:rPr>
-                <w:color w:val="1F1F1D"/>
-                <w:sz w:val="18"/>
-                <w:szCs w:val="18"/>
-              </w:rPr>
-              <w:t xml:space="preserve">+128.7%</w:t>
-            </w:r>
-          </w:p>
-        </w:tc>
-      </w:tr>
-      <w:tr>
-        <w:trPr>
-          <w:cantSplit/>
-        </w:trPr>
-        <w:tc>
-          <w:tcPr>
-            <w:tcW w:type="dxa" w:w="1700"/>
-            <w:tcBorders>
-              <w:top w:val="single" w:color="D9D8D2" w:sz="4"/>
-              <w:left w:val="single" w:color="D9D8D2" w:sz="4"/>
-              <w:bottom w:val="single" w:color="D9D8D2" w:sz="4"/>
-              <w:right w:val="single" w:color="D9D8D2" w:sz="4"/>
-            </w:tcBorders>
-            <w:shd w:fill="F3F6FB" w:color="auto" w:val="clear"/>
-            <w:tcMar>
-              <w:top w:type="dxa" w:w="60"/>
-              <w:left w:type="dxa" w:w="100"/>
-              <w:bottom w:type="dxa" w:w="60"/>
-              <w:right w:type="dxa" w:w="100"/>
-            </w:tcMar>
-          </w:tcPr>
-          <w:p>
-            <w:pPr>
-              <w:jc w:val="left"/>
-            </w:pPr>
-            <w:r>
-              <w:rPr>
-                <w:color w:val="1F1F1D"/>
-                <w:sz w:val="18"/>
-                <w:szCs w:val="18"/>
-              </w:rPr>
-              <w:t xml:space="preserve">SH-LEACH</w:t>
-            </w:r>
-          </w:p>
-        </w:tc>
-        <w:tc>
-          <w:tcPr>
-            <w:tcW w:type="dxa" w:w="1100"/>
-            <w:tcBorders>
-              <w:top w:val="single" w:color="D9D8D2" w:sz="4"/>
-              <w:left w:val="single" w:color="D9D8D2" w:sz="4"/>
-              <w:bottom w:val="single" w:color="D9D8D2" w:sz="4"/>
-              <w:right w:val="single" w:color="D9D8D2" w:sz="4"/>
-            </w:tcBorders>
-            <w:shd w:fill="F3F6FB" w:color="auto" w:val="clear"/>
-            <w:tcMar>
-              <w:top w:type="dxa" w:w="60"/>
-              <w:left w:type="dxa" w:w="100"/>
-              <w:bottom w:type="dxa" w:w="60"/>
-              <w:right w:type="dxa" w:w="100"/>
-            </w:tcMar>
-          </w:tcPr>
-          <w:p>
-            <w:pPr>
-              <w:jc w:val="center"/>
-            </w:pPr>
-            <w:r>
-              <w:rPr>
-                <w:color w:val="1F1F1D"/>
-                <w:sz w:val="18"/>
-                <w:szCs w:val="18"/>
-              </w:rPr>
-              <w:t xml:space="preserve">HND</w:t>
-            </w:r>
-          </w:p>
-        </w:tc>
-        <w:tc>
-          <w:tcPr>
-            <w:tcW w:type="dxa" w:w="1600"/>
-            <w:tcBorders>
-              <w:top w:val="single" w:color="D9D8D2" w:sz="4"/>
-              <w:left w:val="single" w:color="D9D8D2" w:sz="4"/>
-              <w:bottom w:val="single" w:color="D9D8D2" w:sz="4"/>
-              <w:right w:val="single" w:color="D9D8D2" w:sz="4"/>
-            </w:tcBorders>
-            <w:shd w:fill="F3F6FB" w:color="auto" w:val="clear"/>
-            <w:tcMar>
-              <w:top w:type="dxa" w:w="60"/>
-              <w:left w:type="dxa" w:w="100"/>
-              <w:bottom w:type="dxa" w:w="60"/>
-              <w:right w:type="dxa" w:w="100"/>
-            </w:tcMar>
-          </w:tcPr>
-          <w:p>
-            <w:pPr>
-              <w:jc w:val="center"/>
-            </w:pPr>
-            <w:r>
-              <w:rPr>
-                <w:color w:val="1F1F1D"/>
-                <w:sz w:val="18"/>
-                <w:szCs w:val="18"/>
-              </w:rPr>
-              <w:t xml:space="preserve">583</w:t>
-            </w:r>
-          </w:p>
-        </w:tc>
-        <w:tc>
-          <w:tcPr>
-            <w:tcW w:type="dxa" w:w="1600"/>
-            <w:tcBorders>
-              <w:top w:val="single" w:color="D9D8D2" w:sz="4"/>
-              <w:left w:val="single" w:color="D9D8D2" w:sz="4"/>
-              <w:bottom w:val="single" w:color="D9D8D2" w:sz="4"/>
-              <w:right w:val="single" w:color="D9D8D2" w:sz="4"/>
-            </w:tcBorders>
-            <w:shd w:fill="F3F6FB" w:color="auto" w:val="clear"/>
-            <w:tcMar>
-              <w:top w:type="dxa" w:w="60"/>
-              <w:left w:type="dxa" w:w="100"/>
-              <w:bottom w:type="dxa" w:w="60"/>
-              <w:right w:type="dxa" w:w="100"/>
-            </w:tcMar>
-          </w:tcPr>
-          <w:p>
-            <w:pPr>
-              <w:jc w:val="center"/>
-            </w:pPr>
-            <w:r>
-              <w:rPr>
-                <w:color w:val="1F1F1D"/>
-                <w:sz w:val="18"/>
-                <w:szCs w:val="18"/>
-              </w:rPr>
-              <w:t xml:space="preserve">702</w:t>
-            </w:r>
-          </w:p>
-        </w:tc>
-        <w:tc>
-          <w:tcPr>
-            <w:tcW w:type="dxa" w:w="1700"/>
-            <w:tcBorders>
-              <w:top w:val="single" w:color="D9D8D2" w:sz="4"/>
-              <w:left w:val="single" w:color="D9D8D2" w:sz="4"/>
-              <w:bottom w:val="single" w:color="D9D8D2" w:sz="4"/>
-              <w:right w:val="single" w:color="D9D8D2" w:sz="4"/>
-            </w:tcBorders>
-            <w:shd w:fill="F3F6FB" w:color="auto" w:val="clear"/>
-            <w:tcMar>
-              <w:top w:type="dxa" w:w="60"/>
-              <w:left w:type="dxa" w:w="100"/>
-              <w:bottom w:type="dxa" w:w="60"/>
-              <w:right w:type="dxa" w:w="100"/>
-            </w:tcMar>
-          </w:tcPr>
-          <w:p>
-            <w:pPr>
-              <w:jc w:val="center"/>
-            </w:pPr>
-            <w:r>
-              <w:rPr>
-                <w:color w:val="1F1F1D"/>
-                <w:sz w:val="18"/>
-                <w:szCs w:val="18"/>
-              </w:rPr>
-              <w:t xml:space="preserve">1542</w:t>
-            </w:r>
-          </w:p>
-        </w:tc>
-        <w:tc>
-          <w:tcPr>
-            <w:tcW w:type="dxa" w:w="1938"/>
-            <w:tcBorders>
-              <w:top w:val="single" w:color="D9D8D2" w:sz="4"/>
-              <w:left w:val="single" w:color="D9D8D2" w:sz="4"/>
-              <w:bottom w:val="single" w:color="D9D8D2" w:sz="4"/>
-              <w:right w:val="single" w:color="D9D8D2" w:sz="4"/>
-            </w:tcBorders>
-            <w:shd w:fill="F3F6FB" w:color="auto" w:val="clear"/>
-            <w:tcMar>
-              <w:top w:type="dxa" w:w="60"/>
-              <w:left w:type="dxa" w:w="100"/>
-              <w:bottom w:type="dxa" w:w="60"/>
-              <w:right w:type="dxa" w:w="100"/>
-            </w:tcMar>
-          </w:tcPr>
-          <w:p>
-            <w:pPr>
-              <w:jc w:val="center"/>
-            </w:pPr>
-            <w:r>
-              <w:rPr>
-                <w:color w:val="1F1F1D"/>
-                <w:sz w:val="18"/>
-                <w:szCs w:val="18"/>
-              </w:rPr>
-              <w:t xml:space="preserve">+119.7%</w:t>
-            </w:r>
-          </w:p>
-        </w:tc>
-      </w:tr>
-      <w:tr>
-        <w:trPr>
-          <w:cantSplit/>
-        </w:trPr>
-        <w:tc>
-          <w:tcPr>
-            <w:tcW w:type="dxa" w:w="1700"/>
-            <w:tcBorders>
-              <w:top w:val="single" w:color="D9D8D2" w:sz="4"/>
-              <w:left w:val="single" w:color="D9D8D2" w:sz="4"/>
-              <w:bottom w:val="single" w:color="D9D8D2" w:sz="4"/>
-              <w:right w:val="single" w:color="D9D8D2" w:sz="4"/>
-            </w:tcBorders>
-            <w:shd w:fill="FFFFFF" w:color="auto" w:val="clear"/>
-            <w:tcMar>
-              <w:top w:type="dxa" w:w="60"/>
-              <w:left w:type="dxa" w:w="100"/>
-              <w:bottom w:type="dxa" w:w="60"/>
-              <w:right w:type="dxa" w:w="100"/>
-            </w:tcMar>
-          </w:tcPr>
-          <w:p>
-            <w:pPr>
-              <w:jc w:val="left"/>
-            </w:pPr>
-            <w:r>
-              <w:rPr>
-                <w:color w:val="1F1F1D"/>
-                <w:sz w:val="18"/>
-                <w:szCs w:val="18"/>
-              </w:rPr>
-              <w:t xml:space="preserve">SH-LEACH</w:t>
-            </w:r>
-          </w:p>
-        </w:tc>
-        <w:tc>
-          <w:tcPr>
-            <w:tcW w:type="dxa" w:w="1100"/>
-            <w:tcBorders>
-              <w:top w:val="single" w:color="D9D8D2" w:sz="4"/>
-              <w:left w:val="single" w:color="D9D8D2" w:sz="4"/>
-              <w:bottom w:val="single" w:color="D9D8D2" w:sz="4"/>
-              <w:right w:val="single" w:color="D9D8D2" w:sz="4"/>
-            </w:tcBorders>
-            <w:shd w:fill="FFFFFF" w:color="auto" w:val="clear"/>
-            <w:tcMar>
-              <w:top w:type="dxa" w:w="60"/>
-              <w:left w:type="dxa" w:w="100"/>
-              <w:bottom w:type="dxa" w:w="60"/>
-              <w:right w:type="dxa" w:w="100"/>
-            </w:tcMar>
-          </w:tcPr>
-          <w:p>
-            <w:pPr>
-              <w:jc w:val="center"/>
-            </w:pPr>
-            <w:r>
-              <w:rPr>
-                <w:color w:val="1F1F1D"/>
-                <w:sz w:val="18"/>
-                <w:szCs w:val="18"/>
-              </w:rPr>
-              <w:t xml:space="preserve">LND</w:t>
-            </w:r>
-          </w:p>
-        </w:tc>
-        <w:tc>
-          <w:tcPr>
-            <w:tcW w:type="dxa" w:w="1600"/>
-            <w:tcBorders>
-              <w:top w:val="single" w:color="D9D8D2" w:sz="4"/>
-              <w:left w:val="single" w:color="D9D8D2" w:sz="4"/>
-              <w:bottom w:val="single" w:color="D9D8D2" w:sz="4"/>
-              <w:right w:val="single" w:color="D9D8D2" w:sz="4"/>
-            </w:tcBorders>
-            <w:shd w:fill="FFFFFF" w:color="auto" w:val="clear"/>
-            <w:tcMar>
-              <w:top w:type="dxa" w:w="60"/>
-              <w:left w:type="dxa" w:w="100"/>
-              <w:bottom w:type="dxa" w:w="60"/>
-              <w:right w:type="dxa" w:w="100"/>
-            </w:tcMar>
-          </w:tcPr>
-          <w:p>
-            <w:pPr>
-              <w:jc w:val="center"/>
-            </w:pPr>
-            <w:r>
-              <w:rPr>
-                <w:color w:val="1F1F1D"/>
-                <w:sz w:val="18"/>
-                <w:szCs w:val="18"/>
-              </w:rPr>
-              <w:t xml:space="preserve">689</w:t>
-            </w:r>
-          </w:p>
-        </w:tc>
-        <w:tc>
-          <w:tcPr>
-            <w:tcW w:type="dxa" w:w="1600"/>
-            <w:tcBorders>
-              <w:top w:val="single" w:color="D9D8D2" w:sz="4"/>
-              <w:left w:val="single" w:color="D9D8D2" w:sz="4"/>
-              <w:bottom w:val="single" w:color="D9D8D2" w:sz="4"/>
-              <w:right w:val="single" w:color="D9D8D2" w:sz="4"/>
-            </w:tcBorders>
-            <w:shd w:fill="FFFFFF" w:color="auto" w:val="clear"/>
-            <w:tcMar>
-              <w:top w:type="dxa" w:w="60"/>
-              <w:left w:type="dxa" w:w="100"/>
-              <w:bottom w:type="dxa" w:w="60"/>
-              <w:right w:type="dxa" w:w="100"/>
-            </w:tcMar>
-          </w:tcPr>
-          <w:p>
-            <w:pPr>
-              <w:jc w:val="center"/>
-            </w:pPr>
-            <w:r>
-              <w:rPr>
-                <w:color w:val="1F1F1D"/>
-                <w:sz w:val="18"/>
-                <w:szCs w:val="18"/>
-              </w:rPr>
-              <w:t xml:space="preserve">721</w:t>
-            </w:r>
-          </w:p>
-        </w:tc>
-        <w:tc>
-          <w:tcPr>
-            <w:tcW w:type="dxa" w:w="1700"/>
-            <w:tcBorders>
-              <w:top w:val="single" w:color="D9D8D2" w:sz="4"/>
-              <w:left w:val="single" w:color="D9D8D2" w:sz="4"/>
-              <w:bottom w:val="single" w:color="D9D8D2" w:sz="4"/>
-              <w:right w:val="single" w:color="D9D8D2" w:sz="4"/>
-            </w:tcBorders>
-            <w:shd w:fill="FFFFFF" w:color="auto" w:val="clear"/>
-            <w:tcMar>
-              <w:top w:type="dxa" w:w="60"/>
-              <w:left w:type="dxa" w:w="100"/>
-              <w:bottom w:type="dxa" w:w="60"/>
-              <w:right w:type="dxa" w:w="100"/>
-            </w:tcMar>
-          </w:tcPr>
-          <w:p>
-            <w:pPr>
-              <w:jc w:val="center"/>
-            </w:pPr>
-            <w:r>
-              <w:rPr>
-                <w:color w:val="1F1F1D"/>
-                <w:sz w:val="18"/>
-                <w:szCs w:val="18"/>
-              </w:rPr>
-              <w:t xml:space="preserve">1558</w:t>
-            </w:r>
-          </w:p>
-        </w:tc>
-        <w:tc>
-          <w:tcPr>
-            <w:tcW w:type="dxa" w:w="1938"/>
-            <w:tcBorders>
-              <w:top w:val="single" w:color="D9D8D2" w:sz="4"/>
-              <w:left w:val="single" w:color="D9D8D2" w:sz="4"/>
-              <w:bottom w:val="single" w:color="D9D8D2" w:sz="4"/>
-              <w:right w:val="single" w:color="D9D8D2" w:sz="4"/>
-            </w:tcBorders>
-            <w:shd w:fill="FFFFFF" w:color="auto" w:val="clear"/>
-            <w:tcMar>
-              <w:top w:type="dxa" w:w="60"/>
-              <w:left w:type="dxa" w:w="100"/>
-              <w:bottom w:type="dxa" w:w="60"/>
-              <w:right w:type="dxa" w:w="100"/>
-            </w:tcMar>
-          </w:tcPr>
-          <w:p>
-            <w:pPr>
-              <w:jc w:val="center"/>
-            </w:pPr>
-            <w:r>
-              <w:rPr>
-                <w:color w:val="1F1F1D"/>
-                <w:sz w:val="18"/>
-                <w:szCs w:val="18"/>
-              </w:rPr>
-              <w:t xml:space="preserve">+116.1%</w:t>
-            </w:r>
-          </w:p>
-        </w:tc>
-      </w:tr>
-      <w:tr>
-        <w:trPr>
-          <w:cantSplit/>
-        </w:trPr>
-        <w:tc>
-          <w:tcPr>
-            <w:tcW w:type="dxa" w:w="1700"/>
-            <w:tcBorders>
-              <w:top w:val="single" w:color="D9D8D2" w:sz="4"/>
-              <w:left w:val="single" w:color="D9D8D2" w:sz="4"/>
-              <w:bottom w:val="single" w:color="D9D8D2" w:sz="4"/>
-              <w:right w:val="single" w:color="D9D8D2" w:sz="4"/>
-            </w:tcBorders>
-            <w:shd w:fill="F3F6FB" w:color="auto" w:val="clear"/>
-            <w:tcMar>
-              <w:top w:type="dxa" w:w="60"/>
-              <w:left w:type="dxa" w:w="100"/>
-              <w:bottom w:type="dxa" w:w="60"/>
-              <w:right w:type="dxa" w:w="100"/>
-            </w:tcMar>
-          </w:tcPr>
-          <w:p>
-            <w:pPr>
-              <w:jc w:val="left"/>
-            </w:pPr>
-            <w:r>
-              <w:rPr>
-                <w:color w:val="1F1F1D"/>
-                <w:sz w:val="18"/>
-                <w:szCs w:val="18"/>
-              </w:rPr>
-              <w:t xml:space="preserve">H-LEACH</w:t>
-            </w:r>
-          </w:p>
-        </w:tc>
-        <w:tc>
-          <w:tcPr>
-            <w:tcW w:type="dxa" w:w="1100"/>
-            <w:tcBorders>
-              <w:top w:val="single" w:color="D9D8D2" w:sz="4"/>
-              <w:left w:val="single" w:color="D9D8D2" w:sz="4"/>
-              <w:bottom w:val="single" w:color="D9D8D2" w:sz="4"/>
-              <w:right w:val="single" w:color="D9D8D2" w:sz="4"/>
-            </w:tcBorders>
-            <w:shd w:fill="F3F6FB" w:color="auto" w:val="clear"/>
-            <w:tcMar>
-              <w:top w:type="dxa" w:w="60"/>
-              <w:left w:type="dxa" w:w="100"/>
-              <w:bottom w:type="dxa" w:w="60"/>
-              <w:right w:type="dxa" w:w="100"/>
-            </w:tcMar>
-          </w:tcPr>
-          <w:p>
-            <w:pPr>
-              <w:jc w:val="center"/>
-            </w:pPr>
-            <w:r>
-              <w:rPr>
-                <w:color w:val="1F1F1D"/>
-                <w:sz w:val="18"/>
-                <w:szCs w:val="18"/>
-              </w:rPr>
-              <w:t xml:space="preserve">FND</w:t>
-            </w:r>
-          </w:p>
-        </w:tc>
-        <w:tc>
-          <w:tcPr>
-            <w:tcW w:type="dxa" w:w="1600"/>
-            <w:tcBorders>
-              <w:top w:val="single" w:color="D9D8D2" w:sz="4"/>
-              <w:left w:val="single" w:color="D9D8D2" w:sz="4"/>
-              <w:bottom w:val="single" w:color="D9D8D2" w:sz="4"/>
-              <w:right w:val="single" w:color="D9D8D2" w:sz="4"/>
-            </w:tcBorders>
-            <w:shd w:fill="F3F6FB" w:color="auto" w:val="clear"/>
-            <w:tcMar>
-              <w:top w:type="dxa" w:w="60"/>
-              <w:left w:type="dxa" w:w="100"/>
-              <w:bottom w:type="dxa" w:w="60"/>
-              <w:right w:type="dxa" w:w="100"/>
-            </w:tcMar>
-          </w:tcPr>
-          <w:p>
-            <w:pPr>
-              <w:jc w:val="center"/>
-            </w:pPr>
-            <w:r>
-              <w:rPr>
-                <w:color w:val="1F1F1D"/>
-                <w:sz w:val="18"/>
-                <w:szCs w:val="18"/>
-              </w:rPr>
-              <w:t xml:space="preserve">1078</w:t>
-            </w:r>
-          </w:p>
-        </w:tc>
-        <w:tc>
-          <w:tcPr>
-            <w:tcW w:type="dxa" w:w="1600"/>
-            <w:tcBorders>
-              <w:top w:val="single" w:color="D9D8D2" w:sz="4"/>
-              <w:left w:val="single" w:color="D9D8D2" w:sz="4"/>
-              <w:bottom w:val="single" w:color="D9D8D2" w:sz="4"/>
-              <w:right w:val="single" w:color="D9D8D2" w:sz="4"/>
-            </w:tcBorders>
-            <w:shd w:fill="F3F6FB" w:color="auto" w:val="clear"/>
-            <w:tcMar>
-              <w:top w:type="dxa" w:w="60"/>
-              <w:left w:type="dxa" w:w="100"/>
-              <w:bottom w:type="dxa" w:w="60"/>
-              <w:right w:type="dxa" w:w="100"/>
-            </w:tcMar>
-          </w:tcPr>
-          <w:p>
-            <w:pPr>
-              <w:jc w:val="center"/>
-            </w:pPr>
-            <w:r>
-              <w:rPr>
-                <w:color w:val="1F1F1D"/>
-                <w:sz w:val="18"/>
-                <w:szCs w:val="18"/>
-              </w:rPr>
-              <w:t xml:space="preserve">1384</w:t>
-            </w:r>
-          </w:p>
-        </w:tc>
-        <w:tc>
-          <w:tcPr>
-            <w:tcW w:type="dxa" w:w="1700"/>
-            <w:tcBorders>
-              <w:top w:val="single" w:color="D9D8D2" w:sz="4"/>
-              <w:left w:val="single" w:color="D9D8D2" w:sz="4"/>
-              <w:bottom w:val="single" w:color="D9D8D2" w:sz="4"/>
-              <w:right w:val="single" w:color="D9D8D2" w:sz="4"/>
-            </w:tcBorders>
-            <w:shd w:fill="F3F6FB" w:color="auto" w:val="clear"/>
-            <w:tcMar>
-              <w:top w:type="dxa" w:w="60"/>
-              <w:left w:type="dxa" w:w="100"/>
-              <w:bottom w:type="dxa" w:w="60"/>
-              <w:right w:type="dxa" w:w="100"/>
-            </w:tcMar>
-          </w:tcPr>
-          <w:p>
-            <w:pPr>
-              <w:jc w:val="center"/>
-            </w:pPr>
-            <w:r>
-              <w:rPr>
-                <w:color w:val="1F1F1D"/>
-                <w:sz w:val="18"/>
-                <w:szCs w:val="18"/>
-              </w:rPr>
-              <w:t xml:space="preserve">1473</w:t>
-            </w:r>
-          </w:p>
-        </w:tc>
-        <w:tc>
-          <w:tcPr>
-            <w:tcW w:type="dxa" w:w="1938"/>
-            <w:tcBorders>
-              <w:top w:val="single" w:color="D9D8D2" w:sz="4"/>
-              <w:left w:val="single" w:color="D9D8D2" w:sz="4"/>
-              <w:bottom w:val="single" w:color="D9D8D2" w:sz="4"/>
-              <w:right w:val="single" w:color="D9D8D2" w:sz="4"/>
-            </w:tcBorders>
-            <w:shd w:fill="F3F6FB" w:color="auto" w:val="clear"/>
-            <w:tcMar>
-              <w:top w:type="dxa" w:w="60"/>
-              <w:left w:type="dxa" w:w="100"/>
-              <w:bottom w:type="dxa" w:w="60"/>
-              <w:right w:type="dxa" w:w="100"/>
-            </w:tcMar>
-          </w:tcPr>
-          <w:p>
-            <w:pPr>
-              <w:jc w:val="center"/>
-            </w:pPr>
-            <w:r>
-              <w:rPr>
-                <w:color w:val="1F1F1D"/>
-                <w:sz w:val="18"/>
-                <w:szCs w:val="18"/>
-              </w:rPr>
-              <w:t xml:space="preserve">+6.4%</w:t>
-            </w:r>
-          </w:p>
-        </w:tc>
-      </w:tr>
-      <w:tr>
-        <w:trPr>
-          <w:cantSplit/>
-        </w:trPr>
-        <w:tc>
-          <w:tcPr>
-            <w:tcW w:type="dxa" w:w="1700"/>
-            <w:tcBorders>
-              <w:top w:val="single" w:color="D9D8D2" w:sz="4"/>
-              <w:left w:val="single" w:color="D9D8D2" w:sz="4"/>
-              <w:bottom w:val="single" w:color="D9D8D2" w:sz="4"/>
-              <w:right w:val="single" w:color="D9D8D2" w:sz="4"/>
-            </w:tcBorders>
-            <w:shd w:fill="FFFFFF" w:color="auto" w:val="clear"/>
-            <w:tcMar>
-              <w:top w:type="dxa" w:w="60"/>
-              <w:left w:type="dxa" w:w="100"/>
-              <w:bottom w:type="dxa" w:w="60"/>
-              <w:right w:type="dxa" w:w="100"/>
-            </w:tcMar>
-          </w:tcPr>
-          <w:p>
-            <w:pPr>
-              <w:jc w:val="left"/>
-            </w:pPr>
-            <w:r>
-              <w:rPr>
-                <w:color w:val="1F1F1D"/>
-                <w:sz w:val="18"/>
-                <w:szCs w:val="18"/>
-              </w:rPr>
-              <w:t xml:space="preserve">H-LEACH</w:t>
-            </w:r>
-          </w:p>
-        </w:tc>
-        <w:tc>
-          <w:tcPr>
-            <w:tcW w:type="dxa" w:w="1100"/>
-            <w:tcBorders>
-              <w:top w:val="single" w:color="D9D8D2" w:sz="4"/>
-              <w:left w:val="single" w:color="D9D8D2" w:sz="4"/>
-              <w:bottom w:val="single" w:color="D9D8D2" w:sz="4"/>
-              <w:right w:val="single" w:color="D9D8D2" w:sz="4"/>
-            </w:tcBorders>
-            <w:shd w:fill="FFFFFF" w:color="auto" w:val="clear"/>
-            <w:tcMar>
-              <w:top w:type="dxa" w:w="60"/>
-              <w:left w:type="dxa" w:w="100"/>
-              <w:bottom w:type="dxa" w:w="60"/>
-              <w:right w:type="dxa" w:w="100"/>
-            </w:tcMar>
-          </w:tcPr>
-          <w:p>
-            <w:pPr>
-              <w:jc w:val="center"/>
-            </w:pPr>
-            <w:r>
-              <w:rPr>
-                <w:color w:val="1F1F1D"/>
-                <w:sz w:val="18"/>
-                <w:szCs w:val="18"/>
-              </w:rPr>
-              <w:t xml:space="preserve">HND</w:t>
-            </w:r>
-          </w:p>
-        </w:tc>
-        <w:tc>
-          <w:tcPr>
-            <w:tcW w:type="dxa" w:w="1600"/>
-            <w:tcBorders>
-              <w:top w:val="single" w:color="D9D8D2" w:sz="4"/>
-              <w:left w:val="single" w:color="D9D8D2" w:sz="4"/>
-              <w:bottom w:val="single" w:color="D9D8D2" w:sz="4"/>
-              <w:right w:val="single" w:color="D9D8D2" w:sz="4"/>
-            </w:tcBorders>
-            <w:shd w:fill="FFFFFF" w:color="auto" w:val="clear"/>
-            <w:tcMar>
-              <w:top w:type="dxa" w:w="60"/>
-              <w:left w:type="dxa" w:w="100"/>
-              <w:bottom w:type="dxa" w:w="60"/>
-              <w:right w:type="dxa" w:w="100"/>
-            </w:tcMar>
-          </w:tcPr>
-          <w:p>
-            <w:pPr>
-              <w:jc w:val="center"/>
-            </w:pPr>
-            <w:r>
-              <w:rPr>
-                <w:color w:val="1F1F1D"/>
-                <w:sz w:val="18"/>
-                <w:szCs w:val="18"/>
-              </w:rPr>
-              <w:t xml:space="preserve">1157</w:t>
-            </w:r>
-          </w:p>
-        </w:tc>
-        <w:tc>
-          <w:tcPr>
-            <w:tcW w:type="dxa" w:w="1600"/>
-            <w:tcBorders>
-              <w:top w:val="single" w:color="D9D8D2" w:sz="4"/>
-              <w:left w:val="single" w:color="D9D8D2" w:sz="4"/>
-              <w:bottom w:val="single" w:color="D9D8D2" w:sz="4"/>
-              <w:right w:val="single" w:color="D9D8D2" w:sz="4"/>
-            </w:tcBorders>
-            <w:shd w:fill="FFFFFF" w:color="auto" w:val="clear"/>
-            <w:tcMar>
-              <w:top w:type="dxa" w:w="60"/>
-              <w:left w:type="dxa" w:w="100"/>
-              <w:bottom w:type="dxa" w:w="60"/>
-              <w:right w:type="dxa" w:w="100"/>
-            </w:tcMar>
-          </w:tcPr>
-          <w:p>
-            <w:pPr>
-              <w:jc w:val="center"/>
-            </w:pPr>
-            <w:r>
-              <w:rPr>
-                <w:color w:val="1F1F1D"/>
-                <w:sz w:val="18"/>
-                <w:szCs w:val="18"/>
-              </w:rPr>
-              <w:t xml:space="preserve">1419</w:t>
-            </w:r>
-          </w:p>
-        </w:tc>
-        <w:tc>
-          <w:tcPr>
-            <w:tcW w:type="dxa" w:w="1700"/>
-            <w:tcBorders>
-              <w:top w:val="single" w:color="D9D8D2" w:sz="4"/>
-              <w:left w:val="single" w:color="D9D8D2" w:sz="4"/>
-              <w:bottom w:val="single" w:color="D9D8D2" w:sz="4"/>
-              <w:right w:val="single" w:color="D9D8D2" w:sz="4"/>
-            </w:tcBorders>
-            <w:shd w:fill="FFFFFF" w:color="auto" w:val="clear"/>
-            <w:tcMar>
-              <w:top w:type="dxa" w:w="60"/>
-              <w:left w:type="dxa" w:w="100"/>
-              <w:bottom w:type="dxa" w:w="60"/>
-              <w:right w:type="dxa" w:w="100"/>
-            </w:tcMar>
-          </w:tcPr>
-          <w:p>
-            <w:pPr>
-              <w:jc w:val="center"/>
-            </w:pPr>
-            <w:r>
-              <w:rPr>
-                <w:color w:val="1F1F1D"/>
-                <w:sz w:val="18"/>
-                <w:szCs w:val="18"/>
-              </w:rPr>
-              <w:t xml:space="preserve">1509</w:t>
-            </w:r>
-          </w:p>
-        </w:tc>
-        <w:tc>
-          <w:tcPr>
-            <w:tcW w:type="dxa" w:w="1938"/>
-            <w:tcBorders>
-              <w:top w:val="single" w:color="D9D8D2" w:sz="4"/>
-              <w:left w:val="single" w:color="D9D8D2" w:sz="4"/>
-              <w:bottom w:val="single" w:color="D9D8D2" w:sz="4"/>
-              <w:right w:val="single" w:color="D9D8D2" w:sz="4"/>
-            </w:tcBorders>
-            <w:shd w:fill="FFFFFF" w:color="auto" w:val="clear"/>
-            <w:tcMar>
-              <w:top w:type="dxa" w:w="60"/>
-              <w:left w:type="dxa" w:w="100"/>
-              <w:bottom w:type="dxa" w:w="60"/>
-              <w:right w:type="dxa" w:w="100"/>
-            </w:tcMar>
-          </w:tcPr>
-          <w:p>
-            <w:pPr>
-              <w:jc w:val="center"/>
-            </w:pPr>
-            <w:r>
-              <w:rPr>
-                <w:color w:val="1F1F1D"/>
-                <w:sz w:val="18"/>
-                <w:szCs w:val="18"/>
-              </w:rPr>
-              <w:t xml:space="preserve">+6.3%</w:t>
-            </w:r>
-          </w:p>
-        </w:tc>
-      </w:tr>
-      <w:tr>
-        <w:trPr>
-          <w:cantSplit/>
-        </w:trPr>
-        <w:tc>
-          <w:tcPr>
-            <w:tcW w:type="dxa" w:w="1700"/>
-            <w:tcBorders>
-              <w:top w:val="single" w:color="D9D8D2" w:sz="4"/>
-              <w:left w:val="single" w:color="D9D8D2" w:sz="4"/>
-              <w:bottom w:val="single" w:color="D9D8D2" w:sz="4"/>
-              <w:right w:val="single" w:color="D9D8D2" w:sz="4"/>
-            </w:tcBorders>
-            <w:shd w:fill="F3F6FB" w:color="auto" w:val="clear"/>
-            <w:tcMar>
-              <w:top w:type="dxa" w:w="60"/>
-              <w:left w:type="dxa" w:w="100"/>
-              <w:bottom w:type="dxa" w:w="60"/>
-              <w:right w:type="dxa" w:w="100"/>
-            </w:tcMar>
-          </w:tcPr>
-          <w:p>
-            <w:pPr>
-              <w:jc w:val="left"/>
-            </w:pPr>
-            <w:r>
-              <w:rPr>
-                <w:color w:val="1F1F1D"/>
-                <w:sz w:val="18"/>
-                <w:szCs w:val="18"/>
-              </w:rPr>
-              <w:t xml:space="preserve">H-LEACH</w:t>
-            </w:r>
-          </w:p>
-        </w:tc>
-        <w:tc>
-          <w:tcPr>
-            <w:tcW w:type="dxa" w:w="1100"/>
-            <w:tcBorders>
-              <w:top w:val="single" w:color="D9D8D2" w:sz="4"/>
-              <w:left w:val="single" w:color="D9D8D2" w:sz="4"/>
-              <w:bottom w:val="single" w:color="D9D8D2" w:sz="4"/>
-              <w:right w:val="single" w:color="D9D8D2" w:sz="4"/>
-            </w:tcBorders>
-            <w:shd w:fill="F3F6FB" w:color="auto" w:val="clear"/>
-            <w:tcMar>
-              <w:top w:type="dxa" w:w="60"/>
-              <w:left w:type="dxa" w:w="100"/>
-              <w:bottom w:type="dxa" w:w="60"/>
-              <w:right w:type="dxa" w:w="100"/>
-            </w:tcMar>
-          </w:tcPr>
-          <w:p>
-            <w:pPr>
-              <w:jc w:val="center"/>
-            </w:pPr>
-            <w:r>
-              <w:rPr>
-                <w:color w:val="1F1F1D"/>
-                <w:sz w:val="18"/>
-                <w:szCs w:val="18"/>
-              </w:rPr>
-              <w:t xml:space="preserve">LND</w:t>
-            </w:r>
-          </w:p>
-        </w:tc>
-        <w:tc>
-          <w:tcPr>
-            <w:tcW w:type="dxa" w:w="1600"/>
-            <w:tcBorders>
-              <w:top w:val="single" w:color="D9D8D2" w:sz="4"/>
-              <w:left w:val="single" w:color="D9D8D2" w:sz="4"/>
-              <w:bottom w:val="single" w:color="D9D8D2" w:sz="4"/>
-              <w:right w:val="single" w:color="D9D8D2" w:sz="4"/>
-            </w:tcBorders>
-            <w:shd w:fill="F3F6FB" w:color="auto" w:val="clear"/>
-            <w:tcMar>
-              <w:top w:type="dxa" w:w="60"/>
-              <w:left w:type="dxa" w:w="100"/>
-              <w:bottom w:type="dxa" w:w="60"/>
-              <w:right w:type="dxa" w:w="100"/>
-            </w:tcMar>
-          </w:tcPr>
-          <w:p>
-            <w:pPr>
-              <w:jc w:val="center"/>
-            </w:pPr>
-            <w:r>
-              <w:rPr>
-                <w:color w:val="1F1F1D"/>
-                <w:sz w:val="18"/>
-                <w:szCs w:val="18"/>
-              </w:rPr>
-              <w:t xml:space="preserve">1207</w:t>
-            </w:r>
-          </w:p>
-        </w:tc>
-        <w:tc>
-          <w:tcPr>
-            <w:tcW w:type="dxa" w:w="1600"/>
-            <w:tcBorders>
-              <w:top w:val="single" w:color="D9D8D2" w:sz="4"/>
-              <w:left w:val="single" w:color="D9D8D2" w:sz="4"/>
-              <w:bottom w:val="single" w:color="D9D8D2" w:sz="4"/>
-              <w:right w:val="single" w:color="D9D8D2" w:sz="4"/>
-            </w:tcBorders>
-            <w:shd w:fill="F3F6FB" w:color="auto" w:val="clear"/>
-            <w:tcMar>
-              <w:top w:type="dxa" w:w="60"/>
-              <w:left w:type="dxa" w:w="100"/>
-              <w:bottom w:type="dxa" w:w="60"/>
-              <w:right w:type="dxa" w:w="100"/>
-            </w:tcMar>
-          </w:tcPr>
-          <w:p>
-            <w:pPr>
-              <w:jc w:val="center"/>
-            </w:pPr>
-            <w:r>
-              <w:rPr>
-                <w:color w:val="1F1F1D"/>
-                <w:sz w:val="18"/>
-                <w:szCs w:val="18"/>
-              </w:rPr>
-              <w:t xml:space="preserve">1434</w:t>
-            </w:r>
-          </w:p>
-        </w:tc>
-        <w:tc>
-          <w:tcPr>
-            <w:tcW w:type="dxa" w:w="1700"/>
-            <w:tcBorders>
-              <w:top w:val="single" w:color="D9D8D2" w:sz="4"/>
-              <w:left w:val="single" w:color="D9D8D2" w:sz="4"/>
-              <w:bottom w:val="single" w:color="D9D8D2" w:sz="4"/>
-              <w:right w:val="single" w:color="D9D8D2" w:sz="4"/>
-            </w:tcBorders>
-            <w:shd w:fill="F3F6FB" w:color="auto" w:val="clear"/>
-            <w:tcMar>
-              <w:top w:type="dxa" w:w="60"/>
-              <w:left w:type="dxa" w:w="100"/>
-              <w:bottom w:type="dxa" w:w="60"/>
-              <w:right w:type="dxa" w:w="100"/>
-            </w:tcMar>
-          </w:tcPr>
-          <w:p>
-            <w:pPr>
-              <w:jc w:val="center"/>
-            </w:pPr>
-            <w:r>
-              <w:rPr>
-                <w:color w:val="1F1F1D"/>
-                <w:sz w:val="18"/>
-                <w:szCs w:val="18"/>
-              </w:rPr>
-              <w:t xml:space="preserve">1525</w:t>
-            </w:r>
-          </w:p>
-        </w:tc>
-        <w:tc>
-          <w:tcPr>
-            <w:tcW w:type="dxa" w:w="1938"/>
-            <w:tcBorders>
-              <w:top w:val="single" w:color="D9D8D2" w:sz="4"/>
-              <w:left w:val="single" w:color="D9D8D2" w:sz="4"/>
-              <w:bottom w:val="single" w:color="D9D8D2" w:sz="4"/>
-              <w:right w:val="single" w:color="D9D8D2" w:sz="4"/>
-            </w:tcBorders>
-            <w:shd w:fill="F3F6FB" w:color="auto" w:val="clear"/>
-            <w:tcMar>
-              <w:top w:type="dxa" w:w="60"/>
-              <w:left w:type="dxa" w:w="100"/>
-              <w:bottom w:type="dxa" w:w="60"/>
-              <w:right w:type="dxa" w:w="100"/>
-            </w:tcMar>
-          </w:tcPr>
-          <w:p>
-            <w:pPr>
-              <w:jc w:val="center"/>
-            </w:pPr>
-            <w:r>
-              <w:rPr>
-                <w:color w:val="1F1F1D"/>
-                <w:sz w:val="18"/>
-                <w:szCs w:val="18"/>
-              </w:rPr>
-              <w:t xml:space="preserve">+6.3%</w:t>
-            </w:r>
-          </w:p>
-        </w:tc>
-      </w:tr>
-      <w:tr>
-        <w:trPr>
-          <w:cantSplit/>
-        </w:trPr>
-        <w:tc>
-          <w:tcPr>
-            <w:tcW w:type="dxa" w:w="1700"/>
-            <w:tcBorders>
-              <w:top w:val="single" w:color="D9D8D2" w:sz="4"/>
-              <w:left w:val="single" w:color="D9D8D2" w:sz="4"/>
-              <w:bottom w:val="single" w:color="D9D8D2" w:sz="4"/>
-              <w:right w:val="single" w:color="D9D8D2" w:sz="4"/>
-            </w:tcBorders>
-            <w:shd w:fill="FFFFFF" w:color="auto" w:val="clear"/>
-            <w:tcMar>
-              <w:top w:type="dxa" w:w="60"/>
-              <w:left w:type="dxa" w:w="100"/>
-              <w:bottom w:type="dxa" w:w="60"/>
-              <w:right w:type="dxa" w:w="100"/>
-            </w:tcMar>
-          </w:tcPr>
-          <w:p>
-            <w:pPr>
-              <w:jc w:val="left"/>
-            </w:pPr>
-            <w:r>
-              <w:rPr>
-                <w:color w:val="1F1F1D"/>
-                <w:sz w:val="18"/>
-                <w:szCs w:val="18"/>
-              </w:rPr>
-              <w:t xml:space="preserve">EECH-HEED</w:t>
-            </w:r>
-          </w:p>
-        </w:tc>
-        <w:tc>
-          <w:tcPr>
-            <w:tcW w:type="dxa" w:w="1100"/>
-            <w:tcBorders>
-              <w:top w:val="single" w:color="D9D8D2" w:sz="4"/>
-              <w:left w:val="single" w:color="D9D8D2" w:sz="4"/>
-              <w:bottom w:val="single" w:color="D9D8D2" w:sz="4"/>
-              <w:right w:val="single" w:color="D9D8D2" w:sz="4"/>
-            </w:tcBorders>
-            <w:shd w:fill="FFFFFF" w:color="auto" w:val="clear"/>
-            <w:tcMar>
-              <w:top w:type="dxa" w:w="60"/>
-              <w:left w:type="dxa" w:w="100"/>
-              <w:bottom w:type="dxa" w:w="60"/>
-              <w:right w:type="dxa" w:w="100"/>
-            </w:tcMar>
-          </w:tcPr>
-          <w:p>
-            <w:pPr>
-              <w:jc w:val="center"/>
-            </w:pPr>
-            <w:r>
-              <w:rPr>
-                <w:color w:val="1F1F1D"/>
-                <w:sz w:val="18"/>
-                <w:szCs w:val="18"/>
-              </w:rPr>
-              <w:t xml:space="preserve">FND</w:t>
-            </w:r>
-          </w:p>
-        </w:tc>
-        <w:tc>
-          <w:tcPr>
-            <w:tcW w:type="dxa" w:w="1600"/>
-            <w:tcBorders>
-              <w:top w:val="single" w:color="D9D8D2" w:sz="4"/>
-              <w:left w:val="single" w:color="D9D8D2" w:sz="4"/>
-              <w:bottom w:val="single" w:color="D9D8D2" w:sz="4"/>
-              <w:right w:val="single" w:color="D9D8D2" w:sz="4"/>
-            </w:tcBorders>
-            <w:shd w:fill="FFFFFF" w:color="auto" w:val="clear"/>
-            <w:tcMar>
-              <w:top w:type="dxa" w:w="60"/>
-              <w:left w:type="dxa" w:w="100"/>
-              <w:bottom w:type="dxa" w:w="60"/>
-              <w:right w:type="dxa" w:w="100"/>
-            </w:tcMar>
-          </w:tcPr>
-          <w:p>
-            <w:pPr>
-              <w:jc w:val="center"/>
-            </w:pPr>
-            <w:r>
-              <w:rPr>
-                <w:color w:val="1F1F1D"/>
-                <w:sz w:val="18"/>
-                <w:szCs w:val="18"/>
-              </w:rPr>
-              <w:t xml:space="preserve">1121</w:t>
-            </w:r>
-          </w:p>
-        </w:tc>
-        <w:tc>
-          <w:tcPr>
-            <w:tcW w:type="dxa" w:w="1600"/>
-            <w:tcBorders>
-              <w:top w:val="single" w:color="D9D8D2" w:sz="4"/>
-              <w:left w:val="single" w:color="D9D8D2" w:sz="4"/>
-              <w:bottom w:val="single" w:color="D9D8D2" w:sz="4"/>
-              <w:right w:val="single" w:color="D9D8D2" w:sz="4"/>
-            </w:tcBorders>
-            <w:shd w:fill="FFFFFF" w:color="auto" w:val="clear"/>
-            <w:tcMar>
-              <w:top w:type="dxa" w:w="60"/>
-              <w:left w:type="dxa" w:w="100"/>
-              <w:bottom w:type="dxa" w:w="60"/>
-              <w:right w:type="dxa" w:w="100"/>
-            </w:tcMar>
-          </w:tcPr>
-          <w:p>
-            <w:pPr>
-              <w:jc w:val="center"/>
-            </w:pPr>
-            <w:r>
-              <w:rPr>
-                <w:color w:val="1F1F1D"/>
-                <w:sz w:val="18"/>
-                <w:szCs w:val="18"/>
-              </w:rPr>
-              <w:t xml:space="preserve">1311</w:t>
-            </w:r>
-          </w:p>
-        </w:tc>
-        <w:tc>
-          <w:tcPr>
-            <w:tcW w:type="dxa" w:w="1700"/>
-            <w:tcBorders>
-              <w:top w:val="single" w:color="D9D8D2" w:sz="4"/>
-              <w:left w:val="single" w:color="D9D8D2" w:sz="4"/>
-              <w:bottom w:val="single" w:color="D9D8D2" w:sz="4"/>
-              <w:right w:val="single" w:color="D9D8D2" w:sz="4"/>
-            </w:tcBorders>
-            <w:shd w:fill="FFFFFF" w:color="auto" w:val="clear"/>
-            <w:tcMar>
-              <w:top w:type="dxa" w:w="60"/>
-              <w:left w:type="dxa" w:w="100"/>
-              <w:bottom w:type="dxa" w:w="60"/>
-              <w:right w:type="dxa" w:w="100"/>
-            </w:tcMar>
-          </w:tcPr>
-          <w:p>
-            <w:pPr>
-              <w:jc w:val="center"/>
-            </w:pPr>
-            <w:r>
-              <w:rPr>
-                <w:color w:val="1F1F1D"/>
-                <w:sz w:val="18"/>
-                <w:szCs w:val="18"/>
-              </w:rPr>
-              <w:t xml:space="preserve">1368</w:t>
-            </w:r>
-          </w:p>
-        </w:tc>
-        <w:tc>
-          <w:tcPr>
-            <w:tcW w:type="dxa" w:w="1938"/>
-            <w:tcBorders>
-              <w:top w:val="single" w:color="D9D8D2" w:sz="4"/>
-              <w:left w:val="single" w:color="D9D8D2" w:sz="4"/>
-              <w:bottom w:val="single" w:color="D9D8D2" w:sz="4"/>
-              <w:right w:val="single" w:color="D9D8D2" w:sz="4"/>
-            </w:tcBorders>
-            <w:shd w:fill="FFFFFF" w:color="auto" w:val="clear"/>
-            <w:tcMar>
-              <w:top w:type="dxa" w:w="60"/>
-              <w:left w:type="dxa" w:w="100"/>
-              <w:bottom w:type="dxa" w:w="60"/>
-              <w:right w:type="dxa" w:w="100"/>
-            </w:tcMar>
-          </w:tcPr>
-          <w:p>
-            <w:pPr>
-              <w:jc w:val="center"/>
-            </w:pPr>
-            <w:r>
-              <w:rPr>
-                <w:color w:val="1F1F1D"/>
-                <w:sz w:val="18"/>
-                <w:szCs w:val="18"/>
-              </w:rPr>
-              <w:t xml:space="preserve">+4.3%</w:t>
-            </w:r>
-          </w:p>
-        </w:tc>
-      </w:tr>
-      <w:tr>
-        <w:trPr>
-          <w:cantSplit/>
-        </w:trPr>
-        <w:tc>
-          <w:tcPr>
-            <w:tcW w:type="dxa" w:w="1700"/>
-            <w:tcBorders>
-              <w:top w:val="single" w:color="D9D8D2" w:sz="4"/>
-              <w:left w:val="single" w:color="D9D8D2" w:sz="4"/>
-              <w:bottom w:val="single" w:color="D9D8D2" w:sz="4"/>
-              <w:right w:val="single" w:color="D9D8D2" w:sz="4"/>
-            </w:tcBorders>
-            <w:shd w:fill="F3F6FB" w:color="auto" w:val="clear"/>
-            <w:tcMar>
-              <w:top w:type="dxa" w:w="60"/>
-              <w:left w:type="dxa" w:w="100"/>
-              <w:bottom w:type="dxa" w:w="60"/>
-              <w:right w:type="dxa" w:w="100"/>
-            </w:tcMar>
-          </w:tcPr>
-          <w:p>
-            <w:pPr>
-              <w:jc w:val="left"/>
-            </w:pPr>
-            <w:r>
-              <w:rPr>
-                <w:color w:val="1F1F1D"/>
-                <w:sz w:val="18"/>
-                <w:szCs w:val="18"/>
-              </w:rPr>
-              <w:t xml:space="preserve">EECH-HEED</w:t>
-            </w:r>
-          </w:p>
-        </w:tc>
-        <w:tc>
-          <w:tcPr>
-            <w:tcW w:type="dxa" w:w="1100"/>
-            <w:tcBorders>
-              <w:top w:val="single" w:color="D9D8D2" w:sz="4"/>
-              <w:left w:val="single" w:color="D9D8D2" w:sz="4"/>
-              <w:bottom w:val="single" w:color="D9D8D2" w:sz="4"/>
-              <w:right w:val="single" w:color="D9D8D2" w:sz="4"/>
-            </w:tcBorders>
-            <w:shd w:fill="F3F6FB" w:color="auto" w:val="clear"/>
-            <w:tcMar>
-              <w:top w:type="dxa" w:w="60"/>
-              <w:left w:type="dxa" w:w="100"/>
-              <w:bottom w:type="dxa" w:w="60"/>
-              <w:right w:type="dxa" w:w="100"/>
-            </w:tcMar>
-          </w:tcPr>
-          <w:p>
-            <w:pPr>
-              <w:jc w:val="center"/>
-            </w:pPr>
-            <w:r>
-              <w:rPr>
-                <w:color w:val="1F1F1D"/>
-                <w:sz w:val="18"/>
-                <w:szCs w:val="18"/>
-              </w:rPr>
-              <w:t xml:space="preserve">HND</w:t>
-            </w:r>
-          </w:p>
-        </w:tc>
-        <w:tc>
-          <w:tcPr>
-            <w:tcW w:type="dxa" w:w="1600"/>
-            <w:tcBorders>
-              <w:top w:val="single" w:color="D9D8D2" w:sz="4"/>
-              <w:left w:val="single" w:color="D9D8D2" w:sz="4"/>
-              <w:bottom w:val="single" w:color="D9D8D2" w:sz="4"/>
-              <w:right w:val="single" w:color="D9D8D2" w:sz="4"/>
-            </w:tcBorders>
-            <w:shd w:fill="F3F6FB" w:color="auto" w:val="clear"/>
-            <w:tcMar>
-              <w:top w:type="dxa" w:w="60"/>
-              <w:left w:type="dxa" w:w="100"/>
-              <w:bottom w:type="dxa" w:w="60"/>
-              <w:right w:type="dxa" w:w="100"/>
-            </w:tcMar>
-          </w:tcPr>
-          <w:p>
-            <w:pPr>
-              <w:jc w:val="center"/>
-            </w:pPr>
-            <w:r>
-              <w:rPr>
-                <w:color w:val="1F1F1D"/>
-                <w:sz w:val="18"/>
-                <w:szCs w:val="18"/>
-              </w:rPr>
-              <w:t xml:space="preserve">1954</w:t>
-            </w:r>
-          </w:p>
-        </w:tc>
-        <w:tc>
-          <w:tcPr>
-            <w:tcW w:type="dxa" w:w="1600"/>
-            <w:tcBorders>
-              <w:top w:val="single" w:color="D9D8D2" w:sz="4"/>
-              <w:left w:val="single" w:color="D9D8D2" w:sz="4"/>
-              <w:bottom w:val="single" w:color="D9D8D2" w:sz="4"/>
-              <w:right w:val="single" w:color="D9D8D2" w:sz="4"/>
-            </w:tcBorders>
-            <w:shd w:fill="F3F6FB" w:color="auto" w:val="clear"/>
-            <w:tcMar>
-              <w:top w:type="dxa" w:w="60"/>
-              <w:left w:type="dxa" w:w="100"/>
-              <w:bottom w:type="dxa" w:w="60"/>
-              <w:right w:type="dxa" w:w="100"/>
-            </w:tcMar>
-          </w:tcPr>
-          <w:p>
-            <w:pPr>
-              <w:jc w:val="center"/>
-            </w:pPr>
-            <w:r>
-              <w:rPr>
-                <w:color w:val="1F1F1D"/>
-                <w:sz w:val="18"/>
-                <w:szCs w:val="18"/>
-              </w:rPr>
-              <w:t xml:space="preserve">1382</w:t>
-            </w:r>
-          </w:p>
-        </w:tc>
-        <w:tc>
-          <w:tcPr>
-            <w:tcW w:type="dxa" w:w="1700"/>
-            <w:tcBorders>
-              <w:top w:val="single" w:color="D9D8D2" w:sz="4"/>
-              <w:left w:val="single" w:color="D9D8D2" w:sz="4"/>
-              <w:bottom w:val="single" w:color="D9D8D2" w:sz="4"/>
-              <w:right w:val="single" w:color="D9D8D2" w:sz="4"/>
-            </w:tcBorders>
-            <w:shd w:fill="F3F6FB" w:color="auto" w:val="clear"/>
-            <w:tcMar>
-              <w:top w:type="dxa" w:w="60"/>
-              <w:left w:type="dxa" w:w="100"/>
-              <w:bottom w:type="dxa" w:w="60"/>
-              <w:right w:type="dxa" w:w="100"/>
-            </w:tcMar>
-          </w:tcPr>
-          <w:p>
-            <w:pPr>
-              <w:jc w:val="center"/>
-            </w:pPr>
-            <w:r>
-              <w:rPr>
-                <w:color w:val="1F1F1D"/>
-                <w:sz w:val="18"/>
-                <w:szCs w:val="18"/>
-              </w:rPr>
-              <w:t xml:space="preserve">1385</w:t>
-            </w:r>
-          </w:p>
-        </w:tc>
-        <w:tc>
-          <w:tcPr>
-            <w:tcW w:type="dxa" w:w="1938"/>
-            <w:tcBorders>
-              <w:top w:val="single" w:color="D9D8D2" w:sz="4"/>
-              <w:left w:val="single" w:color="D9D8D2" w:sz="4"/>
-              <w:bottom w:val="single" w:color="D9D8D2" w:sz="4"/>
-              <w:right w:val="single" w:color="D9D8D2" w:sz="4"/>
-            </w:tcBorders>
-            <w:shd w:fill="F3F6FB" w:color="auto" w:val="clear"/>
-            <w:tcMar>
-              <w:top w:type="dxa" w:w="60"/>
-              <w:left w:type="dxa" w:w="100"/>
-              <w:bottom w:type="dxa" w:w="60"/>
-              <w:right w:type="dxa" w:w="100"/>
-            </w:tcMar>
-          </w:tcPr>
-          <w:p>
-            <w:pPr>
-              <w:jc w:val="center"/>
-            </w:pPr>
-            <w:r>
-              <w:rPr>
-                <w:color w:val="1F1F1D"/>
-                <w:sz w:val="18"/>
-                <w:szCs w:val="18"/>
-              </w:rPr>
-              <w:t xml:space="preserve">+0.2%</w:t>
-            </w:r>
-          </w:p>
-        </w:tc>
-      </w:tr>
-      <w:tr>
-        <w:trPr>
-          <w:cantSplit/>
-        </w:trPr>
-        <w:tc>
-          <w:tcPr>
-            <w:tcW w:type="dxa" w:w="1700"/>
-            <w:tcBorders>
-              <w:top w:val="single" w:color="D9D8D2" w:sz="4"/>
-              <w:left w:val="single" w:color="D9D8D2" w:sz="4"/>
-              <w:bottom w:val="single" w:color="D9D8D2" w:sz="4"/>
-              <w:right w:val="single" w:color="D9D8D2" w:sz="4"/>
-            </w:tcBorders>
-            <w:shd w:fill="FFFFFF" w:color="auto" w:val="clear"/>
-            <w:tcMar>
-              <w:top w:type="dxa" w:w="60"/>
-              <w:left w:type="dxa" w:w="100"/>
-              <w:bottom w:type="dxa" w:w="60"/>
-              <w:right w:type="dxa" w:w="100"/>
-            </w:tcMar>
-          </w:tcPr>
-          <w:p>
-            <w:pPr>
-              <w:jc w:val="left"/>
-            </w:pPr>
-            <w:r>
-              <w:rPr>
-                <w:color w:val="1F1F1D"/>
-                <w:sz w:val="18"/>
-                <w:szCs w:val="18"/>
-              </w:rPr>
-              <w:t xml:space="preserve">EECH-HEED</w:t>
-            </w:r>
-          </w:p>
-        </w:tc>
-        <w:tc>
-          <w:tcPr>
-            <w:tcW w:type="dxa" w:w="1100"/>
-            <w:tcBorders>
-              <w:top w:val="single" w:color="D9D8D2" w:sz="4"/>
-              <w:left w:val="single" w:color="D9D8D2" w:sz="4"/>
-              <w:bottom w:val="single" w:color="D9D8D2" w:sz="4"/>
-              <w:right w:val="single" w:color="D9D8D2" w:sz="4"/>
-            </w:tcBorders>
-            <w:shd w:fill="FFFFFF" w:color="auto" w:val="clear"/>
-            <w:tcMar>
-              <w:top w:type="dxa" w:w="60"/>
-              <w:left w:type="dxa" w:w="100"/>
-              <w:bottom w:type="dxa" w:w="60"/>
-              <w:right w:type="dxa" w:w="100"/>
-            </w:tcMar>
-          </w:tcPr>
-          <w:p>
-            <w:pPr>
-              <w:jc w:val="center"/>
-            </w:pPr>
-            <w:r>
-              <w:rPr>
-                <w:color w:val="1F1F1D"/>
-                <w:sz w:val="18"/>
-                <w:szCs w:val="18"/>
-              </w:rPr>
-              <w:t xml:space="preserve">LND</w:t>
-            </w:r>
-          </w:p>
-        </w:tc>
-        <w:tc>
-          <w:tcPr>
-            <w:tcW w:type="dxa" w:w="1600"/>
-            <w:tcBorders>
-              <w:top w:val="single" w:color="D9D8D2" w:sz="4"/>
-              <w:left w:val="single" w:color="D9D8D2" w:sz="4"/>
-              <w:bottom w:val="single" w:color="D9D8D2" w:sz="4"/>
-              <w:right w:val="single" w:color="D9D8D2" w:sz="4"/>
-            </w:tcBorders>
-            <w:shd w:fill="FFFFFF" w:color="auto" w:val="clear"/>
-            <w:tcMar>
-              <w:top w:type="dxa" w:w="60"/>
-              <w:left w:type="dxa" w:w="100"/>
-              <w:bottom w:type="dxa" w:w="60"/>
-              <w:right w:type="dxa" w:w="100"/>
-            </w:tcMar>
-          </w:tcPr>
-          <w:p>
-            <w:pPr>
-              <w:jc w:val="center"/>
-            </w:pPr>
-            <w:r>
-              <w:rPr>
-                <w:color w:val="1F1F1D"/>
-                <w:sz w:val="18"/>
-                <w:szCs w:val="18"/>
-              </w:rPr>
-              <w:t xml:space="preserve">3783</w:t>
-            </w:r>
-          </w:p>
-        </w:tc>
-        <w:tc>
-          <w:tcPr>
-            <w:tcW w:type="dxa" w:w="1600"/>
-            <w:tcBorders>
-              <w:top w:val="single" w:color="D9D8D2" w:sz="4"/>
-              <w:left w:val="single" w:color="D9D8D2" w:sz="4"/>
-              <w:bottom w:val="single" w:color="D9D8D2" w:sz="4"/>
-              <w:right w:val="single" w:color="D9D8D2" w:sz="4"/>
-            </w:tcBorders>
-            <w:shd w:fill="FFFFFF" w:color="auto" w:val="clear"/>
-            <w:tcMar>
-              <w:top w:type="dxa" w:w="60"/>
-              <w:left w:type="dxa" w:w="100"/>
-              <w:bottom w:type="dxa" w:w="60"/>
-              <w:right w:type="dxa" w:w="100"/>
-            </w:tcMar>
-          </w:tcPr>
-          <w:p>
-            <w:pPr>
-              <w:jc w:val="center"/>
-            </w:pPr>
-            <w:r>
-              <w:rPr>
-                <w:color w:val="1F1F1D"/>
-                <w:sz w:val="18"/>
-                <w:szCs w:val="18"/>
-              </w:rPr>
-              <w:t xml:space="preserve">1545</w:t>
-            </w:r>
-          </w:p>
-        </w:tc>
-        <w:tc>
-          <w:tcPr>
-            <w:tcW w:type="dxa" w:w="1700"/>
-            <w:tcBorders>
-              <w:top w:val="single" w:color="D9D8D2" w:sz="4"/>
-              <w:left w:val="single" w:color="D9D8D2" w:sz="4"/>
-              <w:bottom w:val="single" w:color="D9D8D2" w:sz="4"/>
-              <w:right w:val="single" w:color="D9D8D2" w:sz="4"/>
-            </w:tcBorders>
-            <w:shd w:fill="FFFFFF" w:color="auto" w:val="clear"/>
-            <w:tcMar>
-              <w:top w:type="dxa" w:w="60"/>
-              <w:left w:type="dxa" w:w="100"/>
-              <w:bottom w:type="dxa" w:w="60"/>
-              <w:right w:type="dxa" w:w="100"/>
-            </w:tcMar>
-          </w:tcPr>
-          <w:p>
-            <w:pPr>
-              <w:jc w:val="center"/>
-            </w:pPr>
-            <w:r>
-              <w:rPr>
-                <w:color w:val="1F1F1D"/>
-                <w:sz w:val="18"/>
-                <w:szCs w:val="18"/>
-              </w:rPr>
-              <w:t xml:space="preserve">1767</w:t>
-            </w:r>
-          </w:p>
-        </w:tc>
-        <w:tc>
-          <w:tcPr>
-            <w:tcW w:type="dxa" w:w="1938"/>
-            <w:tcBorders>
-              <w:top w:val="single" w:color="D9D8D2" w:sz="4"/>
-              <w:left w:val="single" w:color="D9D8D2" w:sz="4"/>
-              <w:bottom w:val="single" w:color="D9D8D2" w:sz="4"/>
-              <w:right w:val="single" w:color="D9D8D2" w:sz="4"/>
-            </w:tcBorders>
-            <w:shd w:fill="FFFFFF" w:color="auto" w:val="clear"/>
-            <w:tcMar>
-              <w:top w:type="dxa" w:w="60"/>
-              <w:left w:type="dxa" w:w="100"/>
-              <w:bottom w:type="dxa" w:w="60"/>
-              <w:right w:type="dxa" w:w="100"/>
-            </w:tcMar>
-          </w:tcPr>
-          <w:p>
-            <w:pPr>
-              <w:jc w:val="center"/>
-            </w:pPr>
-            <w:r>
-              <w:rPr>
-                <w:color w:val="1F1F1D"/>
-                <w:sz w:val="18"/>
-                <w:szCs w:val="18"/>
-              </w:rPr>
-              <w:t xml:space="preserve">+14.4%</w:t>
             </w:r>
           </w:p>
         </w:tc>
@@ -11985,7 +13169,7 @@
                     </pic:cNvPicPr>
                   </pic:nvPicPr>
                   <pic:blipFill>
-                    <a:blip r:embed="rId14" cstate="none"/>
+                    <a:blip r:embed="rId22" cstate="none"/>
                     <a:srcRect/>
                     <a:stretch>
                       <a:fillRect/>
@@ -12048,7 +13232,7 @@
                     </pic:cNvPicPr>
                   </pic:nvPicPr>
                   <pic:blipFill>
-                    <a:blip r:embed="rId15" cstate="none"/>
+                    <a:blip r:embed="rId23" cstate="none"/>
                     <a:srcRect/>
                     <a:stretch>
                       <a:fillRect/>
@@ -12088,78 +13272,17 @@
     </w:p>
     <w:p>
       <w:pPr>
-        <w:pStyle w:val="Heading2"/>
-      </w:pPr>
-      <w:r>
-        <w:t xml:space="preserve">4.5 Why the numbers changed</w:t>
-      </w:r>
-    </w:p>
-    <w:p>
-      <w:pPr>
-        <w:pStyle w:val="ListParagraph"/>
-        <w:numPr>
-          <w:ilvl w:val="0"/>
-          <w:numId w:val="3"/>
-        </w:numPr>
-        <w:spacing w:after="60" w:line="290"/>
+        <w:spacing w:after="120" w:line="300"/>
       </w:pPr>
       <w:r>
         <w:rPr>
           <w:b/>
           <w:bCs/>
         </w:rPr>
-        <w:t xml:space="preserve">SH-LEACH: </w:t>
+        <w:t xml:space="preserve">Lesson: </w:t>
       </w:r>
       <w:r>
-        <w:t xml:space="preserve">ORIGINAL → EDITED (484 → 647): cheaper radio. EDITED → IMPROVED (→ 1480): the counter restarts, so CHs stay few instead of reaching 100.</w:t>
-      </w:r>
-    </w:p>
-    <w:p>
-      <w:pPr>
-        <w:pStyle w:val="ListParagraph"/>
-        <w:numPr>
-          <w:ilvl w:val="0"/>
-          <w:numId w:val="3"/>
-        </w:numPr>
-        <w:spacing w:after="60" w:line="290"/>
-      </w:pPr>
-      <w:r>
-        <w:rPr>
-          <w:b/>
-          <w:bCs/>
-        </w:rPr>
-        <w:t xml:space="preserve">H-LEACH: </w:t>
-      </w:r>
-      <w:r>
-        <w:t xml:space="preserve">ORIGINAL → EDITED (1078 → 1384): 2000 instead of 4000-bit packets. EDITED → IMPROVED (→ 1473): no deadlock, no CH bursts (8.6 → 5.3 CHs per round).</w:t>
-      </w:r>
-    </w:p>
-    <w:p>
-      <w:pPr>
-        <w:pStyle w:val="ListParagraph"/>
-        <w:numPr>
-          <w:ilvl w:val="0"/>
-          <w:numId w:val="3"/>
-        </w:numPr>
-        <w:spacing w:after="60" w:line="290"/>
-      </w:pPr>
-      <w:r>
-        <w:rPr>
-          <w:b/>
-          <w:bCs/>
-        </w:rPr>
-        <w:t xml:space="preserve">EECH-HEED: </w:t>
-      </w:r>
-      <w:r>
-        <w:t xml:space="preserve">ORIGINAL → EDITED: LND 3783 → 1545 because sensing is OFF (every node sends every round) and 50 J instead of 56 J. EDITED → IMPROVED (1311 → 1368): fixed zone-2 rotation (7.5 → 2.9 CHs per round).</w:t>
-      </w:r>
-    </w:p>
-    <w:p>
-      <w:pPr>
-        <w:spacing w:after="120" w:line="300"/>
-      </w:pPr>
-      <w:r>
-        <w:t xml:space="preserve">Lesson: all three add energy to LEACH but break its rotation; restoring the rotation fixes them.</w:t>
+        <w:t xml:space="preserve">all three add energy to LEACH but break its rotation; restoring a fixed rotation fixes them. After the fix SH-LEACH+ is the best hybrid with the BS at the centre and EECH-HEED+ with the BS far away.</w:t>
       </w:r>
     </w:p>
     <w:p>
@@ -12848,7 +13971,22 @@
         <w:pStyle w:val="Heading1"/>
       </w:pPr>
       <w:r>
-        <w:t xml:space="preserve">6. Proposed protocol — v1 → v8-Chain</w:t>
+        <w:t xml:space="preserve">6. Proposed protocol — v1 → v8, and v8-Chain</w:t>
+      </w:r>
+    </w:p>
+    <w:p>
+      <w:pPr>
+        <w:spacing w:after="120" w:line="300"/>
+      </w:pPr>
+      <w:r>
+        <w:rPr>
+          <w:b/>
+          <w:bCs/>
+        </w:rPr>
+        <w:t xml:space="preserve">v8 is the main protocol. </w:t>
+      </w:r>
+      <w:r>
+        <w:t xml:space="preserve">v8-Chain = v8 + an energy-aware relay between CHs; it gives the same result as v8 when the BS is at the centre and is used only when the BS is far away.</w:t>
       </w:r>
     </w:p>
     <w:tbl>
@@ -15952,11 +17090,6 @@
     </w:p>
     <w:p>
       <w:pPr>
-        <w:spacing w:after="120"/>
-      </w:pPr>
-    </w:p>
-    <w:p>
-      <w:pPr>
         <w:keepNext/>
         <w:spacing w:after="40" w:before="120"/>
         <w:jc w:val="center"/>
@@ -15980,7 +17113,7 @@
                     </pic:cNvPicPr>
                   </pic:nvPicPr>
                   <pic:blipFill>
-                    <a:blip r:embed="rId16" cstate="none"/>
+                    <a:blip r:embed="rId24" cstate="none"/>
                     <a:srcRect/>
                     <a:stretch>
                       <a:fillRect/>
@@ -16043,7 +17176,7 @@
                     </pic:cNvPicPr>
                   </pic:nvPicPr>
                   <pic:blipFill>
-                    <a:blip r:embed="rId17" cstate="none"/>
+                    <a:blip r:embed="rId25" cstate="none"/>
                     <a:srcRect/>
                     <a:stretch>
                       <a:fillRect/>
@@ -16091,7 +17224,54 @@
         <w:spacing w:after="60" w:line="290"/>
       </w:pPr>
       <w:r>
-        <w:t xml:space="preserve">v3: single-pass score T(r)·(E/E0)·(1 + deg/deg_max) + 5-round cluster reuse → ×4.9 over v2.</w:t>
+        <w:t xml:space="preserve">v3: single-pass score + 5-round cluster reuse → ×4.9 over v2:</w:t>
+      </w:r>
+    </w:p>
+    <w:p>
+      <w:pPr>
+        <w:keepNext/>
+        <w:spacing w:after="40" w:before="120"/>
+        <w:jc w:val="center"/>
+      </w:pPr>
+      <w:r>
+        <w:drawing>
+          <wp:inline distT="0" distB="0" distL="0" distR="0">
+            <wp:extent cx="3295650" cy="552450"/>
+            <wp:effectExtent t="0" r="0" b="0" l="0"/>
+            <wp:docPr id="1" name="eq_score.png" descr="eq_score.png" title="eq_score.png"/>
+            <wp:cNvGraphicFramePr>
+              <a:graphicFrameLocks xmlns:a="http://schemas.openxmlformats.org/drawingml/2006/main" noChangeAspect="1"/>
+            </wp:cNvGraphicFramePr>
+            <a:graphic xmlns:a="http://schemas.openxmlformats.org/drawingml/2006/main">
+              <a:graphicData uri="http://schemas.openxmlformats.org/drawingml/2006/picture">
+                <pic:pic xmlns:pic="http://schemas.openxmlformats.org/drawingml/2006/picture">
+                  <pic:nvPicPr>
+                    <pic:cNvPr id="0" name="" descr=""/>
+                    <pic:cNvPicPr>
+                      <a:picLocks noChangeAspect="1" noChangeArrowheads="1"/>
+                    </pic:cNvPicPr>
+                  </pic:nvPicPr>
+                  <pic:blipFill>
+                    <a:blip r:embed="rId26" cstate="none"/>
+                    <a:srcRect/>
+                    <a:stretch>
+                      <a:fillRect/>
+                    </a:stretch>
+                  </pic:blipFill>
+                  <pic:spPr bwMode="auto">
+                    <a:xfrm>
+                      <a:off x="0" y="0"/>
+                      <a:ext cx="3295650" cy="552450"/>
+                    </a:xfrm>
+                    <a:prstGeom prst="rect">
+                      <a:avLst/>
+                    </a:prstGeom>
+                  </pic:spPr>
+                </pic:pic>
+              </a:graphicData>
+            </a:graphic>
+          </wp:inline>
+        </w:drawing>
       </w:r>
     </w:p>
     <w:p>
@@ -16130,7 +17310,54 @@
         <w:spacing w:after="60" w:line="290"/>
       </w:pPr>
       <w:r>
-        <w:t xml:space="preserve">v8-Chain: relay through another CH only if Tx(c→j) + Rx + E_DA &lt; Tx(c→BS).</w:t>
+        <w:t xml:space="preserve">v8-Chain: a CH relays through CH j only if</w:t>
+      </w:r>
+    </w:p>
+    <w:p>
+      <w:pPr>
+        <w:keepNext/>
+        <w:spacing w:after="40" w:before="120"/>
+        <w:jc w:val="center"/>
+      </w:pPr>
+      <w:r>
+        <w:drawing>
+          <wp:inline distT="0" distB="0" distL="0" distR="0">
+            <wp:extent cx="4572000" cy="228600"/>
+            <wp:effectExtent t="0" r="0" b="0" l="0"/>
+            <wp:docPr id="1" name="eq_relay.png" descr="eq_relay.png" title="eq_relay.png"/>
+            <wp:cNvGraphicFramePr>
+              <a:graphicFrameLocks xmlns:a="http://schemas.openxmlformats.org/drawingml/2006/main" noChangeAspect="1"/>
+            </wp:cNvGraphicFramePr>
+            <a:graphic xmlns:a="http://schemas.openxmlformats.org/drawingml/2006/main">
+              <a:graphicData uri="http://schemas.openxmlformats.org/drawingml/2006/picture">
+                <pic:pic xmlns:pic="http://schemas.openxmlformats.org/drawingml/2006/picture">
+                  <pic:nvPicPr>
+                    <pic:cNvPr id="0" name="" descr=""/>
+                    <pic:cNvPicPr>
+                      <a:picLocks noChangeAspect="1" noChangeArrowheads="1"/>
+                    </pic:cNvPicPr>
+                  </pic:nvPicPr>
+                  <pic:blipFill>
+                    <a:blip r:embed="rId27" cstate="none"/>
+                    <a:srcRect/>
+                    <a:stretch>
+                      <a:fillRect/>
+                    </a:stretch>
+                  </pic:blipFill>
+                  <pic:spPr bwMode="auto">
+                    <a:xfrm>
+                      <a:off x="0" y="0"/>
+                      <a:ext cx="4572000" cy="228600"/>
+                    </a:xfrm>
+                    <a:prstGeom prst="rect">
+                      <a:avLst/>
+                    </a:prstGeom>
+                  </pic:spPr>
+                </pic:pic>
+              </a:graphicData>
+            </a:graphic>
+          </wp:inline>
+        </w:drawing>
       </w:r>
     </w:p>
     <w:p>
@@ -16158,7 +17385,7 @@
                     </pic:cNvPicPr>
                   </pic:nvPicPr>
                   <pic:blipFill>
-                    <a:blip r:embed="rId18" cstate="none"/>
+                    <a:blip r:embed="rId28" cstate="none"/>
                     <a:srcRect/>
                     <a:stretch>
                       <a:fillRect/>
@@ -16207,7 +17434,7 @@
           <wp:inline distT="0" distB="0" distL="0" distR="0">
             <wp:extent cx="5762625" cy="2209800"/>
             <wp:effectExtent t="0" r="0" b="0" l="0"/>
-            <wp:docPr id="1" name="f6_routing.png" descr="Figure 11 — CH → BS routing: far BS +16 % with the energy-aware relay (1441 → 1671)." title="Figure 11 — CH → BS routing: far BS +16 % with the energy-aware relay (1441 → 1671)."/>
+            <wp:docPr id="1" name="f6_routing.png" descr="Figure 11 — CH → BS routing: far BS +16 % with the energy-aware relay (1441 → 1671); no change at the centre." title="Figure 11 — CH → BS routing: far BS +16 % with the energy-aware relay (1441 → 1671); no change at the centre."/>
             <wp:cNvGraphicFramePr>
               <a:graphicFrameLocks xmlns:a="http://schemas.openxmlformats.org/drawingml/2006/main" noChangeAspect="1"/>
             </wp:cNvGraphicFramePr>
@@ -16221,7 +17448,7 @@
                     </pic:cNvPicPr>
                   </pic:nvPicPr>
                   <pic:blipFill>
-                    <a:blip r:embed="rId19" cstate="none"/>
+                    <a:blip r:embed="rId29" cstate="none"/>
                     <a:srcRect/>
                     <a:stretch>
                       <a:fillRect/>
@@ -16256,7 +17483,7 @@
           <w:sz w:val="18"/>
           <w:szCs w:val="18"/>
         </w:rPr>
-        <w:t xml:space="preserve">Figure 11 — CH → BS routing: far BS +16 % with the energy-aware relay (1441 → 1671).</w:t>
+        <w:t xml:space="preserve">Figure 11 — CH → BS routing: far BS +16 % with the energy-aware relay (1441 → 1671); no change at the centre.</w:t>
       </w:r>
     </w:p>
     <w:p>
@@ -16270,7 +17497,7 @@
           <wp:inline distT="0" distB="0" distL="0" distR="0">
             <wp:extent cx="5943600" cy="3352800"/>
             <wp:effectExtent t="0" r="0" b="0" l="0"/>
-            <wp:docPr id="1" name="f12_architecture.png" descr="Figure 12 — Architecture of v8-Chain." title="Figure 12 — Architecture of v8-Chain."/>
+            <wp:docPr id="1" name="f12_architecture.png" descr="Figure 12 — Architecture of v8 (the relay box is active only in v8-Chain)." title="Figure 12 — Architecture of v8 (the relay box is active only in v8-Chain)."/>
             <wp:cNvGraphicFramePr>
               <a:graphicFrameLocks xmlns:a="http://schemas.openxmlformats.org/drawingml/2006/main" noChangeAspect="1"/>
             </wp:cNvGraphicFramePr>
@@ -16284,7 +17511,7 @@
                     </pic:cNvPicPr>
                   </pic:nvPicPr>
                   <pic:blipFill>
-                    <a:blip r:embed="rId20" cstate="none"/>
+                    <a:blip r:embed="rId30" cstate="none"/>
                     <a:srcRect/>
                     <a:stretch>
                       <a:fillRect/>
@@ -16319,7 +17546,7 @@
           <w:sz w:val="18"/>
           <w:szCs w:val="18"/>
         </w:rPr>
-        <w:t xml:space="preserve">Figure 12 — Architecture of v8-Chain.</w:t>
+        <w:t xml:space="preserve">Figure 12 — Architecture of v8 (the relay box is active only in v8-Chain).</w:t>
       </w:r>
     </w:p>
     <w:p>
@@ -16327,7 +17554,7 @@
         <w:pStyle w:val="Heading1"/>
       </w:pPr>
       <w:r>
-        <w:t xml:space="preserve">7. Final comparison</w:t>
+        <w:t xml:space="preserve">7. Final comparison — BS at the centre</w:t>
       </w:r>
     </w:p>
     <w:tbl>
@@ -17573,7 +18800,7 @@
                 <w:sz w:val="18"/>
                 <w:szCs w:val="18"/>
               </w:rPr>
-              <w:t xml:space="preserve">v8-Chain</w:t>
+              <w:t xml:space="preserve">v8</w:t>
             </w:r>
           </w:p>
         </w:tc>
@@ -17672,7 +18899,7 @@
                 <w:sz w:val="18"/>
                 <w:szCs w:val="18"/>
               </w:rPr>
-              <w:t xml:space="preserve">2631</w:t>
+              <w:t xml:space="preserve">2636</w:t>
             </w:r>
           </w:p>
         </w:tc>
@@ -17705,17 +18932,12 @@
                 <w:sz w:val="18"/>
                 <w:szCs w:val="18"/>
               </w:rPr>
-              <w:t xml:space="preserve">99.64%</w:t>
+              <w:t xml:space="preserve">99.65%</w:t>
             </w:r>
           </w:p>
         </w:tc>
       </w:tr>
     </w:tbl>
-    <w:p>
-      <w:pPr>
-        <w:spacing w:after="120"/>
-      </w:pPr>
-    </w:p>
     <w:p>
       <w:pPr>
         <w:keepNext/>
@@ -17741,7 +18963,7 @@
                     </pic:cNvPicPr>
                   </pic:nvPicPr>
                   <pic:blipFill>
-                    <a:blip r:embed="rId21" cstate="none"/>
+                    <a:blip r:embed="rId31" cstate="none"/>
                     <a:srcRect/>
                     <a:stretch>
                       <a:fillRect/>
@@ -17790,7 +19012,7 @@
           <wp:inline distT="0" distB="0" distL="0" distR="0">
             <wp:extent cx="5305425" cy="2390775"/>
             <wp:effectExtent t="0" r="0" b="0" l="0"/>
-            <wp:docPr id="1" name="c1_fnd_rank.png" descr="Figure 14 — First node death ranking and the v8-Chain gain." title="Figure 14 — First node death ranking and the v8-Chain gain."/>
+            <wp:docPr id="1" name="c1_fnd_rank.png" descr="Figure 14 — First node death ranking and the v8 gain." title="Figure 14 — First node death ranking and the v8 gain."/>
             <wp:cNvGraphicFramePr>
               <a:graphicFrameLocks xmlns:a="http://schemas.openxmlformats.org/drawingml/2006/main" noChangeAspect="1"/>
             </wp:cNvGraphicFramePr>
@@ -17804,7 +19026,7 @@
                     </pic:cNvPicPr>
                   </pic:nvPicPr>
                   <pic:blipFill>
-                    <a:blip r:embed="rId22" cstate="none"/>
+                    <a:blip r:embed="rId32" cstate="none"/>
                     <a:srcRect/>
                     <a:stretch>
                       <a:fillRect/>
@@ -17839,7 +19061,7 @@
           <w:sz w:val="18"/>
           <w:szCs w:val="18"/>
         </w:rPr>
-        <w:t xml:space="preserve">Figure 14 — First node death ranking and the v8-Chain gain.</w:t>
+        <w:t xml:space="preserve">Figure 14 — First node death ranking and the v8 gain.</w:t>
       </w:r>
     </w:p>
     <w:p>
@@ -17867,7 +19089,7 @@
                     </pic:cNvPicPr>
                   </pic:nvPicPr>
                   <pic:blipFill>
-                    <a:blip r:embed="rId23" cstate="none"/>
+                    <a:blip r:embed="rId33" cstate="none"/>
                     <a:srcRect/>
                     <a:stretch>
                       <a:fillRect/>
@@ -17916,7 +19138,7 @@
           <wp:inline distT="0" distB="0" distL="0" distR="0">
             <wp:extent cx="5305425" cy="2400300"/>
             <wp:effectExtent t="0" r="0" b="0" l="0"/>
-            <wp:docPr id="1" name="f7_robustness.png" descr="Figure 16 — 8 random topologies: v8-Chain FND 2471 – 2531." title="Figure 16 — 8 random topologies: v8-Chain FND 2471 – 2531."/>
+            <wp:docPr id="1" name="f7_robustness.png" descr="Figure 16 — 8 random topologies: v8 FND 2471 – 2531." title="Figure 16 — 8 random topologies: v8 FND 2471 – 2531."/>
             <wp:cNvGraphicFramePr>
               <a:graphicFrameLocks xmlns:a="http://schemas.openxmlformats.org/drawingml/2006/main" noChangeAspect="1"/>
             </wp:cNvGraphicFramePr>
@@ -17930,7 +19152,7 @@
                     </pic:cNvPicPr>
                   </pic:nvPicPr>
                   <pic:blipFill>
-                    <a:blip r:embed="rId24" cstate="none"/>
+                    <a:blip r:embed="rId34" cstate="none"/>
                     <a:srcRect/>
                     <a:stretch>
                       <a:fillRect/>
@@ -17965,7 +19187,7 @@
           <w:sz w:val="18"/>
           <w:szCs w:val="18"/>
         </w:rPr>
-        <w:t xml:space="preserve">Figure 16 — 8 random topologies: v8-Chain FND 2471 – 2531.</w:t>
+        <w:t xml:space="preserve">Figure 16 — 8 random topologies: v8 FND 2471 – 2531.</w:t>
       </w:r>
     </w:p>
     <w:p>
@@ -17973,7 +19195,2016 @@
         <w:pStyle w:val="Heading1"/>
       </w:pPr>
       <w:r>
-        <w:t xml:space="preserve">8. Expected cost of security</w:t>
+        <w:t xml:space="preserve">8. Final comparison — BS far away</w:t>
+      </w:r>
+    </w:p>
+    <w:tbl>
+      <w:tblPr>
+        <w:tblW w:type="dxa" w:w="9638"/>
+        <w:tblBorders>
+          <w:top w:val="single" w:color="auto" w:sz="4"/>
+          <w:left w:val="single" w:color="auto" w:sz="4"/>
+          <w:bottom w:val="single" w:color="auto" w:sz="4"/>
+          <w:right w:val="single" w:color="auto" w:sz="4"/>
+          <w:insideH w:val="single" w:color="auto" w:sz="4"/>
+          <w:insideV w:val="single" w:color="auto" w:sz="4"/>
+        </w:tblBorders>
+      </w:tblPr>
+      <w:tblGrid>
+        <w:gridCol w:w="2400"/>
+        <w:gridCol w:w="1450"/>
+        <w:gridCol w:w="1450"/>
+        <w:gridCol w:w="1450"/>
+        <w:gridCol w:w="1450"/>
+        <w:gridCol w:w="1438"/>
+      </w:tblGrid>
+      <w:tr>
+        <w:trPr>
+          <w:cantSplit/>
+          <w:tblHeader/>
+        </w:trPr>
+        <w:tc>
+          <w:tcPr>
+            <w:tcW w:type="dxa" w:w="2400"/>
+            <w:tcBorders>
+              <w:top w:val="single" w:color="D9D8D2" w:sz="4"/>
+              <w:left w:val="single" w:color="D9D8D2" w:sz="4"/>
+              <w:bottom w:val="single" w:color="D9D8D2" w:sz="4"/>
+              <w:right w:val="single" w:color="D9D8D2" w:sz="4"/>
+            </w:tcBorders>
+            <w:shd w:fill="14213D" w:color="auto" w:val="clear"/>
+            <w:tcMar>
+              <w:top w:type="dxa" w:w="60"/>
+              <w:left w:type="dxa" w:w="100"/>
+              <w:bottom w:type="dxa" w:w="60"/>
+              <w:right w:type="dxa" w:w="100"/>
+            </w:tcMar>
+          </w:tcPr>
+          <w:p>
+            <w:pPr>
+              <w:jc w:val="left"/>
+            </w:pPr>
+            <w:r>
+              <w:rPr>
+                <w:b/>
+                <w:bCs/>
+                <w:color w:val="FFFFFF"/>
+                <w:sz w:val="18"/>
+                <w:szCs w:val="18"/>
+              </w:rPr>
+              <w:t xml:space="preserve">Protocol</w:t>
+            </w:r>
+          </w:p>
+        </w:tc>
+        <w:tc>
+          <w:tcPr>
+            <w:tcW w:type="dxa" w:w="1450"/>
+            <w:tcBorders>
+              <w:top w:val="single" w:color="D9D8D2" w:sz="4"/>
+              <w:left w:val="single" w:color="D9D8D2" w:sz="4"/>
+              <w:bottom w:val="single" w:color="D9D8D2" w:sz="4"/>
+              <w:right w:val="single" w:color="D9D8D2" w:sz="4"/>
+            </w:tcBorders>
+            <w:shd w:fill="14213D" w:color="auto" w:val="clear"/>
+            <w:tcMar>
+              <w:top w:type="dxa" w:w="60"/>
+              <w:left w:type="dxa" w:w="100"/>
+              <w:bottom w:type="dxa" w:w="60"/>
+              <w:right w:type="dxa" w:w="100"/>
+            </w:tcMar>
+          </w:tcPr>
+          <w:p>
+            <w:pPr>
+              <w:jc w:val="center"/>
+            </w:pPr>
+            <w:r>
+              <w:rPr>
+                <w:b/>
+                <w:bCs/>
+                <w:color w:val="FFFFFF"/>
+                <w:sz w:val="18"/>
+                <w:szCs w:val="18"/>
+              </w:rPr>
+              <w:t xml:space="preserve">FND centre</w:t>
+            </w:r>
+          </w:p>
+        </w:tc>
+        <w:tc>
+          <w:tcPr>
+            <w:tcW w:type="dxa" w:w="1450"/>
+            <w:tcBorders>
+              <w:top w:val="single" w:color="D9D8D2" w:sz="4"/>
+              <w:left w:val="single" w:color="D9D8D2" w:sz="4"/>
+              <w:bottom w:val="single" w:color="D9D8D2" w:sz="4"/>
+              <w:right w:val="single" w:color="D9D8D2" w:sz="4"/>
+            </w:tcBorders>
+            <w:shd w:fill="14213D" w:color="auto" w:val="clear"/>
+            <w:tcMar>
+              <w:top w:type="dxa" w:w="60"/>
+              <w:left w:type="dxa" w:w="100"/>
+              <w:bottom w:type="dxa" w:w="60"/>
+              <w:right w:type="dxa" w:w="100"/>
+            </w:tcMar>
+          </w:tcPr>
+          <w:p>
+            <w:pPr>
+              <w:jc w:val="center"/>
+            </w:pPr>
+            <w:r>
+              <w:rPr>
+                <w:b/>
+                <w:bCs/>
+                <w:color w:val="FFFFFF"/>
+                <w:sz w:val="18"/>
+                <w:szCs w:val="18"/>
+              </w:rPr>
+              <w:t xml:space="preserve">FND far</w:t>
+            </w:r>
+          </w:p>
+        </w:tc>
+        <w:tc>
+          <w:tcPr>
+            <w:tcW w:type="dxa" w:w="1450"/>
+            <w:tcBorders>
+              <w:top w:val="single" w:color="D9D8D2" w:sz="4"/>
+              <w:left w:val="single" w:color="D9D8D2" w:sz="4"/>
+              <w:bottom w:val="single" w:color="D9D8D2" w:sz="4"/>
+              <w:right w:val="single" w:color="D9D8D2" w:sz="4"/>
+            </w:tcBorders>
+            <w:shd w:fill="14213D" w:color="auto" w:val="clear"/>
+            <w:tcMar>
+              <w:top w:type="dxa" w:w="60"/>
+              <w:left w:type="dxa" w:w="100"/>
+              <w:bottom w:type="dxa" w:w="60"/>
+              <w:right w:type="dxa" w:w="100"/>
+            </w:tcMar>
+          </w:tcPr>
+          <w:p>
+            <w:pPr>
+              <w:jc w:val="center"/>
+            </w:pPr>
+            <w:r>
+              <w:rPr>
+                <w:b/>
+                <w:bCs/>
+                <w:color w:val="FFFFFF"/>
+                <w:sz w:val="18"/>
+                <w:szCs w:val="18"/>
+              </w:rPr>
+              <w:t xml:space="preserve">HND far</w:t>
+            </w:r>
+          </w:p>
+        </w:tc>
+        <w:tc>
+          <w:tcPr>
+            <w:tcW w:type="dxa" w:w="1450"/>
+            <w:tcBorders>
+              <w:top w:val="single" w:color="D9D8D2" w:sz="4"/>
+              <w:left w:val="single" w:color="D9D8D2" w:sz="4"/>
+              <w:bottom w:val="single" w:color="D9D8D2" w:sz="4"/>
+              <w:right w:val="single" w:color="D9D8D2" w:sz="4"/>
+            </w:tcBorders>
+            <w:shd w:fill="14213D" w:color="auto" w:val="clear"/>
+            <w:tcMar>
+              <w:top w:type="dxa" w:w="60"/>
+              <w:left w:type="dxa" w:w="100"/>
+              <w:bottom w:type="dxa" w:w="60"/>
+              <w:right w:type="dxa" w:w="100"/>
+            </w:tcMar>
+          </w:tcPr>
+          <w:p>
+            <w:pPr>
+              <w:jc w:val="center"/>
+            </w:pPr>
+            <w:r>
+              <w:rPr>
+                <w:b/>
+                <w:bCs/>
+                <w:color w:val="FFFFFF"/>
+                <w:sz w:val="18"/>
+                <w:szCs w:val="18"/>
+              </w:rPr>
+              <w:t xml:space="preserve">LND far</w:t>
+            </w:r>
+          </w:p>
+        </w:tc>
+        <w:tc>
+          <w:tcPr>
+            <w:tcW w:type="dxa" w:w="1438"/>
+            <w:tcBorders>
+              <w:top w:val="single" w:color="D9D8D2" w:sz="4"/>
+              <w:left w:val="single" w:color="D9D8D2" w:sz="4"/>
+              <w:bottom w:val="single" w:color="D9D8D2" w:sz="4"/>
+              <w:right w:val="single" w:color="D9D8D2" w:sz="4"/>
+            </w:tcBorders>
+            <w:shd w:fill="14213D" w:color="auto" w:val="clear"/>
+            <w:tcMar>
+              <w:top w:type="dxa" w:w="60"/>
+              <w:left w:type="dxa" w:w="100"/>
+              <w:bottom w:type="dxa" w:w="60"/>
+              <w:right w:type="dxa" w:w="100"/>
+            </w:tcMar>
+          </w:tcPr>
+          <w:p>
+            <w:pPr>
+              <w:jc w:val="center"/>
+            </w:pPr>
+            <w:r>
+              <w:rPr>
+                <w:b/>
+                <w:bCs/>
+                <w:color w:val="FFFFFF"/>
+                <w:sz w:val="18"/>
+                <w:szCs w:val="18"/>
+              </w:rPr>
+              <w:t xml:space="preserve">PDR far</w:t>
+            </w:r>
+          </w:p>
+        </w:tc>
+      </w:tr>
+      <w:tr>
+        <w:trPr>
+          <w:cantSplit/>
+        </w:trPr>
+        <w:tc>
+          <w:tcPr>
+            <w:tcW w:type="dxa" w:w="2400"/>
+            <w:tcBorders>
+              <w:top w:val="single" w:color="D9D8D2" w:sz="4"/>
+              <w:left w:val="single" w:color="D9D8D2" w:sz="4"/>
+              <w:bottom w:val="single" w:color="D9D8D2" w:sz="4"/>
+              <w:right w:val="single" w:color="D9D8D2" w:sz="4"/>
+            </w:tcBorders>
+            <w:shd w:fill="FFFFFF" w:color="auto" w:val="clear"/>
+            <w:tcMar>
+              <w:top w:type="dxa" w:w="60"/>
+              <w:left w:type="dxa" w:w="100"/>
+              <w:bottom w:type="dxa" w:w="60"/>
+              <w:right w:type="dxa" w:w="100"/>
+            </w:tcMar>
+          </w:tcPr>
+          <w:p>
+            <w:pPr>
+              <w:jc w:val="left"/>
+            </w:pPr>
+            <w:r>
+              <w:rPr>
+                <w:b w:val="false"/>
+                <w:bCs w:val="false"/>
+                <w:color w:val="1F1F1D"/>
+                <w:sz w:val="18"/>
+                <w:szCs w:val="18"/>
+              </w:rPr>
+              <w:t xml:space="preserve">LEACH</w:t>
+            </w:r>
+          </w:p>
+        </w:tc>
+        <w:tc>
+          <w:tcPr>
+            <w:tcW w:type="dxa" w:w="1450"/>
+            <w:tcBorders>
+              <w:top w:val="single" w:color="D9D8D2" w:sz="4"/>
+              <w:left w:val="single" w:color="D9D8D2" w:sz="4"/>
+              <w:bottom w:val="single" w:color="D9D8D2" w:sz="4"/>
+              <w:right w:val="single" w:color="D9D8D2" w:sz="4"/>
+            </w:tcBorders>
+            <w:shd w:fill="FFFFFF" w:color="auto" w:val="clear"/>
+            <w:tcMar>
+              <w:top w:type="dxa" w:w="60"/>
+              <w:left w:type="dxa" w:w="100"/>
+              <w:bottom w:type="dxa" w:w="60"/>
+              <w:right w:type="dxa" w:w="100"/>
+            </w:tcMar>
+          </w:tcPr>
+          <w:p>
+            <w:pPr>
+              <w:jc w:val="center"/>
+            </w:pPr>
+            <w:r>
+              <w:rPr>
+                <w:b w:val="false"/>
+                <w:bCs w:val="false"/>
+                <w:color w:val="1F1F1D"/>
+                <w:sz w:val="18"/>
+                <w:szCs w:val="18"/>
+              </w:rPr>
+              <w:t xml:space="preserve">1383</w:t>
+            </w:r>
+          </w:p>
+        </w:tc>
+        <w:tc>
+          <w:tcPr>
+            <w:tcW w:type="dxa" w:w="1450"/>
+            <w:tcBorders>
+              <w:top w:val="single" w:color="D9D8D2" w:sz="4"/>
+              <w:left w:val="single" w:color="D9D8D2" w:sz="4"/>
+              <w:bottom w:val="single" w:color="D9D8D2" w:sz="4"/>
+              <w:right w:val="single" w:color="D9D8D2" w:sz="4"/>
+            </w:tcBorders>
+            <w:shd w:fill="FFFFFF" w:color="auto" w:val="clear"/>
+            <w:tcMar>
+              <w:top w:type="dxa" w:w="60"/>
+              <w:left w:type="dxa" w:w="100"/>
+              <w:bottom w:type="dxa" w:w="60"/>
+              <w:right w:type="dxa" w:w="100"/>
+            </w:tcMar>
+          </w:tcPr>
+          <w:p>
+            <w:pPr>
+              <w:jc w:val="center"/>
+            </w:pPr>
+            <w:r>
+              <w:rPr>
+                <w:b w:val="false"/>
+                <w:bCs w:val="false"/>
+                <w:color w:val="1F1F1D"/>
+                <w:sz w:val="18"/>
+                <w:szCs w:val="18"/>
+              </w:rPr>
+              <w:t xml:space="preserve">988</w:t>
+            </w:r>
+          </w:p>
+        </w:tc>
+        <w:tc>
+          <w:tcPr>
+            <w:tcW w:type="dxa" w:w="1450"/>
+            <w:tcBorders>
+              <w:top w:val="single" w:color="D9D8D2" w:sz="4"/>
+              <w:left w:val="single" w:color="D9D8D2" w:sz="4"/>
+              <w:bottom w:val="single" w:color="D9D8D2" w:sz="4"/>
+              <w:right w:val="single" w:color="D9D8D2" w:sz="4"/>
+            </w:tcBorders>
+            <w:shd w:fill="FFFFFF" w:color="auto" w:val="clear"/>
+            <w:tcMar>
+              <w:top w:type="dxa" w:w="60"/>
+              <w:left w:type="dxa" w:w="100"/>
+              <w:bottom w:type="dxa" w:w="60"/>
+              <w:right w:type="dxa" w:w="100"/>
+            </w:tcMar>
+          </w:tcPr>
+          <w:p>
+            <w:pPr>
+              <w:jc w:val="center"/>
+            </w:pPr>
+            <w:r>
+              <w:rPr>
+                <w:b w:val="false"/>
+                <w:bCs w:val="false"/>
+                <w:color w:val="1F1F1D"/>
+                <w:sz w:val="18"/>
+                <w:szCs w:val="18"/>
+              </w:rPr>
+              <w:t xml:space="preserve">1230</w:t>
+            </w:r>
+          </w:p>
+        </w:tc>
+        <w:tc>
+          <w:tcPr>
+            <w:tcW w:type="dxa" w:w="1450"/>
+            <w:tcBorders>
+              <w:top w:val="single" w:color="D9D8D2" w:sz="4"/>
+              <w:left w:val="single" w:color="D9D8D2" w:sz="4"/>
+              <w:bottom w:val="single" w:color="D9D8D2" w:sz="4"/>
+              <w:right w:val="single" w:color="D9D8D2" w:sz="4"/>
+            </w:tcBorders>
+            <w:shd w:fill="FFFFFF" w:color="auto" w:val="clear"/>
+            <w:tcMar>
+              <w:top w:type="dxa" w:w="60"/>
+              <w:left w:type="dxa" w:w="100"/>
+              <w:bottom w:type="dxa" w:w="60"/>
+              <w:right w:type="dxa" w:w="100"/>
+            </w:tcMar>
+          </w:tcPr>
+          <w:p>
+            <w:pPr>
+              <w:jc w:val="center"/>
+            </w:pPr>
+            <w:r>
+              <w:rPr>
+                <w:b w:val="false"/>
+                <w:bCs w:val="false"/>
+                <w:color w:val="1F1F1D"/>
+                <w:sz w:val="18"/>
+                <w:szCs w:val="18"/>
+              </w:rPr>
+              <w:t xml:space="preserve">1652</w:t>
+            </w:r>
+          </w:p>
+        </w:tc>
+        <w:tc>
+          <w:tcPr>
+            <w:tcW w:type="dxa" w:w="1438"/>
+            <w:tcBorders>
+              <w:top w:val="single" w:color="D9D8D2" w:sz="4"/>
+              <w:left w:val="single" w:color="D9D8D2" w:sz="4"/>
+              <w:bottom w:val="single" w:color="D9D8D2" w:sz="4"/>
+              <w:right w:val="single" w:color="D9D8D2" w:sz="4"/>
+            </w:tcBorders>
+            <w:shd w:fill="FFFFFF" w:color="auto" w:val="clear"/>
+            <w:tcMar>
+              <w:top w:type="dxa" w:w="60"/>
+              <w:left w:type="dxa" w:w="100"/>
+              <w:bottom w:type="dxa" w:w="60"/>
+              <w:right w:type="dxa" w:w="100"/>
+            </w:tcMar>
+          </w:tcPr>
+          <w:p>
+            <w:pPr>
+              <w:jc w:val="center"/>
+            </w:pPr>
+            <w:r>
+              <w:rPr>
+                <w:b w:val="false"/>
+                <w:bCs w:val="false"/>
+                <w:color w:val="1F1F1D"/>
+                <w:sz w:val="18"/>
+                <w:szCs w:val="18"/>
+              </w:rPr>
+              <w:t xml:space="preserve">99.43%</w:t>
+            </w:r>
+          </w:p>
+        </w:tc>
+      </w:tr>
+      <w:tr>
+        <w:trPr>
+          <w:cantSplit/>
+        </w:trPr>
+        <w:tc>
+          <w:tcPr>
+            <w:tcW w:type="dxa" w:w="2400"/>
+            <w:tcBorders>
+              <w:top w:val="single" w:color="D9D8D2" w:sz="4"/>
+              <w:left w:val="single" w:color="D9D8D2" w:sz="4"/>
+              <w:bottom w:val="single" w:color="D9D8D2" w:sz="4"/>
+              <w:right w:val="single" w:color="D9D8D2" w:sz="4"/>
+            </w:tcBorders>
+            <w:shd w:fill="F3F6FB" w:color="auto" w:val="clear"/>
+            <w:tcMar>
+              <w:top w:type="dxa" w:w="60"/>
+              <w:left w:type="dxa" w:w="100"/>
+              <w:bottom w:type="dxa" w:w="60"/>
+              <w:right w:type="dxa" w:w="100"/>
+            </w:tcMar>
+          </w:tcPr>
+          <w:p>
+            <w:pPr>
+              <w:jc w:val="left"/>
+            </w:pPr>
+            <w:r>
+              <w:rPr>
+                <w:b w:val="false"/>
+                <w:bCs w:val="false"/>
+                <w:color w:val="1F1F1D"/>
+                <w:sz w:val="18"/>
+                <w:szCs w:val="18"/>
+              </w:rPr>
+              <w:t xml:space="preserve">HEED</w:t>
+            </w:r>
+          </w:p>
+        </w:tc>
+        <w:tc>
+          <w:tcPr>
+            <w:tcW w:type="dxa" w:w="1450"/>
+            <w:tcBorders>
+              <w:top w:val="single" w:color="D9D8D2" w:sz="4"/>
+              <w:left w:val="single" w:color="D9D8D2" w:sz="4"/>
+              <w:bottom w:val="single" w:color="D9D8D2" w:sz="4"/>
+              <w:right w:val="single" w:color="D9D8D2" w:sz="4"/>
+            </w:tcBorders>
+            <w:shd w:fill="F3F6FB" w:color="auto" w:val="clear"/>
+            <w:tcMar>
+              <w:top w:type="dxa" w:w="60"/>
+              <w:left w:type="dxa" w:w="100"/>
+              <w:bottom w:type="dxa" w:w="60"/>
+              <w:right w:type="dxa" w:w="100"/>
+            </w:tcMar>
+          </w:tcPr>
+          <w:p>
+            <w:pPr>
+              <w:jc w:val="center"/>
+            </w:pPr>
+            <w:r>
+              <w:rPr>
+                <w:b w:val="false"/>
+                <w:bCs w:val="false"/>
+                <w:color w:val="1F1F1D"/>
+                <w:sz w:val="18"/>
+                <w:szCs w:val="18"/>
+              </w:rPr>
+              <w:t xml:space="preserve">634</w:t>
+            </w:r>
+          </w:p>
+        </w:tc>
+        <w:tc>
+          <w:tcPr>
+            <w:tcW w:type="dxa" w:w="1450"/>
+            <w:tcBorders>
+              <w:top w:val="single" w:color="D9D8D2" w:sz="4"/>
+              <w:left w:val="single" w:color="D9D8D2" w:sz="4"/>
+              <w:bottom w:val="single" w:color="D9D8D2" w:sz="4"/>
+              <w:right w:val="single" w:color="D9D8D2" w:sz="4"/>
+            </w:tcBorders>
+            <w:shd w:fill="F3F6FB" w:color="auto" w:val="clear"/>
+            <w:tcMar>
+              <w:top w:type="dxa" w:w="60"/>
+              <w:left w:type="dxa" w:w="100"/>
+              <w:bottom w:type="dxa" w:w="60"/>
+              <w:right w:type="dxa" w:w="100"/>
+            </w:tcMar>
+          </w:tcPr>
+          <w:p>
+            <w:pPr>
+              <w:jc w:val="center"/>
+            </w:pPr>
+            <w:r>
+              <w:rPr>
+                <w:b w:val="false"/>
+                <w:bCs w:val="false"/>
+                <w:color w:val="1F1F1D"/>
+                <w:sz w:val="18"/>
+                <w:szCs w:val="18"/>
+              </w:rPr>
+              <w:t xml:space="preserve">330</w:t>
+            </w:r>
+          </w:p>
+        </w:tc>
+        <w:tc>
+          <w:tcPr>
+            <w:tcW w:type="dxa" w:w="1450"/>
+            <w:tcBorders>
+              <w:top w:val="single" w:color="D9D8D2" w:sz="4"/>
+              <w:left w:val="single" w:color="D9D8D2" w:sz="4"/>
+              <w:bottom w:val="single" w:color="D9D8D2" w:sz="4"/>
+              <w:right w:val="single" w:color="D9D8D2" w:sz="4"/>
+            </w:tcBorders>
+            <w:shd w:fill="F3F6FB" w:color="auto" w:val="clear"/>
+            <w:tcMar>
+              <w:top w:type="dxa" w:w="60"/>
+              <w:left w:type="dxa" w:w="100"/>
+              <w:bottom w:type="dxa" w:w="60"/>
+              <w:right w:type="dxa" w:w="100"/>
+            </w:tcMar>
+          </w:tcPr>
+          <w:p>
+            <w:pPr>
+              <w:jc w:val="center"/>
+            </w:pPr>
+            <w:r>
+              <w:rPr>
+                <w:b w:val="false"/>
+                <w:bCs w:val="false"/>
+                <w:color w:val="1F1F1D"/>
+                <w:sz w:val="18"/>
+                <w:szCs w:val="18"/>
+              </w:rPr>
+              <w:t xml:space="preserve">774</w:t>
+            </w:r>
+          </w:p>
+        </w:tc>
+        <w:tc>
+          <w:tcPr>
+            <w:tcW w:type="dxa" w:w="1450"/>
+            <w:tcBorders>
+              <w:top w:val="single" w:color="D9D8D2" w:sz="4"/>
+              <w:left w:val="single" w:color="D9D8D2" w:sz="4"/>
+              <w:bottom w:val="single" w:color="D9D8D2" w:sz="4"/>
+              <w:right w:val="single" w:color="D9D8D2" w:sz="4"/>
+            </w:tcBorders>
+            <w:shd w:fill="F3F6FB" w:color="auto" w:val="clear"/>
+            <w:tcMar>
+              <w:top w:type="dxa" w:w="60"/>
+              <w:left w:type="dxa" w:w="100"/>
+              <w:bottom w:type="dxa" w:w="60"/>
+              <w:right w:type="dxa" w:w="100"/>
+            </w:tcMar>
+          </w:tcPr>
+          <w:p>
+            <w:pPr>
+              <w:jc w:val="center"/>
+            </w:pPr>
+            <w:r>
+              <w:rPr>
+                <w:b w:val="false"/>
+                <w:bCs w:val="false"/>
+                <w:color w:val="1F1F1D"/>
+                <w:sz w:val="18"/>
+                <w:szCs w:val="18"/>
+              </w:rPr>
+              <w:t xml:space="preserve">1374</w:t>
+            </w:r>
+          </w:p>
+        </w:tc>
+        <w:tc>
+          <w:tcPr>
+            <w:tcW w:type="dxa" w:w="1438"/>
+            <w:tcBorders>
+              <w:top w:val="single" w:color="D9D8D2" w:sz="4"/>
+              <w:left w:val="single" w:color="D9D8D2" w:sz="4"/>
+              <w:bottom w:val="single" w:color="D9D8D2" w:sz="4"/>
+              <w:right w:val="single" w:color="D9D8D2" w:sz="4"/>
+            </w:tcBorders>
+            <w:shd w:fill="F3F6FB" w:color="auto" w:val="clear"/>
+            <w:tcMar>
+              <w:top w:type="dxa" w:w="60"/>
+              <w:left w:type="dxa" w:w="100"/>
+              <w:bottom w:type="dxa" w:w="60"/>
+              <w:right w:type="dxa" w:w="100"/>
+            </w:tcMar>
+          </w:tcPr>
+          <w:p>
+            <w:pPr>
+              <w:jc w:val="center"/>
+            </w:pPr>
+            <w:r>
+              <w:rPr>
+                <w:b w:val="false"/>
+                <w:bCs w:val="false"/>
+                <w:color w:val="1F1F1D"/>
+                <w:sz w:val="18"/>
+                <w:szCs w:val="18"/>
+              </w:rPr>
+              <w:t xml:space="preserve">99.52%</w:t>
+            </w:r>
+          </w:p>
+        </w:tc>
+      </w:tr>
+      <w:tr>
+        <w:trPr>
+          <w:cantSplit/>
+        </w:trPr>
+        <w:tc>
+          <w:tcPr>
+            <w:tcW w:type="dxa" w:w="2400"/>
+            <w:tcBorders>
+              <w:top w:val="single" w:color="D9D8D2" w:sz="4"/>
+              <w:left w:val="single" w:color="D9D8D2" w:sz="4"/>
+              <w:bottom w:val="single" w:color="D9D8D2" w:sz="4"/>
+              <w:right w:val="single" w:color="D9D8D2" w:sz="4"/>
+            </w:tcBorders>
+            <w:shd w:fill="FFFFFF" w:color="auto" w:val="clear"/>
+            <w:tcMar>
+              <w:top w:type="dxa" w:w="60"/>
+              <w:left w:type="dxa" w:w="100"/>
+              <w:bottom w:type="dxa" w:w="60"/>
+              <w:right w:type="dxa" w:w="100"/>
+            </w:tcMar>
+          </w:tcPr>
+          <w:p>
+            <w:pPr>
+              <w:jc w:val="left"/>
+            </w:pPr>
+            <w:r>
+              <w:rPr>
+                <w:b w:val="false"/>
+                <w:bCs w:val="false"/>
+                <w:color w:val="1F1F1D"/>
+                <w:sz w:val="18"/>
+                <w:szCs w:val="18"/>
+              </w:rPr>
+              <w:t xml:space="preserve">PEGASIS</w:t>
+            </w:r>
+          </w:p>
+        </w:tc>
+        <w:tc>
+          <w:tcPr>
+            <w:tcW w:type="dxa" w:w="1450"/>
+            <w:tcBorders>
+              <w:top w:val="single" w:color="D9D8D2" w:sz="4"/>
+              <w:left w:val="single" w:color="D9D8D2" w:sz="4"/>
+              <w:bottom w:val="single" w:color="D9D8D2" w:sz="4"/>
+              <w:right w:val="single" w:color="D9D8D2" w:sz="4"/>
+            </w:tcBorders>
+            <w:shd w:fill="FFFFFF" w:color="auto" w:val="clear"/>
+            <w:tcMar>
+              <w:top w:type="dxa" w:w="60"/>
+              <w:left w:type="dxa" w:w="100"/>
+              <w:bottom w:type="dxa" w:w="60"/>
+              <w:right w:type="dxa" w:w="100"/>
+            </w:tcMar>
+          </w:tcPr>
+          <w:p>
+            <w:pPr>
+              <w:jc w:val="center"/>
+            </w:pPr>
+            <w:r>
+              <w:rPr>
+                <w:b w:val="false"/>
+                <w:bCs w:val="false"/>
+                <w:color w:val="1F1F1D"/>
+                <w:sz w:val="18"/>
+                <w:szCs w:val="18"/>
+              </w:rPr>
+              <w:t xml:space="preserve">1324</w:t>
+            </w:r>
+          </w:p>
+        </w:tc>
+        <w:tc>
+          <w:tcPr>
+            <w:tcW w:type="dxa" w:w="1450"/>
+            <w:tcBorders>
+              <w:top w:val="single" w:color="D9D8D2" w:sz="4"/>
+              <w:left w:val="single" w:color="D9D8D2" w:sz="4"/>
+              <w:bottom w:val="single" w:color="D9D8D2" w:sz="4"/>
+              <w:right w:val="single" w:color="D9D8D2" w:sz="4"/>
+            </w:tcBorders>
+            <w:shd w:fill="FFFFFF" w:color="auto" w:val="clear"/>
+            <w:tcMar>
+              <w:top w:type="dxa" w:w="60"/>
+              <w:left w:type="dxa" w:w="100"/>
+              <w:bottom w:type="dxa" w:w="60"/>
+              <w:right w:type="dxa" w:w="100"/>
+            </w:tcMar>
+          </w:tcPr>
+          <w:p>
+            <w:pPr>
+              <w:jc w:val="center"/>
+            </w:pPr>
+            <w:r>
+              <w:rPr>
+                <w:b w:val="false"/>
+                <w:bCs w:val="false"/>
+                <w:color w:val="1F1F1D"/>
+                <w:sz w:val="18"/>
+                <w:szCs w:val="18"/>
+              </w:rPr>
+              <w:t xml:space="preserve">1374</w:t>
+            </w:r>
+          </w:p>
+        </w:tc>
+        <w:tc>
+          <w:tcPr>
+            <w:tcW w:type="dxa" w:w="1450"/>
+            <w:tcBorders>
+              <w:top w:val="single" w:color="D9D8D2" w:sz="4"/>
+              <w:left w:val="single" w:color="D9D8D2" w:sz="4"/>
+              <w:bottom w:val="single" w:color="D9D8D2" w:sz="4"/>
+              <w:right w:val="single" w:color="D9D8D2" w:sz="4"/>
+            </w:tcBorders>
+            <w:shd w:fill="FFFFFF" w:color="auto" w:val="clear"/>
+            <w:tcMar>
+              <w:top w:type="dxa" w:w="60"/>
+              <w:left w:type="dxa" w:w="100"/>
+              <w:bottom w:type="dxa" w:w="60"/>
+              <w:right w:type="dxa" w:w="100"/>
+            </w:tcMar>
+          </w:tcPr>
+          <w:p>
+            <w:pPr>
+              <w:jc w:val="center"/>
+            </w:pPr>
+            <w:r>
+              <w:rPr>
+                <w:b w:val="false"/>
+                <w:bCs w:val="false"/>
+                <w:color w:val="1F1F1D"/>
+                <w:sz w:val="18"/>
+                <w:szCs w:val="18"/>
+              </w:rPr>
+              <w:t xml:space="preserve">2176</w:t>
+            </w:r>
+          </w:p>
+        </w:tc>
+        <w:tc>
+          <w:tcPr>
+            <w:tcW w:type="dxa" w:w="1450"/>
+            <w:tcBorders>
+              <w:top w:val="single" w:color="D9D8D2" w:sz="4"/>
+              <w:left w:val="single" w:color="D9D8D2" w:sz="4"/>
+              <w:bottom w:val="single" w:color="D9D8D2" w:sz="4"/>
+              <w:right w:val="single" w:color="D9D8D2" w:sz="4"/>
+            </w:tcBorders>
+            <w:shd w:fill="FFFFFF" w:color="auto" w:val="clear"/>
+            <w:tcMar>
+              <w:top w:type="dxa" w:w="60"/>
+              <w:left w:type="dxa" w:w="100"/>
+              <w:bottom w:type="dxa" w:w="60"/>
+              <w:right w:type="dxa" w:w="100"/>
+            </w:tcMar>
+          </w:tcPr>
+          <w:p>
+            <w:pPr>
+              <w:jc w:val="center"/>
+            </w:pPr>
+            <w:r>
+              <w:rPr>
+                <w:b w:val="false"/>
+                <w:bCs w:val="false"/>
+                <w:color w:val="1F1F1D"/>
+                <w:sz w:val="18"/>
+                <w:szCs w:val="18"/>
+              </w:rPr>
+              <w:t xml:space="preserve">2713</w:t>
+            </w:r>
+          </w:p>
+        </w:tc>
+        <w:tc>
+          <w:tcPr>
+            <w:tcW w:type="dxa" w:w="1438"/>
+            <w:tcBorders>
+              <w:top w:val="single" w:color="D9D8D2" w:sz="4"/>
+              <w:left w:val="single" w:color="D9D8D2" w:sz="4"/>
+              <w:bottom w:val="single" w:color="D9D8D2" w:sz="4"/>
+              <w:right w:val="single" w:color="D9D8D2" w:sz="4"/>
+            </w:tcBorders>
+            <w:shd w:fill="FFFFFF" w:color="auto" w:val="clear"/>
+            <w:tcMar>
+              <w:top w:type="dxa" w:w="60"/>
+              <w:left w:type="dxa" w:w="100"/>
+              <w:bottom w:type="dxa" w:w="60"/>
+              <w:right w:type="dxa" w:w="100"/>
+            </w:tcMar>
+          </w:tcPr>
+          <w:p>
+            <w:pPr>
+              <w:jc w:val="center"/>
+            </w:pPr>
+            <w:r>
+              <w:rPr>
+                <w:b w:val="false"/>
+                <w:bCs w:val="false"/>
+                <w:color w:val="1F1F1D"/>
+                <w:sz w:val="18"/>
+                <w:szCs w:val="18"/>
+              </w:rPr>
+              <w:t xml:space="preserve">99.08%</w:t>
+            </w:r>
+          </w:p>
+        </w:tc>
+      </w:tr>
+      <w:tr>
+        <w:trPr>
+          <w:cantSplit/>
+        </w:trPr>
+        <w:tc>
+          <w:tcPr>
+            <w:tcW w:type="dxa" w:w="2400"/>
+            <w:tcBorders>
+              <w:top w:val="single" w:color="D9D8D2" w:sz="4"/>
+              <w:left w:val="single" w:color="D9D8D2" w:sz="4"/>
+              <w:bottom w:val="single" w:color="D9D8D2" w:sz="4"/>
+              <w:right w:val="single" w:color="D9D8D2" w:sz="4"/>
+            </w:tcBorders>
+            <w:shd w:fill="F3F6FB" w:color="auto" w:val="clear"/>
+            <w:tcMar>
+              <w:top w:type="dxa" w:w="60"/>
+              <w:left w:type="dxa" w:w="100"/>
+              <w:bottom w:type="dxa" w:w="60"/>
+              <w:right w:type="dxa" w:w="100"/>
+            </w:tcMar>
+          </w:tcPr>
+          <w:p>
+            <w:pPr>
+              <w:jc w:val="left"/>
+            </w:pPr>
+            <w:r>
+              <w:rPr>
+                <w:b w:val="false"/>
+                <w:bCs w:val="false"/>
+                <w:color w:val="1F1F1D"/>
+                <w:sz w:val="18"/>
+                <w:szCs w:val="18"/>
+              </w:rPr>
+              <w:t xml:space="preserve">SH-LEACH+</w:t>
+            </w:r>
+          </w:p>
+        </w:tc>
+        <w:tc>
+          <w:tcPr>
+            <w:tcW w:type="dxa" w:w="1450"/>
+            <w:tcBorders>
+              <w:top w:val="single" w:color="D9D8D2" w:sz="4"/>
+              <w:left w:val="single" w:color="D9D8D2" w:sz="4"/>
+              <w:bottom w:val="single" w:color="D9D8D2" w:sz="4"/>
+              <w:right w:val="single" w:color="D9D8D2" w:sz="4"/>
+            </w:tcBorders>
+            <w:shd w:fill="F3F6FB" w:color="auto" w:val="clear"/>
+            <w:tcMar>
+              <w:top w:type="dxa" w:w="60"/>
+              <w:left w:type="dxa" w:w="100"/>
+              <w:bottom w:type="dxa" w:w="60"/>
+              <w:right w:type="dxa" w:w="100"/>
+            </w:tcMar>
+          </w:tcPr>
+          <w:p>
+            <w:pPr>
+              <w:jc w:val="center"/>
+            </w:pPr>
+            <w:r>
+              <w:rPr>
+                <w:b w:val="false"/>
+                <w:bCs w:val="false"/>
+                <w:color w:val="1F1F1D"/>
+                <w:sz w:val="18"/>
+                <w:szCs w:val="18"/>
+              </w:rPr>
+              <w:t xml:space="preserve">1480</w:t>
+            </w:r>
+          </w:p>
+        </w:tc>
+        <w:tc>
+          <w:tcPr>
+            <w:tcW w:type="dxa" w:w="1450"/>
+            <w:tcBorders>
+              <w:top w:val="single" w:color="D9D8D2" w:sz="4"/>
+              <w:left w:val="single" w:color="D9D8D2" w:sz="4"/>
+              <w:bottom w:val="single" w:color="D9D8D2" w:sz="4"/>
+              <w:right w:val="single" w:color="D9D8D2" w:sz="4"/>
+            </w:tcBorders>
+            <w:shd w:fill="F3F6FB" w:color="auto" w:val="clear"/>
+            <w:tcMar>
+              <w:top w:type="dxa" w:w="60"/>
+              <w:left w:type="dxa" w:w="100"/>
+              <w:bottom w:type="dxa" w:w="60"/>
+              <w:right w:type="dxa" w:w="100"/>
+            </w:tcMar>
+          </w:tcPr>
+          <w:p>
+            <w:pPr>
+              <w:jc w:val="center"/>
+            </w:pPr>
+            <w:r>
+              <w:rPr>
+                <w:b w:val="false"/>
+                <w:bCs w:val="false"/>
+                <w:color w:val="1F1F1D"/>
+                <w:sz w:val="18"/>
+                <w:szCs w:val="18"/>
+              </w:rPr>
+              <w:t xml:space="preserve">1388</w:t>
+            </w:r>
+          </w:p>
+        </w:tc>
+        <w:tc>
+          <w:tcPr>
+            <w:tcW w:type="dxa" w:w="1450"/>
+            <w:tcBorders>
+              <w:top w:val="single" w:color="D9D8D2" w:sz="4"/>
+              <w:left w:val="single" w:color="D9D8D2" w:sz="4"/>
+              <w:bottom w:val="single" w:color="D9D8D2" w:sz="4"/>
+              <w:right w:val="single" w:color="D9D8D2" w:sz="4"/>
+            </w:tcBorders>
+            <w:shd w:fill="F3F6FB" w:color="auto" w:val="clear"/>
+            <w:tcMar>
+              <w:top w:type="dxa" w:w="60"/>
+              <w:left w:type="dxa" w:w="100"/>
+              <w:bottom w:type="dxa" w:w="60"/>
+              <w:right w:type="dxa" w:w="100"/>
+            </w:tcMar>
+          </w:tcPr>
+          <w:p>
+            <w:pPr>
+              <w:jc w:val="center"/>
+            </w:pPr>
+            <w:r>
+              <w:rPr>
+                <w:b w:val="false"/>
+                <w:bCs w:val="false"/>
+                <w:color w:val="1F1F1D"/>
+                <w:sz w:val="18"/>
+                <w:szCs w:val="18"/>
+              </w:rPr>
+              <w:t xml:space="preserve">1435</w:t>
+            </w:r>
+          </w:p>
+        </w:tc>
+        <w:tc>
+          <w:tcPr>
+            <w:tcW w:type="dxa" w:w="1450"/>
+            <w:tcBorders>
+              <w:top w:val="single" w:color="D9D8D2" w:sz="4"/>
+              <w:left w:val="single" w:color="D9D8D2" w:sz="4"/>
+              <w:bottom w:val="single" w:color="D9D8D2" w:sz="4"/>
+              <w:right w:val="single" w:color="D9D8D2" w:sz="4"/>
+            </w:tcBorders>
+            <w:shd w:fill="F3F6FB" w:color="auto" w:val="clear"/>
+            <w:tcMar>
+              <w:top w:type="dxa" w:w="60"/>
+              <w:left w:type="dxa" w:w="100"/>
+              <w:bottom w:type="dxa" w:w="60"/>
+              <w:right w:type="dxa" w:w="100"/>
+            </w:tcMar>
+          </w:tcPr>
+          <w:p>
+            <w:pPr>
+              <w:jc w:val="center"/>
+            </w:pPr>
+            <w:r>
+              <w:rPr>
+                <w:b w:val="false"/>
+                <w:bCs w:val="false"/>
+                <w:color w:val="1F1F1D"/>
+                <w:sz w:val="18"/>
+                <w:szCs w:val="18"/>
+              </w:rPr>
+              <w:t xml:space="preserve">1455</w:t>
+            </w:r>
+          </w:p>
+        </w:tc>
+        <w:tc>
+          <w:tcPr>
+            <w:tcW w:type="dxa" w:w="1438"/>
+            <w:tcBorders>
+              <w:top w:val="single" w:color="D9D8D2" w:sz="4"/>
+              <w:left w:val="single" w:color="D9D8D2" w:sz="4"/>
+              <w:bottom w:val="single" w:color="D9D8D2" w:sz="4"/>
+              <w:right w:val="single" w:color="D9D8D2" w:sz="4"/>
+            </w:tcBorders>
+            <w:shd w:fill="F3F6FB" w:color="auto" w:val="clear"/>
+            <w:tcMar>
+              <w:top w:type="dxa" w:w="60"/>
+              <w:left w:type="dxa" w:w="100"/>
+              <w:bottom w:type="dxa" w:w="60"/>
+              <w:right w:type="dxa" w:w="100"/>
+            </w:tcMar>
+          </w:tcPr>
+          <w:p>
+            <w:pPr>
+              <w:jc w:val="center"/>
+            </w:pPr>
+            <w:r>
+              <w:rPr>
+                <w:b w:val="false"/>
+                <w:bCs w:val="false"/>
+                <w:color w:val="1F1F1D"/>
+                <w:sz w:val="18"/>
+                <w:szCs w:val="18"/>
+              </w:rPr>
+              <w:t xml:space="preserve">98.89%</w:t>
+            </w:r>
+          </w:p>
+        </w:tc>
+      </w:tr>
+      <w:tr>
+        <w:trPr>
+          <w:cantSplit/>
+        </w:trPr>
+        <w:tc>
+          <w:tcPr>
+            <w:tcW w:type="dxa" w:w="2400"/>
+            <w:tcBorders>
+              <w:top w:val="single" w:color="D9D8D2" w:sz="4"/>
+              <w:left w:val="single" w:color="D9D8D2" w:sz="4"/>
+              <w:bottom w:val="single" w:color="D9D8D2" w:sz="4"/>
+              <w:right w:val="single" w:color="D9D8D2" w:sz="4"/>
+            </w:tcBorders>
+            <w:shd w:fill="FFFFFF" w:color="auto" w:val="clear"/>
+            <w:tcMar>
+              <w:top w:type="dxa" w:w="60"/>
+              <w:left w:type="dxa" w:w="100"/>
+              <w:bottom w:type="dxa" w:w="60"/>
+              <w:right w:type="dxa" w:w="100"/>
+            </w:tcMar>
+          </w:tcPr>
+          <w:p>
+            <w:pPr>
+              <w:jc w:val="left"/>
+            </w:pPr>
+            <w:r>
+              <w:rPr>
+                <w:b w:val="false"/>
+                <w:bCs w:val="false"/>
+                <w:color w:val="1F1F1D"/>
+                <w:sz w:val="18"/>
+                <w:szCs w:val="18"/>
+              </w:rPr>
+              <w:t xml:space="preserve">H-LEACH+</w:t>
+            </w:r>
+          </w:p>
+        </w:tc>
+        <w:tc>
+          <w:tcPr>
+            <w:tcW w:type="dxa" w:w="1450"/>
+            <w:tcBorders>
+              <w:top w:val="single" w:color="D9D8D2" w:sz="4"/>
+              <w:left w:val="single" w:color="D9D8D2" w:sz="4"/>
+              <w:bottom w:val="single" w:color="D9D8D2" w:sz="4"/>
+              <w:right w:val="single" w:color="D9D8D2" w:sz="4"/>
+            </w:tcBorders>
+            <w:shd w:fill="FFFFFF" w:color="auto" w:val="clear"/>
+            <w:tcMar>
+              <w:top w:type="dxa" w:w="60"/>
+              <w:left w:type="dxa" w:w="100"/>
+              <w:bottom w:type="dxa" w:w="60"/>
+              <w:right w:type="dxa" w:w="100"/>
+            </w:tcMar>
+          </w:tcPr>
+          <w:p>
+            <w:pPr>
+              <w:jc w:val="center"/>
+            </w:pPr>
+            <w:r>
+              <w:rPr>
+                <w:b w:val="false"/>
+                <w:bCs w:val="false"/>
+                <w:color w:val="1F1F1D"/>
+                <w:sz w:val="18"/>
+                <w:szCs w:val="18"/>
+              </w:rPr>
+              <w:t xml:space="preserve">1473</w:t>
+            </w:r>
+          </w:p>
+        </w:tc>
+        <w:tc>
+          <w:tcPr>
+            <w:tcW w:type="dxa" w:w="1450"/>
+            <w:tcBorders>
+              <w:top w:val="single" w:color="D9D8D2" w:sz="4"/>
+              <w:left w:val="single" w:color="D9D8D2" w:sz="4"/>
+              <w:bottom w:val="single" w:color="D9D8D2" w:sz="4"/>
+              <w:right w:val="single" w:color="D9D8D2" w:sz="4"/>
+            </w:tcBorders>
+            <w:shd w:fill="FFFFFF" w:color="auto" w:val="clear"/>
+            <w:tcMar>
+              <w:top w:type="dxa" w:w="60"/>
+              <w:left w:type="dxa" w:w="100"/>
+              <w:bottom w:type="dxa" w:w="60"/>
+              <w:right w:type="dxa" w:w="100"/>
+            </w:tcMar>
+          </w:tcPr>
+          <w:p>
+            <w:pPr>
+              <w:jc w:val="center"/>
+            </w:pPr>
+            <w:r>
+              <w:rPr>
+                <w:b w:val="false"/>
+                <w:bCs w:val="false"/>
+                <w:color w:val="1F1F1D"/>
+                <w:sz w:val="18"/>
+                <w:szCs w:val="18"/>
+              </w:rPr>
+              <w:t xml:space="preserve">1219</w:t>
+            </w:r>
+          </w:p>
+        </w:tc>
+        <w:tc>
+          <w:tcPr>
+            <w:tcW w:type="dxa" w:w="1450"/>
+            <w:tcBorders>
+              <w:top w:val="single" w:color="D9D8D2" w:sz="4"/>
+              <w:left w:val="single" w:color="D9D8D2" w:sz="4"/>
+              <w:bottom w:val="single" w:color="D9D8D2" w:sz="4"/>
+              <w:right w:val="single" w:color="D9D8D2" w:sz="4"/>
+            </w:tcBorders>
+            <w:shd w:fill="FFFFFF" w:color="auto" w:val="clear"/>
+            <w:tcMar>
+              <w:top w:type="dxa" w:w="60"/>
+              <w:left w:type="dxa" w:w="100"/>
+              <w:bottom w:type="dxa" w:w="60"/>
+              <w:right w:type="dxa" w:w="100"/>
+            </w:tcMar>
+          </w:tcPr>
+          <w:p>
+            <w:pPr>
+              <w:jc w:val="center"/>
+            </w:pPr>
+            <w:r>
+              <w:rPr>
+                <w:b w:val="false"/>
+                <w:bCs w:val="false"/>
+                <w:color w:val="1F1F1D"/>
+                <w:sz w:val="18"/>
+                <w:szCs w:val="18"/>
+              </w:rPr>
+              <w:t xml:space="preserve">1262</w:t>
+            </w:r>
+          </w:p>
+        </w:tc>
+        <w:tc>
+          <w:tcPr>
+            <w:tcW w:type="dxa" w:w="1450"/>
+            <w:tcBorders>
+              <w:top w:val="single" w:color="D9D8D2" w:sz="4"/>
+              <w:left w:val="single" w:color="D9D8D2" w:sz="4"/>
+              <w:bottom w:val="single" w:color="D9D8D2" w:sz="4"/>
+              <w:right w:val="single" w:color="D9D8D2" w:sz="4"/>
+            </w:tcBorders>
+            <w:shd w:fill="FFFFFF" w:color="auto" w:val="clear"/>
+            <w:tcMar>
+              <w:top w:type="dxa" w:w="60"/>
+              <w:left w:type="dxa" w:w="100"/>
+              <w:bottom w:type="dxa" w:w="60"/>
+              <w:right w:type="dxa" w:w="100"/>
+            </w:tcMar>
+          </w:tcPr>
+          <w:p>
+            <w:pPr>
+              <w:jc w:val="center"/>
+            </w:pPr>
+            <w:r>
+              <w:rPr>
+                <w:b w:val="false"/>
+                <w:bCs w:val="false"/>
+                <w:color w:val="1F1F1D"/>
+                <w:sz w:val="18"/>
+                <w:szCs w:val="18"/>
+              </w:rPr>
+              <w:t xml:space="preserve">1278</w:t>
+            </w:r>
+          </w:p>
+        </w:tc>
+        <w:tc>
+          <w:tcPr>
+            <w:tcW w:type="dxa" w:w="1438"/>
+            <w:tcBorders>
+              <w:top w:val="single" w:color="D9D8D2" w:sz="4"/>
+              <w:left w:val="single" w:color="D9D8D2" w:sz="4"/>
+              <w:bottom w:val="single" w:color="D9D8D2" w:sz="4"/>
+              <w:right w:val="single" w:color="D9D8D2" w:sz="4"/>
+            </w:tcBorders>
+            <w:shd w:fill="FFFFFF" w:color="auto" w:val="clear"/>
+            <w:tcMar>
+              <w:top w:type="dxa" w:w="60"/>
+              <w:left w:type="dxa" w:w="100"/>
+              <w:bottom w:type="dxa" w:w="60"/>
+              <w:right w:type="dxa" w:w="100"/>
+            </w:tcMar>
+          </w:tcPr>
+          <w:p>
+            <w:pPr>
+              <w:jc w:val="center"/>
+            </w:pPr>
+            <w:r>
+              <w:rPr>
+                <w:b w:val="false"/>
+                <w:bCs w:val="false"/>
+                <w:color w:val="1F1F1D"/>
+                <w:sz w:val="18"/>
+                <w:szCs w:val="18"/>
+              </w:rPr>
+              <w:t xml:space="preserve">99.12%</w:t>
+            </w:r>
+          </w:p>
+        </w:tc>
+      </w:tr>
+      <w:tr>
+        <w:trPr>
+          <w:cantSplit/>
+        </w:trPr>
+        <w:tc>
+          <w:tcPr>
+            <w:tcW w:type="dxa" w:w="2400"/>
+            <w:tcBorders>
+              <w:top w:val="single" w:color="D9D8D2" w:sz="4"/>
+              <w:left w:val="single" w:color="D9D8D2" w:sz="4"/>
+              <w:bottom w:val="single" w:color="D9D8D2" w:sz="4"/>
+              <w:right w:val="single" w:color="D9D8D2" w:sz="4"/>
+            </w:tcBorders>
+            <w:shd w:fill="F3F6FB" w:color="auto" w:val="clear"/>
+            <w:tcMar>
+              <w:top w:type="dxa" w:w="60"/>
+              <w:left w:type="dxa" w:w="100"/>
+              <w:bottom w:type="dxa" w:w="60"/>
+              <w:right w:type="dxa" w:w="100"/>
+            </w:tcMar>
+          </w:tcPr>
+          <w:p>
+            <w:pPr>
+              <w:jc w:val="left"/>
+            </w:pPr>
+            <w:r>
+              <w:rPr>
+                <w:b w:val="false"/>
+                <w:bCs w:val="false"/>
+                <w:color w:val="1F1F1D"/>
+                <w:sz w:val="18"/>
+                <w:szCs w:val="18"/>
+              </w:rPr>
+              <w:t xml:space="preserve">EECH-HEED+</w:t>
+            </w:r>
+          </w:p>
+        </w:tc>
+        <w:tc>
+          <w:tcPr>
+            <w:tcW w:type="dxa" w:w="1450"/>
+            <w:tcBorders>
+              <w:top w:val="single" w:color="D9D8D2" w:sz="4"/>
+              <w:left w:val="single" w:color="D9D8D2" w:sz="4"/>
+              <w:bottom w:val="single" w:color="D9D8D2" w:sz="4"/>
+              <w:right w:val="single" w:color="D9D8D2" w:sz="4"/>
+            </w:tcBorders>
+            <w:shd w:fill="F3F6FB" w:color="auto" w:val="clear"/>
+            <w:tcMar>
+              <w:top w:type="dxa" w:w="60"/>
+              <w:left w:type="dxa" w:w="100"/>
+              <w:bottom w:type="dxa" w:w="60"/>
+              <w:right w:type="dxa" w:w="100"/>
+            </w:tcMar>
+          </w:tcPr>
+          <w:p>
+            <w:pPr>
+              <w:jc w:val="center"/>
+            </w:pPr>
+            <w:r>
+              <w:rPr>
+                <w:b w:val="false"/>
+                <w:bCs w:val="false"/>
+                <w:color w:val="1F1F1D"/>
+                <w:sz w:val="18"/>
+                <w:szCs w:val="18"/>
+              </w:rPr>
+              <w:t xml:space="preserve">1368</w:t>
+            </w:r>
+          </w:p>
+        </w:tc>
+        <w:tc>
+          <w:tcPr>
+            <w:tcW w:type="dxa" w:w="1450"/>
+            <w:tcBorders>
+              <w:top w:val="single" w:color="D9D8D2" w:sz="4"/>
+              <w:left w:val="single" w:color="D9D8D2" w:sz="4"/>
+              <w:bottom w:val="single" w:color="D9D8D2" w:sz="4"/>
+              <w:right w:val="single" w:color="D9D8D2" w:sz="4"/>
+            </w:tcBorders>
+            <w:shd w:fill="F3F6FB" w:color="auto" w:val="clear"/>
+            <w:tcMar>
+              <w:top w:type="dxa" w:w="60"/>
+              <w:left w:type="dxa" w:w="100"/>
+              <w:bottom w:type="dxa" w:w="60"/>
+              <w:right w:type="dxa" w:w="100"/>
+            </w:tcMar>
+          </w:tcPr>
+          <w:p>
+            <w:pPr>
+              <w:jc w:val="center"/>
+            </w:pPr>
+            <w:r>
+              <w:rPr>
+                <w:b w:val="false"/>
+                <w:bCs w:val="false"/>
+                <w:color w:val="1F1F1D"/>
+                <w:sz w:val="18"/>
+                <w:szCs w:val="18"/>
+              </w:rPr>
+              <w:t xml:space="preserve">1412</w:t>
+            </w:r>
+          </w:p>
+        </w:tc>
+        <w:tc>
+          <w:tcPr>
+            <w:tcW w:type="dxa" w:w="1450"/>
+            <w:tcBorders>
+              <w:top w:val="single" w:color="D9D8D2" w:sz="4"/>
+              <w:left w:val="single" w:color="D9D8D2" w:sz="4"/>
+              <w:bottom w:val="single" w:color="D9D8D2" w:sz="4"/>
+              <w:right w:val="single" w:color="D9D8D2" w:sz="4"/>
+            </w:tcBorders>
+            <w:shd w:fill="F3F6FB" w:color="auto" w:val="clear"/>
+            <w:tcMar>
+              <w:top w:type="dxa" w:w="60"/>
+              <w:left w:type="dxa" w:w="100"/>
+              <w:bottom w:type="dxa" w:w="60"/>
+              <w:right w:type="dxa" w:w="100"/>
+            </w:tcMar>
+          </w:tcPr>
+          <w:p>
+            <w:pPr>
+              <w:jc w:val="center"/>
+            </w:pPr>
+            <w:r>
+              <w:rPr>
+                <w:b w:val="false"/>
+                <w:bCs w:val="false"/>
+                <w:color w:val="1F1F1D"/>
+                <w:sz w:val="18"/>
+                <w:szCs w:val="18"/>
+              </w:rPr>
+              <w:t xml:space="preserve">1437</w:t>
+            </w:r>
+          </w:p>
+        </w:tc>
+        <w:tc>
+          <w:tcPr>
+            <w:tcW w:type="dxa" w:w="1450"/>
+            <w:tcBorders>
+              <w:top w:val="single" w:color="D9D8D2" w:sz="4"/>
+              <w:left w:val="single" w:color="D9D8D2" w:sz="4"/>
+              <w:bottom w:val="single" w:color="D9D8D2" w:sz="4"/>
+              <w:right w:val="single" w:color="D9D8D2" w:sz="4"/>
+            </w:tcBorders>
+            <w:shd w:fill="F3F6FB" w:color="auto" w:val="clear"/>
+            <w:tcMar>
+              <w:top w:type="dxa" w:w="60"/>
+              <w:left w:type="dxa" w:w="100"/>
+              <w:bottom w:type="dxa" w:w="60"/>
+              <w:right w:type="dxa" w:w="100"/>
+            </w:tcMar>
+          </w:tcPr>
+          <w:p>
+            <w:pPr>
+              <w:jc w:val="center"/>
+            </w:pPr>
+            <w:r>
+              <w:rPr>
+                <w:b w:val="false"/>
+                <w:bCs w:val="false"/>
+                <w:color w:val="1F1F1D"/>
+                <w:sz w:val="18"/>
+                <w:szCs w:val="18"/>
+              </w:rPr>
+              <w:t xml:space="preserve">1456</w:t>
+            </w:r>
+          </w:p>
+        </w:tc>
+        <w:tc>
+          <w:tcPr>
+            <w:tcW w:type="dxa" w:w="1438"/>
+            <w:tcBorders>
+              <w:top w:val="single" w:color="D9D8D2" w:sz="4"/>
+              <w:left w:val="single" w:color="D9D8D2" w:sz="4"/>
+              <w:bottom w:val="single" w:color="D9D8D2" w:sz="4"/>
+              <w:right w:val="single" w:color="D9D8D2" w:sz="4"/>
+            </w:tcBorders>
+            <w:shd w:fill="F3F6FB" w:color="auto" w:val="clear"/>
+            <w:tcMar>
+              <w:top w:type="dxa" w:w="60"/>
+              <w:left w:type="dxa" w:w="100"/>
+              <w:bottom w:type="dxa" w:w="60"/>
+              <w:right w:type="dxa" w:w="100"/>
+            </w:tcMar>
+          </w:tcPr>
+          <w:p>
+            <w:pPr>
+              <w:jc w:val="center"/>
+            </w:pPr>
+            <w:r>
+              <w:rPr>
+                <w:b w:val="false"/>
+                <w:bCs w:val="false"/>
+                <w:color w:val="1F1F1D"/>
+                <w:sz w:val="18"/>
+                <w:szCs w:val="18"/>
+              </w:rPr>
+              <w:t xml:space="preserve">99.12%</w:t>
+            </w:r>
+          </w:p>
+        </w:tc>
+      </w:tr>
+      <w:tr>
+        <w:trPr>
+          <w:cantSplit/>
+        </w:trPr>
+        <w:tc>
+          <w:tcPr>
+            <w:tcW w:type="dxa" w:w="2400"/>
+            <w:tcBorders>
+              <w:top w:val="single" w:color="D9D8D2" w:sz="4"/>
+              <w:left w:val="single" w:color="D9D8D2" w:sz="4"/>
+              <w:bottom w:val="single" w:color="D9D8D2" w:sz="4"/>
+              <w:right w:val="single" w:color="D9D8D2" w:sz="4"/>
+            </w:tcBorders>
+            <w:shd w:fill="FFFFFF" w:color="auto" w:val="clear"/>
+            <w:tcMar>
+              <w:top w:type="dxa" w:w="60"/>
+              <w:left w:type="dxa" w:w="100"/>
+              <w:bottom w:type="dxa" w:w="60"/>
+              <w:right w:type="dxa" w:w="100"/>
+            </w:tcMar>
+          </w:tcPr>
+          <w:p>
+            <w:pPr>
+              <w:jc w:val="left"/>
+            </w:pPr>
+            <w:r>
+              <w:rPr>
+                <w:b w:val="false"/>
+                <w:bCs w:val="false"/>
+                <w:color w:val="1F1F1D"/>
+                <w:sz w:val="18"/>
+                <w:szCs w:val="18"/>
+              </w:rPr>
+              <w:t xml:space="preserve">v8</w:t>
+            </w:r>
+          </w:p>
+        </w:tc>
+        <w:tc>
+          <w:tcPr>
+            <w:tcW w:type="dxa" w:w="1450"/>
+            <w:tcBorders>
+              <w:top w:val="single" w:color="D9D8D2" w:sz="4"/>
+              <w:left w:val="single" w:color="D9D8D2" w:sz="4"/>
+              <w:bottom w:val="single" w:color="D9D8D2" w:sz="4"/>
+              <w:right w:val="single" w:color="D9D8D2" w:sz="4"/>
+            </w:tcBorders>
+            <w:shd w:fill="FFFFFF" w:color="auto" w:val="clear"/>
+            <w:tcMar>
+              <w:top w:type="dxa" w:w="60"/>
+              <w:left w:type="dxa" w:w="100"/>
+              <w:bottom w:type="dxa" w:w="60"/>
+              <w:right w:type="dxa" w:w="100"/>
+            </w:tcMar>
+          </w:tcPr>
+          <w:p>
+            <w:pPr>
+              <w:jc w:val="center"/>
+            </w:pPr>
+            <w:r>
+              <w:rPr>
+                <w:b w:val="false"/>
+                <w:bCs w:val="false"/>
+                <w:color w:val="1F1F1D"/>
+                <w:sz w:val="18"/>
+                <w:szCs w:val="18"/>
+              </w:rPr>
+              <w:t xml:space="preserve">2501</w:t>
+            </w:r>
+          </w:p>
+        </w:tc>
+        <w:tc>
+          <w:tcPr>
+            <w:tcW w:type="dxa" w:w="1450"/>
+            <w:tcBorders>
+              <w:top w:val="single" w:color="D9D8D2" w:sz="4"/>
+              <w:left w:val="single" w:color="D9D8D2" w:sz="4"/>
+              <w:bottom w:val="single" w:color="D9D8D2" w:sz="4"/>
+              <w:right w:val="single" w:color="D9D8D2" w:sz="4"/>
+            </w:tcBorders>
+            <w:shd w:fill="FFFFFF" w:color="auto" w:val="clear"/>
+            <w:tcMar>
+              <w:top w:type="dxa" w:w="60"/>
+              <w:left w:type="dxa" w:w="100"/>
+              <w:bottom w:type="dxa" w:w="60"/>
+              <w:right w:type="dxa" w:w="100"/>
+            </w:tcMar>
+          </w:tcPr>
+          <w:p>
+            <w:pPr>
+              <w:jc w:val="center"/>
+            </w:pPr>
+            <w:r>
+              <w:rPr>
+                <w:b w:val="false"/>
+                <w:bCs w:val="false"/>
+                <w:color w:val="1F1F1D"/>
+                <w:sz w:val="18"/>
+                <w:szCs w:val="18"/>
+              </w:rPr>
+              <w:t xml:space="preserve">1441</w:t>
+            </w:r>
+          </w:p>
+        </w:tc>
+        <w:tc>
+          <w:tcPr>
+            <w:tcW w:type="dxa" w:w="1450"/>
+            <w:tcBorders>
+              <w:top w:val="single" w:color="D9D8D2" w:sz="4"/>
+              <w:left w:val="single" w:color="D9D8D2" w:sz="4"/>
+              <w:bottom w:val="single" w:color="D9D8D2" w:sz="4"/>
+              <w:right w:val="single" w:color="D9D8D2" w:sz="4"/>
+            </w:tcBorders>
+            <w:shd w:fill="FFFFFF" w:color="auto" w:val="clear"/>
+            <w:tcMar>
+              <w:top w:type="dxa" w:w="60"/>
+              <w:left w:type="dxa" w:w="100"/>
+              <w:bottom w:type="dxa" w:w="60"/>
+              <w:right w:type="dxa" w:w="100"/>
+            </w:tcMar>
+          </w:tcPr>
+          <w:p>
+            <w:pPr>
+              <w:jc w:val="center"/>
+            </w:pPr>
+            <w:r>
+              <w:rPr>
+                <w:b w:val="false"/>
+                <w:bCs w:val="false"/>
+                <w:color w:val="1F1F1D"/>
+                <w:sz w:val="18"/>
+                <w:szCs w:val="18"/>
+              </w:rPr>
+              <w:t xml:space="preserve">1596</w:t>
+            </w:r>
+          </w:p>
+        </w:tc>
+        <w:tc>
+          <w:tcPr>
+            <w:tcW w:type="dxa" w:w="1450"/>
+            <w:tcBorders>
+              <w:top w:val="single" w:color="D9D8D2" w:sz="4"/>
+              <w:left w:val="single" w:color="D9D8D2" w:sz="4"/>
+              <w:bottom w:val="single" w:color="D9D8D2" w:sz="4"/>
+              <w:right w:val="single" w:color="D9D8D2" w:sz="4"/>
+            </w:tcBorders>
+            <w:shd w:fill="FFFFFF" w:color="auto" w:val="clear"/>
+            <w:tcMar>
+              <w:top w:type="dxa" w:w="60"/>
+              <w:left w:type="dxa" w:w="100"/>
+              <w:bottom w:type="dxa" w:w="60"/>
+              <w:right w:type="dxa" w:w="100"/>
+            </w:tcMar>
+          </w:tcPr>
+          <w:p>
+            <w:pPr>
+              <w:jc w:val="center"/>
+            </w:pPr>
+            <w:r>
+              <w:rPr>
+                <w:b w:val="false"/>
+                <w:bCs w:val="false"/>
+                <w:color w:val="1F1F1D"/>
+                <w:sz w:val="18"/>
+                <w:szCs w:val="18"/>
+              </w:rPr>
+              <w:t xml:space="preserve">1646</w:t>
+            </w:r>
+          </w:p>
+        </w:tc>
+        <w:tc>
+          <w:tcPr>
+            <w:tcW w:type="dxa" w:w="1438"/>
+            <w:tcBorders>
+              <w:top w:val="single" w:color="D9D8D2" w:sz="4"/>
+              <w:left w:val="single" w:color="D9D8D2" w:sz="4"/>
+              <w:bottom w:val="single" w:color="D9D8D2" w:sz="4"/>
+              <w:right w:val="single" w:color="D9D8D2" w:sz="4"/>
+            </w:tcBorders>
+            <w:shd w:fill="FFFFFF" w:color="auto" w:val="clear"/>
+            <w:tcMar>
+              <w:top w:type="dxa" w:w="60"/>
+              <w:left w:type="dxa" w:w="100"/>
+              <w:bottom w:type="dxa" w:w="60"/>
+              <w:right w:type="dxa" w:w="100"/>
+            </w:tcMar>
+          </w:tcPr>
+          <w:p>
+            <w:pPr>
+              <w:jc w:val="center"/>
+            </w:pPr>
+            <w:r>
+              <w:rPr>
+                <w:b w:val="false"/>
+                <w:bCs w:val="false"/>
+                <w:color w:val="1F1F1D"/>
+                <w:sz w:val="18"/>
+                <w:szCs w:val="18"/>
+              </w:rPr>
+              <w:t xml:space="preserve">99.46%</w:t>
+            </w:r>
+          </w:p>
+        </w:tc>
+      </w:tr>
+      <w:tr>
+        <w:trPr>
+          <w:cantSplit/>
+        </w:trPr>
+        <w:tc>
+          <w:tcPr>
+            <w:tcW w:type="dxa" w:w="2400"/>
+            <w:tcBorders>
+              <w:top w:val="single" w:color="D9D8D2" w:sz="4"/>
+              <w:left w:val="single" w:color="D9D8D2" w:sz="4"/>
+              <w:bottom w:val="single" w:color="D9D8D2" w:sz="4"/>
+              <w:right w:val="single" w:color="D9D8D2" w:sz="4"/>
+            </w:tcBorders>
+            <w:shd w:fill="DCE9FA" w:color="auto" w:val="clear"/>
+            <w:tcMar>
+              <w:top w:type="dxa" w:w="60"/>
+              <w:left w:type="dxa" w:w="100"/>
+              <w:bottom w:type="dxa" w:w="60"/>
+              <w:right w:type="dxa" w:w="100"/>
+            </w:tcMar>
+          </w:tcPr>
+          <w:p>
+            <w:pPr>
+              <w:jc w:val="left"/>
+            </w:pPr>
+            <w:r>
+              <w:rPr>
+                <w:b/>
+                <w:bCs/>
+                <w:color w:val="1F1F1D"/>
+                <w:sz w:val="18"/>
+                <w:szCs w:val="18"/>
+              </w:rPr>
+              <w:t xml:space="preserve">v8-Chain</w:t>
+            </w:r>
+          </w:p>
+        </w:tc>
+        <w:tc>
+          <w:tcPr>
+            <w:tcW w:type="dxa" w:w="1450"/>
+            <w:tcBorders>
+              <w:top w:val="single" w:color="D9D8D2" w:sz="4"/>
+              <w:left w:val="single" w:color="D9D8D2" w:sz="4"/>
+              <w:bottom w:val="single" w:color="D9D8D2" w:sz="4"/>
+              <w:right w:val="single" w:color="D9D8D2" w:sz="4"/>
+            </w:tcBorders>
+            <w:shd w:fill="DCE9FA" w:color="auto" w:val="clear"/>
+            <w:tcMar>
+              <w:top w:type="dxa" w:w="60"/>
+              <w:left w:type="dxa" w:w="100"/>
+              <w:bottom w:type="dxa" w:w="60"/>
+              <w:right w:type="dxa" w:w="100"/>
+            </w:tcMar>
+          </w:tcPr>
+          <w:p>
+            <w:pPr>
+              <w:jc w:val="center"/>
+            </w:pPr>
+            <w:r>
+              <w:rPr>
+                <w:b/>
+                <w:bCs/>
+                <w:color w:val="1F1F1D"/>
+                <w:sz w:val="18"/>
+                <w:szCs w:val="18"/>
+              </w:rPr>
+              <w:t xml:space="preserve">2501</w:t>
+            </w:r>
+          </w:p>
+        </w:tc>
+        <w:tc>
+          <w:tcPr>
+            <w:tcW w:type="dxa" w:w="1450"/>
+            <w:tcBorders>
+              <w:top w:val="single" w:color="D9D8D2" w:sz="4"/>
+              <w:left w:val="single" w:color="D9D8D2" w:sz="4"/>
+              <w:bottom w:val="single" w:color="D9D8D2" w:sz="4"/>
+              <w:right w:val="single" w:color="D9D8D2" w:sz="4"/>
+            </w:tcBorders>
+            <w:shd w:fill="DCE9FA" w:color="auto" w:val="clear"/>
+            <w:tcMar>
+              <w:top w:type="dxa" w:w="60"/>
+              <w:left w:type="dxa" w:w="100"/>
+              <w:bottom w:type="dxa" w:w="60"/>
+              <w:right w:type="dxa" w:w="100"/>
+            </w:tcMar>
+          </w:tcPr>
+          <w:p>
+            <w:pPr>
+              <w:jc w:val="center"/>
+            </w:pPr>
+            <w:r>
+              <w:rPr>
+                <w:b/>
+                <w:bCs/>
+                <w:color w:val="1F1F1D"/>
+                <w:sz w:val="18"/>
+                <w:szCs w:val="18"/>
+              </w:rPr>
+              <w:t xml:space="preserve">1671</w:t>
+            </w:r>
+          </w:p>
+        </w:tc>
+        <w:tc>
+          <w:tcPr>
+            <w:tcW w:type="dxa" w:w="1450"/>
+            <w:tcBorders>
+              <w:top w:val="single" w:color="D9D8D2" w:sz="4"/>
+              <w:left w:val="single" w:color="D9D8D2" w:sz="4"/>
+              <w:bottom w:val="single" w:color="D9D8D2" w:sz="4"/>
+              <w:right w:val="single" w:color="D9D8D2" w:sz="4"/>
+            </w:tcBorders>
+            <w:shd w:fill="DCE9FA" w:color="auto" w:val="clear"/>
+            <w:tcMar>
+              <w:top w:type="dxa" w:w="60"/>
+              <w:left w:type="dxa" w:w="100"/>
+              <w:bottom w:type="dxa" w:w="60"/>
+              <w:right w:type="dxa" w:w="100"/>
+            </w:tcMar>
+          </w:tcPr>
+          <w:p>
+            <w:pPr>
+              <w:jc w:val="center"/>
+            </w:pPr>
+            <w:r>
+              <w:rPr>
+                <w:b/>
+                <w:bCs/>
+                <w:color w:val="1F1F1D"/>
+                <w:sz w:val="18"/>
+                <w:szCs w:val="18"/>
+              </w:rPr>
+              <w:t xml:space="preserve">1851</w:t>
+            </w:r>
+          </w:p>
+        </w:tc>
+        <w:tc>
+          <w:tcPr>
+            <w:tcW w:type="dxa" w:w="1450"/>
+            <w:tcBorders>
+              <w:top w:val="single" w:color="D9D8D2" w:sz="4"/>
+              <w:left w:val="single" w:color="D9D8D2" w:sz="4"/>
+              <w:bottom w:val="single" w:color="D9D8D2" w:sz="4"/>
+              <w:right w:val="single" w:color="D9D8D2" w:sz="4"/>
+            </w:tcBorders>
+            <w:shd w:fill="DCE9FA" w:color="auto" w:val="clear"/>
+            <w:tcMar>
+              <w:top w:type="dxa" w:w="60"/>
+              <w:left w:type="dxa" w:w="100"/>
+              <w:bottom w:type="dxa" w:w="60"/>
+              <w:right w:type="dxa" w:w="100"/>
+            </w:tcMar>
+          </w:tcPr>
+          <w:p>
+            <w:pPr>
+              <w:jc w:val="center"/>
+            </w:pPr>
+            <w:r>
+              <w:rPr>
+                <w:b/>
+                <w:bCs/>
+                <w:color w:val="1F1F1D"/>
+                <w:sz w:val="18"/>
+                <w:szCs w:val="18"/>
+              </w:rPr>
+              <w:t xml:space="preserve">1906</w:t>
+            </w:r>
+          </w:p>
+        </w:tc>
+        <w:tc>
+          <w:tcPr>
+            <w:tcW w:type="dxa" w:w="1438"/>
+            <w:tcBorders>
+              <w:top w:val="single" w:color="D9D8D2" w:sz="4"/>
+              <w:left w:val="single" w:color="D9D8D2" w:sz="4"/>
+              <w:bottom w:val="single" w:color="D9D8D2" w:sz="4"/>
+              <w:right w:val="single" w:color="D9D8D2" w:sz="4"/>
+            </w:tcBorders>
+            <w:shd w:fill="DCE9FA" w:color="auto" w:val="clear"/>
+            <w:tcMar>
+              <w:top w:type="dxa" w:w="60"/>
+              <w:left w:type="dxa" w:w="100"/>
+              <w:bottom w:type="dxa" w:w="60"/>
+              <w:right w:type="dxa" w:w="100"/>
+            </w:tcMar>
+          </w:tcPr>
+          <w:p>
+            <w:pPr>
+              <w:jc w:val="center"/>
+            </w:pPr>
+            <w:r>
+              <w:rPr>
+                <w:b/>
+                <w:bCs/>
+                <w:color w:val="1F1F1D"/>
+                <w:sz w:val="18"/>
+                <w:szCs w:val="18"/>
+              </w:rPr>
+              <w:t xml:space="preserve">99.36%</w:t>
+            </w:r>
+          </w:p>
+        </w:tc>
+      </w:tr>
+    </w:tbl>
+    <w:p>
+      <w:pPr>
+        <w:keepNext/>
+        <w:spacing w:after="40" w:before="120"/>
+        <w:jc w:val="center"/>
+      </w:pPr>
+      <w:r>
+        <w:drawing>
+          <wp:inline distT="0" distB="0" distL="0" distR="0">
+            <wp:extent cx="5943600" cy="2324100"/>
+            <wp:effectExtent t="0" r="0" b="0" l="0"/>
+            <wp:docPr id="1" name="far_fnd.png" descr="Figure 17 — FND with the BS at the centre (grey) and far away (colour)." title="Figure 17 — FND with the BS at the centre (grey) and far away (colour)."/>
+            <wp:cNvGraphicFramePr>
+              <a:graphicFrameLocks xmlns:a="http://schemas.openxmlformats.org/drawingml/2006/main" noChangeAspect="1"/>
+            </wp:cNvGraphicFramePr>
+            <a:graphic xmlns:a="http://schemas.openxmlformats.org/drawingml/2006/main">
+              <a:graphicData uri="http://schemas.openxmlformats.org/drawingml/2006/picture">
+                <pic:pic xmlns:pic="http://schemas.openxmlformats.org/drawingml/2006/picture">
+                  <pic:nvPicPr>
+                    <pic:cNvPr id="0" name="" descr=""/>
+                    <pic:cNvPicPr>
+                      <a:picLocks noChangeAspect="1" noChangeArrowheads="1"/>
+                    </pic:cNvPicPr>
+                  </pic:nvPicPr>
+                  <pic:blipFill>
+                    <a:blip r:embed="rId35" cstate="none"/>
+                    <a:srcRect/>
+                    <a:stretch>
+                      <a:fillRect/>
+                    </a:stretch>
+                  </pic:blipFill>
+                  <pic:spPr bwMode="auto">
+                    <a:xfrm>
+                      <a:off x="0" y="0"/>
+                      <a:ext cx="5943600" cy="2324100"/>
+                    </a:xfrm>
+                    <a:prstGeom prst="rect">
+                      <a:avLst/>
+                    </a:prstGeom>
+                  </pic:spPr>
+                </pic:pic>
+              </a:graphicData>
+            </a:graphic>
+          </wp:inline>
+        </w:drawing>
+      </w:r>
+    </w:p>
+    <w:p>
+      <w:pPr>
+        <w:spacing w:after="200" w:before="60"/>
+        <w:jc w:val="center"/>
+      </w:pPr>
+      <w:r>
+        <w:rPr>
+          <w:i/>
+          <w:iCs/>
+          <w:color w:val="5F5E5A"/>
+          <w:sz w:val="18"/>
+          <w:szCs w:val="18"/>
+        </w:rPr>
+        <w:t xml:space="preserve">Figure 17 — FND with the BS at the centre (grey) and far away (colour).</w:t>
+      </w:r>
+    </w:p>
+    <w:p>
+      <w:pPr>
+        <w:keepNext/>
+        <w:spacing w:after="40" w:before="120"/>
+        <w:jc w:val="center"/>
+      </w:pPr>
+      <w:r>
+        <w:drawing>
+          <wp:inline distT="0" distB="0" distL="0" distR="0">
+            <wp:extent cx="5305425" cy="2390775"/>
+            <wp:effectExtent t="0" r="0" b="0" l="0"/>
+            <wp:docPr id="1" name="far_rank.png" descr="Figure 18 — FND ranking with the BS far away." title="Figure 18 — FND ranking with the BS far away."/>
+            <wp:cNvGraphicFramePr>
+              <a:graphicFrameLocks xmlns:a="http://schemas.openxmlformats.org/drawingml/2006/main" noChangeAspect="1"/>
+            </wp:cNvGraphicFramePr>
+            <a:graphic xmlns:a="http://schemas.openxmlformats.org/drawingml/2006/main">
+              <a:graphicData uri="http://schemas.openxmlformats.org/drawingml/2006/picture">
+                <pic:pic xmlns:pic="http://schemas.openxmlformats.org/drawingml/2006/picture">
+                  <pic:nvPicPr>
+                    <pic:cNvPr id="0" name="" descr=""/>
+                    <pic:cNvPicPr>
+                      <a:picLocks noChangeAspect="1" noChangeArrowheads="1"/>
+                    </pic:cNvPicPr>
+                  </pic:nvPicPr>
+                  <pic:blipFill>
+                    <a:blip r:embed="rId36" cstate="none"/>
+                    <a:srcRect/>
+                    <a:stretch>
+                      <a:fillRect/>
+                    </a:stretch>
+                  </pic:blipFill>
+                  <pic:spPr bwMode="auto">
+                    <a:xfrm>
+                      <a:off x="0" y="0"/>
+                      <a:ext cx="5305425" cy="2390775"/>
+                    </a:xfrm>
+                    <a:prstGeom prst="rect">
+                      <a:avLst/>
+                    </a:prstGeom>
+                  </pic:spPr>
+                </pic:pic>
+              </a:graphicData>
+            </a:graphic>
+          </wp:inline>
+        </w:drawing>
+      </w:r>
+    </w:p>
+    <w:p>
+      <w:pPr>
+        <w:spacing w:after="200" w:before="60"/>
+        <w:jc w:val="center"/>
+      </w:pPr>
+      <w:r>
+        <w:rPr>
+          <w:i/>
+          <w:iCs/>
+          <w:color w:val="5F5E5A"/>
+          <w:sz w:val="18"/>
+          <w:szCs w:val="18"/>
+        </w:rPr>
+        <w:t xml:space="preserve">Figure 18 — FND ranking with the BS far away.</w:t>
+      </w:r>
+    </w:p>
+    <w:p>
+      <w:pPr>
+        <w:pStyle w:val="ListParagraph"/>
+        <w:numPr>
+          <w:ilvl w:val="0"/>
+          <w:numId w:val="3"/>
+        </w:numPr>
+        <w:spacing w:after="60" w:line="290"/>
+      </w:pPr>
+      <w:r>
+        <w:t xml:space="preserve">With a far BS v8 alone (1441) is only slightly better than EECH-HEED+ (1412).</w:t>
+      </w:r>
+    </w:p>
+    <w:p>
+      <w:pPr>
+        <w:pStyle w:val="ListParagraph"/>
+        <w:numPr>
+          <w:ilvl w:val="0"/>
+          <w:numId w:val="3"/>
+        </w:numPr>
+        <w:spacing w:after="60" w:line="290"/>
+      </w:pPr>
+      <w:r>
+        <w:t xml:space="preserve">v8-Chain reaches 1671: +16 % over v8, +18 % over EECH-HEED+, +22 % over PEGASIS and +69 % over LEACH.</w:t>
+      </w:r>
+    </w:p>
+    <w:p>
+      <w:pPr>
+        <w:pStyle w:val="Heading1"/>
+      </w:pPr>
+      <w:r>
+        <w:t xml:space="preserve">9. Expected cost of security</w:t>
       </w:r>
     </w:p>
     <w:p>
@@ -17981,7 +21212,7 @@
         <w:spacing w:after="120" w:line="300"/>
       </w:pPr>
       <w:r>
-        <w:t xml:space="preserve">Hybrid cryptography: ECC key agreement once at deployment, AES + 8-byte MIC on every frame. Measured by running v8-Chain with the overhead switched on.</w:t>
+        <w:t xml:space="preserve">Hybrid cryptography: ECC key agreement once at deployment, AES + 8-byte MIC on every frame. Measured by running the protocol with the overhead switched on (centre = v8, far BS = v8-Chain).</w:t>
       </w:r>
     </w:p>
     <w:tbl>
@@ -18276,11 +21507,6 @@
     </w:tbl>
     <w:p>
       <w:pPr>
-        <w:spacing w:after="120"/>
-      </w:pPr>
-    </w:p>
-    <w:p>
-      <w:pPr>
         <w:keepNext/>
         <w:spacing w:after="40" w:before="120"/>
         <w:jc w:val="center"/>
@@ -18290,7 +21516,7 @@
           <wp:inline distT="0" distB="0" distL="0" distR="0">
             <wp:extent cx="5762625" cy="2562225"/>
             <wp:effectExtent t="0" r="0" b="0" l="0"/>
-            <wp:docPr id="1" name="s1_security.png" descr="Figure 17 — FND of v8-Chain with security overhead." title="Figure 17 — FND of v8-Chain with security overhead."/>
+            <wp:docPr id="1" name="s1_security.png" descr="Figure 19 — FND with security overhead." title="Figure 19 — FND with security overhead."/>
             <wp:cNvGraphicFramePr>
               <a:graphicFrameLocks xmlns:a="http://schemas.openxmlformats.org/drawingml/2006/main" noChangeAspect="1"/>
             </wp:cNvGraphicFramePr>
@@ -18304,7 +21530,7 @@
                     </pic:cNvPicPr>
                   </pic:nvPicPr>
                   <pic:blipFill>
-                    <a:blip r:embed="rId25" cstate="none"/>
+                    <a:blip r:embed="rId37" cstate="none"/>
                     <a:srcRect/>
                     <a:stretch>
                       <a:fillRect/>
@@ -18339,7 +21565,7 @@
           <w:sz w:val="18"/>
           <w:szCs w:val="18"/>
         </w:rPr>
-        <w:t xml:space="preserve">Figure 17 — FND of v8-Chain with security overhead.</w:t>
+        <w:t xml:space="preserve">Figure 19 — FND with security overhead.</w:t>
       </w:r>
     </w:p>
     <w:p>
@@ -18355,7 +21581,7 @@
         <w:pStyle w:val="Heading1"/>
       </w:pPr>
       <w:r>
-        <w:t xml:space="preserve">9. Limitations</w:t>
+        <w:t xml:space="preserve">10. Limitations</w:t>
       </w:r>
     </w:p>
     <w:p>
@@ -18381,7 +21607,7 @@
         <w:spacing w:after="60" w:line="290"/>
       </w:pPr>
       <w:r>
-        <w:t xml:space="preserve">100 static nodes with equal energy in one 100 × 100 m field.</w:t>
+        <w:t xml:space="preserve">100 static nodes with equal energy in one 100 × 100 m field; two BS positions only.</w:t>
       </w:r>
     </w:p>
     <w:p>
@@ -18415,7 +21641,7 @@
         <w:pStyle w:val="Heading1"/>
       </w:pPr>
       <w:r>
-        <w:t xml:space="preserve">10. Conclusion</w:t>
+        <w:t xml:space="preserve">11. Conclusion</w:t>
       </w:r>
     </w:p>
     <w:p>
@@ -18454,7 +21680,20 @@
         <w:spacing w:after="60" w:line="290"/>
       </w:pPr>
       <w:r>
-        <w:t xml:space="preserve">v8-Chain has the latest first node death of all (FND 2501, PDR 99.64%) and gains more when the BS is far away.</w:t>
+        <w:t xml:space="preserve">v8 is the main protocol: the latest first node death of all with the BS at the centre (FND 2501, PDR 99.65%).</w:t>
+      </w:r>
+    </w:p>
+    <w:p>
+      <w:pPr>
+        <w:pStyle w:val="ListParagraph"/>
+        <w:numPr>
+          <w:ilvl w:val="0"/>
+          <w:numId w:val="3"/>
+        </w:numPr>
+        <w:spacing w:after="60" w:line="290"/>
+      </w:pPr>
+      <w:r>
+        <w:t xml:space="preserve">v8-Chain is v8 plus an energy-aware relay, used when the BS is far: FND 1671, the best of all protocols in that case.</w:t>
       </w:r>
     </w:p>
     <w:p>

--- a/thesis-final/SOTA_Report_v8-Chain.docx
+++ b/thesis-final/SOTA_Report_v8-Chain.docx
@@ -231,7 +231,7 @@
           <w:sz w:val="23"/>
           <w:szCs w:val="23"/>
         </w:rPr>
-        <w:t xml:space="preserve">9. Expected cost of security</w:t>
+        <w:t xml:space="preserve">9. Security — the hybrid scheme of the proposal</w:t>
       </w:r>
     </w:p>
     <w:p>
@@ -370,7 +370,7 @@
         <w:spacing w:after="60" w:line="290"/>
       </w:pPr>
       <w:r>
-        <w:t xml:space="preserve">Tested every protocol with the BS at the centre and far away, and estimated the cost of adding security.</w:t>
+        <w:t xml:space="preserve">Tested every protocol with the BS at the centre and far away, and tested the hybrid cryptography of the proposal (AES + RSA / ECC) against no security and full RSA.</w:t>
       </w:r>
     </w:p>
     <w:tbl>
@@ -1477,6 +1477,810 @@
     </w:p>
     <w:p>
       <w:pPr>
+        <w:pStyle w:val="Heading2"/>
+      </w:pPr>
+      <w:r>
+        <w:t xml:space="preserve">2.1 First experiments in ns-3 (screenshots)</w:t>
+      </w:r>
+    </w:p>
+    <w:p>
+      <w:pPr>
+        <w:spacing w:after="120" w:line="300"/>
+      </w:pPr>
+      <w:r>
+        <w:t xml:space="preserve">Tools: Ubuntu in VMware, ns-3.41 built from source, NetAnim for animation and Wireshark for the captured frames. Every experiment is a C++ file in scratch/ and runs with ./ns3 run.</w:t>
+      </w:r>
+    </w:p>
+    <w:p>
+      <w:pPr>
+        <w:keepNext/>
+        <w:spacing w:after="40" w:before="120"/>
+        <w:jc w:val="center"/>
+      </w:pPr>
+      <w:r>
+        <w:drawing>
+          <wp:inline distT="0" distB="0" distL="0" distR="0">
+            <wp:extent cx="5762625" cy="1762125"/>
+            <wp:effectExtent t="0" r="0" b="0" l="0"/>
+            <wp:docPr id="1" name="run_template.png" descr="Figure 2 — First run: the ns-3 scratch simulator works." title="Figure 2 — First run: the ns-3 scratch simulator works."/>
+            <wp:cNvGraphicFramePr>
+              <a:graphicFrameLocks xmlns:a="http://schemas.openxmlformats.org/drawingml/2006/main" noChangeAspect="1"/>
+            </wp:cNvGraphicFramePr>
+            <a:graphic xmlns:a="http://schemas.openxmlformats.org/drawingml/2006/main">
+              <a:graphicData uri="http://schemas.openxmlformats.org/drawingml/2006/picture">
+                <pic:pic xmlns:pic="http://schemas.openxmlformats.org/drawingml/2006/picture">
+                  <pic:nvPicPr>
+                    <pic:cNvPr id="0" name="" descr=""/>
+                    <pic:cNvPicPr>
+                      <a:picLocks noChangeAspect="1" noChangeArrowheads="1"/>
+                    </pic:cNvPicPr>
+                  </pic:nvPicPr>
+                  <pic:blipFill>
+                    <a:blip r:embed="rId11" cstate="none"/>
+                    <a:srcRect/>
+                    <a:stretch>
+                      <a:fillRect/>
+                    </a:stretch>
+                  </pic:blipFill>
+                  <pic:spPr bwMode="auto">
+                    <a:xfrm>
+                      <a:off x="0" y="0"/>
+                      <a:ext cx="5762625" cy="1762125"/>
+                    </a:xfrm>
+                    <a:prstGeom prst="rect">
+                      <a:avLst/>
+                    </a:prstGeom>
+                  </pic:spPr>
+                </pic:pic>
+              </a:graphicData>
+            </a:graphic>
+          </wp:inline>
+        </w:drawing>
+      </w:r>
+    </w:p>
+    <w:p>
+      <w:pPr>
+        <w:spacing w:after="200" w:before="60"/>
+        <w:jc w:val="center"/>
+      </w:pPr>
+      <w:r>
+        <w:rPr>
+          <w:i/>
+          <w:iCs/>
+          <w:color w:val="5F5E5A"/>
+          <w:sz w:val="18"/>
+          <w:szCs w:val="18"/>
+        </w:rPr>
+        <w:t xml:space="preserve">Figure 2 — First run: the ns-3 scratch simulator works.</w:t>
+      </w:r>
+    </w:p>
+    <w:p>
+      <w:pPr>
+        <w:spacing w:after="120" w:line="300"/>
+      </w:pPr>
+      <w:r>
+        <w:t xml:space="preserve">Experiment 1 — WSN-Day3: 3 sensors send 5 packets each to one sink over the real IEEE 802.15.4 (lr-wpan) MAC. Each data frame asks for an ACK; the MAC confirms SUCCESS when the ACK arrives. Result: 15 / 15, PDR 100 %.</w:t>
+      </w:r>
+    </w:p>
+    <w:p>
+      <w:pPr>
+        <w:keepNext/>
+        <w:spacing w:after="40" w:before="120"/>
+        <w:jc w:val="center"/>
+      </w:pPr>
+      <w:r>
+        <w:drawing>
+          <wp:inline distT="0" distB="0" distL="0" distR="0">
+            <wp:extent cx="5124450" cy="2990850"/>
+            <wp:effectExtent t="0" r="0" b="0" l="0"/>
+            <wp:docPr id="1" name="day3_terminal.png" descr="Figure 3 — WSN-Day3: send → receive (LQI 255) → MAC confirm SUCCESS." title="Figure 3 — WSN-Day3: send → receive (LQI 255) → MAC confirm SUCCESS."/>
+            <wp:cNvGraphicFramePr>
+              <a:graphicFrameLocks xmlns:a="http://schemas.openxmlformats.org/drawingml/2006/main" noChangeAspect="1"/>
+            </wp:cNvGraphicFramePr>
+            <a:graphic xmlns:a="http://schemas.openxmlformats.org/drawingml/2006/main">
+              <a:graphicData uri="http://schemas.openxmlformats.org/drawingml/2006/picture">
+                <pic:pic xmlns:pic="http://schemas.openxmlformats.org/drawingml/2006/picture">
+                  <pic:nvPicPr>
+                    <pic:cNvPr id="0" name="" descr=""/>
+                    <pic:cNvPicPr>
+                      <a:picLocks noChangeAspect="1" noChangeArrowheads="1"/>
+                    </pic:cNvPicPr>
+                  </pic:nvPicPr>
+                  <pic:blipFill>
+                    <a:blip r:embed="rId12" cstate="none"/>
+                    <a:srcRect/>
+                    <a:stretch>
+                      <a:fillRect/>
+                    </a:stretch>
+                  </pic:blipFill>
+                  <pic:spPr bwMode="auto">
+                    <a:xfrm>
+                      <a:off x="0" y="0"/>
+                      <a:ext cx="5124450" cy="2990850"/>
+                    </a:xfrm>
+                    <a:prstGeom prst="rect">
+                      <a:avLst/>
+                    </a:prstGeom>
+                  </pic:spPr>
+                </pic:pic>
+              </a:graphicData>
+            </a:graphic>
+          </wp:inline>
+        </w:drawing>
+      </w:r>
+    </w:p>
+    <w:p>
+      <w:pPr>
+        <w:spacing w:after="200" w:before="60"/>
+        <w:jc w:val="center"/>
+      </w:pPr>
+      <w:r>
+        <w:rPr>
+          <w:i/>
+          <w:iCs/>
+          <w:color w:val="5F5E5A"/>
+          <w:sz w:val="18"/>
+          <w:szCs w:val="18"/>
+        </w:rPr>
+        <w:t xml:space="preserve">Figure 3 — WSN-Day3: send → receive (LQI 255) → MAC confirm SUCCESS.</w:t>
+      </w:r>
+    </w:p>
+    <w:p>
+      <w:pPr>
+        <w:keepNext/>
+        <w:spacing w:after="40" w:before="120"/>
+        <w:jc w:val="center"/>
+      </w:pPr>
+      <w:r>
+        <w:drawing>
+          <wp:inline distT="0" distB="0" distL="0" distR="0">
+            <wp:extent cx="4572000" cy="3752850"/>
+            <wp:effectExtent t="0" r="0" b="0" l="0"/>
+            <wp:docPr id="1" name="day3_summary.png" descr="Figure 4 — WSN-Day3 summary: every packet received and acknowledged." title="Figure 4 — WSN-Day3 summary: every packet received and acknowledged."/>
+            <wp:cNvGraphicFramePr>
+              <a:graphicFrameLocks xmlns:a="http://schemas.openxmlformats.org/drawingml/2006/main" noChangeAspect="1"/>
+            </wp:cNvGraphicFramePr>
+            <a:graphic xmlns:a="http://schemas.openxmlformats.org/drawingml/2006/main">
+              <a:graphicData uri="http://schemas.openxmlformats.org/drawingml/2006/picture">
+                <pic:pic xmlns:pic="http://schemas.openxmlformats.org/drawingml/2006/picture">
+                  <pic:nvPicPr>
+                    <pic:cNvPr id="0" name="" descr=""/>
+                    <pic:cNvPicPr>
+                      <a:picLocks noChangeAspect="1" noChangeArrowheads="1"/>
+                    </pic:cNvPicPr>
+                  </pic:nvPicPr>
+                  <pic:blipFill>
+                    <a:blip r:embed="rId13" cstate="none"/>
+                    <a:srcRect/>
+                    <a:stretch>
+                      <a:fillRect/>
+                    </a:stretch>
+                  </pic:blipFill>
+                  <pic:spPr bwMode="auto">
+                    <a:xfrm>
+                      <a:off x="0" y="0"/>
+                      <a:ext cx="4572000" cy="3752850"/>
+                    </a:xfrm>
+                    <a:prstGeom prst="rect">
+                      <a:avLst/>
+                    </a:prstGeom>
+                  </pic:spPr>
+                </pic:pic>
+              </a:graphicData>
+            </a:graphic>
+          </wp:inline>
+        </w:drawing>
+      </w:r>
+    </w:p>
+    <w:p>
+      <w:pPr>
+        <w:spacing w:after="200" w:before="60"/>
+        <w:jc w:val="center"/>
+      </w:pPr>
+      <w:r>
+        <w:rPr>
+          <w:i/>
+          <w:iCs/>
+          <w:color w:val="5F5E5A"/>
+          <w:sz w:val="18"/>
+          <w:szCs w:val="18"/>
+        </w:rPr>
+        <w:t xml:space="preserve">Figure 4 — WSN-Day3 summary: every packet received and acknowledged.</w:t>
+      </w:r>
+    </w:p>
+    <w:p>
+      <w:pPr>
+        <w:spacing w:after="120" w:line="300"/>
+      </w:pPr>
+      <w:r>
+        <w:t xml:space="preserve">Experiment 2 — wsn_first_packet: the energy model is added (100 J per node, one 50-byte packet every 10 s for 1000 s). 300 / 300 packets arrive, but every node uses ≈ 62.6 J, because the radio spends energy even when it only listens.</w:t>
+      </w:r>
+    </w:p>
+    <w:p>
+      <w:pPr>
+        <w:keepNext/>
+        <w:spacing w:after="40" w:before="120"/>
+        <w:jc w:val="center"/>
+      </w:pPr>
+      <w:r>
+        <w:drawing>
+          <wp:inline distT="0" distB="0" distL="0" distR="0">
+            <wp:extent cx="3838575" cy="4343400"/>
+            <wp:effectExtent t="0" r="0" b="0" l="0"/>
+            <wp:docPr id="1" name="first_packet_energy.png" descr="Figure 5 — wsn_first_packet: energy and delivery results." title="Figure 5 — wsn_first_packet: energy and delivery results."/>
+            <wp:cNvGraphicFramePr>
+              <a:graphicFrameLocks xmlns:a="http://schemas.openxmlformats.org/drawingml/2006/main" noChangeAspect="1"/>
+            </wp:cNvGraphicFramePr>
+            <a:graphic xmlns:a="http://schemas.openxmlformats.org/drawingml/2006/main">
+              <a:graphicData uri="http://schemas.openxmlformats.org/drawingml/2006/picture">
+                <pic:pic xmlns:pic="http://schemas.openxmlformats.org/drawingml/2006/picture">
+                  <pic:nvPicPr>
+                    <pic:cNvPr id="0" name="" descr=""/>
+                    <pic:cNvPicPr>
+                      <a:picLocks noChangeAspect="1" noChangeArrowheads="1"/>
+                    </pic:cNvPicPr>
+                  </pic:nvPicPr>
+                  <pic:blipFill>
+                    <a:blip r:embed="rId14" cstate="none"/>
+                    <a:srcRect/>
+                    <a:stretch>
+                      <a:fillRect/>
+                    </a:stretch>
+                  </pic:blipFill>
+                  <pic:spPr bwMode="auto">
+                    <a:xfrm>
+                      <a:off x="0" y="0"/>
+                      <a:ext cx="3838575" cy="4343400"/>
+                    </a:xfrm>
+                    <a:prstGeom prst="rect">
+                      <a:avLst/>
+                    </a:prstGeom>
+                  </pic:spPr>
+                </pic:pic>
+              </a:graphicData>
+            </a:graphic>
+          </wp:inline>
+        </w:drawing>
+      </w:r>
+    </w:p>
+    <w:p>
+      <w:pPr>
+        <w:spacing w:after="200" w:before="60"/>
+        <w:jc w:val="center"/>
+      </w:pPr>
+      <w:r>
+        <w:rPr>
+          <w:i/>
+          <w:iCs/>
+          <w:color w:val="5F5E5A"/>
+          <w:sz w:val="18"/>
+          <w:szCs w:val="18"/>
+        </w:rPr>
+        <w:t xml:space="preserve">Figure 5 — wsn_first_packet: energy and delivery results.</w:t>
+      </w:r>
+    </w:p>
+    <w:p>
+      <w:pPr>
+        <w:keepNext/>
+        <w:spacing w:after="40" w:before="120"/>
+        <w:jc w:val="center"/>
+      </w:pPr>
+      <w:r>
+        <w:drawing>
+          <wp:inline distT="0" distB="0" distL="0" distR="0">
+            <wp:extent cx="4572000" cy="2800350"/>
+            <wp:effectExtent t="0" r="0" b="0" l="0"/>
+            <wp:docPr id="1" name="first_netanim.png" descr="Figure 6 — NetAnim: packets moving to the sink." title="Figure 6 — NetAnim: packets moving to the sink."/>
+            <wp:cNvGraphicFramePr>
+              <a:graphicFrameLocks xmlns:a="http://schemas.openxmlformats.org/drawingml/2006/main" noChangeAspect="1"/>
+            </wp:cNvGraphicFramePr>
+            <a:graphic xmlns:a="http://schemas.openxmlformats.org/drawingml/2006/main">
+              <a:graphicData uri="http://schemas.openxmlformats.org/drawingml/2006/picture">
+                <pic:pic xmlns:pic="http://schemas.openxmlformats.org/drawingml/2006/picture">
+                  <pic:nvPicPr>
+                    <pic:cNvPr id="0" name="" descr=""/>
+                    <pic:cNvPicPr>
+                      <a:picLocks noChangeAspect="1" noChangeArrowheads="1"/>
+                    </pic:cNvPicPr>
+                  </pic:nvPicPr>
+                  <pic:blipFill>
+                    <a:blip r:embed="rId15" cstate="none"/>
+                    <a:srcRect/>
+                    <a:stretch>
+                      <a:fillRect/>
+                    </a:stretch>
+                  </pic:blipFill>
+                  <pic:spPr bwMode="auto">
+                    <a:xfrm>
+                      <a:off x="0" y="0"/>
+                      <a:ext cx="4572000" cy="2800350"/>
+                    </a:xfrm>
+                    <a:prstGeom prst="rect">
+                      <a:avLst/>
+                    </a:prstGeom>
+                  </pic:spPr>
+                </pic:pic>
+              </a:graphicData>
+            </a:graphic>
+          </wp:inline>
+        </w:drawing>
+      </w:r>
+    </w:p>
+    <w:p>
+      <w:pPr>
+        <w:spacing w:after="200" w:before="60"/>
+        <w:jc w:val="center"/>
+      </w:pPr>
+      <w:r>
+        <w:rPr>
+          <w:i/>
+          <w:iCs/>
+          <w:color w:val="5F5E5A"/>
+          <w:sz w:val="18"/>
+          <w:szCs w:val="18"/>
+        </w:rPr>
+        <w:t xml:space="preserve">Figure 6 — NetAnim: packets moving to the sink.</w:t>
+      </w:r>
+    </w:p>
+    <w:p>
+      <w:pPr>
+        <w:keepNext/>
+        <w:spacing w:after="40" w:before="120"/>
+        <w:jc w:val="center"/>
+      </w:pPr>
+      <w:r>
+        <w:drawing>
+          <wp:inline distT="0" distB="0" distL="0" distR="0">
+            <wp:extent cx="3838575" cy="2895600"/>
+            <wp:effectExtent t="0" r="0" b="0" l="0"/>
+            <wp:docPr id="1" name="netanim_stats.png" descr="Figure 7 — NetAnim Stats → Counter Tables: remaining energy of each node over time." title="Figure 7 — NetAnim Stats → Counter Tables: remaining energy of each node over time."/>
+            <wp:cNvGraphicFramePr>
+              <a:graphicFrameLocks xmlns:a="http://schemas.openxmlformats.org/drawingml/2006/main" noChangeAspect="1"/>
+            </wp:cNvGraphicFramePr>
+            <a:graphic xmlns:a="http://schemas.openxmlformats.org/drawingml/2006/main">
+              <a:graphicData uri="http://schemas.openxmlformats.org/drawingml/2006/picture">
+                <pic:pic xmlns:pic="http://schemas.openxmlformats.org/drawingml/2006/picture">
+                  <pic:nvPicPr>
+                    <pic:cNvPr id="0" name="" descr=""/>
+                    <pic:cNvPicPr>
+                      <a:picLocks noChangeAspect="1" noChangeArrowheads="1"/>
+                    </pic:cNvPicPr>
+                  </pic:nvPicPr>
+                  <pic:blipFill>
+                    <a:blip r:embed="rId16" cstate="none"/>
+                    <a:srcRect/>
+                    <a:stretch>
+                      <a:fillRect/>
+                    </a:stretch>
+                  </pic:blipFill>
+                  <pic:spPr bwMode="auto">
+                    <a:xfrm>
+                      <a:off x="0" y="0"/>
+                      <a:ext cx="3838575" cy="2895600"/>
+                    </a:xfrm>
+                    <a:prstGeom prst="rect">
+                      <a:avLst/>
+                    </a:prstGeom>
+                  </pic:spPr>
+                </pic:pic>
+              </a:graphicData>
+            </a:graphic>
+          </wp:inline>
+        </w:drawing>
+      </w:r>
+    </w:p>
+    <w:p>
+      <w:pPr>
+        <w:spacing w:after="200" w:before="60"/>
+        <w:jc w:val="center"/>
+      </w:pPr>
+      <w:r>
+        <w:rPr>
+          <w:i/>
+          <w:iCs/>
+          <w:color w:val="5F5E5A"/>
+          <w:sz w:val="18"/>
+          <w:szCs w:val="18"/>
+        </w:rPr>
+        <w:t xml:space="preserve">Figure 7 — NetAnim Stats → Counter Tables: remaining energy of each node over time.</w:t>
+      </w:r>
+    </w:p>
+    <w:p>
+      <w:pPr>
+        <w:spacing w:after="120" w:line="300"/>
+      </w:pPr>
+      <w:r>
+        <w:t xml:space="preserve">Reading the frames in Wireshark: every data frame (31 bytes) from a sensor to the sink (0x0004) is answered by a 5-byte ACK about 0.2 ms later. The “LwMesh” label is only a Wireshark guess and can be switched off (Analyze → Enabled Protocols → untick LWM). The FCS is valid because checksums are enabled in the code.</w:t>
+      </w:r>
+    </w:p>
+    <w:p>
+      <w:pPr>
+        <w:keepNext/>
+        <w:spacing w:after="40" w:before="120"/>
+        <w:jc w:val="center"/>
+      </w:pPr>
+      <w:r>
+        <w:drawing>
+          <wp:inline distT="0" distB="0" distL="0" distR="0">
+            <wp:extent cx="5762625" cy="3267075"/>
+            <wp:effectExtent t="0" r="0" b="0" l="0"/>
+            <wp:docPr id="1" name="wireshark_day3.png" descr="Figure 8 — Wireshark: WSN-Day3 capture at the sink." title="Figure 8 — Wireshark: WSN-Day3 capture at the sink."/>
+            <wp:cNvGraphicFramePr>
+              <a:graphicFrameLocks xmlns:a="http://schemas.openxmlformats.org/drawingml/2006/main" noChangeAspect="1"/>
+            </wp:cNvGraphicFramePr>
+            <a:graphic xmlns:a="http://schemas.openxmlformats.org/drawingml/2006/main">
+              <a:graphicData uri="http://schemas.openxmlformats.org/drawingml/2006/picture">
+                <pic:pic xmlns:pic="http://schemas.openxmlformats.org/drawingml/2006/picture">
+                  <pic:nvPicPr>
+                    <pic:cNvPr id="0" name="" descr=""/>
+                    <pic:cNvPicPr>
+                      <a:picLocks noChangeAspect="1" noChangeArrowheads="1"/>
+                    </pic:cNvPicPr>
+                  </pic:nvPicPr>
+                  <pic:blipFill>
+                    <a:blip r:embed="rId17" cstate="none"/>
+                    <a:srcRect/>
+                    <a:stretch>
+                      <a:fillRect/>
+                    </a:stretch>
+                  </pic:blipFill>
+                  <pic:spPr bwMode="auto">
+                    <a:xfrm>
+                      <a:off x="0" y="0"/>
+                      <a:ext cx="5762625" cy="3267075"/>
+                    </a:xfrm>
+                    <a:prstGeom prst="rect">
+                      <a:avLst/>
+                    </a:prstGeom>
+                  </pic:spPr>
+                </pic:pic>
+              </a:graphicData>
+            </a:graphic>
+          </wp:inline>
+        </w:drawing>
+      </w:r>
+    </w:p>
+    <w:p>
+      <w:pPr>
+        <w:spacing w:after="200" w:before="60"/>
+        <w:jc w:val="center"/>
+      </w:pPr>
+      <w:r>
+        <w:rPr>
+          <w:i/>
+          <w:iCs/>
+          <w:color w:val="5F5E5A"/>
+          <w:sz w:val="18"/>
+          <w:szCs w:val="18"/>
+        </w:rPr>
+        <w:t xml:space="preserve">Figure 8 — Wireshark: WSN-Day3 capture at the sink.</w:t>
+      </w:r>
+    </w:p>
+    <w:p>
+      <w:pPr>
+        <w:keepNext/>
+        <w:spacing w:after="40" w:before="120"/>
+        <w:jc w:val="center"/>
+      </w:pPr>
+      <w:r>
+        <w:drawing>
+          <wp:inline distT="0" distB="0" distL="0" distR="0">
+            <wp:extent cx="5943600" cy="1590675"/>
+            <wp:effectExtent t="0" r="0" b="0" l="0"/>
+            <wp:docPr id="1" name="k2_frame_decode.png" descr="Figure 9 — Frame 1 byte by byte: 9 header + 20 payload + 2 FCS = 31 bytes." title="Figure 9 — Frame 1 byte by byte: 9 header + 20 payload + 2 FCS = 31 bytes."/>
+            <wp:cNvGraphicFramePr>
+              <a:graphicFrameLocks xmlns:a="http://schemas.openxmlformats.org/drawingml/2006/main" noChangeAspect="1"/>
+            </wp:cNvGraphicFramePr>
+            <a:graphic xmlns:a="http://schemas.openxmlformats.org/drawingml/2006/main">
+              <a:graphicData uri="http://schemas.openxmlformats.org/drawingml/2006/picture">
+                <pic:pic xmlns:pic="http://schemas.openxmlformats.org/drawingml/2006/picture">
+                  <pic:nvPicPr>
+                    <pic:cNvPr id="0" name="" descr=""/>
+                    <pic:cNvPicPr>
+                      <a:picLocks noChangeAspect="1" noChangeArrowheads="1"/>
+                    </pic:cNvPicPr>
+                  </pic:nvPicPr>
+                  <pic:blipFill>
+                    <a:blip r:embed="rId18" cstate="none"/>
+                    <a:srcRect/>
+                    <a:stretch>
+                      <a:fillRect/>
+                    </a:stretch>
+                  </pic:blipFill>
+                  <pic:spPr bwMode="auto">
+                    <a:xfrm>
+                      <a:off x="0" y="0"/>
+                      <a:ext cx="5943600" cy="1590675"/>
+                    </a:xfrm>
+                    <a:prstGeom prst="rect">
+                      <a:avLst/>
+                    </a:prstGeom>
+                  </pic:spPr>
+                </pic:pic>
+              </a:graphicData>
+            </a:graphic>
+          </wp:inline>
+        </w:drawing>
+      </w:r>
+    </w:p>
+    <w:p>
+      <w:pPr>
+        <w:spacing w:after="200" w:before="60"/>
+        <w:jc w:val="center"/>
+      </w:pPr>
+      <w:r>
+        <w:rPr>
+          <w:i/>
+          <w:iCs/>
+          <w:color w:val="5F5E5A"/>
+          <w:sz w:val="18"/>
+          <w:szCs w:val="18"/>
+        </w:rPr>
+        <w:t xml:space="preserve">Figure 9 — Frame 1 byte by byte: 9 header + 20 payload + 2 FCS = 31 bytes.</w:t>
+      </w:r>
+    </w:p>
+    <w:p>
+      <w:pPr>
+        <w:spacing w:after="120" w:line="300"/>
+      </w:pPr>
+      <w:r>
+        <w:t xml:space="preserve">Demo — clustered WSN: 12 sensors, 3 clusters, 1 sink, the CH rotates every round, TDMA slots and fusion. 72 readings, PDR 100 %, but only 18 packets reach the sink instead of 72.</w:t>
+      </w:r>
+    </w:p>
+    <w:p>
+      <w:pPr>
+        <w:keepNext/>
+        <w:spacing w:after="40" w:before="120"/>
+        <w:jc w:val="center"/>
+      </w:pPr>
+      <w:r>
+        <w:drawing>
+          <wp:inline distT="0" distB="0" distL="0" distR="0">
+            <wp:extent cx="4210050" cy="3609975"/>
+            <wp:effectExtent t="0" r="0" b="0" l="0"/>
+            <wp:docPr id="1" name="demo_terminal.png" descr="Figure 10 — Demo: every packet printed (member → CH, fusion, CH → sink)." title="Figure 10 — Demo: every packet printed (member → CH, fusion, CH → sink)."/>
+            <wp:cNvGraphicFramePr>
+              <a:graphicFrameLocks xmlns:a="http://schemas.openxmlformats.org/drawingml/2006/main" noChangeAspect="1"/>
+            </wp:cNvGraphicFramePr>
+            <a:graphic xmlns:a="http://schemas.openxmlformats.org/drawingml/2006/main">
+              <a:graphicData uri="http://schemas.openxmlformats.org/drawingml/2006/picture">
+                <pic:pic xmlns:pic="http://schemas.openxmlformats.org/drawingml/2006/picture">
+                  <pic:nvPicPr>
+                    <pic:cNvPr id="0" name="" descr=""/>
+                    <pic:cNvPicPr>
+                      <a:picLocks noChangeAspect="1" noChangeArrowheads="1"/>
+                    </pic:cNvPicPr>
+                  </pic:nvPicPr>
+                  <pic:blipFill>
+                    <a:blip r:embed="rId19" cstate="none"/>
+                    <a:srcRect/>
+                    <a:stretch>
+                      <a:fillRect/>
+                    </a:stretch>
+                  </pic:blipFill>
+                  <pic:spPr bwMode="auto">
+                    <a:xfrm>
+                      <a:off x="0" y="0"/>
+                      <a:ext cx="4210050" cy="3609975"/>
+                    </a:xfrm>
+                    <a:prstGeom prst="rect">
+                      <a:avLst/>
+                    </a:prstGeom>
+                  </pic:spPr>
+                </pic:pic>
+              </a:graphicData>
+            </a:graphic>
+          </wp:inline>
+        </w:drawing>
+      </w:r>
+    </w:p>
+    <w:p>
+      <w:pPr>
+        <w:spacing w:after="200" w:before="60"/>
+        <w:jc w:val="center"/>
+      </w:pPr>
+      <w:r>
+        <w:rPr>
+          <w:i/>
+          <w:iCs/>
+          <w:color w:val="5F5E5A"/>
+          <w:sz w:val="18"/>
+          <w:szCs w:val="18"/>
+        </w:rPr>
+        <w:t xml:space="preserve">Figure 10 — Demo: every packet printed (member → CH, fusion, CH → sink).</w:t>
+      </w:r>
+    </w:p>
+    <w:p>
+      <w:pPr>
+        <w:keepNext/>
+        <w:spacing w:after="40" w:before="120"/>
+        <w:jc w:val="center"/>
+      </w:pPr>
+      <w:r>
+        <w:drawing>
+          <wp:inline distT="0" distB="0" distL="0" distR="0">
+            <wp:extent cx="4210050" cy="2867025"/>
+            <wp:effectExtent t="0" r="0" b="0" l="0"/>
+            <wp:docPr id="1" name="demo_results.png" descr="Figure 11 — Demo results." title="Figure 11 — Demo results."/>
+            <wp:cNvGraphicFramePr>
+              <a:graphicFrameLocks xmlns:a="http://schemas.openxmlformats.org/drawingml/2006/main" noChangeAspect="1"/>
+            </wp:cNvGraphicFramePr>
+            <a:graphic xmlns:a="http://schemas.openxmlformats.org/drawingml/2006/main">
+              <a:graphicData uri="http://schemas.openxmlformats.org/drawingml/2006/picture">
+                <pic:pic xmlns:pic="http://schemas.openxmlformats.org/drawingml/2006/picture">
+                  <pic:nvPicPr>
+                    <pic:cNvPr id="0" name="" descr=""/>
+                    <pic:cNvPicPr>
+                      <a:picLocks noChangeAspect="1" noChangeArrowheads="1"/>
+                    </pic:cNvPicPr>
+                  </pic:nvPicPr>
+                  <pic:blipFill>
+                    <a:blip r:embed="rId20" cstate="none"/>
+                    <a:srcRect/>
+                    <a:stretch>
+                      <a:fillRect/>
+                    </a:stretch>
+                  </pic:blipFill>
+                  <pic:spPr bwMode="auto">
+                    <a:xfrm>
+                      <a:off x="0" y="0"/>
+                      <a:ext cx="4210050" cy="2867025"/>
+                    </a:xfrm>
+                    <a:prstGeom prst="rect">
+                      <a:avLst/>
+                    </a:prstGeom>
+                  </pic:spPr>
+                </pic:pic>
+              </a:graphicData>
+            </a:graphic>
+          </wp:inline>
+        </w:drawing>
+      </w:r>
+    </w:p>
+    <w:p>
+      <w:pPr>
+        <w:spacing w:after="200" w:before="60"/>
+        <w:jc w:val="center"/>
+      </w:pPr>
+      <w:r>
+        <w:rPr>
+          <w:i/>
+          <w:iCs/>
+          <w:color w:val="5F5E5A"/>
+          <w:sz w:val="18"/>
+          <w:szCs w:val="18"/>
+        </w:rPr>
+        <w:t xml:space="preserve">Figure 11 — Demo results.</w:t>
+      </w:r>
+    </w:p>
+    <w:p>
+      <w:pPr>
+        <w:keepNext/>
+        <w:spacing w:after="40" w:before="120"/>
+        <w:jc w:val="center"/>
+      </w:pPr>
+      <w:r>
+        <w:drawing>
+          <wp:inline distT="0" distB="0" distL="0" distR="0">
+            <wp:extent cx="5486400" cy="2952750"/>
+            <wp:effectExtent t="0" r="0" b="0" l="0"/>
+            <wp:docPr id="1" name="demo_netanim.png" descr="Figure 12 — Demo in NetAnim: red = CHs, colours = clusters, gold = sink." title="Figure 12 — Demo in NetAnim: red = CHs, colours = clusters, gold = sink."/>
+            <wp:cNvGraphicFramePr>
+              <a:graphicFrameLocks xmlns:a="http://schemas.openxmlformats.org/drawingml/2006/main" noChangeAspect="1"/>
+            </wp:cNvGraphicFramePr>
+            <a:graphic xmlns:a="http://schemas.openxmlformats.org/drawingml/2006/main">
+              <a:graphicData uri="http://schemas.openxmlformats.org/drawingml/2006/picture">
+                <pic:pic xmlns:pic="http://schemas.openxmlformats.org/drawingml/2006/picture">
+                  <pic:nvPicPr>
+                    <pic:cNvPr id="0" name="" descr=""/>
+                    <pic:cNvPicPr>
+                      <a:picLocks noChangeAspect="1" noChangeArrowheads="1"/>
+                    </pic:cNvPicPr>
+                  </pic:nvPicPr>
+                  <pic:blipFill>
+                    <a:blip r:embed="rId21" cstate="none"/>
+                    <a:srcRect/>
+                    <a:stretch>
+                      <a:fillRect/>
+                    </a:stretch>
+                  </pic:blipFill>
+                  <pic:spPr bwMode="auto">
+                    <a:xfrm>
+                      <a:off x="0" y="0"/>
+                      <a:ext cx="5486400" cy="2952750"/>
+                    </a:xfrm>
+                    <a:prstGeom prst="rect">
+                      <a:avLst/>
+                    </a:prstGeom>
+                  </pic:spPr>
+                </pic:pic>
+              </a:graphicData>
+            </a:graphic>
+          </wp:inline>
+        </w:drawing>
+      </w:r>
+    </w:p>
+    <w:p>
+      <w:pPr>
+        <w:spacing w:after="200" w:before="60"/>
+        <w:jc w:val="center"/>
+      </w:pPr>
+      <w:r>
+        <w:rPr>
+          <w:i/>
+          <w:iCs/>
+          <w:color w:val="5F5E5A"/>
+          <w:sz w:val="18"/>
+          <w:szCs w:val="18"/>
+        </w:rPr>
+        <w:t xml:space="preserve">Figure 12 — Demo in NetAnim: red = CHs, colours = clusters, gold = sink.</w:t>
+      </w:r>
+    </w:p>
+    <w:p>
+      <w:pPr>
+        <w:keepNext/>
+        <w:spacing w:after="40" w:before="120"/>
+        <w:jc w:val="center"/>
+      </w:pPr>
+      <w:r>
+        <w:drawing>
+          <wp:inline distT="0" distB="0" distL="0" distR="0">
+            <wp:extent cx="5486400" cy="3171825"/>
+            <wp:effectExtent t="0" r="0" b="0" l="0"/>
+            <wp:docPr id="1" name="wireshark_demo.png" descr="Figure 13 — Demo in Wireshark: 51-byte data frames (9 + 40 + 2) and 5-byte ACKs." title="Figure 13 — Demo in Wireshark: 51-byte data frames (9 + 40 + 2) and 5-byte ACKs."/>
+            <wp:cNvGraphicFramePr>
+              <a:graphicFrameLocks xmlns:a="http://schemas.openxmlformats.org/drawingml/2006/main" noChangeAspect="1"/>
+            </wp:cNvGraphicFramePr>
+            <a:graphic xmlns:a="http://schemas.openxmlformats.org/drawingml/2006/main">
+              <a:graphicData uri="http://schemas.openxmlformats.org/drawingml/2006/picture">
+                <pic:pic xmlns:pic="http://schemas.openxmlformats.org/drawingml/2006/picture">
+                  <pic:nvPicPr>
+                    <pic:cNvPr id="0" name="" descr=""/>
+                    <pic:cNvPicPr>
+                      <a:picLocks noChangeAspect="1" noChangeArrowheads="1"/>
+                    </pic:cNvPicPr>
+                  </pic:nvPicPr>
+                  <pic:blipFill>
+                    <a:blip r:embed="rId22" cstate="none"/>
+                    <a:srcRect/>
+                    <a:stretch>
+                      <a:fillRect/>
+                    </a:stretch>
+                  </pic:blipFill>
+                  <pic:spPr bwMode="auto">
+                    <a:xfrm>
+                      <a:off x="0" y="0"/>
+                      <a:ext cx="5486400" cy="3171825"/>
+                    </a:xfrm>
+                    <a:prstGeom prst="rect">
+                      <a:avLst/>
+                    </a:prstGeom>
+                  </pic:spPr>
+                </pic:pic>
+              </a:graphicData>
+            </a:graphic>
+          </wp:inline>
+        </w:drawing>
+      </w:r>
+    </w:p>
+    <w:p>
+      <w:pPr>
+        <w:spacing w:after="200" w:before="60"/>
+        <w:jc w:val="center"/>
+      </w:pPr>
+      <w:r>
+        <w:rPr>
+          <w:i/>
+          <w:iCs/>
+          <w:color w:val="5F5E5A"/>
+          <w:sz w:val="18"/>
+          <w:szCs w:val="18"/>
+        </w:rPr>
+        <w:t xml:space="preserve">Figure 13 — Demo in Wireshark: 51-byte data frames (9 + 40 + 2) and 5-byte ACKs.</w:t>
+      </w:r>
+    </w:p>
+    <w:p>
+      <w:pPr>
         <w:pStyle w:val="Heading1"/>
       </w:pPr>
       <w:r>
@@ -1516,7 +2320,7 @@
                     </pic:cNvPicPr>
                   </pic:nvPicPr>
                   <pic:blipFill>
-                    <a:blip r:embed="rId11" cstate="none"/>
+                    <a:blip r:embed="rId23" cstate="none"/>
                     <a:srcRect/>
                     <a:stretch>
                       <a:fillRect/>
@@ -1563,7 +2367,7 @@
                     </pic:cNvPicPr>
                   </pic:nvPicPr>
                   <pic:blipFill>
-                    <a:blip r:embed="rId12" cstate="none"/>
+                    <a:blip r:embed="rId24" cstate="none"/>
                     <a:srcRect/>
                     <a:stretch>
                       <a:fillRect/>
@@ -1610,7 +2414,7 @@
                     </pic:cNvPicPr>
                   </pic:nvPicPr>
                   <pic:blipFill>
-                    <a:blip r:embed="rId13" cstate="none"/>
+                    <a:blip r:embed="rId25" cstate="none"/>
                     <a:srcRect/>
                     <a:stretch>
                       <a:fillRect/>
@@ -3480,7 +4284,7 @@
           <wp:inline distT="0" distB="0" distL="0" distR="0">
             <wp:extent cx="5305425" cy="2571750"/>
             <wp:effectExtent t="0" r="0" b="0" l="0"/>
-            <wp:docPr id="1" name="f9_validation.png" descr="Figure 2 — Published values vs our ORIGINAL code." title="Figure 2 — Published values vs our ORIGINAL code."/>
+            <wp:docPr id="1" name="f9_validation.png" descr="Figure 14 — Published values vs our ORIGINAL code." title="Figure 14 — Published values vs our ORIGINAL code."/>
             <wp:cNvGraphicFramePr>
               <a:graphicFrameLocks xmlns:a="http://schemas.openxmlformats.org/drawingml/2006/main" noChangeAspect="1"/>
             </wp:cNvGraphicFramePr>
@@ -3494,7 +4298,7 @@
                     </pic:cNvPicPr>
                   </pic:nvPicPr>
                   <pic:blipFill>
-                    <a:blip r:embed="rId14" cstate="none"/>
+                    <a:blip r:embed="rId26" cstate="none"/>
                     <a:srcRect/>
                     <a:stretch>
                       <a:fillRect/>
@@ -3529,7 +4333,7 @@
           <w:sz w:val="18"/>
           <w:szCs w:val="18"/>
         </w:rPr>
-        <w:t xml:space="preserve">Figure 2 — Published values vs our ORIGINAL code.</w:t>
+        <w:t xml:space="preserve">Figure 14 — Published values vs our ORIGINAL code.</w:t>
       </w:r>
     </w:p>
     <w:p>
@@ -4382,7 +5186,7 @@
           <wp:inline distT="0" distB="0" distL="0" distR="0">
             <wp:extent cx="4572000" cy="2809875"/>
             <wp:effectExtent t="0" r="0" b="0" l="0"/>
-            <wp:docPr id="1" name="pdr_classic.png" descr="Figure 3 — PDR of the classic protocols (EDITED)." title="Figure 3 — PDR of the classic protocols (EDITED)."/>
+            <wp:docPr id="1" name="pdr_classic.png" descr="Figure 15 — PDR of the classic protocols (EDITED)." title="Figure 15 — PDR of the classic protocols (EDITED)."/>
             <wp:cNvGraphicFramePr>
               <a:graphicFrameLocks xmlns:a="http://schemas.openxmlformats.org/drawingml/2006/main" noChangeAspect="1"/>
             </wp:cNvGraphicFramePr>
@@ -4396,7 +5200,7 @@
                     </pic:cNvPicPr>
                   </pic:nvPicPr>
                   <pic:blipFill>
-                    <a:blip r:embed="rId15" cstate="none"/>
+                    <a:blip r:embed="rId27" cstate="none"/>
                     <a:srcRect/>
                     <a:stretch>
                       <a:fillRect/>
@@ -4431,7 +5235,7 @@
           <w:sz w:val="18"/>
           <w:szCs w:val="18"/>
         </w:rPr>
-        <w:t xml:space="preserve">Figure 3 — PDR of the classic protocols (EDITED).</w:t>
+        <w:t xml:space="preserve">Figure 15 — PDR of the classic protocols (EDITED).</w:t>
       </w:r>
     </w:p>
     <w:p>
@@ -6084,7 +6888,7 @@
           <wp:inline distT="0" distB="0" distL="0" distR="0">
             <wp:extent cx="5943600" cy="1971675"/>
             <wp:effectExtent t="0" r="0" b="0" l="0"/>
-            <wp:docPr id="1" name="p1_baselines.png" descr="Figure 4 — Paper vs our ORIGINAL vs our EDITED code." title="Figure 4 — Paper vs our ORIGINAL vs our EDITED code."/>
+            <wp:docPr id="1" name="p1_baselines.png" descr="Figure 16 — Paper vs our ORIGINAL vs our EDITED code." title="Figure 16 — Paper vs our ORIGINAL vs our EDITED code."/>
             <wp:cNvGraphicFramePr>
               <a:graphicFrameLocks xmlns:a="http://schemas.openxmlformats.org/drawingml/2006/main" noChangeAspect="1"/>
             </wp:cNvGraphicFramePr>
@@ -6098,7 +6902,7 @@
                     </pic:cNvPicPr>
                   </pic:nvPicPr>
                   <pic:blipFill>
-                    <a:blip r:embed="rId16" cstate="none"/>
+                    <a:blip r:embed="rId28" cstate="none"/>
                     <a:srcRect/>
                     <a:stretch>
                       <a:fillRect/>
@@ -6133,7 +6937,7 @@
           <w:sz w:val="18"/>
           <w:szCs w:val="18"/>
         </w:rPr>
-        <w:t xml:space="preserve">Figure 4 — Paper vs our ORIGINAL vs our EDITED code.</w:t>
+        <w:t xml:space="preserve">Figure 16 — Paper vs our ORIGINAL vs our EDITED code.</w:t>
       </w:r>
     </w:p>
     <w:p>
@@ -7266,7 +8070,7 @@
                     </pic:cNvPicPr>
                   </pic:nvPicPr>
                   <pic:blipFill>
-                    <a:blip r:embed="rId17" cstate="none"/>
+                    <a:blip r:embed="rId29" cstate="none"/>
                     <a:srcRect/>
                     <a:stretch>
                       <a:fillRect/>
@@ -7313,7 +8117,7 @@
                     </pic:cNvPicPr>
                   </pic:nvPicPr>
                   <pic:blipFill>
-                    <a:blip r:embed="rId18" cstate="none"/>
+                    <a:blip r:embed="rId30" cstate="none"/>
                     <a:srcRect/>
                     <a:stretch>
                       <a:fillRect/>
@@ -7360,7 +8164,7 @@
                     </pic:cNvPicPr>
                   </pic:nvPicPr>
                   <pic:blipFill>
-                    <a:blip r:embed="rId19" cstate="none"/>
+                    <a:blip r:embed="rId31" cstate="none"/>
                     <a:srcRect/>
                     <a:stretch>
                       <a:fillRect/>
@@ -12048,7 +12852,7 @@
           <wp:inline distT="0" distB="0" distL="0" distR="0">
             <wp:extent cx="5943600" cy="1695450"/>
             <wp:effectExtent t="0" r="0" b="0" l="0"/>
-            <wp:docPr id="1" name="h1_hybrid_ch.png" descr="Figure 5 — Cluster heads per round: paper algorithm (grey) vs our fix (blue)." title="Figure 5 — Cluster heads per round: paper algorithm (grey) vs our fix (blue)."/>
+            <wp:docPr id="1" name="h1_hybrid_ch.png" descr="Figure 17 — Cluster heads per round: paper algorithm (grey) vs our fix (blue)." title="Figure 17 — Cluster heads per round: paper algorithm (grey) vs our fix (blue)."/>
             <wp:cNvGraphicFramePr>
               <a:graphicFrameLocks xmlns:a="http://schemas.openxmlformats.org/drawingml/2006/main" noChangeAspect="1"/>
             </wp:cNvGraphicFramePr>
@@ -12062,7 +12866,7 @@
                     </pic:cNvPicPr>
                   </pic:nvPicPr>
                   <pic:blipFill>
-                    <a:blip r:embed="rId20" cstate="none"/>
+                    <a:blip r:embed="rId32" cstate="none"/>
                     <a:srcRect/>
                     <a:stretch>
                       <a:fillRect/>
@@ -12097,7 +12901,7 @@
           <w:sz w:val="18"/>
           <w:szCs w:val="18"/>
         </w:rPr>
-        <w:t xml:space="preserve">Figure 5 — Cluster heads per round: paper algorithm (grey) vs our fix (blue).</w:t>
+        <w:t xml:space="preserve">Figure 17 — Cluster heads per round: paper algorithm (grey) vs our fix (blue).</w:t>
       </w:r>
     </w:p>
     <w:p>
@@ -12125,7 +12929,7 @@
                     </pic:cNvPicPr>
                   </pic:nvPicPr>
                   <pic:blipFill>
-                    <a:blip r:embed="rId21" cstate="none"/>
+                    <a:blip r:embed="rId33" cstate="none"/>
                     <a:srcRect/>
                     <a:stretch>
                       <a:fillRect/>
@@ -13155,7 +13959,7 @@
           <wp:inline distT="0" distB="0" distL="0" distR="0">
             <wp:extent cx="5943600" cy="1914525"/>
             <wp:effectExtent t="0" r="0" b="0" l="0"/>
-            <wp:docPr id="1" name="h2_hybrids_all.png" descr="Figure 6 — FND / HND / LND of every hybrid version." title="Figure 6 — FND / HND / LND of every hybrid version."/>
+            <wp:docPr id="1" name="h2_hybrids_all.png" descr="Figure 18 — FND / HND / LND of every hybrid version." title="Figure 18 — FND / HND / LND of every hybrid version."/>
             <wp:cNvGraphicFramePr>
               <a:graphicFrameLocks xmlns:a="http://schemas.openxmlformats.org/drawingml/2006/main" noChangeAspect="1"/>
             </wp:cNvGraphicFramePr>
@@ -13169,7 +13973,7 @@
                     </pic:cNvPicPr>
                   </pic:nvPicPr>
                   <pic:blipFill>
-                    <a:blip r:embed="rId22" cstate="none"/>
+                    <a:blip r:embed="rId34" cstate="none"/>
                     <a:srcRect/>
                     <a:stretch>
                       <a:fillRect/>
@@ -13204,7 +14008,7 @@
           <w:sz w:val="18"/>
           <w:szCs w:val="18"/>
         </w:rPr>
-        <w:t xml:space="preserve">Figure 6 — FND / HND / LND of every hybrid version.</w:t>
+        <w:t xml:space="preserve">Figure 18 — FND / HND / LND of every hybrid version.</w:t>
       </w:r>
     </w:p>
     <w:p>
@@ -13218,7 +14022,7 @@
           <wp:inline distT="0" distB="0" distL="0" distR="0">
             <wp:extent cx="5029200" cy="2476500"/>
             <wp:effectExtent t="0" r="0" b="0" l="0"/>
-            <wp:docPr id="1" name="pdr_hybrids.png" descr="Figure 7 — PDR of every hybrid version." title="Figure 7 — PDR of every hybrid version."/>
+            <wp:docPr id="1" name="pdr_hybrids.png" descr="Figure 19 — PDR of every hybrid version." title="Figure 19 — PDR of every hybrid version."/>
             <wp:cNvGraphicFramePr>
               <a:graphicFrameLocks xmlns:a="http://schemas.openxmlformats.org/drawingml/2006/main" noChangeAspect="1"/>
             </wp:cNvGraphicFramePr>
@@ -13232,7 +14036,7 @@
                     </pic:cNvPicPr>
                   </pic:nvPicPr>
                   <pic:blipFill>
-                    <a:blip r:embed="rId23" cstate="none"/>
+                    <a:blip r:embed="rId35" cstate="none"/>
                     <a:srcRect/>
                     <a:stretch>
                       <a:fillRect/>
@@ -13267,7 +14071,7 @@
           <w:sz w:val="18"/>
           <w:szCs w:val="18"/>
         </w:rPr>
-        <w:t xml:space="preserve">Figure 7 — PDR of every hybrid version.</w:t>
+        <w:t xml:space="preserve">Figure 19 — PDR of every hybrid version.</w:t>
       </w:r>
     </w:p>
     <w:p>
@@ -17099,7 +17903,7 @@
           <wp:inline distT="0" distB="0" distL="0" distR="0">
             <wp:extent cx="5762625" cy="2562225"/>
             <wp:effectExtent t="0" r="0" b="0" l="0"/>
-            <wp:docPr id="1" name="f4_evolution.png" descr="Figure 8 — First node death of every version." title="Figure 8 — First node death of every version."/>
+            <wp:docPr id="1" name="f4_evolution.png" descr="Figure 20 — First node death of every version." title="Figure 20 — First node death of every version."/>
             <wp:cNvGraphicFramePr>
               <a:graphicFrameLocks xmlns:a="http://schemas.openxmlformats.org/drawingml/2006/main" noChangeAspect="1"/>
             </wp:cNvGraphicFramePr>
@@ -17113,7 +17917,7 @@
                     </pic:cNvPicPr>
                   </pic:nvPicPr>
                   <pic:blipFill>
-                    <a:blip r:embed="rId24" cstate="none"/>
+                    <a:blip r:embed="rId36" cstate="none"/>
                     <a:srcRect/>
                     <a:stretch>
                       <a:fillRect/>
@@ -17148,7 +17952,7 @@
           <w:sz w:val="18"/>
           <w:szCs w:val="18"/>
         </w:rPr>
-        <w:t xml:space="preserve">Figure 8 — First node death of every version.</w:t>
+        <w:t xml:space="preserve">Figure 20 — First node death of every version.</w:t>
       </w:r>
     </w:p>
     <w:p>
@@ -17162,7 +17966,7 @@
           <wp:inline distT="0" distB="0" distL="0" distR="0">
             <wp:extent cx="5762625" cy="2219325"/>
             <wp:effectExtent t="0" r="0" b="0" l="0"/>
-            <wp:docPr id="1" name="pdr_versions.png" descr="Figure 9 — PDR of every version." title="Figure 9 — PDR of every version."/>
+            <wp:docPr id="1" name="pdr_versions.png" descr="Figure 21 — PDR of every version." title="Figure 21 — PDR of every version."/>
             <wp:cNvGraphicFramePr>
               <a:graphicFrameLocks xmlns:a="http://schemas.openxmlformats.org/drawingml/2006/main" noChangeAspect="1"/>
             </wp:cNvGraphicFramePr>
@@ -17176,7 +17980,7 @@
                     </pic:cNvPicPr>
                   </pic:nvPicPr>
                   <pic:blipFill>
-                    <a:blip r:embed="rId25" cstate="none"/>
+                    <a:blip r:embed="rId37" cstate="none"/>
                     <a:srcRect/>
                     <a:stretch>
                       <a:fillRect/>
@@ -17211,7 +18015,7 @@
           <w:sz w:val="18"/>
           <w:szCs w:val="18"/>
         </w:rPr>
-        <w:t xml:space="preserve">Figure 9 — PDR of every version.</w:t>
+        <w:t xml:space="preserve">Figure 21 — PDR of every version.</w:t>
       </w:r>
     </w:p>
     <w:p>
@@ -17252,7 +18056,7 @@
                     </pic:cNvPicPr>
                   </pic:nvPicPr>
                   <pic:blipFill>
-                    <a:blip r:embed="rId26" cstate="none"/>
+                    <a:blip r:embed="rId38" cstate="none"/>
                     <a:srcRect/>
                     <a:stretch>
                       <a:fillRect/>
@@ -17338,7 +18142,7 @@
                     </pic:cNvPicPr>
                   </pic:nvPicPr>
                   <pic:blipFill>
-                    <a:blip r:embed="rId27" cstate="none"/>
+                    <a:blip r:embed="rId39" cstate="none"/>
                     <a:srcRect/>
                     <a:stretch>
                       <a:fillRect/>
@@ -17371,7 +18175,7 @@
           <wp:inline distT="0" distB="0" distL="0" distR="0">
             <wp:extent cx="5305425" cy="2486025"/>
             <wp:effectExtent t="0" r="0" b="0" l="0"/>
-            <wp:docPr id="1" name="f5_ablation.png" descr="Figure 10 — Ablation: I4 and I5 carry the gain." title="Figure 10 — Ablation: I4 and I5 carry the gain."/>
+            <wp:docPr id="1" name="f5_ablation.png" descr="Figure 22 — Ablation: I4 and I5 carry the gain." title="Figure 22 — Ablation: I4 and I5 carry the gain."/>
             <wp:cNvGraphicFramePr>
               <a:graphicFrameLocks xmlns:a="http://schemas.openxmlformats.org/drawingml/2006/main" noChangeAspect="1"/>
             </wp:cNvGraphicFramePr>
@@ -17385,7 +18189,7 @@
                     </pic:cNvPicPr>
                   </pic:nvPicPr>
                   <pic:blipFill>
-                    <a:blip r:embed="rId28" cstate="none"/>
+                    <a:blip r:embed="rId40" cstate="none"/>
                     <a:srcRect/>
                     <a:stretch>
                       <a:fillRect/>
@@ -17420,7 +18224,7 @@
           <w:sz w:val="18"/>
           <w:szCs w:val="18"/>
         </w:rPr>
-        <w:t xml:space="preserve">Figure 10 — Ablation: I4 and I5 carry the gain.</w:t>
+        <w:t xml:space="preserve">Figure 22 — Ablation: I4 and I5 carry the gain.</w:t>
       </w:r>
     </w:p>
     <w:p>
@@ -17434,7 +18238,7 @@
           <wp:inline distT="0" distB="0" distL="0" distR="0">
             <wp:extent cx="5762625" cy="2209800"/>
             <wp:effectExtent t="0" r="0" b="0" l="0"/>
-            <wp:docPr id="1" name="f6_routing.png" descr="Figure 11 — CH → BS routing: far BS +16 % with the energy-aware relay (1441 → 1671); no change at the centre." title="Figure 11 — CH → BS routing: far BS +16 % with the energy-aware relay (1441 → 1671); no change at the centre."/>
+            <wp:docPr id="1" name="f6_routing.png" descr="Figure 23 — CH → BS routing: far BS +16 % with the energy-aware relay (1441 → 1671); no change at the centre." title="Figure 23 — CH → BS routing: far BS +16 % with the energy-aware relay (1441 → 1671); no change at the centre."/>
             <wp:cNvGraphicFramePr>
               <a:graphicFrameLocks xmlns:a="http://schemas.openxmlformats.org/drawingml/2006/main" noChangeAspect="1"/>
             </wp:cNvGraphicFramePr>
@@ -17448,7 +18252,7 @@
                     </pic:cNvPicPr>
                   </pic:nvPicPr>
                   <pic:blipFill>
-                    <a:blip r:embed="rId29" cstate="none"/>
+                    <a:blip r:embed="rId41" cstate="none"/>
                     <a:srcRect/>
                     <a:stretch>
                       <a:fillRect/>
@@ -17483,7 +18287,7 @@
           <w:sz w:val="18"/>
           <w:szCs w:val="18"/>
         </w:rPr>
-        <w:t xml:space="preserve">Figure 11 — CH → BS routing: far BS +16 % with the energy-aware relay (1441 → 1671); no change at the centre.</w:t>
+        <w:t xml:space="preserve">Figure 23 — CH → BS routing: far BS +16 % with the energy-aware relay (1441 → 1671); no change at the centre.</w:t>
       </w:r>
     </w:p>
     <w:p>
@@ -17497,7 +18301,7 @@
           <wp:inline distT="0" distB="0" distL="0" distR="0">
             <wp:extent cx="5943600" cy="3352800"/>
             <wp:effectExtent t="0" r="0" b="0" l="0"/>
-            <wp:docPr id="1" name="f12_architecture.png" descr="Figure 12 — Architecture of v8 (the relay box is active only in v8-Chain)." title="Figure 12 — Architecture of v8 (the relay box is active only in v8-Chain)."/>
+            <wp:docPr id="1" name="f12_architecture.png" descr="Figure 24 — Architecture of v8 (the relay box is active only in v8-Chain)." title="Figure 24 — Architecture of v8 (the relay box is active only in v8-Chain)."/>
             <wp:cNvGraphicFramePr>
               <a:graphicFrameLocks xmlns:a="http://schemas.openxmlformats.org/drawingml/2006/main" noChangeAspect="1"/>
             </wp:cNvGraphicFramePr>
@@ -17511,7 +18315,7 @@
                     </pic:cNvPicPr>
                   </pic:nvPicPr>
                   <pic:blipFill>
-                    <a:blip r:embed="rId30" cstate="none"/>
+                    <a:blip r:embed="rId42" cstate="none"/>
                     <a:srcRect/>
                     <a:stretch>
                       <a:fillRect/>
@@ -17546,7 +18350,7 @@
           <w:sz w:val="18"/>
           <w:szCs w:val="18"/>
         </w:rPr>
-        <w:t xml:space="preserve">Figure 12 — Architecture of v8 (the relay box is active only in v8-Chain).</w:t>
+        <w:t xml:space="preserve">Figure 24 — Architecture of v8 (the relay box is active only in v8-Chain).</w:t>
       </w:r>
     </w:p>
     <w:p>
@@ -18949,7 +19753,7 @@
           <wp:inline distT="0" distB="0" distL="0" distR="0">
             <wp:extent cx="5943600" cy="2895600"/>
             <wp:effectExtent t="0" r="0" b="0" l="0"/>
-            <wp:docPr id="1" name="f1_lifetime_families.png" descr="Figure 13 — Lifetime of the best version of every family." title="Figure 13 — Lifetime of the best version of every family."/>
+            <wp:docPr id="1" name="f1_lifetime_families.png" descr="Figure 25 — Lifetime of the best version of every family." title="Figure 25 — Lifetime of the best version of every family."/>
             <wp:cNvGraphicFramePr>
               <a:graphicFrameLocks xmlns:a="http://schemas.openxmlformats.org/drawingml/2006/main" noChangeAspect="1"/>
             </wp:cNvGraphicFramePr>
@@ -18963,7 +19767,7 @@
                     </pic:cNvPicPr>
                   </pic:nvPicPr>
                   <pic:blipFill>
-                    <a:blip r:embed="rId31" cstate="none"/>
+                    <a:blip r:embed="rId43" cstate="none"/>
                     <a:srcRect/>
                     <a:stretch>
                       <a:fillRect/>
@@ -18998,7 +19802,7 @@
           <w:sz w:val="18"/>
           <w:szCs w:val="18"/>
         </w:rPr>
-        <w:t xml:space="preserve">Figure 13 — Lifetime of the best version of every family.</w:t>
+        <w:t xml:space="preserve">Figure 25 — Lifetime of the best version of every family.</w:t>
       </w:r>
     </w:p>
     <w:p>
@@ -19012,7 +19816,7 @@
           <wp:inline distT="0" distB="0" distL="0" distR="0">
             <wp:extent cx="5305425" cy="2390775"/>
             <wp:effectExtent t="0" r="0" b="0" l="0"/>
-            <wp:docPr id="1" name="c1_fnd_rank.png" descr="Figure 14 — First node death ranking and the v8 gain." title="Figure 14 — First node death ranking and the v8 gain."/>
+            <wp:docPr id="1" name="c1_fnd_rank.png" descr="Figure 26 — First node death ranking and the v8 gain." title="Figure 26 — First node death ranking and the v8 gain."/>
             <wp:cNvGraphicFramePr>
               <a:graphicFrameLocks xmlns:a="http://schemas.openxmlformats.org/drawingml/2006/main" noChangeAspect="1"/>
             </wp:cNvGraphicFramePr>
@@ -19026,7 +19830,7 @@
                     </pic:cNvPicPr>
                   </pic:nvPicPr>
                   <pic:blipFill>
-                    <a:blip r:embed="rId32" cstate="none"/>
+                    <a:blip r:embed="rId44" cstate="none"/>
                     <a:srcRect/>
                     <a:stretch>
                       <a:fillRect/>
@@ -19061,7 +19865,7 @@
           <w:sz w:val="18"/>
           <w:szCs w:val="18"/>
         </w:rPr>
-        <w:t xml:space="preserve">Figure 14 — First node death ranking and the v8 gain.</w:t>
+        <w:t xml:space="preserve">Figure 26 — First node death ranking and the v8 gain.</w:t>
       </w:r>
     </w:p>
     <w:p>
@@ -19075,7 +19879,7 @@
           <wp:inline distT="0" distB="0" distL="0" distR="0">
             <wp:extent cx="5486400" cy="2838450"/>
             <wp:effectExtent t="0" r="0" b="0" l="0"/>
-            <wp:docPr id="1" name="f3_alive_curves.png" descr="Figure 15 — Alive nodes per round." title="Figure 15 — Alive nodes per round."/>
+            <wp:docPr id="1" name="f3_alive_curves.png" descr="Figure 27 — Alive nodes per round." title="Figure 27 — Alive nodes per round."/>
             <wp:cNvGraphicFramePr>
               <a:graphicFrameLocks xmlns:a="http://schemas.openxmlformats.org/drawingml/2006/main" noChangeAspect="1"/>
             </wp:cNvGraphicFramePr>
@@ -19089,7 +19893,7 @@
                     </pic:cNvPicPr>
                   </pic:nvPicPr>
                   <pic:blipFill>
-                    <a:blip r:embed="rId33" cstate="none"/>
+                    <a:blip r:embed="rId45" cstate="none"/>
                     <a:srcRect/>
                     <a:stretch>
                       <a:fillRect/>
@@ -19124,7 +19928,7 @@
           <w:sz w:val="18"/>
           <w:szCs w:val="18"/>
         </w:rPr>
-        <w:t xml:space="preserve">Figure 15 — Alive nodes per round.</w:t>
+        <w:t xml:space="preserve">Figure 27 — Alive nodes per round.</w:t>
       </w:r>
     </w:p>
     <w:p>
@@ -19138,7 +19942,7 @@
           <wp:inline distT="0" distB="0" distL="0" distR="0">
             <wp:extent cx="5305425" cy="2400300"/>
             <wp:effectExtent t="0" r="0" b="0" l="0"/>
-            <wp:docPr id="1" name="f7_robustness.png" descr="Figure 16 — 8 random topologies: v8 FND 2471 – 2531." title="Figure 16 — 8 random topologies: v8 FND 2471 – 2531."/>
+            <wp:docPr id="1" name="f7_robustness.png" descr="Figure 28 — 8 random topologies: v8 FND 2471 – 2531." title="Figure 28 — 8 random topologies: v8 FND 2471 – 2531."/>
             <wp:cNvGraphicFramePr>
               <a:graphicFrameLocks xmlns:a="http://schemas.openxmlformats.org/drawingml/2006/main" noChangeAspect="1"/>
             </wp:cNvGraphicFramePr>
@@ -19152,7 +19956,7 @@
                     </pic:cNvPicPr>
                   </pic:nvPicPr>
                   <pic:blipFill>
-                    <a:blip r:embed="rId34" cstate="none"/>
+                    <a:blip r:embed="rId46" cstate="none"/>
                     <a:srcRect/>
                     <a:stretch>
                       <a:fillRect/>
@@ -19187,7 +19991,7 @@
           <w:sz w:val="18"/>
           <w:szCs w:val="18"/>
         </w:rPr>
-        <w:t xml:space="preserve">Figure 16 — 8 random topologies: v8 FND 2471 – 2531.</w:t>
+        <w:t xml:space="preserve">Figure 28 — 8 random topologies: v8 FND 2471 – 2531.</w:t>
       </w:r>
     </w:p>
     <w:p>
@@ -21058,7 +21862,7 @@
           <wp:inline distT="0" distB="0" distL="0" distR="0">
             <wp:extent cx="5943600" cy="2324100"/>
             <wp:effectExtent t="0" r="0" b="0" l="0"/>
-            <wp:docPr id="1" name="far_fnd.png" descr="Figure 17 — FND with the BS at the centre (grey) and far away (colour)." title="Figure 17 — FND with the BS at the centre (grey) and far away (colour)."/>
+            <wp:docPr id="1" name="far_fnd.png" descr="Figure 29 — FND with the BS at the centre (grey) and far away (colour)." title="Figure 29 — FND with the BS at the centre (grey) and far away (colour)."/>
             <wp:cNvGraphicFramePr>
               <a:graphicFrameLocks xmlns:a="http://schemas.openxmlformats.org/drawingml/2006/main" noChangeAspect="1"/>
             </wp:cNvGraphicFramePr>
@@ -21072,7 +21876,7 @@
                     </pic:cNvPicPr>
                   </pic:nvPicPr>
                   <pic:blipFill>
-                    <a:blip r:embed="rId35" cstate="none"/>
+                    <a:blip r:embed="rId47" cstate="none"/>
                     <a:srcRect/>
                     <a:stretch>
                       <a:fillRect/>
@@ -21107,7 +21911,7 @@
           <w:sz w:val="18"/>
           <w:szCs w:val="18"/>
         </w:rPr>
-        <w:t xml:space="preserve">Figure 17 — FND with the BS at the centre (grey) and far away (colour).</w:t>
+        <w:t xml:space="preserve">Figure 29 — FND with the BS at the centre (grey) and far away (colour).</w:t>
       </w:r>
     </w:p>
     <w:p>
@@ -21121,7 +21925,7 @@
           <wp:inline distT="0" distB="0" distL="0" distR="0">
             <wp:extent cx="5305425" cy="2390775"/>
             <wp:effectExtent t="0" r="0" b="0" l="0"/>
-            <wp:docPr id="1" name="far_rank.png" descr="Figure 18 — FND ranking with the BS far away." title="Figure 18 — FND ranking with the BS far away."/>
+            <wp:docPr id="1" name="far_rank.png" descr="Figure 30 — FND ranking with the BS far away." title="Figure 30 — FND ranking with the BS far away."/>
             <wp:cNvGraphicFramePr>
               <a:graphicFrameLocks xmlns:a="http://schemas.openxmlformats.org/drawingml/2006/main" noChangeAspect="1"/>
             </wp:cNvGraphicFramePr>
@@ -21135,7 +21939,7 @@
                     </pic:cNvPicPr>
                   </pic:nvPicPr>
                   <pic:blipFill>
-                    <a:blip r:embed="rId36" cstate="none"/>
+                    <a:blip r:embed="rId48" cstate="none"/>
                     <a:srcRect/>
                     <a:stretch>
                       <a:fillRect/>
@@ -21170,7 +21974,7 @@
           <w:sz w:val="18"/>
           <w:szCs w:val="18"/>
         </w:rPr>
-        <w:t xml:space="preserve">Figure 18 — FND ranking with the BS far away.</w:t>
+        <w:t xml:space="preserve">Figure 30 — FND ranking with the BS far away.</w:t>
       </w:r>
     </w:p>
     <w:p>
@@ -21204,7 +22008,7 @@
         <w:pStyle w:val="Heading1"/>
       </w:pPr>
       <w:r>
-        <w:t xml:space="preserve">9. Expected cost of security</w:t>
+        <w:t xml:space="preserve">9. Security — the hybrid scheme of the proposal</w:t>
       </w:r>
     </w:p>
     <w:p>
@@ -21212,299 +22016,9 @@
         <w:spacing w:after="120" w:line="300"/>
       </w:pPr>
       <w:r>
-        <w:t xml:space="preserve">Hybrid cryptography: ECC key agreement once at deployment, AES + 8-byte MIC on every frame. Measured by running the protocol with the overhead switched on (centre = v8, far BS = v8-Chain).</w:t>
+        <w:t xml:space="preserve">The thesis proposal: symmetric cryptography inside the cluster, public-key cryptography only between the CH and the sink, the sink authenticates the CHs and gives them credentials; compare with no security and with full RSA. We added these costs to LEACH, PEGASIS and v8 / v8-Chain with compiler flags (all 0 by default, so every other result is unchanged).</w:t>
       </w:r>
     </w:p>
-    <w:tbl>
-      <w:tblPr>
-        <w:tblW w:type="dxa" w:w="9638"/>
-        <w:tblBorders>
-          <w:top w:val="single" w:color="auto" w:sz="4"/>
-          <w:left w:val="single" w:color="auto" w:sz="4"/>
-          <w:bottom w:val="single" w:color="auto" w:sz="4"/>
-          <w:right w:val="single" w:color="auto" w:sz="4"/>
-          <w:insideH w:val="single" w:color="auto" w:sz="4"/>
-          <w:insideV w:val="single" w:color="auto" w:sz="4"/>
-        </w:tblBorders>
-      </w:tblPr>
-      <w:tblGrid>
-        <w:gridCol w:w="5000"/>
-        <w:gridCol w:w="4638"/>
-      </w:tblGrid>
-      <w:tr>
-        <w:trPr>
-          <w:cantSplit/>
-          <w:tblHeader/>
-        </w:trPr>
-        <w:tc>
-          <w:tcPr>
-            <w:tcW w:type="dxa" w:w="5000"/>
-            <w:tcBorders>
-              <w:top w:val="single" w:color="D9D8D2" w:sz="4"/>
-              <w:left w:val="single" w:color="D9D8D2" w:sz="4"/>
-              <w:bottom w:val="single" w:color="D9D8D2" w:sz="4"/>
-              <w:right w:val="single" w:color="D9D8D2" w:sz="4"/>
-            </w:tcBorders>
-            <w:shd w:fill="14213D" w:color="auto" w:val="clear"/>
-            <w:tcMar>
-              <w:top w:type="dxa" w:w="60"/>
-              <w:left w:type="dxa" w:w="100"/>
-              <w:bottom w:type="dxa" w:w="60"/>
-              <w:right w:type="dxa" w:w="100"/>
-            </w:tcMar>
-          </w:tcPr>
-          <w:p>
-            <w:pPr>
-              <w:jc w:val="left"/>
-            </w:pPr>
-            <w:r>
-              <w:rPr>
-                <w:b/>
-                <w:bCs/>
-                <w:color w:val="FFFFFF"/>
-                <w:sz w:val="18"/>
-                <w:szCs w:val="18"/>
-              </w:rPr>
-              <w:t xml:space="preserve">Assumption</w:t>
-            </w:r>
-          </w:p>
-        </w:tc>
-        <w:tc>
-          <w:tcPr>
-            <w:tcW w:type="dxa" w:w="4638"/>
-            <w:tcBorders>
-              <w:top w:val="single" w:color="D9D8D2" w:sz="4"/>
-              <w:left w:val="single" w:color="D9D8D2" w:sz="4"/>
-              <w:bottom w:val="single" w:color="D9D8D2" w:sz="4"/>
-              <w:right w:val="single" w:color="D9D8D2" w:sz="4"/>
-            </w:tcBorders>
-            <w:shd w:fill="14213D" w:color="auto" w:val="clear"/>
-            <w:tcMar>
-              <w:top w:type="dxa" w:w="60"/>
-              <w:left w:type="dxa" w:w="100"/>
-              <w:bottom w:type="dxa" w:w="60"/>
-              <w:right w:type="dxa" w:w="100"/>
-            </w:tcMar>
-          </w:tcPr>
-          <w:p>
-            <w:pPr>
-              <w:jc w:val="left"/>
-            </w:pPr>
-            <w:r>
-              <w:rPr>
-                <w:b/>
-                <w:bCs/>
-                <w:color w:val="FFFFFF"/>
-                <w:sz w:val="18"/>
-                <w:szCs w:val="18"/>
-              </w:rPr>
-              <w:t xml:space="preserve">Value</w:t>
-            </w:r>
-          </w:p>
-        </w:tc>
-      </w:tr>
-      <w:tr>
-        <w:trPr>
-          <w:cantSplit/>
-        </w:trPr>
-        <w:tc>
-          <w:tcPr>
-            <w:tcW w:type="dxa" w:w="5000"/>
-            <w:tcBorders>
-              <w:top w:val="single" w:color="D9D8D2" w:sz="4"/>
-              <w:left w:val="single" w:color="D9D8D2" w:sz="4"/>
-              <w:bottom w:val="single" w:color="D9D8D2" w:sz="4"/>
-              <w:right w:val="single" w:color="D9D8D2" w:sz="4"/>
-            </w:tcBorders>
-            <w:shd w:fill="FFFFFF" w:color="auto" w:val="clear"/>
-            <w:tcMar>
-              <w:top w:type="dxa" w:w="60"/>
-              <w:left w:type="dxa" w:w="100"/>
-              <w:bottom w:type="dxa" w:w="60"/>
-              <w:right w:type="dxa" w:w="100"/>
-            </w:tcMar>
-          </w:tcPr>
-          <w:p>
-            <w:pPr>
-              <w:jc w:val="left"/>
-            </w:pPr>
-            <w:r>
-              <w:rPr>
-                <w:color w:val="1F1F1D"/>
-                <w:sz w:val="18"/>
-                <w:szCs w:val="18"/>
-              </w:rPr>
-              <w:t xml:space="preserve">Extra bits per frame (header + MIC)</w:t>
-            </w:r>
-          </w:p>
-        </w:tc>
-        <w:tc>
-          <w:tcPr>
-            <w:tcW w:type="dxa" w:w="4638"/>
-            <w:tcBorders>
-              <w:top w:val="single" w:color="D9D8D2" w:sz="4"/>
-              <w:left w:val="single" w:color="D9D8D2" w:sz="4"/>
-              <w:bottom w:val="single" w:color="D9D8D2" w:sz="4"/>
-              <w:right w:val="single" w:color="D9D8D2" w:sz="4"/>
-            </w:tcBorders>
-            <w:shd w:fill="FFFFFF" w:color="auto" w:val="clear"/>
-            <w:tcMar>
-              <w:top w:type="dxa" w:w="60"/>
-              <w:left w:type="dxa" w:w="100"/>
-              <w:bottom w:type="dxa" w:w="60"/>
-              <w:right w:type="dxa" w:w="100"/>
-            </w:tcMar>
-          </w:tcPr>
-          <w:p>
-            <w:pPr>
-              <w:jc w:val="left"/>
-            </w:pPr>
-            <w:r>
-              <w:rPr>
-                <w:color w:val="1F1F1D"/>
-                <w:sz w:val="18"/>
-                <w:szCs w:val="18"/>
-              </w:rPr>
-              <w:t xml:space="preserve">104 bits</w:t>
-            </w:r>
-          </w:p>
-        </w:tc>
-      </w:tr>
-      <w:tr>
-        <w:trPr>
-          <w:cantSplit/>
-        </w:trPr>
-        <w:tc>
-          <w:tcPr>
-            <w:tcW w:type="dxa" w:w="5000"/>
-            <w:tcBorders>
-              <w:top w:val="single" w:color="D9D8D2" w:sz="4"/>
-              <w:left w:val="single" w:color="D9D8D2" w:sz="4"/>
-              <w:bottom w:val="single" w:color="D9D8D2" w:sz="4"/>
-              <w:right w:val="single" w:color="D9D8D2" w:sz="4"/>
-            </w:tcBorders>
-            <w:shd w:fill="F3F6FB" w:color="auto" w:val="clear"/>
-            <w:tcMar>
-              <w:top w:type="dxa" w:w="60"/>
-              <w:left w:type="dxa" w:w="100"/>
-              <w:bottom w:type="dxa" w:w="60"/>
-              <w:right w:type="dxa" w:w="100"/>
-            </w:tcMar>
-          </w:tcPr>
-          <w:p>
-            <w:pPr>
-              <w:jc w:val="left"/>
-            </w:pPr>
-            <w:r>
-              <w:rPr>
-                <w:color w:val="1F1F1D"/>
-                <w:sz w:val="18"/>
-                <w:szCs w:val="18"/>
-              </w:rPr>
-              <w:t xml:space="preserve">AES energy, sender and receiver</w:t>
-            </w:r>
-          </w:p>
-        </w:tc>
-        <w:tc>
-          <w:tcPr>
-            <w:tcW w:type="dxa" w:w="4638"/>
-            <w:tcBorders>
-              <w:top w:val="single" w:color="D9D8D2" w:sz="4"/>
-              <w:left w:val="single" w:color="D9D8D2" w:sz="4"/>
-              <w:bottom w:val="single" w:color="D9D8D2" w:sz="4"/>
-              <w:right w:val="single" w:color="D9D8D2" w:sz="4"/>
-            </w:tcBorders>
-            <w:shd w:fill="F3F6FB" w:color="auto" w:val="clear"/>
-            <w:tcMar>
-              <w:top w:type="dxa" w:w="60"/>
-              <w:left w:type="dxa" w:w="100"/>
-              <w:bottom w:type="dxa" w:w="60"/>
-              <w:right w:type="dxa" w:w="100"/>
-            </w:tcMar>
-          </w:tcPr>
-          <w:p>
-            <w:pPr>
-              <w:jc w:val="left"/>
-            </w:pPr>
-            <w:r>
-              <w:rPr>
-                <w:color w:val="1F1F1D"/>
-                <w:sz w:val="18"/>
-                <w:szCs w:val="18"/>
-              </w:rPr>
-              <w:t xml:space="preserve">5 nJ/bit (assumed)</w:t>
-            </w:r>
-          </w:p>
-        </w:tc>
-      </w:tr>
-      <w:tr>
-        <w:trPr>
-          <w:cantSplit/>
-        </w:trPr>
-        <w:tc>
-          <w:tcPr>
-            <w:tcW w:type="dxa" w:w="5000"/>
-            <w:tcBorders>
-              <w:top w:val="single" w:color="D9D8D2" w:sz="4"/>
-              <w:left w:val="single" w:color="D9D8D2" w:sz="4"/>
-              <w:bottom w:val="single" w:color="D9D8D2" w:sz="4"/>
-              <w:right w:val="single" w:color="D9D8D2" w:sz="4"/>
-            </w:tcBorders>
-            <w:shd w:fill="FFFFFF" w:color="auto" w:val="clear"/>
-            <w:tcMar>
-              <w:top w:type="dxa" w:w="60"/>
-              <w:left w:type="dxa" w:w="100"/>
-              <w:bottom w:type="dxa" w:w="60"/>
-              <w:right w:type="dxa" w:w="100"/>
-            </w:tcMar>
-          </w:tcPr>
-          <w:p>
-            <w:pPr>
-              <w:jc w:val="left"/>
-            </w:pPr>
-            <w:r>
-              <w:rPr>
-                <w:color w:val="1F1F1D"/>
-                <w:sz w:val="18"/>
-                <w:szCs w:val="18"/>
-              </w:rPr>
-              <w:t xml:space="preserve">ECC key setup, once per node</w:t>
-            </w:r>
-          </w:p>
-        </w:tc>
-        <w:tc>
-          <w:tcPr>
-            <w:tcW w:type="dxa" w:w="4638"/>
-            <w:tcBorders>
-              <w:top w:val="single" w:color="D9D8D2" w:sz="4"/>
-              <w:left w:val="single" w:color="D9D8D2" w:sz="4"/>
-              <w:bottom w:val="single" w:color="D9D8D2" w:sz="4"/>
-              <w:right w:val="single" w:color="D9D8D2" w:sz="4"/>
-            </w:tcBorders>
-            <w:shd w:fill="FFFFFF" w:color="auto" w:val="clear"/>
-            <w:tcMar>
-              <w:top w:type="dxa" w:w="60"/>
-              <w:left w:type="dxa" w:w="100"/>
-              <w:bottom w:type="dxa" w:w="60"/>
-              <w:right w:type="dxa" w:w="100"/>
-            </w:tcMar>
-          </w:tcPr>
-          <w:p>
-            <w:pPr>
-              <w:jc w:val="left"/>
-            </w:pPr>
-            <w:r>
-              <w:rPr>
-                <w:color w:val="1F1F1D"/>
-                <w:sz w:val="18"/>
-                <w:szCs w:val="18"/>
-              </w:rPr>
-              <w:t xml:space="preserve">20 mJ [16]</w:t>
-            </w:r>
-          </w:p>
-        </w:tc>
-      </w:tr>
-    </w:tbl>
     <w:p>
       <w:pPr>
         <w:keepNext/>
@@ -21514,9 +22028,9 @@
       <w:r>
         <w:drawing>
           <wp:inline distT="0" distB="0" distL="0" distR="0">
-            <wp:extent cx="5762625" cy="2562225"/>
+            <wp:extent cx="5486400" cy="2438400"/>
             <wp:effectExtent t="0" r="0" b="0" l="0"/>
-            <wp:docPr id="1" name="s1_security.png" descr="Figure 19 — FND with security overhead." title="Figure 19 — FND with security overhead."/>
+            <wp:docPr id="1" name="s4_sec_scheme.png" descr="Figure 31 — The hybrid scheme: AES + MIC in the cluster, public key only for CH authentication with the sink." title="Figure 31 — The hybrid scheme: AES + MIC in the cluster, public key only for CH authentication with the sink."/>
             <wp:cNvGraphicFramePr>
               <a:graphicFrameLocks xmlns:a="http://schemas.openxmlformats.org/drawingml/2006/main" noChangeAspect="1"/>
             </wp:cNvGraphicFramePr>
@@ -21530,7 +22044,7 @@
                     </pic:cNvPicPr>
                   </pic:nvPicPr>
                   <pic:blipFill>
-                    <a:blip r:embed="rId37" cstate="none"/>
+                    <a:blip r:embed="rId49" cstate="none"/>
                     <a:srcRect/>
                     <a:stretch>
                       <a:fillRect/>
@@ -21539,7 +22053,7 @@
                   <pic:spPr bwMode="auto">
                     <a:xfrm>
                       <a:off x="0" y="0"/>
-                      <a:ext cx="5762625" cy="2562225"/>
+                      <a:ext cx="5486400" cy="2438400"/>
                     </a:xfrm>
                     <a:prstGeom prst="rect">
                       <a:avLst/>
@@ -21565,17 +22079,3574 @@
           <w:sz w:val="18"/>
           <w:szCs w:val="18"/>
         </w:rPr>
-        <w:t xml:space="preserve">Figure 19 — FND with security overhead.</w:t>
+        <w:t xml:space="preserve">Figure 31 — The hybrid scheme: AES + MIC in the cluster, public key only for CH authentication with the sink.</w:t>
       </w:r>
     </w:p>
     <w:p>
       <w:pPr>
-        <w:spacing w:after="120" w:line="300"/>
+        <w:keepNext/>
+        <w:spacing w:after="40" w:before="120"/>
+        <w:jc w:val="center"/>
       </w:pPr>
       <w:r>
-        <w:t xml:space="preserve">Expected FND loss: 9 – 19 %. With everything on, FND = 2031 — still +47 % over LEACH without security.</w:t>
+        <w:drawing>
+          <wp:inline distT="0" distB="0" distL="0" distR="0">
+            <wp:extent cx="4572000" cy="609600"/>
+            <wp:effectExtent t="0" r="0" b="0" l="0"/>
+            <wp:docPr id="1" name="eq_security.png" descr="eq_security.png" title="eq_security.png"/>
+            <wp:cNvGraphicFramePr>
+              <a:graphicFrameLocks xmlns:a="http://schemas.openxmlformats.org/drawingml/2006/main" noChangeAspect="1"/>
+            </wp:cNvGraphicFramePr>
+            <a:graphic xmlns:a="http://schemas.openxmlformats.org/drawingml/2006/main">
+              <a:graphicData uri="http://schemas.openxmlformats.org/drawingml/2006/picture">
+                <pic:pic xmlns:pic="http://schemas.openxmlformats.org/drawingml/2006/picture">
+                  <pic:nvPicPr>
+                    <pic:cNvPr id="0" name="" descr=""/>
+                    <pic:cNvPicPr>
+                      <a:picLocks noChangeAspect="1" noChangeArrowheads="1"/>
+                    </pic:cNvPicPr>
+                  </pic:nvPicPr>
+                  <pic:blipFill>
+                    <a:blip r:embed="rId50" cstate="none"/>
+                    <a:srcRect/>
+                    <a:stretch>
+                      <a:fillRect/>
+                    </a:stretch>
+                  </pic:blipFill>
+                  <pic:spPr bwMode="auto">
+                    <a:xfrm>
+                      <a:off x="0" y="0"/>
+                      <a:ext cx="4572000" cy="609600"/>
+                    </a:xfrm>
+                    <a:prstGeom prst="rect">
+                      <a:avLst/>
+                    </a:prstGeom>
+                  </pic:spPr>
+                </pic:pic>
+              </a:graphicData>
+            </a:graphic>
+          </wp:inline>
+        </w:drawing>
       </w:r>
     </w:p>
+    <w:p>
+      <w:pPr>
+        <w:pStyle w:val="Heading2"/>
+      </w:pPr>
+      <w:r>
+        <w:t xml:space="preserve">9.1 Why not RSA for everything</w:t>
+      </w:r>
+    </w:p>
+    <w:p>
+      <w:pPr>
+        <w:keepNext/>
+        <w:spacing w:after="40" w:before="120"/>
+        <w:jc w:val="center"/>
+      </w:pPr>
+      <w:r>
+        <w:drawing>
+          <wp:inline distT="0" distB="0" distL="0" distR="0">
+            <wp:extent cx="5762625" cy="2009775"/>
+            <wp:effectExtent t="0" r="0" b="0" l="0"/>
+            <wp:docPr id="1" name="s5_sec_ops.png" descr="Figure 32 — Energy of one operation on an 8-bit sensor MCU (ATmega128) [16], log scale." title="Figure 32 — Energy of one operation on an 8-bit sensor MCU (ATmega128) [16], log scale."/>
+            <wp:cNvGraphicFramePr>
+              <a:graphicFrameLocks xmlns:a="http://schemas.openxmlformats.org/drawingml/2006/main" noChangeAspect="1"/>
+            </wp:cNvGraphicFramePr>
+            <a:graphic xmlns:a="http://schemas.openxmlformats.org/drawingml/2006/main">
+              <a:graphicData uri="http://schemas.openxmlformats.org/drawingml/2006/picture">
+                <pic:pic xmlns:pic="http://schemas.openxmlformats.org/drawingml/2006/picture">
+                  <pic:nvPicPr>
+                    <pic:cNvPr id="0" name="" descr=""/>
+                    <pic:cNvPicPr>
+                      <a:picLocks noChangeAspect="1" noChangeArrowheads="1"/>
+                    </pic:cNvPicPr>
+                  </pic:nvPicPr>
+                  <pic:blipFill>
+                    <a:blip r:embed="rId51" cstate="none"/>
+                    <a:srcRect/>
+                    <a:stretch>
+                      <a:fillRect/>
+                    </a:stretch>
+                  </pic:blipFill>
+                  <pic:spPr bwMode="auto">
+                    <a:xfrm>
+                      <a:off x="0" y="0"/>
+                      <a:ext cx="5762625" cy="2009775"/>
+                    </a:xfrm>
+                    <a:prstGeom prst="rect">
+                      <a:avLst/>
+                    </a:prstGeom>
+                  </pic:spPr>
+                </pic:pic>
+              </a:graphicData>
+            </a:graphic>
+          </wp:inline>
+        </w:drawing>
+      </w:r>
+    </w:p>
+    <w:p>
+      <w:pPr>
+        <w:spacing w:after="200" w:before="60"/>
+        <w:jc w:val="center"/>
+      </w:pPr>
+      <w:r>
+        <w:rPr>
+          <w:i/>
+          <w:iCs/>
+          <w:color w:val="5F5E5A"/>
+          <w:sz w:val="18"/>
+          <w:szCs w:val="18"/>
+        </w:rPr>
+        <w:t xml:space="preserve">Figure 32 — Energy of one operation on an 8-bit sensor MCU (ATmega128) [16], log scale.</w:t>
+      </w:r>
+    </w:p>
+    <w:p>
+      <w:pPr>
+        <w:pStyle w:val="ListParagraph"/>
+        <w:numPr>
+          <w:ilvl w:val="0"/>
+          <w:numId w:val="3"/>
+        </w:numPr>
+        <w:spacing w:after="60" w:line="290"/>
+      </w:pPr>
+      <w:r>
+        <w:t xml:space="preserve">RSA-decrypting one 2000-bit reading (3 RSA-1024 blocks) costs 912 mJ — more than the whole 500 mJ battery.</w:t>
+      </w:r>
+    </w:p>
+    <w:p>
+      <w:pPr>
+        <w:pStyle w:val="ListParagraph"/>
+        <w:numPr>
+          <w:ilvl w:val="0"/>
+          <w:numId w:val="3"/>
+        </w:numPr>
+        <w:spacing w:after="60" w:line="290"/>
+      </w:pPr>
+      <w:r>
+        <w:t xml:space="preserve">AES on the same reading costs about 10 µJ (≈ 90 000 times less).</w:t>
+      </w:r>
+    </w:p>
+    <w:p>
+      <w:pPr>
+        <w:pStyle w:val="ListParagraph"/>
+        <w:numPr>
+          <w:ilvl w:val="0"/>
+          <w:numId w:val="3"/>
+        </w:numPr>
+        <w:spacing w:after="60" w:line="290"/>
+      </w:pPr>
+      <w:r>
+        <w:t xml:space="preserve">With the heavy private-key work done by the mains-powered sink, the node side of RSA key transport costs 15.4 mJ; ECDH-160 costs 22.3 mJ.</w:t>
+      </w:r>
+    </w:p>
+    <w:p>
+      <w:pPr>
+        <w:pStyle w:val="Heading2"/>
+      </w:pPr>
+      <w:r>
+        <w:t xml:space="preserve">9.2 Scenarios</w:t>
+      </w:r>
+    </w:p>
+    <w:tbl>
+      <w:tblPr>
+        <w:tblW w:type="dxa" w:w="9638"/>
+        <w:tblBorders>
+          <w:top w:val="single" w:color="auto" w:sz="4"/>
+          <w:left w:val="single" w:color="auto" w:sz="4"/>
+          <w:bottom w:val="single" w:color="auto" w:sz="4"/>
+          <w:right w:val="single" w:color="auto" w:sz="4"/>
+          <w:insideH w:val="single" w:color="auto" w:sz="4"/>
+          <w:insideV w:val="single" w:color="auto" w:sz="4"/>
+        </w:tblBorders>
+      </w:tblPr>
+      <w:tblGrid>
+        <w:gridCol w:w="2300"/>
+        <w:gridCol w:w="1900"/>
+        <w:gridCol w:w="2200"/>
+        <w:gridCol w:w="3238"/>
+      </w:tblGrid>
+      <w:tr>
+        <w:trPr>
+          <w:cantSplit/>
+          <w:tblHeader/>
+        </w:trPr>
+        <w:tc>
+          <w:tcPr>
+            <w:tcW w:type="dxa" w:w="2300"/>
+            <w:tcBorders>
+              <w:top w:val="single" w:color="D9D8D2" w:sz="4"/>
+              <w:left w:val="single" w:color="D9D8D2" w:sz="4"/>
+              <w:bottom w:val="single" w:color="D9D8D2" w:sz="4"/>
+              <w:right w:val="single" w:color="D9D8D2" w:sz="4"/>
+            </w:tcBorders>
+            <w:shd w:fill="14213D" w:color="auto" w:val="clear"/>
+            <w:tcMar>
+              <w:top w:type="dxa" w:w="60"/>
+              <w:left w:type="dxa" w:w="100"/>
+              <w:bottom w:type="dxa" w:w="60"/>
+              <w:right w:type="dxa" w:w="100"/>
+            </w:tcMar>
+          </w:tcPr>
+          <w:p>
+            <w:pPr>
+              <w:jc w:val="left"/>
+            </w:pPr>
+            <w:r>
+              <w:rPr>
+                <w:b/>
+                <w:bCs/>
+                <w:color w:val="FFFFFF"/>
+                <w:sz w:val="18"/>
+                <w:szCs w:val="18"/>
+              </w:rPr>
+              <w:t xml:space="preserve">Scenario</w:t>
+            </w:r>
+          </w:p>
+        </w:tc>
+        <w:tc>
+          <w:tcPr>
+            <w:tcW w:type="dxa" w:w="1900"/>
+            <w:tcBorders>
+              <w:top w:val="single" w:color="D9D8D2" w:sz="4"/>
+              <w:left w:val="single" w:color="D9D8D2" w:sz="4"/>
+              <w:bottom w:val="single" w:color="D9D8D2" w:sz="4"/>
+              <w:right w:val="single" w:color="D9D8D2" w:sz="4"/>
+            </w:tcBorders>
+            <w:shd w:fill="14213D" w:color="auto" w:val="clear"/>
+            <w:tcMar>
+              <w:top w:type="dxa" w:w="60"/>
+              <w:left w:type="dxa" w:w="100"/>
+              <w:bottom w:type="dxa" w:w="60"/>
+              <w:right w:type="dxa" w:w="100"/>
+            </w:tcMar>
+          </w:tcPr>
+          <w:p>
+            <w:pPr>
+              <w:jc w:val="left"/>
+            </w:pPr>
+            <w:r>
+              <w:rPr>
+                <w:b/>
+                <w:bCs/>
+                <w:color w:val="FFFFFF"/>
+                <w:sz w:val="18"/>
+                <w:szCs w:val="18"/>
+              </w:rPr>
+              <w:t xml:space="preserve">Every message</w:t>
+            </w:r>
+          </w:p>
+        </w:tc>
+        <w:tc>
+          <w:tcPr>
+            <w:tcW w:type="dxa" w:w="2200"/>
+            <w:tcBorders>
+              <w:top w:val="single" w:color="D9D8D2" w:sz="4"/>
+              <w:left w:val="single" w:color="D9D8D2" w:sz="4"/>
+              <w:bottom w:val="single" w:color="D9D8D2" w:sz="4"/>
+              <w:right w:val="single" w:color="D9D8D2" w:sz="4"/>
+            </w:tcBorders>
+            <w:shd w:fill="14213D" w:color="auto" w:val="clear"/>
+            <w:tcMar>
+              <w:top w:type="dxa" w:w="60"/>
+              <w:left w:type="dxa" w:w="100"/>
+              <w:bottom w:type="dxa" w:w="60"/>
+              <w:right w:type="dxa" w:w="100"/>
+            </w:tcMar>
+          </w:tcPr>
+          <w:p>
+            <w:pPr>
+              <w:jc w:val="left"/>
+            </w:pPr>
+            <w:r>
+              <w:rPr>
+                <w:b/>
+                <w:bCs/>
+                <w:color w:val="FFFFFF"/>
+                <w:sz w:val="18"/>
+                <w:szCs w:val="18"/>
+              </w:rPr>
+              <w:t xml:space="preserve">Public key</w:t>
+            </w:r>
+          </w:p>
+        </w:tc>
+        <w:tc>
+          <w:tcPr>
+            <w:tcW w:type="dxa" w:w="3238"/>
+            <w:tcBorders>
+              <w:top w:val="single" w:color="D9D8D2" w:sz="4"/>
+              <w:left w:val="single" w:color="D9D8D2" w:sz="4"/>
+              <w:bottom w:val="single" w:color="D9D8D2" w:sz="4"/>
+              <w:right w:val="single" w:color="D9D8D2" w:sz="4"/>
+            </w:tcBorders>
+            <w:shd w:fill="14213D" w:color="auto" w:val="clear"/>
+            <w:tcMar>
+              <w:top w:type="dxa" w:w="60"/>
+              <w:left w:type="dxa" w:w="100"/>
+              <w:bottom w:type="dxa" w:w="60"/>
+              <w:right w:type="dxa" w:w="100"/>
+            </w:tcMar>
+          </w:tcPr>
+          <w:p>
+            <w:pPr>
+              <w:jc w:val="left"/>
+            </w:pPr>
+            <w:r>
+              <w:rPr>
+                <w:b/>
+                <w:bCs/>
+                <w:color w:val="FFFFFF"/>
+                <w:sz w:val="18"/>
+                <w:szCs w:val="18"/>
+              </w:rPr>
+              <w:t xml:space="preserve">What a node pays</w:t>
+            </w:r>
+          </w:p>
+        </w:tc>
+      </w:tr>
+      <w:tr>
+        <w:trPr>
+          <w:cantSplit/>
+        </w:trPr>
+        <w:tc>
+          <w:tcPr>
+            <w:tcW w:type="dxa" w:w="2300"/>
+            <w:tcBorders>
+              <w:top w:val="single" w:color="D9D8D2" w:sz="4"/>
+              <w:left w:val="single" w:color="D9D8D2" w:sz="4"/>
+              <w:bottom w:val="single" w:color="D9D8D2" w:sz="4"/>
+              <w:right w:val="single" w:color="D9D8D2" w:sz="4"/>
+            </w:tcBorders>
+            <w:shd w:fill="FFFFFF" w:color="auto" w:val="clear"/>
+            <w:tcMar>
+              <w:top w:type="dxa" w:w="60"/>
+              <w:left w:type="dxa" w:w="100"/>
+              <w:bottom w:type="dxa" w:w="60"/>
+              <w:right w:type="dxa" w:w="100"/>
+            </w:tcMar>
+          </w:tcPr>
+          <w:p>
+            <w:pPr>
+              <w:jc w:val="left"/>
+            </w:pPr>
+            <w:r>
+              <w:rPr>
+                <w:color w:val="1F1F1D"/>
+                <w:sz w:val="18"/>
+                <w:szCs w:val="18"/>
+              </w:rPr>
+              <w:t xml:space="preserve">No security</w:t>
+            </w:r>
+          </w:p>
+        </w:tc>
+        <w:tc>
+          <w:tcPr>
+            <w:tcW w:type="dxa" w:w="1900"/>
+            <w:tcBorders>
+              <w:top w:val="single" w:color="D9D8D2" w:sz="4"/>
+              <w:left w:val="single" w:color="D9D8D2" w:sz="4"/>
+              <w:bottom w:val="single" w:color="D9D8D2" w:sz="4"/>
+              <w:right w:val="single" w:color="D9D8D2" w:sz="4"/>
+            </w:tcBorders>
+            <w:shd w:fill="FFFFFF" w:color="auto" w:val="clear"/>
+            <w:tcMar>
+              <w:top w:type="dxa" w:w="60"/>
+              <w:left w:type="dxa" w:w="100"/>
+              <w:bottom w:type="dxa" w:w="60"/>
+              <w:right w:type="dxa" w:w="100"/>
+            </w:tcMar>
+          </w:tcPr>
+          <w:p>
+            <w:pPr>
+              <w:jc w:val="left"/>
+            </w:pPr>
+            <w:r>
+              <w:rPr>
+                <w:color w:val="1F1F1D"/>
+                <w:sz w:val="18"/>
+                <w:szCs w:val="18"/>
+              </w:rPr>
+              <w:t xml:space="preserve">—</w:t>
+            </w:r>
+          </w:p>
+        </w:tc>
+        <w:tc>
+          <w:tcPr>
+            <w:tcW w:type="dxa" w:w="2200"/>
+            <w:tcBorders>
+              <w:top w:val="single" w:color="D9D8D2" w:sz="4"/>
+              <w:left w:val="single" w:color="D9D8D2" w:sz="4"/>
+              <w:bottom w:val="single" w:color="D9D8D2" w:sz="4"/>
+              <w:right w:val="single" w:color="D9D8D2" w:sz="4"/>
+            </w:tcBorders>
+            <w:shd w:fill="FFFFFF" w:color="auto" w:val="clear"/>
+            <w:tcMar>
+              <w:top w:type="dxa" w:w="60"/>
+              <w:left w:type="dxa" w:w="100"/>
+              <w:bottom w:type="dxa" w:w="60"/>
+              <w:right w:type="dxa" w:w="100"/>
+            </w:tcMar>
+          </w:tcPr>
+          <w:p>
+            <w:pPr>
+              <w:jc w:val="left"/>
+            </w:pPr>
+            <w:r>
+              <w:rPr>
+                <w:color w:val="1F1F1D"/>
+                <w:sz w:val="18"/>
+                <w:szCs w:val="18"/>
+              </w:rPr>
+              <w:t xml:space="preserve">—</w:t>
+            </w:r>
+          </w:p>
+        </w:tc>
+        <w:tc>
+          <w:tcPr>
+            <w:tcW w:type="dxa" w:w="3238"/>
+            <w:tcBorders>
+              <w:top w:val="single" w:color="D9D8D2" w:sz="4"/>
+              <w:left w:val="single" w:color="D9D8D2" w:sz="4"/>
+              <w:bottom w:val="single" w:color="D9D8D2" w:sz="4"/>
+              <w:right w:val="single" w:color="D9D8D2" w:sz="4"/>
+            </w:tcBorders>
+            <w:shd w:fill="FFFFFF" w:color="auto" w:val="clear"/>
+            <w:tcMar>
+              <w:top w:type="dxa" w:w="60"/>
+              <w:left w:type="dxa" w:w="100"/>
+              <w:bottom w:type="dxa" w:w="60"/>
+              <w:right w:type="dxa" w:w="100"/>
+            </w:tcMar>
+          </w:tcPr>
+          <w:p>
+            <w:pPr>
+              <w:jc w:val="left"/>
+            </w:pPr>
+            <w:r>
+              <w:rPr>
+                <w:color w:val="1F1F1D"/>
+                <w:sz w:val="18"/>
+                <w:szCs w:val="18"/>
+              </w:rPr>
+              <w:t xml:space="preserve">nothing</w:t>
+            </w:r>
+          </w:p>
+        </w:tc>
+      </w:tr>
+      <w:tr>
+        <w:trPr>
+          <w:cantSplit/>
+        </w:trPr>
+        <w:tc>
+          <w:tcPr>
+            <w:tcW w:type="dxa" w:w="2300"/>
+            <w:tcBorders>
+              <w:top w:val="single" w:color="D9D8D2" w:sz="4"/>
+              <w:left w:val="single" w:color="D9D8D2" w:sz="4"/>
+              <w:bottom w:val="single" w:color="D9D8D2" w:sz="4"/>
+              <w:right w:val="single" w:color="D9D8D2" w:sz="4"/>
+            </w:tcBorders>
+            <w:shd w:fill="F3F6FB" w:color="auto" w:val="clear"/>
+            <w:tcMar>
+              <w:top w:type="dxa" w:w="60"/>
+              <w:left w:type="dxa" w:w="100"/>
+              <w:bottom w:type="dxa" w:w="60"/>
+              <w:right w:type="dxa" w:w="100"/>
+            </w:tcMar>
+          </w:tcPr>
+          <w:p>
+            <w:pPr>
+              <w:jc w:val="left"/>
+            </w:pPr>
+            <w:r>
+              <w:rPr>
+                <w:color w:val="1F1F1D"/>
+                <w:sz w:val="18"/>
+                <w:szCs w:val="18"/>
+              </w:rPr>
+              <w:t xml:space="preserve">AES + MIC only</w:t>
+            </w:r>
+          </w:p>
+        </w:tc>
+        <w:tc>
+          <w:tcPr>
+            <w:tcW w:type="dxa" w:w="1900"/>
+            <w:tcBorders>
+              <w:top w:val="single" w:color="D9D8D2" w:sz="4"/>
+              <w:left w:val="single" w:color="D9D8D2" w:sz="4"/>
+              <w:bottom w:val="single" w:color="D9D8D2" w:sz="4"/>
+              <w:right w:val="single" w:color="D9D8D2" w:sz="4"/>
+            </w:tcBorders>
+            <w:shd w:fill="F3F6FB" w:color="auto" w:val="clear"/>
+            <w:tcMar>
+              <w:top w:type="dxa" w:w="60"/>
+              <w:left w:type="dxa" w:w="100"/>
+              <w:bottom w:type="dxa" w:w="60"/>
+              <w:right w:type="dxa" w:w="100"/>
+            </w:tcMar>
+          </w:tcPr>
+          <w:p>
+            <w:pPr>
+              <w:jc w:val="left"/>
+            </w:pPr>
+            <w:r>
+              <w:rPr>
+                <w:color w:val="1F1F1D"/>
+                <w:sz w:val="18"/>
+                <w:szCs w:val="18"/>
+              </w:rPr>
+              <w:t xml:space="preserve">AES + MIC</w:t>
+            </w:r>
+          </w:p>
+        </w:tc>
+        <w:tc>
+          <w:tcPr>
+            <w:tcW w:type="dxa" w:w="2200"/>
+            <w:tcBorders>
+              <w:top w:val="single" w:color="D9D8D2" w:sz="4"/>
+              <w:left w:val="single" w:color="D9D8D2" w:sz="4"/>
+              <w:bottom w:val="single" w:color="D9D8D2" w:sz="4"/>
+              <w:right w:val="single" w:color="D9D8D2" w:sz="4"/>
+            </w:tcBorders>
+            <w:shd w:fill="F3F6FB" w:color="auto" w:val="clear"/>
+            <w:tcMar>
+              <w:top w:type="dxa" w:w="60"/>
+              <w:left w:type="dxa" w:w="100"/>
+              <w:bottom w:type="dxa" w:w="60"/>
+              <w:right w:type="dxa" w:w="100"/>
+            </w:tcMar>
+          </w:tcPr>
+          <w:p>
+            <w:pPr>
+              <w:jc w:val="left"/>
+            </w:pPr>
+            <w:r>
+              <w:rPr>
+                <w:color w:val="1F1F1D"/>
+                <w:sz w:val="18"/>
+                <w:szCs w:val="18"/>
+              </w:rPr>
+              <w:t xml:space="preserve">— (keys pre-loaded)</w:t>
+            </w:r>
+          </w:p>
+        </w:tc>
+        <w:tc>
+          <w:tcPr>
+            <w:tcW w:type="dxa" w:w="3238"/>
+            <w:tcBorders>
+              <w:top w:val="single" w:color="D9D8D2" w:sz="4"/>
+              <w:left w:val="single" w:color="D9D8D2" w:sz="4"/>
+              <w:bottom w:val="single" w:color="D9D8D2" w:sz="4"/>
+              <w:right w:val="single" w:color="D9D8D2" w:sz="4"/>
+            </w:tcBorders>
+            <w:shd w:fill="F3F6FB" w:color="auto" w:val="clear"/>
+            <w:tcMar>
+              <w:top w:type="dxa" w:w="60"/>
+              <w:left w:type="dxa" w:w="100"/>
+              <w:bottom w:type="dxa" w:w="60"/>
+              <w:right w:type="dxa" w:w="100"/>
+            </w:tcMar>
+          </w:tcPr>
+          <w:p>
+            <w:pPr>
+              <w:jc w:val="left"/>
+            </w:pPr>
+            <w:r>
+              <w:rPr>
+                <w:color w:val="1F1F1D"/>
+                <w:sz w:val="18"/>
+                <w:szCs w:val="18"/>
+              </w:rPr>
+              <w:t xml:space="preserve">+104 bits, 5 nJ/bit</w:t>
+            </w:r>
+          </w:p>
+        </w:tc>
+      </w:tr>
+      <w:tr>
+        <w:trPr>
+          <w:cantSplit/>
+        </w:trPr>
+        <w:tc>
+          <w:tcPr>
+            <w:tcW w:type="dxa" w:w="2300"/>
+            <w:tcBorders>
+              <w:top w:val="single" w:color="D9D8D2" w:sz="4"/>
+              <w:left w:val="single" w:color="D9D8D2" w:sz="4"/>
+              <w:bottom w:val="single" w:color="D9D8D2" w:sz="4"/>
+              <w:right w:val="single" w:color="D9D8D2" w:sz="4"/>
+            </w:tcBorders>
+            <w:shd w:fill="FFFFFF" w:color="auto" w:val="clear"/>
+            <w:tcMar>
+              <w:top w:type="dxa" w:w="60"/>
+              <w:left w:type="dxa" w:w="100"/>
+              <w:bottom w:type="dxa" w:w="60"/>
+              <w:right w:type="dxa" w:w="100"/>
+            </w:tcMar>
+          </w:tcPr>
+          <w:p>
+            <w:pPr>
+              <w:jc w:val="left"/>
+            </w:pPr>
+            <w:r>
+              <w:rPr>
+                <w:color w:val="1F1F1D"/>
+                <w:sz w:val="18"/>
+                <w:szCs w:val="18"/>
+              </w:rPr>
+              <w:t xml:space="preserve">Hybrid — once per node</w:t>
+            </w:r>
+          </w:p>
+        </w:tc>
+        <w:tc>
+          <w:tcPr>
+            <w:tcW w:type="dxa" w:w="1900"/>
+            <w:tcBorders>
+              <w:top w:val="single" w:color="D9D8D2" w:sz="4"/>
+              <w:left w:val="single" w:color="D9D8D2" w:sz="4"/>
+              <w:bottom w:val="single" w:color="D9D8D2" w:sz="4"/>
+              <w:right w:val="single" w:color="D9D8D2" w:sz="4"/>
+            </w:tcBorders>
+            <w:shd w:fill="FFFFFF" w:color="auto" w:val="clear"/>
+            <w:tcMar>
+              <w:top w:type="dxa" w:w="60"/>
+              <w:left w:type="dxa" w:w="100"/>
+              <w:bottom w:type="dxa" w:w="60"/>
+              <w:right w:type="dxa" w:w="100"/>
+            </w:tcMar>
+          </w:tcPr>
+          <w:p>
+            <w:pPr>
+              <w:jc w:val="left"/>
+            </w:pPr>
+            <w:r>
+              <w:rPr>
+                <w:color w:val="1F1F1D"/>
+                <w:sz w:val="18"/>
+                <w:szCs w:val="18"/>
+              </w:rPr>
+              <w:t xml:space="preserve">AES + MIC</w:t>
+            </w:r>
+          </w:p>
+        </w:tc>
+        <w:tc>
+          <w:tcPr>
+            <w:tcW w:type="dxa" w:w="2200"/>
+            <w:tcBorders>
+              <w:top w:val="single" w:color="D9D8D2" w:sz="4"/>
+              <w:left w:val="single" w:color="D9D8D2" w:sz="4"/>
+              <w:bottom w:val="single" w:color="D9D8D2" w:sz="4"/>
+              <w:right w:val="single" w:color="D9D8D2" w:sz="4"/>
+            </w:tcBorders>
+            <w:shd w:fill="FFFFFF" w:color="auto" w:val="clear"/>
+            <w:tcMar>
+              <w:top w:type="dxa" w:w="60"/>
+              <w:left w:type="dxa" w:w="100"/>
+              <w:bottom w:type="dxa" w:w="60"/>
+              <w:right w:type="dxa" w:w="100"/>
+            </w:tcMar>
+          </w:tcPr>
+          <w:p>
+            <w:pPr>
+              <w:jc w:val="left"/>
+            </w:pPr>
+            <w:r>
+              <w:rPr>
+                <w:color w:val="1F1F1D"/>
+                <w:sz w:val="18"/>
+                <w:szCs w:val="18"/>
+              </w:rPr>
+              <w:t xml:space="preserve">once at deployment</w:t>
+            </w:r>
+          </w:p>
+        </w:tc>
+        <w:tc>
+          <w:tcPr>
+            <w:tcW w:type="dxa" w:w="3238"/>
+            <w:tcBorders>
+              <w:top w:val="single" w:color="D9D8D2" w:sz="4"/>
+              <w:left w:val="single" w:color="D9D8D2" w:sz="4"/>
+              <w:bottom w:val="single" w:color="D9D8D2" w:sz="4"/>
+              <w:right w:val="single" w:color="D9D8D2" w:sz="4"/>
+            </w:tcBorders>
+            <w:shd w:fill="FFFFFF" w:color="auto" w:val="clear"/>
+            <w:tcMar>
+              <w:top w:type="dxa" w:w="60"/>
+              <w:left w:type="dxa" w:w="100"/>
+              <w:bottom w:type="dxa" w:w="60"/>
+              <w:right w:type="dxa" w:w="100"/>
+            </w:tcMar>
+          </w:tcPr>
+          <w:p>
+            <w:pPr>
+              <w:jc w:val="left"/>
+            </w:pPr>
+            <w:r>
+              <w:rPr>
+                <w:color w:val="1F1F1D"/>
+                <w:sz w:val="18"/>
+                <w:szCs w:val="18"/>
+              </w:rPr>
+              <w:t xml:space="preserve">+15.4 mJ (RSA) / 22.3 mJ (ECC) once</w:t>
+            </w:r>
+          </w:p>
+        </w:tc>
+      </w:tr>
+      <w:tr>
+        <w:trPr>
+          <w:cantSplit/>
+        </w:trPr>
+        <w:tc>
+          <w:tcPr>
+            <w:tcW w:type="dxa" w:w="2300"/>
+            <w:tcBorders>
+              <w:top w:val="single" w:color="D9D8D2" w:sz="4"/>
+              <w:left w:val="single" w:color="D9D8D2" w:sz="4"/>
+              <w:bottom w:val="single" w:color="D9D8D2" w:sz="4"/>
+              <w:right w:val="single" w:color="D9D8D2" w:sz="4"/>
+            </w:tcBorders>
+            <w:shd w:fill="F3F6FB" w:color="auto" w:val="clear"/>
+            <w:tcMar>
+              <w:top w:type="dxa" w:w="60"/>
+              <w:left w:type="dxa" w:w="100"/>
+              <w:bottom w:type="dxa" w:w="60"/>
+              <w:right w:type="dxa" w:w="100"/>
+            </w:tcMar>
+          </w:tcPr>
+          <w:p>
+            <w:pPr>
+              <w:jc w:val="left"/>
+            </w:pPr>
+            <w:r>
+              <w:rPr>
+                <w:color w:val="1F1F1D"/>
+                <w:sz w:val="18"/>
+                <w:szCs w:val="18"/>
+              </w:rPr>
+              <w:t xml:space="preserve">Hybrid — per new CH</w:t>
+            </w:r>
+          </w:p>
+        </w:tc>
+        <w:tc>
+          <w:tcPr>
+            <w:tcW w:type="dxa" w:w="1900"/>
+            <w:tcBorders>
+              <w:top w:val="single" w:color="D9D8D2" w:sz="4"/>
+              <w:left w:val="single" w:color="D9D8D2" w:sz="4"/>
+              <w:bottom w:val="single" w:color="D9D8D2" w:sz="4"/>
+              <w:right w:val="single" w:color="D9D8D2" w:sz="4"/>
+            </w:tcBorders>
+            <w:shd w:fill="F3F6FB" w:color="auto" w:val="clear"/>
+            <w:tcMar>
+              <w:top w:type="dxa" w:w="60"/>
+              <w:left w:type="dxa" w:w="100"/>
+              <w:bottom w:type="dxa" w:w="60"/>
+              <w:right w:type="dxa" w:w="100"/>
+            </w:tcMar>
+          </w:tcPr>
+          <w:p>
+            <w:pPr>
+              <w:jc w:val="left"/>
+            </w:pPr>
+            <w:r>
+              <w:rPr>
+                <w:color w:val="1F1F1D"/>
+                <w:sz w:val="18"/>
+                <w:szCs w:val="18"/>
+              </w:rPr>
+              <w:t xml:space="preserve">AES + MIC</w:t>
+            </w:r>
+          </w:p>
+        </w:tc>
+        <w:tc>
+          <w:tcPr>
+            <w:tcW w:type="dxa" w:w="2200"/>
+            <w:tcBorders>
+              <w:top w:val="single" w:color="D9D8D2" w:sz="4"/>
+              <w:left w:val="single" w:color="D9D8D2" w:sz="4"/>
+              <w:bottom w:val="single" w:color="D9D8D2" w:sz="4"/>
+              <w:right w:val="single" w:color="D9D8D2" w:sz="4"/>
+            </w:tcBorders>
+            <w:shd w:fill="F3F6FB" w:color="auto" w:val="clear"/>
+            <w:tcMar>
+              <w:top w:type="dxa" w:w="60"/>
+              <w:left w:type="dxa" w:w="100"/>
+              <w:bottom w:type="dxa" w:w="60"/>
+              <w:right w:type="dxa" w:w="100"/>
+            </w:tcMar>
+          </w:tcPr>
+          <w:p>
+            <w:pPr>
+              <w:jc w:val="left"/>
+            </w:pPr>
+            <w:r>
+              <w:rPr>
+                <w:color w:val="1F1F1D"/>
+                <w:sz w:val="18"/>
+                <w:szCs w:val="18"/>
+              </w:rPr>
+              <w:t xml:space="preserve">every time a node becomes CH</w:t>
+            </w:r>
+          </w:p>
+        </w:tc>
+        <w:tc>
+          <w:tcPr>
+            <w:tcW w:type="dxa" w:w="3238"/>
+            <w:tcBorders>
+              <w:top w:val="single" w:color="D9D8D2" w:sz="4"/>
+              <w:left w:val="single" w:color="D9D8D2" w:sz="4"/>
+              <w:bottom w:val="single" w:color="D9D8D2" w:sz="4"/>
+              <w:right w:val="single" w:color="D9D8D2" w:sz="4"/>
+            </w:tcBorders>
+            <w:shd w:fill="F3F6FB" w:color="auto" w:val="clear"/>
+            <w:tcMar>
+              <w:top w:type="dxa" w:w="60"/>
+              <w:left w:type="dxa" w:w="100"/>
+              <w:bottom w:type="dxa" w:w="60"/>
+              <w:right w:type="dxa" w:w="100"/>
+            </w:tcMar>
+          </w:tcPr>
+          <w:p>
+            <w:pPr>
+              <w:jc w:val="left"/>
+            </w:pPr>
+            <w:r>
+              <w:rPr>
+                <w:color w:val="1F1F1D"/>
+                <w:sz w:val="18"/>
+                <w:szCs w:val="18"/>
+              </w:rPr>
+              <w:t xml:space="preserve">+15.4 / 22.3 mJ per election</w:t>
+            </w:r>
+          </w:p>
+        </w:tc>
+      </w:tr>
+      <w:tr>
+        <w:trPr>
+          <w:cantSplit/>
+        </w:trPr>
+        <w:tc>
+          <w:tcPr>
+            <w:tcW w:type="dxa" w:w="2300"/>
+            <w:tcBorders>
+              <w:top w:val="single" w:color="D9D8D2" w:sz="4"/>
+              <w:left w:val="single" w:color="D9D8D2" w:sz="4"/>
+              <w:bottom w:val="single" w:color="D9D8D2" w:sz="4"/>
+              <w:right w:val="single" w:color="D9D8D2" w:sz="4"/>
+            </w:tcBorders>
+            <w:shd w:fill="FFFFFF" w:color="auto" w:val="clear"/>
+            <w:tcMar>
+              <w:top w:type="dxa" w:w="60"/>
+              <w:left w:type="dxa" w:w="100"/>
+              <w:bottom w:type="dxa" w:w="60"/>
+              <w:right w:type="dxa" w:w="100"/>
+            </w:tcMar>
+          </w:tcPr>
+          <w:p>
+            <w:pPr>
+              <w:jc w:val="left"/>
+            </w:pPr>
+            <w:r>
+              <w:rPr>
+                <w:color w:val="1F1F1D"/>
+                <w:sz w:val="18"/>
+                <w:szCs w:val="18"/>
+              </w:rPr>
+              <w:t xml:space="preserve">Full ECC</w:t>
+            </w:r>
+          </w:p>
+        </w:tc>
+        <w:tc>
+          <w:tcPr>
+            <w:tcW w:type="dxa" w:w="1900"/>
+            <w:tcBorders>
+              <w:top w:val="single" w:color="D9D8D2" w:sz="4"/>
+              <w:left w:val="single" w:color="D9D8D2" w:sz="4"/>
+              <w:bottom w:val="single" w:color="D9D8D2" w:sz="4"/>
+              <w:right w:val="single" w:color="D9D8D2" w:sz="4"/>
+            </w:tcBorders>
+            <w:shd w:fill="FFFFFF" w:color="auto" w:val="clear"/>
+            <w:tcMar>
+              <w:top w:type="dxa" w:w="60"/>
+              <w:left w:type="dxa" w:w="100"/>
+              <w:bottom w:type="dxa" w:w="60"/>
+              <w:right w:type="dxa" w:w="100"/>
+            </w:tcMar>
+          </w:tcPr>
+          <w:p>
+            <w:pPr>
+              <w:jc w:val="left"/>
+            </w:pPr>
+            <w:r>
+              <w:rPr>
+                <w:color w:val="1F1F1D"/>
+                <w:sz w:val="18"/>
+                <w:szCs w:val="18"/>
+              </w:rPr>
+              <w:t xml:space="preserve">ECIES</w:t>
+            </w:r>
+          </w:p>
+        </w:tc>
+        <w:tc>
+          <w:tcPr>
+            <w:tcW w:type="dxa" w:w="2200"/>
+            <w:tcBorders>
+              <w:top w:val="single" w:color="D9D8D2" w:sz="4"/>
+              <w:left w:val="single" w:color="D9D8D2" w:sz="4"/>
+              <w:bottom w:val="single" w:color="D9D8D2" w:sz="4"/>
+              <w:right w:val="single" w:color="D9D8D2" w:sz="4"/>
+            </w:tcBorders>
+            <w:shd w:fill="FFFFFF" w:color="auto" w:val="clear"/>
+            <w:tcMar>
+              <w:top w:type="dxa" w:w="60"/>
+              <w:left w:type="dxa" w:w="100"/>
+              <w:bottom w:type="dxa" w:w="60"/>
+              <w:right w:type="dxa" w:w="100"/>
+            </w:tcMar>
+          </w:tcPr>
+          <w:p>
+            <w:pPr>
+              <w:jc w:val="left"/>
+            </w:pPr>
+            <w:r>
+              <w:rPr>
+                <w:color w:val="1F1F1D"/>
+                <w:sz w:val="18"/>
+                <w:szCs w:val="18"/>
+              </w:rPr>
+              <w:t xml:space="preserve">every packet</w:t>
+            </w:r>
+          </w:p>
+        </w:tc>
+        <w:tc>
+          <w:tcPr>
+            <w:tcW w:type="dxa" w:w="3238"/>
+            <w:tcBorders>
+              <w:top w:val="single" w:color="D9D8D2" w:sz="4"/>
+              <w:left w:val="single" w:color="D9D8D2" w:sz="4"/>
+              <w:bottom w:val="single" w:color="D9D8D2" w:sz="4"/>
+              <w:right w:val="single" w:color="D9D8D2" w:sz="4"/>
+            </w:tcBorders>
+            <w:shd w:fill="FFFFFF" w:color="auto" w:val="clear"/>
+            <w:tcMar>
+              <w:top w:type="dxa" w:w="60"/>
+              <w:left w:type="dxa" w:w="100"/>
+              <w:bottom w:type="dxa" w:w="60"/>
+              <w:right w:type="dxa" w:w="100"/>
+            </w:tcMar>
+          </w:tcPr>
+          <w:p>
+            <w:pPr>
+              <w:jc w:val="left"/>
+            </w:pPr>
+            <w:r>
+              <w:rPr>
+                <w:color w:val="1F1F1D"/>
+                <w:sz w:val="18"/>
+                <w:szCs w:val="18"/>
+              </w:rPr>
+              <w:t xml:space="preserve">22.3 mJ send + 22.3 mJ receive</w:t>
+            </w:r>
+          </w:p>
+        </w:tc>
+      </w:tr>
+      <w:tr>
+        <w:trPr>
+          <w:cantSplit/>
+        </w:trPr>
+        <w:tc>
+          <w:tcPr>
+            <w:tcW w:type="dxa" w:w="2300"/>
+            <w:tcBorders>
+              <w:top w:val="single" w:color="D9D8D2" w:sz="4"/>
+              <w:left w:val="single" w:color="D9D8D2" w:sz="4"/>
+              <w:bottom w:val="single" w:color="D9D8D2" w:sz="4"/>
+              <w:right w:val="single" w:color="D9D8D2" w:sz="4"/>
+            </w:tcBorders>
+            <w:shd w:fill="F3F6FB" w:color="auto" w:val="clear"/>
+            <w:tcMar>
+              <w:top w:type="dxa" w:w="60"/>
+              <w:left w:type="dxa" w:w="100"/>
+              <w:bottom w:type="dxa" w:w="60"/>
+              <w:right w:type="dxa" w:w="100"/>
+            </w:tcMar>
+          </w:tcPr>
+          <w:p>
+            <w:pPr>
+              <w:jc w:val="left"/>
+            </w:pPr>
+            <w:r>
+              <w:rPr>
+                <w:color w:val="1F1F1D"/>
+                <w:sz w:val="18"/>
+                <w:szCs w:val="18"/>
+              </w:rPr>
+              <w:t xml:space="preserve">Full RSA</w:t>
+            </w:r>
+          </w:p>
+        </w:tc>
+        <w:tc>
+          <w:tcPr>
+            <w:tcW w:type="dxa" w:w="1900"/>
+            <w:tcBorders>
+              <w:top w:val="single" w:color="D9D8D2" w:sz="4"/>
+              <w:left w:val="single" w:color="D9D8D2" w:sz="4"/>
+              <w:bottom w:val="single" w:color="D9D8D2" w:sz="4"/>
+              <w:right w:val="single" w:color="D9D8D2" w:sz="4"/>
+            </w:tcBorders>
+            <w:shd w:fill="F3F6FB" w:color="auto" w:val="clear"/>
+            <w:tcMar>
+              <w:top w:type="dxa" w:w="60"/>
+              <w:left w:type="dxa" w:w="100"/>
+              <w:bottom w:type="dxa" w:w="60"/>
+              <w:right w:type="dxa" w:w="100"/>
+            </w:tcMar>
+          </w:tcPr>
+          <w:p>
+            <w:pPr>
+              <w:jc w:val="left"/>
+            </w:pPr>
+            <w:r>
+              <w:rPr>
+                <w:color w:val="1F1F1D"/>
+                <w:sz w:val="18"/>
+                <w:szCs w:val="18"/>
+              </w:rPr>
+              <w:t xml:space="preserve">RSA-1024 (3 blocks)</w:t>
+            </w:r>
+          </w:p>
+        </w:tc>
+        <w:tc>
+          <w:tcPr>
+            <w:tcW w:type="dxa" w:w="2200"/>
+            <w:tcBorders>
+              <w:top w:val="single" w:color="D9D8D2" w:sz="4"/>
+              <w:left w:val="single" w:color="D9D8D2" w:sz="4"/>
+              <w:bottom w:val="single" w:color="D9D8D2" w:sz="4"/>
+              <w:right w:val="single" w:color="D9D8D2" w:sz="4"/>
+            </w:tcBorders>
+            <w:shd w:fill="F3F6FB" w:color="auto" w:val="clear"/>
+            <w:tcMar>
+              <w:top w:type="dxa" w:w="60"/>
+              <w:left w:type="dxa" w:w="100"/>
+              <w:bottom w:type="dxa" w:w="60"/>
+              <w:right w:type="dxa" w:w="100"/>
+            </w:tcMar>
+          </w:tcPr>
+          <w:p>
+            <w:pPr>
+              <w:jc w:val="left"/>
+            </w:pPr>
+            <w:r>
+              <w:rPr>
+                <w:color w:val="1F1F1D"/>
+                <w:sz w:val="18"/>
+                <w:szCs w:val="18"/>
+              </w:rPr>
+              <w:t xml:space="preserve">every packet</w:t>
+            </w:r>
+          </w:p>
+        </w:tc>
+        <w:tc>
+          <w:tcPr>
+            <w:tcW w:type="dxa" w:w="3238"/>
+            <w:tcBorders>
+              <w:top w:val="single" w:color="D9D8D2" w:sz="4"/>
+              <w:left w:val="single" w:color="D9D8D2" w:sz="4"/>
+              <w:bottom w:val="single" w:color="D9D8D2" w:sz="4"/>
+              <w:right w:val="single" w:color="D9D8D2" w:sz="4"/>
+            </w:tcBorders>
+            <w:shd w:fill="F3F6FB" w:color="auto" w:val="clear"/>
+            <w:tcMar>
+              <w:top w:type="dxa" w:w="60"/>
+              <w:left w:type="dxa" w:w="100"/>
+              <w:bottom w:type="dxa" w:w="60"/>
+              <w:right w:type="dxa" w:w="100"/>
+            </w:tcMar>
+          </w:tcPr>
+          <w:p>
+            <w:pPr>
+              <w:jc w:val="left"/>
+            </w:pPr>
+            <w:r>
+              <w:rPr>
+                <w:color w:val="1F1F1D"/>
+                <w:sz w:val="18"/>
+                <w:szCs w:val="18"/>
+              </w:rPr>
+              <w:t xml:space="preserve">35.7 mJ send + 912 mJ receive</w:t>
+            </w:r>
+          </w:p>
+        </w:tc>
+      </w:tr>
+    </w:tbl>
+    <w:p>
+      <w:pPr>
+        <w:pStyle w:val="Heading2"/>
+      </w:pPr>
+      <w:r>
+        <w:t xml:space="preserve">9.3 Results</w:t>
+      </w:r>
+    </w:p>
+    <w:tbl>
+      <w:tblPr>
+        <w:tblW w:type="dxa" w:w="9638"/>
+        <w:tblBorders>
+          <w:top w:val="single" w:color="auto" w:sz="4"/>
+          <w:left w:val="single" w:color="auto" w:sz="4"/>
+          <w:bottom w:val="single" w:color="auto" w:sz="4"/>
+          <w:right w:val="single" w:color="auto" w:sz="4"/>
+          <w:insideH w:val="single" w:color="auto" w:sz="4"/>
+          <w:insideV w:val="single" w:color="auto" w:sz="4"/>
+        </w:tblBorders>
+      </w:tblPr>
+      <w:tblGrid>
+        <w:gridCol w:w="1900"/>
+        <w:gridCol w:w="1180"/>
+        <w:gridCol w:w="1180"/>
+        <w:gridCol w:w="1180"/>
+        <w:gridCol w:w="1180"/>
+        <w:gridCol w:w="1190"/>
+        <w:gridCol w:w="1828"/>
+      </w:tblGrid>
+      <w:tr>
+        <w:trPr>
+          <w:cantSplit/>
+          <w:tblHeader/>
+        </w:trPr>
+        <w:tc>
+          <w:tcPr>
+            <w:tcW w:type="dxa" w:w="1900"/>
+            <w:tcBorders>
+              <w:top w:val="single" w:color="D9D8D2" w:sz="4"/>
+              <w:left w:val="single" w:color="D9D8D2" w:sz="4"/>
+              <w:bottom w:val="single" w:color="D9D8D2" w:sz="4"/>
+              <w:right w:val="single" w:color="D9D8D2" w:sz="4"/>
+            </w:tcBorders>
+            <w:shd w:fill="14213D" w:color="auto" w:val="clear"/>
+            <w:tcMar>
+              <w:top w:type="dxa" w:w="60"/>
+              <w:left w:type="dxa" w:w="100"/>
+              <w:bottom w:type="dxa" w:w="60"/>
+              <w:right w:type="dxa" w:w="100"/>
+            </w:tcMar>
+          </w:tcPr>
+          <w:p>
+            <w:pPr>
+              <w:jc w:val="left"/>
+            </w:pPr>
+            <w:r>
+              <w:rPr>
+                <w:b/>
+                <w:bCs/>
+                <w:color w:val="FFFFFF"/>
+                <w:sz w:val="18"/>
+                <w:szCs w:val="18"/>
+              </w:rPr>
+              <w:t xml:space="preserve">Scenario</w:t>
+            </w:r>
+          </w:p>
+        </w:tc>
+        <w:tc>
+          <w:tcPr>
+            <w:tcW w:type="dxa" w:w="1180"/>
+            <w:tcBorders>
+              <w:top w:val="single" w:color="D9D8D2" w:sz="4"/>
+              <w:left w:val="single" w:color="D9D8D2" w:sz="4"/>
+              <w:bottom w:val="single" w:color="D9D8D2" w:sz="4"/>
+              <w:right w:val="single" w:color="D9D8D2" w:sz="4"/>
+            </w:tcBorders>
+            <w:shd w:fill="14213D" w:color="auto" w:val="clear"/>
+            <w:tcMar>
+              <w:top w:type="dxa" w:w="60"/>
+              <w:left w:type="dxa" w:w="100"/>
+              <w:bottom w:type="dxa" w:w="60"/>
+              <w:right w:type="dxa" w:w="100"/>
+            </w:tcMar>
+          </w:tcPr>
+          <w:p>
+            <w:pPr>
+              <w:jc w:val="center"/>
+            </w:pPr>
+            <w:r>
+              <w:rPr>
+                <w:b/>
+                <w:bCs/>
+                <w:color w:val="FFFFFF"/>
+                <w:sz w:val="18"/>
+                <w:szCs w:val="18"/>
+              </w:rPr>
+              <w:t xml:space="preserve">LEACH</w:t>
+            </w:r>
+          </w:p>
+        </w:tc>
+        <w:tc>
+          <w:tcPr>
+            <w:tcW w:type="dxa" w:w="1180"/>
+            <w:tcBorders>
+              <w:top w:val="single" w:color="D9D8D2" w:sz="4"/>
+              <w:left w:val="single" w:color="D9D8D2" w:sz="4"/>
+              <w:bottom w:val="single" w:color="D9D8D2" w:sz="4"/>
+              <w:right w:val="single" w:color="D9D8D2" w:sz="4"/>
+            </w:tcBorders>
+            <w:shd w:fill="14213D" w:color="auto" w:val="clear"/>
+            <w:tcMar>
+              <w:top w:type="dxa" w:w="60"/>
+              <w:left w:type="dxa" w:w="100"/>
+              <w:bottom w:type="dxa" w:w="60"/>
+              <w:right w:type="dxa" w:w="100"/>
+            </w:tcMar>
+          </w:tcPr>
+          <w:p>
+            <w:pPr>
+              <w:jc w:val="center"/>
+            </w:pPr>
+            <w:r>
+              <w:rPr>
+                <w:b/>
+                <w:bCs/>
+                <w:color w:val="FFFFFF"/>
+                <w:sz w:val="18"/>
+                <w:szCs w:val="18"/>
+              </w:rPr>
+              <w:t xml:space="preserve">PEGASIS</w:t>
+            </w:r>
+          </w:p>
+        </w:tc>
+        <w:tc>
+          <w:tcPr>
+            <w:tcW w:type="dxa" w:w="1180"/>
+            <w:tcBorders>
+              <w:top w:val="single" w:color="D9D8D2" w:sz="4"/>
+              <w:left w:val="single" w:color="D9D8D2" w:sz="4"/>
+              <w:bottom w:val="single" w:color="D9D8D2" w:sz="4"/>
+              <w:right w:val="single" w:color="D9D8D2" w:sz="4"/>
+            </w:tcBorders>
+            <w:shd w:fill="14213D" w:color="auto" w:val="clear"/>
+            <w:tcMar>
+              <w:top w:type="dxa" w:w="60"/>
+              <w:left w:type="dxa" w:w="100"/>
+              <w:bottom w:type="dxa" w:w="60"/>
+              <w:right w:type="dxa" w:w="100"/>
+            </w:tcMar>
+          </w:tcPr>
+          <w:p>
+            <w:pPr>
+              <w:jc w:val="center"/>
+            </w:pPr>
+            <w:r>
+              <w:rPr>
+                <w:b/>
+                <w:bCs/>
+                <w:color w:val="FFFFFF"/>
+                <w:sz w:val="18"/>
+                <w:szCs w:val="18"/>
+              </w:rPr>
+              <w:t xml:space="preserve">v8</w:t>
+            </w:r>
+          </w:p>
+        </w:tc>
+        <w:tc>
+          <w:tcPr>
+            <w:tcW w:type="dxa" w:w="1180"/>
+            <w:tcBorders>
+              <w:top w:val="single" w:color="D9D8D2" w:sz="4"/>
+              <w:left w:val="single" w:color="D9D8D2" w:sz="4"/>
+              <w:bottom w:val="single" w:color="D9D8D2" w:sz="4"/>
+              <w:right w:val="single" w:color="D9D8D2" w:sz="4"/>
+            </w:tcBorders>
+            <w:shd w:fill="14213D" w:color="auto" w:val="clear"/>
+            <w:tcMar>
+              <w:top w:type="dxa" w:w="60"/>
+              <w:left w:type="dxa" w:w="100"/>
+              <w:bottom w:type="dxa" w:w="60"/>
+              <w:right w:type="dxa" w:w="100"/>
+            </w:tcMar>
+          </w:tcPr>
+          <w:p>
+            <w:pPr>
+              <w:jc w:val="center"/>
+            </w:pPr>
+            <w:r>
+              <w:rPr>
+                <w:b/>
+                <w:bCs/>
+                <w:color w:val="FFFFFF"/>
+                <w:sz w:val="18"/>
+                <w:szCs w:val="18"/>
+              </w:rPr>
+              <w:t xml:space="preserve">LEACH far</w:t>
+            </w:r>
+          </w:p>
+        </w:tc>
+        <w:tc>
+          <w:tcPr>
+            <w:tcW w:type="dxa" w:w="1190"/>
+            <w:tcBorders>
+              <w:top w:val="single" w:color="D9D8D2" w:sz="4"/>
+              <w:left w:val="single" w:color="D9D8D2" w:sz="4"/>
+              <w:bottom w:val="single" w:color="D9D8D2" w:sz="4"/>
+              <w:right w:val="single" w:color="D9D8D2" w:sz="4"/>
+            </w:tcBorders>
+            <w:shd w:fill="14213D" w:color="auto" w:val="clear"/>
+            <w:tcMar>
+              <w:top w:type="dxa" w:w="60"/>
+              <w:left w:type="dxa" w:w="100"/>
+              <w:bottom w:type="dxa" w:w="60"/>
+              <w:right w:type="dxa" w:w="100"/>
+            </w:tcMar>
+          </w:tcPr>
+          <w:p>
+            <w:pPr>
+              <w:jc w:val="center"/>
+            </w:pPr>
+            <w:r>
+              <w:rPr>
+                <w:b/>
+                <w:bCs/>
+                <w:color w:val="FFFFFF"/>
+                <w:sz w:val="18"/>
+                <w:szCs w:val="18"/>
+              </w:rPr>
+              <w:t xml:space="preserve">PEGASIS far</w:t>
+            </w:r>
+          </w:p>
+        </w:tc>
+        <w:tc>
+          <w:tcPr>
+            <w:tcW w:type="dxa" w:w="1828"/>
+            <w:tcBorders>
+              <w:top w:val="single" w:color="D9D8D2" w:sz="4"/>
+              <w:left w:val="single" w:color="D9D8D2" w:sz="4"/>
+              <w:bottom w:val="single" w:color="D9D8D2" w:sz="4"/>
+              <w:right w:val="single" w:color="D9D8D2" w:sz="4"/>
+            </w:tcBorders>
+            <w:shd w:fill="14213D" w:color="auto" w:val="clear"/>
+            <w:tcMar>
+              <w:top w:type="dxa" w:w="60"/>
+              <w:left w:type="dxa" w:w="100"/>
+              <w:bottom w:type="dxa" w:w="60"/>
+              <w:right w:type="dxa" w:w="100"/>
+            </w:tcMar>
+          </w:tcPr>
+          <w:p>
+            <w:pPr>
+              <w:jc w:val="center"/>
+            </w:pPr>
+            <w:r>
+              <w:rPr>
+                <w:b/>
+                <w:bCs/>
+                <w:color w:val="FFFFFF"/>
+                <w:sz w:val="18"/>
+                <w:szCs w:val="18"/>
+              </w:rPr>
+              <w:t xml:space="preserve">v8-Chain far</w:t>
+            </w:r>
+          </w:p>
+        </w:tc>
+      </w:tr>
+      <w:tr>
+        <w:trPr>
+          <w:cantSplit/>
+        </w:trPr>
+        <w:tc>
+          <w:tcPr>
+            <w:tcW w:type="dxa" w:w="1900"/>
+            <w:tcBorders>
+              <w:top w:val="single" w:color="D9D8D2" w:sz="4"/>
+              <w:left w:val="single" w:color="D9D8D2" w:sz="4"/>
+              <w:bottom w:val="single" w:color="D9D8D2" w:sz="4"/>
+              <w:right w:val="single" w:color="D9D8D2" w:sz="4"/>
+            </w:tcBorders>
+            <w:shd w:fill="FFFFFF" w:color="auto" w:val="clear"/>
+            <w:tcMar>
+              <w:top w:type="dxa" w:w="60"/>
+              <w:left w:type="dxa" w:w="100"/>
+              <w:bottom w:type="dxa" w:w="60"/>
+              <w:right w:type="dxa" w:w="100"/>
+            </w:tcMar>
+          </w:tcPr>
+          <w:p>
+            <w:pPr>
+              <w:jc w:val="left"/>
+            </w:pPr>
+            <w:r>
+              <w:rPr>
+                <w:b w:val="false"/>
+                <w:bCs w:val="false"/>
+                <w:color w:val="1F1F1D"/>
+                <w:sz w:val="18"/>
+                <w:szCs w:val="18"/>
+              </w:rPr>
+              <w:t xml:space="preserve">No security</w:t>
+            </w:r>
+          </w:p>
+        </w:tc>
+        <w:tc>
+          <w:tcPr>
+            <w:tcW w:type="dxa" w:w="1180"/>
+            <w:tcBorders>
+              <w:top w:val="single" w:color="D9D8D2" w:sz="4"/>
+              <w:left w:val="single" w:color="D9D8D2" w:sz="4"/>
+              <w:bottom w:val="single" w:color="D9D8D2" w:sz="4"/>
+              <w:right w:val="single" w:color="D9D8D2" w:sz="4"/>
+            </w:tcBorders>
+            <w:shd w:fill="FFFFFF" w:color="auto" w:val="clear"/>
+            <w:tcMar>
+              <w:top w:type="dxa" w:w="60"/>
+              <w:left w:type="dxa" w:w="100"/>
+              <w:bottom w:type="dxa" w:w="60"/>
+              <w:right w:type="dxa" w:w="100"/>
+            </w:tcMar>
+          </w:tcPr>
+          <w:p>
+            <w:pPr>
+              <w:jc w:val="center"/>
+            </w:pPr>
+            <w:r>
+              <w:rPr>
+                <w:b w:val="false"/>
+                <w:bCs w:val="false"/>
+                <w:color w:val="1F1F1D"/>
+                <w:sz w:val="18"/>
+                <w:szCs w:val="18"/>
+              </w:rPr>
+              <w:t xml:space="preserve">1383 (99.40%)</w:t>
+            </w:r>
+          </w:p>
+        </w:tc>
+        <w:tc>
+          <w:tcPr>
+            <w:tcW w:type="dxa" w:w="1180"/>
+            <w:tcBorders>
+              <w:top w:val="single" w:color="D9D8D2" w:sz="4"/>
+              <w:left w:val="single" w:color="D9D8D2" w:sz="4"/>
+              <w:bottom w:val="single" w:color="D9D8D2" w:sz="4"/>
+              <w:right w:val="single" w:color="D9D8D2" w:sz="4"/>
+            </w:tcBorders>
+            <w:shd w:fill="FFFFFF" w:color="auto" w:val="clear"/>
+            <w:tcMar>
+              <w:top w:type="dxa" w:w="60"/>
+              <w:left w:type="dxa" w:w="100"/>
+              <w:bottom w:type="dxa" w:w="60"/>
+              <w:right w:type="dxa" w:w="100"/>
+            </w:tcMar>
+          </w:tcPr>
+          <w:p>
+            <w:pPr>
+              <w:jc w:val="center"/>
+            </w:pPr>
+            <w:r>
+              <w:rPr>
+                <w:b w:val="false"/>
+                <w:bCs w:val="false"/>
+                <w:color w:val="1F1F1D"/>
+                <w:sz w:val="18"/>
+                <w:szCs w:val="18"/>
+              </w:rPr>
+              <w:t xml:space="preserve">1324 (99.42%)</w:t>
+            </w:r>
+          </w:p>
+        </w:tc>
+        <w:tc>
+          <w:tcPr>
+            <w:tcW w:type="dxa" w:w="1180"/>
+            <w:tcBorders>
+              <w:top w:val="single" w:color="D9D8D2" w:sz="4"/>
+              <w:left w:val="single" w:color="D9D8D2" w:sz="4"/>
+              <w:bottom w:val="single" w:color="D9D8D2" w:sz="4"/>
+              <w:right w:val="single" w:color="D9D8D2" w:sz="4"/>
+            </w:tcBorders>
+            <w:shd w:fill="FFFFFF" w:color="auto" w:val="clear"/>
+            <w:tcMar>
+              <w:top w:type="dxa" w:w="60"/>
+              <w:left w:type="dxa" w:w="100"/>
+              <w:bottom w:type="dxa" w:w="60"/>
+              <w:right w:type="dxa" w:w="100"/>
+            </w:tcMar>
+          </w:tcPr>
+          <w:p>
+            <w:pPr>
+              <w:jc w:val="center"/>
+            </w:pPr>
+            <w:r>
+              <w:rPr>
+                <w:b w:val="false"/>
+                <w:bCs w:val="false"/>
+                <w:color w:val="1F1F1D"/>
+                <w:sz w:val="18"/>
+                <w:szCs w:val="18"/>
+              </w:rPr>
+              <w:t xml:space="preserve">2501 (99.64%)</w:t>
+            </w:r>
+          </w:p>
+        </w:tc>
+        <w:tc>
+          <w:tcPr>
+            <w:tcW w:type="dxa" w:w="1180"/>
+            <w:tcBorders>
+              <w:top w:val="single" w:color="D9D8D2" w:sz="4"/>
+              <w:left w:val="single" w:color="D9D8D2" w:sz="4"/>
+              <w:bottom w:val="single" w:color="D9D8D2" w:sz="4"/>
+              <w:right w:val="single" w:color="D9D8D2" w:sz="4"/>
+            </w:tcBorders>
+            <w:shd w:fill="FFFFFF" w:color="auto" w:val="clear"/>
+            <w:tcMar>
+              <w:top w:type="dxa" w:w="60"/>
+              <w:left w:type="dxa" w:w="100"/>
+              <w:bottom w:type="dxa" w:w="60"/>
+              <w:right w:type="dxa" w:w="100"/>
+            </w:tcMar>
+          </w:tcPr>
+          <w:p>
+            <w:pPr>
+              <w:jc w:val="center"/>
+            </w:pPr>
+            <w:r>
+              <w:rPr>
+                <w:b w:val="false"/>
+                <w:bCs w:val="false"/>
+                <w:color w:val="1F1F1D"/>
+                <w:sz w:val="18"/>
+                <w:szCs w:val="18"/>
+              </w:rPr>
+              <w:t xml:space="preserve">988 (99.43%)</w:t>
+            </w:r>
+          </w:p>
+        </w:tc>
+        <w:tc>
+          <w:tcPr>
+            <w:tcW w:type="dxa" w:w="1190"/>
+            <w:tcBorders>
+              <w:top w:val="single" w:color="D9D8D2" w:sz="4"/>
+              <w:left w:val="single" w:color="D9D8D2" w:sz="4"/>
+              <w:bottom w:val="single" w:color="D9D8D2" w:sz="4"/>
+              <w:right w:val="single" w:color="D9D8D2" w:sz="4"/>
+            </w:tcBorders>
+            <w:shd w:fill="FFFFFF" w:color="auto" w:val="clear"/>
+            <w:tcMar>
+              <w:top w:type="dxa" w:w="60"/>
+              <w:left w:type="dxa" w:w="100"/>
+              <w:bottom w:type="dxa" w:w="60"/>
+              <w:right w:type="dxa" w:w="100"/>
+            </w:tcMar>
+          </w:tcPr>
+          <w:p>
+            <w:pPr>
+              <w:jc w:val="center"/>
+            </w:pPr>
+            <w:r>
+              <w:rPr>
+                <w:b w:val="false"/>
+                <w:bCs w:val="false"/>
+                <w:color w:val="1F1F1D"/>
+                <w:sz w:val="18"/>
+                <w:szCs w:val="18"/>
+              </w:rPr>
+              <w:t xml:space="preserve">1374 (99.08%)</w:t>
+            </w:r>
+          </w:p>
+        </w:tc>
+        <w:tc>
+          <w:tcPr>
+            <w:tcW w:type="dxa" w:w="1828"/>
+            <w:tcBorders>
+              <w:top w:val="single" w:color="D9D8D2" w:sz="4"/>
+              <w:left w:val="single" w:color="D9D8D2" w:sz="4"/>
+              <w:bottom w:val="single" w:color="D9D8D2" w:sz="4"/>
+              <w:right w:val="single" w:color="D9D8D2" w:sz="4"/>
+            </w:tcBorders>
+            <w:shd w:fill="FFFFFF" w:color="auto" w:val="clear"/>
+            <w:tcMar>
+              <w:top w:type="dxa" w:w="60"/>
+              <w:left w:type="dxa" w:w="100"/>
+              <w:bottom w:type="dxa" w:w="60"/>
+              <w:right w:type="dxa" w:w="100"/>
+            </w:tcMar>
+          </w:tcPr>
+          <w:p>
+            <w:pPr>
+              <w:jc w:val="center"/>
+            </w:pPr>
+            <w:r>
+              <w:rPr>
+                <w:b w:val="false"/>
+                <w:bCs w:val="false"/>
+                <w:color w:val="1F1F1D"/>
+                <w:sz w:val="18"/>
+                <w:szCs w:val="18"/>
+              </w:rPr>
+              <w:t xml:space="preserve">1671 (99.36%)</w:t>
+            </w:r>
+          </w:p>
+        </w:tc>
+      </w:tr>
+      <w:tr>
+        <w:trPr>
+          <w:cantSplit/>
+        </w:trPr>
+        <w:tc>
+          <w:tcPr>
+            <w:tcW w:type="dxa" w:w="1900"/>
+            <w:tcBorders>
+              <w:top w:val="single" w:color="D9D8D2" w:sz="4"/>
+              <w:left w:val="single" w:color="D9D8D2" w:sz="4"/>
+              <w:bottom w:val="single" w:color="D9D8D2" w:sz="4"/>
+              <w:right w:val="single" w:color="D9D8D2" w:sz="4"/>
+            </w:tcBorders>
+            <w:shd w:fill="F3F6FB" w:color="auto" w:val="clear"/>
+            <w:tcMar>
+              <w:top w:type="dxa" w:w="60"/>
+              <w:left w:type="dxa" w:w="100"/>
+              <w:bottom w:type="dxa" w:w="60"/>
+              <w:right w:type="dxa" w:w="100"/>
+            </w:tcMar>
+          </w:tcPr>
+          <w:p>
+            <w:pPr>
+              <w:jc w:val="left"/>
+            </w:pPr>
+            <w:r>
+              <w:rPr>
+                <w:b w:val="false"/>
+                <w:bCs w:val="false"/>
+                <w:color w:val="1F1F1D"/>
+                <w:sz w:val="18"/>
+                <w:szCs w:val="18"/>
+              </w:rPr>
+              <w:t xml:space="preserve">AES + MIC only</w:t>
+            </w:r>
+          </w:p>
+        </w:tc>
+        <w:tc>
+          <w:tcPr>
+            <w:tcW w:type="dxa" w:w="1180"/>
+            <w:tcBorders>
+              <w:top w:val="single" w:color="D9D8D2" w:sz="4"/>
+              <w:left w:val="single" w:color="D9D8D2" w:sz="4"/>
+              <w:bottom w:val="single" w:color="D9D8D2" w:sz="4"/>
+              <w:right w:val="single" w:color="D9D8D2" w:sz="4"/>
+            </w:tcBorders>
+            <w:shd w:fill="F3F6FB" w:color="auto" w:val="clear"/>
+            <w:tcMar>
+              <w:top w:type="dxa" w:w="60"/>
+              <w:left w:type="dxa" w:w="100"/>
+              <w:bottom w:type="dxa" w:w="60"/>
+              <w:right w:type="dxa" w:w="100"/>
+            </w:tcMar>
+          </w:tcPr>
+          <w:p>
+            <w:pPr>
+              <w:jc w:val="center"/>
+            </w:pPr>
+            <w:r>
+              <w:rPr>
+                <w:b w:val="false"/>
+                <w:bCs w:val="false"/>
+                <w:color w:val="1F1F1D"/>
+                <w:sz w:val="18"/>
+                <w:szCs w:val="18"/>
+              </w:rPr>
+              <w:t xml:space="preserve">1037 (99.13%)</w:t>
+            </w:r>
+          </w:p>
+        </w:tc>
+        <w:tc>
+          <w:tcPr>
+            <w:tcW w:type="dxa" w:w="1180"/>
+            <w:tcBorders>
+              <w:top w:val="single" w:color="D9D8D2" w:sz="4"/>
+              <w:left w:val="single" w:color="D9D8D2" w:sz="4"/>
+              <w:bottom w:val="single" w:color="D9D8D2" w:sz="4"/>
+              <w:right w:val="single" w:color="D9D8D2" w:sz="4"/>
+            </w:tcBorders>
+            <w:shd w:fill="F3F6FB" w:color="auto" w:val="clear"/>
+            <w:tcMar>
+              <w:top w:type="dxa" w:w="60"/>
+              <w:left w:type="dxa" w:w="100"/>
+              <w:bottom w:type="dxa" w:w="60"/>
+              <w:right w:type="dxa" w:w="100"/>
+            </w:tcMar>
+          </w:tcPr>
+          <w:p>
+            <w:pPr>
+              <w:jc w:val="center"/>
+            </w:pPr>
+            <w:r>
+              <w:rPr>
+                <w:b w:val="false"/>
+                <w:bCs w:val="false"/>
+                <w:color w:val="1F1F1D"/>
+                <w:sz w:val="18"/>
+                <w:szCs w:val="18"/>
+              </w:rPr>
+              <w:t xml:space="preserve">1196 (99.42%)</w:t>
+            </w:r>
+          </w:p>
+        </w:tc>
+        <w:tc>
+          <w:tcPr>
+            <w:tcW w:type="dxa" w:w="1180"/>
+            <w:tcBorders>
+              <w:top w:val="single" w:color="D9D8D2" w:sz="4"/>
+              <w:left w:val="single" w:color="D9D8D2" w:sz="4"/>
+              <w:bottom w:val="single" w:color="D9D8D2" w:sz="4"/>
+              <w:right w:val="single" w:color="D9D8D2" w:sz="4"/>
+            </w:tcBorders>
+            <w:shd w:fill="F3F6FB" w:color="auto" w:val="clear"/>
+            <w:tcMar>
+              <w:top w:type="dxa" w:w="60"/>
+              <w:left w:type="dxa" w:w="100"/>
+              <w:bottom w:type="dxa" w:w="60"/>
+              <w:right w:type="dxa" w:w="100"/>
+            </w:tcMar>
+          </w:tcPr>
+          <w:p>
+            <w:pPr>
+              <w:jc w:val="center"/>
+            </w:pPr>
+            <w:r>
+              <w:rPr>
+                <w:b w:val="false"/>
+                <w:bCs w:val="false"/>
+                <w:color w:val="1F1F1D"/>
+                <w:sz w:val="18"/>
+                <w:szCs w:val="18"/>
+              </w:rPr>
+              <w:t xml:space="preserve">2096 (99.72%)</w:t>
+            </w:r>
+          </w:p>
+        </w:tc>
+        <w:tc>
+          <w:tcPr>
+            <w:tcW w:type="dxa" w:w="1180"/>
+            <w:tcBorders>
+              <w:top w:val="single" w:color="D9D8D2" w:sz="4"/>
+              <w:left w:val="single" w:color="D9D8D2" w:sz="4"/>
+              <w:bottom w:val="single" w:color="D9D8D2" w:sz="4"/>
+              <w:right w:val="single" w:color="D9D8D2" w:sz="4"/>
+            </w:tcBorders>
+            <w:shd w:fill="F3F6FB" w:color="auto" w:val="clear"/>
+            <w:tcMar>
+              <w:top w:type="dxa" w:w="60"/>
+              <w:left w:type="dxa" w:w="100"/>
+              <w:bottom w:type="dxa" w:w="60"/>
+              <w:right w:type="dxa" w:w="100"/>
+            </w:tcMar>
+          </w:tcPr>
+          <w:p>
+            <w:pPr>
+              <w:jc w:val="center"/>
+            </w:pPr>
+            <w:r>
+              <w:rPr>
+                <w:b w:val="false"/>
+                <w:bCs w:val="false"/>
+                <w:color w:val="1F1F1D"/>
+                <w:sz w:val="18"/>
+                <w:szCs w:val="18"/>
+              </w:rPr>
+              <w:t xml:space="preserve">821 (98.84%)</w:t>
+            </w:r>
+          </w:p>
+        </w:tc>
+        <w:tc>
+          <w:tcPr>
+            <w:tcW w:type="dxa" w:w="1190"/>
+            <w:tcBorders>
+              <w:top w:val="single" w:color="D9D8D2" w:sz="4"/>
+              <w:left w:val="single" w:color="D9D8D2" w:sz="4"/>
+              <w:bottom w:val="single" w:color="D9D8D2" w:sz="4"/>
+              <w:right w:val="single" w:color="D9D8D2" w:sz="4"/>
+            </w:tcBorders>
+            <w:shd w:fill="F3F6FB" w:color="auto" w:val="clear"/>
+            <w:tcMar>
+              <w:top w:type="dxa" w:w="60"/>
+              <w:left w:type="dxa" w:w="100"/>
+              <w:bottom w:type="dxa" w:w="60"/>
+              <w:right w:type="dxa" w:w="100"/>
+            </w:tcMar>
+          </w:tcPr>
+          <w:p>
+            <w:pPr>
+              <w:jc w:val="center"/>
+            </w:pPr>
+            <w:r>
+              <w:rPr>
+                <w:b w:val="false"/>
+                <w:bCs w:val="false"/>
+                <w:color w:val="1F1F1D"/>
+                <w:sz w:val="18"/>
+                <w:szCs w:val="18"/>
+              </w:rPr>
+              <w:t xml:space="preserve">1237 (99.11%)</w:t>
+            </w:r>
+          </w:p>
+        </w:tc>
+        <w:tc>
+          <w:tcPr>
+            <w:tcW w:type="dxa" w:w="1828"/>
+            <w:tcBorders>
+              <w:top w:val="single" w:color="D9D8D2" w:sz="4"/>
+              <w:left w:val="single" w:color="D9D8D2" w:sz="4"/>
+              <w:bottom w:val="single" w:color="D9D8D2" w:sz="4"/>
+              <w:right w:val="single" w:color="D9D8D2" w:sz="4"/>
+            </w:tcBorders>
+            <w:shd w:fill="F3F6FB" w:color="auto" w:val="clear"/>
+            <w:tcMar>
+              <w:top w:type="dxa" w:w="60"/>
+              <w:left w:type="dxa" w:w="100"/>
+              <w:bottom w:type="dxa" w:w="60"/>
+              <w:right w:type="dxa" w:w="100"/>
+            </w:tcMar>
+          </w:tcPr>
+          <w:p>
+            <w:pPr>
+              <w:jc w:val="center"/>
+            </w:pPr>
+            <w:r>
+              <w:rPr>
+                <w:b w:val="false"/>
+                <w:bCs w:val="false"/>
+                <w:color w:val="1F1F1D"/>
+                <w:sz w:val="18"/>
+                <w:szCs w:val="18"/>
+              </w:rPr>
+              <w:t xml:space="preserve">1356 (99.52%)</w:t>
+            </w:r>
+          </w:p>
+        </w:tc>
+      </w:tr>
+      <w:tr>
+        <w:trPr>
+          <w:cantSplit/>
+        </w:trPr>
+        <w:tc>
+          <w:tcPr>
+            <w:tcW w:type="dxa" w:w="1900"/>
+            <w:tcBorders>
+              <w:top w:val="single" w:color="D9D8D2" w:sz="4"/>
+              <w:left w:val="single" w:color="D9D8D2" w:sz="4"/>
+              <w:bottom w:val="single" w:color="D9D8D2" w:sz="4"/>
+              <w:right w:val="single" w:color="D9D8D2" w:sz="4"/>
+            </w:tcBorders>
+            <w:shd w:fill="DCE9FA" w:color="auto" w:val="clear"/>
+            <w:tcMar>
+              <w:top w:type="dxa" w:w="60"/>
+              <w:left w:type="dxa" w:w="100"/>
+              <w:bottom w:type="dxa" w:w="60"/>
+              <w:right w:type="dxa" w:w="100"/>
+            </w:tcMar>
+          </w:tcPr>
+          <w:p>
+            <w:pPr>
+              <w:jc w:val="left"/>
+            </w:pPr>
+            <w:r>
+              <w:rPr>
+                <w:b/>
+                <w:bCs/>
+                <w:color w:val="1F1F1D"/>
+                <w:sz w:val="18"/>
+                <w:szCs w:val="18"/>
+              </w:rPr>
+              <w:t xml:space="preserve">Hybrid RSA once</w:t>
+            </w:r>
+          </w:p>
+        </w:tc>
+        <w:tc>
+          <w:tcPr>
+            <w:tcW w:type="dxa" w:w="1180"/>
+            <w:tcBorders>
+              <w:top w:val="single" w:color="D9D8D2" w:sz="4"/>
+              <w:left w:val="single" w:color="D9D8D2" w:sz="4"/>
+              <w:bottom w:val="single" w:color="D9D8D2" w:sz="4"/>
+              <w:right w:val="single" w:color="D9D8D2" w:sz="4"/>
+            </w:tcBorders>
+            <w:shd w:fill="DCE9FA" w:color="auto" w:val="clear"/>
+            <w:tcMar>
+              <w:top w:type="dxa" w:w="60"/>
+              <w:left w:type="dxa" w:w="100"/>
+              <w:bottom w:type="dxa" w:w="60"/>
+              <w:right w:type="dxa" w:w="100"/>
+            </w:tcMar>
+          </w:tcPr>
+          <w:p>
+            <w:pPr>
+              <w:jc w:val="center"/>
+            </w:pPr>
+            <w:r>
+              <w:rPr>
+                <w:b/>
+                <w:bCs/>
+                <w:color w:val="1F1F1D"/>
+                <w:sz w:val="18"/>
+                <w:szCs w:val="18"/>
+              </w:rPr>
+              <w:t xml:space="preserve">1019 (99.20%)</w:t>
+            </w:r>
+          </w:p>
+        </w:tc>
+        <w:tc>
+          <w:tcPr>
+            <w:tcW w:type="dxa" w:w="1180"/>
+            <w:tcBorders>
+              <w:top w:val="single" w:color="D9D8D2" w:sz="4"/>
+              <w:left w:val="single" w:color="D9D8D2" w:sz="4"/>
+              <w:bottom w:val="single" w:color="D9D8D2" w:sz="4"/>
+              <w:right w:val="single" w:color="D9D8D2" w:sz="4"/>
+            </w:tcBorders>
+            <w:shd w:fill="DCE9FA" w:color="auto" w:val="clear"/>
+            <w:tcMar>
+              <w:top w:type="dxa" w:w="60"/>
+              <w:left w:type="dxa" w:w="100"/>
+              <w:bottom w:type="dxa" w:w="60"/>
+              <w:right w:type="dxa" w:w="100"/>
+            </w:tcMar>
+          </w:tcPr>
+          <w:p>
+            <w:pPr>
+              <w:jc w:val="center"/>
+            </w:pPr>
+            <w:r>
+              <w:rPr>
+                <w:b/>
+                <w:bCs/>
+                <w:color w:val="1F1F1D"/>
+                <w:sz w:val="18"/>
+                <w:szCs w:val="18"/>
+              </w:rPr>
+              <w:t xml:space="preserve">1158 (99.35%)</w:t>
+            </w:r>
+          </w:p>
+        </w:tc>
+        <w:tc>
+          <w:tcPr>
+            <w:tcW w:type="dxa" w:w="1180"/>
+            <w:tcBorders>
+              <w:top w:val="single" w:color="D9D8D2" w:sz="4"/>
+              <w:left w:val="single" w:color="D9D8D2" w:sz="4"/>
+              <w:bottom w:val="single" w:color="D9D8D2" w:sz="4"/>
+              <w:right w:val="single" w:color="D9D8D2" w:sz="4"/>
+            </w:tcBorders>
+            <w:shd w:fill="DCE9FA" w:color="auto" w:val="clear"/>
+            <w:tcMar>
+              <w:top w:type="dxa" w:w="60"/>
+              <w:left w:type="dxa" w:w="100"/>
+              <w:bottom w:type="dxa" w:w="60"/>
+              <w:right w:type="dxa" w:w="100"/>
+            </w:tcMar>
+          </w:tcPr>
+          <w:p>
+            <w:pPr>
+              <w:jc w:val="center"/>
+            </w:pPr>
+            <w:r>
+              <w:rPr>
+                <w:b/>
+                <w:bCs/>
+                <w:color w:val="1F1F1D"/>
+                <w:sz w:val="18"/>
+                <w:szCs w:val="18"/>
+              </w:rPr>
+              <w:t xml:space="preserve">2061 (99.62%)</w:t>
+            </w:r>
+          </w:p>
+        </w:tc>
+        <w:tc>
+          <w:tcPr>
+            <w:tcW w:type="dxa" w:w="1180"/>
+            <w:tcBorders>
+              <w:top w:val="single" w:color="D9D8D2" w:sz="4"/>
+              <w:left w:val="single" w:color="D9D8D2" w:sz="4"/>
+              <w:bottom w:val="single" w:color="D9D8D2" w:sz="4"/>
+              <w:right w:val="single" w:color="D9D8D2" w:sz="4"/>
+            </w:tcBorders>
+            <w:shd w:fill="DCE9FA" w:color="auto" w:val="clear"/>
+            <w:tcMar>
+              <w:top w:type="dxa" w:w="60"/>
+              <w:left w:type="dxa" w:w="100"/>
+              <w:bottom w:type="dxa" w:w="60"/>
+              <w:right w:type="dxa" w:w="100"/>
+            </w:tcMar>
+          </w:tcPr>
+          <w:p>
+            <w:pPr>
+              <w:jc w:val="center"/>
+            </w:pPr>
+            <w:r>
+              <w:rPr>
+                <w:b/>
+                <w:bCs/>
+                <w:color w:val="1F1F1D"/>
+                <w:sz w:val="18"/>
+                <w:szCs w:val="18"/>
+              </w:rPr>
+              <w:t xml:space="preserve">798 (99.10%)</w:t>
+            </w:r>
+          </w:p>
+        </w:tc>
+        <w:tc>
+          <w:tcPr>
+            <w:tcW w:type="dxa" w:w="1190"/>
+            <w:tcBorders>
+              <w:top w:val="single" w:color="D9D8D2" w:sz="4"/>
+              <w:left w:val="single" w:color="D9D8D2" w:sz="4"/>
+              <w:bottom w:val="single" w:color="D9D8D2" w:sz="4"/>
+              <w:right w:val="single" w:color="D9D8D2" w:sz="4"/>
+            </w:tcBorders>
+            <w:shd w:fill="DCE9FA" w:color="auto" w:val="clear"/>
+            <w:tcMar>
+              <w:top w:type="dxa" w:w="60"/>
+              <w:left w:type="dxa" w:w="100"/>
+              <w:bottom w:type="dxa" w:w="60"/>
+              <w:right w:type="dxa" w:w="100"/>
+            </w:tcMar>
+          </w:tcPr>
+          <w:p>
+            <w:pPr>
+              <w:jc w:val="center"/>
+            </w:pPr>
+            <w:r>
+              <w:rPr>
+                <w:b/>
+                <w:bCs/>
+                <w:color w:val="1F1F1D"/>
+                <w:sz w:val="18"/>
+                <w:szCs w:val="18"/>
+              </w:rPr>
+              <w:t xml:space="preserve">1199 (98.97%)</w:t>
+            </w:r>
+          </w:p>
+        </w:tc>
+        <w:tc>
+          <w:tcPr>
+            <w:tcW w:type="dxa" w:w="1828"/>
+            <w:tcBorders>
+              <w:top w:val="single" w:color="D9D8D2" w:sz="4"/>
+              <w:left w:val="single" w:color="D9D8D2" w:sz="4"/>
+              <w:bottom w:val="single" w:color="D9D8D2" w:sz="4"/>
+              <w:right w:val="single" w:color="D9D8D2" w:sz="4"/>
+            </w:tcBorders>
+            <w:shd w:fill="DCE9FA" w:color="auto" w:val="clear"/>
+            <w:tcMar>
+              <w:top w:type="dxa" w:w="60"/>
+              <w:left w:type="dxa" w:w="100"/>
+              <w:bottom w:type="dxa" w:w="60"/>
+              <w:right w:type="dxa" w:w="100"/>
+            </w:tcMar>
+          </w:tcPr>
+          <w:p>
+            <w:pPr>
+              <w:jc w:val="center"/>
+            </w:pPr>
+            <w:r>
+              <w:rPr>
+                <w:b/>
+                <w:bCs/>
+                <w:color w:val="1F1F1D"/>
+                <w:sz w:val="18"/>
+                <w:szCs w:val="18"/>
+              </w:rPr>
+              <w:t xml:space="preserve">1331 (99.35%)</w:t>
+            </w:r>
+          </w:p>
+        </w:tc>
+      </w:tr>
+      <w:tr>
+        <w:trPr>
+          <w:cantSplit/>
+        </w:trPr>
+        <w:tc>
+          <w:tcPr>
+            <w:tcW w:type="dxa" w:w="1900"/>
+            <w:tcBorders>
+              <w:top w:val="single" w:color="D9D8D2" w:sz="4"/>
+              <w:left w:val="single" w:color="D9D8D2" w:sz="4"/>
+              <w:bottom w:val="single" w:color="D9D8D2" w:sz="4"/>
+              <w:right w:val="single" w:color="D9D8D2" w:sz="4"/>
+            </w:tcBorders>
+            <w:shd w:fill="DCE9FA" w:color="auto" w:val="clear"/>
+            <w:tcMar>
+              <w:top w:type="dxa" w:w="60"/>
+              <w:left w:type="dxa" w:w="100"/>
+              <w:bottom w:type="dxa" w:w="60"/>
+              <w:right w:type="dxa" w:w="100"/>
+            </w:tcMar>
+          </w:tcPr>
+          <w:p>
+            <w:pPr>
+              <w:jc w:val="left"/>
+            </w:pPr>
+            <w:r>
+              <w:rPr>
+                <w:b/>
+                <w:bCs/>
+                <w:color w:val="1F1F1D"/>
+                <w:sz w:val="18"/>
+                <w:szCs w:val="18"/>
+              </w:rPr>
+              <w:t xml:space="preserve">Hybrid ECC once</w:t>
+            </w:r>
+          </w:p>
+        </w:tc>
+        <w:tc>
+          <w:tcPr>
+            <w:tcW w:type="dxa" w:w="1180"/>
+            <w:tcBorders>
+              <w:top w:val="single" w:color="D9D8D2" w:sz="4"/>
+              <w:left w:val="single" w:color="D9D8D2" w:sz="4"/>
+              <w:bottom w:val="single" w:color="D9D8D2" w:sz="4"/>
+              <w:right w:val="single" w:color="D9D8D2" w:sz="4"/>
+            </w:tcBorders>
+            <w:shd w:fill="DCE9FA" w:color="auto" w:val="clear"/>
+            <w:tcMar>
+              <w:top w:type="dxa" w:w="60"/>
+              <w:left w:type="dxa" w:w="100"/>
+              <w:bottom w:type="dxa" w:w="60"/>
+              <w:right w:type="dxa" w:w="100"/>
+            </w:tcMar>
+          </w:tcPr>
+          <w:p>
+            <w:pPr>
+              <w:jc w:val="center"/>
+            </w:pPr>
+            <w:r>
+              <w:rPr>
+                <w:b/>
+                <w:bCs/>
+                <w:color w:val="1F1F1D"/>
+                <w:sz w:val="18"/>
+                <w:szCs w:val="18"/>
+              </w:rPr>
+              <w:t xml:space="preserve">1017 (99.12%)</w:t>
+            </w:r>
+          </w:p>
+        </w:tc>
+        <w:tc>
+          <w:tcPr>
+            <w:tcW w:type="dxa" w:w="1180"/>
+            <w:tcBorders>
+              <w:top w:val="single" w:color="D9D8D2" w:sz="4"/>
+              <w:left w:val="single" w:color="D9D8D2" w:sz="4"/>
+              <w:bottom w:val="single" w:color="D9D8D2" w:sz="4"/>
+              <w:right w:val="single" w:color="D9D8D2" w:sz="4"/>
+            </w:tcBorders>
+            <w:shd w:fill="DCE9FA" w:color="auto" w:val="clear"/>
+            <w:tcMar>
+              <w:top w:type="dxa" w:w="60"/>
+              <w:left w:type="dxa" w:w="100"/>
+              <w:bottom w:type="dxa" w:w="60"/>
+              <w:right w:type="dxa" w:w="100"/>
+            </w:tcMar>
+          </w:tcPr>
+          <w:p>
+            <w:pPr>
+              <w:jc w:val="center"/>
+            </w:pPr>
+            <w:r>
+              <w:rPr>
+                <w:b/>
+                <w:bCs/>
+                <w:color w:val="1F1F1D"/>
+                <w:sz w:val="18"/>
+                <w:szCs w:val="18"/>
+              </w:rPr>
+              <w:t xml:space="preserve">1141 (99.32%)</w:t>
+            </w:r>
+          </w:p>
+        </w:tc>
+        <w:tc>
+          <w:tcPr>
+            <w:tcW w:type="dxa" w:w="1180"/>
+            <w:tcBorders>
+              <w:top w:val="single" w:color="D9D8D2" w:sz="4"/>
+              <w:left w:val="single" w:color="D9D8D2" w:sz="4"/>
+              <w:bottom w:val="single" w:color="D9D8D2" w:sz="4"/>
+              <w:right w:val="single" w:color="D9D8D2" w:sz="4"/>
+            </w:tcBorders>
+            <w:shd w:fill="DCE9FA" w:color="auto" w:val="clear"/>
+            <w:tcMar>
+              <w:top w:type="dxa" w:w="60"/>
+              <w:left w:type="dxa" w:w="100"/>
+              <w:bottom w:type="dxa" w:w="60"/>
+              <w:right w:type="dxa" w:w="100"/>
+            </w:tcMar>
+          </w:tcPr>
+          <w:p>
+            <w:pPr>
+              <w:jc w:val="center"/>
+            </w:pPr>
+            <w:r>
+              <w:rPr>
+                <w:b/>
+                <w:bCs/>
+                <w:color w:val="1F1F1D"/>
+                <w:sz w:val="18"/>
+                <w:szCs w:val="18"/>
+              </w:rPr>
+              <w:t xml:space="preserve">2001 (99.69%)</w:t>
+            </w:r>
+          </w:p>
+        </w:tc>
+        <w:tc>
+          <w:tcPr>
+            <w:tcW w:type="dxa" w:w="1180"/>
+            <w:tcBorders>
+              <w:top w:val="single" w:color="D9D8D2" w:sz="4"/>
+              <w:left w:val="single" w:color="D9D8D2" w:sz="4"/>
+              <w:bottom w:val="single" w:color="D9D8D2" w:sz="4"/>
+              <w:right w:val="single" w:color="D9D8D2" w:sz="4"/>
+            </w:tcBorders>
+            <w:shd w:fill="DCE9FA" w:color="auto" w:val="clear"/>
+            <w:tcMar>
+              <w:top w:type="dxa" w:w="60"/>
+              <w:left w:type="dxa" w:w="100"/>
+              <w:bottom w:type="dxa" w:w="60"/>
+              <w:right w:type="dxa" w:w="100"/>
+            </w:tcMar>
+          </w:tcPr>
+          <w:p>
+            <w:pPr>
+              <w:jc w:val="center"/>
+            </w:pPr>
+            <w:r>
+              <w:rPr>
+                <w:b/>
+                <w:bCs/>
+                <w:color w:val="1F1F1D"/>
+                <w:sz w:val="18"/>
+                <w:szCs w:val="18"/>
+              </w:rPr>
+              <w:t xml:space="preserve">786 (99.16%)</w:t>
+            </w:r>
+          </w:p>
+        </w:tc>
+        <w:tc>
+          <w:tcPr>
+            <w:tcW w:type="dxa" w:w="1190"/>
+            <w:tcBorders>
+              <w:top w:val="single" w:color="D9D8D2" w:sz="4"/>
+              <w:left w:val="single" w:color="D9D8D2" w:sz="4"/>
+              <w:bottom w:val="single" w:color="D9D8D2" w:sz="4"/>
+              <w:right w:val="single" w:color="D9D8D2" w:sz="4"/>
+            </w:tcBorders>
+            <w:shd w:fill="DCE9FA" w:color="auto" w:val="clear"/>
+            <w:tcMar>
+              <w:top w:type="dxa" w:w="60"/>
+              <w:left w:type="dxa" w:w="100"/>
+              <w:bottom w:type="dxa" w:w="60"/>
+              <w:right w:type="dxa" w:w="100"/>
+            </w:tcMar>
+          </w:tcPr>
+          <w:p>
+            <w:pPr>
+              <w:jc w:val="center"/>
+            </w:pPr>
+            <w:r>
+              <w:rPr>
+                <w:b/>
+                <w:bCs/>
+                <w:color w:val="1F1F1D"/>
+                <w:sz w:val="18"/>
+                <w:szCs w:val="18"/>
+              </w:rPr>
+              <w:t xml:space="preserve">1182 (99.11%)</w:t>
+            </w:r>
+          </w:p>
+        </w:tc>
+        <w:tc>
+          <w:tcPr>
+            <w:tcW w:type="dxa" w:w="1828"/>
+            <w:tcBorders>
+              <w:top w:val="single" w:color="D9D8D2" w:sz="4"/>
+              <w:left w:val="single" w:color="D9D8D2" w:sz="4"/>
+              <w:bottom w:val="single" w:color="D9D8D2" w:sz="4"/>
+              <w:right w:val="single" w:color="D9D8D2" w:sz="4"/>
+            </w:tcBorders>
+            <w:shd w:fill="DCE9FA" w:color="auto" w:val="clear"/>
+            <w:tcMar>
+              <w:top w:type="dxa" w:w="60"/>
+              <w:left w:type="dxa" w:w="100"/>
+              <w:bottom w:type="dxa" w:w="60"/>
+              <w:right w:type="dxa" w:w="100"/>
+            </w:tcMar>
+          </w:tcPr>
+          <w:p>
+            <w:pPr>
+              <w:jc w:val="center"/>
+            </w:pPr>
+            <w:r>
+              <w:rPr>
+                <w:b/>
+                <w:bCs/>
+                <w:color w:val="1F1F1D"/>
+                <w:sz w:val="18"/>
+                <w:szCs w:val="18"/>
+              </w:rPr>
+              <w:t xml:space="preserve">1336 (99.38%)</w:t>
+            </w:r>
+          </w:p>
+        </w:tc>
+      </w:tr>
+      <w:tr>
+        <w:trPr>
+          <w:cantSplit/>
+        </w:trPr>
+        <w:tc>
+          <w:tcPr>
+            <w:tcW w:type="dxa" w:w="1900"/>
+            <w:tcBorders>
+              <w:top w:val="single" w:color="D9D8D2" w:sz="4"/>
+              <w:left w:val="single" w:color="D9D8D2" w:sz="4"/>
+              <w:bottom w:val="single" w:color="D9D8D2" w:sz="4"/>
+              <w:right w:val="single" w:color="D9D8D2" w:sz="4"/>
+            </w:tcBorders>
+            <w:shd w:fill="FFFFFF" w:color="auto" w:val="clear"/>
+            <w:tcMar>
+              <w:top w:type="dxa" w:w="60"/>
+              <w:left w:type="dxa" w:w="100"/>
+              <w:bottom w:type="dxa" w:w="60"/>
+              <w:right w:type="dxa" w:w="100"/>
+            </w:tcMar>
+          </w:tcPr>
+          <w:p>
+            <w:pPr>
+              <w:jc w:val="left"/>
+            </w:pPr>
+            <w:r>
+              <w:rPr>
+                <w:b w:val="false"/>
+                <w:bCs w:val="false"/>
+                <w:color w:val="1F1F1D"/>
+                <w:sz w:val="18"/>
+                <w:szCs w:val="18"/>
+              </w:rPr>
+              <w:t xml:space="preserve">Hybrid RSA per CH</w:t>
+            </w:r>
+          </w:p>
+        </w:tc>
+        <w:tc>
+          <w:tcPr>
+            <w:tcW w:type="dxa" w:w="1180"/>
+            <w:tcBorders>
+              <w:top w:val="single" w:color="D9D8D2" w:sz="4"/>
+              <w:left w:val="single" w:color="D9D8D2" w:sz="4"/>
+              <w:bottom w:val="single" w:color="D9D8D2" w:sz="4"/>
+              <w:right w:val="single" w:color="D9D8D2" w:sz="4"/>
+            </w:tcBorders>
+            <w:shd w:fill="FFFFFF" w:color="auto" w:val="clear"/>
+            <w:tcMar>
+              <w:top w:type="dxa" w:w="60"/>
+              <w:left w:type="dxa" w:w="100"/>
+              <w:bottom w:type="dxa" w:w="60"/>
+              <w:right w:type="dxa" w:w="100"/>
+            </w:tcMar>
+          </w:tcPr>
+          <w:p>
+            <w:pPr>
+              <w:jc w:val="center"/>
+            </w:pPr>
+            <w:r>
+              <w:rPr>
+                <w:b w:val="false"/>
+                <w:bCs w:val="false"/>
+                <w:color w:val="1F1F1D"/>
+                <w:sz w:val="18"/>
+                <w:szCs w:val="18"/>
+              </w:rPr>
+              <w:t xml:space="preserve">395 (99.08%)</w:t>
+            </w:r>
+          </w:p>
+        </w:tc>
+        <w:tc>
+          <w:tcPr>
+            <w:tcW w:type="dxa" w:w="1180"/>
+            <w:tcBorders>
+              <w:top w:val="single" w:color="D9D8D2" w:sz="4"/>
+              <w:left w:val="single" w:color="D9D8D2" w:sz="4"/>
+              <w:bottom w:val="single" w:color="D9D8D2" w:sz="4"/>
+              <w:right w:val="single" w:color="D9D8D2" w:sz="4"/>
+            </w:tcBorders>
+            <w:shd w:fill="FFFFFF" w:color="auto" w:val="clear"/>
+            <w:tcMar>
+              <w:top w:type="dxa" w:w="60"/>
+              <w:left w:type="dxa" w:w="100"/>
+              <w:bottom w:type="dxa" w:w="60"/>
+              <w:right w:type="dxa" w:w="100"/>
+            </w:tcMar>
+          </w:tcPr>
+          <w:p>
+            <w:pPr>
+              <w:jc w:val="center"/>
+            </w:pPr>
+            <w:r>
+              <w:rPr>
+                <w:b w:val="false"/>
+                <w:bCs w:val="false"/>
+                <w:color w:val="1F1F1D"/>
+                <w:sz w:val="18"/>
+                <w:szCs w:val="18"/>
+              </w:rPr>
+              <w:t xml:space="preserve">874 (97.72%)</w:t>
+            </w:r>
+          </w:p>
+        </w:tc>
+        <w:tc>
+          <w:tcPr>
+            <w:tcW w:type="dxa" w:w="1180"/>
+            <w:tcBorders>
+              <w:top w:val="single" w:color="D9D8D2" w:sz="4"/>
+              <w:left w:val="single" w:color="D9D8D2" w:sz="4"/>
+              <w:bottom w:val="single" w:color="D9D8D2" w:sz="4"/>
+              <w:right w:val="single" w:color="D9D8D2" w:sz="4"/>
+            </w:tcBorders>
+            <w:shd w:fill="FFFFFF" w:color="auto" w:val="clear"/>
+            <w:tcMar>
+              <w:top w:type="dxa" w:w="60"/>
+              <w:left w:type="dxa" w:w="100"/>
+              <w:bottom w:type="dxa" w:w="60"/>
+              <w:right w:type="dxa" w:w="100"/>
+            </w:tcMar>
+          </w:tcPr>
+          <w:p>
+            <w:pPr>
+              <w:jc w:val="center"/>
+            </w:pPr>
+            <w:r>
+              <w:rPr>
+                <w:b w:val="false"/>
+                <w:bCs w:val="false"/>
+                <w:color w:val="1F1F1D"/>
+                <w:sz w:val="18"/>
+                <w:szCs w:val="18"/>
+              </w:rPr>
+              <w:t xml:space="preserve">1336 (96.21%)</w:t>
+            </w:r>
+          </w:p>
+        </w:tc>
+        <w:tc>
+          <w:tcPr>
+            <w:tcW w:type="dxa" w:w="1180"/>
+            <w:tcBorders>
+              <w:top w:val="single" w:color="D9D8D2" w:sz="4"/>
+              <w:left w:val="single" w:color="D9D8D2" w:sz="4"/>
+              <w:bottom w:val="single" w:color="D9D8D2" w:sz="4"/>
+              <w:right w:val="single" w:color="D9D8D2" w:sz="4"/>
+            </w:tcBorders>
+            <w:shd w:fill="FFFFFF" w:color="auto" w:val="clear"/>
+            <w:tcMar>
+              <w:top w:type="dxa" w:w="60"/>
+              <w:left w:type="dxa" w:w="100"/>
+              <w:bottom w:type="dxa" w:w="60"/>
+              <w:right w:type="dxa" w:w="100"/>
+            </w:tcMar>
+          </w:tcPr>
+          <w:p>
+            <w:pPr>
+              <w:jc w:val="center"/>
+            </w:pPr>
+            <w:r>
+              <w:rPr>
+                <w:b w:val="false"/>
+                <w:bCs w:val="false"/>
+                <w:color w:val="1F1F1D"/>
+                <w:sz w:val="18"/>
+                <w:szCs w:val="18"/>
+              </w:rPr>
+              <w:t xml:space="preserve">351 (98.84%)</w:t>
+            </w:r>
+          </w:p>
+        </w:tc>
+        <w:tc>
+          <w:tcPr>
+            <w:tcW w:type="dxa" w:w="1190"/>
+            <w:tcBorders>
+              <w:top w:val="single" w:color="D9D8D2" w:sz="4"/>
+              <w:left w:val="single" w:color="D9D8D2" w:sz="4"/>
+              <w:bottom w:val="single" w:color="D9D8D2" w:sz="4"/>
+              <w:right w:val="single" w:color="D9D8D2" w:sz="4"/>
+            </w:tcBorders>
+            <w:shd w:fill="FFFFFF" w:color="auto" w:val="clear"/>
+            <w:tcMar>
+              <w:top w:type="dxa" w:w="60"/>
+              <w:left w:type="dxa" w:w="100"/>
+              <w:bottom w:type="dxa" w:w="60"/>
+              <w:right w:type="dxa" w:w="100"/>
+            </w:tcMar>
+          </w:tcPr>
+          <w:p>
+            <w:pPr>
+              <w:jc w:val="center"/>
+            </w:pPr>
+            <w:r>
+              <w:rPr>
+                <w:b w:val="false"/>
+                <w:bCs w:val="false"/>
+                <w:color w:val="1F1F1D"/>
+                <w:sz w:val="18"/>
+                <w:szCs w:val="18"/>
+              </w:rPr>
+              <w:t xml:space="preserve">894 (97.35%)</w:t>
+            </w:r>
+          </w:p>
+        </w:tc>
+        <w:tc>
+          <w:tcPr>
+            <w:tcW w:type="dxa" w:w="1828"/>
+            <w:tcBorders>
+              <w:top w:val="single" w:color="D9D8D2" w:sz="4"/>
+              <w:left w:val="single" w:color="D9D8D2" w:sz="4"/>
+              <w:bottom w:val="single" w:color="D9D8D2" w:sz="4"/>
+              <w:right w:val="single" w:color="D9D8D2" w:sz="4"/>
+            </w:tcBorders>
+            <w:shd w:fill="FFFFFF" w:color="auto" w:val="clear"/>
+            <w:tcMar>
+              <w:top w:type="dxa" w:w="60"/>
+              <w:left w:type="dxa" w:w="100"/>
+              <w:bottom w:type="dxa" w:w="60"/>
+              <w:right w:type="dxa" w:w="100"/>
+            </w:tcMar>
+          </w:tcPr>
+          <w:p>
+            <w:pPr>
+              <w:jc w:val="center"/>
+            </w:pPr>
+            <w:r>
+              <w:rPr>
+                <w:b w:val="false"/>
+                <w:bCs w:val="false"/>
+                <w:color w:val="1F1F1D"/>
+                <w:sz w:val="18"/>
+                <w:szCs w:val="18"/>
+              </w:rPr>
+              <w:t xml:space="preserve">956 (96.55%)</w:t>
+            </w:r>
+          </w:p>
+        </w:tc>
+      </w:tr>
+      <w:tr>
+        <w:trPr>
+          <w:cantSplit/>
+        </w:trPr>
+        <w:tc>
+          <w:tcPr>
+            <w:tcW w:type="dxa" w:w="1900"/>
+            <w:tcBorders>
+              <w:top w:val="single" w:color="D9D8D2" w:sz="4"/>
+              <w:left w:val="single" w:color="D9D8D2" w:sz="4"/>
+              <w:bottom w:val="single" w:color="D9D8D2" w:sz="4"/>
+              <w:right w:val="single" w:color="D9D8D2" w:sz="4"/>
+            </w:tcBorders>
+            <w:shd w:fill="F3F6FB" w:color="auto" w:val="clear"/>
+            <w:tcMar>
+              <w:top w:type="dxa" w:w="60"/>
+              <w:left w:type="dxa" w:w="100"/>
+              <w:bottom w:type="dxa" w:w="60"/>
+              <w:right w:type="dxa" w:w="100"/>
+            </w:tcMar>
+          </w:tcPr>
+          <w:p>
+            <w:pPr>
+              <w:jc w:val="left"/>
+            </w:pPr>
+            <w:r>
+              <w:rPr>
+                <w:b w:val="false"/>
+                <w:bCs w:val="false"/>
+                <w:color w:val="1F1F1D"/>
+                <w:sz w:val="18"/>
+                <w:szCs w:val="18"/>
+              </w:rPr>
+              <w:t xml:space="preserve">Hybrid ECC per CH</w:t>
+            </w:r>
+          </w:p>
+        </w:tc>
+        <w:tc>
+          <w:tcPr>
+            <w:tcW w:type="dxa" w:w="1180"/>
+            <w:tcBorders>
+              <w:top w:val="single" w:color="D9D8D2" w:sz="4"/>
+              <w:left w:val="single" w:color="D9D8D2" w:sz="4"/>
+              <w:bottom w:val="single" w:color="D9D8D2" w:sz="4"/>
+              <w:right w:val="single" w:color="D9D8D2" w:sz="4"/>
+            </w:tcBorders>
+            <w:shd w:fill="F3F6FB" w:color="auto" w:val="clear"/>
+            <w:tcMar>
+              <w:top w:type="dxa" w:w="60"/>
+              <w:left w:type="dxa" w:w="100"/>
+              <w:bottom w:type="dxa" w:w="60"/>
+              <w:right w:type="dxa" w:w="100"/>
+            </w:tcMar>
+          </w:tcPr>
+          <w:p>
+            <w:pPr>
+              <w:jc w:val="center"/>
+            </w:pPr>
+            <w:r>
+              <w:rPr>
+                <w:b w:val="false"/>
+                <w:bCs w:val="false"/>
+                <w:color w:val="1F1F1D"/>
+                <w:sz w:val="18"/>
+                <w:szCs w:val="18"/>
+              </w:rPr>
+              <w:t xml:space="preserve">302 (98.06%)</w:t>
+            </w:r>
+          </w:p>
+        </w:tc>
+        <w:tc>
+          <w:tcPr>
+            <w:tcW w:type="dxa" w:w="1180"/>
+            <w:tcBorders>
+              <w:top w:val="single" w:color="D9D8D2" w:sz="4"/>
+              <w:left w:val="single" w:color="D9D8D2" w:sz="4"/>
+              <w:bottom w:val="single" w:color="D9D8D2" w:sz="4"/>
+              <w:right w:val="single" w:color="D9D8D2" w:sz="4"/>
+            </w:tcBorders>
+            <w:shd w:fill="F3F6FB" w:color="auto" w:val="clear"/>
+            <w:tcMar>
+              <w:top w:type="dxa" w:w="60"/>
+              <w:left w:type="dxa" w:w="100"/>
+              <w:bottom w:type="dxa" w:w="60"/>
+              <w:right w:type="dxa" w:w="100"/>
+            </w:tcMar>
+          </w:tcPr>
+          <w:p>
+            <w:pPr>
+              <w:jc w:val="center"/>
+            </w:pPr>
+            <w:r>
+              <w:rPr>
+                <w:b w:val="false"/>
+                <w:bCs w:val="false"/>
+                <w:color w:val="1F1F1D"/>
+                <w:sz w:val="18"/>
+                <w:szCs w:val="18"/>
+              </w:rPr>
+              <w:t xml:space="preserve">774 (97.68%)</w:t>
+            </w:r>
+          </w:p>
+        </w:tc>
+        <w:tc>
+          <w:tcPr>
+            <w:tcW w:type="dxa" w:w="1180"/>
+            <w:tcBorders>
+              <w:top w:val="single" w:color="D9D8D2" w:sz="4"/>
+              <w:left w:val="single" w:color="D9D8D2" w:sz="4"/>
+              <w:bottom w:val="single" w:color="D9D8D2" w:sz="4"/>
+              <w:right w:val="single" w:color="D9D8D2" w:sz="4"/>
+            </w:tcBorders>
+            <w:shd w:fill="F3F6FB" w:color="auto" w:val="clear"/>
+            <w:tcMar>
+              <w:top w:type="dxa" w:w="60"/>
+              <w:left w:type="dxa" w:w="100"/>
+              <w:bottom w:type="dxa" w:w="60"/>
+              <w:right w:type="dxa" w:w="100"/>
+            </w:tcMar>
+          </w:tcPr>
+          <w:p>
+            <w:pPr>
+              <w:jc w:val="center"/>
+            </w:pPr>
+            <w:r>
+              <w:rPr>
+                <w:b w:val="false"/>
+                <w:bCs w:val="false"/>
+                <w:color w:val="1F1F1D"/>
+                <w:sz w:val="18"/>
+                <w:szCs w:val="18"/>
+              </w:rPr>
+              <w:t xml:space="preserve">1121 (95.17%)</w:t>
+            </w:r>
+          </w:p>
+        </w:tc>
+        <w:tc>
+          <w:tcPr>
+            <w:tcW w:type="dxa" w:w="1180"/>
+            <w:tcBorders>
+              <w:top w:val="single" w:color="D9D8D2" w:sz="4"/>
+              <w:left w:val="single" w:color="D9D8D2" w:sz="4"/>
+              <w:bottom w:val="single" w:color="D9D8D2" w:sz="4"/>
+              <w:right w:val="single" w:color="D9D8D2" w:sz="4"/>
+            </w:tcBorders>
+            <w:shd w:fill="F3F6FB" w:color="auto" w:val="clear"/>
+            <w:tcMar>
+              <w:top w:type="dxa" w:w="60"/>
+              <w:left w:type="dxa" w:w="100"/>
+              <w:bottom w:type="dxa" w:w="60"/>
+              <w:right w:type="dxa" w:w="100"/>
+            </w:tcMar>
+          </w:tcPr>
+          <w:p>
+            <w:pPr>
+              <w:jc w:val="center"/>
+            </w:pPr>
+            <w:r>
+              <w:rPr>
+                <w:b w:val="false"/>
+                <w:bCs w:val="false"/>
+                <w:color w:val="1F1F1D"/>
+                <w:sz w:val="18"/>
+                <w:szCs w:val="18"/>
+              </w:rPr>
+              <w:t xml:space="preserve">281 (98.83%)</w:t>
+            </w:r>
+          </w:p>
+        </w:tc>
+        <w:tc>
+          <w:tcPr>
+            <w:tcW w:type="dxa" w:w="1190"/>
+            <w:tcBorders>
+              <w:top w:val="single" w:color="D9D8D2" w:sz="4"/>
+              <w:left w:val="single" w:color="D9D8D2" w:sz="4"/>
+              <w:bottom w:val="single" w:color="D9D8D2" w:sz="4"/>
+              <w:right w:val="single" w:color="D9D8D2" w:sz="4"/>
+            </w:tcBorders>
+            <w:shd w:fill="F3F6FB" w:color="auto" w:val="clear"/>
+            <w:tcMar>
+              <w:top w:type="dxa" w:w="60"/>
+              <w:left w:type="dxa" w:w="100"/>
+              <w:bottom w:type="dxa" w:w="60"/>
+              <w:right w:type="dxa" w:w="100"/>
+            </w:tcMar>
+          </w:tcPr>
+          <w:p>
+            <w:pPr>
+              <w:jc w:val="center"/>
+            </w:pPr>
+            <w:r>
+              <w:rPr>
+                <w:b w:val="false"/>
+                <w:bCs w:val="false"/>
+                <w:color w:val="1F1F1D"/>
+                <w:sz w:val="18"/>
+                <w:szCs w:val="18"/>
+              </w:rPr>
+              <w:t xml:space="preserve">796 (96.81%)</w:t>
+            </w:r>
+          </w:p>
+        </w:tc>
+        <w:tc>
+          <w:tcPr>
+            <w:tcW w:type="dxa" w:w="1828"/>
+            <w:tcBorders>
+              <w:top w:val="single" w:color="D9D8D2" w:sz="4"/>
+              <w:left w:val="single" w:color="D9D8D2" w:sz="4"/>
+              <w:bottom w:val="single" w:color="D9D8D2" w:sz="4"/>
+              <w:right w:val="single" w:color="D9D8D2" w:sz="4"/>
+            </w:tcBorders>
+            <w:shd w:fill="F3F6FB" w:color="auto" w:val="clear"/>
+            <w:tcMar>
+              <w:top w:type="dxa" w:w="60"/>
+              <w:left w:type="dxa" w:w="100"/>
+              <w:bottom w:type="dxa" w:w="60"/>
+              <w:right w:type="dxa" w:w="100"/>
+            </w:tcMar>
+          </w:tcPr>
+          <w:p>
+            <w:pPr>
+              <w:jc w:val="center"/>
+            </w:pPr>
+            <w:r>
+              <w:rPr>
+                <w:b w:val="false"/>
+                <w:bCs w:val="false"/>
+                <w:color w:val="1F1F1D"/>
+                <w:sz w:val="18"/>
+                <w:szCs w:val="18"/>
+              </w:rPr>
+              <w:t xml:space="preserve">866 (95.66%)</w:t>
+            </w:r>
+          </w:p>
+        </w:tc>
+      </w:tr>
+      <w:tr>
+        <w:trPr>
+          <w:cantSplit/>
+        </w:trPr>
+        <w:tc>
+          <w:tcPr>
+            <w:tcW w:type="dxa" w:w="1900"/>
+            <w:tcBorders>
+              <w:top w:val="single" w:color="D9D8D2" w:sz="4"/>
+              <w:left w:val="single" w:color="D9D8D2" w:sz="4"/>
+              <w:bottom w:val="single" w:color="D9D8D2" w:sz="4"/>
+              <w:right w:val="single" w:color="D9D8D2" w:sz="4"/>
+            </w:tcBorders>
+            <w:shd w:fill="FFFFFF" w:color="auto" w:val="clear"/>
+            <w:tcMar>
+              <w:top w:type="dxa" w:w="60"/>
+              <w:left w:type="dxa" w:w="100"/>
+              <w:bottom w:type="dxa" w:w="60"/>
+              <w:right w:type="dxa" w:w="100"/>
+            </w:tcMar>
+          </w:tcPr>
+          <w:p>
+            <w:pPr>
+              <w:jc w:val="left"/>
+            </w:pPr>
+            <w:r>
+              <w:rPr>
+                <w:b w:val="false"/>
+                <w:bCs w:val="false"/>
+                <w:color w:val="1F1F1D"/>
+                <w:sz w:val="18"/>
+                <w:szCs w:val="18"/>
+              </w:rPr>
+              <w:t xml:space="preserve">Full ECC</w:t>
+            </w:r>
+          </w:p>
+        </w:tc>
+        <w:tc>
+          <w:tcPr>
+            <w:tcW w:type="dxa" w:w="1180"/>
+            <w:tcBorders>
+              <w:top w:val="single" w:color="D9D8D2" w:sz="4"/>
+              <w:left w:val="single" w:color="D9D8D2" w:sz="4"/>
+              <w:bottom w:val="single" w:color="D9D8D2" w:sz="4"/>
+              <w:right w:val="single" w:color="D9D8D2" w:sz="4"/>
+            </w:tcBorders>
+            <w:shd w:fill="FFFFFF" w:color="auto" w:val="clear"/>
+            <w:tcMar>
+              <w:top w:type="dxa" w:w="60"/>
+              <w:left w:type="dxa" w:w="100"/>
+              <w:bottom w:type="dxa" w:w="60"/>
+              <w:right w:type="dxa" w:w="100"/>
+            </w:tcMar>
+          </w:tcPr>
+          <w:p>
+            <w:pPr>
+              <w:jc w:val="center"/>
+            </w:pPr>
+            <w:r>
+              <w:rPr>
+                <w:b w:val="false"/>
+                <w:bCs w:val="false"/>
+                <w:color w:val="1F1F1D"/>
+                <w:sz w:val="18"/>
+                <w:szCs w:val="18"/>
+              </w:rPr>
+              <w:t xml:space="preserve">1 (23.82%)</w:t>
+            </w:r>
+          </w:p>
+        </w:tc>
+        <w:tc>
+          <w:tcPr>
+            <w:tcW w:type="dxa" w:w="1180"/>
+            <w:tcBorders>
+              <w:top w:val="single" w:color="D9D8D2" w:sz="4"/>
+              <w:left w:val="single" w:color="D9D8D2" w:sz="4"/>
+              <w:bottom w:val="single" w:color="D9D8D2" w:sz="4"/>
+              <w:right w:val="single" w:color="D9D8D2" w:sz="4"/>
+            </w:tcBorders>
+            <w:shd w:fill="FFFFFF" w:color="auto" w:val="clear"/>
+            <w:tcMar>
+              <w:top w:type="dxa" w:w="60"/>
+              <w:left w:type="dxa" w:w="100"/>
+              <w:bottom w:type="dxa" w:w="60"/>
+              <w:right w:type="dxa" w:w="100"/>
+            </w:tcMar>
+          </w:tcPr>
+          <w:p>
+            <w:pPr>
+              <w:jc w:val="center"/>
+            </w:pPr>
+            <w:r>
+              <w:rPr>
+                <w:b w:val="false"/>
+                <w:bCs w:val="false"/>
+                <w:color w:val="1F1F1D"/>
+                <w:sz w:val="18"/>
+                <w:szCs w:val="18"/>
+              </w:rPr>
+              <w:t xml:space="preserve">11 (83.29%)</w:t>
+            </w:r>
+          </w:p>
+        </w:tc>
+        <w:tc>
+          <w:tcPr>
+            <w:tcW w:type="dxa" w:w="1180"/>
+            <w:tcBorders>
+              <w:top w:val="single" w:color="D9D8D2" w:sz="4"/>
+              <w:left w:val="single" w:color="D9D8D2" w:sz="4"/>
+              <w:bottom w:val="single" w:color="D9D8D2" w:sz="4"/>
+              <w:right w:val="single" w:color="D9D8D2" w:sz="4"/>
+            </w:tcBorders>
+            <w:shd w:fill="FFFFFF" w:color="auto" w:val="clear"/>
+            <w:tcMar>
+              <w:top w:type="dxa" w:w="60"/>
+              <w:left w:type="dxa" w:w="100"/>
+              <w:bottom w:type="dxa" w:w="60"/>
+              <w:right w:type="dxa" w:w="100"/>
+            </w:tcMar>
+          </w:tcPr>
+          <w:p>
+            <w:pPr>
+              <w:jc w:val="center"/>
+            </w:pPr>
+            <w:r>
+              <w:rPr>
+                <w:b w:val="false"/>
+                <w:bCs w:val="false"/>
+                <w:color w:val="1F1F1D"/>
+                <w:sz w:val="18"/>
+                <w:szCs w:val="18"/>
+              </w:rPr>
+              <w:t xml:space="preserve">7 (13.31%)</w:t>
+            </w:r>
+          </w:p>
+        </w:tc>
+        <w:tc>
+          <w:tcPr>
+            <w:tcW w:type="dxa" w:w="1180"/>
+            <w:tcBorders>
+              <w:top w:val="single" w:color="D9D8D2" w:sz="4"/>
+              <w:left w:val="single" w:color="D9D8D2" w:sz="4"/>
+              <w:bottom w:val="single" w:color="D9D8D2" w:sz="4"/>
+              <w:right w:val="single" w:color="D9D8D2" w:sz="4"/>
+            </w:tcBorders>
+            <w:shd w:fill="FFFFFF" w:color="auto" w:val="clear"/>
+            <w:tcMar>
+              <w:top w:type="dxa" w:w="60"/>
+              <w:left w:type="dxa" w:w="100"/>
+              <w:bottom w:type="dxa" w:w="60"/>
+              <w:right w:type="dxa" w:w="100"/>
+            </w:tcMar>
+          </w:tcPr>
+          <w:p>
+            <w:pPr>
+              <w:jc w:val="center"/>
+            </w:pPr>
+            <w:r>
+              <w:rPr>
+                <w:b w:val="false"/>
+                <w:bCs w:val="false"/>
+                <w:color w:val="1F1F1D"/>
+                <w:sz w:val="18"/>
+                <w:szCs w:val="18"/>
+              </w:rPr>
+              <w:t xml:space="preserve">1 (21.85%)</w:t>
+            </w:r>
+          </w:p>
+        </w:tc>
+        <w:tc>
+          <w:tcPr>
+            <w:tcW w:type="dxa" w:w="1190"/>
+            <w:tcBorders>
+              <w:top w:val="single" w:color="D9D8D2" w:sz="4"/>
+              <w:left w:val="single" w:color="D9D8D2" w:sz="4"/>
+              <w:bottom w:val="single" w:color="D9D8D2" w:sz="4"/>
+              <w:right w:val="single" w:color="D9D8D2" w:sz="4"/>
+            </w:tcBorders>
+            <w:shd w:fill="FFFFFF" w:color="auto" w:val="clear"/>
+            <w:tcMar>
+              <w:top w:type="dxa" w:w="60"/>
+              <w:left w:type="dxa" w:w="100"/>
+              <w:bottom w:type="dxa" w:w="60"/>
+              <w:right w:type="dxa" w:w="100"/>
+            </w:tcMar>
+          </w:tcPr>
+          <w:p>
+            <w:pPr>
+              <w:jc w:val="center"/>
+            </w:pPr>
+            <w:r>
+              <w:rPr>
+                <w:b w:val="false"/>
+                <w:bCs w:val="false"/>
+                <w:color w:val="1F1F1D"/>
+                <w:sz w:val="18"/>
+                <w:szCs w:val="18"/>
+              </w:rPr>
+              <w:t xml:space="preserve">11 (83.14%)</w:t>
+            </w:r>
+          </w:p>
+        </w:tc>
+        <w:tc>
+          <w:tcPr>
+            <w:tcW w:type="dxa" w:w="1828"/>
+            <w:tcBorders>
+              <w:top w:val="single" w:color="D9D8D2" w:sz="4"/>
+              <w:left w:val="single" w:color="D9D8D2" w:sz="4"/>
+              <w:bottom w:val="single" w:color="D9D8D2" w:sz="4"/>
+              <w:right w:val="single" w:color="D9D8D2" w:sz="4"/>
+            </w:tcBorders>
+            <w:shd w:fill="FFFFFF" w:color="auto" w:val="clear"/>
+            <w:tcMar>
+              <w:top w:type="dxa" w:w="60"/>
+              <w:left w:type="dxa" w:w="100"/>
+              <w:bottom w:type="dxa" w:w="60"/>
+              <w:right w:type="dxa" w:w="100"/>
+            </w:tcMar>
+          </w:tcPr>
+          <w:p>
+            <w:pPr>
+              <w:jc w:val="center"/>
+            </w:pPr>
+            <w:r>
+              <w:rPr>
+                <w:b w:val="false"/>
+                <w:bCs w:val="false"/>
+                <w:color w:val="1F1F1D"/>
+                <w:sz w:val="18"/>
+                <w:szCs w:val="18"/>
+              </w:rPr>
+              <w:t xml:space="preserve">6 (14.14%)</w:t>
+            </w:r>
+          </w:p>
+        </w:tc>
+      </w:tr>
+      <w:tr>
+        <w:trPr>
+          <w:cantSplit/>
+        </w:trPr>
+        <w:tc>
+          <w:tcPr>
+            <w:tcW w:type="dxa" w:w="1900"/>
+            <w:tcBorders>
+              <w:top w:val="single" w:color="D9D8D2" w:sz="4"/>
+              <w:left w:val="single" w:color="D9D8D2" w:sz="4"/>
+              <w:bottom w:val="single" w:color="D9D8D2" w:sz="4"/>
+              <w:right w:val="single" w:color="D9D8D2" w:sz="4"/>
+            </w:tcBorders>
+            <w:shd w:fill="F3F6FB" w:color="auto" w:val="clear"/>
+            <w:tcMar>
+              <w:top w:type="dxa" w:w="60"/>
+              <w:left w:type="dxa" w:w="100"/>
+              <w:bottom w:type="dxa" w:w="60"/>
+              <w:right w:type="dxa" w:w="100"/>
+            </w:tcMar>
+          </w:tcPr>
+          <w:p>
+            <w:pPr>
+              <w:jc w:val="left"/>
+            </w:pPr>
+            <w:r>
+              <w:rPr>
+                <w:b w:val="false"/>
+                <w:bCs w:val="false"/>
+                <w:color w:val="1F1F1D"/>
+                <w:sz w:val="18"/>
+                <w:szCs w:val="18"/>
+              </w:rPr>
+              <w:t xml:space="preserve">Full RSA</w:t>
+            </w:r>
+          </w:p>
+        </w:tc>
+        <w:tc>
+          <w:tcPr>
+            <w:tcW w:type="dxa" w:w="1180"/>
+            <w:tcBorders>
+              <w:top w:val="single" w:color="D9D8D2" w:sz="4"/>
+              <w:left w:val="single" w:color="D9D8D2" w:sz="4"/>
+              <w:bottom w:val="single" w:color="D9D8D2" w:sz="4"/>
+              <w:right w:val="single" w:color="D9D8D2" w:sz="4"/>
+            </w:tcBorders>
+            <w:shd w:fill="F3F6FB" w:color="auto" w:val="clear"/>
+            <w:tcMar>
+              <w:top w:type="dxa" w:w="60"/>
+              <w:left w:type="dxa" w:w="100"/>
+              <w:bottom w:type="dxa" w:w="60"/>
+              <w:right w:type="dxa" w:w="100"/>
+            </w:tcMar>
+          </w:tcPr>
+          <w:p>
+            <w:pPr>
+              <w:jc w:val="center"/>
+            </w:pPr>
+            <w:r>
+              <w:rPr>
+                <w:b w:val="false"/>
+                <w:bCs w:val="false"/>
+                <w:color w:val="1F1F1D"/>
+                <w:sz w:val="18"/>
+                <w:szCs w:val="18"/>
+              </w:rPr>
+              <w:t xml:space="preserve">182 (5.47%)</w:t>
+            </w:r>
+          </w:p>
+        </w:tc>
+        <w:tc>
+          <w:tcPr>
+            <w:tcW w:type="dxa" w:w="1180"/>
+            <w:tcBorders>
+              <w:top w:val="single" w:color="D9D8D2" w:sz="4"/>
+              <w:left w:val="single" w:color="D9D8D2" w:sz="4"/>
+              <w:bottom w:val="single" w:color="D9D8D2" w:sz="4"/>
+              <w:right w:val="single" w:color="D9D8D2" w:sz="4"/>
+            </w:tcBorders>
+            <w:shd w:fill="F3F6FB" w:color="auto" w:val="clear"/>
+            <w:tcMar>
+              <w:top w:type="dxa" w:w="60"/>
+              <w:left w:type="dxa" w:w="100"/>
+              <w:bottom w:type="dxa" w:w="60"/>
+              <w:right w:type="dxa" w:w="100"/>
+            </w:tcMar>
+          </w:tcPr>
+          <w:p>
+            <w:pPr>
+              <w:jc w:val="center"/>
+            </w:pPr>
+            <w:r>
+              <w:rPr>
+                <w:b w:val="false"/>
+                <w:bCs w:val="false"/>
+                <w:color w:val="1F1F1D"/>
+                <w:sz w:val="18"/>
+                <w:szCs w:val="18"/>
+              </w:rPr>
+              <w:t xml:space="preserve">1 (2.88%)</w:t>
+            </w:r>
+          </w:p>
+        </w:tc>
+        <w:tc>
+          <w:tcPr>
+            <w:tcW w:type="dxa" w:w="1180"/>
+            <w:tcBorders>
+              <w:top w:val="single" w:color="D9D8D2" w:sz="4"/>
+              <w:left w:val="single" w:color="D9D8D2" w:sz="4"/>
+              <w:bottom w:val="single" w:color="D9D8D2" w:sz="4"/>
+              <w:right w:val="single" w:color="D9D8D2" w:sz="4"/>
+            </w:tcBorders>
+            <w:shd w:fill="F3F6FB" w:color="auto" w:val="clear"/>
+            <w:tcMar>
+              <w:top w:type="dxa" w:w="60"/>
+              <w:left w:type="dxa" w:w="100"/>
+              <w:bottom w:type="dxa" w:w="60"/>
+              <w:right w:type="dxa" w:w="100"/>
+            </w:tcMar>
+          </w:tcPr>
+          <w:p>
+            <w:pPr>
+              <w:jc w:val="center"/>
+            </w:pPr>
+            <w:r>
+              <w:rPr>
+                <w:b w:val="false"/>
+                <w:bCs w:val="false"/>
+                <w:color w:val="1F1F1D"/>
+                <w:sz w:val="18"/>
+                <w:szCs w:val="18"/>
+              </w:rPr>
+              <w:t xml:space="preserve">49 (6.01%)</w:t>
+            </w:r>
+          </w:p>
+        </w:tc>
+        <w:tc>
+          <w:tcPr>
+            <w:tcW w:type="dxa" w:w="1180"/>
+            <w:tcBorders>
+              <w:top w:val="single" w:color="D9D8D2" w:sz="4"/>
+              <w:left w:val="single" w:color="D9D8D2" w:sz="4"/>
+              <w:bottom w:val="single" w:color="D9D8D2" w:sz="4"/>
+              <w:right w:val="single" w:color="D9D8D2" w:sz="4"/>
+            </w:tcBorders>
+            <w:shd w:fill="F3F6FB" w:color="auto" w:val="clear"/>
+            <w:tcMar>
+              <w:top w:type="dxa" w:w="60"/>
+              <w:left w:type="dxa" w:w="100"/>
+              <w:bottom w:type="dxa" w:w="60"/>
+              <w:right w:type="dxa" w:w="100"/>
+            </w:tcMar>
+          </w:tcPr>
+          <w:p>
+            <w:pPr>
+              <w:jc w:val="center"/>
+            </w:pPr>
+            <w:r>
+              <w:rPr>
+                <w:b w:val="false"/>
+                <w:bCs w:val="false"/>
+                <w:color w:val="1F1F1D"/>
+                <w:sz w:val="18"/>
+                <w:szCs w:val="18"/>
+              </w:rPr>
+              <w:t xml:space="preserve">161 (5.28%)</w:t>
+            </w:r>
+          </w:p>
+        </w:tc>
+        <w:tc>
+          <w:tcPr>
+            <w:tcW w:type="dxa" w:w="1190"/>
+            <w:tcBorders>
+              <w:top w:val="single" w:color="D9D8D2" w:sz="4"/>
+              <w:left w:val="single" w:color="D9D8D2" w:sz="4"/>
+              <w:bottom w:val="single" w:color="D9D8D2" w:sz="4"/>
+              <w:right w:val="single" w:color="D9D8D2" w:sz="4"/>
+            </w:tcBorders>
+            <w:shd w:fill="F3F6FB" w:color="auto" w:val="clear"/>
+            <w:tcMar>
+              <w:top w:type="dxa" w:w="60"/>
+              <w:left w:type="dxa" w:w="100"/>
+              <w:bottom w:type="dxa" w:w="60"/>
+              <w:right w:type="dxa" w:w="100"/>
+            </w:tcMar>
+          </w:tcPr>
+          <w:p>
+            <w:pPr>
+              <w:jc w:val="center"/>
+            </w:pPr>
+            <w:r>
+              <w:rPr>
+                <w:b w:val="false"/>
+                <w:bCs w:val="false"/>
+                <w:color w:val="1F1F1D"/>
+                <w:sz w:val="18"/>
+                <w:szCs w:val="18"/>
+              </w:rPr>
+              <w:t xml:space="preserve">1 (3.38%)</w:t>
+            </w:r>
+          </w:p>
+        </w:tc>
+        <w:tc>
+          <w:tcPr>
+            <w:tcW w:type="dxa" w:w="1828"/>
+            <w:tcBorders>
+              <w:top w:val="single" w:color="D9D8D2" w:sz="4"/>
+              <w:left w:val="single" w:color="D9D8D2" w:sz="4"/>
+              <w:bottom w:val="single" w:color="D9D8D2" w:sz="4"/>
+              <w:right w:val="single" w:color="D9D8D2" w:sz="4"/>
+            </w:tcBorders>
+            <w:shd w:fill="F3F6FB" w:color="auto" w:val="clear"/>
+            <w:tcMar>
+              <w:top w:type="dxa" w:w="60"/>
+              <w:left w:type="dxa" w:w="100"/>
+              <w:bottom w:type="dxa" w:w="60"/>
+              <w:right w:type="dxa" w:w="100"/>
+            </w:tcMar>
+          </w:tcPr>
+          <w:p>
+            <w:pPr>
+              <w:jc w:val="center"/>
+            </w:pPr>
+            <w:r>
+              <w:rPr>
+                <w:b w:val="false"/>
+                <w:bCs w:val="false"/>
+                <w:color w:val="1F1F1D"/>
+                <w:sz w:val="18"/>
+                <w:szCs w:val="18"/>
+              </w:rPr>
+              <w:t xml:space="preserve">203 (4.09%)</w:t>
+            </w:r>
+          </w:p>
+        </w:tc>
+      </w:tr>
+    </w:tbl>
+    <w:p>
+      <w:pPr>
+        <w:spacing w:after="120"/>
+      </w:pPr>
+      <w:r>
+        <w:t xml:space="preserve">FND in rounds, PDR in brackets.</w:t>
+      </w:r>
+    </w:p>
+    <w:p>
+      <w:pPr>
+        <w:keepNext/>
+        <w:spacing w:after="40" w:before="120"/>
+        <w:jc w:val="center"/>
+      </w:pPr>
+      <w:r>
+        <w:drawing>
+          <wp:inline distT="0" distB="0" distL="0" distR="0">
+            <wp:extent cx="5943600" cy="2524125"/>
+            <wp:effectExtent t="0" r="0" b="0" l="0"/>
+            <wp:docPr id="1" name="s2_sec_center.png" descr="Figure 33 — FND with each security scheme, BS at the centre." title="Figure 33 — FND with each security scheme, BS at the centre."/>
+            <wp:cNvGraphicFramePr>
+              <a:graphicFrameLocks xmlns:a="http://schemas.openxmlformats.org/drawingml/2006/main" noChangeAspect="1"/>
+            </wp:cNvGraphicFramePr>
+            <a:graphic xmlns:a="http://schemas.openxmlformats.org/drawingml/2006/main">
+              <a:graphicData uri="http://schemas.openxmlformats.org/drawingml/2006/picture">
+                <pic:pic xmlns:pic="http://schemas.openxmlformats.org/drawingml/2006/picture">
+                  <pic:nvPicPr>
+                    <pic:cNvPr id="0" name="" descr=""/>
+                    <pic:cNvPicPr>
+                      <a:picLocks noChangeAspect="1" noChangeArrowheads="1"/>
+                    </pic:cNvPicPr>
+                  </pic:nvPicPr>
+                  <pic:blipFill>
+                    <a:blip r:embed="rId52" cstate="none"/>
+                    <a:srcRect/>
+                    <a:stretch>
+                      <a:fillRect/>
+                    </a:stretch>
+                  </pic:blipFill>
+                  <pic:spPr bwMode="auto">
+                    <a:xfrm>
+                      <a:off x="0" y="0"/>
+                      <a:ext cx="5943600" cy="2524125"/>
+                    </a:xfrm>
+                    <a:prstGeom prst="rect">
+                      <a:avLst/>
+                    </a:prstGeom>
+                  </pic:spPr>
+                </pic:pic>
+              </a:graphicData>
+            </a:graphic>
+          </wp:inline>
+        </w:drawing>
+      </w:r>
+    </w:p>
+    <w:p>
+      <w:pPr>
+        <w:spacing w:after="200" w:before="60"/>
+        <w:jc w:val="center"/>
+      </w:pPr>
+      <w:r>
+        <w:rPr>
+          <w:i/>
+          <w:iCs/>
+          <w:color w:val="5F5E5A"/>
+          <w:sz w:val="18"/>
+          <w:szCs w:val="18"/>
+        </w:rPr>
+        <w:t xml:space="preserve">Figure 33 — FND with each security scheme, BS at the centre.</w:t>
+      </w:r>
+    </w:p>
+    <w:p>
+      <w:pPr>
+        <w:keepNext/>
+        <w:spacing w:after="40" w:before="120"/>
+        <w:jc w:val="center"/>
+      </w:pPr>
+      <w:r>
+        <w:drawing>
+          <wp:inline distT="0" distB="0" distL="0" distR="0">
+            <wp:extent cx="5943600" cy="2524125"/>
+            <wp:effectExtent t="0" r="0" b="0" l="0"/>
+            <wp:docPr id="1" name="s2_sec_far.png" descr="Figure 34 — FND with each security scheme, BS far away." title="Figure 34 — FND with each security scheme, BS far away."/>
+            <wp:cNvGraphicFramePr>
+              <a:graphicFrameLocks xmlns:a="http://schemas.openxmlformats.org/drawingml/2006/main" noChangeAspect="1"/>
+            </wp:cNvGraphicFramePr>
+            <a:graphic xmlns:a="http://schemas.openxmlformats.org/drawingml/2006/main">
+              <a:graphicData uri="http://schemas.openxmlformats.org/drawingml/2006/picture">
+                <pic:pic xmlns:pic="http://schemas.openxmlformats.org/drawingml/2006/picture">
+                  <pic:nvPicPr>
+                    <pic:cNvPr id="0" name="" descr=""/>
+                    <pic:cNvPicPr>
+                      <a:picLocks noChangeAspect="1" noChangeArrowheads="1"/>
+                    </pic:cNvPicPr>
+                  </pic:nvPicPr>
+                  <pic:blipFill>
+                    <a:blip r:embed="rId53" cstate="none"/>
+                    <a:srcRect/>
+                    <a:stretch>
+                      <a:fillRect/>
+                    </a:stretch>
+                  </pic:blipFill>
+                  <pic:spPr bwMode="auto">
+                    <a:xfrm>
+                      <a:off x="0" y="0"/>
+                      <a:ext cx="5943600" cy="2524125"/>
+                    </a:xfrm>
+                    <a:prstGeom prst="rect">
+                      <a:avLst/>
+                    </a:prstGeom>
+                  </pic:spPr>
+                </pic:pic>
+              </a:graphicData>
+            </a:graphic>
+          </wp:inline>
+        </w:drawing>
+      </w:r>
+    </w:p>
+    <w:p>
+      <w:pPr>
+        <w:spacing w:after="200" w:before="60"/>
+        <w:jc w:val="center"/>
+      </w:pPr>
+      <w:r>
+        <w:rPr>
+          <w:i/>
+          <w:iCs/>
+          <w:color w:val="5F5E5A"/>
+          <w:sz w:val="18"/>
+          <w:szCs w:val="18"/>
+        </w:rPr>
+        <w:t xml:space="preserve">Figure 34 — FND with each security scheme, BS far away.</w:t>
+      </w:r>
+    </w:p>
+    <w:p>
+      <w:pPr>
+        <w:keepNext/>
+        <w:spacing w:after="40" w:before="120"/>
+        <w:jc w:val="center"/>
+      </w:pPr>
+      <w:r>
+        <w:drawing>
+          <wp:inline distT="0" distB="0" distL="0" distR="0">
+            <wp:extent cx="5943600" cy="2324100"/>
+            <wp:effectExtent t="0" r="0" b="0" l="0"/>
+            <wp:docPr id="1" name="s3_sec_pdr.png" descr="Figure 35 — PDR with each security scheme, BS at the centre." title="Figure 35 — PDR with each security scheme, BS at the centre."/>
+            <wp:cNvGraphicFramePr>
+              <a:graphicFrameLocks xmlns:a="http://schemas.openxmlformats.org/drawingml/2006/main" noChangeAspect="1"/>
+            </wp:cNvGraphicFramePr>
+            <a:graphic xmlns:a="http://schemas.openxmlformats.org/drawingml/2006/main">
+              <a:graphicData uri="http://schemas.openxmlformats.org/drawingml/2006/picture">
+                <pic:pic xmlns:pic="http://schemas.openxmlformats.org/drawingml/2006/picture">
+                  <pic:nvPicPr>
+                    <pic:cNvPr id="0" name="" descr=""/>
+                    <pic:cNvPicPr>
+                      <a:picLocks noChangeAspect="1" noChangeArrowheads="1"/>
+                    </pic:cNvPicPr>
+                  </pic:nvPicPr>
+                  <pic:blipFill>
+                    <a:blip r:embed="rId54" cstate="none"/>
+                    <a:srcRect/>
+                    <a:stretch>
+                      <a:fillRect/>
+                    </a:stretch>
+                  </pic:blipFill>
+                  <pic:spPr bwMode="auto">
+                    <a:xfrm>
+                      <a:off x="0" y="0"/>
+                      <a:ext cx="5943600" cy="2324100"/>
+                    </a:xfrm>
+                    <a:prstGeom prst="rect">
+                      <a:avLst/>
+                    </a:prstGeom>
+                  </pic:spPr>
+                </pic:pic>
+              </a:graphicData>
+            </a:graphic>
+          </wp:inline>
+        </w:drawing>
+      </w:r>
+    </w:p>
+    <w:p>
+      <w:pPr>
+        <w:spacing w:after="200" w:before="60"/>
+        <w:jc w:val="center"/>
+      </w:pPr>
+      <w:r>
+        <w:rPr>
+          <w:i/>
+          <w:iCs/>
+          <w:color w:val="5F5E5A"/>
+          <w:sz w:val="18"/>
+          <w:szCs w:val="18"/>
+        </w:rPr>
+        <w:t xml:space="preserve">Figure 35 — PDR with each security scheme, BS at the centre.</w:t>
+      </w:r>
+    </w:p>
+    <w:p>
+      <w:pPr>
+        <w:pStyle w:val="Heading2"/>
+      </w:pPr>
+      <w:r>
+        <w:t xml:space="preserve">9.4 What we learn</w:t>
+      </w:r>
+    </w:p>
+    <w:p>
+      <w:pPr>
+        <w:pStyle w:val="ListParagraph"/>
+        <w:numPr>
+          <w:ilvl w:val="0"/>
+          <w:numId w:val="3"/>
+        </w:numPr>
+        <w:spacing w:after="60" w:line="290"/>
+      </w:pPr>
+      <w:r>
+        <w:t xml:space="preserve">Full RSA / full ECC is impossible: FND 1 – 203 rounds and PDR 3 – 24 %. A CH cannot pay 912 mJ to decrypt one packet — the proposal was right that RSA is too heavy for the nodes.</w:t>
+      </w:r>
+    </w:p>
+    <w:p>
+      <w:pPr>
+        <w:pStyle w:val="ListParagraph"/>
+        <w:numPr>
+          <w:ilvl w:val="0"/>
+          <w:numId w:val="3"/>
+        </w:numPr>
+        <w:spacing w:after="60" w:line="290"/>
+      </w:pPr>
+      <w:r>
+        <w:t xml:space="preserve">Use the public key once, not at every CH election: authenticating every new CH with RSA/ECC cuts FND by 47 – 71 %; once per node (then symmetric credentials from the sink) costs v8 only 18 %.</w:t>
+      </w:r>
+    </w:p>
+    <w:p>
+      <w:pPr>
+        <w:pStyle w:val="ListParagraph"/>
+        <w:numPr>
+          <w:ilvl w:val="0"/>
+          <w:numId w:val="3"/>
+        </w:numPr>
+        <w:spacing w:after="60" w:line="290"/>
+      </w:pPr>
+      <w:r>
+        <w:t xml:space="preserve">RSA vs ECC on the node: with the sink doing the private-key work, RSA is slightly cheaper for the node (15.4 vs 22.3 mJ); ECC gives the same security with much smaller keys (160 vs 1024 bits).</w:t>
+      </w:r>
+    </w:p>
+    <w:p>
+      <w:pPr>
+        <w:pStyle w:val="ListParagraph"/>
+        <w:numPr>
+          <w:ilvl w:val="0"/>
+          <w:numId w:val="3"/>
+        </w:numPr>
+        <w:spacing w:after="60" w:line="290"/>
+      </w:pPr>
+      <w:r>
+        <w:t xml:space="preserve">v8 protects best: it re-elects CHs less often (setup every 5 rounds), so it pays fewer authentications. With the recommended hybrid: v8 2061 vs PEGASIS 1158 vs LEACH 1019 — still +49 % over LEACH without any security. Far BS: v8-Chain 1331 vs PEGASIS 1199 and LEACH 798.</w:t>
+      </w:r>
+    </w:p>
+    <w:tbl>
+      <w:tblPr>
+        <w:tblW w:type="dxa" w:w="9638"/>
+        <w:tblBorders>
+          <w:top w:val="single" w:color="auto" w:sz="4"/>
+          <w:left w:val="single" w:color="auto" w:sz="4"/>
+          <w:bottom w:val="single" w:color="auto" w:sz="4"/>
+          <w:right w:val="single" w:color="auto" w:sz="4"/>
+          <w:insideH w:val="single" w:color="auto" w:sz="4"/>
+          <w:insideV w:val="single" w:color="auto" w:sz="4"/>
+        </w:tblBorders>
+      </w:tblPr>
+      <w:tblGrid>
+        <w:gridCol w:w="9638"/>
+      </w:tblGrid>
+      <w:tr>
+        <w:tc>
+          <w:tcPr>
+            <w:tcW w:type="dxa" w:w="9638"/>
+            <w:tcBorders>
+              <w:top w:val="single" w:color="BFD4F2" w:sz="4"/>
+              <w:left w:val="single" w:color="BFD4F2" w:sz="4"/>
+              <w:bottom w:val="single" w:color="BFD4F2" w:sz="4"/>
+              <w:right w:val="single" w:color="BFD4F2" w:sz="4"/>
+            </w:tcBorders>
+            <w:shd w:fill="EEF4FC" w:color="auto" w:val="clear"/>
+            <w:tcMar>
+              <w:top w:type="dxa" w:w="120"/>
+              <w:left w:type="dxa" w:w="180"/>
+              <w:bottom w:type="dxa" w:w="120"/>
+              <w:right w:type="dxa" w:w="180"/>
+            </w:tcMar>
+          </w:tcPr>
+          <w:p>
+            <w:pPr>
+              <w:spacing w:after="80"/>
+            </w:pPr>
+            <w:r>
+              <w:rPr>
+                <w:b/>
+                <w:bCs/>
+                <w:color w:val="14213D"/>
+              </w:rPr>
+              <w:t xml:space="preserve">Recommended design</w:t>
+            </w:r>
+          </w:p>
+          <w:p>
+            <w:pPr>
+              <w:spacing w:after="60"/>
+            </w:pPr>
+            <w:r>
+              <w:t xml:space="preserve">AES + 8-byte MIC on every message; public key (RSA or ECC) once per node; the sink authenticates new CHs and gives them credentials with the symmetric key.</w:t>
+            </w:r>
+          </w:p>
+        </w:tc>
+      </w:tr>
+    </w:tbl>
     <w:p>
       <w:pPr>
         <w:pStyle w:val="Heading1"/>
@@ -21620,7 +25691,7 @@
         <w:spacing w:after="60" w:line="290"/>
       </w:pPr>
       <w:r>
-        <w:t xml:space="preserve">Security costs are assumed values; attacks and key management are not simulated.</w:t>
+        <w:t xml:space="preserve">Security is modelled as energy cost only: public-key energy from published MCU measurements [16], AES energy assumed; attacks are not simulated.</w:t>
       </w:r>
     </w:p>
     <w:p>
@@ -21706,7 +25777,7 @@
         <w:spacing w:after="60" w:line="290"/>
       </w:pPr>
       <w:r>
-        <w:t xml:space="preserve">Adding hybrid cryptography is expected to cost 9 – 19 % of lifetime and remains affordable.</w:t>
+        <w:t xml:space="preserve">The hybrid cryptography of the proposal (AES + public key once) costs v8 18 % of lifetime; full RSA breaks every protocol.</w:t>
       </w:r>
     </w:p>
     <w:p>

--- a/thesis-final/SOTA_Report_v8-Chain.docx
+++ b/thesis-final/SOTA_Report_v8-Chain.docx
@@ -22950,7 +22950,7 @@
                 <w:sz w:val="18"/>
                 <w:szCs w:val="18"/>
               </w:rPr>
-              <w:t xml:space="preserve">Full ECC</w:t>
+              <w:t xml:space="preserve">ECC / RSA on CH → sink</w:t>
             </w:r>
           </w:p>
         </w:tc>
@@ -22981,7 +22981,7 @@
                 <w:sz w:val="18"/>
                 <w:szCs w:val="18"/>
               </w:rPr>
-              <w:t xml:space="preserve">ECIES</w:t>
+              <w:t xml:space="preserve">AES + MIC</w:t>
             </w:r>
           </w:p>
         </w:tc>
@@ -23012,7 +23012,7 @@
                 <w:sz w:val="18"/>
                 <w:szCs w:val="18"/>
               </w:rPr>
-              <w:t xml:space="preserve">every packet</w:t>
+              <w:t xml:space="preserve">every packet to the sink</w:t>
             </w:r>
           </w:p>
         </w:tc>
@@ -23043,7 +23043,7 @@
                 <w:sz w:val="18"/>
                 <w:szCs w:val="18"/>
               </w:rPr>
-              <w:t xml:space="preserve">22.3 mJ send + 22.3 mJ receive</w:t>
+              <w:t xml:space="preserve">+22.3 mJ (ECC) / 35.7 mJ (RSA) per packet</w:t>
             </w:r>
           </w:p>
         </w:tc>
@@ -23079,6 +23079,135 @@
                 <w:sz w:val="18"/>
                 <w:szCs w:val="18"/>
               </w:rPr>
+              <w:t xml:space="preserve">Full ECC</w:t>
+            </w:r>
+          </w:p>
+        </w:tc>
+        <w:tc>
+          <w:tcPr>
+            <w:tcW w:type="dxa" w:w="1900"/>
+            <w:tcBorders>
+              <w:top w:val="single" w:color="D9D8D2" w:sz="4"/>
+              <w:left w:val="single" w:color="D9D8D2" w:sz="4"/>
+              <w:bottom w:val="single" w:color="D9D8D2" w:sz="4"/>
+              <w:right w:val="single" w:color="D9D8D2" w:sz="4"/>
+            </w:tcBorders>
+            <w:shd w:fill="F3F6FB" w:color="auto" w:val="clear"/>
+            <w:tcMar>
+              <w:top w:type="dxa" w:w="60"/>
+              <w:left w:type="dxa" w:w="100"/>
+              <w:bottom w:type="dxa" w:w="60"/>
+              <w:right w:type="dxa" w:w="100"/>
+            </w:tcMar>
+          </w:tcPr>
+          <w:p>
+            <w:pPr>
+              <w:jc w:val="left"/>
+            </w:pPr>
+            <w:r>
+              <w:rPr>
+                <w:color w:val="1F1F1D"/>
+                <w:sz w:val="18"/>
+                <w:szCs w:val="18"/>
+              </w:rPr>
+              <w:t xml:space="preserve">ECIES</w:t>
+            </w:r>
+          </w:p>
+        </w:tc>
+        <w:tc>
+          <w:tcPr>
+            <w:tcW w:type="dxa" w:w="2200"/>
+            <w:tcBorders>
+              <w:top w:val="single" w:color="D9D8D2" w:sz="4"/>
+              <w:left w:val="single" w:color="D9D8D2" w:sz="4"/>
+              <w:bottom w:val="single" w:color="D9D8D2" w:sz="4"/>
+              <w:right w:val="single" w:color="D9D8D2" w:sz="4"/>
+            </w:tcBorders>
+            <w:shd w:fill="F3F6FB" w:color="auto" w:val="clear"/>
+            <w:tcMar>
+              <w:top w:type="dxa" w:w="60"/>
+              <w:left w:type="dxa" w:w="100"/>
+              <w:bottom w:type="dxa" w:w="60"/>
+              <w:right w:type="dxa" w:w="100"/>
+            </w:tcMar>
+          </w:tcPr>
+          <w:p>
+            <w:pPr>
+              <w:jc w:val="left"/>
+            </w:pPr>
+            <w:r>
+              <w:rPr>
+                <w:color w:val="1F1F1D"/>
+                <w:sz w:val="18"/>
+                <w:szCs w:val="18"/>
+              </w:rPr>
+              <w:t xml:space="preserve">every packet</w:t>
+            </w:r>
+          </w:p>
+        </w:tc>
+        <w:tc>
+          <w:tcPr>
+            <w:tcW w:type="dxa" w:w="3238"/>
+            <w:tcBorders>
+              <w:top w:val="single" w:color="D9D8D2" w:sz="4"/>
+              <w:left w:val="single" w:color="D9D8D2" w:sz="4"/>
+              <w:bottom w:val="single" w:color="D9D8D2" w:sz="4"/>
+              <w:right w:val="single" w:color="D9D8D2" w:sz="4"/>
+            </w:tcBorders>
+            <w:shd w:fill="F3F6FB" w:color="auto" w:val="clear"/>
+            <w:tcMar>
+              <w:top w:type="dxa" w:w="60"/>
+              <w:left w:type="dxa" w:w="100"/>
+              <w:bottom w:type="dxa" w:w="60"/>
+              <w:right w:type="dxa" w:w="100"/>
+            </w:tcMar>
+          </w:tcPr>
+          <w:p>
+            <w:pPr>
+              <w:jc w:val="left"/>
+            </w:pPr>
+            <w:r>
+              <w:rPr>
+                <w:color w:val="1F1F1D"/>
+                <w:sz w:val="18"/>
+                <w:szCs w:val="18"/>
+              </w:rPr>
+              <w:t xml:space="preserve">22.3 mJ send + 22.3 mJ receive</w:t>
+            </w:r>
+          </w:p>
+        </w:tc>
+      </w:tr>
+      <w:tr>
+        <w:trPr>
+          <w:cantSplit/>
+        </w:trPr>
+        <w:tc>
+          <w:tcPr>
+            <w:tcW w:type="dxa" w:w="2300"/>
+            <w:tcBorders>
+              <w:top w:val="single" w:color="D9D8D2" w:sz="4"/>
+              <w:left w:val="single" w:color="D9D8D2" w:sz="4"/>
+              <w:bottom w:val="single" w:color="D9D8D2" w:sz="4"/>
+              <w:right w:val="single" w:color="D9D8D2" w:sz="4"/>
+            </w:tcBorders>
+            <w:shd w:fill="FFFFFF" w:color="auto" w:val="clear"/>
+            <w:tcMar>
+              <w:top w:type="dxa" w:w="60"/>
+              <w:left w:type="dxa" w:w="100"/>
+              <w:bottom w:type="dxa" w:w="60"/>
+              <w:right w:type="dxa" w:w="100"/>
+            </w:tcMar>
+          </w:tcPr>
+          <w:p>
+            <w:pPr>
+              <w:jc w:val="left"/>
+            </w:pPr>
+            <w:r>
+              <w:rPr>
+                <w:color w:val="1F1F1D"/>
+                <w:sz w:val="18"/>
+                <w:szCs w:val="18"/>
+              </w:rPr>
               <w:t xml:space="preserve">Full RSA</w:t>
             </w:r>
           </w:p>
@@ -23092,7 +23221,7 @@
               <w:bottom w:val="single" w:color="D9D8D2" w:sz="4"/>
               <w:right w:val="single" w:color="D9D8D2" w:sz="4"/>
             </w:tcBorders>
-            <w:shd w:fill="F3F6FB" w:color="auto" w:val="clear"/>
+            <w:shd w:fill="FFFFFF" w:color="auto" w:val="clear"/>
             <w:tcMar>
               <w:top w:type="dxa" w:w="60"/>
               <w:left w:type="dxa" w:w="100"/>
@@ -23123,7 +23252,7 @@
               <w:bottom w:val="single" w:color="D9D8D2" w:sz="4"/>
               <w:right w:val="single" w:color="D9D8D2" w:sz="4"/>
             </w:tcBorders>
-            <w:shd w:fill="F3F6FB" w:color="auto" w:val="clear"/>
+            <w:shd w:fill="FFFFFF" w:color="auto" w:val="clear"/>
             <w:tcMar>
               <w:top w:type="dxa" w:w="60"/>
               <w:left w:type="dxa" w:w="100"/>
@@ -23154,7 +23283,7 @@
               <w:bottom w:val="single" w:color="D9D8D2" w:sz="4"/>
               <w:right w:val="single" w:color="D9D8D2" w:sz="4"/>
             </w:tcBorders>
-            <w:shd w:fill="F3F6FB" w:color="auto" w:val="clear"/>
+            <w:shd w:fill="FFFFFF" w:color="auto" w:val="clear"/>
             <w:tcMar>
               <w:top w:type="dxa" w:w="60"/>
               <w:left w:type="dxa" w:w="100"/>
@@ -24893,6 +25022,478 @@
                 <w:sz w:val="18"/>
                 <w:szCs w:val="18"/>
               </w:rPr>
+              <w:t xml:space="preserve">ECC on CH → sink</w:t>
+            </w:r>
+          </w:p>
+        </w:tc>
+        <w:tc>
+          <w:tcPr>
+            <w:tcW w:type="dxa" w:w="1180"/>
+            <w:tcBorders>
+              <w:top w:val="single" w:color="D9D8D2" w:sz="4"/>
+              <w:left w:val="single" w:color="D9D8D2" w:sz="4"/>
+              <w:bottom w:val="single" w:color="D9D8D2" w:sz="4"/>
+              <w:right w:val="single" w:color="D9D8D2" w:sz="4"/>
+            </w:tcBorders>
+            <w:shd w:fill="FFFFFF" w:color="auto" w:val="clear"/>
+            <w:tcMar>
+              <w:top w:type="dxa" w:w="60"/>
+              <w:left w:type="dxa" w:w="100"/>
+              <w:bottom w:type="dxa" w:w="60"/>
+              <w:right w:type="dxa" w:w="100"/>
+            </w:tcMar>
+          </w:tcPr>
+          <w:p>
+            <w:pPr>
+              <w:jc w:val="center"/>
+            </w:pPr>
+            <w:r>
+              <w:rPr>
+                <w:b w:val="false"/>
+                <w:bCs w:val="false"/>
+                <w:color w:val="1F1F1D"/>
+                <w:sz w:val="18"/>
+                <w:szCs w:val="18"/>
+              </w:rPr>
+              <w:t xml:space="preserve">284 (96.98%)</w:t>
+            </w:r>
+          </w:p>
+        </w:tc>
+        <w:tc>
+          <w:tcPr>
+            <w:tcW w:type="dxa" w:w="1180"/>
+            <w:tcBorders>
+              <w:top w:val="single" w:color="D9D8D2" w:sz="4"/>
+              <w:left w:val="single" w:color="D9D8D2" w:sz="4"/>
+              <w:bottom w:val="single" w:color="D9D8D2" w:sz="4"/>
+              <w:right w:val="single" w:color="D9D8D2" w:sz="4"/>
+            </w:tcBorders>
+            <w:shd w:fill="FFFFFF" w:color="auto" w:val="clear"/>
+            <w:tcMar>
+              <w:top w:type="dxa" w:w="60"/>
+              <w:left w:type="dxa" w:w="100"/>
+              <w:bottom w:type="dxa" w:w="60"/>
+              <w:right w:type="dxa" w:w="100"/>
+            </w:tcMar>
+          </w:tcPr>
+          <w:p>
+            <w:pPr>
+              <w:jc w:val="center"/>
+            </w:pPr>
+            <w:r>
+              <w:rPr>
+                <w:b w:val="false"/>
+                <w:bCs w:val="false"/>
+                <w:color w:val="1F1F1D"/>
+                <w:sz w:val="18"/>
+                <w:szCs w:val="18"/>
+              </w:rPr>
+              <w:t xml:space="preserve">774 (97.68%)</w:t>
+            </w:r>
+          </w:p>
+        </w:tc>
+        <w:tc>
+          <w:tcPr>
+            <w:tcW w:type="dxa" w:w="1180"/>
+            <w:tcBorders>
+              <w:top w:val="single" w:color="D9D8D2" w:sz="4"/>
+              <w:left w:val="single" w:color="D9D8D2" w:sz="4"/>
+              <w:bottom w:val="single" w:color="D9D8D2" w:sz="4"/>
+              <w:right w:val="single" w:color="D9D8D2" w:sz="4"/>
+            </w:tcBorders>
+            <w:shd w:fill="FFFFFF" w:color="auto" w:val="clear"/>
+            <w:tcMar>
+              <w:top w:type="dxa" w:w="60"/>
+              <w:left w:type="dxa" w:w="100"/>
+              <w:bottom w:type="dxa" w:w="60"/>
+              <w:right w:type="dxa" w:w="100"/>
+            </w:tcMar>
+          </w:tcPr>
+          <w:p>
+            <w:pPr>
+              <w:jc w:val="center"/>
+            </w:pPr>
+            <w:r>
+              <w:rPr>
+                <w:b w:val="false"/>
+                <w:bCs w:val="false"/>
+                <w:color w:val="1F1F1D"/>
+                <w:sz w:val="18"/>
+                <w:szCs w:val="18"/>
+              </w:rPr>
+              <w:t xml:space="preserve">736 (96.26%)</w:t>
+            </w:r>
+          </w:p>
+        </w:tc>
+        <w:tc>
+          <w:tcPr>
+            <w:tcW w:type="dxa" w:w="1180"/>
+            <w:tcBorders>
+              <w:top w:val="single" w:color="D9D8D2" w:sz="4"/>
+              <w:left w:val="single" w:color="D9D8D2" w:sz="4"/>
+              <w:bottom w:val="single" w:color="D9D8D2" w:sz="4"/>
+              <w:right w:val="single" w:color="D9D8D2" w:sz="4"/>
+            </w:tcBorders>
+            <w:shd w:fill="FFFFFF" w:color="auto" w:val="clear"/>
+            <w:tcMar>
+              <w:top w:type="dxa" w:w="60"/>
+              <w:left w:type="dxa" w:w="100"/>
+              <w:bottom w:type="dxa" w:w="60"/>
+              <w:right w:type="dxa" w:w="100"/>
+            </w:tcMar>
+          </w:tcPr>
+          <w:p>
+            <w:pPr>
+              <w:jc w:val="center"/>
+            </w:pPr>
+            <w:r>
+              <w:rPr>
+                <w:b w:val="false"/>
+                <w:bCs w:val="false"/>
+                <w:color w:val="1F1F1D"/>
+                <w:sz w:val="18"/>
+                <w:szCs w:val="18"/>
+              </w:rPr>
+              <w:t xml:space="preserve">264 (95.84%)</w:t>
+            </w:r>
+          </w:p>
+        </w:tc>
+        <w:tc>
+          <w:tcPr>
+            <w:tcW w:type="dxa" w:w="1190"/>
+            <w:tcBorders>
+              <w:top w:val="single" w:color="D9D8D2" w:sz="4"/>
+              <w:left w:val="single" w:color="D9D8D2" w:sz="4"/>
+              <w:bottom w:val="single" w:color="D9D8D2" w:sz="4"/>
+              <w:right w:val="single" w:color="D9D8D2" w:sz="4"/>
+            </w:tcBorders>
+            <w:shd w:fill="FFFFFF" w:color="auto" w:val="clear"/>
+            <w:tcMar>
+              <w:top w:type="dxa" w:w="60"/>
+              <w:left w:type="dxa" w:w="100"/>
+              <w:bottom w:type="dxa" w:w="60"/>
+              <w:right w:type="dxa" w:w="100"/>
+            </w:tcMar>
+          </w:tcPr>
+          <w:p>
+            <w:pPr>
+              <w:jc w:val="center"/>
+            </w:pPr>
+            <w:r>
+              <w:rPr>
+                <w:b w:val="false"/>
+                <w:bCs w:val="false"/>
+                <w:color w:val="1F1F1D"/>
+                <w:sz w:val="18"/>
+                <w:szCs w:val="18"/>
+              </w:rPr>
+              <w:t xml:space="preserve">796 (96.81%)</w:t>
+            </w:r>
+          </w:p>
+        </w:tc>
+        <w:tc>
+          <w:tcPr>
+            <w:tcW w:type="dxa" w:w="1828"/>
+            <w:tcBorders>
+              <w:top w:val="single" w:color="D9D8D2" w:sz="4"/>
+              <w:left w:val="single" w:color="D9D8D2" w:sz="4"/>
+              <w:bottom w:val="single" w:color="D9D8D2" w:sz="4"/>
+              <w:right w:val="single" w:color="D9D8D2" w:sz="4"/>
+            </w:tcBorders>
+            <w:shd w:fill="FFFFFF" w:color="auto" w:val="clear"/>
+            <w:tcMar>
+              <w:top w:type="dxa" w:w="60"/>
+              <w:left w:type="dxa" w:w="100"/>
+              <w:bottom w:type="dxa" w:w="60"/>
+              <w:right w:type="dxa" w:w="100"/>
+            </w:tcMar>
+          </w:tcPr>
+          <w:p>
+            <w:pPr>
+              <w:jc w:val="center"/>
+            </w:pPr>
+            <w:r>
+              <w:rPr>
+                <w:b w:val="false"/>
+                <w:bCs w:val="false"/>
+                <w:color w:val="1F1F1D"/>
+                <w:sz w:val="18"/>
+                <w:szCs w:val="18"/>
+              </w:rPr>
+              <w:t xml:space="preserve">716 (96.01%)</w:t>
+            </w:r>
+          </w:p>
+        </w:tc>
+      </w:tr>
+      <w:tr>
+        <w:trPr>
+          <w:cantSplit/>
+        </w:trPr>
+        <w:tc>
+          <w:tcPr>
+            <w:tcW w:type="dxa" w:w="1900"/>
+            <w:tcBorders>
+              <w:top w:val="single" w:color="D9D8D2" w:sz="4"/>
+              <w:left w:val="single" w:color="D9D8D2" w:sz="4"/>
+              <w:bottom w:val="single" w:color="D9D8D2" w:sz="4"/>
+              <w:right w:val="single" w:color="D9D8D2" w:sz="4"/>
+            </w:tcBorders>
+            <w:shd w:fill="F3F6FB" w:color="auto" w:val="clear"/>
+            <w:tcMar>
+              <w:top w:type="dxa" w:w="60"/>
+              <w:left w:type="dxa" w:w="100"/>
+              <w:bottom w:type="dxa" w:w="60"/>
+              <w:right w:type="dxa" w:w="100"/>
+            </w:tcMar>
+          </w:tcPr>
+          <w:p>
+            <w:pPr>
+              <w:jc w:val="left"/>
+            </w:pPr>
+            <w:r>
+              <w:rPr>
+                <w:b w:val="false"/>
+                <w:bCs w:val="false"/>
+                <w:color w:val="1F1F1D"/>
+                <w:sz w:val="18"/>
+                <w:szCs w:val="18"/>
+              </w:rPr>
+              <w:t xml:space="preserve">RSA on CH → sink</w:t>
+            </w:r>
+          </w:p>
+        </w:tc>
+        <w:tc>
+          <w:tcPr>
+            <w:tcW w:type="dxa" w:w="1180"/>
+            <w:tcBorders>
+              <w:top w:val="single" w:color="D9D8D2" w:sz="4"/>
+              <w:left w:val="single" w:color="D9D8D2" w:sz="4"/>
+              <w:bottom w:val="single" w:color="D9D8D2" w:sz="4"/>
+              <w:right w:val="single" w:color="D9D8D2" w:sz="4"/>
+            </w:tcBorders>
+            <w:shd w:fill="F3F6FB" w:color="auto" w:val="clear"/>
+            <w:tcMar>
+              <w:top w:type="dxa" w:w="60"/>
+              <w:left w:type="dxa" w:w="100"/>
+              <w:bottom w:type="dxa" w:w="60"/>
+              <w:right w:type="dxa" w:w="100"/>
+            </w:tcMar>
+          </w:tcPr>
+          <w:p>
+            <w:pPr>
+              <w:jc w:val="center"/>
+            </w:pPr>
+            <w:r>
+              <w:rPr>
+                <w:b w:val="false"/>
+                <w:bCs w:val="false"/>
+                <w:color w:val="1F1F1D"/>
+                <w:sz w:val="18"/>
+                <w:szCs w:val="18"/>
+              </w:rPr>
+              <w:t xml:space="preserve">201 (95.32%)</w:t>
+            </w:r>
+          </w:p>
+        </w:tc>
+        <w:tc>
+          <w:tcPr>
+            <w:tcW w:type="dxa" w:w="1180"/>
+            <w:tcBorders>
+              <w:top w:val="single" w:color="D9D8D2" w:sz="4"/>
+              <w:left w:val="single" w:color="D9D8D2" w:sz="4"/>
+              <w:bottom w:val="single" w:color="D9D8D2" w:sz="4"/>
+              <w:right w:val="single" w:color="D9D8D2" w:sz="4"/>
+            </w:tcBorders>
+            <w:shd w:fill="F3F6FB" w:color="auto" w:val="clear"/>
+            <w:tcMar>
+              <w:top w:type="dxa" w:w="60"/>
+              <w:left w:type="dxa" w:w="100"/>
+              <w:bottom w:type="dxa" w:w="60"/>
+              <w:right w:type="dxa" w:w="100"/>
+            </w:tcMar>
+          </w:tcPr>
+          <w:p>
+            <w:pPr>
+              <w:jc w:val="center"/>
+            </w:pPr>
+            <w:r>
+              <w:rPr>
+                <w:b w:val="false"/>
+                <w:bCs w:val="false"/>
+                <w:color w:val="1F1F1D"/>
+                <w:sz w:val="18"/>
+                <w:szCs w:val="18"/>
+              </w:rPr>
+              <w:t xml:space="preserve">674 (94.46%)</w:t>
+            </w:r>
+          </w:p>
+        </w:tc>
+        <w:tc>
+          <w:tcPr>
+            <w:tcW w:type="dxa" w:w="1180"/>
+            <w:tcBorders>
+              <w:top w:val="single" w:color="D9D8D2" w:sz="4"/>
+              <w:left w:val="single" w:color="D9D8D2" w:sz="4"/>
+              <w:bottom w:val="single" w:color="D9D8D2" w:sz="4"/>
+              <w:right w:val="single" w:color="D9D8D2" w:sz="4"/>
+            </w:tcBorders>
+            <w:shd w:fill="F3F6FB" w:color="auto" w:val="clear"/>
+            <w:tcMar>
+              <w:top w:type="dxa" w:w="60"/>
+              <w:left w:type="dxa" w:w="100"/>
+              <w:bottom w:type="dxa" w:w="60"/>
+              <w:right w:type="dxa" w:w="100"/>
+            </w:tcMar>
+          </w:tcPr>
+          <w:p>
+            <w:pPr>
+              <w:jc w:val="center"/>
+            </w:pPr>
+            <w:r>
+              <w:rPr>
+                <w:b w:val="false"/>
+                <w:bCs w:val="false"/>
+                <w:color w:val="1F1F1D"/>
+                <w:sz w:val="18"/>
+                <w:szCs w:val="18"/>
+              </w:rPr>
+              <w:t xml:space="preserve">371 (96.25%)</w:t>
+            </w:r>
+          </w:p>
+        </w:tc>
+        <w:tc>
+          <w:tcPr>
+            <w:tcW w:type="dxa" w:w="1180"/>
+            <w:tcBorders>
+              <w:top w:val="single" w:color="D9D8D2" w:sz="4"/>
+              <w:left w:val="single" w:color="D9D8D2" w:sz="4"/>
+              <w:bottom w:val="single" w:color="D9D8D2" w:sz="4"/>
+              <w:right w:val="single" w:color="D9D8D2" w:sz="4"/>
+            </w:tcBorders>
+            <w:shd w:fill="F3F6FB" w:color="auto" w:val="clear"/>
+            <w:tcMar>
+              <w:top w:type="dxa" w:w="60"/>
+              <w:left w:type="dxa" w:w="100"/>
+              <w:bottom w:type="dxa" w:w="60"/>
+              <w:right w:type="dxa" w:w="100"/>
+            </w:tcMar>
+          </w:tcPr>
+          <w:p>
+            <w:pPr>
+              <w:jc w:val="center"/>
+            </w:pPr>
+            <w:r>
+              <w:rPr>
+                <w:b w:val="false"/>
+                <w:bCs w:val="false"/>
+                <w:color w:val="1F1F1D"/>
+                <w:sz w:val="18"/>
+                <w:szCs w:val="18"/>
+              </w:rPr>
+              <w:t xml:space="preserve">181 (94.15%)</w:t>
+            </w:r>
+          </w:p>
+        </w:tc>
+        <w:tc>
+          <w:tcPr>
+            <w:tcW w:type="dxa" w:w="1190"/>
+            <w:tcBorders>
+              <w:top w:val="single" w:color="D9D8D2" w:sz="4"/>
+              <w:left w:val="single" w:color="D9D8D2" w:sz="4"/>
+              <w:bottom w:val="single" w:color="D9D8D2" w:sz="4"/>
+              <w:right w:val="single" w:color="D9D8D2" w:sz="4"/>
+            </w:tcBorders>
+            <w:shd w:fill="F3F6FB" w:color="auto" w:val="clear"/>
+            <w:tcMar>
+              <w:top w:type="dxa" w:w="60"/>
+              <w:left w:type="dxa" w:w="100"/>
+              <w:bottom w:type="dxa" w:w="60"/>
+              <w:right w:type="dxa" w:w="100"/>
+            </w:tcMar>
+          </w:tcPr>
+          <w:p>
+            <w:pPr>
+              <w:jc w:val="center"/>
+            </w:pPr>
+            <w:r>
+              <w:rPr>
+                <w:b w:val="false"/>
+                <w:bCs w:val="false"/>
+                <w:color w:val="1F1F1D"/>
+                <w:sz w:val="18"/>
+                <w:szCs w:val="18"/>
+              </w:rPr>
+              <w:t xml:space="preserve">674 (95.94%)</w:t>
+            </w:r>
+          </w:p>
+        </w:tc>
+        <w:tc>
+          <w:tcPr>
+            <w:tcW w:type="dxa" w:w="1828"/>
+            <w:tcBorders>
+              <w:top w:val="single" w:color="D9D8D2" w:sz="4"/>
+              <w:left w:val="single" w:color="D9D8D2" w:sz="4"/>
+              <w:bottom w:val="single" w:color="D9D8D2" w:sz="4"/>
+              <w:right w:val="single" w:color="D9D8D2" w:sz="4"/>
+            </w:tcBorders>
+            <w:shd w:fill="F3F6FB" w:color="auto" w:val="clear"/>
+            <w:tcMar>
+              <w:top w:type="dxa" w:w="60"/>
+              <w:left w:type="dxa" w:w="100"/>
+              <w:bottom w:type="dxa" w:w="60"/>
+              <w:right w:type="dxa" w:w="100"/>
+            </w:tcMar>
+          </w:tcPr>
+          <w:p>
+            <w:pPr>
+              <w:jc w:val="center"/>
+            </w:pPr>
+            <w:r>
+              <w:rPr>
+                <w:b w:val="false"/>
+                <w:bCs w:val="false"/>
+                <w:color w:val="1F1F1D"/>
+                <w:sz w:val="18"/>
+                <w:szCs w:val="18"/>
+              </w:rPr>
+              <w:t xml:space="preserve">336 (95.34%)</w:t>
+            </w:r>
+          </w:p>
+        </w:tc>
+      </w:tr>
+      <w:tr>
+        <w:trPr>
+          <w:cantSplit/>
+        </w:trPr>
+        <w:tc>
+          <w:tcPr>
+            <w:tcW w:type="dxa" w:w="1900"/>
+            <w:tcBorders>
+              <w:top w:val="single" w:color="D9D8D2" w:sz="4"/>
+              <w:left w:val="single" w:color="D9D8D2" w:sz="4"/>
+              <w:bottom w:val="single" w:color="D9D8D2" w:sz="4"/>
+              <w:right w:val="single" w:color="D9D8D2" w:sz="4"/>
+            </w:tcBorders>
+            <w:shd w:fill="FFFFFF" w:color="auto" w:val="clear"/>
+            <w:tcMar>
+              <w:top w:type="dxa" w:w="60"/>
+              <w:left w:type="dxa" w:w="100"/>
+              <w:bottom w:type="dxa" w:w="60"/>
+              <w:right w:type="dxa" w:w="100"/>
+            </w:tcMar>
+          </w:tcPr>
+          <w:p>
+            <w:pPr>
+              <w:jc w:val="left"/>
+            </w:pPr>
+            <w:r>
+              <w:rPr>
+                <w:b w:val="false"/>
+                <w:bCs w:val="false"/>
+                <w:color w:val="1F1F1D"/>
+                <w:sz w:val="18"/>
+                <w:szCs w:val="18"/>
+              </w:rPr>
               <w:t xml:space="preserve">Full ECC</w:t>
             </w:r>
           </w:p>
@@ -25338,7 +25939,7 @@
         <w:spacing w:after="120"/>
       </w:pPr>
       <w:r>
-        <w:t xml:space="preserve">FND in rounds, PDR in brackets.</w:t>
+        <w:t xml:space="preserve">FND in rounds, PDR in brackets. The v8 column uses the v8-Chain code: at the centre it equals v8 unless the packets to the sink carry a public-key cost; then the energy-aware relay counts that cost and CHs relay to save it.</w:t>
       </w:r>
     </w:p>
     <w:p>
@@ -25350,7 +25951,7 @@
       <w:r>
         <w:drawing>
           <wp:inline distT="0" distB="0" distL="0" distR="0">
-            <wp:extent cx="5943600" cy="2524125"/>
+            <wp:extent cx="5943600" cy="2247900"/>
             <wp:effectExtent t="0" r="0" b="0" l="0"/>
             <wp:docPr id="1" name="s2_sec_center.png" descr="Figure 33 — FND with each security scheme, BS at the centre." title="Figure 33 — FND with each security scheme, BS at the centre."/>
             <wp:cNvGraphicFramePr>
@@ -25375,7 +25976,7 @@
                   <pic:spPr bwMode="auto">
                     <a:xfrm>
                       <a:off x="0" y="0"/>
-                      <a:ext cx="5943600" cy="2524125"/>
+                      <a:ext cx="5943600" cy="2247900"/>
                     </a:xfrm>
                     <a:prstGeom prst="rect">
                       <a:avLst/>
@@ -25413,7 +26014,7 @@
       <w:r>
         <w:drawing>
           <wp:inline distT="0" distB="0" distL="0" distR="0">
-            <wp:extent cx="5943600" cy="2524125"/>
+            <wp:extent cx="5943600" cy="2247900"/>
             <wp:effectExtent t="0" r="0" b="0" l="0"/>
             <wp:docPr id="1" name="s2_sec_far.png" descr="Figure 34 — FND with each security scheme, BS far away." title="Figure 34 — FND with each security scheme, BS far away."/>
             <wp:cNvGraphicFramePr>
@@ -25438,7 +26039,7 @@
                   <pic:spPr bwMode="auto">
                     <a:xfrm>
                       <a:off x="0" y="0"/>
-                      <a:ext cx="5943600" cy="2524125"/>
+                      <a:ext cx="5943600" cy="2247900"/>
                     </a:xfrm>
                     <a:prstGeom prst="rect">
                       <a:avLst/>
@@ -25476,7 +26077,7 @@
       <w:r>
         <w:drawing>
           <wp:inline distT="0" distB="0" distL="0" distR="0">
-            <wp:extent cx="5943600" cy="2324100"/>
+            <wp:extent cx="5943600" cy="2066925"/>
             <wp:effectExtent t="0" r="0" b="0" l="0"/>
             <wp:docPr id="1" name="s3_sec_pdr.png" descr="Figure 35 — PDR with each security scheme, BS at the centre." title="Figure 35 — PDR with each security scheme, BS at the centre."/>
             <wp:cNvGraphicFramePr>
@@ -25501,7 +26102,7 @@
                   <pic:spPr bwMode="auto">
                     <a:xfrm>
                       <a:off x="0" y="0"/>
-                      <a:ext cx="5943600" cy="2324100"/>
+                      <a:ext cx="5943600" cy="2066925"/>
                     </a:xfrm>
                     <a:prstGeom prst="rect">
                       <a:avLst/>
@@ -25562,6 +26163,19 @@
       </w:pPr>
       <w:r>
         <w:t xml:space="preserve">Use the public key once, not at every CH election: authenticating every new CH with RSA/ECC cuts FND by 47 – 71 %; once per node (then symmetric credentials from the sink) costs v8 only 18 %.</w:t>
+      </w:r>
+    </w:p>
+    <w:p>
+      <w:pPr>
+        <w:pStyle w:val="ListParagraph"/>
+        <w:numPr>
+          <w:ilvl w:val="0"/>
+          <w:numId w:val="3"/>
+        </w:numPr>
+        <w:spacing w:after="60" w:line="290"/>
+      </w:pPr>
+      <w:r>
+        <w:t xml:space="preserve">Lighter than full RSA — ECC only on the packets to the sink (members keep AES): the sender only encrypts and the sink decrypts, so the network works again (PDR ≈ 96 %), but 22.3 mJ on every packet to the sink still cuts FND by about 70 % (v8 736). Protocols that send fewer packets to the sink suffer less: PEGASIS (one leader) 774; v8 lets its CHs relay to a CH nearer the sink to save ECC operations; LEACH 284. ECC is best used once per node for the key agreement.</w:t>
       </w:r>
     </w:p>
     <w:p>

--- a/thesis-final/SOTA_Report_v8-Chain.docx
+++ b/thesis-final/SOTA_Report_v8-Chain.docx
@@ -231,7 +231,7 @@
           <w:sz w:val="23"/>
           <w:szCs w:val="23"/>
         </w:rPr>
-        <w:t xml:space="preserve">9. Security — the hybrid scheme of the proposal</w:t>
+        <w:t xml:space="preserve">9. Limitations</w:t>
       </w:r>
     </w:p>
     <w:p>
@@ -247,23 +247,7 @@
           <w:sz w:val="23"/>
           <w:szCs w:val="23"/>
         </w:rPr>
-        <w:t xml:space="preserve">10. Limitations</w:t>
-      </w:r>
-    </w:p>
-    <w:p>
-      <w:pPr>
-        <w:spacing w:after="90"/>
-        <w:ind w:left="0"/>
-      </w:pPr>
-      <w:r>
-        <w:rPr>
-          <w:b/>
-          <w:bCs/>
-          <w:color w:val="14213D"/>
-          <w:sz w:val="23"/>
-          <w:szCs w:val="23"/>
-        </w:rPr>
-        <w:t xml:space="preserve">11. Conclusion</w:t>
+        <w:t xml:space="preserve">10. Conclusion</w:t>
       </w:r>
     </w:p>
     <w:p>
@@ -370,7 +354,7 @@
         <w:spacing w:after="60" w:line="290"/>
       </w:pPr>
       <w:r>
-        <w:t xml:space="preserve">Tested every protocol with the BS at the centre and far away, and tested the hybrid cryptography of the proposal (AES + RSA / ECC) against no security and full RSA.</w:t>
+        <w:t xml:space="preserve">Tested every protocol with the BS at the centre and far away.</w:t>
       </w:r>
     </w:p>
     <w:tbl>
@@ -22008,4265 +21992,7 @@
         <w:pStyle w:val="Heading1"/>
       </w:pPr>
       <w:r>
-        <w:t xml:space="preserve">9. Security — the hybrid scheme of the proposal</w:t>
-      </w:r>
-    </w:p>
-    <w:p>
-      <w:pPr>
-        <w:spacing w:after="120" w:line="300"/>
-      </w:pPr>
-      <w:r>
-        <w:t xml:space="preserve">The thesis proposal: symmetric cryptography inside the cluster, public-key cryptography only between the CH and the sink, the sink authenticates the CHs and gives them credentials; compare with no security and with full RSA. We added these costs to LEACH, PEGASIS and v8 / v8-Chain with compiler flags (all 0 by default, so every other result is unchanged).</w:t>
-      </w:r>
-    </w:p>
-    <w:p>
-      <w:pPr>
-        <w:keepNext/>
-        <w:spacing w:after="40" w:before="120"/>
-        <w:jc w:val="center"/>
-      </w:pPr>
-      <w:r>
-        <w:drawing>
-          <wp:inline distT="0" distB="0" distL="0" distR="0">
-            <wp:extent cx="5486400" cy="2438400"/>
-            <wp:effectExtent t="0" r="0" b="0" l="0"/>
-            <wp:docPr id="1" name="s4_sec_scheme.png" descr="Figure 31 — The hybrid scheme: AES + MIC in the cluster, public key only for CH authentication with the sink." title="Figure 31 — The hybrid scheme: AES + MIC in the cluster, public key only for CH authentication with the sink."/>
-            <wp:cNvGraphicFramePr>
-              <a:graphicFrameLocks xmlns:a="http://schemas.openxmlformats.org/drawingml/2006/main" noChangeAspect="1"/>
-            </wp:cNvGraphicFramePr>
-            <a:graphic xmlns:a="http://schemas.openxmlformats.org/drawingml/2006/main">
-              <a:graphicData uri="http://schemas.openxmlformats.org/drawingml/2006/picture">
-                <pic:pic xmlns:pic="http://schemas.openxmlformats.org/drawingml/2006/picture">
-                  <pic:nvPicPr>
-                    <pic:cNvPr id="0" name="" descr=""/>
-                    <pic:cNvPicPr>
-                      <a:picLocks noChangeAspect="1" noChangeArrowheads="1"/>
-                    </pic:cNvPicPr>
-                  </pic:nvPicPr>
-                  <pic:blipFill>
-                    <a:blip r:embed="rId49" cstate="none"/>
-                    <a:srcRect/>
-                    <a:stretch>
-                      <a:fillRect/>
-                    </a:stretch>
-                  </pic:blipFill>
-                  <pic:spPr bwMode="auto">
-                    <a:xfrm>
-                      <a:off x="0" y="0"/>
-                      <a:ext cx="5486400" cy="2438400"/>
-                    </a:xfrm>
-                    <a:prstGeom prst="rect">
-                      <a:avLst/>
-                    </a:prstGeom>
-                  </pic:spPr>
-                </pic:pic>
-              </a:graphicData>
-            </a:graphic>
-          </wp:inline>
-        </w:drawing>
-      </w:r>
-    </w:p>
-    <w:p>
-      <w:pPr>
-        <w:spacing w:after="200" w:before="60"/>
-        <w:jc w:val="center"/>
-      </w:pPr>
-      <w:r>
-        <w:rPr>
-          <w:i/>
-          <w:iCs/>
-          <w:color w:val="5F5E5A"/>
-          <w:sz w:val="18"/>
-          <w:szCs w:val="18"/>
-        </w:rPr>
-        <w:t xml:space="preserve">Figure 31 — The hybrid scheme: AES + MIC in the cluster, public key only for CH authentication with the sink.</w:t>
-      </w:r>
-    </w:p>
-    <w:p>
-      <w:pPr>
-        <w:keepNext/>
-        <w:spacing w:after="40" w:before="120"/>
-        <w:jc w:val="center"/>
-      </w:pPr>
-      <w:r>
-        <w:drawing>
-          <wp:inline distT="0" distB="0" distL="0" distR="0">
-            <wp:extent cx="4572000" cy="609600"/>
-            <wp:effectExtent t="0" r="0" b="0" l="0"/>
-            <wp:docPr id="1" name="eq_security.png" descr="eq_security.png" title="eq_security.png"/>
-            <wp:cNvGraphicFramePr>
-              <a:graphicFrameLocks xmlns:a="http://schemas.openxmlformats.org/drawingml/2006/main" noChangeAspect="1"/>
-            </wp:cNvGraphicFramePr>
-            <a:graphic xmlns:a="http://schemas.openxmlformats.org/drawingml/2006/main">
-              <a:graphicData uri="http://schemas.openxmlformats.org/drawingml/2006/picture">
-                <pic:pic xmlns:pic="http://schemas.openxmlformats.org/drawingml/2006/picture">
-                  <pic:nvPicPr>
-                    <pic:cNvPr id="0" name="" descr=""/>
-                    <pic:cNvPicPr>
-                      <a:picLocks noChangeAspect="1" noChangeArrowheads="1"/>
-                    </pic:cNvPicPr>
-                  </pic:nvPicPr>
-                  <pic:blipFill>
-                    <a:blip r:embed="rId50" cstate="none"/>
-                    <a:srcRect/>
-                    <a:stretch>
-                      <a:fillRect/>
-                    </a:stretch>
-                  </pic:blipFill>
-                  <pic:spPr bwMode="auto">
-                    <a:xfrm>
-                      <a:off x="0" y="0"/>
-                      <a:ext cx="4572000" cy="609600"/>
-                    </a:xfrm>
-                    <a:prstGeom prst="rect">
-                      <a:avLst/>
-                    </a:prstGeom>
-                  </pic:spPr>
-                </pic:pic>
-              </a:graphicData>
-            </a:graphic>
-          </wp:inline>
-        </w:drawing>
-      </w:r>
-    </w:p>
-    <w:p>
-      <w:pPr>
-        <w:pStyle w:val="Heading2"/>
-      </w:pPr>
-      <w:r>
-        <w:t xml:space="preserve">9.1 Why not RSA for everything</w:t>
-      </w:r>
-    </w:p>
-    <w:p>
-      <w:pPr>
-        <w:keepNext/>
-        <w:spacing w:after="40" w:before="120"/>
-        <w:jc w:val="center"/>
-      </w:pPr>
-      <w:r>
-        <w:drawing>
-          <wp:inline distT="0" distB="0" distL="0" distR="0">
-            <wp:extent cx="5762625" cy="2009775"/>
-            <wp:effectExtent t="0" r="0" b="0" l="0"/>
-            <wp:docPr id="1" name="s5_sec_ops.png" descr="Figure 32 — Energy of one operation on an 8-bit sensor MCU (ATmega128) [16], log scale." title="Figure 32 — Energy of one operation on an 8-bit sensor MCU (ATmega128) [16], log scale."/>
-            <wp:cNvGraphicFramePr>
-              <a:graphicFrameLocks xmlns:a="http://schemas.openxmlformats.org/drawingml/2006/main" noChangeAspect="1"/>
-            </wp:cNvGraphicFramePr>
-            <a:graphic xmlns:a="http://schemas.openxmlformats.org/drawingml/2006/main">
-              <a:graphicData uri="http://schemas.openxmlformats.org/drawingml/2006/picture">
-                <pic:pic xmlns:pic="http://schemas.openxmlformats.org/drawingml/2006/picture">
-                  <pic:nvPicPr>
-                    <pic:cNvPr id="0" name="" descr=""/>
-                    <pic:cNvPicPr>
-                      <a:picLocks noChangeAspect="1" noChangeArrowheads="1"/>
-                    </pic:cNvPicPr>
-                  </pic:nvPicPr>
-                  <pic:blipFill>
-                    <a:blip r:embed="rId51" cstate="none"/>
-                    <a:srcRect/>
-                    <a:stretch>
-                      <a:fillRect/>
-                    </a:stretch>
-                  </pic:blipFill>
-                  <pic:spPr bwMode="auto">
-                    <a:xfrm>
-                      <a:off x="0" y="0"/>
-                      <a:ext cx="5762625" cy="2009775"/>
-                    </a:xfrm>
-                    <a:prstGeom prst="rect">
-                      <a:avLst/>
-                    </a:prstGeom>
-                  </pic:spPr>
-                </pic:pic>
-              </a:graphicData>
-            </a:graphic>
-          </wp:inline>
-        </w:drawing>
-      </w:r>
-    </w:p>
-    <w:p>
-      <w:pPr>
-        <w:spacing w:after="200" w:before="60"/>
-        <w:jc w:val="center"/>
-      </w:pPr>
-      <w:r>
-        <w:rPr>
-          <w:i/>
-          <w:iCs/>
-          <w:color w:val="5F5E5A"/>
-          <w:sz w:val="18"/>
-          <w:szCs w:val="18"/>
-        </w:rPr>
-        <w:t xml:space="preserve">Figure 32 — Energy of one operation on an 8-bit sensor MCU (ATmega128) [16], log scale.</w:t>
-      </w:r>
-    </w:p>
-    <w:p>
-      <w:pPr>
-        <w:pStyle w:val="ListParagraph"/>
-        <w:numPr>
-          <w:ilvl w:val="0"/>
-          <w:numId w:val="3"/>
-        </w:numPr>
-        <w:spacing w:after="60" w:line="290"/>
-      </w:pPr>
-      <w:r>
-        <w:t xml:space="preserve">RSA-decrypting one 2000-bit reading (3 RSA-1024 blocks) costs 912 mJ — more than the whole 500 mJ battery.</w:t>
-      </w:r>
-    </w:p>
-    <w:p>
-      <w:pPr>
-        <w:pStyle w:val="ListParagraph"/>
-        <w:numPr>
-          <w:ilvl w:val="0"/>
-          <w:numId w:val="3"/>
-        </w:numPr>
-        <w:spacing w:after="60" w:line="290"/>
-      </w:pPr>
-      <w:r>
-        <w:t xml:space="preserve">AES on the same reading costs about 10 µJ (≈ 90 000 times less).</w:t>
-      </w:r>
-    </w:p>
-    <w:p>
-      <w:pPr>
-        <w:pStyle w:val="ListParagraph"/>
-        <w:numPr>
-          <w:ilvl w:val="0"/>
-          <w:numId w:val="3"/>
-        </w:numPr>
-        <w:spacing w:after="60" w:line="290"/>
-      </w:pPr>
-      <w:r>
-        <w:t xml:space="preserve">With the heavy private-key work done by the mains-powered sink, the node side of RSA key transport costs 15.4 mJ; ECDH-160 costs 22.3 mJ.</w:t>
-      </w:r>
-    </w:p>
-    <w:p>
-      <w:pPr>
-        <w:pStyle w:val="Heading2"/>
-      </w:pPr>
-      <w:r>
-        <w:t xml:space="preserve">9.2 Scenarios</w:t>
-      </w:r>
-    </w:p>
-    <w:tbl>
-      <w:tblPr>
-        <w:tblW w:type="dxa" w:w="9638"/>
-        <w:tblBorders>
-          <w:top w:val="single" w:color="auto" w:sz="4"/>
-          <w:left w:val="single" w:color="auto" w:sz="4"/>
-          <w:bottom w:val="single" w:color="auto" w:sz="4"/>
-          <w:right w:val="single" w:color="auto" w:sz="4"/>
-          <w:insideH w:val="single" w:color="auto" w:sz="4"/>
-          <w:insideV w:val="single" w:color="auto" w:sz="4"/>
-        </w:tblBorders>
-      </w:tblPr>
-      <w:tblGrid>
-        <w:gridCol w:w="2300"/>
-        <w:gridCol w:w="1900"/>
-        <w:gridCol w:w="2200"/>
-        <w:gridCol w:w="3238"/>
-      </w:tblGrid>
-      <w:tr>
-        <w:trPr>
-          <w:cantSplit/>
-          <w:tblHeader/>
-        </w:trPr>
-        <w:tc>
-          <w:tcPr>
-            <w:tcW w:type="dxa" w:w="2300"/>
-            <w:tcBorders>
-              <w:top w:val="single" w:color="D9D8D2" w:sz="4"/>
-              <w:left w:val="single" w:color="D9D8D2" w:sz="4"/>
-              <w:bottom w:val="single" w:color="D9D8D2" w:sz="4"/>
-              <w:right w:val="single" w:color="D9D8D2" w:sz="4"/>
-            </w:tcBorders>
-            <w:shd w:fill="14213D" w:color="auto" w:val="clear"/>
-            <w:tcMar>
-              <w:top w:type="dxa" w:w="60"/>
-              <w:left w:type="dxa" w:w="100"/>
-              <w:bottom w:type="dxa" w:w="60"/>
-              <w:right w:type="dxa" w:w="100"/>
-            </w:tcMar>
-          </w:tcPr>
-          <w:p>
-            <w:pPr>
-              <w:jc w:val="left"/>
-            </w:pPr>
-            <w:r>
-              <w:rPr>
-                <w:b/>
-                <w:bCs/>
-                <w:color w:val="FFFFFF"/>
-                <w:sz w:val="18"/>
-                <w:szCs w:val="18"/>
-              </w:rPr>
-              <w:t xml:space="preserve">Scenario</w:t>
-            </w:r>
-          </w:p>
-        </w:tc>
-        <w:tc>
-          <w:tcPr>
-            <w:tcW w:type="dxa" w:w="1900"/>
-            <w:tcBorders>
-              <w:top w:val="single" w:color="D9D8D2" w:sz="4"/>
-              <w:left w:val="single" w:color="D9D8D2" w:sz="4"/>
-              <w:bottom w:val="single" w:color="D9D8D2" w:sz="4"/>
-              <w:right w:val="single" w:color="D9D8D2" w:sz="4"/>
-            </w:tcBorders>
-            <w:shd w:fill="14213D" w:color="auto" w:val="clear"/>
-            <w:tcMar>
-              <w:top w:type="dxa" w:w="60"/>
-              <w:left w:type="dxa" w:w="100"/>
-              <w:bottom w:type="dxa" w:w="60"/>
-              <w:right w:type="dxa" w:w="100"/>
-            </w:tcMar>
-          </w:tcPr>
-          <w:p>
-            <w:pPr>
-              <w:jc w:val="left"/>
-            </w:pPr>
-            <w:r>
-              <w:rPr>
-                <w:b/>
-                <w:bCs/>
-                <w:color w:val="FFFFFF"/>
-                <w:sz w:val="18"/>
-                <w:szCs w:val="18"/>
-              </w:rPr>
-              <w:t xml:space="preserve">Every message</w:t>
-            </w:r>
-          </w:p>
-        </w:tc>
-        <w:tc>
-          <w:tcPr>
-            <w:tcW w:type="dxa" w:w="2200"/>
-            <w:tcBorders>
-              <w:top w:val="single" w:color="D9D8D2" w:sz="4"/>
-              <w:left w:val="single" w:color="D9D8D2" w:sz="4"/>
-              <w:bottom w:val="single" w:color="D9D8D2" w:sz="4"/>
-              <w:right w:val="single" w:color="D9D8D2" w:sz="4"/>
-            </w:tcBorders>
-            <w:shd w:fill="14213D" w:color="auto" w:val="clear"/>
-            <w:tcMar>
-              <w:top w:type="dxa" w:w="60"/>
-              <w:left w:type="dxa" w:w="100"/>
-              <w:bottom w:type="dxa" w:w="60"/>
-              <w:right w:type="dxa" w:w="100"/>
-            </w:tcMar>
-          </w:tcPr>
-          <w:p>
-            <w:pPr>
-              <w:jc w:val="left"/>
-            </w:pPr>
-            <w:r>
-              <w:rPr>
-                <w:b/>
-                <w:bCs/>
-                <w:color w:val="FFFFFF"/>
-                <w:sz w:val="18"/>
-                <w:szCs w:val="18"/>
-              </w:rPr>
-              <w:t xml:space="preserve">Public key</w:t>
-            </w:r>
-          </w:p>
-        </w:tc>
-        <w:tc>
-          <w:tcPr>
-            <w:tcW w:type="dxa" w:w="3238"/>
-            <w:tcBorders>
-              <w:top w:val="single" w:color="D9D8D2" w:sz="4"/>
-              <w:left w:val="single" w:color="D9D8D2" w:sz="4"/>
-              <w:bottom w:val="single" w:color="D9D8D2" w:sz="4"/>
-              <w:right w:val="single" w:color="D9D8D2" w:sz="4"/>
-            </w:tcBorders>
-            <w:shd w:fill="14213D" w:color="auto" w:val="clear"/>
-            <w:tcMar>
-              <w:top w:type="dxa" w:w="60"/>
-              <w:left w:type="dxa" w:w="100"/>
-              <w:bottom w:type="dxa" w:w="60"/>
-              <w:right w:type="dxa" w:w="100"/>
-            </w:tcMar>
-          </w:tcPr>
-          <w:p>
-            <w:pPr>
-              <w:jc w:val="left"/>
-            </w:pPr>
-            <w:r>
-              <w:rPr>
-                <w:b/>
-                <w:bCs/>
-                <w:color w:val="FFFFFF"/>
-                <w:sz w:val="18"/>
-                <w:szCs w:val="18"/>
-              </w:rPr>
-              <w:t xml:space="preserve">What a node pays</w:t>
-            </w:r>
-          </w:p>
-        </w:tc>
-      </w:tr>
-      <w:tr>
-        <w:trPr>
-          <w:cantSplit/>
-        </w:trPr>
-        <w:tc>
-          <w:tcPr>
-            <w:tcW w:type="dxa" w:w="2300"/>
-            <w:tcBorders>
-              <w:top w:val="single" w:color="D9D8D2" w:sz="4"/>
-              <w:left w:val="single" w:color="D9D8D2" w:sz="4"/>
-              <w:bottom w:val="single" w:color="D9D8D2" w:sz="4"/>
-              <w:right w:val="single" w:color="D9D8D2" w:sz="4"/>
-            </w:tcBorders>
-            <w:shd w:fill="FFFFFF" w:color="auto" w:val="clear"/>
-            <w:tcMar>
-              <w:top w:type="dxa" w:w="60"/>
-              <w:left w:type="dxa" w:w="100"/>
-              <w:bottom w:type="dxa" w:w="60"/>
-              <w:right w:type="dxa" w:w="100"/>
-            </w:tcMar>
-          </w:tcPr>
-          <w:p>
-            <w:pPr>
-              <w:jc w:val="left"/>
-            </w:pPr>
-            <w:r>
-              <w:rPr>
-                <w:color w:val="1F1F1D"/>
-                <w:sz w:val="18"/>
-                <w:szCs w:val="18"/>
-              </w:rPr>
-              <w:t xml:space="preserve">No security</w:t>
-            </w:r>
-          </w:p>
-        </w:tc>
-        <w:tc>
-          <w:tcPr>
-            <w:tcW w:type="dxa" w:w="1900"/>
-            <w:tcBorders>
-              <w:top w:val="single" w:color="D9D8D2" w:sz="4"/>
-              <w:left w:val="single" w:color="D9D8D2" w:sz="4"/>
-              <w:bottom w:val="single" w:color="D9D8D2" w:sz="4"/>
-              <w:right w:val="single" w:color="D9D8D2" w:sz="4"/>
-            </w:tcBorders>
-            <w:shd w:fill="FFFFFF" w:color="auto" w:val="clear"/>
-            <w:tcMar>
-              <w:top w:type="dxa" w:w="60"/>
-              <w:left w:type="dxa" w:w="100"/>
-              <w:bottom w:type="dxa" w:w="60"/>
-              <w:right w:type="dxa" w:w="100"/>
-            </w:tcMar>
-          </w:tcPr>
-          <w:p>
-            <w:pPr>
-              <w:jc w:val="left"/>
-            </w:pPr>
-            <w:r>
-              <w:rPr>
-                <w:color w:val="1F1F1D"/>
-                <w:sz w:val="18"/>
-                <w:szCs w:val="18"/>
-              </w:rPr>
-              <w:t xml:space="preserve">—</w:t>
-            </w:r>
-          </w:p>
-        </w:tc>
-        <w:tc>
-          <w:tcPr>
-            <w:tcW w:type="dxa" w:w="2200"/>
-            <w:tcBorders>
-              <w:top w:val="single" w:color="D9D8D2" w:sz="4"/>
-              <w:left w:val="single" w:color="D9D8D2" w:sz="4"/>
-              <w:bottom w:val="single" w:color="D9D8D2" w:sz="4"/>
-              <w:right w:val="single" w:color="D9D8D2" w:sz="4"/>
-            </w:tcBorders>
-            <w:shd w:fill="FFFFFF" w:color="auto" w:val="clear"/>
-            <w:tcMar>
-              <w:top w:type="dxa" w:w="60"/>
-              <w:left w:type="dxa" w:w="100"/>
-              <w:bottom w:type="dxa" w:w="60"/>
-              <w:right w:type="dxa" w:w="100"/>
-            </w:tcMar>
-          </w:tcPr>
-          <w:p>
-            <w:pPr>
-              <w:jc w:val="left"/>
-            </w:pPr>
-            <w:r>
-              <w:rPr>
-                <w:color w:val="1F1F1D"/>
-                <w:sz w:val="18"/>
-                <w:szCs w:val="18"/>
-              </w:rPr>
-              <w:t xml:space="preserve">—</w:t>
-            </w:r>
-          </w:p>
-        </w:tc>
-        <w:tc>
-          <w:tcPr>
-            <w:tcW w:type="dxa" w:w="3238"/>
-            <w:tcBorders>
-              <w:top w:val="single" w:color="D9D8D2" w:sz="4"/>
-              <w:left w:val="single" w:color="D9D8D2" w:sz="4"/>
-              <w:bottom w:val="single" w:color="D9D8D2" w:sz="4"/>
-              <w:right w:val="single" w:color="D9D8D2" w:sz="4"/>
-            </w:tcBorders>
-            <w:shd w:fill="FFFFFF" w:color="auto" w:val="clear"/>
-            <w:tcMar>
-              <w:top w:type="dxa" w:w="60"/>
-              <w:left w:type="dxa" w:w="100"/>
-              <w:bottom w:type="dxa" w:w="60"/>
-              <w:right w:type="dxa" w:w="100"/>
-            </w:tcMar>
-          </w:tcPr>
-          <w:p>
-            <w:pPr>
-              <w:jc w:val="left"/>
-            </w:pPr>
-            <w:r>
-              <w:rPr>
-                <w:color w:val="1F1F1D"/>
-                <w:sz w:val="18"/>
-                <w:szCs w:val="18"/>
-              </w:rPr>
-              <w:t xml:space="preserve">nothing</w:t>
-            </w:r>
-          </w:p>
-        </w:tc>
-      </w:tr>
-      <w:tr>
-        <w:trPr>
-          <w:cantSplit/>
-        </w:trPr>
-        <w:tc>
-          <w:tcPr>
-            <w:tcW w:type="dxa" w:w="2300"/>
-            <w:tcBorders>
-              <w:top w:val="single" w:color="D9D8D2" w:sz="4"/>
-              <w:left w:val="single" w:color="D9D8D2" w:sz="4"/>
-              <w:bottom w:val="single" w:color="D9D8D2" w:sz="4"/>
-              <w:right w:val="single" w:color="D9D8D2" w:sz="4"/>
-            </w:tcBorders>
-            <w:shd w:fill="F3F6FB" w:color="auto" w:val="clear"/>
-            <w:tcMar>
-              <w:top w:type="dxa" w:w="60"/>
-              <w:left w:type="dxa" w:w="100"/>
-              <w:bottom w:type="dxa" w:w="60"/>
-              <w:right w:type="dxa" w:w="100"/>
-            </w:tcMar>
-          </w:tcPr>
-          <w:p>
-            <w:pPr>
-              <w:jc w:val="left"/>
-            </w:pPr>
-            <w:r>
-              <w:rPr>
-                <w:color w:val="1F1F1D"/>
-                <w:sz w:val="18"/>
-                <w:szCs w:val="18"/>
-              </w:rPr>
-              <w:t xml:space="preserve">AES + MIC only</w:t>
-            </w:r>
-          </w:p>
-        </w:tc>
-        <w:tc>
-          <w:tcPr>
-            <w:tcW w:type="dxa" w:w="1900"/>
-            <w:tcBorders>
-              <w:top w:val="single" w:color="D9D8D2" w:sz="4"/>
-              <w:left w:val="single" w:color="D9D8D2" w:sz="4"/>
-              <w:bottom w:val="single" w:color="D9D8D2" w:sz="4"/>
-              <w:right w:val="single" w:color="D9D8D2" w:sz="4"/>
-            </w:tcBorders>
-            <w:shd w:fill="F3F6FB" w:color="auto" w:val="clear"/>
-            <w:tcMar>
-              <w:top w:type="dxa" w:w="60"/>
-              <w:left w:type="dxa" w:w="100"/>
-              <w:bottom w:type="dxa" w:w="60"/>
-              <w:right w:type="dxa" w:w="100"/>
-            </w:tcMar>
-          </w:tcPr>
-          <w:p>
-            <w:pPr>
-              <w:jc w:val="left"/>
-            </w:pPr>
-            <w:r>
-              <w:rPr>
-                <w:color w:val="1F1F1D"/>
-                <w:sz w:val="18"/>
-                <w:szCs w:val="18"/>
-              </w:rPr>
-              <w:t xml:space="preserve">AES + MIC</w:t>
-            </w:r>
-          </w:p>
-        </w:tc>
-        <w:tc>
-          <w:tcPr>
-            <w:tcW w:type="dxa" w:w="2200"/>
-            <w:tcBorders>
-              <w:top w:val="single" w:color="D9D8D2" w:sz="4"/>
-              <w:left w:val="single" w:color="D9D8D2" w:sz="4"/>
-              <w:bottom w:val="single" w:color="D9D8D2" w:sz="4"/>
-              <w:right w:val="single" w:color="D9D8D2" w:sz="4"/>
-            </w:tcBorders>
-            <w:shd w:fill="F3F6FB" w:color="auto" w:val="clear"/>
-            <w:tcMar>
-              <w:top w:type="dxa" w:w="60"/>
-              <w:left w:type="dxa" w:w="100"/>
-              <w:bottom w:type="dxa" w:w="60"/>
-              <w:right w:type="dxa" w:w="100"/>
-            </w:tcMar>
-          </w:tcPr>
-          <w:p>
-            <w:pPr>
-              <w:jc w:val="left"/>
-            </w:pPr>
-            <w:r>
-              <w:rPr>
-                <w:color w:val="1F1F1D"/>
-                <w:sz w:val="18"/>
-                <w:szCs w:val="18"/>
-              </w:rPr>
-              <w:t xml:space="preserve">— (keys pre-loaded)</w:t>
-            </w:r>
-          </w:p>
-        </w:tc>
-        <w:tc>
-          <w:tcPr>
-            <w:tcW w:type="dxa" w:w="3238"/>
-            <w:tcBorders>
-              <w:top w:val="single" w:color="D9D8D2" w:sz="4"/>
-              <w:left w:val="single" w:color="D9D8D2" w:sz="4"/>
-              <w:bottom w:val="single" w:color="D9D8D2" w:sz="4"/>
-              <w:right w:val="single" w:color="D9D8D2" w:sz="4"/>
-            </w:tcBorders>
-            <w:shd w:fill="F3F6FB" w:color="auto" w:val="clear"/>
-            <w:tcMar>
-              <w:top w:type="dxa" w:w="60"/>
-              <w:left w:type="dxa" w:w="100"/>
-              <w:bottom w:type="dxa" w:w="60"/>
-              <w:right w:type="dxa" w:w="100"/>
-            </w:tcMar>
-          </w:tcPr>
-          <w:p>
-            <w:pPr>
-              <w:jc w:val="left"/>
-            </w:pPr>
-            <w:r>
-              <w:rPr>
-                <w:color w:val="1F1F1D"/>
-                <w:sz w:val="18"/>
-                <w:szCs w:val="18"/>
-              </w:rPr>
-              <w:t xml:space="preserve">+104 bits, 5 nJ/bit</w:t>
-            </w:r>
-          </w:p>
-        </w:tc>
-      </w:tr>
-      <w:tr>
-        <w:trPr>
-          <w:cantSplit/>
-        </w:trPr>
-        <w:tc>
-          <w:tcPr>
-            <w:tcW w:type="dxa" w:w="2300"/>
-            <w:tcBorders>
-              <w:top w:val="single" w:color="D9D8D2" w:sz="4"/>
-              <w:left w:val="single" w:color="D9D8D2" w:sz="4"/>
-              <w:bottom w:val="single" w:color="D9D8D2" w:sz="4"/>
-              <w:right w:val="single" w:color="D9D8D2" w:sz="4"/>
-            </w:tcBorders>
-            <w:shd w:fill="FFFFFF" w:color="auto" w:val="clear"/>
-            <w:tcMar>
-              <w:top w:type="dxa" w:w="60"/>
-              <w:left w:type="dxa" w:w="100"/>
-              <w:bottom w:type="dxa" w:w="60"/>
-              <w:right w:type="dxa" w:w="100"/>
-            </w:tcMar>
-          </w:tcPr>
-          <w:p>
-            <w:pPr>
-              <w:jc w:val="left"/>
-            </w:pPr>
-            <w:r>
-              <w:rPr>
-                <w:color w:val="1F1F1D"/>
-                <w:sz w:val="18"/>
-                <w:szCs w:val="18"/>
-              </w:rPr>
-              <w:t xml:space="preserve">Hybrid — once per node</w:t>
-            </w:r>
-          </w:p>
-        </w:tc>
-        <w:tc>
-          <w:tcPr>
-            <w:tcW w:type="dxa" w:w="1900"/>
-            <w:tcBorders>
-              <w:top w:val="single" w:color="D9D8D2" w:sz="4"/>
-              <w:left w:val="single" w:color="D9D8D2" w:sz="4"/>
-              <w:bottom w:val="single" w:color="D9D8D2" w:sz="4"/>
-              <w:right w:val="single" w:color="D9D8D2" w:sz="4"/>
-            </w:tcBorders>
-            <w:shd w:fill="FFFFFF" w:color="auto" w:val="clear"/>
-            <w:tcMar>
-              <w:top w:type="dxa" w:w="60"/>
-              <w:left w:type="dxa" w:w="100"/>
-              <w:bottom w:type="dxa" w:w="60"/>
-              <w:right w:type="dxa" w:w="100"/>
-            </w:tcMar>
-          </w:tcPr>
-          <w:p>
-            <w:pPr>
-              <w:jc w:val="left"/>
-            </w:pPr>
-            <w:r>
-              <w:rPr>
-                <w:color w:val="1F1F1D"/>
-                <w:sz w:val="18"/>
-                <w:szCs w:val="18"/>
-              </w:rPr>
-              <w:t xml:space="preserve">AES + MIC</w:t>
-            </w:r>
-          </w:p>
-        </w:tc>
-        <w:tc>
-          <w:tcPr>
-            <w:tcW w:type="dxa" w:w="2200"/>
-            <w:tcBorders>
-              <w:top w:val="single" w:color="D9D8D2" w:sz="4"/>
-              <w:left w:val="single" w:color="D9D8D2" w:sz="4"/>
-              <w:bottom w:val="single" w:color="D9D8D2" w:sz="4"/>
-              <w:right w:val="single" w:color="D9D8D2" w:sz="4"/>
-            </w:tcBorders>
-            <w:shd w:fill="FFFFFF" w:color="auto" w:val="clear"/>
-            <w:tcMar>
-              <w:top w:type="dxa" w:w="60"/>
-              <w:left w:type="dxa" w:w="100"/>
-              <w:bottom w:type="dxa" w:w="60"/>
-              <w:right w:type="dxa" w:w="100"/>
-            </w:tcMar>
-          </w:tcPr>
-          <w:p>
-            <w:pPr>
-              <w:jc w:val="left"/>
-            </w:pPr>
-            <w:r>
-              <w:rPr>
-                <w:color w:val="1F1F1D"/>
-                <w:sz w:val="18"/>
-                <w:szCs w:val="18"/>
-              </w:rPr>
-              <w:t xml:space="preserve">once at deployment</w:t>
-            </w:r>
-          </w:p>
-        </w:tc>
-        <w:tc>
-          <w:tcPr>
-            <w:tcW w:type="dxa" w:w="3238"/>
-            <w:tcBorders>
-              <w:top w:val="single" w:color="D9D8D2" w:sz="4"/>
-              <w:left w:val="single" w:color="D9D8D2" w:sz="4"/>
-              <w:bottom w:val="single" w:color="D9D8D2" w:sz="4"/>
-              <w:right w:val="single" w:color="D9D8D2" w:sz="4"/>
-            </w:tcBorders>
-            <w:shd w:fill="FFFFFF" w:color="auto" w:val="clear"/>
-            <w:tcMar>
-              <w:top w:type="dxa" w:w="60"/>
-              <w:left w:type="dxa" w:w="100"/>
-              <w:bottom w:type="dxa" w:w="60"/>
-              <w:right w:type="dxa" w:w="100"/>
-            </w:tcMar>
-          </w:tcPr>
-          <w:p>
-            <w:pPr>
-              <w:jc w:val="left"/>
-            </w:pPr>
-            <w:r>
-              <w:rPr>
-                <w:color w:val="1F1F1D"/>
-                <w:sz w:val="18"/>
-                <w:szCs w:val="18"/>
-              </w:rPr>
-              <w:t xml:space="preserve">+15.4 mJ (RSA) / 22.3 mJ (ECC) once</w:t>
-            </w:r>
-          </w:p>
-        </w:tc>
-      </w:tr>
-      <w:tr>
-        <w:trPr>
-          <w:cantSplit/>
-        </w:trPr>
-        <w:tc>
-          <w:tcPr>
-            <w:tcW w:type="dxa" w:w="2300"/>
-            <w:tcBorders>
-              <w:top w:val="single" w:color="D9D8D2" w:sz="4"/>
-              <w:left w:val="single" w:color="D9D8D2" w:sz="4"/>
-              <w:bottom w:val="single" w:color="D9D8D2" w:sz="4"/>
-              <w:right w:val="single" w:color="D9D8D2" w:sz="4"/>
-            </w:tcBorders>
-            <w:shd w:fill="F3F6FB" w:color="auto" w:val="clear"/>
-            <w:tcMar>
-              <w:top w:type="dxa" w:w="60"/>
-              <w:left w:type="dxa" w:w="100"/>
-              <w:bottom w:type="dxa" w:w="60"/>
-              <w:right w:type="dxa" w:w="100"/>
-            </w:tcMar>
-          </w:tcPr>
-          <w:p>
-            <w:pPr>
-              <w:jc w:val="left"/>
-            </w:pPr>
-            <w:r>
-              <w:rPr>
-                <w:color w:val="1F1F1D"/>
-                <w:sz w:val="18"/>
-                <w:szCs w:val="18"/>
-              </w:rPr>
-              <w:t xml:space="preserve">Hybrid — per new CH</w:t>
-            </w:r>
-          </w:p>
-        </w:tc>
-        <w:tc>
-          <w:tcPr>
-            <w:tcW w:type="dxa" w:w="1900"/>
-            <w:tcBorders>
-              <w:top w:val="single" w:color="D9D8D2" w:sz="4"/>
-              <w:left w:val="single" w:color="D9D8D2" w:sz="4"/>
-              <w:bottom w:val="single" w:color="D9D8D2" w:sz="4"/>
-              <w:right w:val="single" w:color="D9D8D2" w:sz="4"/>
-            </w:tcBorders>
-            <w:shd w:fill="F3F6FB" w:color="auto" w:val="clear"/>
-            <w:tcMar>
-              <w:top w:type="dxa" w:w="60"/>
-              <w:left w:type="dxa" w:w="100"/>
-              <w:bottom w:type="dxa" w:w="60"/>
-              <w:right w:type="dxa" w:w="100"/>
-            </w:tcMar>
-          </w:tcPr>
-          <w:p>
-            <w:pPr>
-              <w:jc w:val="left"/>
-            </w:pPr>
-            <w:r>
-              <w:rPr>
-                <w:color w:val="1F1F1D"/>
-                <w:sz w:val="18"/>
-                <w:szCs w:val="18"/>
-              </w:rPr>
-              <w:t xml:space="preserve">AES + MIC</w:t>
-            </w:r>
-          </w:p>
-        </w:tc>
-        <w:tc>
-          <w:tcPr>
-            <w:tcW w:type="dxa" w:w="2200"/>
-            <w:tcBorders>
-              <w:top w:val="single" w:color="D9D8D2" w:sz="4"/>
-              <w:left w:val="single" w:color="D9D8D2" w:sz="4"/>
-              <w:bottom w:val="single" w:color="D9D8D2" w:sz="4"/>
-              <w:right w:val="single" w:color="D9D8D2" w:sz="4"/>
-            </w:tcBorders>
-            <w:shd w:fill="F3F6FB" w:color="auto" w:val="clear"/>
-            <w:tcMar>
-              <w:top w:type="dxa" w:w="60"/>
-              <w:left w:type="dxa" w:w="100"/>
-              <w:bottom w:type="dxa" w:w="60"/>
-              <w:right w:type="dxa" w:w="100"/>
-            </w:tcMar>
-          </w:tcPr>
-          <w:p>
-            <w:pPr>
-              <w:jc w:val="left"/>
-            </w:pPr>
-            <w:r>
-              <w:rPr>
-                <w:color w:val="1F1F1D"/>
-                <w:sz w:val="18"/>
-                <w:szCs w:val="18"/>
-              </w:rPr>
-              <w:t xml:space="preserve">every time a node becomes CH</w:t>
-            </w:r>
-          </w:p>
-        </w:tc>
-        <w:tc>
-          <w:tcPr>
-            <w:tcW w:type="dxa" w:w="3238"/>
-            <w:tcBorders>
-              <w:top w:val="single" w:color="D9D8D2" w:sz="4"/>
-              <w:left w:val="single" w:color="D9D8D2" w:sz="4"/>
-              <w:bottom w:val="single" w:color="D9D8D2" w:sz="4"/>
-              <w:right w:val="single" w:color="D9D8D2" w:sz="4"/>
-            </w:tcBorders>
-            <w:shd w:fill="F3F6FB" w:color="auto" w:val="clear"/>
-            <w:tcMar>
-              <w:top w:type="dxa" w:w="60"/>
-              <w:left w:type="dxa" w:w="100"/>
-              <w:bottom w:type="dxa" w:w="60"/>
-              <w:right w:type="dxa" w:w="100"/>
-            </w:tcMar>
-          </w:tcPr>
-          <w:p>
-            <w:pPr>
-              <w:jc w:val="left"/>
-            </w:pPr>
-            <w:r>
-              <w:rPr>
-                <w:color w:val="1F1F1D"/>
-                <w:sz w:val="18"/>
-                <w:szCs w:val="18"/>
-              </w:rPr>
-              <w:t xml:space="preserve">+15.4 / 22.3 mJ per election</w:t>
-            </w:r>
-          </w:p>
-        </w:tc>
-      </w:tr>
-      <w:tr>
-        <w:trPr>
-          <w:cantSplit/>
-        </w:trPr>
-        <w:tc>
-          <w:tcPr>
-            <w:tcW w:type="dxa" w:w="2300"/>
-            <w:tcBorders>
-              <w:top w:val="single" w:color="D9D8D2" w:sz="4"/>
-              <w:left w:val="single" w:color="D9D8D2" w:sz="4"/>
-              <w:bottom w:val="single" w:color="D9D8D2" w:sz="4"/>
-              <w:right w:val="single" w:color="D9D8D2" w:sz="4"/>
-            </w:tcBorders>
-            <w:shd w:fill="FFFFFF" w:color="auto" w:val="clear"/>
-            <w:tcMar>
-              <w:top w:type="dxa" w:w="60"/>
-              <w:left w:type="dxa" w:w="100"/>
-              <w:bottom w:type="dxa" w:w="60"/>
-              <w:right w:type="dxa" w:w="100"/>
-            </w:tcMar>
-          </w:tcPr>
-          <w:p>
-            <w:pPr>
-              <w:jc w:val="left"/>
-            </w:pPr>
-            <w:r>
-              <w:rPr>
-                <w:color w:val="1F1F1D"/>
-                <w:sz w:val="18"/>
-                <w:szCs w:val="18"/>
-              </w:rPr>
-              <w:t xml:space="preserve">ECC / RSA on CH → sink</w:t>
-            </w:r>
-          </w:p>
-        </w:tc>
-        <w:tc>
-          <w:tcPr>
-            <w:tcW w:type="dxa" w:w="1900"/>
-            <w:tcBorders>
-              <w:top w:val="single" w:color="D9D8D2" w:sz="4"/>
-              <w:left w:val="single" w:color="D9D8D2" w:sz="4"/>
-              <w:bottom w:val="single" w:color="D9D8D2" w:sz="4"/>
-              <w:right w:val="single" w:color="D9D8D2" w:sz="4"/>
-            </w:tcBorders>
-            <w:shd w:fill="FFFFFF" w:color="auto" w:val="clear"/>
-            <w:tcMar>
-              <w:top w:type="dxa" w:w="60"/>
-              <w:left w:type="dxa" w:w="100"/>
-              <w:bottom w:type="dxa" w:w="60"/>
-              <w:right w:type="dxa" w:w="100"/>
-            </w:tcMar>
-          </w:tcPr>
-          <w:p>
-            <w:pPr>
-              <w:jc w:val="left"/>
-            </w:pPr>
-            <w:r>
-              <w:rPr>
-                <w:color w:val="1F1F1D"/>
-                <w:sz w:val="18"/>
-                <w:szCs w:val="18"/>
-              </w:rPr>
-              <w:t xml:space="preserve">AES + MIC</w:t>
-            </w:r>
-          </w:p>
-        </w:tc>
-        <w:tc>
-          <w:tcPr>
-            <w:tcW w:type="dxa" w:w="2200"/>
-            <w:tcBorders>
-              <w:top w:val="single" w:color="D9D8D2" w:sz="4"/>
-              <w:left w:val="single" w:color="D9D8D2" w:sz="4"/>
-              <w:bottom w:val="single" w:color="D9D8D2" w:sz="4"/>
-              <w:right w:val="single" w:color="D9D8D2" w:sz="4"/>
-            </w:tcBorders>
-            <w:shd w:fill="FFFFFF" w:color="auto" w:val="clear"/>
-            <w:tcMar>
-              <w:top w:type="dxa" w:w="60"/>
-              <w:left w:type="dxa" w:w="100"/>
-              <w:bottom w:type="dxa" w:w="60"/>
-              <w:right w:type="dxa" w:w="100"/>
-            </w:tcMar>
-          </w:tcPr>
-          <w:p>
-            <w:pPr>
-              <w:jc w:val="left"/>
-            </w:pPr>
-            <w:r>
-              <w:rPr>
-                <w:color w:val="1F1F1D"/>
-                <w:sz w:val="18"/>
-                <w:szCs w:val="18"/>
-              </w:rPr>
-              <w:t xml:space="preserve">every packet to the sink</w:t>
-            </w:r>
-          </w:p>
-        </w:tc>
-        <w:tc>
-          <w:tcPr>
-            <w:tcW w:type="dxa" w:w="3238"/>
-            <w:tcBorders>
-              <w:top w:val="single" w:color="D9D8D2" w:sz="4"/>
-              <w:left w:val="single" w:color="D9D8D2" w:sz="4"/>
-              <w:bottom w:val="single" w:color="D9D8D2" w:sz="4"/>
-              <w:right w:val="single" w:color="D9D8D2" w:sz="4"/>
-            </w:tcBorders>
-            <w:shd w:fill="FFFFFF" w:color="auto" w:val="clear"/>
-            <w:tcMar>
-              <w:top w:type="dxa" w:w="60"/>
-              <w:left w:type="dxa" w:w="100"/>
-              <w:bottom w:type="dxa" w:w="60"/>
-              <w:right w:type="dxa" w:w="100"/>
-            </w:tcMar>
-          </w:tcPr>
-          <w:p>
-            <w:pPr>
-              <w:jc w:val="left"/>
-            </w:pPr>
-            <w:r>
-              <w:rPr>
-                <w:color w:val="1F1F1D"/>
-                <w:sz w:val="18"/>
-                <w:szCs w:val="18"/>
-              </w:rPr>
-              <w:t xml:space="preserve">+22.3 mJ (ECC) / 35.7 mJ (RSA) per packet</w:t>
-            </w:r>
-          </w:p>
-        </w:tc>
-      </w:tr>
-      <w:tr>
-        <w:trPr>
-          <w:cantSplit/>
-        </w:trPr>
-        <w:tc>
-          <w:tcPr>
-            <w:tcW w:type="dxa" w:w="2300"/>
-            <w:tcBorders>
-              <w:top w:val="single" w:color="D9D8D2" w:sz="4"/>
-              <w:left w:val="single" w:color="D9D8D2" w:sz="4"/>
-              <w:bottom w:val="single" w:color="D9D8D2" w:sz="4"/>
-              <w:right w:val="single" w:color="D9D8D2" w:sz="4"/>
-            </w:tcBorders>
-            <w:shd w:fill="F3F6FB" w:color="auto" w:val="clear"/>
-            <w:tcMar>
-              <w:top w:type="dxa" w:w="60"/>
-              <w:left w:type="dxa" w:w="100"/>
-              <w:bottom w:type="dxa" w:w="60"/>
-              <w:right w:type="dxa" w:w="100"/>
-            </w:tcMar>
-          </w:tcPr>
-          <w:p>
-            <w:pPr>
-              <w:jc w:val="left"/>
-            </w:pPr>
-            <w:r>
-              <w:rPr>
-                <w:color w:val="1F1F1D"/>
-                <w:sz w:val="18"/>
-                <w:szCs w:val="18"/>
-              </w:rPr>
-              <w:t xml:space="preserve">Full ECC</w:t>
-            </w:r>
-          </w:p>
-        </w:tc>
-        <w:tc>
-          <w:tcPr>
-            <w:tcW w:type="dxa" w:w="1900"/>
-            <w:tcBorders>
-              <w:top w:val="single" w:color="D9D8D2" w:sz="4"/>
-              <w:left w:val="single" w:color="D9D8D2" w:sz="4"/>
-              <w:bottom w:val="single" w:color="D9D8D2" w:sz="4"/>
-              <w:right w:val="single" w:color="D9D8D2" w:sz="4"/>
-            </w:tcBorders>
-            <w:shd w:fill="F3F6FB" w:color="auto" w:val="clear"/>
-            <w:tcMar>
-              <w:top w:type="dxa" w:w="60"/>
-              <w:left w:type="dxa" w:w="100"/>
-              <w:bottom w:type="dxa" w:w="60"/>
-              <w:right w:type="dxa" w:w="100"/>
-            </w:tcMar>
-          </w:tcPr>
-          <w:p>
-            <w:pPr>
-              <w:jc w:val="left"/>
-            </w:pPr>
-            <w:r>
-              <w:rPr>
-                <w:color w:val="1F1F1D"/>
-                <w:sz w:val="18"/>
-                <w:szCs w:val="18"/>
-              </w:rPr>
-              <w:t xml:space="preserve">ECIES</w:t>
-            </w:r>
-          </w:p>
-        </w:tc>
-        <w:tc>
-          <w:tcPr>
-            <w:tcW w:type="dxa" w:w="2200"/>
-            <w:tcBorders>
-              <w:top w:val="single" w:color="D9D8D2" w:sz="4"/>
-              <w:left w:val="single" w:color="D9D8D2" w:sz="4"/>
-              <w:bottom w:val="single" w:color="D9D8D2" w:sz="4"/>
-              <w:right w:val="single" w:color="D9D8D2" w:sz="4"/>
-            </w:tcBorders>
-            <w:shd w:fill="F3F6FB" w:color="auto" w:val="clear"/>
-            <w:tcMar>
-              <w:top w:type="dxa" w:w="60"/>
-              <w:left w:type="dxa" w:w="100"/>
-              <w:bottom w:type="dxa" w:w="60"/>
-              <w:right w:type="dxa" w:w="100"/>
-            </w:tcMar>
-          </w:tcPr>
-          <w:p>
-            <w:pPr>
-              <w:jc w:val="left"/>
-            </w:pPr>
-            <w:r>
-              <w:rPr>
-                <w:color w:val="1F1F1D"/>
-                <w:sz w:val="18"/>
-                <w:szCs w:val="18"/>
-              </w:rPr>
-              <w:t xml:space="preserve">every packet</w:t>
-            </w:r>
-          </w:p>
-        </w:tc>
-        <w:tc>
-          <w:tcPr>
-            <w:tcW w:type="dxa" w:w="3238"/>
-            <w:tcBorders>
-              <w:top w:val="single" w:color="D9D8D2" w:sz="4"/>
-              <w:left w:val="single" w:color="D9D8D2" w:sz="4"/>
-              <w:bottom w:val="single" w:color="D9D8D2" w:sz="4"/>
-              <w:right w:val="single" w:color="D9D8D2" w:sz="4"/>
-            </w:tcBorders>
-            <w:shd w:fill="F3F6FB" w:color="auto" w:val="clear"/>
-            <w:tcMar>
-              <w:top w:type="dxa" w:w="60"/>
-              <w:left w:type="dxa" w:w="100"/>
-              <w:bottom w:type="dxa" w:w="60"/>
-              <w:right w:type="dxa" w:w="100"/>
-            </w:tcMar>
-          </w:tcPr>
-          <w:p>
-            <w:pPr>
-              <w:jc w:val="left"/>
-            </w:pPr>
-            <w:r>
-              <w:rPr>
-                <w:color w:val="1F1F1D"/>
-                <w:sz w:val="18"/>
-                <w:szCs w:val="18"/>
-              </w:rPr>
-              <w:t xml:space="preserve">22.3 mJ send + 22.3 mJ receive</w:t>
-            </w:r>
-          </w:p>
-        </w:tc>
-      </w:tr>
-      <w:tr>
-        <w:trPr>
-          <w:cantSplit/>
-        </w:trPr>
-        <w:tc>
-          <w:tcPr>
-            <w:tcW w:type="dxa" w:w="2300"/>
-            <w:tcBorders>
-              <w:top w:val="single" w:color="D9D8D2" w:sz="4"/>
-              <w:left w:val="single" w:color="D9D8D2" w:sz="4"/>
-              <w:bottom w:val="single" w:color="D9D8D2" w:sz="4"/>
-              <w:right w:val="single" w:color="D9D8D2" w:sz="4"/>
-            </w:tcBorders>
-            <w:shd w:fill="FFFFFF" w:color="auto" w:val="clear"/>
-            <w:tcMar>
-              <w:top w:type="dxa" w:w="60"/>
-              <w:left w:type="dxa" w:w="100"/>
-              <w:bottom w:type="dxa" w:w="60"/>
-              <w:right w:type="dxa" w:w="100"/>
-            </w:tcMar>
-          </w:tcPr>
-          <w:p>
-            <w:pPr>
-              <w:jc w:val="left"/>
-            </w:pPr>
-            <w:r>
-              <w:rPr>
-                <w:color w:val="1F1F1D"/>
-                <w:sz w:val="18"/>
-                <w:szCs w:val="18"/>
-              </w:rPr>
-              <w:t xml:space="preserve">Full RSA</w:t>
-            </w:r>
-          </w:p>
-        </w:tc>
-        <w:tc>
-          <w:tcPr>
-            <w:tcW w:type="dxa" w:w="1900"/>
-            <w:tcBorders>
-              <w:top w:val="single" w:color="D9D8D2" w:sz="4"/>
-              <w:left w:val="single" w:color="D9D8D2" w:sz="4"/>
-              <w:bottom w:val="single" w:color="D9D8D2" w:sz="4"/>
-              <w:right w:val="single" w:color="D9D8D2" w:sz="4"/>
-            </w:tcBorders>
-            <w:shd w:fill="FFFFFF" w:color="auto" w:val="clear"/>
-            <w:tcMar>
-              <w:top w:type="dxa" w:w="60"/>
-              <w:left w:type="dxa" w:w="100"/>
-              <w:bottom w:type="dxa" w:w="60"/>
-              <w:right w:type="dxa" w:w="100"/>
-            </w:tcMar>
-          </w:tcPr>
-          <w:p>
-            <w:pPr>
-              <w:jc w:val="left"/>
-            </w:pPr>
-            <w:r>
-              <w:rPr>
-                <w:color w:val="1F1F1D"/>
-                <w:sz w:val="18"/>
-                <w:szCs w:val="18"/>
-              </w:rPr>
-              <w:t xml:space="preserve">RSA-1024 (3 blocks)</w:t>
-            </w:r>
-          </w:p>
-        </w:tc>
-        <w:tc>
-          <w:tcPr>
-            <w:tcW w:type="dxa" w:w="2200"/>
-            <w:tcBorders>
-              <w:top w:val="single" w:color="D9D8D2" w:sz="4"/>
-              <w:left w:val="single" w:color="D9D8D2" w:sz="4"/>
-              <w:bottom w:val="single" w:color="D9D8D2" w:sz="4"/>
-              <w:right w:val="single" w:color="D9D8D2" w:sz="4"/>
-            </w:tcBorders>
-            <w:shd w:fill="FFFFFF" w:color="auto" w:val="clear"/>
-            <w:tcMar>
-              <w:top w:type="dxa" w:w="60"/>
-              <w:left w:type="dxa" w:w="100"/>
-              <w:bottom w:type="dxa" w:w="60"/>
-              <w:right w:type="dxa" w:w="100"/>
-            </w:tcMar>
-          </w:tcPr>
-          <w:p>
-            <w:pPr>
-              <w:jc w:val="left"/>
-            </w:pPr>
-            <w:r>
-              <w:rPr>
-                <w:color w:val="1F1F1D"/>
-                <w:sz w:val="18"/>
-                <w:szCs w:val="18"/>
-              </w:rPr>
-              <w:t xml:space="preserve">every packet</w:t>
-            </w:r>
-          </w:p>
-        </w:tc>
-        <w:tc>
-          <w:tcPr>
-            <w:tcW w:type="dxa" w:w="3238"/>
-            <w:tcBorders>
-              <w:top w:val="single" w:color="D9D8D2" w:sz="4"/>
-              <w:left w:val="single" w:color="D9D8D2" w:sz="4"/>
-              <w:bottom w:val="single" w:color="D9D8D2" w:sz="4"/>
-              <w:right w:val="single" w:color="D9D8D2" w:sz="4"/>
-            </w:tcBorders>
-            <w:shd w:fill="FFFFFF" w:color="auto" w:val="clear"/>
-            <w:tcMar>
-              <w:top w:type="dxa" w:w="60"/>
-              <w:left w:type="dxa" w:w="100"/>
-              <w:bottom w:type="dxa" w:w="60"/>
-              <w:right w:type="dxa" w:w="100"/>
-            </w:tcMar>
-          </w:tcPr>
-          <w:p>
-            <w:pPr>
-              <w:jc w:val="left"/>
-            </w:pPr>
-            <w:r>
-              <w:rPr>
-                <w:color w:val="1F1F1D"/>
-                <w:sz w:val="18"/>
-                <w:szCs w:val="18"/>
-              </w:rPr>
-              <w:t xml:space="preserve">35.7 mJ send + 912 mJ receive</w:t>
-            </w:r>
-          </w:p>
-        </w:tc>
-      </w:tr>
-    </w:tbl>
-    <w:p>
-      <w:pPr>
-        <w:pStyle w:val="Heading2"/>
-      </w:pPr>
-      <w:r>
-        <w:t xml:space="preserve">9.3 Results</w:t>
-      </w:r>
-    </w:p>
-    <w:tbl>
-      <w:tblPr>
-        <w:tblW w:type="dxa" w:w="9638"/>
-        <w:tblBorders>
-          <w:top w:val="single" w:color="auto" w:sz="4"/>
-          <w:left w:val="single" w:color="auto" w:sz="4"/>
-          <w:bottom w:val="single" w:color="auto" w:sz="4"/>
-          <w:right w:val="single" w:color="auto" w:sz="4"/>
-          <w:insideH w:val="single" w:color="auto" w:sz="4"/>
-          <w:insideV w:val="single" w:color="auto" w:sz="4"/>
-        </w:tblBorders>
-      </w:tblPr>
-      <w:tblGrid>
-        <w:gridCol w:w="1900"/>
-        <w:gridCol w:w="1180"/>
-        <w:gridCol w:w="1180"/>
-        <w:gridCol w:w="1180"/>
-        <w:gridCol w:w="1180"/>
-        <w:gridCol w:w="1190"/>
-        <w:gridCol w:w="1828"/>
-      </w:tblGrid>
-      <w:tr>
-        <w:trPr>
-          <w:cantSplit/>
-          <w:tblHeader/>
-        </w:trPr>
-        <w:tc>
-          <w:tcPr>
-            <w:tcW w:type="dxa" w:w="1900"/>
-            <w:tcBorders>
-              <w:top w:val="single" w:color="D9D8D2" w:sz="4"/>
-              <w:left w:val="single" w:color="D9D8D2" w:sz="4"/>
-              <w:bottom w:val="single" w:color="D9D8D2" w:sz="4"/>
-              <w:right w:val="single" w:color="D9D8D2" w:sz="4"/>
-            </w:tcBorders>
-            <w:shd w:fill="14213D" w:color="auto" w:val="clear"/>
-            <w:tcMar>
-              <w:top w:type="dxa" w:w="60"/>
-              <w:left w:type="dxa" w:w="100"/>
-              <w:bottom w:type="dxa" w:w="60"/>
-              <w:right w:type="dxa" w:w="100"/>
-            </w:tcMar>
-          </w:tcPr>
-          <w:p>
-            <w:pPr>
-              <w:jc w:val="left"/>
-            </w:pPr>
-            <w:r>
-              <w:rPr>
-                <w:b/>
-                <w:bCs/>
-                <w:color w:val="FFFFFF"/>
-                <w:sz w:val="18"/>
-                <w:szCs w:val="18"/>
-              </w:rPr>
-              <w:t xml:space="preserve">Scenario</w:t>
-            </w:r>
-          </w:p>
-        </w:tc>
-        <w:tc>
-          <w:tcPr>
-            <w:tcW w:type="dxa" w:w="1180"/>
-            <w:tcBorders>
-              <w:top w:val="single" w:color="D9D8D2" w:sz="4"/>
-              <w:left w:val="single" w:color="D9D8D2" w:sz="4"/>
-              <w:bottom w:val="single" w:color="D9D8D2" w:sz="4"/>
-              <w:right w:val="single" w:color="D9D8D2" w:sz="4"/>
-            </w:tcBorders>
-            <w:shd w:fill="14213D" w:color="auto" w:val="clear"/>
-            <w:tcMar>
-              <w:top w:type="dxa" w:w="60"/>
-              <w:left w:type="dxa" w:w="100"/>
-              <w:bottom w:type="dxa" w:w="60"/>
-              <w:right w:type="dxa" w:w="100"/>
-            </w:tcMar>
-          </w:tcPr>
-          <w:p>
-            <w:pPr>
-              <w:jc w:val="center"/>
-            </w:pPr>
-            <w:r>
-              <w:rPr>
-                <w:b/>
-                <w:bCs/>
-                <w:color w:val="FFFFFF"/>
-                <w:sz w:val="18"/>
-                <w:szCs w:val="18"/>
-              </w:rPr>
-              <w:t xml:space="preserve">LEACH</w:t>
-            </w:r>
-          </w:p>
-        </w:tc>
-        <w:tc>
-          <w:tcPr>
-            <w:tcW w:type="dxa" w:w="1180"/>
-            <w:tcBorders>
-              <w:top w:val="single" w:color="D9D8D2" w:sz="4"/>
-              <w:left w:val="single" w:color="D9D8D2" w:sz="4"/>
-              <w:bottom w:val="single" w:color="D9D8D2" w:sz="4"/>
-              <w:right w:val="single" w:color="D9D8D2" w:sz="4"/>
-            </w:tcBorders>
-            <w:shd w:fill="14213D" w:color="auto" w:val="clear"/>
-            <w:tcMar>
-              <w:top w:type="dxa" w:w="60"/>
-              <w:left w:type="dxa" w:w="100"/>
-              <w:bottom w:type="dxa" w:w="60"/>
-              <w:right w:type="dxa" w:w="100"/>
-            </w:tcMar>
-          </w:tcPr>
-          <w:p>
-            <w:pPr>
-              <w:jc w:val="center"/>
-            </w:pPr>
-            <w:r>
-              <w:rPr>
-                <w:b/>
-                <w:bCs/>
-                <w:color w:val="FFFFFF"/>
-                <w:sz w:val="18"/>
-                <w:szCs w:val="18"/>
-              </w:rPr>
-              <w:t xml:space="preserve">PEGASIS</w:t>
-            </w:r>
-          </w:p>
-        </w:tc>
-        <w:tc>
-          <w:tcPr>
-            <w:tcW w:type="dxa" w:w="1180"/>
-            <w:tcBorders>
-              <w:top w:val="single" w:color="D9D8D2" w:sz="4"/>
-              <w:left w:val="single" w:color="D9D8D2" w:sz="4"/>
-              <w:bottom w:val="single" w:color="D9D8D2" w:sz="4"/>
-              <w:right w:val="single" w:color="D9D8D2" w:sz="4"/>
-            </w:tcBorders>
-            <w:shd w:fill="14213D" w:color="auto" w:val="clear"/>
-            <w:tcMar>
-              <w:top w:type="dxa" w:w="60"/>
-              <w:left w:type="dxa" w:w="100"/>
-              <w:bottom w:type="dxa" w:w="60"/>
-              <w:right w:type="dxa" w:w="100"/>
-            </w:tcMar>
-          </w:tcPr>
-          <w:p>
-            <w:pPr>
-              <w:jc w:val="center"/>
-            </w:pPr>
-            <w:r>
-              <w:rPr>
-                <w:b/>
-                <w:bCs/>
-                <w:color w:val="FFFFFF"/>
-                <w:sz w:val="18"/>
-                <w:szCs w:val="18"/>
-              </w:rPr>
-              <w:t xml:space="preserve">v8</w:t>
-            </w:r>
-          </w:p>
-        </w:tc>
-        <w:tc>
-          <w:tcPr>
-            <w:tcW w:type="dxa" w:w="1180"/>
-            <w:tcBorders>
-              <w:top w:val="single" w:color="D9D8D2" w:sz="4"/>
-              <w:left w:val="single" w:color="D9D8D2" w:sz="4"/>
-              <w:bottom w:val="single" w:color="D9D8D2" w:sz="4"/>
-              <w:right w:val="single" w:color="D9D8D2" w:sz="4"/>
-            </w:tcBorders>
-            <w:shd w:fill="14213D" w:color="auto" w:val="clear"/>
-            <w:tcMar>
-              <w:top w:type="dxa" w:w="60"/>
-              <w:left w:type="dxa" w:w="100"/>
-              <w:bottom w:type="dxa" w:w="60"/>
-              <w:right w:type="dxa" w:w="100"/>
-            </w:tcMar>
-          </w:tcPr>
-          <w:p>
-            <w:pPr>
-              <w:jc w:val="center"/>
-            </w:pPr>
-            <w:r>
-              <w:rPr>
-                <w:b/>
-                <w:bCs/>
-                <w:color w:val="FFFFFF"/>
-                <w:sz w:val="18"/>
-                <w:szCs w:val="18"/>
-              </w:rPr>
-              <w:t xml:space="preserve">LEACH far</w:t>
-            </w:r>
-          </w:p>
-        </w:tc>
-        <w:tc>
-          <w:tcPr>
-            <w:tcW w:type="dxa" w:w="1190"/>
-            <w:tcBorders>
-              <w:top w:val="single" w:color="D9D8D2" w:sz="4"/>
-              <w:left w:val="single" w:color="D9D8D2" w:sz="4"/>
-              <w:bottom w:val="single" w:color="D9D8D2" w:sz="4"/>
-              <w:right w:val="single" w:color="D9D8D2" w:sz="4"/>
-            </w:tcBorders>
-            <w:shd w:fill="14213D" w:color="auto" w:val="clear"/>
-            <w:tcMar>
-              <w:top w:type="dxa" w:w="60"/>
-              <w:left w:type="dxa" w:w="100"/>
-              <w:bottom w:type="dxa" w:w="60"/>
-              <w:right w:type="dxa" w:w="100"/>
-            </w:tcMar>
-          </w:tcPr>
-          <w:p>
-            <w:pPr>
-              <w:jc w:val="center"/>
-            </w:pPr>
-            <w:r>
-              <w:rPr>
-                <w:b/>
-                <w:bCs/>
-                <w:color w:val="FFFFFF"/>
-                <w:sz w:val="18"/>
-                <w:szCs w:val="18"/>
-              </w:rPr>
-              <w:t xml:space="preserve">PEGASIS far</w:t>
-            </w:r>
-          </w:p>
-        </w:tc>
-        <w:tc>
-          <w:tcPr>
-            <w:tcW w:type="dxa" w:w="1828"/>
-            <w:tcBorders>
-              <w:top w:val="single" w:color="D9D8D2" w:sz="4"/>
-              <w:left w:val="single" w:color="D9D8D2" w:sz="4"/>
-              <w:bottom w:val="single" w:color="D9D8D2" w:sz="4"/>
-              <w:right w:val="single" w:color="D9D8D2" w:sz="4"/>
-            </w:tcBorders>
-            <w:shd w:fill="14213D" w:color="auto" w:val="clear"/>
-            <w:tcMar>
-              <w:top w:type="dxa" w:w="60"/>
-              <w:left w:type="dxa" w:w="100"/>
-              <w:bottom w:type="dxa" w:w="60"/>
-              <w:right w:type="dxa" w:w="100"/>
-            </w:tcMar>
-          </w:tcPr>
-          <w:p>
-            <w:pPr>
-              <w:jc w:val="center"/>
-            </w:pPr>
-            <w:r>
-              <w:rPr>
-                <w:b/>
-                <w:bCs/>
-                <w:color w:val="FFFFFF"/>
-                <w:sz w:val="18"/>
-                <w:szCs w:val="18"/>
-              </w:rPr>
-              <w:t xml:space="preserve">v8-Chain far</w:t>
-            </w:r>
-          </w:p>
-        </w:tc>
-      </w:tr>
-      <w:tr>
-        <w:trPr>
-          <w:cantSplit/>
-        </w:trPr>
-        <w:tc>
-          <w:tcPr>
-            <w:tcW w:type="dxa" w:w="1900"/>
-            <w:tcBorders>
-              <w:top w:val="single" w:color="D9D8D2" w:sz="4"/>
-              <w:left w:val="single" w:color="D9D8D2" w:sz="4"/>
-              <w:bottom w:val="single" w:color="D9D8D2" w:sz="4"/>
-              <w:right w:val="single" w:color="D9D8D2" w:sz="4"/>
-            </w:tcBorders>
-            <w:shd w:fill="FFFFFF" w:color="auto" w:val="clear"/>
-            <w:tcMar>
-              <w:top w:type="dxa" w:w="60"/>
-              <w:left w:type="dxa" w:w="100"/>
-              <w:bottom w:type="dxa" w:w="60"/>
-              <w:right w:type="dxa" w:w="100"/>
-            </w:tcMar>
-          </w:tcPr>
-          <w:p>
-            <w:pPr>
-              <w:jc w:val="left"/>
-            </w:pPr>
-            <w:r>
-              <w:rPr>
-                <w:b w:val="false"/>
-                <w:bCs w:val="false"/>
-                <w:color w:val="1F1F1D"/>
-                <w:sz w:val="18"/>
-                <w:szCs w:val="18"/>
-              </w:rPr>
-              <w:t xml:space="preserve">No security</w:t>
-            </w:r>
-          </w:p>
-        </w:tc>
-        <w:tc>
-          <w:tcPr>
-            <w:tcW w:type="dxa" w:w="1180"/>
-            <w:tcBorders>
-              <w:top w:val="single" w:color="D9D8D2" w:sz="4"/>
-              <w:left w:val="single" w:color="D9D8D2" w:sz="4"/>
-              <w:bottom w:val="single" w:color="D9D8D2" w:sz="4"/>
-              <w:right w:val="single" w:color="D9D8D2" w:sz="4"/>
-            </w:tcBorders>
-            <w:shd w:fill="FFFFFF" w:color="auto" w:val="clear"/>
-            <w:tcMar>
-              <w:top w:type="dxa" w:w="60"/>
-              <w:left w:type="dxa" w:w="100"/>
-              <w:bottom w:type="dxa" w:w="60"/>
-              <w:right w:type="dxa" w:w="100"/>
-            </w:tcMar>
-          </w:tcPr>
-          <w:p>
-            <w:pPr>
-              <w:jc w:val="center"/>
-            </w:pPr>
-            <w:r>
-              <w:rPr>
-                <w:b w:val="false"/>
-                <w:bCs w:val="false"/>
-                <w:color w:val="1F1F1D"/>
-                <w:sz w:val="18"/>
-                <w:szCs w:val="18"/>
-              </w:rPr>
-              <w:t xml:space="preserve">1383 (99.40%)</w:t>
-            </w:r>
-          </w:p>
-        </w:tc>
-        <w:tc>
-          <w:tcPr>
-            <w:tcW w:type="dxa" w:w="1180"/>
-            <w:tcBorders>
-              <w:top w:val="single" w:color="D9D8D2" w:sz="4"/>
-              <w:left w:val="single" w:color="D9D8D2" w:sz="4"/>
-              <w:bottom w:val="single" w:color="D9D8D2" w:sz="4"/>
-              <w:right w:val="single" w:color="D9D8D2" w:sz="4"/>
-            </w:tcBorders>
-            <w:shd w:fill="FFFFFF" w:color="auto" w:val="clear"/>
-            <w:tcMar>
-              <w:top w:type="dxa" w:w="60"/>
-              <w:left w:type="dxa" w:w="100"/>
-              <w:bottom w:type="dxa" w:w="60"/>
-              <w:right w:type="dxa" w:w="100"/>
-            </w:tcMar>
-          </w:tcPr>
-          <w:p>
-            <w:pPr>
-              <w:jc w:val="center"/>
-            </w:pPr>
-            <w:r>
-              <w:rPr>
-                <w:b w:val="false"/>
-                <w:bCs w:val="false"/>
-                <w:color w:val="1F1F1D"/>
-                <w:sz w:val="18"/>
-                <w:szCs w:val="18"/>
-              </w:rPr>
-              <w:t xml:space="preserve">1324 (99.42%)</w:t>
-            </w:r>
-          </w:p>
-        </w:tc>
-        <w:tc>
-          <w:tcPr>
-            <w:tcW w:type="dxa" w:w="1180"/>
-            <w:tcBorders>
-              <w:top w:val="single" w:color="D9D8D2" w:sz="4"/>
-              <w:left w:val="single" w:color="D9D8D2" w:sz="4"/>
-              <w:bottom w:val="single" w:color="D9D8D2" w:sz="4"/>
-              <w:right w:val="single" w:color="D9D8D2" w:sz="4"/>
-            </w:tcBorders>
-            <w:shd w:fill="FFFFFF" w:color="auto" w:val="clear"/>
-            <w:tcMar>
-              <w:top w:type="dxa" w:w="60"/>
-              <w:left w:type="dxa" w:w="100"/>
-              <w:bottom w:type="dxa" w:w="60"/>
-              <w:right w:type="dxa" w:w="100"/>
-            </w:tcMar>
-          </w:tcPr>
-          <w:p>
-            <w:pPr>
-              <w:jc w:val="center"/>
-            </w:pPr>
-            <w:r>
-              <w:rPr>
-                <w:b w:val="false"/>
-                <w:bCs w:val="false"/>
-                <w:color w:val="1F1F1D"/>
-                <w:sz w:val="18"/>
-                <w:szCs w:val="18"/>
-              </w:rPr>
-              <w:t xml:space="preserve">2501 (99.64%)</w:t>
-            </w:r>
-          </w:p>
-        </w:tc>
-        <w:tc>
-          <w:tcPr>
-            <w:tcW w:type="dxa" w:w="1180"/>
-            <w:tcBorders>
-              <w:top w:val="single" w:color="D9D8D2" w:sz="4"/>
-              <w:left w:val="single" w:color="D9D8D2" w:sz="4"/>
-              <w:bottom w:val="single" w:color="D9D8D2" w:sz="4"/>
-              <w:right w:val="single" w:color="D9D8D2" w:sz="4"/>
-            </w:tcBorders>
-            <w:shd w:fill="FFFFFF" w:color="auto" w:val="clear"/>
-            <w:tcMar>
-              <w:top w:type="dxa" w:w="60"/>
-              <w:left w:type="dxa" w:w="100"/>
-              <w:bottom w:type="dxa" w:w="60"/>
-              <w:right w:type="dxa" w:w="100"/>
-            </w:tcMar>
-          </w:tcPr>
-          <w:p>
-            <w:pPr>
-              <w:jc w:val="center"/>
-            </w:pPr>
-            <w:r>
-              <w:rPr>
-                <w:b w:val="false"/>
-                <w:bCs w:val="false"/>
-                <w:color w:val="1F1F1D"/>
-                <w:sz w:val="18"/>
-                <w:szCs w:val="18"/>
-              </w:rPr>
-              <w:t xml:space="preserve">988 (99.43%)</w:t>
-            </w:r>
-          </w:p>
-        </w:tc>
-        <w:tc>
-          <w:tcPr>
-            <w:tcW w:type="dxa" w:w="1190"/>
-            <w:tcBorders>
-              <w:top w:val="single" w:color="D9D8D2" w:sz="4"/>
-              <w:left w:val="single" w:color="D9D8D2" w:sz="4"/>
-              <w:bottom w:val="single" w:color="D9D8D2" w:sz="4"/>
-              <w:right w:val="single" w:color="D9D8D2" w:sz="4"/>
-            </w:tcBorders>
-            <w:shd w:fill="FFFFFF" w:color="auto" w:val="clear"/>
-            <w:tcMar>
-              <w:top w:type="dxa" w:w="60"/>
-              <w:left w:type="dxa" w:w="100"/>
-              <w:bottom w:type="dxa" w:w="60"/>
-              <w:right w:type="dxa" w:w="100"/>
-            </w:tcMar>
-          </w:tcPr>
-          <w:p>
-            <w:pPr>
-              <w:jc w:val="center"/>
-            </w:pPr>
-            <w:r>
-              <w:rPr>
-                <w:b w:val="false"/>
-                <w:bCs w:val="false"/>
-                <w:color w:val="1F1F1D"/>
-                <w:sz w:val="18"/>
-                <w:szCs w:val="18"/>
-              </w:rPr>
-              <w:t xml:space="preserve">1374 (99.08%)</w:t>
-            </w:r>
-          </w:p>
-        </w:tc>
-        <w:tc>
-          <w:tcPr>
-            <w:tcW w:type="dxa" w:w="1828"/>
-            <w:tcBorders>
-              <w:top w:val="single" w:color="D9D8D2" w:sz="4"/>
-              <w:left w:val="single" w:color="D9D8D2" w:sz="4"/>
-              <w:bottom w:val="single" w:color="D9D8D2" w:sz="4"/>
-              <w:right w:val="single" w:color="D9D8D2" w:sz="4"/>
-            </w:tcBorders>
-            <w:shd w:fill="FFFFFF" w:color="auto" w:val="clear"/>
-            <w:tcMar>
-              <w:top w:type="dxa" w:w="60"/>
-              <w:left w:type="dxa" w:w="100"/>
-              <w:bottom w:type="dxa" w:w="60"/>
-              <w:right w:type="dxa" w:w="100"/>
-            </w:tcMar>
-          </w:tcPr>
-          <w:p>
-            <w:pPr>
-              <w:jc w:val="center"/>
-            </w:pPr>
-            <w:r>
-              <w:rPr>
-                <w:b w:val="false"/>
-                <w:bCs w:val="false"/>
-                <w:color w:val="1F1F1D"/>
-                <w:sz w:val="18"/>
-                <w:szCs w:val="18"/>
-              </w:rPr>
-              <w:t xml:space="preserve">1671 (99.36%)</w:t>
-            </w:r>
-          </w:p>
-        </w:tc>
-      </w:tr>
-      <w:tr>
-        <w:trPr>
-          <w:cantSplit/>
-        </w:trPr>
-        <w:tc>
-          <w:tcPr>
-            <w:tcW w:type="dxa" w:w="1900"/>
-            <w:tcBorders>
-              <w:top w:val="single" w:color="D9D8D2" w:sz="4"/>
-              <w:left w:val="single" w:color="D9D8D2" w:sz="4"/>
-              <w:bottom w:val="single" w:color="D9D8D2" w:sz="4"/>
-              <w:right w:val="single" w:color="D9D8D2" w:sz="4"/>
-            </w:tcBorders>
-            <w:shd w:fill="F3F6FB" w:color="auto" w:val="clear"/>
-            <w:tcMar>
-              <w:top w:type="dxa" w:w="60"/>
-              <w:left w:type="dxa" w:w="100"/>
-              <w:bottom w:type="dxa" w:w="60"/>
-              <w:right w:type="dxa" w:w="100"/>
-            </w:tcMar>
-          </w:tcPr>
-          <w:p>
-            <w:pPr>
-              <w:jc w:val="left"/>
-            </w:pPr>
-            <w:r>
-              <w:rPr>
-                <w:b w:val="false"/>
-                <w:bCs w:val="false"/>
-                <w:color w:val="1F1F1D"/>
-                <w:sz w:val="18"/>
-                <w:szCs w:val="18"/>
-              </w:rPr>
-              <w:t xml:space="preserve">AES + MIC only</w:t>
-            </w:r>
-          </w:p>
-        </w:tc>
-        <w:tc>
-          <w:tcPr>
-            <w:tcW w:type="dxa" w:w="1180"/>
-            <w:tcBorders>
-              <w:top w:val="single" w:color="D9D8D2" w:sz="4"/>
-              <w:left w:val="single" w:color="D9D8D2" w:sz="4"/>
-              <w:bottom w:val="single" w:color="D9D8D2" w:sz="4"/>
-              <w:right w:val="single" w:color="D9D8D2" w:sz="4"/>
-            </w:tcBorders>
-            <w:shd w:fill="F3F6FB" w:color="auto" w:val="clear"/>
-            <w:tcMar>
-              <w:top w:type="dxa" w:w="60"/>
-              <w:left w:type="dxa" w:w="100"/>
-              <w:bottom w:type="dxa" w:w="60"/>
-              <w:right w:type="dxa" w:w="100"/>
-            </w:tcMar>
-          </w:tcPr>
-          <w:p>
-            <w:pPr>
-              <w:jc w:val="center"/>
-            </w:pPr>
-            <w:r>
-              <w:rPr>
-                <w:b w:val="false"/>
-                <w:bCs w:val="false"/>
-                <w:color w:val="1F1F1D"/>
-                <w:sz w:val="18"/>
-                <w:szCs w:val="18"/>
-              </w:rPr>
-              <w:t xml:space="preserve">1037 (99.13%)</w:t>
-            </w:r>
-          </w:p>
-        </w:tc>
-        <w:tc>
-          <w:tcPr>
-            <w:tcW w:type="dxa" w:w="1180"/>
-            <w:tcBorders>
-              <w:top w:val="single" w:color="D9D8D2" w:sz="4"/>
-              <w:left w:val="single" w:color="D9D8D2" w:sz="4"/>
-              <w:bottom w:val="single" w:color="D9D8D2" w:sz="4"/>
-              <w:right w:val="single" w:color="D9D8D2" w:sz="4"/>
-            </w:tcBorders>
-            <w:shd w:fill="F3F6FB" w:color="auto" w:val="clear"/>
-            <w:tcMar>
-              <w:top w:type="dxa" w:w="60"/>
-              <w:left w:type="dxa" w:w="100"/>
-              <w:bottom w:type="dxa" w:w="60"/>
-              <w:right w:type="dxa" w:w="100"/>
-            </w:tcMar>
-          </w:tcPr>
-          <w:p>
-            <w:pPr>
-              <w:jc w:val="center"/>
-            </w:pPr>
-            <w:r>
-              <w:rPr>
-                <w:b w:val="false"/>
-                <w:bCs w:val="false"/>
-                <w:color w:val="1F1F1D"/>
-                <w:sz w:val="18"/>
-                <w:szCs w:val="18"/>
-              </w:rPr>
-              <w:t xml:space="preserve">1196 (99.42%)</w:t>
-            </w:r>
-          </w:p>
-        </w:tc>
-        <w:tc>
-          <w:tcPr>
-            <w:tcW w:type="dxa" w:w="1180"/>
-            <w:tcBorders>
-              <w:top w:val="single" w:color="D9D8D2" w:sz="4"/>
-              <w:left w:val="single" w:color="D9D8D2" w:sz="4"/>
-              <w:bottom w:val="single" w:color="D9D8D2" w:sz="4"/>
-              <w:right w:val="single" w:color="D9D8D2" w:sz="4"/>
-            </w:tcBorders>
-            <w:shd w:fill="F3F6FB" w:color="auto" w:val="clear"/>
-            <w:tcMar>
-              <w:top w:type="dxa" w:w="60"/>
-              <w:left w:type="dxa" w:w="100"/>
-              <w:bottom w:type="dxa" w:w="60"/>
-              <w:right w:type="dxa" w:w="100"/>
-            </w:tcMar>
-          </w:tcPr>
-          <w:p>
-            <w:pPr>
-              <w:jc w:val="center"/>
-            </w:pPr>
-            <w:r>
-              <w:rPr>
-                <w:b w:val="false"/>
-                <w:bCs w:val="false"/>
-                <w:color w:val="1F1F1D"/>
-                <w:sz w:val="18"/>
-                <w:szCs w:val="18"/>
-              </w:rPr>
-              <w:t xml:space="preserve">2096 (99.72%)</w:t>
-            </w:r>
-          </w:p>
-        </w:tc>
-        <w:tc>
-          <w:tcPr>
-            <w:tcW w:type="dxa" w:w="1180"/>
-            <w:tcBorders>
-              <w:top w:val="single" w:color="D9D8D2" w:sz="4"/>
-              <w:left w:val="single" w:color="D9D8D2" w:sz="4"/>
-              <w:bottom w:val="single" w:color="D9D8D2" w:sz="4"/>
-              <w:right w:val="single" w:color="D9D8D2" w:sz="4"/>
-            </w:tcBorders>
-            <w:shd w:fill="F3F6FB" w:color="auto" w:val="clear"/>
-            <w:tcMar>
-              <w:top w:type="dxa" w:w="60"/>
-              <w:left w:type="dxa" w:w="100"/>
-              <w:bottom w:type="dxa" w:w="60"/>
-              <w:right w:type="dxa" w:w="100"/>
-            </w:tcMar>
-          </w:tcPr>
-          <w:p>
-            <w:pPr>
-              <w:jc w:val="center"/>
-            </w:pPr>
-            <w:r>
-              <w:rPr>
-                <w:b w:val="false"/>
-                <w:bCs w:val="false"/>
-                <w:color w:val="1F1F1D"/>
-                <w:sz w:val="18"/>
-                <w:szCs w:val="18"/>
-              </w:rPr>
-              <w:t xml:space="preserve">821 (98.84%)</w:t>
-            </w:r>
-          </w:p>
-        </w:tc>
-        <w:tc>
-          <w:tcPr>
-            <w:tcW w:type="dxa" w:w="1190"/>
-            <w:tcBorders>
-              <w:top w:val="single" w:color="D9D8D2" w:sz="4"/>
-              <w:left w:val="single" w:color="D9D8D2" w:sz="4"/>
-              <w:bottom w:val="single" w:color="D9D8D2" w:sz="4"/>
-              <w:right w:val="single" w:color="D9D8D2" w:sz="4"/>
-            </w:tcBorders>
-            <w:shd w:fill="F3F6FB" w:color="auto" w:val="clear"/>
-            <w:tcMar>
-              <w:top w:type="dxa" w:w="60"/>
-              <w:left w:type="dxa" w:w="100"/>
-              <w:bottom w:type="dxa" w:w="60"/>
-              <w:right w:type="dxa" w:w="100"/>
-            </w:tcMar>
-          </w:tcPr>
-          <w:p>
-            <w:pPr>
-              <w:jc w:val="center"/>
-            </w:pPr>
-            <w:r>
-              <w:rPr>
-                <w:b w:val="false"/>
-                <w:bCs w:val="false"/>
-                <w:color w:val="1F1F1D"/>
-                <w:sz w:val="18"/>
-                <w:szCs w:val="18"/>
-              </w:rPr>
-              <w:t xml:space="preserve">1237 (99.11%)</w:t>
-            </w:r>
-          </w:p>
-        </w:tc>
-        <w:tc>
-          <w:tcPr>
-            <w:tcW w:type="dxa" w:w="1828"/>
-            <w:tcBorders>
-              <w:top w:val="single" w:color="D9D8D2" w:sz="4"/>
-              <w:left w:val="single" w:color="D9D8D2" w:sz="4"/>
-              <w:bottom w:val="single" w:color="D9D8D2" w:sz="4"/>
-              <w:right w:val="single" w:color="D9D8D2" w:sz="4"/>
-            </w:tcBorders>
-            <w:shd w:fill="F3F6FB" w:color="auto" w:val="clear"/>
-            <w:tcMar>
-              <w:top w:type="dxa" w:w="60"/>
-              <w:left w:type="dxa" w:w="100"/>
-              <w:bottom w:type="dxa" w:w="60"/>
-              <w:right w:type="dxa" w:w="100"/>
-            </w:tcMar>
-          </w:tcPr>
-          <w:p>
-            <w:pPr>
-              <w:jc w:val="center"/>
-            </w:pPr>
-            <w:r>
-              <w:rPr>
-                <w:b w:val="false"/>
-                <w:bCs w:val="false"/>
-                <w:color w:val="1F1F1D"/>
-                <w:sz w:val="18"/>
-                <w:szCs w:val="18"/>
-              </w:rPr>
-              <w:t xml:space="preserve">1356 (99.52%)</w:t>
-            </w:r>
-          </w:p>
-        </w:tc>
-      </w:tr>
-      <w:tr>
-        <w:trPr>
-          <w:cantSplit/>
-        </w:trPr>
-        <w:tc>
-          <w:tcPr>
-            <w:tcW w:type="dxa" w:w="1900"/>
-            <w:tcBorders>
-              <w:top w:val="single" w:color="D9D8D2" w:sz="4"/>
-              <w:left w:val="single" w:color="D9D8D2" w:sz="4"/>
-              <w:bottom w:val="single" w:color="D9D8D2" w:sz="4"/>
-              <w:right w:val="single" w:color="D9D8D2" w:sz="4"/>
-            </w:tcBorders>
-            <w:shd w:fill="DCE9FA" w:color="auto" w:val="clear"/>
-            <w:tcMar>
-              <w:top w:type="dxa" w:w="60"/>
-              <w:left w:type="dxa" w:w="100"/>
-              <w:bottom w:type="dxa" w:w="60"/>
-              <w:right w:type="dxa" w:w="100"/>
-            </w:tcMar>
-          </w:tcPr>
-          <w:p>
-            <w:pPr>
-              <w:jc w:val="left"/>
-            </w:pPr>
-            <w:r>
-              <w:rPr>
-                <w:b/>
-                <w:bCs/>
-                <w:color w:val="1F1F1D"/>
-                <w:sz w:val="18"/>
-                <w:szCs w:val="18"/>
-              </w:rPr>
-              <w:t xml:space="preserve">Hybrid RSA once</w:t>
-            </w:r>
-          </w:p>
-        </w:tc>
-        <w:tc>
-          <w:tcPr>
-            <w:tcW w:type="dxa" w:w="1180"/>
-            <w:tcBorders>
-              <w:top w:val="single" w:color="D9D8D2" w:sz="4"/>
-              <w:left w:val="single" w:color="D9D8D2" w:sz="4"/>
-              <w:bottom w:val="single" w:color="D9D8D2" w:sz="4"/>
-              <w:right w:val="single" w:color="D9D8D2" w:sz="4"/>
-            </w:tcBorders>
-            <w:shd w:fill="DCE9FA" w:color="auto" w:val="clear"/>
-            <w:tcMar>
-              <w:top w:type="dxa" w:w="60"/>
-              <w:left w:type="dxa" w:w="100"/>
-              <w:bottom w:type="dxa" w:w="60"/>
-              <w:right w:type="dxa" w:w="100"/>
-            </w:tcMar>
-          </w:tcPr>
-          <w:p>
-            <w:pPr>
-              <w:jc w:val="center"/>
-            </w:pPr>
-            <w:r>
-              <w:rPr>
-                <w:b/>
-                <w:bCs/>
-                <w:color w:val="1F1F1D"/>
-                <w:sz w:val="18"/>
-                <w:szCs w:val="18"/>
-              </w:rPr>
-              <w:t xml:space="preserve">1019 (99.20%)</w:t>
-            </w:r>
-          </w:p>
-        </w:tc>
-        <w:tc>
-          <w:tcPr>
-            <w:tcW w:type="dxa" w:w="1180"/>
-            <w:tcBorders>
-              <w:top w:val="single" w:color="D9D8D2" w:sz="4"/>
-              <w:left w:val="single" w:color="D9D8D2" w:sz="4"/>
-              <w:bottom w:val="single" w:color="D9D8D2" w:sz="4"/>
-              <w:right w:val="single" w:color="D9D8D2" w:sz="4"/>
-            </w:tcBorders>
-            <w:shd w:fill="DCE9FA" w:color="auto" w:val="clear"/>
-            <w:tcMar>
-              <w:top w:type="dxa" w:w="60"/>
-              <w:left w:type="dxa" w:w="100"/>
-              <w:bottom w:type="dxa" w:w="60"/>
-              <w:right w:type="dxa" w:w="100"/>
-            </w:tcMar>
-          </w:tcPr>
-          <w:p>
-            <w:pPr>
-              <w:jc w:val="center"/>
-            </w:pPr>
-            <w:r>
-              <w:rPr>
-                <w:b/>
-                <w:bCs/>
-                <w:color w:val="1F1F1D"/>
-                <w:sz w:val="18"/>
-                <w:szCs w:val="18"/>
-              </w:rPr>
-              <w:t xml:space="preserve">1158 (99.35%)</w:t>
-            </w:r>
-          </w:p>
-        </w:tc>
-        <w:tc>
-          <w:tcPr>
-            <w:tcW w:type="dxa" w:w="1180"/>
-            <w:tcBorders>
-              <w:top w:val="single" w:color="D9D8D2" w:sz="4"/>
-              <w:left w:val="single" w:color="D9D8D2" w:sz="4"/>
-              <w:bottom w:val="single" w:color="D9D8D2" w:sz="4"/>
-              <w:right w:val="single" w:color="D9D8D2" w:sz="4"/>
-            </w:tcBorders>
-            <w:shd w:fill="DCE9FA" w:color="auto" w:val="clear"/>
-            <w:tcMar>
-              <w:top w:type="dxa" w:w="60"/>
-              <w:left w:type="dxa" w:w="100"/>
-              <w:bottom w:type="dxa" w:w="60"/>
-              <w:right w:type="dxa" w:w="100"/>
-            </w:tcMar>
-          </w:tcPr>
-          <w:p>
-            <w:pPr>
-              <w:jc w:val="center"/>
-            </w:pPr>
-            <w:r>
-              <w:rPr>
-                <w:b/>
-                <w:bCs/>
-                <w:color w:val="1F1F1D"/>
-                <w:sz w:val="18"/>
-                <w:szCs w:val="18"/>
-              </w:rPr>
-              <w:t xml:space="preserve">2061 (99.62%)</w:t>
-            </w:r>
-          </w:p>
-        </w:tc>
-        <w:tc>
-          <w:tcPr>
-            <w:tcW w:type="dxa" w:w="1180"/>
-            <w:tcBorders>
-              <w:top w:val="single" w:color="D9D8D2" w:sz="4"/>
-              <w:left w:val="single" w:color="D9D8D2" w:sz="4"/>
-              <w:bottom w:val="single" w:color="D9D8D2" w:sz="4"/>
-              <w:right w:val="single" w:color="D9D8D2" w:sz="4"/>
-            </w:tcBorders>
-            <w:shd w:fill="DCE9FA" w:color="auto" w:val="clear"/>
-            <w:tcMar>
-              <w:top w:type="dxa" w:w="60"/>
-              <w:left w:type="dxa" w:w="100"/>
-              <w:bottom w:type="dxa" w:w="60"/>
-              <w:right w:type="dxa" w:w="100"/>
-            </w:tcMar>
-          </w:tcPr>
-          <w:p>
-            <w:pPr>
-              <w:jc w:val="center"/>
-            </w:pPr>
-            <w:r>
-              <w:rPr>
-                <w:b/>
-                <w:bCs/>
-                <w:color w:val="1F1F1D"/>
-                <w:sz w:val="18"/>
-                <w:szCs w:val="18"/>
-              </w:rPr>
-              <w:t xml:space="preserve">798 (99.10%)</w:t>
-            </w:r>
-          </w:p>
-        </w:tc>
-        <w:tc>
-          <w:tcPr>
-            <w:tcW w:type="dxa" w:w="1190"/>
-            <w:tcBorders>
-              <w:top w:val="single" w:color="D9D8D2" w:sz="4"/>
-              <w:left w:val="single" w:color="D9D8D2" w:sz="4"/>
-              <w:bottom w:val="single" w:color="D9D8D2" w:sz="4"/>
-              <w:right w:val="single" w:color="D9D8D2" w:sz="4"/>
-            </w:tcBorders>
-            <w:shd w:fill="DCE9FA" w:color="auto" w:val="clear"/>
-            <w:tcMar>
-              <w:top w:type="dxa" w:w="60"/>
-              <w:left w:type="dxa" w:w="100"/>
-              <w:bottom w:type="dxa" w:w="60"/>
-              <w:right w:type="dxa" w:w="100"/>
-            </w:tcMar>
-          </w:tcPr>
-          <w:p>
-            <w:pPr>
-              <w:jc w:val="center"/>
-            </w:pPr>
-            <w:r>
-              <w:rPr>
-                <w:b/>
-                <w:bCs/>
-                <w:color w:val="1F1F1D"/>
-                <w:sz w:val="18"/>
-                <w:szCs w:val="18"/>
-              </w:rPr>
-              <w:t xml:space="preserve">1199 (98.97%)</w:t>
-            </w:r>
-          </w:p>
-        </w:tc>
-        <w:tc>
-          <w:tcPr>
-            <w:tcW w:type="dxa" w:w="1828"/>
-            <w:tcBorders>
-              <w:top w:val="single" w:color="D9D8D2" w:sz="4"/>
-              <w:left w:val="single" w:color="D9D8D2" w:sz="4"/>
-              <w:bottom w:val="single" w:color="D9D8D2" w:sz="4"/>
-              <w:right w:val="single" w:color="D9D8D2" w:sz="4"/>
-            </w:tcBorders>
-            <w:shd w:fill="DCE9FA" w:color="auto" w:val="clear"/>
-            <w:tcMar>
-              <w:top w:type="dxa" w:w="60"/>
-              <w:left w:type="dxa" w:w="100"/>
-              <w:bottom w:type="dxa" w:w="60"/>
-              <w:right w:type="dxa" w:w="100"/>
-            </w:tcMar>
-          </w:tcPr>
-          <w:p>
-            <w:pPr>
-              <w:jc w:val="center"/>
-            </w:pPr>
-            <w:r>
-              <w:rPr>
-                <w:b/>
-                <w:bCs/>
-                <w:color w:val="1F1F1D"/>
-                <w:sz w:val="18"/>
-                <w:szCs w:val="18"/>
-              </w:rPr>
-              <w:t xml:space="preserve">1331 (99.35%)</w:t>
-            </w:r>
-          </w:p>
-        </w:tc>
-      </w:tr>
-      <w:tr>
-        <w:trPr>
-          <w:cantSplit/>
-        </w:trPr>
-        <w:tc>
-          <w:tcPr>
-            <w:tcW w:type="dxa" w:w="1900"/>
-            <w:tcBorders>
-              <w:top w:val="single" w:color="D9D8D2" w:sz="4"/>
-              <w:left w:val="single" w:color="D9D8D2" w:sz="4"/>
-              <w:bottom w:val="single" w:color="D9D8D2" w:sz="4"/>
-              <w:right w:val="single" w:color="D9D8D2" w:sz="4"/>
-            </w:tcBorders>
-            <w:shd w:fill="DCE9FA" w:color="auto" w:val="clear"/>
-            <w:tcMar>
-              <w:top w:type="dxa" w:w="60"/>
-              <w:left w:type="dxa" w:w="100"/>
-              <w:bottom w:type="dxa" w:w="60"/>
-              <w:right w:type="dxa" w:w="100"/>
-            </w:tcMar>
-          </w:tcPr>
-          <w:p>
-            <w:pPr>
-              <w:jc w:val="left"/>
-            </w:pPr>
-            <w:r>
-              <w:rPr>
-                <w:b/>
-                <w:bCs/>
-                <w:color w:val="1F1F1D"/>
-                <w:sz w:val="18"/>
-                <w:szCs w:val="18"/>
-              </w:rPr>
-              <w:t xml:space="preserve">Hybrid ECC once</w:t>
-            </w:r>
-          </w:p>
-        </w:tc>
-        <w:tc>
-          <w:tcPr>
-            <w:tcW w:type="dxa" w:w="1180"/>
-            <w:tcBorders>
-              <w:top w:val="single" w:color="D9D8D2" w:sz="4"/>
-              <w:left w:val="single" w:color="D9D8D2" w:sz="4"/>
-              <w:bottom w:val="single" w:color="D9D8D2" w:sz="4"/>
-              <w:right w:val="single" w:color="D9D8D2" w:sz="4"/>
-            </w:tcBorders>
-            <w:shd w:fill="DCE9FA" w:color="auto" w:val="clear"/>
-            <w:tcMar>
-              <w:top w:type="dxa" w:w="60"/>
-              <w:left w:type="dxa" w:w="100"/>
-              <w:bottom w:type="dxa" w:w="60"/>
-              <w:right w:type="dxa" w:w="100"/>
-            </w:tcMar>
-          </w:tcPr>
-          <w:p>
-            <w:pPr>
-              <w:jc w:val="center"/>
-            </w:pPr>
-            <w:r>
-              <w:rPr>
-                <w:b/>
-                <w:bCs/>
-                <w:color w:val="1F1F1D"/>
-                <w:sz w:val="18"/>
-                <w:szCs w:val="18"/>
-              </w:rPr>
-              <w:t xml:space="preserve">1017 (99.12%)</w:t>
-            </w:r>
-          </w:p>
-        </w:tc>
-        <w:tc>
-          <w:tcPr>
-            <w:tcW w:type="dxa" w:w="1180"/>
-            <w:tcBorders>
-              <w:top w:val="single" w:color="D9D8D2" w:sz="4"/>
-              <w:left w:val="single" w:color="D9D8D2" w:sz="4"/>
-              <w:bottom w:val="single" w:color="D9D8D2" w:sz="4"/>
-              <w:right w:val="single" w:color="D9D8D2" w:sz="4"/>
-            </w:tcBorders>
-            <w:shd w:fill="DCE9FA" w:color="auto" w:val="clear"/>
-            <w:tcMar>
-              <w:top w:type="dxa" w:w="60"/>
-              <w:left w:type="dxa" w:w="100"/>
-              <w:bottom w:type="dxa" w:w="60"/>
-              <w:right w:type="dxa" w:w="100"/>
-            </w:tcMar>
-          </w:tcPr>
-          <w:p>
-            <w:pPr>
-              <w:jc w:val="center"/>
-            </w:pPr>
-            <w:r>
-              <w:rPr>
-                <w:b/>
-                <w:bCs/>
-                <w:color w:val="1F1F1D"/>
-                <w:sz w:val="18"/>
-                <w:szCs w:val="18"/>
-              </w:rPr>
-              <w:t xml:space="preserve">1141 (99.32%)</w:t>
-            </w:r>
-          </w:p>
-        </w:tc>
-        <w:tc>
-          <w:tcPr>
-            <w:tcW w:type="dxa" w:w="1180"/>
-            <w:tcBorders>
-              <w:top w:val="single" w:color="D9D8D2" w:sz="4"/>
-              <w:left w:val="single" w:color="D9D8D2" w:sz="4"/>
-              <w:bottom w:val="single" w:color="D9D8D2" w:sz="4"/>
-              <w:right w:val="single" w:color="D9D8D2" w:sz="4"/>
-            </w:tcBorders>
-            <w:shd w:fill="DCE9FA" w:color="auto" w:val="clear"/>
-            <w:tcMar>
-              <w:top w:type="dxa" w:w="60"/>
-              <w:left w:type="dxa" w:w="100"/>
-              <w:bottom w:type="dxa" w:w="60"/>
-              <w:right w:type="dxa" w:w="100"/>
-            </w:tcMar>
-          </w:tcPr>
-          <w:p>
-            <w:pPr>
-              <w:jc w:val="center"/>
-            </w:pPr>
-            <w:r>
-              <w:rPr>
-                <w:b/>
-                <w:bCs/>
-                <w:color w:val="1F1F1D"/>
-                <w:sz w:val="18"/>
-                <w:szCs w:val="18"/>
-              </w:rPr>
-              <w:t xml:space="preserve">2001 (99.69%)</w:t>
-            </w:r>
-          </w:p>
-        </w:tc>
-        <w:tc>
-          <w:tcPr>
-            <w:tcW w:type="dxa" w:w="1180"/>
-            <w:tcBorders>
-              <w:top w:val="single" w:color="D9D8D2" w:sz="4"/>
-              <w:left w:val="single" w:color="D9D8D2" w:sz="4"/>
-              <w:bottom w:val="single" w:color="D9D8D2" w:sz="4"/>
-              <w:right w:val="single" w:color="D9D8D2" w:sz="4"/>
-            </w:tcBorders>
-            <w:shd w:fill="DCE9FA" w:color="auto" w:val="clear"/>
-            <w:tcMar>
-              <w:top w:type="dxa" w:w="60"/>
-              <w:left w:type="dxa" w:w="100"/>
-              <w:bottom w:type="dxa" w:w="60"/>
-              <w:right w:type="dxa" w:w="100"/>
-            </w:tcMar>
-          </w:tcPr>
-          <w:p>
-            <w:pPr>
-              <w:jc w:val="center"/>
-            </w:pPr>
-            <w:r>
-              <w:rPr>
-                <w:b/>
-                <w:bCs/>
-                <w:color w:val="1F1F1D"/>
-                <w:sz w:val="18"/>
-                <w:szCs w:val="18"/>
-              </w:rPr>
-              <w:t xml:space="preserve">786 (99.16%)</w:t>
-            </w:r>
-          </w:p>
-        </w:tc>
-        <w:tc>
-          <w:tcPr>
-            <w:tcW w:type="dxa" w:w="1190"/>
-            <w:tcBorders>
-              <w:top w:val="single" w:color="D9D8D2" w:sz="4"/>
-              <w:left w:val="single" w:color="D9D8D2" w:sz="4"/>
-              <w:bottom w:val="single" w:color="D9D8D2" w:sz="4"/>
-              <w:right w:val="single" w:color="D9D8D2" w:sz="4"/>
-            </w:tcBorders>
-            <w:shd w:fill="DCE9FA" w:color="auto" w:val="clear"/>
-            <w:tcMar>
-              <w:top w:type="dxa" w:w="60"/>
-              <w:left w:type="dxa" w:w="100"/>
-              <w:bottom w:type="dxa" w:w="60"/>
-              <w:right w:type="dxa" w:w="100"/>
-            </w:tcMar>
-          </w:tcPr>
-          <w:p>
-            <w:pPr>
-              <w:jc w:val="center"/>
-            </w:pPr>
-            <w:r>
-              <w:rPr>
-                <w:b/>
-                <w:bCs/>
-                <w:color w:val="1F1F1D"/>
-                <w:sz w:val="18"/>
-                <w:szCs w:val="18"/>
-              </w:rPr>
-              <w:t xml:space="preserve">1182 (99.11%)</w:t>
-            </w:r>
-          </w:p>
-        </w:tc>
-        <w:tc>
-          <w:tcPr>
-            <w:tcW w:type="dxa" w:w="1828"/>
-            <w:tcBorders>
-              <w:top w:val="single" w:color="D9D8D2" w:sz="4"/>
-              <w:left w:val="single" w:color="D9D8D2" w:sz="4"/>
-              <w:bottom w:val="single" w:color="D9D8D2" w:sz="4"/>
-              <w:right w:val="single" w:color="D9D8D2" w:sz="4"/>
-            </w:tcBorders>
-            <w:shd w:fill="DCE9FA" w:color="auto" w:val="clear"/>
-            <w:tcMar>
-              <w:top w:type="dxa" w:w="60"/>
-              <w:left w:type="dxa" w:w="100"/>
-              <w:bottom w:type="dxa" w:w="60"/>
-              <w:right w:type="dxa" w:w="100"/>
-            </w:tcMar>
-          </w:tcPr>
-          <w:p>
-            <w:pPr>
-              <w:jc w:val="center"/>
-            </w:pPr>
-            <w:r>
-              <w:rPr>
-                <w:b/>
-                <w:bCs/>
-                <w:color w:val="1F1F1D"/>
-                <w:sz w:val="18"/>
-                <w:szCs w:val="18"/>
-              </w:rPr>
-              <w:t xml:space="preserve">1336 (99.38%)</w:t>
-            </w:r>
-          </w:p>
-        </w:tc>
-      </w:tr>
-      <w:tr>
-        <w:trPr>
-          <w:cantSplit/>
-        </w:trPr>
-        <w:tc>
-          <w:tcPr>
-            <w:tcW w:type="dxa" w:w="1900"/>
-            <w:tcBorders>
-              <w:top w:val="single" w:color="D9D8D2" w:sz="4"/>
-              <w:left w:val="single" w:color="D9D8D2" w:sz="4"/>
-              <w:bottom w:val="single" w:color="D9D8D2" w:sz="4"/>
-              <w:right w:val="single" w:color="D9D8D2" w:sz="4"/>
-            </w:tcBorders>
-            <w:shd w:fill="FFFFFF" w:color="auto" w:val="clear"/>
-            <w:tcMar>
-              <w:top w:type="dxa" w:w="60"/>
-              <w:left w:type="dxa" w:w="100"/>
-              <w:bottom w:type="dxa" w:w="60"/>
-              <w:right w:type="dxa" w:w="100"/>
-            </w:tcMar>
-          </w:tcPr>
-          <w:p>
-            <w:pPr>
-              <w:jc w:val="left"/>
-            </w:pPr>
-            <w:r>
-              <w:rPr>
-                <w:b w:val="false"/>
-                <w:bCs w:val="false"/>
-                <w:color w:val="1F1F1D"/>
-                <w:sz w:val="18"/>
-                <w:szCs w:val="18"/>
-              </w:rPr>
-              <w:t xml:space="preserve">Hybrid RSA per CH</w:t>
-            </w:r>
-          </w:p>
-        </w:tc>
-        <w:tc>
-          <w:tcPr>
-            <w:tcW w:type="dxa" w:w="1180"/>
-            <w:tcBorders>
-              <w:top w:val="single" w:color="D9D8D2" w:sz="4"/>
-              <w:left w:val="single" w:color="D9D8D2" w:sz="4"/>
-              <w:bottom w:val="single" w:color="D9D8D2" w:sz="4"/>
-              <w:right w:val="single" w:color="D9D8D2" w:sz="4"/>
-            </w:tcBorders>
-            <w:shd w:fill="FFFFFF" w:color="auto" w:val="clear"/>
-            <w:tcMar>
-              <w:top w:type="dxa" w:w="60"/>
-              <w:left w:type="dxa" w:w="100"/>
-              <w:bottom w:type="dxa" w:w="60"/>
-              <w:right w:type="dxa" w:w="100"/>
-            </w:tcMar>
-          </w:tcPr>
-          <w:p>
-            <w:pPr>
-              <w:jc w:val="center"/>
-            </w:pPr>
-            <w:r>
-              <w:rPr>
-                <w:b w:val="false"/>
-                <w:bCs w:val="false"/>
-                <w:color w:val="1F1F1D"/>
-                <w:sz w:val="18"/>
-                <w:szCs w:val="18"/>
-              </w:rPr>
-              <w:t xml:space="preserve">395 (99.08%)</w:t>
-            </w:r>
-          </w:p>
-        </w:tc>
-        <w:tc>
-          <w:tcPr>
-            <w:tcW w:type="dxa" w:w="1180"/>
-            <w:tcBorders>
-              <w:top w:val="single" w:color="D9D8D2" w:sz="4"/>
-              <w:left w:val="single" w:color="D9D8D2" w:sz="4"/>
-              <w:bottom w:val="single" w:color="D9D8D2" w:sz="4"/>
-              <w:right w:val="single" w:color="D9D8D2" w:sz="4"/>
-            </w:tcBorders>
-            <w:shd w:fill="FFFFFF" w:color="auto" w:val="clear"/>
-            <w:tcMar>
-              <w:top w:type="dxa" w:w="60"/>
-              <w:left w:type="dxa" w:w="100"/>
-              <w:bottom w:type="dxa" w:w="60"/>
-              <w:right w:type="dxa" w:w="100"/>
-            </w:tcMar>
-          </w:tcPr>
-          <w:p>
-            <w:pPr>
-              <w:jc w:val="center"/>
-            </w:pPr>
-            <w:r>
-              <w:rPr>
-                <w:b w:val="false"/>
-                <w:bCs w:val="false"/>
-                <w:color w:val="1F1F1D"/>
-                <w:sz w:val="18"/>
-                <w:szCs w:val="18"/>
-              </w:rPr>
-              <w:t xml:space="preserve">874 (97.72%)</w:t>
-            </w:r>
-          </w:p>
-        </w:tc>
-        <w:tc>
-          <w:tcPr>
-            <w:tcW w:type="dxa" w:w="1180"/>
-            <w:tcBorders>
-              <w:top w:val="single" w:color="D9D8D2" w:sz="4"/>
-              <w:left w:val="single" w:color="D9D8D2" w:sz="4"/>
-              <w:bottom w:val="single" w:color="D9D8D2" w:sz="4"/>
-              <w:right w:val="single" w:color="D9D8D2" w:sz="4"/>
-            </w:tcBorders>
-            <w:shd w:fill="FFFFFF" w:color="auto" w:val="clear"/>
-            <w:tcMar>
-              <w:top w:type="dxa" w:w="60"/>
-              <w:left w:type="dxa" w:w="100"/>
-              <w:bottom w:type="dxa" w:w="60"/>
-              <w:right w:type="dxa" w:w="100"/>
-            </w:tcMar>
-          </w:tcPr>
-          <w:p>
-            <w:pPr>
-              <w:jc w:val="center"/>
-            </w:pPr>
-            <w:r>
-              <w:rPr>
-                <w:b w:val="false"/>
-                <w:bCs w:val="false"/>
-                <w:color w:val="1F1F1D"/>
-                <w:sz w:val="18"/>
-                <w:szCs w:val="18"/>
-              </w:rPr>
-              <w:t xml:space="preserve">1336 (96.21%)</w:t>
-            </w:r>
-          </w:p>
-        </w:tc>
-        <w:tc>
-          <w:tcPr>
-            <w:tcW w:type="dxa" w:w="1180"/>
-            <w:tcBorders>
-              <w:top w:val="single" w:color="D9D8D2" w:sz="4"/>
-              <w:left w:val="single" w:color="D9D8D2" w:sz="4"/>
-              <w:bottom w:val="single" w:color="D9D8D2" w:sz="4"/>
-              <w:right w:val="single" w:color="D9D8D2" w:sz="4"/>
-            </w:tcBorders>
-            <w:shd w:fill="FFFFFF" w:color="auto" w:val="clear"/>
-            <w:tcMar>
-              <w:top w:type="dxa" w:w="60"/>
-              <w:left w:type="dxa" w:w="100"/>
-              <w:bottom w:type="dxa" w:w="60"/>
-              <w:right w:type="dxa" w:w="100"/>
-            </w:tcMar>
-          </w:tcPr>
-          <w:p>
-            <w:pPr>
-              <w:jc w:val="center"/>
-            </w:pPr>
-            <w:r>
-              <w:rPr>
-                <w:b w:val="false"/>
-                <w:bCs w:val="false"/>
-                <w:color w:val="1F1F1D"/>
-                <w:sz w:val="18"/>
-                <w:szCs w:val="18"/>
-              </w:rPr>
-              <w:t xml:space="preserve">351 (98.84%)</w:t>
-            </w:r>
-          </w:p>
-        </w:tc>
-        <w:tc>
-          <w:tcPr>
-            <w:tcW w:type="dxa" w:w="1190"/>
-            <w:tcBorders>
-              <w:top w:val="single" w:color="D9D8D2" w:sz="4"/>
-              <w:left w:val="single" w:color="D9D8D2" w:sz="4"/>
-              <w:bottom w:val="single" w:color="D9D8D2" w:sz="4"/>
-              <w:right w:val="single" w:color="D9D8D2" w:sz="4"/>
-            </w:tcBorders>
-            <w:shd w:fill="FFFFFF" w:color="auto" w:val="clear"/>
-            <w:tcMar>
-              <w:top w:type="dxa" w:w="60"/>
-              <w:left w:type="dxa" w:w="100"/>
-              <w:bottom w:type="dxa" w:w="60"/>
-              <w:right w:type="dxa" w:w="100"/>
-            </w:tcMar>
-          </w:tcPr>
-          <w:p>
-            <w:pPr>
-              <w:jc w:val="center"/>
-            </w:pPr>
-            <w:r>
-              <w:rPr>
-                <w:b w:val="false"/>
-                <w:bCs w:val="false"/>
-                <w:color w:val="1F1F1D"/>
-                <w:sz w:val="18"/>
-                <w:szCs w:val="18"/>
-              </w:rPr>
-              <w:t xml:space="preserve">894 (97.35%)</w:t>
-            </w:r>
-          </w:p>
-        </w:tc>
-        <w:tc>
-          <w:tcPr>
-            <w:tcW w:type="dxa" w:w="1828"/>
-            <w:tcBorders>
-              <w:top w:val="single" w:color="D9D8D2" w:sz="4"/>
-              <w:left w:val="single" w:color="D9D8D2" w:sz="4"/>
-              <w:bottom w:val="single" w:color="D9D8D2" w:sz="4"/>
-              <w:right w:val="single" w:color="D9D8D2" w:sz="4"/>
-            </w:tcBorders>
-            <w:shd w:fill="FFFFFF" w:color="auto" w:val="clear"/>
-            <w:tcMar>
-              <w:top w:type="dxa" w:w="60"/>
-              <w:left w:type="dxa" w:w="100"/>
-              <w:bottom w:type="dxa" w:w="60"/>
-              <w:right w:type="dxa" w:w="100"/>
-            </w:tcMar>
-          </w:tcPr>
-          <w:p>
-            <w:pPr>
-              <w:jc w:val="center"/>
-            </w:pPr>
-            <w:r>
-              <w:rPr>
-                <w:b w:val="false"/>
-                <w:bCs w:val="false"/>
-                <w:color w:val="1F1F1D"/>
-                <w:sz w:val="18"/>
-                <w:szCs w:val="18"/>
-              </w:rPr>
-              <w:t xml:space="preserve">956 (96.55%)</w:t>
-            </w:r>
-          </w:p>
-        </w:tc>
-      </w:tr>
-      <w:tr>
-        <w:trPr>
-          <w:cantSplit/>
-        </w:trPr>
-        <w:tc>
-          <w:tcPr>
-            <w:tcW w:type="dxa" w:w="1900"/>
-            <w:tcBorders>
-              <w:top w:val="single" w:color="D9D8D2" w:sz="4"/>
-              <w:left w:val="single" w:color="D9D8D2" w:sz="4"/>
-              <w:bottom w:val="single" w:color="D9D8D2" w:sz="4"/>
-              <w:right w:val="single" w:color="D9D8D2" w:sz="4"/>
-            </w:tcBorders>
-            <w:shd w:fill="F3F6FB" w:color="auto" w:val="clear"/>
-            <w:tcMar>
-              <w:top w:type="dxa" w:w="60"/>
-              <w:left w:type="dxa" w:w="100"/>
-              <w:bottom w:type="dxa" w:w="60"/>
-              <w:right w:type="dxa" w:w="100"/>
-            </w:tcMar>
-          </w:tcPr>
-          <w:p>
-            <w:pPr>
-              <w:jc w:val="left"/>
-            </w:pPr>
-            <w:r>
-              <w:rPr>
-                <w:b w:val="false"/>
-                <w:bCs w:val="false"/>
-                <w:color w:val="1F1F1D"/>
-                <w:sz w:val="18"/>
-                <w:szCs w:val="18"/>
-              </w:rPr>
-              <w:t xml:space="preserve">Hybrid ECC per CH</w:t>
-            </w:r>
-          </w:p>
-        </w:tc>
-        <w:tc>
-          <w:tcPr>
-            <w:tcW w:type="dxa" w:w="1180"/>
-            <w:tcBorders>
-              <w:top w:val="single" w:color="D9D8D2" w:sz="4"/>
-              <w:left w:val="single" w:color="D9D8D2" w:sz="4"/>
-              <w:bottom w:val="single" w:color="D9D8D2" w:sz="4"/>
-              <w:right w:val="single" w:color="D9D8D2" w:sz="4"/>
-            </w:tcBorders>
-            <w:shd w:fill="F3F6FB" w:color="auto" w:val="clear"/>
-            <w:tcMar>
-              <w:top w:type="dxa" w:w="60"/>
-              <w:left w:type="dxa" w:w="100"/>
-              <w:bottom w:type="dxa" w:w="60"/>
-              <w:right w:type="dxa" w:w="100"/>
-            </w:tcMar>
-          </w:tcPr>
-          <w:p>
-            <w:pPr>
-              <w:jc w:val="center"/>
-            </w:pPr>
-            <w:r>
-              <w:rPr>
-                <w:b w:val="false"/>
-                <w:bCs w:val="false"/>
-                <w:color w:val="1F1F1D"/>
-                <w:sz w:val="18"/>
-                <w:szCs w:val="18"/>
-              </w:rPr>
-              <w:t xml:space="preserve">302 (98.06%)</w:t>
-            </w:r>
-          </w:p>
-        </w:tc>
-        <w:tc>
-          <w:tcPr>
-            <w:tcW w:type="dxa" w:w="1180"/>
-            <w:tcBorders>
-              <w:top w:val="single" w:color="D9D8D2" w:sz="4"/>
-              <w:left w:val="single" w:color="D9D8D2" w:sz="4"/>
-              <w:bottom w:val="single" w:color="D9D8D2" w:sz="4"/>
-              <w:right w:val="single" w:color="D9D8D2" w:sz="4"/>
-            </w:tcBorders>
-            <w:shd w:fill="F3F6FB" w:color="auto" w:val="clear"/>
-            <w:tcMar>
-              <w:top w:type="dxa" w:w="60"/>
-              <w:left w:type="dxa" w:w="100"/>
-              <w:bottom w:type="dxa" w:w="60"/>
-              <w:right w:type="dxa" w:w="100"/>
-            </w:tcMar>
-          </w:tcPr>
-          <w:p>
-            <w:pPr>
-              <w:jc w:val="center"/>
-            </w:pPr>
-            <w:r>
-              <w:rPr>
-                <w:b w:val="false"/>
-                <w:bCs w:val="false"/>
-                <w:color w:val="1F1F1D"/>
-                <w:sz w:val="18"/>
-                <w:szCs w:val="18"/>
-              </w:rPr>
-              <w:t xml:space="preserve">774 (97.68%)</w:t>
-            </w:r>
-          </w:p>
-        </w:tc>
-        <w:tc>
-          <w:tcPr>
-            <w:tcW w:type="dxa" w:w="1180"/>
-            <w:tcBorders>
-              <w:top w:val="single" w:color="D9D8D2" w:sz="4"/>
-              <w:left w:val="single" w:color="D9D8D2" w:sz="4"/>
-              <w:bottom w:val="single" w:color="D9D8D2" w:sz="4"/>
-              <w:right w:val="single" w:color="D9D8D2" w:sz="4"/>
-            </w:tcBorders>
-            <w:shd w:fill="F3F6FB" w:color="auto" w:val="clear"/>
-            <w:tcMar>
-              <w:top w:type="dxa" w:w="60"/>
-              <w:left w:type="dxa" w:w="100"/>
-              <w:bottom w:type="dxa" w:w="60"/>
-              <w:right w:type="dxa" w:w="100"/>
-            </w:tcMar>
-          </w:tcPr>
-          <w:p>
-            <w:pPr>
-              <w:jc w:val="center"/>
-            </w:pPr>
-            <w:r>
-              <w:rPr>
-                <w:b w:val="false"/>
-                <w:bCs w:val="false"/>
-                <w:color w:val="1F1F1D"/>
-                <w:sz w:val="18"/>
-                <w:szCs w:val="18"/>
-              </w:rPr>
-              <w:t xml:space="preserve">1121 (95.17%)</w:t>
-            </w:r>
-          </w:p>
-        </w:tc>
-        <w:tc>
-          <w:tcPr>
-            <w:tcW w:type="dxa" w:w="1180"/>
-            <w:tcBorders>
-              <w:top w:val="single" w:color="D9D8D2" w:sz="4"/>
-              <w:left w:val="single" w:color="D9D8D2" w:sz="4"/>
-              <w:bottom w:val="single" w:color="D9D8D2" w:sz="4"/>
-              <w:right w:val="single" w:color="D9D8D2" w:sz="4"/>
-            </w:tcBorders>
-            <w:shd w:fill="F3F6FB" w:color="auto" w:val="clear"/>
-            <w:tcMar>
-              <w:top w:type="dxa" w:w="60"/>
-              <w:left w:type="dxa" w:w="100"/>
-              <w:bottom w:type="dxa" w:w="60"/>
-              <w:right w:type="dxa" w:w="100"/>
-            </w:tcMar>
-          </w:tcPr>
-          <w:p>
-            <w:pPr>
-              <w:jc w:val="center"/>
-            </w:pPr>
-            <w:r>
-              <w:rPr>
-                <w:b w:val="false"/>
-                <w:bCs w:val="false"/>
-                <w:color w:val="1F1F1D"/>
-                <w:sz w:val="18"/>
-                <w:szCs w:val="18"/>
-              </w:rPr>
-              <w:t xml:space="preserve">281 (98.83%)</w:t>
-            </w:r>
-          </w:p>
-        </w:tc>
-        <w:tc>
-          <w:tcPr>
-            <w:tcW w:type="dxa" w:w="1190"/>
-            <w:tcBorders>
-              <w:top w:val="single" w:color="D9D8D2" w:sz="4"/>
-              <w:left w:val="single" w:color="D9D8D2" w:sz="4"/>
-              <w:bottom w:val="single" w:color="D9D8D2" w:sz="4"/>
-              <w:right w:val="single" w:color="D9D8D2" w:sz="4"/>
-            </w:tcBorders>
-            <w:shd w:fill="F3F6FB" w:color="auto" w:val="clear"/>
-            <w:tcMar>
-              <w:top w:type="dxa" w:w="60"/>
-              <w:left w:type="dxa" w:w="100"/>
-              <w:bottom w:type="dxa" w:w="60"/>
-              <w:right w:type="dxa" w:w="100"/>
-            </w:tcMar>
-          </w:tcPr>
-          <w:p>
-            <w:pPr>
-              <w:jc w:val="center"/>
-            </w:pPr>
-            <w:r>
-              <w:rPr>
-                <w:b w:val="false"/>
-                <w:bCs w:val="false"/>
-                <w:color w:val="1F1F1D"/>
-                <w:sz w:val="18"/>
-                <w:szCs w:val="18"/>
-              </w:rPr>
-              <w:t xml:space="preserve">796 (96.81%)</w:t>
-            </w:r>
-          </w:p>
-        </w:tc>
-        <w:tc>
-          <w:tcPr>
-            <w:tcW w:type="dxa" w:w="1828"/>
-            <w:tcBorders>
-              <w:top w:val="single" w:color="D9D8D2" w:sz="4"/>
-              <w:left w:val="single" w:color="D9D8D2" w:sz="4"/>
-              <w:bottom w:val="single" w:color="D9D8D2" w:sz="4"/>
-              <w:right w:val="single" w:color="D9D8D2" w:sz="4"/>
-            </w:tcBorders>
-            <w:shd w:fill="F3F6FB" w:color="auto" w:val="clear"/>
-            <w:tcMar>
-              <w:top w:type="dxa" w:w="60"/>
-              <w:left w:type="dxa" w:w="100"/>
-              <w:bottom w:type="dxa" w:w="60"/>
-              <w:right w:type="dxa" w:w="100"/>
-            </w:tcMar>
-          </w:tcPr>
-          <w:p>
-            <w:pPr>
-              <w:jc w:val="center"/>
-            </w:pPr>
-            <w:r>
-              <w:rPr>
-                <w:b w:val="false"/>
-                <w:bCs w:val="false"/>
-                <w:color w:val="1F1F1D"/>
-                <w:sz w:val="18"/>
-                <w:szCs w:val="18"/>
-              </w:rPr>
-              <w:t xml:space="preserve">866 (95.66%)</w:t>
-            </w:r>
-          </w:p>
-        </w:tc>
-      </w:tr>
-      <w:tr>
-        <w:trPr>
-          <w:cantSplit/>
-        </w:trPr>
-        <w:tc>
-          <w:tcPr>
-            <w:tcW w:type="dxa" w:w="1900"/>
-            <w:tcBorders>
-              <w:top w:val="single" w:color="D9D8D2" w:sz="4"/>
-              <w:left w:val="single" w:color="D9D8D2" w:sz="4"/>
-              <w:bottom w:val="single" w:color="D9D8D2" w:sz="4"/>
-              <w:right w:val="single" w:color="D9D8D2" w:sz="4"/>
-            </w:tcBorders>
-            <w:shd w:fill="FFFFFF" w:color="auto" w:val="clear"/>
-            <w:tcMar>
-              <w:top w:type="dxa" w:w="60"/>
-              <w:left w:type="dxa" w:w="100"/>
-              <w:bottom w:type="dxa" w:w="60"/>
-              <w:right w:type="dxa" w:w="100"/>
-            </w:tcMar>
-          </w:tcPr>
-          <w:p>
-            <w:pPr>
-              <w:jc w:val="left"/>
-            </w:pPr>
-            <w:r>
-              <w:rPr>
-                <w:b w:val="false"/>
-                <w:bCs w:val="false"/>
-                <w:color w:val="1F1F1D"/>
-                <w:sz w:val="18"/>
-                <w:szCs w:val="18"/>
-              </w:rPr>
-              <w:t xml:space="preserve">ECC on CH → sink</w:t>
-            </w:r>
-          </w:p>
-        </w:tc>
-        <w:tc>
-          <w:tcPr>
-            <w:tcW w:type="dxa" w:w="1180"/>
-            <w:tcBorders>
-              <w:top w:val="single" w:color="D9D8D2" w:sz="4"/>
-              <w:left w:val="single" w:color="D9D8D2" w:sz="4"/>
-              <w:bottom w:val="single" w:color="D9D8D2" w:sz="4"/>
-              <w:right w:val="single" w:color="D9D8D2" w:sz="4"/>
-            </w:tcBorders>
-            <w:shd w:fill="FFFFFF" w:color="auto" w:val="clear"/>
-            <w:tcMar>
-              <w:top w:type="dxa" w:w="60"/>
-              <w:left w:type="dxa" w:w="100"/>
-              <w:bottom w:type="dxa" w:w="60"/>
-              <w:right w:type="dxa" w:w="100"/>
-            </w:tcMar>
-          </w:tcPr>
-          <w:p>
-            <w:pPr>
-              <w:jc w:val="center"/>
-            </w:pPr>
-            <w:r>
-              <w:rPr>
-                <w:b w:val="false"/>
-                <w:bCs w:val="false"/>
-                <w:color w:val="1F1F1D"/>
-                <w:sz w:val="18"/>
-                <w:szCs w:val="18"/>
-              </w:rPr>
-              <w:t xml:space="preserve">284 (96.98%)</w:t>
-            </w:r>
-          </w:p>
-        </w:tc>
-        <w:tc>
-          <w:tcPr>
-            <w:tcW w:type="dxa" w:w="1180"/>
-            <w:tcBorders>
-              <w:top w:val="single" w:color="D9D8D2" w:sz="4"/>
-              <w:left w:val="single" w:color="D9D8D2" w:sz="4"/>
-              <w:bottom w:val="single" w:color="D9D8D2" w:sz="4"/>
-              <w:right w:val="single" w:color="D9D8D2" w:sz="4"/>
-            </w:tcBorders>
-            <w:shd w:fill="FFFFFF" w:color="auto" w:val="clear"/>
-            <w:tcMar>
-              <w:top w:type="dxa" w:w="60"/>
-              <w:left w:type="dxa" w:w="100"/>
-              <w:bottom w:type="dxa" w:w="60"/>
-              <w:right w:type="dxa" w:w="100"/>
-            </w:tcMar>
-          </w:tcPr>
-          <w:p>
-            <w:pPr>
-              <w:jc w:val="center"/>
-            </w:pPr>
-            <w:r>
-              <w:rPr>
-                <w:b w:val="false"/>
-                <w:bCs w:val="false"/>
-                <w:color w:val="1F1F1D"/>
-                <w:sz w:val="18"/>
-                <w:szCs w:val="18"/>
-              </w:rPr>
-              <w:t xml:space="preserve">774 (97.68%)</w:t>
-            </w:r>
-          </w:p>
-        </w:tc>
-        <w:tc>
-          <w:tcPr>
-            <w:tcW w:type="dxa" w:w="1180"/>
-            <w:tcBorders>
-              <w:top w:val="single" w:color="D9D8D2" w:sz="4"/>
-              <w:left w:val="single" w:color="D9D8D2" w:sz="4"/>
-              <w:bottom w:val="single" w:color="D9D8D2" w:sz="4"/>
-              <w:right w:val="single" w:color="D9D8D2" w:sz="4"/>
-            </w:tcBorders>
-            <w:shd w:fill="FFFFFF" w:color="auto" w:val="clear"/>
-            <w:tcMar>
-              <w:top w:type="dxa" w:w="60"/>
-              <w:left w:type="dxa" w:w="100"/>
-              <w:bottom w:type="dxa" w:w="60"/>
-              <w:right w:type="dxa" w:w="100"/>
-            </w:tcMar>
-          </w:tcPr>
-          <w:p>
-            <w:pPr>
-              <w:jc w:val="center"/>
-            </w:pPr>
-            <w:r>
-              <w:rPr>
-                <w:b w:val="false"/>
-                <w:bCs w:val="false"/>
-                <w:color w:val="1F1F1D"/>
-                <w:sz w:val="18"/>
-                <w:szCs w:val="18"/>
-              </w:rPr>
-              <w:t xml:space="preserve">736 (96.26%)</w:t>
-            </w:r>
-          </w:p>
-        </w:tc>
-        <w:tc>
-          <w:tcPr>
-            <w:tcW w:type="dxa" w:w="1180"/>
-            <w:tcBorders>
-              <w:top w:val="single" w:color="D9D8D2" w:sz="4"/>
-              <w:left w:val="single" w:color="D9D8D2" w:sz="4"/>
-              <w:bottom w:val="single" w:color="D9D8D2" w:sz="4"/>
-              <w:right w:val="single" w:color="D9D8D2" w:sz="4"/>
-            </w:tcBorders>
-            <w:shd w:fill="FFFFFF" w:color="auto" w:val="clear"/>
-            <w:tcMar>
-              <w:top w:type="dxa" w:w="60"/>
-              <w:left w:type="dxa" w:w="100"/>
-              <w:bottom w:type="dxa" w:w="60"/>
-              <w:right w:type="dxa" w:w="100"/>
-            </w:tcMar>
-          </w:tcPr>
-          <w:p>
-            <w:pPr>
-              <w:jc w:val="center"/>
-            </w:pPr>
-            <w:r>
-              <w:rPr>
-                <w:b w:val="false"/>
-                <w:bCs w:val="false"/>
-                <w:color w:val="1F1F1D"/>
-                <w:sz w:val="18"/>
-                <w:szCs w:val="18"/>
-              </w:rPr>
-              <w:t xml:space="preserve">264 (95.84%)</w:t>
-            </w:r>
-          </w:p>
-        </w:tc>
-        <w:tc>
-          <w:tcPr>
-            <w:tcW w:type="dxa" w:w="1190"/>
-            <w:tcBorders>
-              <w:top w:val="single" w:color="D9D8D2" w:sz="4"/>
-              <w:left w:val="single" w:color="D9D8D2" w:sz="4"/>
-              <w:bottom w:val="single" w:color="D9D8D2" w:sz="4"/>
-              <w:right w:val="single" w:color="D9D8D2" w:sz="4"/>
-            </w:tcBorders>
-            <w:shd w:fill="FFFFFF" w:color="auto" w:val="clear"/>
-            <w:tcMar>
-              <w:top w:type="dxa" w:w="60"/>
-              <w:left w:type="dxa" w:w="100"/>
-              <w:bottom w:type="dxa" w:w="60"/>
-              <w:right w:type="dxa" w:w="100"/>
-            </w:tcMar>
-          </w:tcPr>
-          <w:p>
-            <w:pPr>
-              <w:jc w:val="center"/>
-            </w:pPr>
-            <w:r>
-              <w:rPr>
-                <w:b w:val="false"/>
-                <w:bCs w:val="false"/>
-                <w:color w:val="1F1F1D"/>
-                <w:sz w:val="18"/>
-                <w:szCs w:val="18"/>
-              </w:rPr>
-              <w:t xml:space="preserve">796 (96.81%)</w:t>
-            </w:r>
-          </w:p>
-        </w:tc>
-        <w:tc>
-          <w:tcPr>
-            <w:tcW w:type="dxa" w:w="1828"/>
-            <w:tcBorders>
-              <w:top w:val="single" w:color="D9D8D2" w:sz="4"/>
-              <w:left w:val="single" w:color="D9D8D2" w:sz="4"/>
-              <w:bottom w:val="single" w:color="D9D8D2" w:sz="4"/>
-              <w:right w:val="single" w:color="D9D8D2" w:sz="4"/>
-            </w:tcBorders>
-            <w:shd w:fill="FFFFFF" w:color="auto" w:val="clear"/>
-            <w:tcMar>
-              <w:top w:type="dxa" w:w="60"/>
-              <w:left w:type="dxa" w:w="100"/>
-              <w:bottom w:type="dxa" w:w="60"/>
-              <w:right w:type="dxa" w:w="100"/>
-            </w:tcMar>
-          </w:tcPr>
-          <w:p>
-            <w:pPr>
-              <w:jc w:val="center"/>
-            </w:pPr>
-            <w:r>
-              <w:rPr>
-                <w:b w:val="false"/>
-                <w:bCs w:val="false"/>
-                <w:color w:val="1F1F1D"/>
-                <w:sz w:val="18"/>
-                <w:szCs w:val="18"/>
-              </w:rPr>
-              <w:t xml:space="preserve">716 (96.01%)</w:t>
-            </w:r>
-          </w:p>
-        </w:tc>
-      </w:tr>
-      <w:tr>
-        <w:trPr>
-          <w:cantSplit/>
-        </w:trPr>
-        <w:tc>
-          <w:tcPr>
-            <w:tcW w:type="dxa" w:w="1900"/>
-            <w:tcBorders>
-              <w:top w:val="single" w:color="D9D8D2" w:sz="4"/>
-              <w:left w:val="single" w:color="D9D8D2" w:sz="4"/>
-              <w:bottom w:val="single" w:color="D9D8D2" w:sz="4"/>
-              <w:right w:val="single" w:color="D9D8D2" w:sz="4"/>
-            </w:tcBorders>
-            <w:shd w:fill="F3F6FB" w:color="auto" w:val="clear"/>
-            <w:tcMar>
-              <w:top w:type="dxa" w:w="60"/>
-              <w:left w:type="dxa" w:w="100"/>
-              <w:bottom w:type="dxa" w:w="60"/>
-              <w:right w:type="dxa" w:w="100"/>
-            </w:tcMar>
-          </w:tcPr>
-          <w:p>
-            <w:pPr>
-              <w:jc w:val="left"/>
-            </w:pPr>
-            <w:r>
-              <w:rPr>
-                <w:b w:val="false"/>
-                <w:bCs w:val="false"/>
-                <w:color w:val="1F1F1D"/>
-                <w:sz w:val="18"/>
-                <w:szCs w:val="18"/>
-              </w:rPr>
-              <w:t xml:space="preserve">RSA on CH → sink</w:t>
-            </w:r>
-          </w:p>
-        </w:tc>
-        <w:tc>
-          <w:tcPr>
-            <w:tcW w:type="dxa" w:w="1180"/>
-            <w:tcBorders>
-              <w:top w:val="single" w:color="D9D8D2" w:sz="4"/>
-              <w:left w:val="single" w:color="D9D8D2" w:sz="4"/>
-              <w:bottom w:val="single" w:color="D9D8D2" w:sz="4"/>
-              <w:right w:val="single" w:color="D9D8D2" w:sz="4"/>
-            </w:tcBorders>
-            <w:shd w:fill="F3F6FB" w:color="auto" w:val="clear"/>
-            <w:tcMar>
-              <w:top w:type="dxa" w:w="60"/>
-              <w:left w:type="dxa" w:w="100"/>
-              <w:bottom w:type="dxa" w:w="60"/>
-              <w:right w:type="dxa" w:w="100"/>
-            </w:tcMar>
-          </w:tcPr>
-          <w:p>
-            <w:pPr>
-              <w:jc w:val="center"/>
-            </w:pPr>
-            <w:r>
-              <w:rPr>
-                <w:b w:val="false"/>
-                <w:bCs w:val="false"/>
-                <w:color w:val="1F1F1D"/>
-                <w:sz w:val="18"/>
-                <w:szCs w:val="18"/>
-              </w:rPr>
-              <w:t xml:space="preserve">201 (95.32%)</w:t>
-            </w:r>
-          </w:p>
-        </w:tc>
-        <w:tc>
-          <w:tcPr>
-            <w:tcW w:type="dxa" w:w="1180"/>
-            <w:tcBorders>
-              <w:top w:val="single" w:color="D9D8D2" w:sz="4"/>
-              <w:left w:val="single" w:color="D9D8D2" w:sz="4"/>
-              <w:bottom w:val="single" w:color="D9D8D2" w:sz="4"/>
-              <w:right w:val="single" w:color="D9D8D2" w:sz="4"/>
-            </w:tcBorders>
-            <w:shd w:fill="F3F6FB" w:color="auto" w:val="clear"/>
-            <w:tcMar>
-              <w:top w:type="dxa" w:w="60"/>
-              <w:left w:type="dxa" w:w="100"/>
-              <w:bottom w:type="dxa" w:w="60"/>
-              <w:right w:type="dxa" w:w="100"/>
-            </w:tcMar>
-          </w:tcPr>
-          <w:p>
-            <w:pPr>
-              <w:jc w:val="center"/>
-            </w:pPr>
-            <w:r>
-              <w:rPr>
-                <w:b w:val="false"/>
-                <w:bCs w:val="false"/>
-                <w:color w:val="1F1F1D"/>
-                <w:sz w:val="18"/>
-                <w:szCs w:val="18"/>
-              </w:rPr>
-              <w:t xml:space="preserve">674 (94.46%)</w:t>
-            </w:r>
-          </w:p>
-        </w:tc>
-        <w:tc>
-          <w:tcPr>
-            <w:tcW w:type="dxa" w:w="1180"/>
-            <w:tcBorders>
-              <w:top w:val="single" w:color="D9D8D2" w:sz="4"/>
-              <w:left w:val="single" w:color="D9D8D2" w:sz="4"/>
-              <w:bottom w:val="single" w:color="D9D8D2" w:sz="4"/>
-              <w:right w:val="single" w:color="D9D8D2" w:sz="4"/>
-            </w:tcBorders>
-            <w:shd w:fill="F3F6FB" w:color="auto" w:val="clear"/>
-            <w:tcMar>
-              <w:top w:type="dxa" w:w="60"/>
-              <w:left w:type="dxa" w:w="100"/>
-              <w:bottom w:type="dxa" w:w="60"/>
-              <w:right w:type="dxa" w:w="100"/>
-            </w:tcMar>
-          </w:tcPr>
-          <w:p>
-            <w:pPr>
-              <w:jc w:val="center"/>
-            </w:pPr>
-            <w:r>
-              <w:rPr>
-                <w:b w:val="false"/>
-                <w:bCs w:val="false"/>
-                <w:color w:val="1F1F1D"/>
-                <w:sz w:val="18"/>
-                <w:szCs w:val="18"/>
-              </w:rPr>
-              <w:t xml:space="preserve">371 (96.25%)</w:t>
-            </w:r>
-          </w:p>
-        </w:tc>
-        <w:tc>
-          <w:tcPr>
-            <w:tcW w:type="dxa" w:w="1180"/>
-            <w:tcBorders>
-              <w:top w:val="single" w:color="D9D8D2" w:sz="4"/>
-              <w:left w:val="single" w:color="D9D8D2" w:sz="4"/>
-              <w:bottom w:val="single" w:color="D9D8D2" w:sz="4"/>
-              <w:right w:val="single" w:color="D9D8D2" w:sz="4"/>
-            </w:tcBorders>
-            <w:shd w:fill="F3F6FB" w:color="auto" w:val="clear"/>
-            <w:tcMar>
-              <w:top w:type="dxa" w:w="60"/>
-              <w:left w:type="dxa" w:w="100"/>
-              <w:bottom w:type="dxa" w:w="60"/>
-              <w:right w:type="dxa" w:w="100"/>
-            </w:tcMar>
-          </w:tcPr>
-          <w:p>
-            <w:pPr>
-              <w:jc w:val="center"/>
-            </w:pPr>
-            <w:r>
-              <w:rPr>
-                <w:b w:val="false"/>
-                <w:bCs w:val="false"/>
-                <w:color w:val="1F1F1D"/>
-                <w:sz w:val="18"/>
-                <w:szCs w:val="18"/>
-              </w:rPr>
-              <w:t xml:space="preserve">181 (94.15%)</w:t>
-            </w:r>
-          </w:p>
-        </w:tc>
-        <w:tc>
-          <w:tcPr>
-            <w:tcW w:type="dxa" w:w="1190"/>
-            <w:tcBorders>
-              <w:top w:val="single" w:color="D9D8D2" w:sz="4"/>
-              <w:left w:val="single" w:color="D9D8D2" w:sz="4"/>
-              <w:bottom w:val="single" w:color="D9D8D2" w:sz="4"/>
-              <w:right w:val="single" w:color="D9D8D2" w:sz="4"/>
-            </w:tcBorders>
-            <w:shd w:fill="F3F6FB" w:color="auto" w:val="clear"/>
-            <w:tcMar>
-              <w:top w:type="dxa" w:w="60"/>
-              <w:left w:type="dxa" w:w="100"/>
-              <w:bottom w:type="dxa" w:w="60"/>
-              <w:right w:type="dxa" w:w="100"/>
-            </w:tcMar>
-          </w:tcPr>
-          <w:p>
-            <w:pPr>
-              <w:jc w:val="center"/>
-            </w:pPr>
-            <w:r>
-              <w:rPr>
-                <w:b w:val="false"/>
-                <w:bCs w:val="false"/>
-                <w:color w:val="1F1F1D"/>
-                <w:sz w:val="18"/>
-                <w:szCs w:val="18"/>
-              </w:rPr>
-              <w:t xml:space="preserve">674 (95.94%)</w:t>
-            </w:r>
-          </w:p>
-        </w:tc>
-        <w:tc>
-          <w:tcPr>
-            <w:tcW w:type="dxa" w:w="1828"/>
-            <w:tcBorders>
-              <w:top w:val="single" w:color="D9D8D2" w:sz="4"/>
-              <w:left w:val="single" w:color="D9D8D2" w:sz="4"/>
-              <w:bottom w:val="single" w:color="D9D8D2" w:sz="4"/>
-              <w:right w:val="single" w:color="D9D8D2" w:sz="4"/>
-            </w:tcBorders>
-            <w:shd w:fill="F3F6FB" w:color="auto" w:val="clear"/>
-            <w:tcMar>
-              <w:top w:type="dxa" w:w="60"/>
-              <w:left w:type="dxa" w:w="100"/>
-              <w:bottom w:type="dxa" w:w="60"/>
-              <w:right w:type="dxa" w:w="100"/>
-            </w:tcMar>
-          </w:tcPr>
-          <w:p>
-            <w:pPr>
-              <w:jc w:val="center"/>
-            </w:pPr>
-            <w:r>
-              <w:rPr>
-                <w:b w:val="false"/>
-                <w:bCs w:val="false"/>
-                <w:color w:val="1F1F1D"/>
-                <w:sz w:val="18"/>
-                <w:szCs w:val="18"/>
-              </w:rPr>
-              <w:t xml:space="preserve">336 (95.34%)</w:t>
-            </w:r>
-          </w:p>
-        </w:tc>
-      </w:tr>
-      <w:tr>
-        <w:trPr>
-          <w:cantSplit/>
-        </w:trPr>
-        <w:tc>
-          <w:tcPr>
-            <w:tcW w:type="dxa" w:w="1900"/>
-            <w:tcBorders>
-              <w:top w:val="single" w:color="D9D8D2" w:sz="4"/>
-              <w:left w:val="single" w:color="D9D8D2" w:sz="4"/>
-              <w:bottom w:val="single" w:color="D9D8D2" w:sz="4"/>
-              <w:right w:val="single" w:color="D9D8D2" w:sz="4"/>
-            </w:tcBorders>
-            <w:shd w:fill="FFFFFF" w:color="auto" w:val="clear"/>
-            <w:tcMar>
-              <w:top w:type="dxa" w:w="60"/>
-              <w:left w:type="dxa" w:w="100"/>
-              <w:bottom w:type="dxa" w:w="60"/>
-              <w:right w:type="dxa" w:w="100"/>
-            </w:tcMar>
-          </w:tcPr>
-          <w:p>
-            <w:pPr>
-              <w:jc w:val="left"/>
-            </w:pPr>
-            <w:r>
-              <w:rPr>
-                <w:b w:val="false"/>
-                <w:bCs w:val="false"/>
-                <w:color w:val="1F1F1D"/>
-                <w:sz w:val="18"/>
-                <w:szCs w:val="18"/>
-              </w:rPr>
-              <w:t xml:space="preserve">Full ECC</w:t>
-            </w:r>
-          </w:p>
-        </w:tc>
-        <w:tc>
-          <w:tcPr>
-            <w:tcW w:type="dxa" w:w="1180"/>
-            <w:tcBorders>
-              <w:top w:val="single" w:color="D9D8D2" w:sz="4"/>
-              <w:left w:val="single" w:color="D9D8D2" w:sz="4"/>
-              <w:bottom w:val="single" w:color="D9D8D2" w:sz="4"/>
-              <w:right w:val="single" w:color="D9D8D2" w:sz="4"/>
-            </w:tcBorders>
-            <w:shd w:fill="FFFFFF" w:color="auto" w:val="clear"/>
-            <w:tcMar>
-              <w:top w:type="dxa" w:w="60"/>
-              <w:left w:type="dxa" w:w="100"/>
-              <w:bottom w:type="dxa" w:w="60"/>
-              <w:right w:type="dxa" w:w="100"/>
-            </w:tcMar>
-          </w:tcPr>
-          <w:p>
-            <w:pPr>
-              <w:jc w:val="center"/>
-            </w:pPr>
-            <w:r>
-              <w:rPr>
-                <w:b w:val="false"/>
-                <w:bCs w:val="false"/>
-                <w:color w:val="1F1F1D"/>
-                <w:sz w:val="18"/>
-                <w:szCs w:val="18"/>
-              </w:rPr>
-              <w:t xml:space="preserve">1 (23.82%)</w:t>
-            </w:r>
-          </w:p>
-        </w:tc>
-        <w:tc>
-          <w:tcPr>
-            <w:tcW w:type="dxa" w:w="1180"/>
-            <w:tcBorders>
-              <w:top w:val="single" w:color="D9D8D2" w:sz="4"/>
-              <w:left w:val="single" w:color="D9D8D2" w:sz="4"/>
-              <w:bottom w:val="single" w:color="D9D8D2" w:sz="4"/>
-              <w:right w:val="single" w:color="D9D8D2" w:sz="4"/>
-            </w:tcBorders>
-            <w:shd w:fill="FFFFFF" w:color="auto" w:val="clear"/>
-            <w:tcMar>
-              <w:top w:type="dxa" w:w="60"/>
-              <w:left w:type="dxa" w:w="100"/>
-              <w:bottom w:type="dxa" w:w="60"/>
-              <w:right w:type="dxa" w:w="100"/>
-            </w:tcMar>
-          </w:tcPr>
-          <w:p>
-            <w:pPr>
-              <w:jc w:val="center"/>
-            </w:pPr>
-            <w:r>
-              <w:rPr>
-                <w:b w:val="false"/>
-                <w:bCs w:val="false"/>
-                <w:color w:val="1F1F1D"/>
-                <w:sz w:val="18"/>
-                <w:szCs w:val="18"/>
-              </w:rPr>
-              <w:t xml:space="preserve">11 (83.29%)</w:t>
-            </w:r>
-          </w:p>
-        </w:tc>
-        <w:tc>
-          <w:tcPr>
-            <w:tcW w:type="dxa" w:w="1180"/>
-            <w:tcBorders>
-              <w:top w:val="single" w:color="D9D8D2" w:sz="4"/>
-              <w:left w:val="single" w:color="D9D8D2" w:sz="4"/>
-              <w:bottom w:val="single" w:color="D9D8D2" w:sz="4"/>
-              <w:right w:val="single" w:color="D9D8D2" w:sz="4"/>
-            </w:tcBorders>
-            <w:shd w:fill="FFFFFF" w:color="auto" w:val="clear"/>
-            <w:tcMar>
-              <w:top w:type="dxa" w:w="60"/>
-              <w:left w:type="dxa" w:w="100"/>
-              <w:bottom w:type="dxa" w:w="60"/>
-              <w:right w:type="dxa" w:w="100"/>
-            </w:tcMar>
-          </w:tcPr>
-          <w:p>
-            <w:pPr>
-              <w:jc w:val="center"/>
-            </w:pPr>
-            <w:r>
-              <w:rPr>
-                <w:b w:val="false"/>
-                <w:bCs w:val="false"/>
-                <w:color w:val="1F1F1D"/>
-                <w:sz w:val="18"/>
-                <w:szCs w:val="18"/>
-              </w:rPr>
-              <w:t xml:space="preserve">7 (13.31%)</w:t>
-            </w:r>
-          </w:p>
-        </w:tc>
-        <w:tc>
-          <w:tcPr>
-            <w:tcW w:type="dxa" w:w="1180"/>
-            <w:tcBorders>
-              <w:top w:val="single" w:color="D9D8D2" w:sz="4"/>
-              <w:left w:val="single" w:color="D9D8D2" w:sz="4"/>
-              <w:bottom w:val="single" w:color="D9D8D2" w:sz="4"/>
-              <w:right w:val="single" w:color="D9D8D2" w:sz="4"/>
-            </w:tcBorders>
-            <w:shd w:fill="FFFFFF" w:color="auto" w:val="clear"/>
-            <w:tcMar>
-              <w:top w:type="dxa" w:w="60"/>
-              <w:left w:type="dxa" w:w="100"/>
-              <w:bottom w:type="dxa" w:w="60"/>
-              <w:right w:type="dxa" w:w="100"/>
-            </w:tcMar>
-          </w:tcPr>
-          <w:p>
-            <w:pPr>
-              <w:jc w:val="center"/>
-            </w:pPr>
-            <w:r>
-              <w:rPr>
-                <w:b w:val="false"/>
-                <w:bCs w:val="false"/>
-                <w:color w:val="1F1F1D"/>
-                <w:sz w:val="18"/>
-                <w:szCs w:val="18"/>
-              </w:rPr>
-              <w:t xml:space="preserve">1 (21.85%)</w:t>
-            </w:r>
-          </w:p>
-        </w:tc>
-        <w:tc>
-          <w:tcPr>
-            <w:tcW w:type="dxa" w:w="1190"/>
-            <w:tcBorders>
-              <w:top w:val="single" w:color="D9D8D2" w:sz="4"/>
-              <w:left w:val="single" w:color="D9D8D2" w:sz="4"/>
-              <w:bottom w:val="single" w:color="D9D8D2" w:sz="4"/>
-              <w:right w:val="single" w:color="D9D8D2" w:sz="4"/>
-            </w:tcBorders>
-            <w:shd w:fill="FFFFFF" w:color="auto" w:val="clear"/>
-            <w:tcMar>
-              <w:top w:type="dxa" w:w="60"/>
-              <w:left w:type="dxa" w:w="100"/>
-              <w:bottom w:type="dxa" w:w="60"/>
-              <w:right w:type="dxa" w:w="100"/>
-            </w:tcMar>
-          </w:tcPr>
-          <w:p>
-            <w:pPr>
-              <w:jc w:val="center"/>
-            </w:pPr>
-            <w:r>
-              <w:rPr>
-                <w:b w:val="false"/>
-                <w:bCs w:val="false"/>
-                <w:color w:val="1F1F1D"/>
-                <w:sz w:val="18"/>
-                <w:szCs w:val="18"/>
-              </w:rPr>
-              <w:t xml:space="preserve">11 (83.14%)</w:t>
-            </w:r>
-          </w:p>
-        </w:tc>
-        <w:tc>
-          <w:tcPr>
-            <w:tcW w:type="dxa" w:w="1828"/>
-            <w:tcBorders>
-              <w:top w:val="single" w:color="D9D8D2" w:sz="4"/>
-              <w:left w:val="single" w:color="D9D8D2" w:sz="4"/>
-              <w:bottom w:val="single" w:color="D9D8D2" w:sz="4"/>
-              <w:right w:val="single" w:color="D9D8D2" w:sz="4"/>
-            </w:tcBorders>
-            <w:shd w:fill="FFFFFF" w:color="auto" w:val="clear"/>
-            <w:tcMar>
-              <w:top w:type="dxa" w:w="60"/>
-              <w:left w:type="dxa" w:w="100"/>
-              <w:bottom w:type="dxa" w:w="60"/>
-              <w:right w:type="dxa" w:w="100"/>
-            </w:tcMar>
-          </w:tcPr>
-          <w:p>
-            <w:pPr>
-              <w:jc w:val="center"/>
-            </w:pPr>
-            <w:r>
-              <w:rPr>
-                <w:b w:val="false"/>
-                <w:bCs w:val="false"/>
-                <w:color w:val="1F1F1D"/>
-                <w:sz w:val="18"/>
-                <w:szCs w:val="18"/>
-              </w:rPr>
-              <w:t xml:space="preserve">6 (14.14%)</w:t>
-            </w:r>
-          </w:p>
-        </w:tc>
-      </w:tr>
-      <w:tr>
-        <w:trPr>
-          <w:cantSplit/>
-        </w:trPr>
-        <w:tc>
-          <w:tcPr>
-            <w:tcW w:type="dxa" w:w="1900"/>
-            <w:tcBorders>
-              <w:top w:val="single" w:color="D9D8D2" w:sz="4"/>
-              <w:left w:val="single" w:color="D9D8D2" w:sz="4"/>
-              <w:bottom w:val="single" w:color="D9D8D2" w:sz="4"/>
-              <w:right w:val="single" w:color="D9D8D2" w:sz="4"/>
-            </w:tcBorders>
-            <w:shd w:fill="F3F6FB" w:color="auto" w:val="clear"/>
-            <w:tcMar>
-              <w:top w:type="dxa" w:w="60"/>
-              <w:left w:type="dxa" w:w="100"/>
-              <w:bottom w:type="dxa" w:w="60"/>
-              <w:right w:type="dxa" w:w="100"/>
-            </w:tcMar>
-          </w:tcPr>
-          <w:p>
-            <w:pPr>
-              <w:jc w:val="left"/>
-            </w:pPr>
-            <w:r>
-              <w:rPr>
-                <w:b w:val="false"/>
-                <w:bCs w:val="false"/>
-                <w:color w:val="1F1F1D"/>
-                <w:sz w:val="18"/>
-                <w:szCs w:val="18"/>
-              </w:rPr>
-              <w:t xml:space="preserve">Full RSA</w:t>
-            </w:r>
-          </w:p>
-        </w:tc>
-        <w:tc>
-          <w:tcPr>
-            <w:tcW w:type="dxa" w:w="1180"/>
-            <w:tcBorders>
-              <w:top w:val="single" w:color="D9D8D2" w:sz="4"/>
-              <w:left w:val="single" w:color="D9D8D2" w:sz="4"/>
-              <w:bottom w:val="single" w:color="D9D8D2" w:sz="4"/>
-              <w:right w:val="single" w:color="D9D8D2" w:sz="4"/>
-            </w:tcBorders>
-            <w:shd w:fill="F3F6FB" w:color="auto" w:val="clear"/>
-            <w:tcMar>
-              <w:top w:type="dxa" w:w="60"/>
-              <w:left w:type="dxa" w:w="100"/>
-              <w:bottom w:type="dxa" w:w="60"/>
-              <w:right w:type="dxa" w:w="100"/>
-            </w:tcMar>
-          </w:tcPr>
-          <w:p>
-            <w:pPr>
-              <w:jc w:val="center"/>
-            </w:pPr>
-            <w:r>
-              <w:rPr>
-                <w:b w:val="false"/>
-                <w:bCs w:val="false"/>
-                <w:color w:val="1F1F1D"/>
-                <w:sz w:val="18"/>
-                <w:szCs w:val="18"/>
-              </w:rPr>
-              <w:t xml:space="preserve">182 (5.47%)</w:t>
-            </w:r>
-          </w:p>
-        </w:tc>
-        <w:tc>
-          <w:tcPr>
-            <w:tcW w:type="dxa" w:w="1180"/>
-            <w:tcBorders>
-              <w:top w:val="single" w:color="D9D8D2" w:sz="4"/>
-              <w:left w:val="single" w:color="D9D8D2" w:sz="4"/>
-              <w:bottom w:val="single" w:color="D9D8D2" w:sz="4"/>
-              <w:right w:val="single" w:color="D9D8D2" w:sz="4"/>
-            </w:tcBorders>
-            <w:shd w:fill="F3F6FB" w:color="auto" w:val="clear"/>
-            <w:tcMar>
-              <w:top w:type="dxa" w:w="60"/>
-              <w:left w:type="dxa" w:w="100"/>
-              <w:bottom w:type="dxa" w:w="60"/>
-              <w:right w:type="dxa" w:w="100"/>
-            </w:tcMar>
-          </w:tcPr>
-          <w:p>
-            <w:pPr>
-              <w:jc w:val="center"/>
-            </w:pPr>
-            <w:r>
-              <w:rPr>
-                <w:b w:val="false"/>
-                <w:bCs w:val="false"/>
-                <w:color w:val="1F1F1D"/>
-                <w:sz w:val="18"/>
-                <w:szCs w:val="18"/>
-              </w:rPr>
-              <w:t xml:space="preserve">1 (2.88%)</w:t>
-            </w:r>
-          </w:p>
-        </w:tc>
-        <w:tc>
-          <w:tcPr>
-            <w:tcW w:type="dxa" w:w="1180"/>
-            <w:tcBorders>
-              <w:top w:val="single" w:color="D9D8D2" w:sz="4"/>
-              <w:left w:val="single" w:color="D9D8D2" w:sz="4"/>
-              <w:bottom w:val="single" w:color="D9D8D2" w:sz="4"/>
-              <w:right w:val="single" w:color="D9D8D2" w:sz="4"/>
-            </w:tcBorders>
-            <w:shd w:fill="F3F6FB" w:color="auto" w:val="clear"/>
-            <w:tcMar>
-              <w:top w:type="dxa" w:w="60"/>
-              <w:left w:type="dxa" w:w="100"/>
-              <w:bottom w:type="dxa" w:w="60"/>
-              <w:right w:type="dxa" w:w="100"/>
-            </w:tcMar>
-          </w:tcPr>
-          <w:p>
-            <w:pPr>
-              <w:jc w:val="center"/>
-            </w:pPr>
-            <w:r>
-              <w:rPr>
-                <w:b w:val="false"/>
-                <w:bCs w:val="false"/>
-                <w:color w:val="1F1F1D"/>
-                <w:sz w:val="18"/>
-                <w:szCs w:val="18"/>
-              </w:rPr>
-              <w:t xml:space="preserve">49 (6.01%)</w:t>
-            </w:r>
-          </w:p>
-        </w:tc>
-        <w:tc>
-          <w:tcPr>
-            <w:tcW w:type="dxa" w:w="1180"/>
-            <w:tcBorders>
-              <w:top w:val="single" w:color="D9D8D2" w:sz="4"/>
-              <w:left w:val="single" w:color="D9D8D2" w:sz="4"/>
-              <w:bottom w:val="single" w:color="D9D8D2" w:sz="4"/>
-              <w:right w:val="single" w:color="D9D8D2" w:sz="4"/>
-            </w:tcBorders>
-            <w:shd w:fill="F3F6FB" w:color="auto" w:val="clear"/>
-            <w:tcMar>
-              <w:top w:type="dxa" w:w="60"/>
-              <w:left w:type="dxa" w:w="100"/>
-              <w:bottom w:type="dxa" w:w="60"/>
-              <w:right w:type="dxa" w:w="100"/>
-            </w:tcMar>
-          </w:tcPr>
-          <w:p>
-            <w:pPr>
-              <w:jc w:val="center"/>
-            </w:pPr>
-            <w:r>
-              <w:rPr>
-                <w:b w:val="false"/>
-                <w:bCs w:val="false"/>
-                <w:color w:val="1F1F1D"/>
-                <w:sz w:val="18"/>
-                <w:szCs w:val="18"/>
-              </w:rPr>
-              <w:t xml:space="preserve">161 (5.28%)</w:t>
-            </w:r>
-          </w:p>
-        </w:tc>
-        <w:tc>
-          <w:tcPr>
-            <w:tcW w:type="dxa" w:w="1190"/>
-            <w:tcBorders>
-              <w:top w:val="single" w:color="D9D8D2" w:sz="4"/>
-              <w:left w:val="single" w:color="D9D8D2" w:sz="4"/>
-              <w:bottom w:val="single" w:color="D9D8D2" w:sz="4"/>
-              <w:right w:val="single" w:color="D9D8D2" w:sz="4"/>
-            </w:tcBorders>
-            <w:shd w:fill="F3F6FB" w:color="auto" w:val="clear"/>
-            <w:tcMar>
-              <w:top w:type="dxa" w:w="60"/>
-              <w:left w:type="dxa" w:w="100"/>
-              <w:bottom w:type="dxa" w:w="60"/>
-              <w:right w:type="dxa" w:w="100"/>
-            </w:tcMar>
-          </w:tcPr>
-          <w:p>
-            <w:pPr>
-              <w:jc w:val="center"/>
-            </w:pPr>
-            <w:r>
-              <w:rPr>
-                <w:b w:val="false"/>
-                <w:bCs w:val="false"/>
-                <w:color w:val="1F1F1D"/>
-                <w:sz w:val="18"/>
-                <w:szCs w:val="18"/>
-              </w:rPr>
-              <w:t xml:space="preserve">1 (3.38%)</w:t>
-            </w:r>
-          </w:p>
-        </w:tc>
-        <w:tc>
-          <w:tcPr>
-            <w:tcW w:type="dxa" w:w="1828"/>
-            <w:tcBorders>
-              <w:top w:val="single" w:color="D9D8D2" w:sz="4"/>
-              <w:left w:val="single" w:color="D9D8D2" w:sz="4"/>
-              <w:bottom w:val="single" w:color="D9D8D2" w:sz="4"/>
-              <w:right w:val="single" w:color="D9D8D2" w:sz="4"/>
-            </w:tcBorders>
-            <w:shd w:fill="F3F6FB" w:color="auto" w:val="clear"/>
-            <w:tcMar>
-              <w:top w:type="dxa" w:w="60"/>
-              <w:left w:type="dxa" w:w="100"/>
-              <w:bottom w:type="dxa" w:w="60"/>
-              <w:right w:type="dxa" w:w="100"/>
-            </w:tcMar>
-          </w:tcPr>
-          <w:p>
-            <w:pPr>
-              <w:jc w:val="center"/>
-            </w:pPr>
-            <w:r>
-              <w:rPr>
-                <w:b w:val="false"/>
-                <w:bCs w:val="false"/>
-                <w:color w:val="1F1F1D"/>
-                <w:sz w:val="18"/>
-                <w:szCs w:val="18"/>
-              </w:rPr>
-              <w:t xml:space="preserve">203 (4.09%)</w:t>
-            </w:r>
-          </w:p>
-        </w:tc>
-      </w:tr>
-    </w:tbl>
-    <w:p>
-      <w:pPr>
-        <w:spacing w:after="120"/>
-      </w:pPr>
-      <w:r>
-        <w:t xml:space="preserve">FND in rounds, PDR in brackets. The v8 column uses the v8-Chain code: at the centre it equals v8 unless the packets to the sink carry a public-key cost; then the energy-aware relay counts that cost and CHs relay to save it.</w:t>
-      </w:r>
-    </w:p>
-    <w:p>
-      <w:pPr>
-        <w:keepNext/>
-        <w:spacing w:after="40" w:before="120"/>
-        <w:jc w:val="center"/>
-      </w:pPr>
-      <w:r>
-        <w:drawing>
-          <wp:inline distT="0" distB="0" distL="0" distR="0">
-            <wp:extent cx="5943600" cy="2247900"/>
-            <wp:effectExtent t="0" r="0" b="0" l="0"/>
-            <wp:docPr id="1" name="s2_sec_center.png" descr="Figure 33 — FND with each security scheme, BS at the centre." title="Figure 33 — FND with each security scheme, BS at the centre."/>
-            <wp:cNvGraphicFramePr>
-              <a:graphicFrameLocks xmlns:a="http://schemas.openxmlformats.org/drawingml/2006/main" noChangeAspect="1"/>
-            </wp:cNvGraphicFramePr>
-            <a:graphic xmlns:a="http://schemas.openxmlformats.org/drawingml/2006/main">
-              <a:graphicData uri="http://schemas.openxmlformats.org/drawingml/2006/picture">
-                <pic:pic xmlns:pic="http://schemas.openxmlformats.org/drawingml/2006/picture">
-                  <pic:nvPicPr>
-                    <pic:cNvPr id="0" name="" descr=""/>
-                    <pic:cNvPicPr>
-                      <a:picLocks noChangeAspect="1" noChangeArrowheads="1"/>
-                    </pic:cNvPicPr>
-                  </pic:nvPicPr>
-                  <pic:blipFill>
-                    <a:blip r:embed="rId52" cstate="none"/>
-                    <a:srcRect/>
-                    <a:stretch>
-                      <a:fillRect/>
-                    </a:stretch>
-                  </pic:blipFill>
-                  <pic:spPr bwMode="auto">
-                    <a:xfrm>
-                      <a:off x="0" y="0"/>
-                      <a:ext cx="5943600" cy="2247900"/>
-                    </a:xfrm>
-                    <a:prstGeom prst="rect">
-                      <a:avLst/>
-                    </a:prstGeom>
-                  </pic:spPr>
-                </pic:pic>
-              </a:graphicData>
-            </a:graphic>
-          </wp:inline>
-        </w:drawing>
-      </w:r>
-    </w:p>
-    <w:p>
-      <w:pPr>
-        <w:spacing w:after="200" w:before="60"/>
-        <w:jc w:val="center"/>
-      </w:pPr>
-      <w:r>
-        <w:rPr>
-          <w:i/>
-          <w:iCs/>
-          <w:color w:val="5F5E5A"/>
-          <w:sz w:val="18"/>
-          <w:szCs w:val="18"/>
-        </w:rPr>
-        <w:t xml:space="preserve">Figure 33 — FND with each security scheme, BS at the centre.</w:t>
-      </w:r>
-    </w:p>
-    <w:p>
-      <w:pPr>
-        <w:keepNext/>
-        <w:spacing w:after="40" w:before="120"/>
-        <w:jc w:val="center"/>
-      </w:pPr>
-      <w:r>
-        <w:drawing>
-          <wp:inline distT="0" distB="0" distL="0" distR="0">
-            <wp:extent cx="5943600" cy="2247900"/>
-            <wp:effectExtent t="0" r="0" b="0" l="0"/>
-            <wp:docPr id="1" name="s2_sec_far.png" descr="Figure 34 — FND with each security scheme, BS far away." title="Figure 34 — FND with each security scheme, BS far away."/>
-            <wp:cNvGraphicFramePr>
-              <a:graphicFrameLocks xmlns:a="http://schemas.openxmlformats.org/drawingml/2006/main" noChangeAspect="1"/>
-            </wp:cNvGraphicFramePr>
-            <a:graphic xmlns:a="http://schemas.openxmlformats.org/drawingml/2006/main">
-              <a:graphicData uri="http://schemas.openxmlformats.org/drawingml/2006/picture">
-                <pic:pic xmlns:pic="http://schemas.openxmlformats.org/drawingml/2006/picture">
-                  <pic:nvPicPr>
-                    <pic:cNvPr id="0" name="" descr=""/>
-                    <pic:cNvPicPr>
-                      <a:picLocks noChangeAspect="1" noChangeArrowheads="1"/>
-                    </pic:cNvPicPr>
-                  </pic:nvPicPr>
-                  <pic:blipFill>
-                    <a:blip r:embed="rId53" cstate="none"/>
-                    <a:srcRect/>
-                    <a:stretch>
-                      <a:fillRect/>
-                    </a:stretch>
-                  </pic:blipFill>
-                  <pic:spPr bwMode="auto">
-                    <a:xfrm>
-                      <a:off x="0" y="0"/>
-                      <a:ext cx="5943600" cy="2247900"/>
-                    </a:xfrm>
-                    <a:prstGeom prst="rect">
-                      <a:avLst/>
-                    </a:prstGeom>
-                  </pic:spPr>
-                </pic:pic>
-              </a:graphicData>
-            </a:graphic>
-          </wp:inline>
-        </w:drawing>
-      </w:r>
-    </w:p>
-    <w:p>
-      <w:pPr>
-        <w:spacing w:after="200" w:before="60"/>
-        <w:jc w:val="center"/>
-      </w:pPr>
-      <w:r>
-        <w:rPr>
-          <w:i/>
-          <w:iCs/>
-          <w:color w:val="5F5E5A"/>
-          <w:sz w:val="18"/>
-          <w:szCs w:val="18"/>
-        </w:rPr>
-        <w:t xml:space="preserve">Figure 34 — FND with each security scheme, BS far away.</w:t>
-      </w:r>
-    </w:p>
-    <w:p>
-      <w:pPr>
-        <w:keepNext/>
-        <w:spacing w:after="40" w:before="120"/>
-        <w:jc w:val="center"/>
-      </w:pPr>
-      <w:r>
-        <w:drawing>
-          <wp:inline distT="0" distB="0" distL="0" distR="0">
-            <wp:extent cx="5943600" cy="2066925"/>
-            <wp:effectExtent t="0" r="0" b="0" l="0"/>
-            <wp:docPr id="1" name="s3_sec_pdr.png" descr="Figure 35 — PDR with each security scheme, BS at the centre." title="Figure 35 — PDR with each security scheme, BS at the centre."/>
-            <wp:cNvGraphicFramePr>
-              <a:graphicFrameLocks xmlns:a="http://schemas.openxmlformats.org/drawingml/2006/main" noChangeAspect="1"/>
-            </wp:cNvGraphicFramePr>
-            <a:graphic xmlns:a="http://schemas.openxmlformats.org/drawingml/2006/main">
-              <a:graphicData uri="http://schemas.openxmlformats.org/drawingml/2006/picture">
-                <pic:pic xmlns:pic="http://schemas.openxmlformats.org/drawingml/2006/picture">
-                  <pic:nvPicPr>
-                    <pic:cNvPr id="0" name="" descr=""/>
-                    <pic:cNvPicPr>
-                      <a:picLocks noChangeAspect="1" noChangeArrowheads="1"/>
-                    </pic:cNvPicPr>
-                  </pic:nvPicPr>
-                  <pic:blipFill>
-                    <a:blip r:embed="rId54" cstate="none"/>
-                    <a:srcRect/>
-                    <a:stretch>
-                      <a:fillRect/>
-                    </a:stretch>
-                  </pic:blipFill>
-                  <pic:spPr bwMode="auto">
-                    <a:xfrm>
-                      <a:off x="0" y="0"/>
-                      <a:ext cx="5943600" cy="2066925"/>
-                    </a:xfrm>
-                    <a:prstGeom prst="rect">
-                      <a:avLst/>
-                    </a:prstGeom>
-                  </pic:spPr>
-                </pic:pic>
-              </a:graphicData>
-            </a:graphic>
-          </wp:inline>
-        </w:drawing>
-      </w:r>
-    </w:p>
-    <w:p>
-      <w:pPr>
-        <w:spacing w:after="200" w:before="60"/>
-        <w:jc w:val="center"/>
-      </w:pPr>
-      <w:r>
-        <w:rPr>
-          <w:i/>
-          <w:iCs/>
-          <w:color w:val="5F5E5A"/>
-          <w:sz w:val="18"/>
-          <w:szCs w:val="18"/>
-        </w:rPr>
-        <w:t xml:space="preserve">Figure 35 — PDR with each security scheme, BS at the centre.</w:t>
-      </w:r>
-    </w:p>
-    <w:p>
-      <w:pPr>
-        <w:pStyle w:val="Heading2"/>
-      </w:pPr>
-      <w:r>
-        <w:t xml:space="preserve">9.4 What we learn</w:t>
-      </w:r>
-    </w:p>
-    <w:p>
-      <w:pPr>
-        <w:pStyle w:val="ListParagraph"/>
-        <w:numPr>
-          <w:ilvl w:val="0"/>
-          <w:numId w:val="3"/>
-        </w:numPr>
-        <w:spacing w:after="60" w:line="290"/>
-      </w:pPr>
-      <w:r>
-        <w:t xml:space="preserve">Full RSA / full ECC is impossible: FND 1 – 203 rounds and PDR 3 – 24 %. A CH cannot pay 912 mJ to decrypt one packet — the proposal was right that RSA is too heavy for the nodes.</w:t>
-      </w:r>
-    </w:p>
-    <w:p>
-      <w:pPr>
-        <w:pStyle w:val="ListParagraph"/>
-        <w:numPr>
-          <w:ilvl w:val="0"/>
-          <w:numId w:val="3"/>
-        </w:numPr>
-        <w:spacing w:after="60" w:line="290"/>
-      </w:pPr>
-      <w:r>
-        <w:t xml:space="preserve">Use the public key once, not at every CH election: authenticating every new CH with RSA/ECC cuts FND by 47 – 71 %; once per node (then symmetric credentials from the sink) costs v8 only 18 %.</w:t>
-      </w:r>
-    </w:p>
-    <w:p>
-      <w:pPr>
-        <w:pStyle w:val="ListParagraph"/>
-        <w:numPr>
-          <w:ilvl w:val="0"/>
-          <w:numId w:val="3"/>
-        </w:numPr>
-        <w:spacing w:after="60" w:line="290"/>
-      </w:pPr>
-      <w:r>
-        <w:t xml:space="preserve">Lighter than full RSA — ECC only on the packets to the sink (members keep AES): the sender only encrypts and the sink decrypts, so the network works again (PDR ≈ 96 %), but 22.3 mJ on every packet to the sink still cuts FND by about 70 % (v8 736). Protocols that send fewer packets to the sink suffer less: PEGASIS (one leader) 774; v8 lets its CHs relay to a CH nearer the sink to save ECC operations; LEACH 284. ECC is best used once per node for the key agreement.</w:t>
-      </w:r>
-    </w:p>
-    <w:p>
-      <w:pPr>
-        <w:pStyle w:val="ListParagraph"/>
-        <w:numPr>
-          <w:ilvl w:val="0"/>
-          <w:numId w:val="3"/>
-        </w:numPr>
-        <w:spacing w:after="60" w:line="290"/>
-      </w:pPr>
-      <w:r>
-        <w:t xml:space="preserve">RSA vs ECC on the node: with the sink doing the private-key work, RSA is slightly cheaper for the node (15.4 vs 22.3 mJ); ECC gives the same security with much smaller keys (160 vs 1024 bits).</w:t>
-      </w:r>
-    </w:p>
-    <w:p>
-      <w:pPr>
-        <w:pStyle w:val="ListParagraph"/>
-        <w:numPr>
-          <w:ilvl w:val="0"/>
-          <w:numId w:val="3"/>
-        </w:numPr>
-        <w:spacing w:after="60" w:line="290"/>
-      </w:pPr>
-      <w:r>
-        <w:t xml:space="preserve">v8 protects best: it re-elects CHs less often (setup every 5 rounds), so it pays fewer authentications. With the recommended hybrid: v8 2061 vs PEGASIS 1158 vs LEACH 1019 — still +49 % over LEACH without any security. Far BS: v8-Chain 1331 vs PEGASIS 1199 and LEACH 798.</w:t>
-      </w:r>
-    </w:p>
-    <w:tbl>
-      <w:tblPr>
-        <w:tblW w:type="dxa" w:w="9638"/>
-        <w:tblBorders>
-          <w:top w:val="single" w:color="auto" w:sz="4"/>
-          <w:left w:val="single" w:color="auto" w:sz="4"/>
-          <w:bottom w:val="single" w:color="auto" w:sz="4"/>
-          <w:right w:val="single" w:color="auto" w:sz="4"/>
-          <w:insideH w:val="single" w:color="auto" w:sz="4"/>
-          <w:insideV w:val="single" w:color="auto" w:sz="4"/>
-        </w:tblBorders>
-      </w:tblPr>
-      <w:tblGrid>
-        <w:gridCol w:w="9638"/>
-      </w:tblGrid>
-      <w:tr>
-        <w:tc>
-          <w:tcPr>
-            <w:tcW w:type="dxa" w:w="9638"/>
-            <w:tcBorders>
-              <w:top w:val="single" w:color="BFD4F2" w:sz="4"/>
-              <w:left w:val="single" w:color="BFD4F2" w:sz="4"/>
-              <w:bottom w:val="single" w:color="BFD4F2" w:sz="4"/>
-              <w:right w:val="single" w:color="BFD4F2" w:sz="4"/>
-            </w:tcBorders>
-            <w:shd w:fill="EEF4FC" w:color="auto" w:val="clear"/>
-            <w:tcMar>
-              <w:top w:type="dxa" w:w="120"/>
-              <w:left w:type="dxa" w:w="180"/>
-              <w:bottom w:type="dxa" w:w="120"/>
-              <w:right w:type="dxa" w:w="180"/>
-            </w:tcMar>
-          </w:tcPr>
-          <w:p>
-            <w:pPr>
-              <w:spacing w:after="80"/>
-            </w:pPr>
-            <w:r>
-              <w:rPr>
-                <w:b/>
-                <w:bCs/>
-                <w:color w:val="14213D"/>
-              </w:rPr>
-              <w:t xml:space="preserve">Recommended design</w:t>
-            </w:r>
-          </w:p>
-          <w:p>
-            <w:pPr>
-              <w:spacing w:after="60"/>
-            </w:pPr>
-            <w:r>
-              <w:t xml:space="preserve">AES + 8-byte MIC on every message; public key (RSA or ECC) once per node; the sink authenticates new CHs and gives them credentials with the symmetric key.</w:t>
-            </w:r>
-          </w:p>
-        </w:tc>
-      </w:tr>
-    </w:tbl>
-    <w:p>
-      <w:pPr>
-        <w:pStyle w:val="Heading1"/>
-      </w:pPr>
-      <w:r>
-        <w:t xml:space="preserve">10. Limitations</w:t>
+        <w:t xml:space="preserve">9. Limitations</w:t>
       </w:r>
     </w:p>
     <w:p>
@@ -26305,7 +22031,7 @@
         <w:spacing w:after="60" w:line="290"/>
       </w:pPr>
       <w:r>
-        <w:t xml:space="preserve">Security is modelled as energy cost only: public-key energy from published MCU measurements [16], AES energy assumed; attacks are not simulated.</w:t>
+        <w:t xml:space="preserve">Uniform random deployment only: 8 random topologies tested (v8 FND 2471 – 2531); uneven or clustered layouts not tested.</w:t>
       </w:r>
     </w:p>
     <w:p>
@@ -26326,7 +22052,7 @@
         <w:pStyle w:val="Heading1"/>
       </w:pPr>
       <w:r>
-        <w:t xml:space="preserve">11. Conclusion</w:t>
+        <w:t xml:space="preserve">10. Conclusion</w:t>
       </w:r>
     </w:p>
     <w:p>
@@ -26379,19 +22105,6 @@
       </w:pPr>
       <w:r>
         <w:t xml:space="preserve">v8-Chain is v8 plus an energy-aware relay, used when the BS is far: FND 1671, the best of all protocols in that case.</w:t>
-      </w:r>
-    </w:p>
-    <w:p>
-      <w:pPr>
-        <w:pStyle w:val="ListParagraph"/>
-        <w:numPr>
-          <w:ilvl w:val="0"/>
-          <w:numId w:val="3"/>
-        </w:numPr>
-        <w:spacing w:after="60" w:line="290"/>
-      </w:pPr>
-      <w:r>
-        <w:t xml:space="preserve">The hybrid cryptography of the proposal (AES + public key once) costs v8 18 % of lifetime; full RSA breaks every protocol.</w:t>
       </w:r>
     </w:p>
     <w:p>
@@ -26520,22 +22233,6 @@
       </w:pPr>
       <w:r>
         <w:t xml:space="preserve">[15]  ns-3 Network Simulator, release 3.41, https://www.nsnam.org, 2024.</w:t>
-      </w:r>
-    </w:p>
-    <w:p>
-      <w:pPr>
-        <w:spacing w:after="100"/>
-      </w:pPr>
-      <w:r>
-        <w:t xml:space="preserve">[16]  A. S. Wander, N. Gura, H. Eberle, V. Gupta, S. C. Shantz, "Energy Analysis of Public-Key Cryptography for Wireless Sensor Networks," Proc. IEEE PerCom, 2005.</w:t>
-      </w:r>
-    </w:p>
-    <w:p>
-      <w:pPr>
-        <w:spacing w:after="100"/>
-      </w:pPr>
-      <w:r>
-        <w:t xml:space="preserve">[17]  IEEE Std 802.15.4-2020, "IEEE Standard for Low-Rate Wireless Networks," 2020.</w:t>
       </w:r>
     </w:p>
     <w:sectPr>

--- a/thesis-final/SOTA_Report_v8-Chain.docx
+++ b/thesis-final/SOTA_Report_v8-Chain.docx
@@ -408,7 +408,7 @@
               <w:spacing w:after="60"/>
             </w:pPr>
             <w:r>
-              <w:t xml:space="preserve">v8 (main protocol, BS at the centre): FND 2501 · HND 2589 · LND 2636 · PDR 99.65% — 69 % later first death than the best fixed hybrid (SH-LEACH+, 1480) and 81 % later than LEACH (1383).</w:t>
+              <w:t xml:space="preserve">v8 (main protocol, BS at the centre): FND 2446 · HND 2536 · LND 2566 · PDR 99.72% — 65 % later first death than the best fixed hybrid (SH-LEACH+, 1480) and 77 % later than LEACH (1383).</w:t>
             </w:r>
           </w:p>
           <w:p>
@@ -416,7 +416,7 @@
               <w:spacing w:after="60"/>
             </w:pPr>
             <w:r>
-              <w:t xml:space="preserve">v8-Chain (= v8 + energy-aware relay, for a far BS): FND 1671 with the BS at (50, −100) — 16 % over v8 and 18 % over the best other protocol.</w:t>
+              <w:t xml:space="preserve">v8-Chain (= v8 + energy-aware relay, for a far BS): FND 1626 with the BS at (50, −100) — 16 % over v8 and 15 % over the best other protocol.</w:t>
             </w:r>
           </w:p>
           <w:p>
@@ -424,7 +424,7 @@
               <w:spacing w:after="60"/>
             </w:pPr>
             <w:r>
-              <w:t xml:space="preserve">Stable over 8 random topologies (v8 FND 2471 – 2531).</w:t>
+              <w:t xml:space="preserve">Stable over 8 random topologies (v8 FND 2401 – 2481).</w:t>
             </w:r>
           </w:p>
         </w:tc>
@@ -4740,7 +4740,7 @@
                 <w:sz w:val="18"/>
                 <w:szCs w:val="18"/>
               </w:rPr>
-              <w:t xml:space="preserve">634</w:t>
+              <w:t xml:space="preserve">658</w:t>
             </w:r>
           </w:p>
         </w:tc>
@@ -4771,7 +4771,7 @@
                 <w:sz w:val="18"/>
                 <w:szCs w:val="18"/>
               </w:rPr>
-              <w:t xml:space="preserve">1216</w:t>
+              <w:t xml:space="preserve">1197</w:t>
             </w:r>
           </w:p>
         </w:tc>
@@ -4802,7 +4802,7 @@
                 <w:sz w:val="18"/>
                 <w:szCs w:val="18"/>
               </w:rPr>
-              <w:t xml:space="preserve">1883</w:t>
+              <w:t xml:space="preserve">1875</w:t>
             </w:r>
           </w:p>
         </w:tc>
@@ -4833,7 +4833,7 @@
                 <w:sz w:val="18"/>
                 <w:szCs w:val="18"/>
               </w:rPr>
-              <w:t xml:space="preserve">99.68%</w:t>
+              <w:t xml:space="preserve">99.65%</w:t>
             </w:r>
           </w:p>
         </w:tc>
@@ -4900,7 +4900,7 @@
                 <w:sz w:val="18"/>
                 <w:szCs w:val="18"/>
               </w:rPr>
-              <w:t xml:space="preserve">743</w:t>
+              <w:t xml:space="preserve">738</w:t>
             </w:r>
           </w:p>
         </w:tc>
@@ -4931,7 +4931,7 @@
                 <w:sz w:val="18"/>
                 <w:szCs w:val="18"/>
               </w:rPr>
-              <w:t xml:space="preserve">1154</w:t>
+              <w:t xml:space="preserve">1157</w:t>
             </w:r>
           </w:p>
         </w:tc>
@@ -4962,7 +4962,7 @@
                 <w:sz w:val="18"/>
                 <w:szCs w:val="18"/>
               </w:rPr>
-              <w:t xml:space="preserve">1960</w:t>
+              <w:t xml:space="preserve">1969</w:t>
             </w:r>
           </w:p>
         </w:tc>
@@ -4993,7 +4993,7 @@
                 <w:sz w:val="18"/>
                 <w:szCs w:val="18"/>
               </w:rPr>
-              <w:t xml:space="preserve">99.74%</w:t>
+              <w:t xml:space="preserve">99.67%</w:t>
             </w:r>
           </w:p>
         </w:tc>
@@ -6024,7 +6024,7 @@
                 <w:sz w:val="18"/>
                 <w:szCs w:val="18"/>
               </w:rPr>
-              <w:t xml:space="preserve">634</w:t>
+              <w:t xml:space="preserve">658</w:t>
             </w:r>
           </w:p>
         </w:tc>
@@ -6055,7 +6055,7 @@
                 <w:sz w:val="18"/>
                 <w:szCs w:val="18"/>
               </w:rPr>
-              <w:t xml:space="preserve">−13.6%</w:t>
+              <w:t xml:space="preserve">−10.4%</w:t>
             </w:r>
           </w:p>
         </w:tc>
@@ -6184,7 +6184,7 @@
                 <w:sz w:val="18"/>
                 <w:szCs w:val="18"/>
               </w:rPr>
-              <w:t xml:space="preserve">1216</w:t>
+              <w:t xml:space="preserve">1197</w:t>
             </w:r>
           </w:p>
         </w:tc>
@@ -6215,7 +6215,7 @@
                 <w:sz w:val="18"/>
                 <w:szCs w:val="18"/>
               </w:rPr>
-              <w:t xml:space="preserve">−12.1%</w:t>
+              <w:t xml:space="preserve">−13.5%</w:t>
             </w:r>
           </w:p>
         </w:tc>
@@ -6344,7 +6344,7 @@
                 <w:sz w:val="18"/>
                 <w:szCs w:val="18"/>
               </w:rPr>
-              <w:t xml:space="preserve">1883</w:t>
+              <w:t xml:space="preserve">1875</w:t>
             </w:r>
           </w:p>
         </w:tc>
@@ -6375,7 +6375,7 @@
                 <w:sz w:val="18"/>
                 <w:szCs w:val="18"/>
               </w:rPr>
-              <w:t xml:space="preserve">−16.6%</w:t>
+              <w:t xml:space="preserve">−17.0%</w:t>
             </w:r>
           </w:p>
         </w:tc>
@@ -7546,7 +7546,7 @@
                 <w:sz w:val="18"/>
                 <w:szCs w:val="18"/>
               </w:rPr>
-              <w:t xml:space="preserve">634</w:t>
+              <w:t xml:space="preserve">658</w:t>
             </w:r>
           </w:p>
         </w:tc>
@@ -7577,7 +7577,7 @@
                 <w:sz w:val="18"/>
                 <w:szCs w:val="18"/>
               </w:rPr>
-              <w:t xml:space="preserve">330</w:t>
+              <w:t xml:space="preserve">350</w:t>
             </w:r>
           </w:p>
         </w:tc>
@@ -7608,7 +7608,7 @@
                 <w:sz w:val="18"/>
                 <w:szCs w:val="18"/>
               </w:rPr>
-              <w:t xml:space="preserve">774</w:t>
+              <w:t xml:space="preserve">765</w:t>
             </w:r>
           </w:p>
         </w:tc>
@@ -7639,7 +7639,7 @@
                 <w:sz w:val="18"/>
                 <w:szCs w:val="18"/>
               </w:rPr>
-              <w:t xml:space="preserve">1374</w:t>
+              <w:t xml:space="preserve">1375</w:t>
             </w:r>
           </w:p>
         </w:tc>
@@ -7670,7 +7670,7 @@
                 <w:sz w:val="18"/>
                 <w:szCs w:val="18"/>
               </w:rPr>
-              <w:t xml:space="preserve">99.52%</w:t>
+              <w:t xml:space="preserve">99.53%</w:t>
             </w:r>
           </w:p>
         </w:tc>
@@ -7701,7 +7701,7 @@
                 <w:sz w:val="18"/>
                 <w:szCs w:val="18"/>
               </w:rPr>
-              <w:t xml:space="preserve">−47.9%</w:t>
+              <w:t xml:space="preserve">−46.8%</w:t>
             </w:r>
           </w:p>
         </w:tc>
@@ -7982,7 +7982,7 @@
         <w:t xml:space="preserve">HEED: </w:t>
       </w:r>
       <w:r>
-        <w:t xml:space="preserve">idea — residual energy + neighbours, iterative election; weakness — election messages every round; FND paper settings 734, unified centre 634, unified far 330; PDR 99.68%.</w:t>
+        <w:t xml:space="preserve">idea — residual energy + neighbours, iterative election; weakness — election messages every round; FND paper settings 734, unified centre 658, unified far 350; PDR 99.65%.</w:t>
       </w:r>
     </w:p>
     <w:p>
@@ -11942,7 +11942,7 @@
         <w:spacing w:after="60" w:line="290"/>
       </w:pPr>
       <w:r>
-        <w:t xml:space="preserve">The same border nodes are CH every other round (221 times in 1000 rounds) and die first.</w:t>
+        <w:t xml:space="preserve">The same border nodes are CH every other round (219 times in 1000 rounds) and die first.</w:t>
       </w:r>
     </w:p>
     <w:p>
@@ -12476,7 +12476,7 @@
                 <w:sz w:val="18"/>
                 <w:szCs w:val="18"/>
               </w:rPr>
-              <w:t xml:space="preserve">1311</w:t>
+              <w:t xml:space="preserve">1277</w:t>
             </w:r>
           </w:p>
         </w:tc>
@@ -12509,7 +12509,7 @@
                 <w:sz w:val="18"/>
                 <w:szCs w:val="18"/>
               </w:rPr>
-              <w:t xml:space="preserve">1382</w:t>
+              <w:t xml:space="preserve">1384</w:t>
             </w:r>
           </w:p>
         </w:tc>
@@ -12542,7 +12542,7 @@
                 <w:sz w:val="18"/>
                 <w:szCs w:val="18"/>
               </w:rPr>
-              <w:t xml:space="preserve">1545</w:t>
+              <w:t xml:space="preserve">1543</w:t>
             </w:r>
           </w:p>
         </w:tc>
@@ -12575,7 +12575,7 @@
                 <w:sz w:val="18"/>
                 <w:szCs w:val="18"/>
               </w:rPr>
-              <w:t xml:space="preserve">99.74%</w:t>
+              <w:t xml:space="preserve">99.49%</w:t>
             </w:r>
           </w:p>
         </w:tc>
@@ -12608,7 +12608,7 @@
                 <w:sz w:val="18"/>
                 <w:szCs w:val="18"/>
               </w:rPr>
-              <w:t xml:space="preserve">932</w:t>
+              <w:t xml:space="preserve">970</w:t>
             </w:r>
           </w:p>
         </w:tc>
@@ -12679,7 +12679,7 @@
                 <w:sz w:val="18"/>
                 <w:szCs w:val="18"/>
               </w:rPr>
-              <w:t xml:space="preserve">1368</w:t>
+              <w:t xml:space="preserve">1335</w:t>
             </w:r>
           </w:p>
         </w:tc>
@@ -12712,7 +12712,7 @@
                 <w:sz w:val="18"/>
                 <w:szCs w:val="18"/>
               </w:rPr>
-              <w:t xml:space="preserve">1385</w:t>
+              <w:t xml:space="preserve">1384</w:t>
             </w:r>
           </w:p>
         </w:tc>
@@ -12745,7 +12745,7 @@
                 <w:sz w:val="18"/>
                 <w:szCs w:val="18"/>
               </w:rPr>
-              <w:t xml:space="preserve">1767</w:t>
+              <w:t xml:space="preserve">1766</w:t>
             </w:r>
           </w:p>
         </w:tc>
@@ -12778,7 +12778,7 @@
                 <w:sz w:val="18"/>
                 <w:szCs w:val="18"/>
               </w:rPr>
-              <w:t xml:space="preserve">99.51%</w:t>
+              <w:t xml:space="preserve">99.62%</w:t>
             </w:r>
           </w:p>
         </w:tc>
@@ -12811,7 +12811,7 @@
                 <w:sz w:val="18"/>
                 <w:szCs w:val="18"/>
               </w:rPr>
-              <w:t xml:space="preserve">1412</w:t>
+              <w:t xml:space="preserve">1410</w:t>
             </w:r>
           </w:p>
         </w:tc>
@@ -12822,7 +12822,7 @@
         <w:spacing w:after="120" w:line="300"/>
       </w:pPr>
       <w:r>
-        <w:t xml:space="preserve">Result of the fix: FND 1311 → 1368 (+4.3%) with the BS at the centre; 932 → 1412 (+51.5%) with the BS far away.</w:t>
+        <w:t xml:space="preserve">Result of the fix: FND 1277 → 1335 (+4.5%) with the BS at the centre; 970 → 1410 (+45.4%) with the BS far away.</w:t>
       </w:r>
     </w:p>
     <w:p>
@@ -13673,7 +13673,7 @@
                 <w:sz w:val="18"/>
                 <w:szCs w:val="18"/>
               </w:rPr>
-              <w:t xml:space="preserve">1311 → 1368 (+4.3%)</w:t>
+              <w:t xml:space="preserve">1277 → 1335 (+4.5%)</w:t>
             </w:r>
           </w:p>
         </w:tc>
@@ -13704,7 +13704,7 @@
                 <w:sz w:val="18"/>
                 <w:szCs w:val="18"/>
               </w:rPr>
-              <w:t xml:space="preserve">1412</w:t>
+              <w:t xml:space="preserve">1410</w:t>
             </w:r>
           </w:p>
         </w:tc>
@@ -13735,7 +13735,7 @@
                 <w:sz w:val="18"/>
                 <w:szCs w:val="18"/>
               </w:rPr>
-              <w:t xml:space="preserve">99.51%</w:t>
+              <w:t xml:space="preserve">99.62%</w:t>
             </w:r>
           </w:p>
         </w:tc>
@@ -15134,7 +15134,7 @@
                 <w:sz w:val="18"/>
                 <w:szCs w:val="18"/>
               </w:rPr>
-              <w:t xml:space="preserve">322</w:t>
+              <w:t xml:space="preserve">320</w:t>
             </w:r>
           </w:p>
         </w:tc>
@@ -15167,7 +15167,7 @@
                 <w:sz w:val="18"/>
                 <w:szCs w:val="18"/>
               </w:rPr>
-              <w:t xml:space="preserve">530</w:t>
+              <w:t xml:space="preserve">529</w:t>
             </w:r>
           </w:p>
         </w:tc>
@@ -15200,7 +15200,7 @@
                 <w:sz w:val="18"/>
                 <w:szCs w:val="18"/>
               </w:rPr>
-              <w:t xml:space="preserve">1217</w:t>
+              <w:t xml:space="preserve">1218</w:t>
             </w:r>
           </w:p>
         </w:tc>
@@ -15233,7 +15233,7 @@
                 <w:sz w:val="18"/>
                 <w:szCs w:val="18"/>
               </w:rPr>
-              <w:t xml:space="preserve">99.75%</w:t>
+              <w:t xml:space="preserve">99.76%</w:t>
             </w:r>
           </w:p>
         </w:tc>
@@ -15370,7 +15370,7 @@
                 <w:sz w:val="18"/>
                 <w:szCs w:val="18"/>
               </w:rPr>
-              <w:t xml:space="preserve">338</w:t>
+              <w:t xml:space="preserve">334</w:t>
             </w:r>
           </w:p>
         </w:tc>
@@ -15436,7 +15436,7 @@
                 <w:sz w:val="18"/>
                 <w:szCs w:val="18"/>
               </w:rPr>
-              <w:t xml:space="preserve">1276</w:t>
+              <w:t xml:space="preserve">1285</w:t>
             </w:r>
           </w:p>
         </w:tc>
@@ -15469,7 +15469,7 @@
                 <w:sz w:val="18"/>
                 <w:szCs w:val="18"/>
               </w:rPr>
-              <w:t xml:space="preserve">99.64%</w:t>
+              <w:t xml:space="preserve">99.77%</w:t>
             </w:r>
           </w:p>
         </w:tc>
@@ -15502,7 +15502,7 @@
                 <w:sz w:val="18"/>
                 <w:szCs w:val="18"/>
               </w:rPr>
-              <w:t xml:space="preserve">+5.0%</w:t>
+              <w:t xml:space="preserve">+4.4%</w:t>
             </w:r>
           </w:p>
         </w:tc>
@@ -15639,7 +15639,7 @@
                 <w:sz w:val="18"/>
                 <w:szCs w:val="18"/>
               </w:rPr>
-              <w:t xml:space="preserve">2011</w:t>
+              <w:t xml:space="preserve">2001</w:t>
             </w:r>
           </w:p>
         </w:tc>
@@ -15672,7 +15672,7 @@
                 <w:sz w:val="18"/>
                 <w:szCs w:val="18"/>
               </w:rPr>
-              <w:t xml:space="preserve">2205</w:t>
+              <w:t xml:space="preserve">2203</w:t>
             </w:r>
           </w:p>
         </w:tc>
@@ -15705,7 +15705,7 @@
                 <w:sz w:val="18"/>
                 <w:szCs w:val="18"/>
               </w:rPr>
-              <w:t xml:space="preserve">98.21%</w:t>
+              <w:t xml:space="preserve">98.35%</w:t>
             </w:r>
           </w:p>
         </w:tc>
@@ -15738,7 +15738,7 @@
                 <w:sz w:val="18"/>
                 <w:szCs w:val="18"/>
               </w:rPr>
-              <w:t xml:space="preserve">+386.7%</w:t>
+              <w:t xml:space="preserve">+392.5%</w:t>
             </w:r>
           </w:p>
         </w:tc>
@@ -15842,7 +15842,7 @@
                 <w:sz w:val="18"/>
                 <w:szCs w:val="18"/>
               </w:rPr>
-              <w:t xml:space="preserve">1438</w:t>
+              <w:t xml:space="preserve">1513</w:t>
             </w:r>
           </w:p>
         </w:tc>
@@ -15875,7 +15875,7 @@
                 <w:sz w:val="18"/>
                 <w:szCs w:val="18"/>
               </w:rPr>
-              <w:t xml:space="preserve">2206</w:t>
+              <w:t xml:space="preserve">2158</w:t>
             </w:r>
           </w:p>
         </w:tc>
@@ -15908,7 +15908,7 @@
                 <w:sz w:val="18"/>
                 <w:szCs w:val="18"/>
               </w:rPr>
-              <w:t xml:space="preserve">2476</w:t>
+              <w:t xml:space="preserve">2416</w:t>
             </w:r>
           </w:p>
         </w:tc>
@@ -15941,7 +15941,7 @@
                 <w:sz w:val="18"/>
                 <w:szCs w:val="18"/>
               </w:rPr>
-              <w:t xml:space="preserve">95.91%</w:t>
+              <w:t xml:space="preserve">97.07%</w:t>
             </w:r>
           </w:p>
         </w:tc>
@@ -15974,7 +15974,7 @@
                 <w:sz w:val="18"/>
                 <w:szCs w:val="18"/>
               </w:rPr>
-              <w:t xml:space="preserve">−12.6%</w:t>
+              <w:t xml:space="preserve">−8.0%</w:t>
             </w:r>
           </w:p>
         </w:tc>
@@ -16078,7 +16078,7 @@
                 <w:sz w:val="18"/>
                 <w:szCs w:val="18"/>
               </w:rPr>
-              <w:t xml:space="preserve">1438</w:t>
+              <w:t xml:space="preserve">1513</w:t>
             </w:r>
           </w:p>
         </w:tc>
@@ -16111,7 +16111,7 @@
                 <w:sz w:val="18"/>
                 <w:szCs w:val="18"/>
               </w:rPr>
-              <w:t xml:space="preserve">2131</w:t>
+              <w:t xml:space="preserve">2116</w:t>
             </w:r>
           </w:p>
         </w:tc>
@@ -16144,7 +16144,7 @@
                 <w:sz w:val="18"/>
                 <w:szCs w:val="18"/>
               </w:rPr>
-              <w:t xml:space="preserve">2401</w:t>
+              <w:t xml:space="preserve">2356</w:t>
             </w:r>
           </w:p>
         </w:tc>
@@ -16347,7 +16347,7 @@
                 <w:sz w:val="18"/>
                 <w:szCs w:val="18"/>
               </w:rPr>
-              <w:t xml:space="preserve">2006</w:t>
+              <w:t xml:space="preserve">1996</w:t>
             </w:r>
           </w:p>
         </w:tc>
@@ -16380,7 +16380,7 @@
                 <w:sz w:val="18"/>
                 <w:szCs w:val="18"/>
               </w:rPr>
-              <w:t xml:space="preserve">2101</w:t>
+              <w:t xml:space="preserve">2081</w:t>
             </w:r>
           </w:p>
         </w:tc>
@@ -16413,7 +16413,7 @@
                 <w:sz w:val="18"/>
                 <w:szCs w:val="18"/>
               </w:rPr>
-              <w:t xml:space="preserve">98.82%</w:t>
+              <w:t xml:space="preserve">98.95%</w:t>
             </w:r>
           </w:p>
         </w:tc>
@@ -16446,7 +16446,7 @@
                 <w:sz w:val="18"/>
                 <w:szCs w:val="18"/>
               </w:rPr>
-              <w:t xml:space="preserve">+14.4%</w:t>
+              <w:t xml:space="preserve">+8.7%</w:t>
             </w:r>
           </w:p>
         </w:tc>
@@ -16583,7 +16583,7 @@
                 <w:sz w:val="18"/>
                 <w:szCs w:val="18"/>
               </w:rPr>
-              <w:t xml:space="preserve">2011</w:t>
+              <w:t xml:space="preserve">1996</w:t>
             </w:r>
           </w:p>
         </w:tc>
@@ -16616,7 +16616,7 @@
                 <w:sz w:val="18"/>
                 <w:szCs w:val="18"/>
               </w:rPr>
-              <w:t xml:space="preserve">2106</w:t>
+              <w:t xml:space="preserve">2116</w:t>
             </w:r>
           </w:p>
         </w:tc>
@@ -16649,7 +16649,7 @@
                 <w:sz w:val="18"/>
                 <w:szCs w:val="18"/>
               </w:rPr>
-              <w:t xml:space="preserve">98.56%</w:t>
+              <w:t xml:space="preserve">98.62%</w:t>
             </w:r>
           </w:p>
         </w:tc>
@@ -16786,7 +16786,7 @@
                 <w:sz w:val="18"/>
                 <w:szCs w:val="18"/>
               </w:rPr>
-              <w:t xml:space="preserve">1415</w:t>
+              <w:t xml:space="preserve">1521</w:t>
             </w:r>
           </w:p>
         </w:tc>
@@ -16819,7 +16819,7 @@
                 <w:sz w:val="18"/>
                 <w:szCs w:val="18"/>
               </w:rPr>
-              <w:t xml:space="preserve">1916</w:t>
+              <w:t xml:space="preserve">1913</w:t>
             </w:r>
           </w:p>
         </w:tc>
@@ -16852,7 +16852,7 @@
                 <w:sz w:val="18"/>
                 <w:szCs w:val="18"/>
               </w:rPr>
-              <w:t xml:space="preserve">2016</w:t>
+              <w:t xml:space="preserve">2025</w:t>
             </w:r>
           </w:p>
         </w:tc>
@@ -16885,7 +16885,7 @@
                 <w:sz w:val="18"/>
                 <w:szCs w:val="18"/>
               </w:rPr>
-              <w:t xml:space="preserve">98.75%</w:t>
+              <w:t xml:space="preserve">98.51%</w:t>
             </w:r>
           </w:p>
         </w:tc>
@@ -16918,7 +16918,7 @@
                 <w:sz w:val="18"/>
                 <w:szCs w:val="18"/>
               </w:rPr>
-              <w:t xml:space="preserve">−14.0%</w:t>
+              <w:t xml:space="preserve">−7.5%</w:t>
             </w:r>
           </w:p>
         </w:tc>
@@ -17022,7 +17022,7 @@
                 <w:sz w:val="18"/>
                 <w:szCs w:val="18"/>
               </w:rPr>
-              <w:t xml:space="preserve">1415</w:t>
+              <w:t xml:space="preserve">1521</w:t>
             </w:r>
           </w:p>
         </w:tc>
@@ -17055,7 +17055,7 @@
                 <w:sz w:val="18"/>
                 <w:szCs w:val="18"/>
               </w:rPr>
-              <w:t xml:space="preserve">1911</w:t>
+              <w:t xml:space="preserve">1906</w:t>
             </w:r>
           </w:p>
         </w:tc>
@@ -17088,7 +17088,7 @@
                 <w:sz w:val="18"/>
                 <w:szCs w:val="18"/>
               </w:rPr>
-              <w:t xml:space="preserve">2001</w:t>
+              <w:t xml:space="preserve">2011</w:t>
             </w:r>
           </w:p>
         </w:tc>
@@ -17121,7 +17121,7 @@
                 <w:sz w:val="18"/>
                 <w:szCs w:val="18"/>
               </w:rPr>
-              <w:t xml:space="preserve">99.10%</w:t>
+              <w:t xml:space="preserve">98.91%</w:t>
             </w:r>
           </w:p>
         </w:tc>
@@ -17258,7 +17258,7 @@
                 <w:sz w:val="18"/>
                 <w:szCs w:val="18"/>
               </w:rPr>
-              <w:t xml:space="preserve">1471</w:t>
+              <w:t xml:space="preserve">1466</w:t>
             </w:r>
           </w:p>
         </w:tc>
@@ -17291,7 +17291,7 @@
                 <w:sz w:val="18"/>
                 <w:szCs w:val="18"/>
               </w:rPr>
-              <w:t xml:space="preserve">1916</w:t>
+              <w:t xml:space="preserve">1896</w:t>
             </w:r>
           </w:p>
         </w:tc>
@@ -17324,7 +17324,7 @@
                 <w:sz w:val="18"/>
                 <w:szCs w:val="18"/>
               </w:rPr>
-              <w:t xml:space="preserve">2006</w:t>
+              <w:t xml:space="preserve">2011</w:t>
             </w:r>
           </w:p>
         </w:tc>
@@ -17357,7 +17357,7 @@
                 <w:sz w:val="18"/>
                 <w:szCs w:val="18"/>
               </w:rPr>
-              <w:t xml:space="preserve">99.07%</w:t>
+              <w:t xml:space="preserve">99.08%</w:t>
             </w:r>
           </w:p>
         </w:tc>
@@ -17390,7 +17390,7 @@
                 <w:sz w:val="18"/>
                 <w:szCs w:val="18"/>
               </w:rPr>
-              <w:t xml:space="preserve">+4.0%</w:t>
+              <w:t xml:space="preserve">−3.6%</w:t>
             </w:r>
           </w:p>
         </w:tc>
@@ -17494,7 +17494,7 @@
                 <w:sz w:val="18"/>
                 <w:szCs w:val="18"/>
               </w:rPr>
-              <w:t xml:space="preserve">2501</w:t>
+              <w:t xml:space="preserve">2446</w:t>
             </w:r>
           </w:p>
         </w:tc>
@@ -17527,7 +17527,7 @@
                 <w:sz w:val="18"/>
                 <w:szCs w:val="18"/>
               </w:rPr>
-              <w:t xml:space="preserve">2589</w:t>
+              <w:t xml:space="preserve">2536</w:t>
             </w:r>
           </w:p>
         </w:tc>
@@ -17560,7 +17560,7 @@
                 <w:sz w:val="18"/>
                 <w:szCs w:val="18"/>
               </w:rPr>
-              <w:t xml:space="preserve">2636</w:t>
+              <w:t xml:space="preserve">2566</w:t>
             </w:r>
           </w:p>
         </w:tc>
@@ -17593,7 +17593,7 @@
                 <w:sz w:val="18"/>
                 <w:szCs w:val="18"/>
               </w:rPr>
-              <w:t xml:space="preserve">99.65%</w:t>
+              <w:t xml:space="preserve">99.72%</w:t>
             </w:r>
           </w:p>
         </w:tc>
@@ -17626,7 +17626,7 @@
                 <w:sz w:val="18"/>
                 <w:szCs w:val="18"/>
               </w:rPr>
-              <w:t xml:space="preserve">+70.0%</w:t>
+              <w:t xml:space="preserve">+66.8%</w:t>
             </w:r>
           </w:p>
         </w:tc>
@@ -17730,7 +17730,7 @@
                 <w:sz w:val="18"/>
                 <w:szCs w:val="18"/>
               </w:rPr>
-              <w:t xml:space="preserve">2501</w:t>
+              <w:t xml:space="preserve">2446</w:t>
             </w:r>
           </w:p>
         </w:tc>
@@ -17763,7 +17763,7 @@
                 <w:sz w:val="18"/>
                 <w:szCs w:val="18"/>
               </w:rPr>
-              <w:t xml:space="preserve">2589</w:t>
+              <w:t xml:space="preserve">2536</w:t>
             </w:r>
           </w:p>
         </w:tc>
@@ -17796,7 +17796,7 @@
                 <w:sz w:val="18"/>
                 <w:szCs w:val="18"/>
               </w:rPr>
-              <w:t xml:space="preserve">2631</w:t>
+              <w:t xml:space="preserve">2566</w:t>
             </w:r>
           </w:p>
         </w:tc>
@@ -17829,7 +17829,7 @@
                 <w:sz w:val="18"/>
                 <w:szCs w:val="18"/>
               </w:rPr>
-              <w:t xml:space="preserve">99.64%</w:t>
+              <w:t xml:space="preserve">99.72%</w:t>
             </w:r>
           </w:p>
         </w:tc>
@@ -18222,7 +18222,7 @@
           <wp:inline distT="0" distB="0" distL="0" distR="0">
             <wp:extent cx="5762625" cy="2209800"/>
             <wp:effectExtent t="0" r="0" b="0" l="0"/>
-            <wp:docPr id="1" name="f6_routing.png" descr="Figure 23 — CH → BS routing: far BS +16 % with the energy-aware relay (1441 → 1671); no change at the centre." title="Figure 23 — CH → BS routing: far BS +16 % with the energy-aware relay (1441 → 1671); no change at the centre."/>
+            <wp:docPr id="1" name="f6_routing.png" descr="Figure 23 — CH → BS routing: far BS +16 % with the energy-aware relay (1406 → 1626); no change at the centre." title="Figure 23 — CH → BS routing: far BS +16 % with the energy-aware relay (1406 → 1626); no change at the centre."/>
             <wp:cNvGraphicFramePr>
               <a:graphicFrameLocks xmlns:a="http://schemas.openxmlformats.org/drawingml/2006/main" noChangeAspect="1"/>
             </wp:cNvGraphicFramePr>
@@ -18271,7 +18271,7 @@
           <w:sz w:val="18"/>
           <w:szCs w:val="18"/>
         </w:rPr>
-        <w:t xml:space="preserve">Figure 23 — CH → BS routing: far BS +16 % with the energy-aware relay (1441 → 1671); no change at the centre.</w:t>
+        <w:t xml:space="preserve">Figure 23 — CH → BS routing: far BS +16 % with the energy-aware relay (1406 → 1626); no change at the centre.</w:t>
       </w:r>
     </w:p>
     <w:p>
@@ -18771,7 +18771,7 @@
                 <w:sz w:val="18"/>
                 <w:szCs w:val="18"/>
               </w:rPr>
-              <w:t xml:space="preserve">634</w:t>
+              <w:t xml:space="preserve">658</w:t>
             </w:r>
           </w:p>
         </w:tc>
@@ -18804,7 +18804,7 @@
                 <w:sz w:val="18"/>
                 <w:szCs w:val="18"/>
               </w:rPr>
-              <w:t xml:space="preserve">1216</w:t>
+              <w:t xml:space="preserve">1197</w:t>
             </w:r>
           </w:p>
         </w:tc>
@@ -18837,7 +18837,7 @@
                 <w:sz w:val="18"/>
                 <w:szCs w:val="18"/>
               </w:rPr>
-              <w:t xml:space="preserve">1883</w:t>
+              <w:t xml:space="preserve">1875</w:t>
             </w:r>
           </w:p>
         </w:tc>
@@ -18870,7 +18870,7 @@
                 <w:sz w:val="18"/>
                 <w:szCs w:val="18"/>
               </w:rPr>
-              <w:t xml:space="preserve">99.68%</w:t>
+              <w:t xml:space="preserve">99.65%</w:t>
             </w:r>
           </w:p>
         </w:tc>
@@ -19451,7 +19451,7 @@
                 <w:sz w:val="18"/>
                 <w:szCs w:val="18"/>
               </w:rPr>
-              <w:t xml:space="preserve">1368</w:t>
+              <w:t xml:space="preserve">1335</w:t>
             </w:r>
           </w:p>
         </w:tc>
@@ -19484,7 +19484,7 @@
                 <w:sz w:val="18"/>
                 <w:szCs w:val="18"/>
               </w:rPr>
-              <w:t xml:space="preserve">1385</w:t>
+              <w:t xml:space="preserve">1384</w:t>
             </w:r>
           </w:p>
         </w:tc>
@@ -19517,7 +19517,7 @@
                 <w:sz w:val="18"/>
                 <w:szCs w:val="18"/>
               </w:rPr>
-              <w:t xml:space="preserve">1767</w:t>
+              <w:t xml:space="preserve">1766</w:t>
             </w:r>
           </w:p>
         </w:tc>
@@ -19550,7 +19550,7 @@
                 <w:sz w:val="18"/>
                 <w:szCs w:val="18"/>
               </w:rPr>
-              <w:t xml:space="preserve">99.51%</w:t>
+              <w:t xml:space="preserve">99.62%</w:t>
             </w:r>
           </w:p>
         </w:tc>
@@ -19621,7 +19621,7 @@
                 <w:sz w:val="18"/>
                 <w:szCs w:val="18"/>
               </w:rPr>
-              <w:t xml:space="preserve">2501</w:t>
+              <w:t xml:space="preserve">2446</w:t>
             </w:r>
           </w:p>
         </w:tc>
@@ -19654,7 +19654,7 @@
                 <w:sz w:val="18"/>
                 <w:szCs w:val="18"/>
               </w:rPr>
-              <w:t xml:space="preserve">2589</w:t>
+              <w:t xml:space="preserve">2536</w:t>
             </w:r>
           </w:p>
         </w:tc>
@@ -19687,7 +19687,7 @@
                 <w:sz w:val="18"/>
                 <w:szCs w:val="18"/>
               </w:rPr>
-              <w:t xml:space="preserve">2636</w:t>
+              <w:t xml:space="preserve">2566</w:t>
             </w:r>
           </w:p>
         </w:tc>
@@ -19720,7 +19720,7 @@
                 <w:sz w:val="18"/>
                 <w:szCs w:val="18"/>
               </w:rPr>
-              <w:t xml:space="preserve">99.65%</w:t>
+              <w:t xml:space="preserve">99.72%</w:t>
             </w:r>
           </w:p>
         </w:tc>
@@ -19926,7 +19926,7 @@
           <wp:inline distT="0" distB="0" distL="0" distR="0">
             <wp:extent cx="5305425" cy="2400300"/>
             <wp:effectExtent t="0" r="0" b="0" l="0"/>
-            <wp:docPr id="1" name="f7_robustness.png" descr="Figure 28 — 8 random topologies: v8 FND 2471 – 2531." title="Figure 28 — 8 random topologies: v8 FND 2471 – 2531."/>
+            <wp:docPr id="1" name="f7_robustness.png" descr="Figure 28 — 8 random topologies: v8 FND 2401 – 2481." title="Figure 28 — 8 random topologies: v8 FND 2401 – 2481."/>
             <wp:cNvGraphicFramePr>
               <a:graphicFrameLocks xmlns:a="http://schemas.openxmlformats.org/drawingml/2006/main" noChangeAspect="1"/>
             </wp:cNvGraphicFramePr>
@@ -19975,7 +19975,7 @@
           <w:sz w:val="18"/>
           <w:szCs w:val="18"/>
         </w:rPr>
-        <w:t xml:space="preserve">Figure 28 — 8 random topologies: v8 FND 2471 – 2531.</w:t>
+        <w:t xml:space="preserve">Figure 28 — 8 random topologies: v8 FND 2401 – 2481.</w:t>
       </w:r>
     </w:p>
     <w:p>
@@ -20479,7 +20479,7 @@
                 <w:sz w:val="18"/>
                 <w:szCs w:val="18"/>
               </w:rPr>
-              <w:t xml:space="preserve">634</w:t>
+              <w:t xml:space="preserve">658</w:t>
             </w:r>
           </w:p>
         </w:tc>
@@ -20512,7 +20512,7 @@
                 <w:sz w:val="18"/>
                 <w:szCs w:val="18"/>
               </w:rPr>
-              <w:t xml:space="preserve">330</w:t>
+              <w:t xml:space="preserve">350</w:t>
             </w:r>
           </w:p>
         </w:tc>
@@ -20545,7 +20545,7 @@
                 <w:sz w:val="18"/>
                 <w:szCs w:val="18"/>
               </w:rPr>
-              <w:t xml:space="preserve">774</w:t>
+              <w:t xml:space="preserve">765</w:t>
             </w:r>
           </w:p>
         </w:tc>
@@ -20578,7 +20578,7 @@
                 <w:sz w:val="18"/>
                 <w:szCs w:val="18"/>
               </w:rPr>
-              <w:t xml:space="preserve">1374</w:t>
+              <w:t xml:space="preserve">1375</w:t>
             </w:r>
           </w:p>
         </w:tc>
@@ -20611,7 +20611,7 @@
                 <w:sz w:val="18"/>
                 <w:szCs w:val="18"/>
               </w:rPr>
-              <w:t xml:space="preserve">99.52%</w:t>
+              <w:t xml:space="preserve">99.53%</w:t>
             </w:r>
           </w:p>
         </w:tc>
@@ -21291,7 +21291,7 @@
                 <w:sz w:val="18"/>
                 <w:szCs w:val="18"/>
               </w:rPr>
-              <w:t xml:space="preserve">1368</w:t>
+              <w:t xml:space="preserve">1335</w:t>
             </w:r>
           </w:p>
         </w:tc>
@@ -21324,7 +21324,7 @@
                 <w:sz w:val="18"/>
                 <w:szCs w:val="18"/>
               </w:rPr>
-              <w:t xml:space="preserve">1412</w:t>
+              <w:t xml:space="preserve">1410</w:t>
             </w:r>
           </w:p>
         </w:tc>
@@ -21390,7 +21390,7 @@
                 <w:sz w:val="18"/>
                 <w:szCs w:val="18"/>
               </w:rPr>
-              <w:t xml:space="preserve">1456</w:t>
+              <w:t xml:space="preserve">1457</w:t>
             </w:r>
           </w:p>
         </w:tc>
@@ -21423,7 +21423,7 @@
                 <w:sz w:val="18"/>
                 <w:szCs w:val="18"/>
               </w:rPr>
-              <w:t xml:space="preserve">99.12%</w:t>
+              <w:t xml:space="preserve">99.18%</w:t>
             </w:r>
           </w:p>
         </w:tc>
@@ -21494,7 +21494,7 @@
                 <w:sz w:val="18"/>
                 <w:szCs w:val="18"/>
               </w:rPr>
-              <w:t xml:space="preserve">2501</w:t>
+              <w:t xml:space="preserve">2446</w:t>
             </w:r>
           </w:p>
         </w:tc>
@@ -21527,7 +21527,7 @@
                 <w:sz w:val="18"/>
                 <w:szCs w:val="18"/>
               </w:rPr>
-              <w:t xml:space="preserve">1441</w:t>
+              <w:t xml:space="preserve">1406</w:t>
             </w:r>
           </w:p>
         </w:tc>
@@ -21560,7 +21560,7 @@
                 <w:sz w:val="18"/>
                 <w:szCs w:val="18"/>
               </w:rPr>
-              <w:t xml:space="preserve">1596</w:t>
+              <w:t xml:space="preserve">1551</w:t>
             </w:r>
           </w:p>
         </w:tc>
@@ -21593,7 +21593,7 @@
                 <w:sz w:val="18"/>
                 <w:szCs w:val="18"/>
               </w:rPr>
-              <w:t xml:space="preserve">1646</w:t>
+              <w:t xml:space="preserve">1606</w:t>
             </w:r>
           </w:p>
         </w:tc>
@@ -21626,7 +21626,7 @@
                 <w:sz w:val="18"/>
                 <w:szCs w:val="18"/>
               </w:rPr>
-              <w:t xml:space="preserve">99.46%</w:t>
+              <w:t xml:space="preserve">99.38%</w:t>
             </w:r>
           </w:p>
         </w:tc>
@@ -21697,7 +21697,7 @@
                 <w:sz w:val="18"/>
                 <w:szCs w:val="18"/>
               </w:rPr>
-              <w:t xml:space="preserve">2501</w:t>
+              <w:t xml:space="preserve">2446</w:t>
             </w:r>
           </w:p>
         </w:tc>
@@ -21730,7 +21730,7 @@
                 <w:sz w:val="18"/>
                 <w:szCs w:val="18"/>
               </w:rPr>
-              <w:t xml:space="preserve">1671</w:t>
+              <w:t xml:space="preserve">1626</w:t>
             </w:r>
           </w:p>
         </w:tc>
@@ -21763,7 +21763,7 @@
                 <w:sz w:val="18"/>
                 <w:szCs w:val="18"/>
               </w:rPr>
-              <w:t xml:space="preserve">1851</w:t>
+              <w:t xml:space="preserve">1821</w:t>
             </w:r>
           </w:p>
         </w:tc>
@@ -21796,7 +21796,7 @@
                 <w:sz w:val="18"/>
                 <w:szCs w:val="18"/>
               </w:rPr>
-              <w:t xml:space="preserve">1906</w:t>
+              <w:t xml:space="preserve">1881</w:t>
             </w:r>
           </w:p>
         </w:tc>
@@ -21829,7 +21829,7 @@
                 <w:sz w:val="18"/>
                 <w:szCs w:val="18"/>
               </w:rPr>
-              <w:t xml:space="preserve">99.36%</w:t>
+              <w:t xml:space="preserve">99.56%</w:t>
             </w:r>
           </w:p>
         </w:tc>
@@ -21971,7 +21971,7 @@
         <w:spacing w:after="60" w:line="290"/>
       </w:pPr>
       <w:r>
-        <w:t xml:space="preserve">With a far BS v8 alone (1441) is only slightly better than EECH-HEED+ (1412).</w:t>
+        <w:t xml:space="preserve">With a far BS v8 alone (1406) is only slightly better than EECH-HEED+ (1410).</w:t>
       </w:r>
     </w:p>
     <w:p>
@@ -21984,7 +21984,7 @@
         <w:spacing w:after="60" w:line="290"/>
       </w:pPr>
       <w:r>
-        <w:t xml:space="preserve">v8-Chain reaches 1671: +16 % over v8, +18 % over EECH-HEED+, +22 % over PEGASIS and +69 % over LEACH.</w:t>
+        <w:t xml:space="preserve">v8-Chain reaches 1626: +16 % over v8, +15 % over EECH-HEED+, +18 % over PEGASIS and +65 % over LEACH.</w:t>
       </w:r>
     </w:p>
     <w:p>
@@ -22031,7 +22031,7 @@
         <w:spacing w:after="60" w:line="290"/>
       </w:pPr>
       <w:r>
-        <w:t xml:space="preserve">Uniform random deployment only: 8 random topologies tested (v8 FND 2471 – 2531); uneven or clustered layouts not tested.</w:t>
+        <w:t xml:space="preserve">Uniform random deployment only: 8 random topologies tested (v8 FND 2401 – 2481); uneven or clustered layouts not tested.</w:t>
       </w:r>
     </w:p>
     <w:p>
@@ -22091,7 +22091,7 @@
         <w:spacing w:after="60" w:line="290"/>
       </w:pPr>
       <w:r>
-        <w:t xml:space="preserve">v8 is the main protocol: the latest first node death of all with the BS at the centre (FND 2501, PDR 99.65%).</w:t>
+        <w:t xml:space="preserve">v8 is the main protocol: the latest first node death of all with the BS at the centre (FND 2446, PDR 99.72%).</w:t>
       </w:r>
     </w:p>
     <w:p>
@@ -22104,7 +22104,7 @@
         <w:spacing w:after="60" w:line="290"/>
       </w:pPr>
       <w:r>
-        <w:t xml:space="preserve">v8-Chain is v8 plus an energy-aware relay, used when the BS is far: FND 1671, the best of all protocols in that case.</w:t>
+        <w:t xml:space="preserve">v8-Chain is v8 plus an energy-aware relay, used when the BS is far: FND 1626, the best of all protocols in that case.</w:t>
       </w:r>
     </w:p>
     <w:p>

--- a/thesis-final/SOTA_Report_v8-Chain.docx
+++ b/thesis-final/SOTA_Report_v8-Chain.docx
@@ -14764,6 +14764,69 @@
     </w:p>
     <w:p>
       <w:pPr>
+        <w:keepNext/>
+        <w:spacing w:after="40" w:before="120"/>
+        <w:jc w:val="center"/>
+      </w:pPr>
+      <w:r>
+        <w:drawing>
+          <wp:inline distT="0" distB="0" distL="0" distR="0">
+            <wp:extent cx="5943600" cy="3219450"/>
+            <wp:effectExtent t="0" r="0" b="0" l="0"/>
+            <wp:docPr id="1" name="v8_concept.png" descr="Figure 20 — Concept of the proposed protocol: clusters, CH election, fusion, CH protection and delivery to the BS." title="Figure 20 — Concept of the proposed protocol: clusters, CH election, fusion, CH protection and delivery to the BS."/>
+            <wp:cNvGraphicFramePr>
+              <a:graphicFrameLocks xmlns:a="http://schemas.openxmlformats.org/drawingml/2006/main" noChangeAspect="1"/>
+            </wp:cNvGraphicFramePr>
+            <a:graphic xmlns:a="http://schemas.openxmlformats.org/drawingml/2006/main">
+              <a:graphicData uri="http://schemas.openxmlformats.org/drawingml/2006/picture">
+                <pic:pic xmlns:pic="http://schemas.openxmlformats.org/drawingml/2006/picture">
+                  <pic:nvPicPr>
+                    <pic:cNvPr id="0" name="" descr=""/>
+                    <pic:cNvPicPr>
+                      <a:picLocks noChangeAspect="1" noChangeArrowheads="1"/>
+                    </pic:cNvPicPr>
+                  </pic:nvPicPr>
+                  <pic:blipFill>
+                    <a:blip r:embed="rId36" cstate="none"/>
+                    <a:srcRect/>
+                    <a:stretch>
+                      <a:fillRect/>
+                    </a:stretch>
+                  </pic:blipFill>
+                  <pic:spPr bwMode="auto">
+                    <a:xfrm>
+                      <a:off x="0" y="0"/>
+                      <a:ext cx="5943600" cy="3219450"/>
+                    </a:xfrm>
+                    <a:prstGeom prst="rect">
+                      <a:avLst/>
+                    </a:prstGeom>
+                  </pic:spPr>
+                </pic:pic>
+              </a:graphicData>
+            </a:graphic>
+          </wp:inline>
+        </w:drawing>
+      </w:r>
+    </w:p>
+    <w:p>
+      <w:pPr>
+        <w:spacing w:after="200" w:before="60"/>
+        <w:jc w:val="center"/>
+      </w:pPr>
+      <w:r>
+        <w:rPr>
+          <w:i/>
+          <w:iCs/>
+          <w:color w:val="5F5E5A"/>
+          <w:sz w:val="18"/>
+          <w:szCs w:val="18"/>
+        </w:rPr>
+        <w:t xml:space="preserve">Figure 20 — Concept of the proposed protocol: clusters, CH election, fusion, CH protection and delivery to the BS.</w:t>
+      </w:r>
+    </w:p>
+    <w:p>
+      <w:pPr>
         <w:spacing w:after="120" w:line="300"/>
       </w:pPr>
       <w:r>
@@ -17887,7 +17950,7 @@
           <wp:inline distT="0" distB="0" distL="0" distR="0">
             <wp:extent cx="5762625" cy="2562225"/>
             <wp:effectExtent t="0" r="0" b="0" l="0"/>
-            <wp:docPr id="1" name="f4_evolution.png" descr="Figure 20 — First node death of every version." title="Figure 20 — First node death of every version."/>
+            <wp:docPr id="1" name="f4_evolution.png" descr="Figure 21 — First node death of every version." title="Figure 21 — First node death of every version."/>
             <wp:cNvGraphicFramePr>
               <a:graphicFrameLocks xmlns:a="http://schemas.openxmlformats.org/drawingml/2006/main" noChangeAspect="1"/>
             </wp:cNvGraphicFramePr>
@@ -17901,7 +17964,7 @@
                     </pic:cNvPicPr>
                   </pic:nvPicPr>
                   <pic:blipFill>
-                    <a:blip r:embed="rId36" cstate="none"/>
+                    <a:blip r:embed="rId37" cstate="none"/>
                     <a:srcRect/>
                     <a:stretch>
                       <a:fillRect/>
@@ -17936,7 +17999,7 @@
           <w:sz w:val="18"/>
           <w:szCs w:val="18"/>
         </w:rPr>
-        <w:t xml:space="preserve">Figure 20 — First node death of every version.</w:t>
+        <w:t xml:space="preserve">Figure 21 — First node death of every version.</w:t>
       </w:r>
     </w:p>
     <w:p>
@@ -17950,7 +18013,7 @@
           <wp:inline distT="0" distB="0" distL="0" distR="0">
             <wp:extent cx="5762625" cy="2219325"/>
             <wp:effectExtent t="0" r="0" b="0" l="0"/>
-            <wp:docPr id="1" name="pdr_versions.png" descr="Figure 21 — PDR of every version." title="Figure 21 — PDR of every version."/>
+            <wp:docPr id="1" name="pdr_versions.png" descr="Figure 22 — PDR of every version." title="Figure 22 — PDR of every version."/>
             <wp:cNvGraphicFramePr>
               <a:graphicFrameLocks xmlns:a="http://schemas.openxmlformats.org/drawingml/2006/main" noChangeAspect="1"/>
             </wp:cNvGraphicFramePr>
@@ -17964,7 +18027,7 @@
                     </pic:cNvPicPr>
                   </pic:nvPicPr>
                   <pic:blipFill>
-                    <a:blip r:embed="rId37" cstate="none"/>
+                    <a:blip r:embed="rId38" cstate="none"/>
                     <a:srcRect/>
                     <a:stretch>
                       <a:fillRect/>
@@ -17999,7 +18062,7 @@
           <w:sz w:val="18"/>
           <w:szCs w:val="18"/>
         </w:rPr>
-        <w:t xml:space="preserve">Figure 21 — PDR of every version.</w:t>
+        <w:t xml:space="preserve">Figure 22 — PDR of every version.</w:t>
       </w:r>
     </w:p>
     <w:p>
@@ -18040,7 +18103,7 @@
                     </pic:cNvPicPr>
                   </pic:nvPicPr>
                   <pic:blipFill>
-                    <a:blip r:embed="rId38" cstate="none"/>
+                    <a:blip r:embed="rId39" cstate="none"/>
                     <a:srcRect/>
                     <a:stretch>
                       <a:fillRect/>
@@ -18126,7 +18189,7 @@
                     </pic:cNvPicPr>
                   </pic:nvPicPr>
                   <pic:blipFill>
-                    <a:blip r:embed="rId39" cstate="none"/>
+                    <a:blip r:embed="rId40" cstate="none"/>
                     <a:srcRect/>
                     <a:stretch>
                       <a:fillRect/>
@@ -18159,7 +18222,7 @@
           <wp:inline distT="0" distB="0" distL="0" distR="0">
             <wp:extent cx="5305425" cy="2486025"/>
             <wp:effectExtent t="0" r="0" b="0" l="0"/>
-            <wp:docPr id="1" name="f5_ablation.png" descr="Figure 22 — Ablation: I4 and I5 carry the gain." title="Figure 22 — Ablation: I4 and I5 carry the gain."/>
+            <wp:docPr id="1" name="f5_ablation.png" descr="Figure 23 — Ablation: I4 and I5 carry the gain." title="Figure 23 — Ablation: I4 and I5 carry the gain."/>
             <wp:cNvGraphicFramePr>
               <a:graphicFrameLocks xmlns:a="http://schemas.openxmlformats.org/drawingml/2006/main" noChangeAspect="1"/>
             </wp:cNvGraphicFramePr>
@@ -18173,7 +18236,7 @@
                     </pic:cNvPicPr>
                   </pic:nvPicPr>
                   <pic:blipFill>
-                    <a:blip r:embed="rId40" cstate="none"/>
+                    <a:blip r:embed="rId41" cstate="none"/>
                     <a:srcRect/>
                     <a:stretch>
                       <a:fillRect/>
@@ -18208,7 +18271,7 @@
           <w:sz w:val="18"/>
           <w:szCs w:val="18"/>
         </w:rPr>
-        <w:t xml:space="preserve">Figure 22 — Ablation: I4 and I5 carry the gain.</w:t>
+        <w:t xml:space="preserve">Figure 23 — Ablation: I4 and I5 carry the gain.</w:t>
       </w:r>
     </w:p>
     <w:p>
@@ -18222,7 +18285,7 @@
           <wp:inline distT="0" distB="0" distL="0" distR="0">
             <wp:extent cx="5762625" cy="2209800"/>
             <wp:effectExtent t="0" r="0" b="0" l="0"/>
-            <wp:docPr id="1" name="f6_routing.png" descr="Figure 23 — CH → BS routing: far BS +16 % with the energy-aware relay (1406 → 1626); no change at the centre." title="Figure 23 — CH → BS routing: far BS +16 % with the energy-aware relay (1406 → 1626); no change at the centre."/>
+            <wp:docPr id="1" name="f6_routing.png" descr="Figure 24 — CH → BS routing: far BS +16 % with the energy-aware relay (1406 → 1626); no change at the centre." title="Figure 24 — CH → BS routing: far BS +16 % with the energy-aware relay (1406 → 1626); no change at the centre."/>
             <wp:cNvGraphicFramePr>
               <a:graphicFrameLocks xmlns:a="http://schemas.openxmlformats.org/drawingml/2006/main" noChangeAspect="1"/>
             </wp:cNvGraphicFramePr>
@@ -18236,7 +18299,7 @@
                     </pic:cNvPicPr>
                   </pic:nvPicPr>
                   <pic:blipFill>
-                    <a:blip r:embed="rId41" cstate="none"/>
+                    <a:blip r:embed="rId42" cstate="none"/>
                     <a:srcRect/>
                     <a:stretch>
                       <a:fillRect/>
@@ -18271,7 +18334,7 @@
           <w:sz w:val="18"/>
           <w:szCs w:val="18"/>
         </w:rPr>
-        <w:t xml:space="preserve">Figure 23 — CH → BS routing: far BS +16 % with the energy-aware relay (1406 → 1626); no change at the centre.</w:t>
+        <w:t xml:space="preserve">Figure 24 — CH → BS routing: far BS +16 % with the energy-aware relay (1406 → 1626); no change at the centre.</w:t>
       </w:r>
     </w:p>
     <w:p>
@@ -18285,7 +18348,7 @@
           <wp:inline distT="0" distB="0" distL="0" distR="0">
             <wp:extent cx="5943600" cy="3352800"/>
             <wp:effectExtent t="0" r="0" b="0" l="0"/>
-            <wp:docPr id="1" name="f12_architecture.png" descr="Figure 24 — Architecture of v8 (the relay box is active only in v8-Chain)." title="Figure 24 — Architecture of v8 (the relay box is active only in v8-Chain)."/>
+            <wp:docPr id="1" name="f12_architecture.png" descr="Figure 25 — Architecture of v8 (the relay box is active only in v8-Chain)." title="Figure 25 — Architecture of v8 (the relay box is active only in v8-Chain)."/>
             <wp:cNvGraphicFramePr>
               <a:graphicFrameLocks xmlns:a="http://schemas.openxmlformats.org/drawingml/2006/main" noChangeAspect="1"/>
             </wp:cNvGraphicFramePr>
@@ -18299,7 +18362,7 @@
                     </pic:cNvPicPr>
                   </pic:nvPicPr>
                   <pic:blipFill>
-                    <a:blip r:embed="rId42" cstate="none"/>
+                    <a:blip r:embed="rId43" cstate="none"/>
                     <a:srcRect/>
                     <a:stretch>
                       <a:fillRect/>
@@ -18334,7 +18397,7 @@
           <w:sz w:val="18"/>
           <w:szCs w:val="18"/>
         </w:rPr>
-        <w:t xml:space="preserve">Figure 24 — Architecture of v8 (the relay box is active only in v8-Chain).</w:t>
+        <w:t xml:space="preserve">Figure 25 — Architecture of v8 (the relay box is active only in v8-Chain).</w:t>
       </w:r>
     </w:p>
     <w:p>
@@ -19737,7 +19800,7 @@
           <wp:inline distT="0" distB="0" distL="0" distR="0">
             <wp:extent cx="5943600" cy="2895600"/>
             <wp:effectExtent t="0" r="0" b="0" l="0"/>
-            <wp:docPr id="1" name="f1_lifetime_families.png" descr="Figure 25 — Lifetime of the best version of every family." title="Figure 25 — Lifetime of the best version of every family."/>
+            <wp:docPr id="1" name="f1_lifetime_families.png" descr="Figure 26 — Lifetime of the best version of every family." title="Figure 26 — Lifetime of the best version of every family."/>
             <wp:cNvGraphicFramePr>
               <a:graphicFrameLocks xmlns:a="http://schemas.openxmlformats.org/drawingml/2006/main" noChangeAspect="1"/>
             </wp:cNvGraphicFramePr>
@@ -19751,7 +19814,7 @@
                     </pic:cNvPicPr>
                   </pic:nvPicPr>
                   <pic:blipFill>
-                    <a:blip r:embed="rId43" cstate="none"/>
+                    <a:blip r:embed="rId44" cstate="none"/>
                     <a:srcRect/>
                     <a:stretch>
                       <a:fillRect/>
@@ -19786,7 +19849,7 @@
           <w:sz w:val="18"/>
           <w:szCs w:val="18"/>
         </w:rPr>
-        <w:t xml:space="preserve">Figure 25 — Lifetime of the best version of every family.</w:t>
+        <w:t xml:space="preserve">Figure 26 — Lifetime of the best version of every family.</w:t>
       </w:r>
     </w:p>
     <w:p>
@@ -19800,7 +19863,7 @@
           <wp:inline distT="0" distB="0" distL="0" distR="0">
             <wp:extent cx="5305425" cy="2390775"/>
             <wp:effectExtent t="0" r="0" b="0" l="0"/>
-            <wp:docPr id="1" name="c1_fnd_rank.png" descr="Figure 26 — First node death ranking and the v8 gain." title="Figure 26 — First node death ranking and the v8 gain."/>
+            <wp:docPr id="1" name="c1_fnd_rank.png" descr="Figure 27 — First node death ranking and the v8 gain." title="Figure 27 — First node death ranking and the v8 gain."/>
             <wp:cNvGraphicFramePr>
               <a:graphicFrameLocks xmlns:a="http://schemas.openxmlformats.org/drawingml/2006/main" noChangeAspect="1"/>
             </wp:cNvGraphicFramePr>
@@ -19814,7 +19877,7 @@
                     </pic:cNvPicPr>
                   </pic:nvPicPr>
                   <pic:blipFill>
-                    <a:blip r:embed="rId44" cstate="none"/>
+                    <a:blip r:embed="rId45" cstate="none"/>
                     <a:srcRect/>
                     <a:stretch>
                       <a:fillRect/>
@@ -19849,7 +19912,7 @@
           <w:sz w:val="18"/>
           <w:szCs w:val="18"/>
         </w:rPr>
-        <w:t xml:space="preserve">Figure 26 — First node death ranking and the v8 gain.</w:t>
+        <w:t xml:space="preserve">Figure 27 — First node death ranking and the v8 gain.</w:t>
       </w:r>
     </w:p>
     <w:p>
@@ -19863,7 +19926,7 @@
           <wp:inline distT="0" distB="0" distL="0" distR="0">
             <wp:extent cx="5486400" cy="2838450"/>
             <wp:effectExtent t="0" r="0" b="0" l="0"/>
-            <wp:docPr id="1" name="f3_alive_curves.png" descr="Figure 27 — Alive nodes per round." title="Figure 27 — Alive nodes per round."/>
+            <wp:docPr id="1" name="f3_alive_curves.png" descr="Figure 28 — Alive nodes per round." title="Figure 28 — Alive nodes per round."/>
             <wp:cNvGraphicFramePr>
               <a:graphicFrameLocks xmlns:a="http://schemas.openxmlformats.org/drawingml/2006/main" noChangeAspect="1"/>
             </wp:cNvGraphicFramePr>
@@ -19877,7 +19940,7 @@
                     </pic:cNvPicPr>
                   </pic:nvPicPr>
                   <pic:blipFill>
-                    <a:blip r:embed="rId45" cstate="none"/>
+                    <a:blip r:embed="rId46" cstate="none"/>
                     <a:srcRect/>
                     <a:stretch>
                       <a:fillRect/>
@@ -19912,7 +19975,7 @@
           <w:sz w:val="18"/>
           <w:szCs w:val="18"/>
         </w:rPr>
-        <w:t xml:space="preserve">Figure 27 — Alive nodes per round.</w:t>
+        <w:t xml:space="preserve">Figure 28 — Alive nodes per round.</w:t>
       </w:r>
     </w:p>
     <w:p>
@@ -19926,7 +19989,7 @@
           <wp:inline distT="0" distB="0" distL="0" distR="0">
             <wp:extent cx="5305425" cy="2400300"/>
             <wp:effectExtent t="0" r="0" b="0" l="0"/>
-            <wp:docPr id="1" name="f7_robustness.png" descr="Figure 28 — 8 random topologies: v8 FND 2401 – 2481." title="Figure 28 — 8 random topologies: v8 FND 2401 – 2481."/>
+            <wp:docPr id="1" name="f7_robustness.png" descr="Figure 29 — 8 random topologies: v8 FND 2401 – 2481." title="Figure 29 — 8 random topologies: v8 FND 2401 – 2481."/>
             <wp:cNvGraphicFramePr>
               <a:graphicFrameLocks xmlns:a="http://schemas.openxmlformats.org/drawingml/2006/main" noChangeAspect="1"/>
             </wp:cNvGraphicFramePr>
@@ -19940,7 +20003,7 @@
                     </pic:cNvPicPr>
                   </pic:nvPicPr>
                   <pic:blipFill>
-                    <a:blip r:embed="rId46" cstate="none"/>
+                    <a:blip r:embed="rId47" cstate="none"/>
                     <a:srcRect/>
                     <a:stretch>
                       <a:fillRect/>
@@ -19975,7 +20038,7 @@
           <w:sz w:val="18"/>
           <w:szCs w:val="18"/>
         </w:rPr>
-        <w:t xml:space="preserve">Figure 28 — 8 random topologies: v8 FND 2401 – 2481.</w:t>
+        <w:t xml:space="preserve">Figure 29 — 8 random topologies: v8 FND 2401 – 2481.</w:t>
       </w:r>
     </w:p>
     <w:p>
@@ -21846,7 +21909,7 @@
           <wp:inline distT="0" distB="0" distL="0" distR="0">
             <wp:extent cx="5943600" cy="2324100"/>
             <wp:effectExtent t="0" r="0" b="0" l="0"/>
-            <wp:docPr id="1" name="far_fnd.png" descr="Figure 29 — FND with the BS at the centre (grey) and far away (colour)." title="Figure 29 — FND with the BS at the centre (grey) and far away (colour)."/>
+            <wp:docPr id="1" name="far_fnd.png" descr="Figure 30 — FND with the BS at the centre (grey) and far away (colour)." title="Figure 30 — FND with the BS at the centre (grey) and far away (colour)."/>
             <wp:cNvGraphicFramePr>
               <a:graphicFrameLocks xmlns:a="http://schemas.openxmlformats.org/drawingml/2006/main" noChangeAspect="1"/>
             </wp:cNvGraphicFramePr>
@@ -21860,7 +21923,7 @@
                     </pic:cNvPicPr>
                   </pic:nvPicPr>
                   <pic:blipFill>
-                    <a:blip r:embed="rId47" cstate="none"/>
+                    <a:blip r:embed="rId48" cstate="none"/>
                     <a:srcRect/>
                     <a:stretch>
                       <a:fillRect/>
@@ -21895,7 +21958,7 @@
           <w:sz w:val="18"/>
           <w:szCs w:val="18"/>
         </w:rPr>
-        <w:t xml:space="preserve">Figure 29 — FND with the BS at the centre (grey) and far away (colour).</w:t>
+        <w:t xml:space="preserve">Figure 30 — FND with the BS at the centre (grey) and far away (colour).</w:t>
       </w:r>
     </w:p>
     <w:p>
@@ -21909,7 +21972,7 @@
           <wp:inline distT="0" distB="0" distL="0" distR="0">
             <wp:extent cx="5305425" cy="2390775"/>
             <wp:effectExtent t="0" r="0" b="0" l="0"/>
-            <wp:docPr id="1" name="far_rank.png" descr="Figure 30 — FND ranking with the BS far away." title="Figure 30 — FND ranking with the BS far away."/>
+            <wp:docPr id="1" name="far_rank.png" descr="Figure 31 — FND ranking with the BS far away." title="Figure 31 — FND ranking with the BS far away."/>
             <wp:cNvGraphicFramePr>
               <a:graphicFrameLocks xmlns:a="http://schemas.openxmlformats.org/drawingml/2006/main" noChangeAspect="1"/>
             </wp:cNvGraphicFramePr>
@@ -21923,7 +21986,7 @@
                     </pic:cNvPicPr>
                   </pic:nvPicPr>
                   <pic:blipFill>
-                    <a:blip r:embed="rId48" cstate="none"/>
+                    <a:blip r:embed="rId49" cstate="none"/>
                     <a:srcRect/>
                     <a:stretch>
                       <a:fillRect/>
@@ -21958,7 +22021,7 @@
           <w:sz w:val="18"/>
           <w:szCs w:val="18"/>
         </w:rPr>
-        <w:t xml:space="preserve">Figure 30 — FND ranking with the BS far away.</w:t>
+        <w:t xml:space="preserve">Figure 31 — FND ranking with the BS far away.</w:t>
       </w:r>
     </w:p>
     <w:p>
